--- a/01.manuscript/Cover Letter.docx
+++ b/01.manuscript/Cover Letter.docx
@@ -1,39 +1,85 @@
 
 <file path=word/document.xml><?xml version="1.0" encoding="utf-8"?>
-<w:document xmlns:w="http://schemas.openxmlformats.org/wordprocessingml/2006/main" xmlns:m="http://schemas.openxmlformats.org/officeDocument/2006/math" xmlns:r="http://schemas.openxmlformats.org/officeDocument/2006/relationships" xmlns:o="urn:schemas-microsoft-com:office:office" xmlns:v="urn:schemas-microsoft-com:vml" xmlns:w10="urn:schemas-microsoft-com:office:word" xmlns:a="http://schemas.openxmlformats.org/drawingml/2006/main" xmlns:pic="http://schemas.openxmlformats.org/drawingml/2006/picture" xmlns:wp="http://schemas.openxmlformats.org/drawingml/2006/wordprocessingDrawing">
+<w:document xmlns:wpc="http://schemas.microsoft.com/office/word/2010/wordprocessingCanvas" xmlns:cx="http://schemas.microsoft.com/office/drawing/2014/chartex" xmlns:cx1="http://schemas.microsoft.com/office/drawing/2015/9/8/chartex" xmlns:cx2="http://schemas.microsoft.com/office/drawing/2015/10/21/chartex" xmlns:cx3="http://schemas.microsoft.com/office/drawing/2016/5/9/chartex" xmlns:cx4="http://schemas.microsoft.com/office/drawing/2016/5/10/chartex" xmlns:cx5="http://schemas.microsoft.com/office/drawing/2016/5/11/chartex" xmlns:cx6="http://schemas.microsoft.com/office/drawing/2016/5/12/chartex" xmlns:cx7="http://schemas.microsoft.com/office/drawing/2016/5/13/chartex" xmlns:cx8="http://schemas.microsoft.com/office/drawing/2016/5/14/chartex" xmlns:mc="http://schemas.openxmlformats.org/markup-compatibility/2006" xmlns:m="http://schemas.openxmlformats.org/officeDocument/2006/math" xmlns:aink="http://schemas.microsoft.com/office/drawing/2016/ink" xmlns:am3d="http://schemas.microsoft.com/office/drawing/2017/model3d" xmlns:oel="http://schemas.microsoft.com/office/2019/extlst" xmlns:r="http://schemas.openxmlformats.org/officeDocument/2006/relationships" xmlns:wp14="http://schemas.microsoft.com/office/word/2010/wordprocessingDrawing" xmlns:wp="http://schemas.openxmlformats.org/drawingml/2006/wordprocessingDrawing" xmlns:wpg="http://schemas.microsoft.com/office/word/2010/wordprocessingGroup" xmlns:wpi="http://schemas.microsoft.com/office/word/2010/wordprocessingInk" xmlns:wps="http://schemas.microsoft.com/office/word/2010/wordprocessingShape" xmlns:o="urn:schemas-microsoft-com:office:office" xmlns:v="urn:schemas-microsoft-com:vml" xmlns:w10="urn:schemas-microsoft-com:office:word" xmlns:w="http://schemas.openxmlformats.org/wordprocessingml/2006/main" xmlns:w14="http://schemas.microsoft.com/office/word/2010/wordml" xmlns:w15="http://schemas.microsoft.com/office/word/2012/wordml" xmlns:w16cex="http://schemas.microsoft.com/office/word/2018/wordml/cex" xmlns:w16cid="http://schemas.microsoft.com/office/word/2016/wordml/cid" xmlns:w16="http://schemas.microsoft.com/office/word/2018/wordml" xmlns:w16sdtdh="http://schemas.microsoft.com/office/word/2020/wordml/sdtdatahash" xmlns:w16sdtfl="http://schemas.microsoft.com/office/word/2024/wordml/sdtformatlock" xmlns:w16se="http://schemas.microsoft.com/office/word/2015/wordml/symex" xmlns:w16du="http://schemas.microsoft.com/office/word/2023/wordml/word16du" xmlns:wne="http://schemas.microsoft.com/office/word/2006/wordml" mc:Ignorable="w14 w15 w16se w16cid w16 w16cex w16sdtdh w16sdtfl w16du wp14">
   <w:body>
     <w:p>
       <w:pPr>
         <w:pStyle w:val="FirstParagraph"/>
+        <w:spacing w:after="0"/>
+        <w:ind w:firstLine="0"/>
+        <w:jc w:val="left"/>
       </w:pPr>
       <w:r>
-        <w:t xml:space="preserve">Dr Seamus Murphy</w:t>
+        <w:t>Dr Seamus Murphy</w:t>
+      </w:r>
+    </w:p>
+    <w:p>
+      <w:pPr>
+        <w:pStyle w:val="FirstParagraph"/>
+        <w:spacing w:after="0"/>
+        <w:ind w:firstLine="0"/>
+        <w:jc w:val="left"/>
+      </w:pPr>
+      <w:r>
+        <w:t xml:space="preserve">2187 Comox Ave, Comox, </w:t>
+      </w:r>
+    </w:p>
+    <w:p>
+      <w:pPr>
+        <w:pStyle w:val="FirstParagraph"/>
+        <w:spacing w:after="0"/>
+        <w:ind w:firstLine="0"/>
+        <w:jc w:val="left"/>
+      </w:pPr>
+      <w:r>
+        <w:t xml:space="preserve">BC </w:t>
+      </w:r>
+      <w:r>
+        <w:t xml:space="preserve">V9M 1P5, </w:t>
+      </w:r>
+      <w:r>
+        <w:t>Canada</w:t>
+      </w:r>
+    </w:p>
+    <w:p>
+      <w:pPr>
+        <w:pStyle w:val="FirstParagraph"/>
+        <w:spacing w:after="0"/>
+        <w:ind w:firstLine="0"/>
+        <w:jc w:val="left"/>
+      </w:pPr>
+      <w:r>
+        <w:t>16 September 2026</w:t>
+      </w:r>
+    </w:p>
+    <w:p>
+      <w:pPr>
+        <w:pStyle w:val="FirstParagraph"/>
+        <w:jc w:val="left"/>
+      </w:pPr>
+      <w:r>
+        <w:br/>
+        <w:t>Agricultural and Forest Entomology</w:t>
       </w:r>
       <w:r>
         <w:br/>
-      </w:r>
-      <w:r>
-        <w:t xml:space="preserve">TÜV SÜD, 2187 Comox Ave, Comox, British Columbia V9M 1P5, Canada</w:t>
-      </w:r>
-      <w:r>
-        <w:br/>
-      </w:r>
-      <w:r>
-        <w:t xml:space="preserve">seamusrobertmurphy@gmail.com</w:t>
-      </w:r>
-      <w:r>
-        <w:br/>
-      </w:r>
-      <w:r>
-        <w:t xml:space="preserve">ORCID 0000-0002-1792-0351</w:t>
+        <w:t>Royal Entomological Society</w:t>
       </w:r>
     </w:p>
     <w:p>
       <w:pPr>
         <w:pStyle w:val="BodyText"/>
+        <w:ind w:firstLine="0"/>
       </w:pPr>
       <w:r>
-        <w:t xml:space="preserve">16 September 2026</w:t>
+        <w:rPr>
+          <w:b/>
+          <w:bCs/>
+        </w:rPr>
+        <w:t>RE:</w:t>
+      </w:r>
+      <w:r>
+        <w:t xml:space="preserve"> Submission of a Research Article to Agricultural and Forest Entomology</w:t>
       </w:r>
     </w:p>
     <w:p>
@@ -41,62 +87,52 @@
         <w:pStyle w:val="BodyText"/>
       </w:pPr>
       <w:r>
-        <w:t xml:space="preserve">The Editors</w:t>
-      </w:r>
-      <w:r>
-        <w:br/>
-      </w:r>
-      <w:r>
-        <w:t xml:space="preserve">Agricultural and Forest Entomology</w:t>
-      </w:r>
-      <w:r>
-        <w:br/>
-      </w:r>
-      <w:r>
-        <w:t xml:space="preserve">Royal Entomological Society</w:t>
-      </w:r>
-    </w:p>
-    <w:p>
-      <w:pPr>
-        <w:pStyle w:val="BodyText"/>
-      </w:pPr>
-      <w:r>
-        <w:t xml:space="preserve">RE: Submission of a Research Article to Agricultural and Forest Entomology</w:t>
-      </w:r>
-    </w:p>
-    <w:p>
-      <w:pPr>
-        <w:pStyle w:val="BodyText"/>
-      </w:pPr>
-      <w:r>
-        <w:t xml:space="preserve">Dear Editors,</w:t>
-      </w:r>
-    </w:p>
-    <w:p>
-      <w:pPr>
-        <w:pStyle w:val="BodyText"/>
-      </w:pPr>
-      <w:r>
-        <w:t xml:space="preserve">I wish to submit the attached manuscript,</w:t>
+        <w:t>Dear Editors,</w:t>
       </w:r>
       <w:r>
         <w:t xml:space="preserve"> </w:t>
       </w:r>
+    </w:p>
+    <w:p>
+      <w:pPr>
+        <w:pStyle w:val="BodyText"/>
+      </w:pPr>
       <w:r>
-        <w:t xml:space="preserve">“Testing the wind disruption and disturbance refugia hypothesis for mountain pine beetle outbreaks (</w:t>
+        <w:t>I submit the attached manuscript, "Testing the wind disruption and disturbance refugia hypothesis for mountain pine beetle outbreaks (Dendroctonus ponderosae). Terrain, stand density and flight-period wind as controls on attack in the Selkirk Mountains of British Columbia", to Agricultural and Forest Entomology as a Research Article.</w:t>
+      </w:r>
+    </w:p>
+    <w:p>
+      <w:pPr>
+        <w:pStyle w:val="BodyText"/>
+      </w:pPr>
+      <w:r>
+        <w:t>Krawchuk et al. (2020) proposed that stands escape mountain pine beetle outbreaks where shade, low host density and few large hosts make them refugia, and that wind breaks up the aggregation pheromone in thin stands. This paper tests those mechanisms across 5,573 ha over eight outbreak years, with terrain-resolved sixteen-day wind and previous-year attack in every model</w:t>
+      </w:r>
+      <w:r>
+        <w:t>.</w:t>
+      </w:r>
+    </w:p>
+    <w:p>
+      <w:pPr>
+        <w:pStyle w:val="BodyText"/>
+      </w:pPr>
+      <w:r>
+        <w:t xml:space="preserve">It grew from </w:t>
+      </w:r>
+      <w:r>
+        <w:t xml:space="preserve">our previous </w:t>
+      </w:r>
+      <w:r>
+        <w:t>regeneration study on the same ground (Murphy et al. 2026)</w:t>
       </w:r>
       <w:r>
         <w:rPr>
-          <w:i/>
-          <w:iCs/>
+          <w:rStyle w:val="EndnoteReference"/>
         </w:rPr>
-        <w:t xml:space="preserve">Dendroctonus ponderosae</w:t>
+        <w:endnoteReference w:id="1"/>
       </w:r>
       <w:r>
-        <w:t xml:space="preserve">). Terrain, stand density and flight-period wind as controls on attack in the Selkirk Mountains of British Columbia”</w:t>
-      </w:r>
-      <w:r>
-        <w:t xml:space="preserve">, to Agricultural and Forest Entomology as a Research Article.</w:t>
+        <w:t>, which found that ruggedness shaped regeneration but not which terrain property the beetle answered to. It reuses those ground plots to map attack and separates ruggedness into the components the beetle's biology names.</w:t>
       </w:r>
     </w:p>
     <w:p>
@@ -104,7 +140,7 @@
         <w:pStyle w:val="BodyText"/>
       </w:pPr>
       <w:r>
-        <w:t xml:space="preserve">The study takes up a question left open by Krawchuk et al. (2020), who proposed that some stands escape mountain pine beetle outbreaks because shade, low host density and a shortage of large hosts make them refugia, and who named wind as the cause that breaks up the aggregation pheromone in thin stands. The paper fits the three mechanisms together across 5,573 ha of the Selkirk Mountains over eight outbreak years, with wind measured at the sixteen-day interval of the Landsat record and resolved over the terrain, and with previous-year attack in every model.</w:t>
+        <w:t>Flight-period wind weakens the advantage a dense canopy gives the beetle, the plume mechanism the hypothesis anticipated, while sheltered open ground receives more wind-borne beetles whatever the stand, which it did not. For managers, refugia cannot be mapped from terrain alone, and thinning should lower attack on windward ground in windy flight periods but not on lee slopes.</w:t>
       </w:r>
     </w:p>
     <w:p>
@@ -112,46 +148,36 @@
         <w:pStyle w:val="BodyText"/>
       </w:pPr>
       <w:r>
-        <w:t xml:space="preserve">Its origin is my companion study of forest regeneration on the same ground, Murphy, Leslie, Wilson and Banks (2026), Forest Ecology and Management 618, 123985, which found that terrain ruggedness shaped where the forest returned but could not say which property of the terrain the beetle answered to. The present paper reuses that study’s ground plots of beetle-killed pine as the ground truth for mapping attack, and separates ruggedness into the components the beetle’s biology names.</w:t>
+        <w:t>The manuscript is within the 8,000-word limit, with the MicroMet equations, three descriptive tables and a wind-window sensitivity analysis in Supporting Information. The work is original, unfunded and not under consideration elsewhere. I am the sole author, declare no conflict of interest or dispute over the data, have acknowledged every contribution, and have made the derived data and full code public on GitHub.</w:t>
       </w:r>
     </w:p>
     <w:p>
       <w:pPr>
         <w:pStyle w:val="BodyText"/>
       </w:pPr>
+    </w:p>
+    <w:p>
+      <w:pPr>
+        <w:pStyle w:val="BodyText"/>
+      </w:pPr>
       <w:r>
-        <w:t xml:space="preserve">The contribution is a distinction between two ways terrain and wind act on an outbreak. Wind during the flight period weakens the advantage a dense canopy gives the beetle, which is the plume mechanism the refugia hypothesis anticipated, and sheltered, open ground receives more of the beetles the wind carries whatever the stand, which it did not. For managers the result means that refugia cannot be mapped from terrain alone, and that thinning can be expected to lower attack on windward ground during windy flight periods and to do little on the sheltered lee slopes where beetles come down. The readership of the journal, entomologists and the managers of insects in managed forests, is the readership that result is written for.</w:t>
+        <w:t>Yours sincerely,</w:t>
       </w:r>
     </w:p>
     <w:p>
       <w:pPr>
         <w:pStyle w:val="BodyText"/>
+        <w:ind w:left="720"/>
       </w:pPr>
       <w:r>
-        <w:t xml:space="preserve">The manuscript is within the journal’s 8,000-word limit including references, figures and tables, with the MicroMet equations, three descriptive tables and a sensitivity analysis of the wind window in a Supporting Information file. The work is original, is not published or under consideration elsewhere, and received no external funding. I am the sole author, I declare no conflict of interest, there is no dispute over the ownership of the data presented, and every contribution has been attributed by acknowledgement. The derived data and the complete analysis code are public on GitHub and will be deposited in Dryad with the revised manuscript.</w:t>
-      </w:r>
-    </w:p>
-    <w:p>
-      <w:pPr>
-        <w:pStyle w:val="BodyText"/>
-      </w:pPr>
-      <w:r>
-        <w:t xml:space="preserve">Yours sincerely,</w:t>
-      </w:r>
-    </w:p>
-    <w:p>
-      <w:pPr>
-        <w:pStyle w:val="BodyText"/>
-      </w:pPr>
-      <w:r>
-        <w:t xml:space="preserve">Dr Seamus Murphy</w:t>
+        <w:t>Dr Seamus Murphy</w:t>
       </w:r>
     </w:p>
     <w:sectPr>
-      <w:footerReference r:id="rId10" w:type="default"/>
-      <w:footerReference r:id="rId9" w:type="first"/>
-      <w:pgSz w:h="15840" w:w="12240"/>
-      <w:pgMar w:bottom="1440" w:footer="720" w:gutter="0" w:header="720" w:left="1440" w:right="1440" w:top="1440"/>
+      <w:footerReference w:type="default" r:id="rId7"/>
+      <w:footerReference w:type="first" r:id="rId8"/>
+      <w:pgSz w:w="12240" w:h="15840"/>
+      <w:pgMar w:top="1440" w:right="1440" w:bottom="1440" w:left="1440" w:header="720" w:footer="720" w:gutter="0"/>
       <w:lnNumType w:countBy="1" w:restart="continuous"/>
       <w:pgNumType w:start="1"/>
       <w:cols w:space="720"/>
@@ -162,12 +188,128 @@
 </w:document>
 </file>
 
-<file path=word/comments.xml><?xml version="1.0" encoding="utf-8"?>
-<w:comments xmlns:w="http://schemas.openxmlformats.org/wordprocessingml/2006/main" xmlns:m="http://schemas.openxmlformats.org/officeDocument/2006/math" xmlns:r="http://schemas.openxmlformats.org/officeDocument/2006/relationships" xmlns:o="urn:schemas-microsoft-com:office:office" xmlns:v="urn:schemas-microsoft-com:vml" xmlns:w10="urn:schemas-microsoft-com:office:word" xmlns:a="http://schemas.openxmlformats.org/drawingml/2006/main" xmlns:pic="http://schemas.openxmlformats.org/drawingml/2006/picture" xmlns:wp="http://schemas.openxmlformats.org/drawingml/2006/wordprocessingDrawing"/>
+<file path=word/endnotes.xml><?xml version="1.0" encoding="utf-8"?>
+<w:endnotes xmlns:wpc="http://schemas.microsoft.com/office/word/2010/wordprocessingCanvas" xmlns:cx="http://schemas.microsoft.com/office/drawing/2014/chartex" xmlns:cx1="http://schemas.microsoft.com/office/drawing/2015/9/8/chartex" xmlns:cx2="http://schemas.microsoft.com/office/drawing/2015/10/21/chartex" xmlns:cx3="http://schemas.microsoft.com/office/drawing/2016/5/9/chartex" xmlns:cx4="http://schemas.microsoft.com/office/drawing/2016/5/10/chartex" xmlns:cx5="http://schemas.microsoft.com/office/drawing/2016/5/11/chartex" xmlns:cx6="http://schemas.microsoft.com/office/drawing/2016/5/12/chartex" xmlns:cx7="http://schemas.microsoft.com/office/drawing/2016/5/13/chartex" xmlns:cx8="http://schemas.microsoft.com/office/drawing/2016/5/14/chartex" xmlns:mc="http://schemas.openxmlformats.org/markup-compatibility/2006" xmlns:m="http://schemas.openxmlformats.org/officeDocument/2006/math" xmlns:aink="http://schemas.microsoft.com/office/drawing/2016/ink" xmlns:am3d="http://schemas.microsoft.com/office/drawing/2017/model3d" xmlns:oel="http://schemas.microsoft.com/office/2019/extlst" xmlns:r="http://schemas.openxmlformats.org/officeDocument/2006/relationships" xmlns:wp14="http://schemas.microsoft.com/office/word/2010/wordprocessingDrawing" xmlns:wp="http://schemas.openxmlformats.org/drawingml/2006/wordprocessingDrawing" xmlns:wpg="http://schemas.microsoft.com/office/word/2010/wordprocessingGroup" xmlns:wpi="http://schemas.microsoft.com/office/word/2010/wordprocessingInk" xmlns:wps="http://schemas.microsoft.com/office/word/2010/wordprocessingShape" xmlns:o="urn:schemas-microsoft-com:office:office" xmlns:v="urn:schemas-microsoft-com:vml" xmlns:w10="urn:schemas-microsoft-com:office:word" xmlns:w="http://schemas.openxmlformats.org/wordprocessingml/2006/main" xmlns:w14="http://schemas.microsoft.com/office/word/2010/wordml" xmlns:w15="http://schemas.microsoft.com/office/word/2012/wordml" xmlns:w16cex="http://schemas.microsoft.com/office/word/2018/wordml/cex" xmlns:w16cid="http://schemas.microsoft.com/office/word/2016/wordml/cid" xmlns:w16="http://schemas.microsoft.com/office/word/2018/wordml" xmlns:w16sdtdh="http://schemas.microsoft.com/office/word/2020/wordml/sdtdatahash" xmlns:w16sdtfl="http://schemas.microsoft.com/office/word/2024/wordml/sdtformatlock" xmlns:w16se="http://schemas.microsoft.com/office/word/2015/wordml/symex" xmlns:w16du="http://schemas.microsoft.com/office/word/2023/wordml/word16du" xmlns:wne="http://schemas.microsoft.com/office/word/2006/wordml" mc:Ignorable="w14 w15 w16se w16cid w16 w16cex w16sdtdh w16sdtfl w16du wp14">
+  <w:endnote w:type="separator" w:id="-1">
+    <w:p>
+      <w:pPr>
+        <w:spacing w:before="0" w:after="0" w:line="240" w:lineRule="auto"/>
+      </w:pPr>
+      <w:r>
+        <w:separator/>
+      </w:r>
+    </w:p>
+  </w:endnote>
+  <w:endnote w:type="continuationSeparator" w:id="0">
+    <w:p>
+      <w:pPr>
+        <w:spacing w:before="0" w:after="0" w:line="240" w:lineRule="auto"/>
+      </w:pPr>
+      <w:r>
+        <w:continuationSeparator/>
+      </w:r>
+    </w:p>
+  </w:endnote>
+  <w:endnote w:id="1">
+    <w:p>
+      <w:pPr>
+        <w:pStyle w:val="Bibliography"/>
+        <w:spacing w:before="0" w:after="0" w:line="276" w:lineRule="auto"/>
+        <w:ind w:left="0" w:firstLine="0"/>
+        <w:rPr>
+          <w:sz w:val="20"/>
+          <w:szCs w:val="20"/>
+        </w:rPr>
+      </w:pPr>
+      <w:r>
+        <w:rPr>
+          <w:rStyle w:val="EndnoteReference"/>
+        </w:rPr>
+        <w:endnoteRef/>
+      </w:r>
+      <w:r>
+        <w:t xml:space="preserve"> </w:t>
+      </w:r>
+      <w:r>
+        <w:rPr>
+          <w:sz w:val="20"/>
+          <w:szCs w:val="20"/>
+        </w:rPr>
+        <w:t>Murphy, S., Leslie, A., Wilson, J., &amp; Banks, L. K. (2026). Spatial patterns of conifer regeneration following mountain pine beetle outbreak (</w:t>
+      </w:r>
+      <w:r>
+        <w:rPr>
+          <w:i/>
+          <w:iCs/>
+          <w:sz w:val="20"/>
+          <w:szCs w:val="20"/>
+        </w:rPr>
+        <w:t>Dendroctonus ponderosae</w:t>
+      </w:r>
+      <w:r>
+        <w:rPr>
+          <w:sz w:val="20"/>
+          <w:szCs w:val="20"/>
+        </w:rPr>
+        <w:t xml:space="preserve">) and mixed-severity wildfire: A point process model of disturbance interactions in the southern Selkirk Mountains, British Columbia. </w:t>
+      </w:r>
+      <w:r>
+        <w:rPr>
+          <w:i/>
+          <w:iCs/>
+          <w:sz w:val="20"/>
+          <w:szCs w:val="20"/>
+        </w:rPr>
+        <w:t>Forest Ecology and Management</w:t>
+      </w:r>
+      <w:r>
+        <w:rPr>
+          <w:sz w:val="20"/>
+          <w:szCs w:val="20"/>
+        </w:rPr>
+        <w:t xml:space="preserve">, </w:t>
+      </w:r>
+      <w:r>
+        <w:rPr>
+          <w:i/>
+          <w:iCs/>
+          <w:sz w:val="20"/>
+          <w:szCs w:val="20"/>
+        </w:rPr>
+        <w:t>618</w:t>
+      </w:r>
+      <w:r>
+        <w:rPr>
+          <w:sz w:val="20"/>
+          <w:szCs w:val="20"/>
+        </w:rPr>
+        <w:t xml:space="preserve">, 123985. </w:t>
+      </w:r>
+      <w:hyperlink r:id="rId1">
+        <w:r>
+          <w:rPr>
+            <w:rStyle w:val="Hyperlink"/>
+            <w:sz w:val="15"/>
+            <w:szCs w:val="20"/>
+          </w:rPr>
+          <w:t>https://doi.org/10.1016/j.foreco.2026.123985</w:t>
+        </w:r>
+      </w:hyperlink>
+    </w:p>
+    <w:p>
+      <w:pPr>
+        <w:pStyle w:val="EndnoteText"/>
+        <w:rPr>
+          <w:lang w:val="en-CA"/>
+        </w:rPr>
+      </w:pPr>
+    </w:p>
+  </w:endnote>
+</w:endnotes>
 </file>
 
 <file path=word/footer1.xml><?xml version="1.0" encoding="utf-8"?>
-<w:ftr xmlns:wpc="http://schemas.microsoft.com/office/word/2010/wordprocessingCanvas" xmlns:cx="http://schemas.microsoft.com/office/drawing/2014/chartex" xmlns:cx1="http://schemas.microsoft.com/office/drawing/2015/9/8/chartex" xmlns:cx2="http://schemas.microsoft.com/office/drawing/2015/10/21/chartex" xmlns:cx3="http://schemas.microsoft.com/office/drawing/2016/5/9/chartex" xmlns:cx4="http://schemas.microsoft.com/office/drawing/2016/5/10/chartex" xmlns:cx5="http://schemas.microsoft.com/office/drawing/2016/5/11/chartex" xmlns:cx6="http://schemas.microsoft.com/office/drawing/2016/5/12/chartex" xmlns:cx7="http://schemas.microsoft.com/office/drawing/2016/5/13/chartex" xmlns:cx8="http://schemas.microsoft.com/office/drawing/2016/5/14/chartex" xmlns:mc="http://schemas.openxmlformats.org/markup-compatibility/2006" xmlns:m="http://schemas.openxmlformats.org/officeDocument/2006/math" xmlns:aink="http://schemas.microsoft.com/office/drawing/2016/ink" xmlns:am3d="http://schemas.microsoft.com/office/drawing/2017/model3d" xmlns:oel="http://schemas.microsoft.com/office/2019/extlst" xmlns:r="http://schemas.openxmlformats.org/officeDocument/2006/relationships" xmlns:wp14="http://schemas.microsoft.com/office/word/2010/wordprocessingDrawing" xmlns:wp="http://schemas.openxmlformats.org/drawingml/2006/wordprocessingDrawing" xmlns:wpg="http://schemas.microsoft.com/office/word/2010/wordprocessingGroup" xmlns:wpi="http://schemas.microsoft.com/office/word/2010/wordprocessingInk" xmlns:wps="http://schemas.microsoft.com/office/word/2010/wordprocessingShape" xmlns:o="urn:schemas-microsoft-com:office:office" xmlns:v="urn:schemas-microsoft-com:vml" xmlns:w10="urn:schemas-microsoft-com:office:word" xmlns:w="http://schemas.openxmlformats.org/wordprocessingml/2006/main" xmlns:w14="http://schemas.microsoft.com/office/word/2010/wordml" xmlns:w15="http://schemas.microsoft.com/office/word/2012/wordml" xmlns:w16cei="http://schemas.microsoft.com/office/word/2026/wordml/cei" xmlns:w16cex="http://schemas.microsoft.com/office/word/2018/wordml/cex" xmlns:w16cid="http://schemas.microsoft.com/office/word/2016/wordml/cid" xmlns:w16="http://schemas.microsoft.com/office/word/2018/wordml" xmlns:w16sdtdh="http://schemas.microsoft.com/office/word/2020/wordml/sdtdatahash" xmlns:w16sdtfl="http://schemas.microsoft.com/office/word/2024/wordml/sdtformatlock" xmlns:w16se="http://schemas.microsoft.com/office/word/2015/wordml/symex" xmlns:w16du="http://schemas.microsoft.com/office/word/2023/wordml/word16du" xmlns:wne="http://schemas.microsoft.com/office/word/2006/wordml" mc:Ignorable="w14 w15 w16se w16cid w16 w16cex w16sdtdh w16sdtfl w16du wp14">
+<w:ftr xmlns:wpc="http://schemas.microsoft.com/office/word/2010/wordprocessingCanvas" xmlns:cx="http://schemas.microsoft.com/office/drawing/2014/chartex" xmlns:cx1="http://schemas.microsoft.com/office/drawing/2015/9/8/chartex" xmlns:cx2="http://schemas.microsoft.com/office/drawing/2015/10/21/chartex" xmlns:cx3="http://schemas.microsoft.com/office/drawing/2016/5/9/chartex" xmlns:cx4="http://schemas.microsoft.com/office/drawing/2016/5/10/chartex" xmlns:cx5="http://schemas.microsoft.com/office/drawing/2016/5/11/chartex" xmlns:cx6="http://schemas.microsoft.com/office/drawing/2016/5/12/chartex" xmlns:cx7="http://schemas.microsoft.com/office/drawing/2016/5/13/chartex" xmlns:cx8="http://schemas.microsoft.com/office/drawing/2016/5/14/chartex" xmlns:mc="http://schemas.openxmlformats.org/markup-compatibility/2006" xmlns:m="http://schemas.openxmlformats.org/officeDocument/2006/math" xmlns:aink="http://schemas.microsoft.com/office/drawing/2016/ink" xmlns:am3d="http://schemas.microsoft.com/office/drawing/2017/model3d" xmlns:oel="http://schemas.microsoft.com/office/2019/extlst" xmlns:r="http://schemas.openxmlformats.org/officeDocument/2006/relationships" xmlns:wp14="http://schemas.microsoft.com/office/word/2010/wordprocessingDrawing" xmlns:wp="http://schemas.openxmlformats.org/drawingml/2006/wordprocessingDrawing" xmlns:wpg="http://schemas.microsoft.com/office/word/2010/wordprocessingGroup" xmlns:wpi="http://schemas.microsoft.com/office/word/2010/wordprocessingInk" xmlns:wps="http://schemas.microsoft.com/office/word/2010/wordprocessingShape" xmlns:o="urn:schemas-microsoft-com:office:office" xmlns:v="urn:schemas-microsoft-com:vml" xmlns:w10="urn:schemas-microsoft-com:office:word" xmlns:w="http://schemas.openxmlformats.org/wordprocessingml/2006/main" xmlns:w14="http://schemas.microsoft.com/office/word/2010/wordml" xmlns:w15="http://schemas.microsoft.com/office/word/2012/wordml" xmlns:w16cex="http://schemas.microsoft.com/office/word/2018/wordml/cex" xmlns:w16cid="http://schemas.microsoft.com/office/word/2016/wordml/cid" xmlns:w16="http://schemas.microsoft.com/office/word/2018/wordml" xmlns:w16sdtdh="http://schemas.microsoft.com/office/word/2020/wordml/sdtdatahash" xmlns:w16sdtfl="http://schemas.microsoft.com/office/word/2024/wordml/sdtformatlock" xmlns:w16se="http://schemas.microsoft.com/office/word/2015/wordml/symex" xmlns:w16du="http://schemas.microsoft.com/office/word/2023/wordml/word16du" xmlns:wne="http://schemas.microsoft.com/office/word/2006/wordml" mc:Ignorable="w14 w15 w16se w16cid w16 w16cex w16sdtdh w16sdtfl w16du wp14">
   <w:p>
     <w:pPr>
       <w:jc w:val="right"/>
@@ -195,24 +337,30 @@
 </file>
 
 <file path=word/footer2.xml><?xml version="1.0" encoding="utf-8"?>
-<w:ftr xmlns:wpc="http://schemas.microsoft.com/office/word/2010/wordprocessingCanvas" xmlns:cx="http://schemas.microsoft.com/office/drawing/2014/chartex" xmlns:cx1="http://schemas.microsoft.com/office/drawing/2015/9/8/chartex" xmlns:cx2="http://schemas.microsoft.com/office/drawing/2015/10/21/chartex" xmlns:cx3="http://schemas.microsoft.com/office/drawing/2016/5/9/chartex" xmlns:cx4="http://schemas.microsoft.com/office/drawing/2016/5/10/chartex" xmlns:cx5="http://schemas.microsoft.com/office/drawing/2016/5/11/chartex" xmlns:cx6="http://schemas.microsoft.com/office/drawing/2016/5/12/chartex" xmlns:cx7="http://schemas.microsoft.com/office/drawing/2016/5/13/chartex" xmlns:cx8="http://schemas.microsoft.com/office/drawing/2016/5/14/chartex" xmlns:mc="http://schemas.openxmlformats.org/markup-compatibility/2006" xmlns:m="http://schemas.openxmlformats.org/officeDocument/2006/math" xmlns:aink="http://schemas.microsoft.com/office/drawing/2016/ink" xmlns:am3d="http://schemas.microsoft.com/office/drawing/2017/model3d" xmlns:oel="http://schemas.microsoft.com/office/2019/extlst" xmlns:r="http://schemas.openxmlformats.org/officeDocument/2006/relationships" xmlns:wp14="http://schemas.microsoft.com/office/word/2010/wordprocessingDrawing" xmlns:wp="http://schemas.openxmlformats.org/drawingml/2006/wordprocessingDrawing" xmlns:wpg="http://schemas.microsoft.com/office/word/2010/wordprocessingGroup" xmlns:wpi="http://schemas.microsoft.com/office/word/2010/wordprocessingInk" xmlns:wps="http://schemas.microsoft.com/office/word/2010/wordprocessingShape" xmlns:o="urn:schemas-microsoft-com:office:office" xmlns:v="urn:schemas-microsoft-com:vml" xmlns:w10="urn:schemas-microsoft-com:office:word" xmlns:w="http://schemas.openxmlformats.org/wordprocessingml/2006/main" xmlns:w14="http://schemas.microsoft.com/office/word/2010/wordml" xmlns:w15="http://schemas.microsoft.com/office/word/2012/wordml" xmlns:w16cei="http://schemas.microsoft.com/office/word/2026/wordml/cei" xmlns:w16cex="http://schemas.microsoft.com/office/word/2018/wordml/cex" xmlns:w16cid="http://schemas.microsoft.com/office/word/2016/wordml/cid" xmlns:w16="http://schemas.microsoft.com/office/word/2018/wordml" xmlns:w16sdtdh="http://schemas.microsoft.com/office/word/2020/wordml/sdtdatahash" xmlns:w16sdtfl="http://schemas.microsoft.com/office/word/2024/wordml/sdtformatlock" xmlns:w16se="http://schemas.microsoft.com/office/word/2015/wordml/symex" xmlns:w16du="http://schemas.microsoft.com/office/word/2023/wordml/word16du" xmlns:wne="http://schemas.microsoft.com/office/word/2006/wordml" mc:Ignorable="w14 w15 w16se w16cid w16 w16cex w16sdtdh w16sdtfl w16du wp14">
+<w:ftr xmlns:wpc="http://schemas.microsoft.com/office/word/2010/wordprocessingCanvas" xmlns:cx="http://schemas.microsoft.com/office/drawing/2014/chartex" xmlns:cx1="http://schemas.microsoft.com/office/drawing/2015/9/8/chartex" xmlns:cx2="http://schemas.microsoft.com/office/drawing/2015/10/21/chartex" xmlns:cx3="http://schemas.microsoft.com/office/drawing/2016/5/9/chartex" xmlns:cx4="http://schemas.microsoft.com/office/drawing/2016/5/10/chartex" xmlns:cx5="http://schemas.microsoft.com/office/drawing/2016/5/11/chartex" xmlns:cx6="http://schemas.microsoft.com/office/drawing/2016/5/12/chartex" xmlns:cx7="http://schemas.microsoft.com/office/drawing/2016/5/13/chartex" xmlns:cx8="http://schemas.microsoft.com/office/drawing/2016/5/14/chartex" xmlns:mc="http://schemas.openxmlformats.org/markup-compatibility/2006" xmlns:m="http://schemas.openxmlformats.org/officeDocument/2006/math" xmlns:aink="http://schemas.microsoft.com/office/drawing/2016/ink" xmlns:am3d="http://schemas.microsoft.com/office/drawing/2017/model3d" xmlns:oel="http://schemas.microsoft.com/office/2019/extlst" xmlns:r="http://schemas.openxmlformats.org/officeDocument/2006/relationships" xmlns:wp14="http://schemas.microsoft.com/office/word/2010/wordprocessingDrawing" xmlns:wp="http://schemas.openxmlformats.org/drawingml/2006/wordprocessingDrawing" xmlns:wpg="http://schemas.microsoft.com/office/word/2010/wordprocessingGroup" xmlns:wpi="http://schemas.microsoft.com/office/word/2010/wordprocessingInk" xmlns:wps="http://schemas.microsoft.com/office/word/2010/wordprocessingShape" xmlns:o="urn:schemas-microsoft-com:office:office" xmlns:v="urn:schemas-microsoft-com:vml" xmlns:w10="urn:schemas-microsoft-com:office:word" xmlns:w="http://schemas.openxmlformats.org/wordprocessingml/2006/main" xmlns:w14="http://schemas.microsoft.com/office/word/2010/wordml" xmlns:w15="http://schemas.microsoft.com/office/word/2012/wordml" xmlns:w16cex="http://schemas.microsoft.com/office/word/2018/wordml/cex" xmlns:w16cid="http://schemas.microsoft.com/office/word/2016/wordml/cid" xmlns:w16="http://schemas.microsoft.com/office/word/2018/wordml" xmlns:w16sdtdh="http://schemas.microsoft.com/office/word/2020/wordml/sdtdatahash" xmlns:w16sdtfl="http://schemas.microsoft.com/office/word/2024/wordml/sdtformatlock" xmlns:w16se="http://schemas.microsoft.com/office/word/2015/wordml/symex" xmlns:w16du="http://schemas.microsoft.com/office/word/2023/wordml/word16du" xmlns:wne="http://schemas.microsoft.com/office/word/2006/wordml" mc:Ignorable="w14 w15 w16se w16cid w16 w16cex w16sdtdh w16sdtfl w16du wp14">
   <w:p/>
 </w:ftr>
 </file>
 
 <file path=word/footnotes.xml><?xml version="1.0" encoding="utf-8"?>
-<w:footnotes xmlns:w="http://schemas.openxmlformats.org/wordprocessingml/2006/main" xmlns:m="http://schemas.openxmlformats.org/officeDocument/2006/math" xmlns:r="http://schemas.openxmlformats.org/officeDocument/2006/relationships" xmlns:o="urn:schemas-microsoft-com:office:office" xmlns:v="urn:schemas-microsoft-com:vml" xmlns:w10="urn:schemas-microsoft-com:office:word" xmlns:a="http://schemas.openxmlformats.org/drawingml/2006/main" xmlns:pic="http://schemas.openxmlformats.org/drawingml/2006/picture" xmlns:wp="http://schemas.openxmlformats.org/drawingml/2006/wordprocessingDrawing">
-  <w:footnote w:type="continuationSeparator" w:id="0">
+<w:footnotes xmlns:wpc="http://schemas.microsoft.com/office/word/2010/wordprocessingCanvas" xmlns:cx="http://schemas.microsoft.com/office/drawing/2014/chartex" xmlns:cx1="http://schemas.microsoft.com/office/drawing/2015/9/8/chartex" xmlns:cx2="http://schemas.microsoft.com/office/drawing/2015/10/21/chartex" xmlns:cx3="http://schemas.microsoft.com/office/drawing/2016/5/9/chartex" xmlns:cx4="http://schemas.microsoft.com/office/drawing/2016/5/10/chartex" xmlns:cx5="http://schemas.microsoft.com/office/drawing/2016/5/11/chartex" xmlns:cx6="http://schemas.microsoft.com/office/drawing/2016/5/12/chartex" xmlns:cx7="http://schemas.microsoft.com/office/drawing/2016/5/13/chartex" xmlns:cx8="http://schemas.microsoft.com/office/drawing/2016/5/14/chartex" xmlns:mc="http://schemas.openxmlformats.org/markup-compatibility/2006" xmlns:m="http://schemas.openxmlformats.org/officeDocument/2006/math" xmlns:aink="http://schemas.microsoft.com/office/drawing/2016/ink" xmlns:am3d="http://schemas.microsoft.com/office/drawing/2017/model3d" xmlns:oel="http://schemas.microsoft.com/office/2019/extlst" xmlns:r="http://schemas.openxmlformats.org/officeDocument/2006/relationships" xmlns:wp14="http://schemas.microsoft.com/office/word/2010/wordprocessingDrawing" xmlns:wp="http://schemas.openxmlformats.org/drawingml/2006/wordprocessingDrawing" xmlns:wpg="http://schemas.microsoft.com/office/word/2010/wordprocessingGroup" xmlns:wpi="http://schemas.microsoft.com/office/word/2010/wordprocessingInk" xmlns:wps="http://schemas.microsoft.com/office/word/2010/wordprocessingShape" xmlns:o="urn:schemas-microsoft-com:office:office" xmlns:v="urn:schemas-microsoft-com:vml" xmlns:w10="urn:schemas-microsoft-com:office:word" xmlns:w="http://schemas.openxmlformats.org/wordprocessingml/2006/main" xmlns:w14="http://schemas.microsoft.com/office/word/2010/wordml" xmlns:w15="http://schemas.microsoft.com/office/word/2012/wordml" xmlns:w16cex="http://schemas.microsoft.com/office/word/2018/wordml/cex" xmlns:w16cid="http://schemas.microsoft.com/office/word/2016/wordml/cid" xmlns:w16="http://schemas.microsoft.com/office/word/2018/wordml" xmlns:w16sdtdh="http://schemas.microsoft.com/office/word/2020/wordml/sdtdatahash" xmlns:w16sdtfl="http://schemas.microsoft.com/office/word/2024/wordml/sdtformatlock" xmlns:w16se="http://schemas.microsoft.com/office/word/2015/wordml/symex" xmlns:w16du="http://schemas.microsoft.com/office/word/2023/wordml/word16du" xmlns:wne="http://schemas.microsoft.com/office/word/2006/wordml" mc:Ignorable="w14 w15 w16se w16cid w16 w16cex w16sdtdh w16sdtfl w16du wp14">
+  <w:footnote w:type="separator" w:id="-1">
     <w:p>
+      <w:pPr>
+        <w:spacing w:before="0" w:after="0" w:line="240" w:lineRule="auto"/>
+      </w:pPr>
       <w:r>
-        <w:continuationSeparator/>
+        <w:separator/>
       </w:r>
     </w:p>
   </w:footnote>
-  <w:footnote w:type="separator" w:id="-1">
+  <w:footnote w:type="continuationSeparator" w:id="0">
     <w:p>
+      <w:pPr>
+        <w:spacing w:before="0" w:after="0" w:line="240" w:lineRule="auto"/>
+      </w:pPr>
       <w:r>
-        <w:separator/>
+        <w:continuationSeparator/>
       </w:r>
     </w:p>
   </w:footnote>
@@ -220,8 +368,85 @@
 </file>
 
 <file path=word/numbering.xml><?xml version="1.0" encoding="utf-8"?>
-<w:numbering xmlns:aink="http://schemas.microsoft.com/office/drawing/2016/ink" xmlns:am3d="http://schemas.microsoft.com/office/drawing/2017/model3d" xmlns:cx="http://schemas.microsoft.com/office/drawing/2014/chartex" xmlns:cx1="http://schemas.microsoft.com/office/drawing/2015/9/8/chartex" xmlns:cx2="http://schemas.microsoft.com/office/drawing/2015/10/21/chartex" xmlns:cx3="http://schemas.microsoft.com/office/drawing/2016/5/9/chartex" xmlns:cx4="http://schemas.microsoft.com/office/drawing/2016/5/10/chartex" xmlns:cx5="http://schemas.microsoft.com/office/drawing/2016/5/11/chartex" xmlns:cx6="http://schemas.microsoft.com/office/drawing/2016/5/12/chartex" xmlns:cx7="http://schemas.microsoft.com/office/drawing/2016/5/13/chartex" xmlns:cx8="http://schemas.microsoft.com/office/drawing/2016/5/14/chartex" xmlns:m="http://schemas.openxmlformats.org/officeDocument/2006/math" xmlns:mc="http://schemas.openxmlformats.org/markup-compatibility/2006" xmlns:o="urn:schemas-microsoft-com:office:office" xmlns:oel="http://schemas.microsoft.com/office/2019/extlst" xmlns:r="http://schemas.openxmlformats.org/officeDocument/2006/relationships" xmlns:v="urn:schemas-microsoft-com:vml" xmlns:w="http://schemas.openxmlformats.org/wordprocessingml/2006/main" xmlns:w10="urn:schemas-microsoft-com:office:word" xmlns:w14="http://schemas.microsoft.com/office/word/2010/wordml" xmlns:w15="http://schemas.microsoft.com/office/word/2012/wordml" xmlns:w16="http://schemas.microsoft.com/office/word/2018/wordml" xmlns:w16cei="http://schemas.microsoft.com/office/word/2026/wordml/cei" xmlns:w16cex="http://schemas.microsoft.com/office/word/2018/wordml/cex" xmlns:w16cid="http://schemas.microsoft.com/office/word/2016/wordml/cid" xmlns:w16du="http://schemas.microsoft.com/office/word/2023/wordml/word16du" xmlns:w16sdtdh="http://schemas.microsoft.com/office/word/2020/wordml/sdtdatahash" xmlns:w16sdtfl="http://schemas.microsoft.com/office/word/2024/wordml/sdtformatlock" xmlns:w16se="http://schemas.microsoft.com/office/word/2015/wordml/symex" xmlns:wne="http://schemas.microsoft.com/office/word/2006/wordml" xmlns:wp="http://schemas.openxmlformats.org/drawingml/2006/wordprocessingDrawing" xmlns:wp14="http://schemas.microsoft.com/office/word/2010/wordprocessingDrawing" xmlns:wpc="http://schemas.microsoft.com/office/word/2010/wordprocessingCanvas" xmlns:wpg="http://schemas.microsoft.com/office/word/2010/wordprocessingGroup" xmlns:wpi="http://schemas.microsoft.com/office/word/2010/wordprocessingInk" xmlns:wps="http://schemas.microsoft.com/office/word/2010/wordprocessingShape" mc:Ignorable="w14 w15 w16se w16cid w16 w16cex w16sdtdh w16sdtfl w16du wp14">
-  <w:abstractNum w15:restartNumberingAfterBreak="0" w:abstractNumId="0">
+<w:numbering xmlns:wpc="http://schemas.microsoft.com/office/word/2010/wordprocessingCanvas" xmlns:cx="http://schemas.microsoft.com/office/drawing/2014/chartex" xmlns:cx1="http://schemas.microsoft.com/office/drawing/2015/9/8/chartex" xmlns:cx2="http://schemas.microsoft.com/office/drawing/2015/10/21/chartex" xmlns:cx3="http://schemas.microsoft.com/office/drawing/2016/5/9/chartex" xmlns:cx4="http://schemas.microsoft.com/office/drawing/2016/5/10/chartex" xmlns:cx5="http://schemas.microsoft.com/office/drawing/2016/5/11/chartex" xmlns:cx6="http://schemas.microsoft.com/office/drawing/2016/5/12/chartex" xmlns:cx7="http://schemas.microsoft.com/office/drawing/2016/5/13/chartex" xmlns:cx8="http://schemas.microsoft.com/office/drawing/2016/5/14/chartex" xmlns:mc="http://schemas.openxmlformats.org/markup-compatibility/2006" xmlns:m="http://schemas.openxmlformats.org/officeDocument/2006/math" xmlns:aink="http://schemas.microsoft.com/office/drawing/2016/ink" xmlns:am3d="http://schemas.microsoft.com/office/drawing/2017/model3d" xmlns:oel="http://schemas.microsoft.com/office/2019/extlst" xmlns:r="http://schemas.openxmlformats.org/officeDocument/2006/relationships" xmlns:wp14="http://schemas.microsoft.com/office/word/2010/wordprocessingDrawing" xmlns:wp="http://schemas.openxmlformats.org/drawingml/2006/wordprocessingDrawing" xmlns:wpg="http://schemas.microsoft.com/office/word/2010/wordprocessingGroup" xmlns:wpi="http://schemas.microsoft.com/office/word/2010/wordprocessingInk" xmlns:wps="http://schemas.microsoft.com/office/word/2010/wordprocessingShape" xmlns:o="urn:schemas-microsoft-com:office:office" xmlns:v="urn:schemas-microsoft-com:vml" xmlns:w10="urn:schemas-microsoft-com:office:word" xmlns:w="http://schemas.openxmlformats.org/wordprocessingml/2006/main" xmlns:w14="http://schemas.microsoft.com/office/word/2010/wordml" xmlns:w15="http://schemas.microsoft.com/office/word/2012/wordml" xmlns:w16cex="http://schemas.microsoft.com/office/word/2018/wordml/cex" xmlns:w16cid="http://schemas.microsoft.com/office/word/2016/wordml/cid" xmlns:w16="http://schemas.microsoft.com/office/word/2018/wordml" xmlns:w16sdtdh="http://schemas.microsoft.com/office/word/2020/wordml/sdtdatahash" xmlns:w16sdtfl="http://schemas.microsoft.com/office/word/2024/wordml/sdtformatlock" xmlns:w16se="http://schemas.microsoft.com/office/word/2015/wordml/symex" xmlns:w16du="http://schemas.microsoft.com/office/word/2023/wordml/word16du" xmlns:wne="http://schemas.microsoft.com/office/word/2006/wordml" mc:Ignorable="w14 w15 w16se w16cid w16 w16cex w16sdtdh w16sdtfl w16du wp14">
+  <w:abstractNum w:abstractNumId="0" w15:restartNumberingAfterBreak="0">
+    <w:nsid w:val="0000A990"/>
+    <w:multiLevelType w:val="multilevel"/>
+    <w:tmpl w:val="DF0A1B94"/>
+    <w:lvl w:ilvl="0">
+      <w:numFmt w:val="bullet"/>
+      <w:lvlText w:val=" "/>
+      <w:lvlJc w:val="left"/>
+      <w:pPr>
+        <w:ind w:left="720" w:hanging="360"/>
+      </w:pPr>
+    </w:lvl>
+    <w:lvl w:ilvl="1">
+      <w:numFmt w:val="bullet"/>
+      <w:lvlText w:val=" "/>
+      <w:lvlJc w:val="left"/>
+      <w:pPr>
+        <w:ind w:left="1440" w:hanging="360"/>
+      </w:pPr>
+    </w:lvl>
+    <w:lvl w:ilvl="2">
+      <w:numFmt w:val="bullet"/>
+      <w:lvlText w:val=" "/>
+      <w:lvlJc w:val="left"/>
+      <w:pPr>
+        <w:ind w:left="2160" w:hanging="360"/>
+      </w:pPr>
+    </w:lvl>
+    <w:lvl w:ilvl="3">
+      <w:numFmt w:val="bullet"/>
+      <w:lvlText w:val=" "/>
+      <w:lvlJc w:val="left"/>
+      <w:pPr>
+        <w:ind w:left="2880" w:hanging="360"/>
+      </w:pPr>
+    </w:lvl>
+    <w:lvl w:ilvl="4">
+      <w:numFmt w:val="bullet"/>
+      <w:lvlText w:val=" "/>
+      <w:lvlJc w:val="left"/>
+      <w:pPr>
+        <w:ind w:left="3600" w:hanging="360"/>
+      </w:pPr>
+    </w:lvl>
+    <w:lvl w:ilvl="5">
+      <w:numFmt w:val="bullet"/>
+      <w:lvlText w:val=" "/>
+      <w:lvlJc w:val="left"/>
+      <w:pPr>
+        <w:ind w:left="4320" w:hanging="360"/>
+      </w:pPr>
+    </w:lvl>
+    <w:lvl w:ilvl="6">
+      <w:numFmt w:val="bullet"/>
+      <w:lvlText w:val=" "/>
+      <w:lvlJc w:val="left"/>
+      <w:pPr>
+        <w:ind w:left="5040" w:hanging="360"/>
+      </w:pPr>
+    </w:lvl>
+    <w:lvl w:ilvl="7">
+      <w:numFmt w:val="bullet"/>
+      <w:lvlText w:val=" "/>
+      <w:lvlJc w:val="left"/>
+      <w:pPr>
+        <w:ind w:left="5760" w:hanging="360"/>
+      </w:pPr>
+    </w:lvl>
+    <w:lvl w:ilvl="8">
+      <w:numFmt w:val="bullet"/>
+      <w:lvlText w:val=" "/>
+      <w:lvlJc w:val="left"/>
+      <w:pPr>
+        <w:ind w:left="6480" w:hanging="360"/>
+      </w:pPr>
+    </w:lvl>
+  </w:abstractNum>
+  <w:abstractNum w:abstractNumId="1" w15:restartNumberingAfterBreak="0">
     <w:nsid w:val="02536786"/>
     <w:multiLevelType w:val="multilevel"/>
     <w:tmpl w:val="81A64DDC"/>
@@ -231,7 +456,7 @@
       <w:lvlText w:val="-"/>
       <w:lvlJc w:val="left"/>
       <w:pPr>
-        <w:ind w:hanging="360" w:left="720"/>
+        <w:ind w:left="720" w:hanging="360"/>
       </w:pPr>
       <w:rPr>
         <w:u w:val="none"/>
@@ -243,7 +468,7 @@
       <w:lvlText w:val="-"/>
       <w:lvlJc w:val="left"/>
       <w:pPr>
-        <w:ind w:hanging="360" w:left="1440"/>
+        <w:ind w:left="1440" w:hanging="360"/>
       </w:pPr>
       <w:rPr>
         <w:u w:val="none"/>
@@ -255,7 +480,7 @@
       <w:lvlText w:val="-"/>
       <w:lvlJc w:val="left"/>
       <w:pPr>
-        <w:ind w:hanging="360" w:left="2160"/>
+        <w:ind w:left="2160" w:hanging="360"/>
       </w:pPr>
       <w:rPr>
         <w:u w:val="none"/>
@@ -267,7 +492,7 @@
       <w:lvlText w:val="-"/>
       <w:lvlJc w:val="left"/>
       <w:pPr>
-        <w:ind w:hanging="360" w:left="2880"/>
+        <w:ind w:left="2880" w:hanging="360"/>
       </w:pPr>
       <w:rPr>
         <w:u w:val="none"/>
@@ -279,7 +504,7 @@
       <w:lvlText w:val="-"/>
       <w:lvlJc w:val="left"/>
       <w:pPr>
-        <w:ind w:hanging="360" w:left="3600"/>
+        <w:ind w:left="3600" w:hanging="360"/>
       </w:pPr>
       <w:rPr>
         <w:u w:val="none"/>
@@ -291,7 +516,7 @@
       <w:lvlText w:val="-"/>
       <w:lvlJc w:val="left"/>
       <w:pPr>
-        <w:ind w:hanging="360" w:left="4320"/>
+        <w:ind w:left="4320" w:hanging="360"/>
       </w:pPr>
       <w:rPr>
         <w:u w:val="none"/>
@@ -303,7 +528,7 @@
       <w:lvlText w:val="-"/>
       <w:lvlJc w:val="left"/>
       <w:pPr>
-        <w:ind w:hanging="360" w:left="5040"/>
+        <w:ind w:left="5040" w:hanging="360"/>
       </w:pPr>
       <w:rPr>
         <w:u w:val="none"/>
@@ -315,7 +540,7 @@
       <w:lvlText w:val="-"/>
       <w:lvlJc w:val="left"/>
       <w:pPr>
-        <w:ind w:hanging="360" w:left="5760"/>
+        <w:ind w:left="5760" w:hanging="360"/>
       </w:pPr>
       <w:rPr>
         <w:u w:val="none"/>
@@ -327,14 +552,14 @@
       <w:lvlText w:val="-"/>
       <w:lvlJc w:val="left"/>
       <w:pPr>
-        <w:ind w:hanging="360" w:left="6480"/>
+        <w:ind w:left="6480" w:hanging="360"/>
       </w:pPr>
       <w:rPr>
         <w:u w:val="none"/>
       </w:rPr>
     </w:lvl>
   </w:abstractNum>
-  <w:abstractNum w15:restartNumberingAfterBreak="0" w:abstractNumId="1">
+  <w:abstractNum w:abstractNumId="2" w15:restartNumberingAfterBreak="0">
     <w:nsid w:val="036851CF"/>
     <w:multiLevelType w:val="hybridMultilevel"/>
     <w:tmpl w:val="AF2A710C"/>
@@ -344,110 +569,110 @@
       <w:lvlText w:val="%1."/>
       <w:lvlJc w:val="left"/>
       <w:pPr>
-        <w:ind w:hanging="360" w:left="360"/>
+        <w:ind w:left="360" w:hanging="360"/>
       </w:pPr>
       <w:rPr>
         <w:rFonts w:hint="default"/>
       </w:rPr>
     </w:lvl>
-    <w:lvl w:ilvl="1" w:tentative="1" w:tplc="FFFFFFFF">
+    <w:lvl w:ilvl="1" w:tplc="FFFFFFFF" w:tentative="1">
       <w:start w:val="1"/>
       <w:numFmt w:val="bullet"/>
       <w:lvlText w:val="o"/>
       <w:lvlJc w:val="left"/>
       <w:pPr>
-        <w:ind w:hanging="360" w:left="1080"/>
+        <w:ind w:left="1080" w:hanging="360"/>
       </w:pPr>
       <w:rPr>
         <w:rFonts w:ascii="Courier New" w:hAnsi="Courier New" w:hint="default"/>
       </w:rPr>
     </w:lvl>
-    <w:lvl w:ilvl="2" w:tentative="1" w:tplc="FFFFFFFF">
+    <w:lvl w:ilvl="2" w:tplc="FFFFFFFF" w:tentative="1">
       <w:start w:val="1"/>
       <w:numFmt w:val="bullet"/>
       <w:lvlText w:val=""/>
       <w:lvlJc w:val="left"/>
       <w:pPr>
-        <w:ind w:hanging="360" w:left="1800"/>
+        <w:ind w:left="1800" w:hanging="360"/>
       </w:pPr>
       <w:rPr>
         <w:rFonts w:ascii="Wingdings" w:hAnsi="Wingdings" w:hint="default"/>
       </w:rPr>
     </w:lvl>
-    <w:lvl w:ilvl="3" w:tentative="1" w:tplc="FFFFFFFF">
+    <w:lvl w:ilvl="3" w:tplc="FFFFFFFF" w:tentative="1">
       <w:start w:val="1"/>
       <w:numFmt w:val="bullet"/>
       <w:lvlText w:val=""/>
       <w:lvlJc w:val="left"/>
       <w:pPr>
-        <w:ind w:hanging="360" w:left="2520"/>
+        <w:ind w:left="2520" w:hanging="360"/>
       </w:pPr>
       <w:rPr>
         <w:rFonts w:ascii="Symbol" w:hAnsi="Symbol" w:hint="default"/>
       </w:rPr>
     </w:lvl>
-    <w:lvl w:ilvl="4" w:tentative="1" w:tplc="FFFFFFFF">
+    <w:lvl w:ilvl="4" w:tplc="FFFFFFFF" w:tentative="1">
       <w:start w:val="1"/>
       <w:numFmt w:val="bullet"/>
       <w:lvlText w:val="o"/>
       <w:lvlJc w:val="left"/>
       <w:pPr>
-        <w:ind w:hanging="360" w:left="3240"/>
+        <w:ind w:left="3240" w:hanging="360"/>
       </w:pPr>
       <w:rPr>
         <w:rFonts w:ascii="Courier New" w:hAnsi="Courier New" w:hint="default"/>
       </w:rPr>
     </w:lvl>
-    <w:lvl w:ilvl="5" w:tentative="1" w:tplc="FFFFFFFF">
+    <w:lvl w:ilvl="5" w:tplc="FFFFFFFF" w:tentative="1">
       <w:start w:val="1"/>
       <w:numFmt w:val="bullet"/>
       <w:lvlText w:val=""/>
       <w:lvlJc w:val="left"/>
       <w:pPr>
-        <w:ind w:hanging="360" w:left="3960"/>
+        <w:ind w:left="3960" w:hanging="360"/>
       </w:pPr>
       <w:rPr>
         <w:rFonts w:ascii="Wingdings" w:hAnsi="Wingdings" w:hint="default"/>
       </w:rPr>
     </w:lvl>
-    <w:lvl w:ilvl="6" w:tentative="1" w:tplc="FFFFFFFF">
+    <w:lvl w:ilvl="6" w:tplc="FFFFFFFF" w:tentative="1">
       <w:start w:val="1"/>
       <w:numFmt w:val="bullet"/>
       <w:lvlText w:val=""/>
       <w:lvlJc w:val="left"/>
       <w:pPr>
-        <w:ind w:hanging="360" w:left="4680"/>
+        <w:ind w:left="4680" w:hanging="360"/>
       </w:pPr>
       <w:rPr>
         <w:rFonts w:ascii="Symbol" w:hAnsi="Symbol" w:hint="default"/>
       </w:rPr>
     </w:lvl>
-    <w:lvl w:ilvl="7" w:tentative="1" w:tplc="FFFFFFFF">
+    <w:lvl w:ilvl="7" w:tplc="FFFFFFFF" w:tentative="1">
       <w:start w:val="1"/>
       <w:numFmt w:val="bullet"/>
       <w:lvlText w:val="o"/>
       <w:lvlJc w:val="left"/>
       <w:pPr>
-        <w:ind w:hanging="360" w:left="5400"/>
+        <w:ind w:left="5400" w:hanging="360"/>
       </w:pPr>
       <w:rPr>
         <w:rFonts w:ascii="Courier New" w:hAnsi="Courier New" w:hint="default"/>
       </w:rPr>
     </w:lvl>
-    <w:lvl w:ilvl="8" w:tentative="1" w:tplc="FFFFFFFF">
+    <w:lvl w:ilvl="8" w:tplc="FFFFFFFF" w:tentative="1">
       <w:start w:val="1"/>
       <w:numFmt w:val="bullet"/>
       <w:lvlText w:val=""/>
       <w:lvlJc w:val="left"/>
       <w:pPr>
-        <w:ind w:hanging="360" w:left="6120"/>
+        <w:ind w:left="6120" w:hanging="360"/>
       </w:pPr>
       <w:rPr>
         <w:rFonts w:ascii="Wingdings" w:hAnsi="Wingdings" w:hint="default"/>
       </w:rPr>
     </w:lvl>
   </w:abstractNum>
-  <w:abstractNum w15:restartNumberingAfterBreak="0" w:abstractNumId="2">
+  <w:abstractNum w:abstractNumId="3" w15:restartNumberingAfterBreak="0">
     <w:nsid w:val="171A0667"/>
     <w:multiLevelType w:val="hybridMultilevel"/>
     <w:tmpl w:val="AB988C60"/>
@@ -457,110 +682,110 @@
       <w:lvlText w:val=""/>
       <w:lvlJc w:val="left"/>
       <w:pPr>
-        <w:ind w:hanging="360" w:left="720"/>
+        <w:ind w:left="720" w:hanging="360"/>
       </w:pPr>
       <w:rPr>
         <w:rFonts w:ascii="Symbol" w:hAnsi="Symbol" w:hint="default"/>
       </w:rPr>
     </w:lvl>
-    <w:lvl w:ilvl="1" w:tentative="1" w:tplc="04090003">
+    <w:lvl w:ilvl="1" w:tplc="04090003" w:tentative="1">
       <w:start w:val="1"/>
       <w:numFmt w:val="bullet"/>
       <w:lvlText w:val="o"/>
       <w:lvlJc w:val="left"/>
       <w:pPr>
-        <w:ind w:hanging="360" w:left="1440"/>
+        <w:ind w:left="1440" w:hanging="360"/>
       </w:pPr>
       <w:rPr>
         <w:rFonts w:ascii="Courier New" w:hAnsi="Courier New" w:hint="default"/>
       </w:rPr>
     </w:lvl>
-    <w:lvl w:ilvl="2" w:tentative="1" w:tplc="04090005">
+    <w:lvl w:ilvl="2" w:tplc="04090005" w:tentative="1">
       <w:start w:val="1"/>
       <w:numFmt w:val="bullet"/>
       <w:lvlText w:val=""/>
       <w:lvlJc w:val="left"/>
       <w:pPr>
-        <w:ind w:hanging="360" w:left="2160"/>
+        <w:ind w:left="2160" w:hanging="360"/>
       </w:pPr>
       <w:rPr>
         <w:rFonts w:ascii="Wingdings" w:hAnsi="Wingdings" w:hint="default"/>
       </w:rPr>
     </w:lvl>
-    <w:lvl w:ilvl="3" w:tentative="1" w:tplc="04090001">
+    <w:lvl w:ilvl="3" w:tplc="04090001" w:tentative="1">
       <w:start w:val="1"/>
       <w:numFmt w:val="bullet"/>
       <w:lvlText w:val=""/>
       <w:lvlJc w:val="left"/>
       <w:pPr>
-        <w:ind w:hanging="360" w:left="2880"/>
+        <w:ind w:left="2880" w:hanging="360"/>
       </w:pPr>
       <w:rPr>
         <w:rFonts w:ascii="Symbol" w:hAnsi="Symbol" w:hint="default"/>
       </w:rPr>
     </w:lvl>
-    <w:lvl w:ilvl="4" w:tentative="1" w:tplc="04090003">
+    <w:lvl w:ilvl="4" w:tplc="04090003" w:tentative="1">
       <w:start w:val="1"/>
       <w:numFmt w:val="bullet"/>
       <w:lvlText w:val="o"/>
       <w:lvlJc w:val="left"/>
       <w:pPr>
-        <w:ind w:hanging="360" w:left="3600"/>
+        <w:ind w:left="3600" w:hanging="360"/>
       </w:pPr>
       <w:rPr>
         <w:rFonts w:ascii="Courier New" w:hAnsi="Courier New" w:hint="default"/>
       </w:rPr>
     </w:lvl>
-    <w:lvl w:ilvl="5" w:tentative="1" w:tplc="04090005">
+    <w:lvl w:ilvl="5" w:tplc="04090005" w:tentative="1">
       <w:start w:val="1"/>
       <w:numFmt w:val="bullet"/>
       <w:lvlText w:val=""/>
       <w:lvlJc w:val="left"/>
       <w:pPr>
-        <w:ind w:hanging="360" w:left="4320"/>
+        <w:ind w:left="4320" w:hanging="360"/>
       </w:pPr>
       <w:rPr>
         <w:rFonts w:ascii="Wingdings" w:hAnsi="Wingdings" w:hint="default"/>
       </w:rPr>
     </w:lvl>
-    <w:lvl w:ilvl="6" w:tentative="1" w:tplc="04090001">
+    <w:lvl w:ilvl="6" w:tplc="04090001" w:tentative="1">
       <w:start w:val="1"/>
       <w:numFmt w:val="bullet"/>
       <w:lvlText w:val=""/>
       <w:lvlJc w:val="left"/>
       <w:pPr>
-        <w:ind w:hanging="360" w:left="5040"/>
+        <w:ind w:left="5040" w:hanging="360"/>
       </w:pPr>
       <w:rPr>
         <w:rFonts w:ascii="Symbol" w:hAnsi="Symbol" w:hint="default"/>
       </w:rPr>
     </w:lvl>
-    <w:lvl w:ilvl="7" w:tentative="1" w:tplc="04090003">
+    <w:lvl w:ilvl="7" w:tplc="04090003" w:tentative="1">
       <w:start w:val="1"/>
       <w:numFmt w:val="bullet"/>
       <w:lvlText w:val="o"/>
       <w:lvlJc w:val="left"/>
       <w:pPr>
-        <w:ind w:hanging="360" w:left="5760"/>
+        <w:ind w:left="5760" w:hanging="360"/>
       </w:pPr>
       <w:rPr>
         <w:rFonts w:ascii="Courier New" w:hAnsi="Courier New" w:hint="default"/>
       </w:rPr>
     </w:lvl>
-    <w:lvl w:ilvl="8" w:tentative="1" w:tplc="04090005">
+    <w:lvl w:ilvl="8" w:tplc="04090005" w:tentative="1">
       <w:start w:val="1"/>
       <w:numFmt w:val="bullet"/>
       <w:lvlText w:val=""/>
       <w:lvlJc w:val="left"/>
       <w:pPr>
-        <w:ind w:hanging="360" w:left="6480"/>
+        <w:ind w:left="6480" w:hanging="360"/>
       </w:pPr>
       <w:rPr>
         <w:rFonts w:ascii="Wingdings" w:hAnsi="Wingdings" w:hint="default"/>
       </w:rPr>
     </w:lvl>
   </w:abstractNum>
-  <w:abstractNum w15:restartNumberingAfterBreak="0" w:abstractNumId="3">
+  <w:abstractNum w:abstractNumId="4" w15:restartNumberingAfterBreak="0">
     <w:nsid w:val="1744454D"/>
     <w:multiLevelType w:val="multilevel"/>
     <w:tmpl w:val="BEA2E0AA"/>
@@ -570,7 +795,7 @@
       <w:lvlText w:val="-"/>
       <w:lvlJc w:val="left"/>
       <w:pPr>
-        <w:ind w:hanging="360" w:left="720"/>
+        <w:ind w:left="720" w:hanging="360"/>
       </w:pPr>
       <w:rPr>
         <w:u w:val="none"/>
@@ -582,7 +807,7 @@
       <w:lvlText w:val="-"/>
       <w:lvlJc w:val="left"/>
       <w:pPr>
-        <w:ind w:hanging="360" w:left="1440"/>
+        <w:ind w:left="1440" w:hanging="360"/>
       </w:pPr>
       <w:rPr>
         <w:u w:val="none"/>
@@ -594,7 +819,7 @@
       <w:lvlText w:val="-"/>
       <w:lvlJc w:val="left"/>
       <w:pPr>
-        <w:ind w:hanging="360" w:left="2160"/>
+        <w:ind w:left="2160" w:hanging="360"/>
       </w:pPr>
       <w:rPr>
         <w:u w:val="none"/>
@@ -606,7 +831,7 @@
       <w:lvlText w:val="-"/>
       <w:lvlJc w:val="left"/>
       <w:pPr>
-        <w:ind w:hanging="360" w:left="2880"/>
+        <w:ind w:left="2880" w:hanging="360"/>
       </w:pPr>
       <w:rPr>
         <w:u w:val="none"/>
@@ -618,7 +843,7 @@
       <w:lvlText w:val="-"/>
       <w:lvlJc w:val="left"/>
       <w:pPr>
-        <w:ind w:hanging="360" w:left="3600"/>
+        <w:ind w:left="3600" w:hanging="360"/>
       </w:pPr>
       <w:rPr>
         <w:u w:val="none"/>
@@ -630,7 +855,7 @@
       <w:lvlText w:val="-"/>
       <w:lvlJc w:val="left"/>
       <w:pPr>
-        <w:ind w:hanging="360" w:left="4320"/>
+        <w:ind w:left="4320" w:hanging="360"/>
       </w:pPr>
       <w:rPr>
         <w:u w:val="none"/>
@@ -642,7 +867,7 @@
       <w:lvlText w:val="-"/>
       <w:lvlJc w:val="left"/>
       <w:pPr>
-        <w:ind w:hanging="360" w:left="5040"/>
+        <w:ind w:left="5040" w:hanging="360"/>
       </w:pPr>
       <w:rPr>
         <w:u w:val="none"/>
@@ -654,7 +879,7 @@
       <w:lvlText w:val="-"/>
       <w:lvlJc w:val="left"/>
       <w:pPr>
-        <w:ind w:hanging="360" w:left="5760"/>
+        <w:ind w:left="5760" w:hanging="360"/>
       </w:pPr>
       <w:rPr>
         <w:u w:val="none"/>
@@ -666,14 +891,14 @@
       <w:lvlText w:val="-"/>
       <w:lvlJc w:val="left"/>
       <w:pPr>
-        <w:ind w:hanging="360" w:left="6480"/>
+        <w:ind w:left="6480" w:hanging="360"/>
       </w:pPr>
       <w:rPr>
         <w:u w:val="none"/>
       </w:rPr>
     </w:lvl>
   </w:abstractNum>
-  <w:abstractNum w15:restartNumberingAfterBreak="0" w:abstractNumId="4">
+  <w:abstractNum w:abstractNumId="5" w15:restartNumberingAfterBreak="0">
     <w:nsid w:val="1D5040A3"/>
     <w:multiLevelType w:val="multilevel"/>
     <w:tmpl w:val="E8DC0374"/>
@@ -683,7 +908,7 @@
       <w:lvlText w:val="-"/>
       <w:lvlJc w:val="left"/>
       <w:pPr>
-        <w:ind w:hanging="360" w:left="720"/>
+        <w:ind w:left="720" w:hanging="360"/>
       </w:pPr>
       <w:rPr>
         <w:u w:val="none"/>
@@ -695,7 +920,7 @@
       <w:lvlText w:val="-"/>
       <w:lvlJc w:val="left"/>
       <w:pPr>
-        <w:ind w:hanging="360" w:left="1440"/>
+        <w:ind w:left="1440" w:hanging="360"/>
       </w:pPr>
       <w:rPr>
         <w:u w:val="none"/>
@@ -707,7 +932,7 @@
       <w:lvlText w:val="-"/>
       <w:lvlJc w:val="left"/>
       <w:pPr>
-        <w:ind w:hanging="360" w:left="2160"/>
+        <w:ind w:left="2160" w:hanging="360"/>
       </w:pPr>
       <w:rPr>
         <w:u w:val="none"/>
@@ -719,7 +944,7 @@
       <w:lvlText w:val="-"/>
       <w:lvlJc w:val="left"/>
       <w:pPr>
-        <w:ind w:hanging="360" w:left="2880"/>
+        <w:ind w:left="2880" w:hanging="360"/>
       </w:pPr>
       <w:rPr>
         <w:u w:val="none"/>
@@ -731,7 +956,7 @@
       <w:lvlText w:val="-"/>
       <w:lvlJc w:val="left"/>
       <w:pPr>
-        <w:ind w:hanging="360" w:left="3600"/>
+        <w:ind w:left="3600" w:hanging="360"/>
       </w:pPr>
       <w:rPr>
         <w:u w:val="none"/>
@@ -743,7 +968,7 @@
       <w:lvlText w:val="-"/>
       <w:lvlJc w:val="left"/>
       <w:pPr>
-        <w:ind w:hanging="360" w:left="4320"/>
+        <w:ind w:left="4320" w:hanging="360"/>
       </w:pPr>
       <w:rPr>
         <w:u w:val="none"/>
@@ -755,7 +980,7 @@
       <w:lvlText w:val="-"/>
       <w:lvlJc w:val="left"/>
       <w:pPr>
-        <w:ind w:hanging="360" w:left="5040"/>
+        <w:ind w:left="5040" w:hanging="360"/>
       </w:pPr>
       <w:rPr>
         <w:u w:val="none"/>
@@ -767,7 +992,7 @@
       <w:lvlText w:val="-"/>
       <w:lvlJc w:val="left"/>
       <w:pPr>
-        <w:ind w:hanging="360" w:left="5760"/>
+        <w:ind w:left="5760" w:hanging="360"/>
       </w:pPr>
       <w:rPr>
         <w:u w:val="none"/>
@@ -779,14 +1004,14 @@
       <w:lvlText w:val="-"/>
       <w:lvlJc w:val="left"/>
       <w:pPr>
-        <w:ind w:hanging="360" w:left="6480"/>
+        <w:ind w:left="6480" w:hanging="360"/>
       </w:pPr>
       <w:rPr>
         <w:u w:val="none"/>
       </w:rPr>
     </w:lvl>
   </w:abstractNum>
-  <w:abstractNum w15:restartNumberingAfterBreak="0" w:abstractNumId="5">
+  <w:abstractNum w:abstractNumId="6" w15:restartNumberingAfterBreak="0">
     <w:nsid w:val="29EA41D8"/>
     <w:multiLevelType w:val="multilevel"/>
     <w:tmpl w:val="267245EE"/>
@@ -797,9 +1022,9 @@
       <w:lvlJc w:val="left"/>
       <w:pPr>
         <w:tabs>
-          <w:tab w:pos="720" w:val="num"/>
-        </w:tabs>
-        <w:ind w:hanging="360" w:left="720"/>
+          <w:tab w:val="num" w:pos="720"/>
+        </w:tabs>
+        <w:ind w:left="720" w:hanging="360"/>
       </w:pPr>
     </w:lvl>
     <w:lvl w:ilvl="1" w:tentative="1">
@@ -809,9 +1034,9 @@
       <w:lvlJc w:val="left"/>
       <w:pPr>
         <w:tabs>
-          <w:tab w:pos="1440" w:val="num"/>
-        </w:tabs>
-        <w:ind w:hanging="360" w:left="1440"/>
+          <w:tab w:val="num" w:pos="1440"/>
+        </w:tabs>
+        <w:ind w:left="1440" w:hanging="360"/>
       </w:pPr>
     </w:lvl>
     <w:lvl w:ilvl="2" w:tentative="1">
@@ -821,9 +1046,9 @@
       <w:lvlJc w:val="left"/>
       <w:pPr>
         <w:tabs>
-          <w:tab w:pos="2160" w:val="num"/>
-        </w:tabs>
-        <w:ind w:hanging="360" w:left="2160"/>
+          <w:tab w:val="num" w:pos="2160"/>
+        </w:tabs>
+        <w:ind w:left="2160" w:hanging="360"/>
       </w:pPr>
     </w:lvl>
     <w:lvl w:ilvl="3" w:tentative="1">
@@ -833,9 +1058,9 @@
       <w:lvlJc w:val="left"/>
       <w:pPr>
         <w:tabs>
-          <w:tab w:pos="2880" w:val="num"/>
-        </w:tabs>
-        <w:ind w:hanging="360" w:left="2880"/>
+          <w:tab w:val="num" w:pos="2880"/>
+        </w:tabs>
+        <w:ind w:left="2880" w:hanging="360"/>
       </w:pPr>
     </w:lvl>
     <w:lvl w:ilvl="4" w:tentative="1">
@@ -845,9 +1070,9 @@
       <w:lvlJc w:val="left"/>
       <w:pPr>
         <w:tabs>
-          <w:tab w:pos="3600" w:val="num"/>
-        </w:tabs>
-        <w:ind w:hanging="360" w:left="3600"/>
+          <w:tab w:val="num" w:pos="3600"/>
+        </w:tabs>
+        <w:ind w:left="3600" w:hanging="360"/>
       </w:pPr>
     </w:lvl>
     <w:lvl w:ilvl="5" w:tentative="1">
@@ -857,9 +1082,9 @@
       <w:lvlJc w:val="left"/>
       <w:pPr>
         <w:tabs>
-          <w:tab w:pos="4320" w:val="num"/>
-        </w:tabs>
-        <w:ind w:hanging="360" w:left="4320"/>
+          <w:tab w:val="num" w:pos="4320"/>
+        </w:tabs>
+        <w:ind w:left="4320" w:hanging="360"/>
       </w:pPr>
     </w:lvl>
     <w:lvl w:ilvl="6" w:tentative="1">
@@ -869,9 +1094,9 @@
       <w:lvlJc w:val="left"/>
       <w:pPr>
         <w:tabs>
-          <w:tab w:pos="5040" w:val="num"/>
-        </w:tabs>
-        <w:ind w:hanging="360" w:left="5040"/>
+          <w:tab w:val="num" w:pos="5040"/>
+        </w:tabs>
+        <w:ind w:left="5040" w:hanging="360"/>
       </w:pPr>
     </w:lvl>
     <w:lvl w:ilvl="7" w:tentative="1">
@@ -881,9 +1106,9 @@
       <w:lvlJc w:val="left"/>
       <w:pPr>
         <w:tabs>
-          <w:tab w:pos="5760" w:val="num"/>
-        </w:tabs>
-        <w:ind w:hanging="360" w:left="5760"/>
+          <w:tab w:val="num" w:pos="5760"/>
+        </w:tabs>
+        <w:ind w:left="5760" w:hanging="360"/>
       </w:pPr>
     </w:lvl>
     <w:lvl w:ilvl="8" w:tentative="1">
@@ -893,13 +1118,13 @@
       <w:lvlJc w:val="left"/>
       <w:pPr>
         <w:tabs>
-          <w:tab w:pos="6480" w:val="num"/>
-        </w:tabs>
-        <w:ind w:hanging="360" w:left="6480"/>
+          <w:tab w:val="num" w:pos="6480"/>
+        </w:tabs>
+        <w:ind w:left="6480" w:hanging="360"/>
       </w:pPr>
     </w:lvl>
   </w:abstractNum>
-  <w:abstractNum w15:restartNumberingAfterBreak="0" w:abstractNumId="6">
+  <w:abstractNum w:abstractNumId="7" w15:restartNumberingAfterBreak="0">
     <w:nsid w:val="2D7802DA"/>
     <w:multiLevelType w:val="multilevel"/>
     <w:tmpl w:val="0CC420B2"/>
@@ -909,7 +1134,7 @@
       <w:lvlText w:val="-"/>
       <w:lvlJc w:val="left"/>
       <w:pPr>
-        <w:ind w:hanging="360" w:left="720"/>
+        <w:ind w:left="720" w:hanging="360"/>
       </w:pPr>
       <w:rPr>
         <w:u w:val="none"/>
@@ -921,7 +1146,7 @@
       <w:lvlText w:val="-"/>
       <w:lvlJc w:val="left"/>
       <w:pPr>
-        <w:ind w:hanging="360" w:left="1440"/>
+        <w:ind w:left="1440" w:hanging="360"/>
       </w:pPr>
       <w:rPr>
         <w:u w:val="none"/>
@@ -933,7 +1158,7 @@
       <w:lvlText w:val="-"/>
       <w:lvlJc w:val="left"/>
       <w:pPr>
-        <w:ind w:hanging="360" w:left="2160"/>
+        <w:ind w:left="2160" w:hanging="360"/>
       </w:pPr>
       <w:rPr>
         <w:u w:val="none"/>
@@ -945,7 +1170,7 @@
       <w:lvlText w:val="-"/>
       <w:lvlJc w:val="left"/>
       <w:pPr>
-        <w:ind w:hanging="360" w:left="2880"/>
+        <w:ind w:left="2880" w:hanging="360"/>
       </w:pPr>
       <w:rPr>
         <w:u w:val="none"/>
@@ -957,7 +1182,7 @@
       <w:lvlText w:val="-"/>
       <w:lvlJc w:val="left"/>
       <w:pPr>
-        <w:ind w:hanging="360" w:left="3600"/>
+        <w:ind w:left="3600" w:hanging="360"/>
       </w:pPr>
       <w:rPr>
         <w:u w:val="none"/>
@@ -969,7 +1194,7 @@
       <w:lvlText w:val="-"/>
       <w:lvlJc w:val="left"/>
       <w:pPr>
-        <w:ind w:hanging="360" w:left="4320"/>
+        <w:ind w:left="4320" w:hanging="360"/>
       </w:pPr>
       <w:rPr>
         <w:u w:val="none"/>
@@ -981,7 +1206,7 @@
       <w:lvlText w:val="-"/>
       <w:lvlJc w:val="left"/>
       <w:pPr>
-        <w:ind w:hanging="360" w:left="5040"/>
+        <w:ind w:left="5040" w:hanging="360"/>
       </w:pPr>
       <w:rPr>
         <w:u w:val="none"/>
@@ -993,7 +1218,7 @@
       <w:lvlText w:val="-"/>
       <w:lvlJc w:val="left"/>
       <w:pPr>
-        <w:ind w:hanging="360" w:left="5760"/>
+        <w:ind w:left="5760" w:hanging="360"/>
       </w:pPr>
       <w:rPr>
         <w:u w:val="none"/>
@@ -1005,14 +1230,14 @@
       <w:lvlText w:val="-"/>
       <w:lvlJc w:val="left"/>
       <w:pPr>
-        <w:ind w:hanging="360" w:left="6480"/>
+        <w:ind w:left="6480" w:hanging="360"/>
       </w:pPr>
       <w:rPr>
         <w:u w:val="none"/>
       </w:rPr>
     </w:lvl>
   </w:abstractNum>
-  <w:abstractNum w15:restartNumberingAfterBreak="0" w:abstractNumId="7">
+  <w:abstractNum w:abstractNumId="8" w15:restartNumberingAfterBreak="0">
     <w:nsid w:val="2E5524F5"/>
     <w:multiLevelType w:val="multilevel"/>
     <w:tmpl w:val="244E3E70"/>
@@ -1022,7 +1247,7 @@
       <w:lvlText w:val="-"/>
       <w:lvlJc w:val="left"/>
       <w:pPr>
-        <w:ind w:hanging="360" w:left="720"/>
+        <w:ind w:left="720" w:hanging="360"/>
       </w:pPr>
       <w:rPr>
         <w:u w:val="none"/>
@@ -1034,7 +1259,7 @@
       <w:lvlText w:val="-"/>
       <w:lvlJc w:val="left"/>
       <w:pPr>
-        <w:ind w:hanging="360" w:left="1440"/>
+        <w:ind w:left="1440" w:hanging="360"/>
       </w:pPr>
       <w:rPr>
         <w:u w:val="none"/>
@@ -1046,7 +1271,7 @@
       <w:lvlText w:val="-"/>
       <w:lvlJc w:val="left"/>
       <w:pPr>
-        <w:ind w:hanging="360" w:left="2160"/>
+        <w:ind w:left="2160" w:hanging="360"/>
       </w:pPr>
       <w:rPr>
         <w:u w:val="none"/>
@@ -1058,7 +1283,7 @@
       <w:lvlText w:val="-"/>
       <w:lvlJc w:val="left"/>
       <w:pPr>
-        <w:ind w:hanging="360" w:left="2880"/>
+        <w:ind w:left="2880" w:hanging="360"/>
       </w:pPr>
       <w:rPr>
         <w:u w:val="none"/>
@@ -1070,7 +1295,7 @@
       <w:lvlText w:val="-"/>
       <w:lvlJc w:val="left"/>
       <w:pPr>
-        <w:ind w:hanging="360" w:left="3600"/>
+        <w:ind w:left="3600" w:hanging="360"/>
       </w:pPr>
       <w:rPr>
         <w:u w:val="none"/>
@@ -1082,7 +1307,7 @@
       <w:lvlText w:val="-"/>
       <w:lvlJc w:val="left"/>
       <w:pPr>
-        <w:ind w:hanging="360" w:left="4320"/>
+        <w:ind w:left="4320" w:hanging="360"/>
       </w:pPr>
       <w:rPr>
         <w:u w:val="none"/>
@@ -1094,7 +1319,7 @@
       <w:lvlText w:val="-"/>
       <w:lvlJc w:val="left"/>
       <w:pPr>
-        <w:ind w:hanging="360" w:left="5040"/>
+        <w:ind w:left="5040" w:hanging="360"/>
       </w:pPr>
       <w:rPr>
         <w:u w:val="none"/>
@@ -1106,7 +1331,7 @@
       <w:lvlText w:val="-"/>
       <w:lvlJc w:val="left"/>
       <w:pPr>
-        <w:ind w:hanging="360" w:left="5760"/>
+        <w:ind w:left="5760" w:hanging="360"/>
       </w:pPr>
       <w:rPr>
         <w:u w:val="none"/>
@@ -1118,14 +1343,14 @@
       <w:lvlText w:val="-"/>
       <w:lvlJc w:val="left"/>
       <w:pPr>
-        <w:ind w:hanging="360" w:left="6480"/>
+        <w:ind w:left="6480" w:hanging="360"/>
       </w:pPr>
       <w:rPr>
         <w:u w:val="none"/>
       </w:rPr>
     </w:lvl>
   </w:abstractNum>
-  <w:abstractNum w15:restartNumberingAfterBreak="0" w:abstractNumId="8">
+  <w:abstractNum w:abstractNumId="9" w15:restartNumberingAfterBreak="0">
     <w:nsid w:val="30FC0002"/>
     <w:multiLevelType w:val="hybridMultilevel"/>
     <w:tmpl w:val="007AAE82"/>
@@ -1135,86 +1360,86 @@
       <w:lvlText w:val="%1."/>
       <w:lvlJc w:val="left"/>
       <w:pPr>
-        <w:ind w:hanging="360" w:left="360"/>
+        <w:ind w:left="360" w:hanging="360"/>
       </w:pPr>
       <w:rPr>
         <w:rFonts w:hint="default"/>
       </w:rPr>
     </w:lvl>
-    <w:lvl w:ilvl="1" w:tentative="1" w:tplc="04090019">
+    <w:lvl w:ilvl="1" w:tplc="04090019" w:tentative="1">
       <w:start w:val="1"/>
       <w:numFmt w:val="lowerLetter"/>
       <w:lvlText w:val="%2."/>
       <w:lvlJc w:val="left"/>
       <w:pPr>
-        <w:ind w:hanging="360" w:left="1080"/>
-      </w:pPr>
-    </w:lvl>
-    <w:lvl w:ilvl="2" w:tentative="1" w:tplc="0409001B">
+        <w:ind w:left="1080" w:hanging="360"/>
+      </w:pPr>
+    </w:lvl>
+    <w:lvl w:ilvl="2" w:tplc="0409001B" w:tentative="1">
       <w:start w:val="1"/>
       <w:numFmt w:val="lowerRoman"/>
       <w:lvlText w:val="%3."/>
       <w:lvlJc w:val="right"/>
       <w:pPr>
-        <w:ind w:hanging="180" w:left="1800"/>
-      </w:pPr>
-    </w:lvl>
-    <w:lvl w:ilvl="3" w:tentative="1" w:tplc="0409000F">
+        <w:ind w:left="1800" w:hanging="180"/>
+      </w:pPr>
+    </w:lvl>
+    <w:lvl w:ilvl="3" w:tplc="0409000F" w:tentative="1">
       <w:start w:val="1"/>
       <w:numFmt w:val="decimal"/>
       <w:lvlText w:val="%4."/>
       <w:lvlJc w:val="left"/>
       <w:pPr>
-        <w:ind w:hanging="360" w:left="2520"/>
-      </w:pPr>
-    </w:lvl>
-    <w:lvl w:ilvl="4" w:tentative="1" w:tplc="04090019">
+        <w:ind w:left="2520" w:hanging="360"/>
+      </w:pPr>
+    </w:lvl>
+    <w:lvl w:ilvl="4" w:tplc="04090019" w:tentative="1">
       <w:start w:val="1"/>
       <w:numFmt w:val="lowerLetter"/>
       <w:lvlText w:val="%5."/>
       <w:lvlJc w:val="left"/>
       <w:pPr>
-        <w:ind w:hanging="360" w:left="3240"/>
-      </w:pPr>
-    </w:lvl>
-    <w:lvl w:ilvl="5" w:tentative="1" w:tplc="0409001B">
+        <w:ind w:left="3240" w:hanging="360"/>
+      </w:pPr>
+    </w:lvl>
+    <w:lvl w:ilvl="5" w:tplc="0409001B" w:tentative="1">
       <w:start w:val="1"/>
       <w:numFmt w:val="lowerRoman"/>
       <w:lvlText w:val="%6."/>
       <w:lvlJc w:val="right"/>
       <w:pPr>
-        <w:ind w:hanging="180" w:left="3960"/>
-      </w:pPr>
-    </w:lvl>
-    <w:lvl w:ilvl="6" w:tentative="1" w:tplc="0409000F">
+        <w:ind w:left="3960" w:hanging="180"/>
+      </w:pPr>
+    </w:lvl>
+    <w:lvl w:ilvl="6" w:tplc="0409000F" w:tentative="1">
       <w:start w:val="1"/>
       <w:numFmt w:val="decimal"/>
       <w:lvlText w:val="%7."/>
       <w:lvlJc w:val="left"/>
       <w:pPr>
-        <w:ind w:hanging="360" w:left="4680"/>
-      </w:pPr>
-    </w:lvl>
-    <w:lvl w:ilvl="7" w:tentative="1" w:tplc="04090019">
+        <w:ind w:left="4680" w:hanging="360"/>
+      </w:pPr>
+    </w:lvl>
+    <w:lvl w:ilvl="7" w:tplc="04090019" w:tentative="1">
       <w:start w:val="1"/>
       <w:numFmt w:val="lowerLetter"/>
       <w:lvlText w:val="%8."/>
       <w:lvlJc w:val="left"/>
       <w:pPr>
-        <w:ind w:hanging="360" w:left="5400"/>
-      </w:pPr>
-    </w:lvl>
-    <w:lvl w:ilvl="8" w:tentative="1" w:tplc="0409001B">
+        <w:ind w:left="5400" w:hanging="360"/>
+      </w:pPr>
+    </w:lvl>
+    <w:lvl w:ilvl="8" w:tplc="0409001B" w:tentative="1">
       <w:start w:val="1"/>
       <w:numFmt w:val="lowerRoman"/>
       <w:lvlText w:val="%9."/>
       <w:lvlJc w:val="right"/>
       <w:pPr>
-        <w:ind w:hanging="180" w:left="6120"/>
+        <w:ind w:left="6120" w:hanging="180"/>
       </w:pPr>
     </w:lvl>
   </w:abstractNum>
-  <w:abstractNum w15:restartNumberingAfterBreak="0" w:abstractNumId="9">
+  <w:abstractNum w:abstractNumId="10" w15:restartNumberingAfterBreak="0">
     <w:nsid w:val="44E96C8B"/>
     <w:multiLevelType w:val="multilevel"/>
     <w:tmpl w:val="267245EE"/>
@@ -1225,9 +1450,9 @@
       <w:lvlJc w:val="left"/>
       <w:pPr>
         <w:tabs>
-          <w:tab w:pos="720" w:val="num"/>
-        </w:tabs>
-        <w:ind w:hanging="360" w:left="720"/>
+          <w:tab w:val="num" w:pos="720"/>
+        </w:tabs>
+        <w:ind w:left="720" w:hanging="360"/>
       </w:pPr>
     </w:lvl>
     <w:lvl w:ilvl="1" w:tentative="1">
@@ -1237,9 +1462,9 @@
       <w:lvlJc w:val="left"/>
       <w:pPr>
         <w:tabs>
-          <w:tab w:pos="1440" w:val="num"/>
-        </w:tabs>
-        <w:ind w:hanging="360" w:left="1440"/>
+          <w:tab w:val="num" w:pos="1440"/>
+        </w:tabs>
+        <w:ind w:left="1440" w:hanging="360"/>
       </w:pPr>
     </w:lvl>
     <w:lvl w:ilvl="2" w:tentative="1">
@@ -1249,9 +1474,9 @@
       <w:lvlJc w:val="left"/>
       <w:pPr>
         <w:tabs>
-          <w:tab w:pos="2160" w:val="num"/>
-        </w:tabs>
-        <w:ind w:hanging="360" w:left="2160"/>
+          <w:tab w:val="num" w:pos="2160"/>
+        </w:tabs>
+        <w:ind w:left="2160" w:hanging="360"/>
       </w:pPr>
     </w:lvl>
     <w:lvl w:ilvl="3" w:tentative="1">
@@ -1261,9 +1486,9 @@
       <w:lvlJc w:val="left"/>
       <w:pPr>
         <w:tabs>
-          <w:tab w:pos="2880" w:val="num"/>
-        </w:tabs>
-        <w:ind w:hanging="360" w:left="2880"/>
+          <w:tab w:val="num" w:pos="2880"/>
+        </w:tabs>
+        <w:ind w:left="2880" w:hanging="360"/>
       </w:pPr>
     </w:lvl>
     <w:lvl w:ilvl="4" w:tentative="1">
@@ -1273,9 +1498,9 @@
       <w:lvlJc w:val="left"/>
       <w:pPr>
         <w:tabs>
-          <w:tab w:pos="3600" w:val="num"/>
-        </w:tabs>
-        <w:ind w:hanging="360" w:left="3600"/>
+          <w:tab w:val="num" w:pos="3600"/>
+        </w:tabs>
+        <w:ind w:left="3600" w:hanging="360"/>
       </w:pPr>
     </w:lvl>
     <w:lvl w:ilvl="5" w:tentative="1">
@@ -1285,9 +1510,9 @@
       <w:lvlJc w:val="left"/>
       <w:pPr>
         <w:tabs>
-          <w:tab w:pos="4320" w:val="num"/>
-        </w:tabs>
-        <w:ind w:hanging="360" w:left="4320"/>
+          <w:tab w:val="num" w:pos="4320"/>
+        </w:tabs>
+        <w:ind w:left="4320" w:hanging="360"/>
       </w:pPr>
     </w:lvl>
     <w:lvl w:ilvl="6" w:tentative="1">
@@ -1297,9 +1522,9 @@
       <w:lvlJc w:val="left"/>
       <w:pPr>
         <w:tabs>
-          <w:tab w:pos="5040" w:val="num"/>
-        </w:tabs>
-        <w:ind w:hanging="360" w:left="5040"/>
+          <w:tab w:val="num" w:pos="5040"/>
+        </w:tabs>
+        <w:ind w:left="5040" w:hanging="360"/>
       </w:pPr>
     </w:lvl>
     <w:lvl w:ilvl="7" w:tentative="1">
@@ -1309,9 +1534,9 @@
       <w:lvlJc w:val="left"/>
       <w:pPr>
         <w:tabs>
-          <w:tab w:pos="5760" w:val="num"/>
-        </w:tabs>
-        <w:ind w:hanging="360" w:left="5760"/>
+          <w:tab w:val="num" w:pos="5760"/>
+        </w:tabs>
+        <w:ind w:left="5760" w:hanging="360"/>
       </w:pPr>
     </w:lvl>
     <w:lvl w:ilvl="8" w:tentative="1">
@@ -1321,13 +1546,13 @@
       <w:lvlJc w:val="left"/>
       <w:pPr>
         <w:tabs>
-          <w:tab w:pos="6480" w:val="num"/>
-        </w:tabs>
-        <w:ind w:hanging="360" w:left="6480"/>
+          <w:tab w:val="num" w:pos="6480"/>
+        </w:tabs>
+        <w:ind w:left="6480" w:hanging="360"/>
       </w:pPr>
     </w:lvl>
   </w:abstractNum>
-  <w:abstractNum w15:restartNumberingAfterBreak="0" w:abstractNumId="10">
+  <w:abstractNum w:abstractNumId="11" w15:restartNumberingAfterBreak="0">
     <w:nsid w:val="485A5F5D"/>
     <w:multiLevelType w:val="multilevel"/>
     <w:tmpl w:val="267245EE"/>
@@ -1338,9 +1563,9 @@
       <w:lvlJc w:val="left"/>
       <w:pPr>
         <w:tabs>
-          <w:tab w:pos="720" w:val="num"/>
-        </w:tabs>
-        <w:ind w:hanging="360" w:left="720"/>
+          <w:tab w:val="num" w:pos="720"/>
+        </w:tabs>
+        <w:ind w:left="720" w:hanging="360"/>
       </w:pPr>
     </w:lvl>
     <w:lvl w:ilvl="1" w:tentative="1">
@@ -1350,9 +1575,9 @@
       <w:lvlJc w:val="left"/>
       <w:pPr>
         <w:tabs>
-          <w:tab w:pos="1440" w:val="num"/>
-        </w:tabs>
-        <w:ind w:hanging="360" w:left="1440"/>
+          <w:tab w:val="num" w:pos="1440"/>
+        </w:tabs>
+        <w:ind w:left="1440" w:hanging="360"/>
       </w:pPr>
     </w:lvl>
     <w:lvl w:ilvl="2" w:tentative="1">
@@ -1362,9 +1587,9 @@
       <w:lvlJc w:val="left"/>
       <w:pPr>
         <w:tabs>
-          <w:tab w:pos="2160" w:val="num"/>
-        </w:tabs>
-        <w:ind w:hanging="360" w:left="2160"/>
+          <w:tab w:val="num" w:pos="2160"/>
+        </w:tabs>
+        <w:ind w:left="2160" w:hanging="360"/>
       </w:pPr>
     </w:lvl>
     <w:lvl w:ilvl="3" w:tentative="1">
@@ -1374,9 +1599,9 @@
       <w:lvlJc w:val="left"/>
       <w:pPr>
         <w:tabs>
-          <w:tab w:pos="2880" w:val="num"/>
-        </w:tabs>
-        <w:ind w:hanging="360" w:left="2880"/>
+          <w:tab w:val="num" w:pos="2880"/>
+        </w:tabs>
+        <w:ind w:left="2880" w:hanging="360"/>
       </w:pPr>
     </w:lvl>
     <w:lvl w:ilvl="4" w:tentative="1">
@@ -1386,9 +1611,9 @@
       <w:lvlJc w:val="left"/>
       <w:pPr>
         <w:tabs>
-          <w:tab w:pos="3600" w:val="num"/>
-        </w:tabs>
-        <w:ind w:hanging="360" w:left="3600"/>
+          <w:tab w:val="num" w:pos="3600"/>
+        </w:tabs>
+        <w:ind w:left="3600" w:hanging="360"/>
       </w:pPr>
     </w:lvl>
     <w:lvl w:ilvl="5" w:tentative="1">
@@ -1398,9 +1623,9 @@
       <w:lvlJc w:val="left"/>
       <w:pPr>
         <w:tabs>
-          <w:tab w:pos="4320" w:val="num"/>
-        </w:tabs>
-        <w:ind w:hanging="360" w:left="4320"/>
+          <w:tab w:val="num" w:pos="4320"/>
+        </w:tabs>
+        <w:ind w:left="4320" w:hanging="360"/>
       </w:pPr>
     </w:lvl>
     <w:lvl w:ilvl="6" w:tentative="1">
@@ -1410,9 +1635,9 @@
       <w:lvlJc w:val="left"/>
       <w:pPr>
         <w:tabs>
-          <w:tab w:pos="5040" w:val="num"/>
-        </w:tabs>
-        <w:ind w:hanging="360" w:left="5040"/>
+          <w:tab w:val="num" w:pos="5040"/>
+        </w:tabs>
+        <w:ind w:left="5040" w:hanging="360"/>
       </w:pPr>
     </w:lvl>
     <w:lvl w:ilvl="7" w:tentative="1">
@@ -1422,9 +1647,9 @@
       <w:lvlJc w:val="left"/>
       <w:pPr>
         <w:tabs>
-          <w:tab w:pos="5760" w:val="num"/>
-        </w:tabs>
-        <w:ind w:hanging="360" w:left="5760"/>
+          <w:tab w:val="num" w:pos="5760"/>
+        </w:tabs>
+        <w:ind w:left="5760" w:hanging="360"/>
       </w:pPr>
     </w:lvl>
     <w:lvl w:ilvl="8" w:tentative="1">
@@ -1434,13 +1659,13 @@
       <w:lvlJc w:val="left"/>
       <w:pPr>
         <w:tabs>
-          <w:tab w:pos="6480" w:val="num"/>
-        </w:tabs>
-        <w:ind w:hanging="360" w:left="6480"/>
+          <w:tab w:val="num" w:pos="6480"/>
+        </w:tabs>
+        <w:ind w:left="6480" w:hanging="360"/>
       </w:pPr>
     </w:lvl>
   </w:abstractNum>
-  <w:abstractNum w15:restartNumberingAfterBreak="0" w:abstractNumId="11">
+  <w:abstractNum w:abstractNumId="12" w15:restartNumberingAfterBreak="0">
     <w:nsid w:val="49127D73"/>
     <w:multiLevelType w:val="multilevel"/>
     <w:tmpl w:val="1736CE22"/>
@@ -1450,7 +1675,7 @@
       <w:lvlText w:val=""/>
       <w:lvlJc w:val="left"/>
       <w:pPr>
-        <w:ind w:hanging="360" w:left="720"/>
+        <w:ind w:left="720" w:hanging="360"/>
       </w:pPr>
       <w:rPr>
         <w:rFonts w:ascii="Symbol" w:hAnsi="Symbol" w:hint="default"/>
@@ -1463,7 +1688,7 @@
       <w:lvlText w:val="%1.%2"/>
       <w:lvlJc w:val="left"/>
       <w:pPr>
-        <w:ind w:hanging="360" w:left="720"/>
+        <w:ind w:left="720" w:hanging="360"/>
       </w:pPr>
       <w:rPr>
         <w:rFonts w:hint="default"/>
@@ -1476,7 +1701,7 @@
       <w:lvlText w:val="%1.%2.%3"/>
       <w:lvlJc w:val="left"/>
       <w:pPr>
-        <w:ind w:hanging="720" w:left="1080"/>
+        <w:ind w:left="1080" w:hanging="720"/>
       </w:pPr>
       <w:rPr>
         <w:rFonts w:hint="default"/>
@@ -1489,7 +1714,7 @@
       <w:lvlText w:val="%1.%2.%3.%4"/>
       <w:lvlJc w:val="left"/>
       <w:pPr>
-        <w:ind w:hanging="720" w:left="1080"/>
+        <w:ind w:left="1080" w:hanging="720"/>
       </w:pPr>
       <w:rPr>
         <w:rFonts w:hint="default"/>
@@ -1502,7 +1727,7 @@
       <w:lvlText w:val="%1.%2.%3.%4.%5"/>
       <w:lvlJc w:val="left"/>
       <w:pPr>
-        <w:ind w:hanging="1080" w:left="1440"/>
+        <w:ind w:left="1440" w:hanging="1080"/>
       </w:pPr>
       <w:rPr>
         <w:rFonts w:hint="default"/>
@@ -1515,7 +1740,7 @@
       <w:lvlText w:val="%1.%2.%3.%4.%5.%6"/>
       <w:lvlJc w:val="left"/>
       <w:pPr>
-        <w:ind w:hanging="1080" w:left="1440"/>
+        <w:ind w:left="1440" w:hanging="1080"/>
       </w:pPr>
       <w:rPr>
         <w:rFonts w:hint="default"/>
@@ -1528,7 +1753,7 @@
       <w:lvlText w:val="%1.%2.%3.%4.%5.%6.%7"/>
       <w:lvlJc w:val="left"/>
       <w:pPr>
-        <w:ind w:hanging="1440" w:left="1800"/>
+        <w:ind w:left="1800" w:hanging="1440"/>
       </w:pPr>
       <w:rPr>
         <w:rFonts w:hint="default"/>
@@ -1541,7 +1766,7 @@
       <w:lvlText w:val="%1.%2.%3.%4.%5.%6.%7.%8"/>
       <w:lvlJc w:val="left"/>
       <w:pPr>
-        <w:ind w:hanging="1440" w:left="1800"/>
+        <w:ind w:left="1800" w:hanging="1440"/>
       </w:pPr>
       <w:rPr>
         <w:rFonts w:hint="default"/>
@@ -1554,14 +1779,14 @@
       <w:lvlText w:val="%1.%2.%3.%4.%5.%6.%7.%8.%9"/>
       <w:lvlJc w:val="left"/>
       <w:pPr>
-        <w:ind w:hanging="1800" w:left="2160"/>
+        <w:ind w:left="2160" w:hanging="1800"/>
       </w:pPr>
       <w:rPr>
         <w:rFonts w:hint="default"/>
       </w:rPr>
     </w:lvl>
   </w:abstractNum>
-  <w:abstractNum w15:restartNumberingAfterBreak="0" w:abstractNumId="12">
+  <w:abstractNum w:abstractNumId="13" w15:restartNumberingAfterBreak="0">
     <w:nsid w:val="4D0460AB"/>
     <w:multiLevelType w:val="multilevel"/>
     <w:tmpl w:val="8638B9EE"/>
@@ -1571,7 +1796,7 @@
       <w:lvlText w:val="%1."/>
       <w:lvlJc w:val="left"/>
       <w:pPr>
-        <w:ind w:hanging="360" w:left="720"/>
+        <w:ind w:left="720" w:hanging="360"/>
       </w:pPr>
       <w:rPr>
         <w:u w:val="none"/>
@@ -1583,7 +1808,7 @@
       <w:lvlText w:val="%2."/>
       <w:lvlJc w:val="left"/>
       <w:pPr>
-        <w:ind w:hanging="360" w:left="1440"/>
+        <w:ind w:left="1440" w:hanging="360"/>
       </w:pPr>
       <w:rPr>
         <w:u w:val="none"/>
@@ -1595,7 +1820,7 @@
       <w:lvlText w:val="%3."/>
       <w:lvlJc w:val="right"/>
       <w:pPr>
-        <w:ind w:hanging="360" w:left="2160"/>
+        <w:ind w:left="2160" w:hanging="360"/>
       </w:pPr>
       <w:rPr>
         <w:u w:val="none"/>
@@ -1607,7 +1832,7 @@
       <w:lvlText w:val="%4."/>
       <w:lvlJc w:val="left"/>
       <w:pPr>
-        <w:ind w:hanging="360" w:left="2880"/>
+        <w:ind w:left="2880" w:hanging="360"/>
       </w:pPr>
       <w:rPr>
         <w:u w:val="none"/>
@@ -1619,7 +1844,7 @@
       <w:lvlText w:val="%5."/>
       <w:lvlJc w:val="left"/>
       <w:pPr>
-        <w:ind w:hanging="360" w:left="3600"/>
+        <w:ind w:left="3600" w:hanging="360"/>
       </w:pPr>
       <w:rPr>
         <w:u w:val="none"/>
@@ -1631,7 +1856,7 @@
       <w:lvlText w:val="%6."/>
       <w:lvlJc w:val="right"/>
       <w:pPr>
-        <w:ind w:hanging="360" w:left="4320"/>
+        <w:ind w:left="4320" w:hanging="360"/>
       </w:pPr>
       <w:rPr>
         <w:u w:val="none"/>
@@ -1643,7 +1868,7 @@
       <w:lvlText w:val="%7."/>
       <w:lvlJc w:val="left"/>
       <w:pPr>
-        <w:ind w:hanging="360" w:left="5040"/>
+        <w:ind w:left="5040" w:hanging="360"/>
       </w:pPr>
       <w:rPr>
         <w:u w:val="none"/>
@@ -1655,7 +1880,7 @@
       <w:lvlText w:val="%8."/>
       <w:lvlJc w:val="left"/>
       <w:pPr>
-        <w:ind w:hanging="360" w:left="5760"/>
+        <w:ind w:left="5760" w:hanging="360"/>
       </w:pPr>
       <w:rPr>
         <w:u w:val="none"/>
@@ -1667,14 +1892,14 @@
       <w:lvlText w:val="%9."/>
       <w:lvlJc w:val="right"/>
       <w:pPr>
-        <w:ind w:hanging="360" w:left="6480"/>
+        <w:ind w:left="6480" w:hanging="360"/>
       </w:pPr>
       <w:rPr>
         <w:u w:val="none"/>
       </w:rPr>
     </w:lvl>
   </w:abstractNum>
-  <w:abstractNum w15:restartNumberingAfterBreak="0" w:abstractNumId="13">
+  <w:abstractNum w:abstractNumId="14" w15:restartNumberingAfterBreak="0">
     <w:nsid w:val="5583452F"/>
     <w:multiLevelType w:val="hybridMultilevel"/>
     <w:tmpl w:val="099ABA20"/>
@@ -1684,86 +1909,86 @@
       <w:lvlText w:val="%1."/>
       <w:lvlJc w:val="left"/>
       <w:pPr>
-        <w:ind w:hanging="360" w:left="420"/>
-      </w:pPr>
-      <w:rPr>
-        <w:rFonts w:ascii="Times New Roman" w:cs="Times New Roman" w:hAnsi="Times New Roman" w:hint="default"/>
-      </w:rPr>
-    </w:lvl>
-    <w:lvl w:ilvl="1" w:tentative="1" w:tplc="04090019">
+        <w:ind w:left="420" w:hanging="360"/>
+      </w:pPr>
+      <w:rPr>
+        <w:rFonts w:ascii="Times New Roman" w:hAnsi="Times New Roman" w:cs="Times New Roman" w:hint="default"/>
+      </w:rPr>
+    </w:lvl>
+    <w:lvl w:ilvl="1" w:tplc="04090019" w:tentative="1">
       <w:start w:val="1"/>
       <w:numFmt w:val="lowerLetter"/>
       <w:lvlText w:val="%2."/>
       <w:lvlJc w:val="left"/>
       <w:pPr>
-        <w:ind w:hanging="360" w:left="1140"/>
-      </w:pPr>
-    </w:lvl>
-    <w:lvl w:ilvl="2" w:tentative="1" w:tplc="0409001B">
+        <w:ind w:left="1140" w:hanging="360"/>
+      </w:pPr>
+    </w:lvl>
+    <w:lvl w:ilvl="2" w:tplc="0409001B" w:tentative="1">
       <w:start w:val="1"/>
       <w:numFmt w:val="lowerRoman"/>
       <w:lvlText w:val="%3."/>
       <w:lvlJc w:val="right"/>
       <w:pPr>
-        <w:ind w:hanging="180" w:left="1860"/>
-      </w:pPr>
-    </w:lvl>
-    <w:lvl w:ilvl="3" w:tentative="1" w:tplc="0409000F">
+        <w:ind w:left="1860" w:hanging="180"/>
+      </w:pPr>
+    </w:lvl>
+    <w:lvl w:ilvl="3" w:tplc="0409000F" w:tentative="1">
       <w:start w:val="1"/>
       <w:numFmt w:val="decimal"/>
       <w:lvlText w:val="%4."/>
       <w:lvlJc w:val="left"/>
       <w:pPr>
-        <w:ind w:hanging="360" w:left="2580"/>
-      </w:pPr>
-    </w:lvl>
-    <w:lvl w:ilvl="4" w:tentative="1" w:tplc="04090019">
+        <w:ind w:left="2580" w:hanging="360"/>
+      </w:pPr>
+    </w:lvl>
+    <w:lvl w:ilvl="4" w:tplc="04090019" w:tentative="1">
       <w:start w:val="1"/>
       <w:numFmt w:val="lowerLetter"/>
       <w:lvlText w:val="%5."/>
       <w:lvlJc w:val="left"/>
       <w:pPr>
-        <w:ind w:hanging="360" w:left="3300"/>
-      </w:pPr>
-    </w:lvl>
-    <w:lvl w:ilvl="5" w:tentative="1" w:tplc="0409001B">
+        <w:ind w:left="3300" w:hanging="360"/>
+      </w:pPr>
+    </w:lvl>
+    <w:lvl w:ilvl="5" w:tplc="0409001B" w:tentative="1">
       <w:start w:val="1"/>
       <w:numFmt w:val="lowerRoman"/>
       <w:lvlText w:val="%6."/>
       <w:lvlJc w:val="right"/>
       <w:pPr>
-        <w:ind w:hanging="180" w:left="4020"/>
-      </w:pPr>
-    </w:lvl>
-    <w:lvl w:ilvl="6" w:tentative="1" w:tplc="0409000F">
+        <w:ind w:left="4020" w:hanging="180"/>
+      </w:pPr>
+    </w:lvl>
+    <w:lvl w:ilvl="6" w:tplc="0409000F" w:tentative="1">
       <w:start w:val="1"/>
       <w:numFmt w:val="decimal"/>
       <w:lvlText w:val="%7."/>
       <w:lvlJc w:val="left"/>
       <w:pPr>
-        <w:ind w:hanging="360" w:left="4740"/>
-      </w:pPr>
-    </w:lvl>
-    <w:lvl w:ilvl="7" w:tentative="1" w:tplc="04090019">
+        <w:ind w:left="4740" w:hanging="360"/>
+      </w:pPr>
+    </w:lvl>
+    <w:lvl w:ilvl="7" w:tplc="04090019" w:tentative="1">
       <w:start w:val="1"/>
       <w:numFmt w:val="lowerLetter"/>
       <w:lvlText w:val="%8."/>
       <w:lvlJc w:val="left"/>
       <w:pPr>
-        <w:ind w:hanging="360" w:left="5460"/>
-      </w:pPr>
-    </w:lvl>
-    <w:lvl w:ilvl="8" w:tentative="1" w:tplc="0409001B">
+        <w:ind w:left="5460" w:hanging="360"/>
+      </w:pPr>
+    </w:lvl>
+    <w:lvl w:ilvl="8" w:tplc="0409001B" w:tentative="1">
       <w:start w:val="1"/>
       <w:numFmt w:val="lowerRoman"/>
       <w:lvlText w:val="%9."/>
       <w:lvlJc w:val="right"/>
       <w:pPr>
-        <w:ind w:hanging="180" w:left="6180"/>
+        <w:ind w:left="6180" w:hanging="180"/>
       </w:pPr>
     </w:lvl>
   </w:abstractNum>
-  <w:abstractNum w15:restartNumberingAfterBreak="0" w:abstractNumId="14">
+  <w:abstractNum w:abstractNumId="15" w15:restartNumberingAfterBreak="0">
     <w:nsid w:val="56942631"/>
     <w:multiLevelType w:val="multilevel"/>
     <w:tmpl w:val="D4041BCE"/>
@@ -1773,7 +1998,7 @@
       <w:lvlText w:val="-"/>
       <w:lvlJc w:val="left"/>
       <w:pPr>
-        <w:ind w:hanging="360" w:left="720"/>
+        <w:ind w:left="720" w:hanging="360"/>
       </w:pPr>
       <w:rPr>
         <w:u w:val="none"/>
@@ -1785,7 +2010,7 @@
       <w:lvlText w:val="-"/>
       <w:lvlJc w:val="left"/>
       <w:pPr>
-        <w:ind w:hanging="360" w:left="1440"/>
+        <w:ind w:left="1440" w:hanging="360"/>
       </w:pPr>
       <w:rPr>
         <w:u w:val="none"/>
@@ -1797,7 +2022,7 @@
       <w:lvlText w:val="-"/>
       <w:lvlJc w:val="left"/>
       <w:pPr>
-        <w:ind w:hanging="360" w:left="2160"/>
+        <w:ind w:left="2160" w:hanging="360"/>
       </w:pPr>
       <w:rPr>
         <w:u w:val="none"/>
@@ -1809,7 +2034,7 @@
       <w:lvlText w:val="-"/>
       <w:lvlJc w:val="left"/>
       <w:pPr>
-        <w:ind w:hanging="360" w:left="2880"/>
+        <w:ind w:left="2880" w:hanging="360"/>
       </w:pPr>
       <w:rPr>
         <w:u w:val="none"/>
@@ -1821,7 +2046,7 @@
       <w:lvlText w:val="-"/>
       <w:lvlJc w:val="left"/>
       <w:pPr>
-        <w:ind w:hanging="360" w:left="3600"/>
+        <w:ind w:left="3600" w:hanging="360"/>
       </w:pPr>
       <w:rPr>
         <w:u w:val="none"/>
@@ -1833,7 +2058,7 @@
       <w:lvlText w:val="-"/>
       <w:lvlJc w:val="left"/>
       <w:pPr>
-        <w:ind w:hanging="360" w:left="4320"/>
+        <w:ind w:left="4320" w:hanging="360"/>
       </w:pPr>
       <w:rPr>
         <w:u w:val="none"/>
@@ -1845,7 +2070,7 @@
       <w:lvlText w:val="-"/>
       <w:lvlJc w:val="left"/>
       <w:pPr>
-        <w:ind w:hanging="360" w:left="5040"/>
+        <w:ind w:left="5040" w:hanging="360"/>
       </w:pPr>
       <w:rPr>
         <w:u w:val="none"/>
@@ -1857,7 +2082,7 @@
       <w:lvlText w:val="-"/>
       <w:lvlJc w:val="left"/>
       <w:pPr>
-        <w:ind w:hanging="360" w:left="5760"/>
+        <w:ind w:left="5760" w:hanging="360"/>
       </w:pPr>
       <w:rPr>
         <w:u w:val="none"/>
@@ -1869,14 +2094,14 @@
       <w:lvlText w:val="-"/>
       <w:lvlJc w:val="left"/>
       <w:pPr>
-        <w:ind w:hanging="360" w:left="6480"/>
+        <w:ind w:left="6480" w:hanging="360"/>
       </w:pPr>
       <w:rPr>
         <w:u w:val="none"/>
       </w:rPr>
     </w:lvl>
   </w:abstractNum>
-  <w:abstractNum w15:restartNumberingAfterBreak="0" w:abstractNumId="15">
+  <w:abstractNum w:abstractNumId="16" w15:restartNumberingAfterBreak="0">
     <w:nsid w:val="59CB1727"/>
     <w:multiLevelType w:val="multilevel"/>
     <w:tmpl w:val="267245EE"/>
@@ -1887,9 +2112,9 @@
       <w:lvlJc w:val="left"/>
       <w:pPr>
         <w:tabs>
-          <w:tab w:pos="720" w:val="num"/>
-        </w:tabs>
-        <w:ind w:hanging="360" w:left="720"/>
+          <w:tab w:val="num" w:pos="720"/>
+        </w:tabs>
+        <w:ind w:left="720" w:hanging="360"/>
       </w:pPr>
     </w:lvl>
     <w:lvl w:ilvl="1" w:tentative="1">
@@ -1899,9 +2124,9 @@
       <w:lvlJc w:val="left"/>
       <w:pPr>
         <w:tabs>
-          <w:tab w:pos="1440" w:val="num"/>
-        </w:tabs>
-        <w:ind w:hanging="360" w:left="1440"/>
+          <w:tab w:val="num" w:pos="1440"/>
+        </w:tabs>
+        <w:ind w:left="1440" w:hanging="360"/>
       </w:pPr>
     </w:lvl>
     <w:lvl w:ilvl="2" w:tentative="1">
@@ -1911,9 +2136,9 @@
       <w:lvlJc w:val="left"/>
       <w:pPr>
         <w:tabs>
-          <w:tab w:pos="2160" w:val="num"/>
-        </w:tabs>
-        <w:ind w:hanging="360" w:left="2160"/>
+          <w:tab w:val="num" w:pos="2160"/>
+        </w:tabs>
+        <w:ind w:left="2160" w:hanging="360"/>
       </w:pPr>
     </w:lvl>
     <w:lvl w:ilvl="3" w:tentative="1">
@@ -1923,9 +2148,9 @@
       <w:lvlJc w:val="left"/>
       <w:pPr>
         <w:tabs>
-          <w:tab w:pos="2880" w:val="num"/>
-        </w:tabs>
-        <w:ind w:hanging="360" w:left="2880"/>
+          <w:tab w:val="num" w:pos="2880"/>
+        </w:tabs>
+        <w:ind w:left="2880" w:hanging="360"/>
       </w:pPr>
     </w:lvl>
     <w:lvl w:ilvl="4" w:tentative="1">
@@ -1935,9 +2160,9 @@
       <w:lvlJc w:val="left"/>
       <w:pPr>
         <w:tabs>
-          <w:tab w:pos="3600" w:val="num"/>
-        </w:tabs>
-        <w:ind w:hanging="360" w:left="3600"/>
+          <w:tab w:val="num" w:pos="3600"/>
+        </w:tabs>
+        <w:ind w:left="3600" w:hanging="360"/>
       </w:pPr>
     </w:lvl>
     <w:lvl w:ilvl="5" w:tentative="1">
@@ -1947,9 +2172,9 @@
       <w:lvlJc w:val="left"/>
       <w:pPr>
         <w:tabs>
-          <w:tab w:pos="4320" w:val="num"/>
-        </w:tabs>
-        <w:ind w:hanging="360" w:left="4320"/>
+          <w:tab w:val="num" w:pos="4320"/>
+        </w:tabs>
+        <w:ind w:left="4320" w:hanging="360"/>
       </w:pPr>
     </w:lvl>
     <w:lvl w:ilvl="6" w:tentative="1">
@@ -1959,9 +2184,9 @@
       <w:lvlJc w:val="left"/>
       <w:pPr>
         <w:tabs>
-          <w:tab w:pos="5040" w:val="num"/>
-        </w:tabs>
-        <w:ind w:hanging="360" w:left="5040"/>
+          <w:tab w:val="num" w:pos="5040"/>
+        </w:tabs>
+        <w:ind w:left="5040" w:hanging="360"/>
       </w:pPr>
     </w:lvl>
     <w:lvl w:ilvl="7" w:tentative="1">
@@ -1971,9 +2196,9 @@
       <w:lvlJc w:val="left"/>
       <w:pPr>
         <w:tabs>
-          <w:tab w:pos="5760" w:val="num"/>
-        </w:tabs>
-        <w:ind w:hanging="360" w:left="5760"/>
+          <w:tab w:val="num" w:pos="5760"/>
+        </w:tabs>
+        <w:ind w:left="5760" w:hanging="360"/>
       </w:pPr>
     </w:lvl>
     <w:lvl w:ilvl="8" w:tentative="1">
@@ -1983,13 +2208,13 @@
       <w:lvlJc w:val="left"/>
       <w:pPr>
         <w:tabs>
-          <w:tab w:pos="6480" w:val="num"/>
-        </w:tabs>
-        <w:ind w:hanging="360" w:left="6480"/>
+          <w:tab w:val="num" w:pos="6480"/>
+        </w:tabs>
+        <w:ind w:left="6480" w:hanging="360"/>
       </w:pPr>
     </w:lvl>
   </w:abstractNum>
-  <w:abstractNum w15:restartNumberingAfterBreak="0" w:abstractNumId="16">
+  <w:abstractNum w:abstractNumId="17" w15:restartNumberingAfterBreak="0">
     <w:nsid w:val="5AF76DFB"/>
     <w:multiLevelType w:val="multilevel"/>
     <w:tmpl w:val="267245EE"/>
@@ -2000,9 +2225,9 @@
       <w:lvlJc w:val="left"/>
       <w:pPr>
         <w:tabs>
-          <w:tab w:pos="720" w:val="num"/>
-        </w:tabs>
-        <w:ind w:hanging="360" w:left="720"/>
+          <w:tab w:val="num" w:pos="720"/>
+        </w:tabs>
+        <w:ind w:left="720" w:hanging="360"/>
       </w:pPr>
     </w:lvl>
     <w:lvl w:ilvl="1" w:tentative="1">
@@ -2012,9 +2237,9 @@
       <w:lvlJc w:val="left"/>
       <w:pPr>
         <w:tabs>
-          <w:tab w:pos="1440" w:val="num"/>
-        </w:tabs>
-        <w:ind w:hanging="360" w:left="1440"/>
+          <w:tab w:val="num" w:pos="1440"/>
+        </w:tabs>
+        <w:ind w:left="1440" w:hanging="360"/>
       </w:pPr>
     </w:lvl>
     <w:lvl w:ilvl="2" w:tentative="1">
@@ -2024,9 +2249,9 @@
       <w:lvlJc w:val="left"/>
       <w:pPr>
         <w:tabs>
-          <w:tab w:pos="2160" w:val="num"/>
-        </w:tabs>
-        <w:ind w:hanging="360" w:left="2160"/>
+          <w:tab w:val="num" w:pos="2160"/>
+        </w:tabs>
+        <w:ind w:left="2160" w:hanging="360"/>
       </w:pPr>
     </w:lvl>
     <w:lvl w:ilvl="3" w:tentative="1">
@@ -2036,9 +2261,9 @@
       <w:lvlJc w:val="left"/>
       <w:pPr>
         <w:tabs>
-          <w:tab w:pos="2880" w:val="num"/>
-        </w:tabs>
-        <w:ind w:hanging="360" w:left="2880"/>
+          <w:tab w:val="num" w:pos="2880"/>
+        </w:tabs>
+        <w:ind w:left="2880" w:hanging="360"/>
       </w:pPr>
     </w:lvl>
     <w:lvl w:ilvl="4" w:tentative="1">
@@ -2048,9 +2273,9 @@
       <w:lvlJc w:val="left"/>
       <w:pPr>
         <w:tabs>
-          <w:tab w:pos="3600" w:val="num"/>
-        </w:tabs>
-        <w:ind w:hanging="360" w:left="3600"/>
+          <w:tab w:val="num" w:pos="3600"/>
+        </w:tabs>
+        <w:ind w:left="3600" w:hanging="360"/>
       </w:pPr>
     </w:lvl>
     <w:lvl w:ilvl="5" w:tentative="1">
@@ -2060,9 +2285,9 @@
       <w:lvlJc w:val="left"/>
       <w:pPr>
         <w:tabs>
-          <w:tab w:pos="4320" w:val="num"/>
-        </w:tabs>
-        <w:ind w:hanging="360" w:left="4320"/>
+          <w:tab w:val="num" w:pos="4320"/>
+        </w:tabs>
+        <w:ind w:left="4320" w:hanging="360"/>
       </w:pPr>
     </w:lvl>
     <w:lvl w:ilvl="6" w:tentative="1">
@@ -2072,9 +2297,9 @@
       <w:lvlJc w:val="left"/>
       <w:pPr>
         <w:tabs>
-          <w:tab w:pos="5040" w:val="num"/>
-        </w:tabs>
-        <w:ind w:hanging="360" w:left="5040"/>
+          <w:tab w:val="num" w:pos="5040"/>
+        </w:tabs>
+        <w:ind w:left="5040" w:hanging="360"/>
       </w:pPr>
     </w:lvl>
     <w:lvl w:ilvl="7" w:tentative="1">
@@ -2084,9 +2309,9 @@
       <w:lvlJc w:val="left"/>
       <w:pPr>
         <w:tabs>
-          <w:tab w:pos="5760" w:val="num"/>
-        </w:tabs>
-        <w:ind w:hanging="360" w:left="5760"/>
+          <w:tab w:val="num" w:pos="5760"/>
+        </w:tabs>
+        <w:ind w:left="5760" w:hanging="360"/>
       </w:pPr>
     </w:lvl>
     <w:lvl w:ilvl="8" w:tentative="1">
@@ -2096,13 +2321,13 @@
       <w:lvlJc w:val="left"/>
       <w:pPr>
         <w:tabs>
-          <w:tab w:pos="6480" w:val="num"/>
-        </w:tabs>
-        <w:ind w:hanging="360" w:left="6480"/>
+          <w:tab w:val="num" w:pos="6480"/>
+        </w:tabs>
+        <w:ind w:left="6480" w:hanging="360"/>
       </w:pPr>
     </w:lvl>
   </w:abstractNum>
-  <w:abstractNum w15:restartNumberingAfterBreak="0" w:abstractNumId="17">
+  <w:abstractNum w:abstractNumId="18" w15:restartNumberingAfterBreak="0">
     <w:nsid w:val="5CAE3D11"/>
     <w:multiLevelType w:val="multilevel"/>
     <w:tmpl w:val="D038AA8E"/>
@@ -2112,10 +2337,10 @@
       <w:lvlText w:val="%1."/>
       <w:lvlJc w:val="left"/>
       <w:pPr>
-        <w:ind w:hanging="360" w:left="720"/>
-      </w:pPr>
-      <w:rPr>
-        <w:rFonts w:ascii="Ubuntu" w:cs="Ubuntu" w:eastAsia="Ubuntu" w:hAnsi="Ubuntu"/>
+        <w:ind w:left="720" w:hanging="360"/>
+      </w:pPr>
+      <w:rPr>
+        <w:rFonts w:ascii="Ubuntu" w:eastAsia="Ubuntu" w:hAnsi="Ubuntu" w:cs="Ubuntu"/>
         <w:color w:val="465360"/>
         <w:sz w:val="21"/>
         <w:szCs w:val="21"/>
@@ -2128,7 +2353,7 @@
       <w:lvlText w:val="%2."/>
       <w:lvlJc w:val="left"/>
       <w:pPr>
-        <w:ind w:hanging="360" w:left="1440"/>
+        <w:ind w:left="1440" w:hanging="360"/>
       </w:pPr>
       <w:rPr>
         <w:u w:val="none"/>
@@ -2140,7 +2365,7 @@
       <w:lvlText w:val="%3."/>
       <w:lvlJc w:val="left"/>
       <w:pPr>
-        <w:ind w:hanging="360" w:left="2160"/>
+        <w:ind w:left="2160" w:hanging="360"/>
       </w:pPr>
       <w:rPr>
         <w:u w:val="none"/>
@@ -2152,7 +2377,7 @@
       <w:lvlText w:val="%4."/>
       <w:lvlJc w:val="left"/>
       <w:pPr>
-        <w:ind w:hanging="360" w:left="2880"/>
+        <w:ind w:left="2880" w:hanging="360"/>
       </w:pPr>
       <w:rPr>
         <w:u w:val="none"/>
@@ -2164,7 +2389,7 @@
       <w:lvlText w:val="%5."/>
       <w:lvlJc w:val="left"/>
       <w:pPr>
-        <w:ind w:hanging="360" w:left="3600"/>
+        <w:ind w:left="3600" w:hanging="360"/>
       </w:pPr>
       <w:rPr>
         <w:u w:val="none"/>
@@ -2176,7 +2401,7 @@
       <w:lvlText w:val="%6."/>
       <w:lvlJc w:val="left"/>
       <w:pPr>
-        <w:ind w:hanging="360" w:left="4320"/>
+        <w:ind w:left="4320" w:hanging="360"/>
       </w:pPr>
       <w:rPr>
         <w:u w:val="none"/>
@@ -2188,7 +2413,7 @@
       <w:lvlText w:val="%7."/>
       <w:lvlJc w:val="left"/>
       <w:pPr>
-        <w:ind w:hanging="360" w:left="5040"/>
+        <w:ind w:left="5040" w:hanging="360"/>
       </w:pPr>
       <w:rPr>
         <w:u w:val="none"/>
@@ -2200,7 +2425,7 @@
       <w:lvlText w:val="%8."/>
       <w:lvlJc w:val="left"/>
       <w:pPr>
-        <w:ind w:hanging="360" w:left="5760"/>
+        <w:ind w:left="5760" w:hanging="360"/>
       </w:pPr>
       <w:rPr>
         <w:u w:val="none"/>
@@ -2212,14 +2437,14 @@
       <w:lvlText w:val="%9."/>
       <w:lvlJc w:val="left"/>
       <w:pPr>
-        <w:ind w:hanging="360" w:left="6480"/>
+        <w:ind w:left="6480" w:hanging="360"/>
       </w:pPr>
       <w:rPr>
         <w:u w:val="none"/>
       </w:rPr>
     </w:lvl>
   </w:abstractNum>
-  <w:abstractNum w15:restartNumberingAfterBreak="0" w:abstractNumId="18">
+  <w:abstractNum w:abstractNumId="19" w15:restartNumberingAfterBreak="0">
     <w:nsid w:val="613D3456"/>
     <w:multiLevelType w:val="hybridMultilevel"/>
     <w:tmpl w:val="0E88C840"/>
@@ -2229,110 +2454,110 @@
       <w:lvlText w:val=""/>
       <w:lvlJc w:val="left"/>
       <w:pPr>
-        <w:ind w:hanging="360" w:left="360"/>
+        <w:ind w:left="360" w:hanging="360"/>
       </w:pPr>
       <w:rPr>
         <w:rFonts w:ascii="Symbol" w:hAnsi="Symbol" w:hint="default"/>
       </w:rPr>
     </w:lvl>
-    <w:lvl w:ilvl="1" w:tentative="1" w:tplc="04090003">
+    <w:lvl w:ilvl="1" w:tplc="04090003" w:tentative="1">
       <w:start w:val="1"/>
       <w:numFmt w:val="bullet"/>
       <w:lvlText w:val="o"/>
       <w:lvlJc w:val="left"/>
       <w:pPr>
-        <w:ind w:hanging="360" w:left="1080"/>
+        <w:ind w:left="1080" w:hanging="360"/>
       </w:pPr>
       <w:rPr>
         <w:rFonts w:ascii="Courier New" w:hAnsi="Courier New" w:hint="default"/>
       </w:rPr>
     </w:lvl>
-    <w:lvl w:ilvl="2" w:tentative="1" w:tplc="04090005">
+    <w:lvl w:ilvl="2" w:tplc="04090005" w:tentative="1">
       <w:start w:val="1"/>
       <w:numFmt w:val="bullet"/>
       <w:lvlText w:val=""/>
       <w:lvlJc w:val="left"/>
       <w:pPr>
-        <w:ind w:hanging="360" w:left="1800"/>
+        <w:ind w:left="1800" w:hanging="360"/>
       </w:pPr>
       <w:rPr>
         <w:rFonts w:ascii="Wingdings" w:hAnsi="Wingdings" w:hint="default"/>
       </w:rPr>
     </w:lvl>
-    <w:lvl w:ilvl="3" w:tentative="1" w:tplc="04090001">
+    <w:lvl w:ilvl="3" w:tplc="04090001" w:tentative="1">
       <w:start w:val="1"/>
       <w:numFmt w:val="bullet"/>
       <w:lvlText w:val=""/>
       <w:lvlJc w:val="left"/>
       <w:pPr>
-        <w:ind w:hanging="360" w:left="2520"/>
+        <w:ind w:left="2520" w:hanging="360"/>
       </w:pPr>
       <w:rPr>
         <w:rFonts w:ascii="Symbol" w:hAnsi="Symbol" w:hint="default"/>
       </w:rPr>
     </w:lvl>
-    <w:lvl w:ilvl="4" w:tentative="1" w:tplc="04090003">
+    <w:lvl w:ilvl="4" w:tplc="04090003" w:tentative="1">
       <w:start w:val="1"/>
       <w:numFmt w:val="bullet"/>
       <w:lvlText w:val="o"/>
       <w:lvlJc w:val="left"/>
       <w:pPr>
-        <w:ind w:hanging="360" w:left="3240"/>
+        <w:ind w:left="3240" w:hanging="360"/>
       </w:pPr>
       <w:rPr>
         <w:rFonts w:ascii="Courier New" w:hAnsi="Courier New" w:hint="default"/>
       </w:rPr>
     </w:lvl>
-    <w:lvl w:ilvl="5" w:tentative="1" w:tplc="04090005">
+    <w:lvl w:ilvl="5" w:tplc="04090005" w:tentative="1">
       <w:start w:val="1"/>
       <w:numFmt w:val="bullet"/>
       <w:lvlText w:val=""/>
       <w:lvlJc w:val="left"/>
       <w:pPr>
-        <w:ind w:hanging="360" w:left="3960"/>
+        <w:ind w:left="3960" w:hanging="360"/>
       </w:pPr>
       <w:rPr>
         <w:rFonts w:ascii="Wingdings" w:hAnsi="Wingdings" w:hint="default"/>
       </w:rPr>
     </w:lvl>
-    <w:lvl w:ilvl="6" w:tentative="1" w:tplc="04090001">
+    <w:lvl w:ilvl="6" w:tplc="04090001" w:tentative="1">
       <w:start w:val="1"/>
       <w:numFmt w:val="bullet"/>
       <w:lvlText w:val=""/>
       <w:lvlJc w:val="left"/>
       <w:pPr>
-        <w:ind w:hanging="360" w:left="4680"/>
+        <w:ind w:left="4680" w:hanging="360"/>
       </w:pPr>
       <w:rPr>
         <w:rFonts w:ascii="Symbol" w:hAnsi="Symbol" w:hint="default"/>
       </w:rPr>
     </w:lvl>
-    <w:lvl w:ilvl="7" w:tentative="1" w:tplc="04090003">
+    <w:lvl w:ilvl="7" w:tplc="04090003" w:tentative="1">
       <w:start w:val="1"/>
       <w:numFmt w:val="bullet"/>
       <w:lvlText w:val="o"/>
       <w:lvlJc w:val="left"/>
       <w:pPr>
-        <w:ind w:hanging="360" w:left="5400"/>
+        <w:ind w:left="5400" w:hanging="360"/>
       </w:pPr>
       <w:rPr>
         <w:rFonts w:ascii="Courier New" w:hAnsi="Courier New" w:hint="default"/>
       </w:rPr>
     </w:lvl>
-    <w:lvl w:ilvl="8" w:tentative="1" w:tplc="04090005">
+    <w:lvl w:ilvl="8" w:tplc="04090005" w:tentative="1">
       <w:start w:val="1"/>
       <w:numFmt w:val="bullet"/>
       <w:lvlText w:val=""/>
       <w:lvlJc w:val="left"/>
       <w:pPr>
-        <w:ind w:hanging="360" w:left="6120"/>
+        <w:ind w:left="6120" w:hanging="360"/>
       </w:pPr>
       <w:rPr>
         <w:rFonts w:ascii="Wingdings" w:hAnsi="Wingdings" w:hint="default"/>
       </w:rPr>
     </w:lvl>
   </w:abstractNum>
-  <w:abstractNum w15:restartNumberingAfterBreak="0" w:abstractNumId="19">
+  <w:abstractNum w:abstractNumId="20" w15:restartNumberingAfterBreak="0">
     <w:nsid w:val="63F157A6"/>
     <w:multiLevelType w:val="multilevel"/>
     <w:tmpl w:val="90C45528"/>
@@ -2343,9 +2568,9 @@
       <w:lvlJc w:val="left"/>
       <w:pPr>
         <w:tabs>
-          <w:tab w:pos="720" w:val="num"/>
-        </w:tabs>
-        <w:ind w:hanging="360" w:left="720"/>
+          <w:tab w:val="num" w:pos="720"/>
+        </w:tabs>
+        <w:ind w:left="720" w:hanging="360"/>
       </w:pPr>
       <w:rPr>
         <w:rFonts w:ascii="Symbol" w:hAnsi="Symbol" w:hint="default"/>
@@ -2359,9 +2584,9 @@
       <w:lvlJc w:val="left"/>
       <w:pPr>
         <w:tabs>
-          <w:tab w:pos="1440" w:val="num"/>
-        </w:tabs>
-        <w:ind w:hanging="360" w:left="1440"/>
+          <w:tab w:val="num" w:pos="1440"/>
+        </w:tabs>
+        <w:ind w:left="1440" w:hanging="360"/>
       </w:pPr>
       <w:rPr>
         <w:rFonts w:ascii="Courier New" w:hAnsi="Courier New" w:hint="default"/>
@@ -2375,9 +2600,9 @@
       <w:lvlJc w:val="left"/>
       <w:pPr>
         <w:tabs>
-          <w:tab w:pos="2160" w:val="num"/>
-        </w:tabs>
-        <w:ind w:hanging="360" w:left="2160"/>
+          <w:tab w:val="num" w:pos="2160"/>
+        </w:tabs>
+        <w:ind w:left="2160" w:hanging="360"/>
       </w:pPr>
       <w:rPr>
         <w:rFonts w:ascii="Wingdings" w:hAnsi="Wingdings" w:hint="default"/>
@@ -2391,9 +2616,9 @@
       <w:lvlJc w:val="left"/>
       <w:pPr>
         <w:tabs>
-          <w:tab w:pos="2880" w:val="num"/>
-        </w:tabs>
-        <w:ind w:hanging="360" w:left="2880"/>
+          <w:tab w:val="num" w:pos="2880"/>
+        </w:tabs>
+        <w:ind w:left="2880" w:hanging="360"/>
       </w:pPr>
       <w:rPr>
         <w:rFonts w:ascii="Wingdings" w:hAnsi="Wingdings" w:hint="default"/>
@@ -2407,9 +2632,9 @@
       <w:lvlJc w:val="left"/>
       <w:pPr>
         <w:tabs>
-          <w:tab w:pos="3600" w:val="num"/>
-        </w:tabs>
-        <w:ind w:hanging="360" w:left="3600"/>
+          <w:tab w:val="num" w:pos="3600"/>
+        </w:tabs>
+        <w:ind w:left="3600" w:hanging="360"/>
       </w:pPr>
       <w:rPr>
         <w:rFonts w:ascii="Wingdings" w:hAnsi="Wingdings" w:hint="default"/>
@@ -2423,9 +2648,9 @@
       <w:lvlJc w:val="left"/>
       <w:pPr>
         <w:tabs>
-          <w:tab w:pos="4320" w:val="num"/>
-        </w:tabs>
-        <w:ind w:hanging="360" w:left="4320"/>
+          <w:tab w:val="num" w:pos="4320"/>
+        </w:tabs>
+        <w:ind w:left="4320" w:hanging="360"/>
       </w:pPr>
       <w:rPr>
         <w:rFonts w:ascii="Wingdings" w:hAnsi="Wingdings" w:hint="default"/>
@@ -2439,9 +2664,9 @@
       <w:lvlJc w:val="left"/>
       <w:pPr>
         <w:tabs>
-          <w:tab w:pos="5040" w:val="num"/>
-        </w:tabs>
-        <w:ind w:hanging="360" w:left="5040"/>
+          <w:tab w:val="num" w:pos="5040"/>
+        </w:tabs>
+        <w:ind w:left="5040" w:hanging="360"/>
       </w:pPr>
       <w:rPr>
         <w:rFonts w:ascii="Wingdings" w:hAnsi="Wingdings" w:hint="default"/>
@@ -2455,9 +2680,9 @@
       <w:lvlJc w:val="left"/>
       <w:pPr>
         <w:tabs>
-          <w:tab w:pos="5760" w:val="num"/>
-        </w:tabs>
-        <w:ind w:hanging="360" w:left="5760"/>
+          <w:tab w:val="num" w:pos="5760"/>
+        </w:tabs>
+        <w:ind w:left="5760" w:hanging="360"/>
       </w:pPr>
       <w:rPr>
         <w:rFonts w:ascii="Wingdings" w:hAnsi="Wingdings" w:hint="default"/>
@@ -2471,9 +2696,9 @@
       <w:lvlJc w:val="left"/>
       <w:pPr>
         <w:tabs>
-          <w:tab w:pos="6480" w:val="num"/>
-        </w:tabs>
-        <w:ind w:hanging="360" w:left="6480"/>
+          <w:tab w:val="num" w:pos="6480"/>
+        </w:tabs>
+        <w:ind w:left="6480" w:hanging="360"/>
       </w:pPr>
       <w:rPr>
         <w:rFonts w:ascii="Wingdings" w:hAnsi="Wingdings" w:hint="default"/>
@@ -2481,7 +2706,7 @@
       </w:rPr>
     </w:lvl>
   </w:abstractNum>
-  <w:abstractNum w15:restartNumberingAfterBreak="0" w:abstractNumId="20">
+  <w:abstractNum w:abstractNumId="21" w15:restartNumberingAfterBreak="0">
     <w:nsid w:val="66CD1B99"/>
     <w:multiLevelType w:val="multilevel"/>
     <w:tmpl w:val="D2DCC01C"/>
@@ -2491,7 +2716,7 @@
       <w:lvlText w:val="-"/>
       <w:lvlJc w:val="left"/>
       <w:pPr>
-        <w:ind w:hanging="360" w:left="720"/>
+        <w:ind w:left="720" w:hanging="360"/>
       </w:pPr>
       <w:rPr>
         <w:u w:val="none"/>
@@ -2503,7 +2728,7 @@
       <w:lvlText w:val="-"/>
       <w:lvlJc w:val="left"/>
       <w:pPr>
-        <w:ind w:hanging="360" w:left="1440"/>
+        <w:ind w:left="1440" w:hanging="360"/>
       </w:pPr>
       <w:rPr>
         <w:u w:val="none"/>
@@ -2515,7 +2740,7 @@
       <w:lvlText w:val="-"/>
       <w:lvlJc w:val="left"/>
       <w:pPr>
-        <w:ind w:hanging="360" w:left="2160"/>
+        <w:ind w:left="2160" w:hanging="360"/>
       </w:pPr>
       <w:rPr>
         <w:u w:val="none"/>
@@ -2527,7 +2752,7 @@
       <w:lvlText w:val="-"/>
       <w:lvlJc w:val="left"/>
       <w:pPr>
-        <w:ind w:hanging="360" w:left="2880"/>
+        <w:ind w:left="2880" w:hanging="360"/>
       </w:pPr>
       <w:rPr>
         <w:u w:val="none"/>
@@ -2539,7 +2764,7 @@
       <w:lvlText w:val="-"/>
       <w:lvlJc w:val="left"/>
       <w:pPr>
-        <w:ind w:hanging="360" w:left="3600"/>
+        <w:ind w:left="3600" w:hanging="360"/>
       </w:pPr>
       <w:rPr>
         <w:u w:val="none"/>
@@ -2551,7 +2776,7 @@
       <w:lvlText w:val="-"/>
       <w:lvlJc w:val="left"/>
       <w:pPr>
-        <w:ind w:hanging="360" w:left="4320"/>
+        <w:ind w:left="4320" w:hanging="360"/>
       </w:pPr>
       <w:rPr>
         <w:u w:val="none"/>
@@ -2563,7 +2788,7 @@
       <w:lvlText w:val="-"/>
       <w:lvlJc w:val="left"/>
       <w:pPr>
-        <w:ind w:hanging="360" w:left="5040"/>
+        <w:ind w:left="5040" w:hanging="360"/>
       </w:pPr>
       <w:rPr>
         <w:u w:val="none"/>
@@ -2575,7 +2800,7 @@
       <w:lvlText w:val="-"/>
       <w:lvlJc w:val="left"/>
       <w:pPr>
-        <w:ind w:hanging="360" w:left="5760"/>
+        <w:ind w:left="5760" w:hanging="360"/>
       </w:pPr>
       <w:rPr>
         <w:u w:val="none"/>
@@ -2587,14 +2812,14 @@
       <w:lvlText w:val="-"/>
       <w:lvlJc w:val="left"/>
       <w:pPr>
-        <w:ind w:hanging="360" w:left="6480"/>
+        <w:ind w:left="6480" w:hanging="360"/>
       </w:pPr>
       <w:rPr>
         <w:u w:val="none"/>
       </w:rPr>
     </w:lvl>
   </w:abstractNum>
-  <w:abstractNum w15:restartNumberingAfterBreak="0" w:abstractNumId="21">
+  <w:abstractNum w:abstractNumId="22" w15:restartNumberingAfterBreak="0">
     <w:nsid w:val="6A0B63B6"/>
     <w:multiLevelType w:val="multilevel"/>
     <w:tmpl w:val="267245EE"/>
@@ -2605,9 +2830,9 @@
       <w:lvlJc w:val="left"/>
       <w:pPr>
         <w:tabs>
-          <w:tab w:pos="720" w:val="num"/>
-        </w:tabs>
-        <w:ind w:hanging="360" w:left="720"/>
+          <w:tab w:val="num" w:pos="720"/>
+        </w:tabs>
+        <w:ind w:left="720" w:hanging="360"/>
       </w:pPr>
     </w:lvl>
     <w:lvl w:ilvl="1" w:tentative="1">
@@ -2617,9 +2842,9 @@
       <w:lvlJc w:val="left"/>
       <w:pPr>
         <w:tabs>
-          <w:tab w:pos="1440" w:val="num"/>
-        </w:tabs>
-        <w:ind w:hanging="360" w:left="1440"/>
+          <w:tab w:val="num" w:pos="1440"/>
+        </w:tabs>
+        <w:ind w:left="1440" w:hanging="360"/>
       </w:pPr>
     </w:lvl>
     <w:lvl w:ilvl="2" w:tentative="1">
@@ -2629,9 +2854,9 @@
       <w:lvlJc w:val="left"/>
       <w:pPr>
         <w:tabs>
-          <w:tab w:pos="2160" w:val="num"/>
-        </w:tabs>
-        <w:ind w:hanging="360" w:left="2160"/>
+          <w:tab w:val="num" w:pos="2160"/>
+        </w:tabs>
+        <w:ind w:left="2160" w:hanging="360"/>
       </w:pPr>
     </w:lvl>
     <w:lvl w:ilvl="3" w:tentative="1">
@@ -2641,9 +2866,9 @@
       <w:lvlJc w:val="left"/>
       <w:pPr>
         <w:tabs>
-          <w:tab w:pos="2880" w:val="num"/>
-        </w:tabs>
-        <w:ind w:hanging="360" w:left="2880"/>
+          <w:tab w:val="num" w:pos="2880"/>
+        </w:tabs>
+        <w:ind w:left="2880" w:hanging="360"/>
       </w:pPr>
     </w:lvl>
     <w:lvl w:ilvl="4" w:tentative="1">
@@ -2653,9 +2878,9 @@
       <w:lvlJc w:val="left"/>
       <w:pPr>
         <w:tabs>
-          <w:tab w:pos="3600" w:val="num"/>
-        </w:tabs>
-        <w:ind w:hanging="360" w:left="3600"/>
+          <w:tab w:val="num" w:pos="3600"/>
+        </w:tabs>
+        <w:ind w:left="3600" w:hanging="360"/>
       </w:pPr>
     </w:lvl>
     <w:lvl w:ilvl="5" w:tentative="1">
@@ -2665,9 +2890,9 @@
       <w:lvlJc w:val="left"/>
       <w:pPr>
         <w:tabs>
-          <w:tab w:pos="4320" w:val="num"/>
-        </w:tabs>
-        <w:ind w:hanging="360" w:left="4320"/>
+          <w:tab w:val="num" w:pos="4320"/>
+        </w:tabs>
+        <w:ind w:left="4320" w:hanging="360"/>
       </w:pPr>
     </w:lvl>
     <w:lvl w:ilvl="6" w:tentative="1">
@@ -2677,9 +2902,9 @@
       <w:lvlJc w:val="left"/>
       <w:pPr>
         <w:tabs>
-          <w:tab w:pos="5040" w:val="num"/>
-        </w:tabs>
-        <w:ind w:hanging="360" w:left="5040"/>
+          <w:tab w:val="num" w:pos="5040"/>
+        </w:tabs>
+        <w:ind w:left="5040" w:hanging="360"/>
       </w:pPr>
     </w:lvl>
     <w:lvl w:ilvl="7" w:tentative="1">
@@ -2689,9 +2914,9 @@
       <w:lvlJc w:val="left"/>
       <w:pPr>
         <w:tabs>
-          <w:tab w:pos="5760" w:val="num"/>
-        </w:tabs>
-        <w:ind w:hanging="360" w:left="5760"/>
+          <w:tab w:val="num" w:pos="5760"/>
+        </w:tabs>
+        <w:ind w:left="5760" w:hanging="360"/>
       </w:pPr>
     </w:lvl>
     <w:lvl w:ilvl="8" w:tentative="1">
@@ -2701,13 +2926,13 @@
       <w:lvlJc w:val="left"/>
       <w:pPr>
         <w:tabs>
-          <w:tab w:pos="6480" w:val="num"/>
-        </w:tabs>
-        <w:ind w:hanging="360" w:left="6480"/>
+          <w:tab w:val="num" w:pos="6480"/>
+        </w:tabs>
+        <w:ind w:left="6480" w:hanging="360"/>
       </w:pPr>
     </w:lvl>
   </w:abstractNum>
-  <w:abstractNum w15:restartNumberingAfterBreak="0" w:abstractNumId="22">
+  <w:abstractNum w:abstractNumId="23" w15:restartNumberingAfterBreak="0">
     <w:nsid w:val="718F48A8"/>
     <w:multiLevelType w:val="hybridMultilevel"/>
     <w:tmpl w:val="F718D7FE"/>
@@ -2717,110 +2942,110 @@
       <w:lvlText w:val="-"/>
       <w:lvlJc w:val="left"/>
       <w:pPr>
-        <w:ind w:hanging="360" w:left="720"/>
-      </w:pPr>
-      <w:rPr>
-        <w:rFonts w:ascii="Arial" w:cs="Arial" w:eastAsia="Times New Roman" w:hAnsi="Arial" w:hint="default"/>
-      </w:rPr>
-    </w:lvl>
-    <w:lvl w:ilvl="1" w:tentative="1" w:tplc="04090003">
+        <w:ind w:left="720" w:hanging="360"/>
+      </w:pPr>
+      <w:rPr>
+        <w:rFonts w:ascii="Arial" w:eastAsia="Times New Roman" w:hAnsi="Arial" w:cs="Arial" w:hint="default"/>
+      </w:rPr>
+    </w:lvl>
+    <w:lvl w:ilvl="1" w:tplc="04090003" w:tentative="1">
       <w:start w:val="1"/>
       <w:numFmt w:val="bullet"/>
       <w:lvlText w:val="o"/>
       <w:lvlJc w:val="left"/>
       <w:pPr>
-        <w:ind w:hanging="360" w:left="1440"/>
+        <w:ind w:left="1440" w:hanging="360"/>
       </w:pPr>
       <w:rPr>
         <w:rFonts w:ascii="Courier New" w:hAnsi="Courier New" w:hint="default"/>
       </w:rPr>
     </w:lvl>
-    <w:lvl w:ilvl="2" w:tentative="1" w:tplc="04090005">
+    <w:lvl w:ilvl="2" w:tplc="04090005" w:tentative="1">
       <w:start w:val="1"/>
       <w:numFmt w:val="bullet"/>
       <w:lvlText w:val=""/>
       <w:lvlJc w:val="left"/>
       <w:pPr>
-        <w:ind w:hanging="360" w:left="2160"/>
+        <w:ind w:left="2160" w:hanging="360"/>
       </w:pPr>
       <w:rPr>
         <w:rFonts w:ascii="Wingdings" w:hAnsi="Wingdings" w:hint="default"/>
       </w:rPr>
     </w:lvl>
-    <w:lvl w:ilvl="3" w:tentative="1" w:tplc="04090001">
+    <w:lvl w:ilvl="3" w:tplc="04090001" w:tentative="1">
       <w:start w:val="1"/>
       <w:numFmt w:val="bullet"/>
       <w:lvlText w:val=""/>
       <w:lvlJc w:val="left"/>
       <w:pPr>
-        <w:ind w:hanging="360" w:left="2880"/>
+        <w:ind w:left="2880" w:hanging="360"/>
       </w:pPr>
       <w:rPr>
         <w:rFonts w:ascii="Symbol" w:hAnsi="Symbol" w:hint="default"/>
       </w:rPr>
     </w:lvl>
-    <w:lvl w:ilvl="4" w:tentative="1" w:tplc="04090003">
+    <w:lvl w:ilvl="4" w:tplc="04090003" w:tentative="1">
       <w:start w:val="1"/>
       <w:numFmt w:val="bullet"/>
       <w:lvlText w:val="o"/>
       <w:lvlJc w:val="left"/>
       <w:pPr>
-        <w:ind w:hanging="360" w:left="3600"/>
+        <w:ind w:left="3600" w:hanging="360"/>
       </w:pPr>
       <w:rPr>
         <w:rFonts w:ascii="Courier New" w:hAnsi="Courier New" w:hint="default"/>
       </w:rPr>
     </w:lvl>
-    <w:lvl w:ilvl="5" w:tentative="1" w:tplc="04090005">
+    <w:lvl w:ilvl="5" w:tplc="04090005" w:tentative="1">
       <w:start w:val="1"/>
       <w:numFmt w:val="bullet"/>
       <w:lvlText w:val=""/>
       <w:lvlJc w:val="left"/>
       <w:pPr>
-        <w:ind w:hanging="360" w:left="4320"/>
+        <w:ind w:left="4320" w:hanging="360"/>
       </w:pPr>
       <w:rPr>
         <w:rFonts w:ascii="Wingdings" w:hAnsi="Wingdings" w:hint="default"/>
       </w:rPr>
     </w:lvl>
-    <w:lvl w:ilvl="6" w:tentative="1" w:tplc="04090001">
+    <w:lvl w:ilvl="6" w:tplc="04090001" w:tentative="1">
       <w:start w:val="1"/>
       <w:numFmt w:val="bullet"/>
       <w:lvlText w:val=""/>
       <w:lvlJc w:val="left"/>
       <w:pPr>
-        <w:ind w:hanging="360" w:left="5040"/>
+        <w:ind w:left="5040" w:hanging="360"/>
       </w:pPr>
       <w:rPr>
         <w:rFonts w:ascii="Symbol" w:hAnsi="Symbol" w:hint="default"/>
       </w:rPr>
     </w:lvl>
-    <w:lvl w:ilvl="7" w:tentative="1" w:tplc="04090003">
+    <w:lvl w:ilvl="7" w:tplc="04090003" w:tentative="1">
       <w:start w:val="1"/>
       <w:numFmt w:val="bullet"/>
       <w:lvlText w:val="o"/>
       <w:lvlJc w:val="left"/>
       <w:pPr>
-        <w:ind w:hanging="360" w:left="5760"/>
+        <w:ind w:left="5760" w:hanging="360"/>
       </w:pPr>
       <w:rPr>
         <w:rFonts w:ascii="Courier New" w:hAnsi="Courier New" w:hint="default"/>
       </w:rPr>
     </w:lvl>
-    <w:lvl w:ilvl="8" w:tentative="1" w:tplc="04090005">
+    <w:lvl w:ilvl="8" w:tplc="04090005" w:tentative="1">
       <w:start w:val="1"/>
       <w:numFmt w:val="bullet"/>
       <w:lvlText w:val=""/>
       <w:lvlJc w:val="left"/>
       <w:pPr>
-        <w:ind w:hanging="360" w:left="6480"/>
+        <w:ind w:left="6480" w:hanging="360"/>
       </w:pPr>
       <w:rPr>
         <w:rFonts w:ascii="Wingdings" w:hAnsi="Wingdings" w:hint="default"/>
       </w:rPr>
     </w:lvl>
   </w:abstractNum>
-  <w:abstractNum w15:restartNumberingAfterBreak="0" w:abstractNumId="23">
+  <w:abstractNum w:abstractNumId="24" w15:restartNumberingAfterBreak="0">
     <w:nsid w:val="73FC48F6"/>
     <w:multiLevelType w:val="multilevel"/>
     <w:tmpl w:val="7C6CC4BA"/>
@@ -2831,9 +3056,9 @@
       <w:lvlJc w:val="left"/>
       <w:pPr>
         <w:tabs>
-          <w:tab w:pos="720" w:val="num"/>
-        </w:tabs>
-        <w:ind w:hanging="360" w:left="720"/>
+          <w:tab w:val="num" w:pos="720"/>
+        </w:tabs>
+        <w:ind w:left="720" w:hanging="360"/>
       </w:pPr>
     </w:lvl>
     <w:lvl w:ilvl="1" w:tentative="1">
@@ -2843,9 +3068,9 @@
       <w:lvlJc w:val="left"/>
       <w:pPr>
         <w:tabs>
-          <w:tab w:pos="1440" w:val="num"/>
-        </w:tabs>
-        <w:ind w:hanging="360" w:left="1440"/>
+          <w:tab w:val="num" w:pos="1440"/>
+        </w:tabs>
+        <w:ind w:left="1440" w:hanging="360"/>
       </w:pPr>
     </w:lvl>
     <w:lvl w:ilvl="2" w:tentative="1">
@@ -2855,9 +3080,9 @@
       <w:lvlJc w:val="left"/>
       <w:pPr>
         <w:tabs>
-          <w:tab w:pos="2160" w:val="num"/>
-        </w:tabs>
-        <w:ind w:hanging="360" w:left="2160"/>
+          <w:tab w:val="num" w:pos="2160"/>
+        </w:tabs>
+        <w:ind w:left="2160" w:hanging="360"/>
       </w:pPr>
     </w:lvl>
     <w:lvl w:ilvl="3" w:tentative="1">
@@ -2867,9 +3092,9 @@
       <w:lvlJc w:val="left"/>
       <w:pPr>
         <w:tabs>
-          <w:tab w:pos="2880" w:val="num"/>
-        </w:tabs>
-        <w:ind w:hanging="360" w:left="2880"/>
+          <w:tab w:val="num" w:pos="2880"/>
+        </w:tabs>
+        <w:ind w:left="2880" w:hanging="360"/>
       </w:pPr>
     </w:lvl>
     <w:lvl w:ilvl="4" w:tentative="1">
@@ -2879,9 +3104,9 @@
       <w:lvlJc w:val="left"/>
       <w:pPr>
         <w:tabs>
-          <w:tab w:pos="3600" w:val="num"/>
-        </w:tabs>
-        <w:ind w:hanging="360" w:left="3600"/>
+          <w:tab w:val="num" w:pos="3600"/>
+        </w:tabs>
+        <w:ind w:left="3600" w:hanging="360"/>
       </w:pPr>
     </w:lvl>
     <w:lvl w:ilvl="5" w:tentative="1">
@@ -2891,9 +3116,9 @@
       <w:lvlJc w:val="left"/>
       <w:pPr>
         <w:tabs>
-          <w:tab w:pos="4320" w:val="num"/>
-        </w:tabs>
-        <w:ind w:hanging="360" w:left="4320"/>
+          <w:tab w:val="num" w:pos="4320"/>
+        </w:tabs>
+        <w:ind w:left="4320" w:hanging="360"/>
       </w:pPr>
     </w:lvl>
     <w:lvl w:ilvl="6" w:tentative="1">
@@ -2903,9 +3128,9 @@
       <w:lvlJc w:val="left"/>
       <w:pPr>
         <w:tabs>
-          <w:tab w:pos="5040" w:val="num"/>
-        </w:tabs>
-        <w:ind w:hanging="360" w:left="5040"/>
+          <w:tab w:val="num" w:pos="5040"/>
+        </w:tabs>
+        <w:ind w:left="5040" w:hanging="360"/>
       </w:pPr>
     </w:lvl>
     <w:lvl w:ilvl="7" w:tentative="1">
@@ -2915,9 +3140,9 @@
       <w:lvlJc w:val="left"/>
       <w:pPr>
         <w:tabs>
-          <w:tab w:pos="5760" w:val="num"/>
-        </w:tabs>
-        <w:ind w:hanging="360" w:left="5760"/>
+          <w:tab w:val="num" w:pos="5760"/>
+        </w:tabs>
+        <w:ind w:left="5760" w:hanging="360"/>
       </w:pPr>
     </w:lvl>
     <w:lvl w:ilvl="8" w:tentative="1">
@@ -2927,13 +3152,13 @@
       <w:lvlJc w:val="left"/>
       <w:pPr>
         <w:tabs>
-          <w:tab w:pos="6480" w:val="num"/>
-        </w:tabs>
-        <w:ind w:hanging="360" w:left="6480"/>
+          <w:tab w:val="num" w:pos="6480"/>
+        </w:tabs>
+        <w:ind w:left="6480" w:hanging="360"/>
       </w:pPr>
     </w:lvl>
   </w:abstractNum>
-  <w:abstractNum w15:restartNumberingAfterBreak="0" w:abstractNumId="24">
+  <w:abstractNum w:abstractNumId="25" w15:restartNumberingAfterBreak="0">
     <w:nsid w:val="7D980FE5"/>
     <w:multiLevelType w:val="multilevel"/>
     <w:tmpl w:val="EDDA6E46"/>
@@ -2943,7 +3168,7 @@
       <w:lvlText w:val="-"/>
       <w:lvlJc w:val="left"/>
       <w:pPr>
-        <w:ind w:hanging="360" w:left="720"/>
+        <w:ind w:left="720" w:hanging="360"/>
       </w:pPr>
       <w:rPr>
         <w:u w:val="none"/>
@@ -2955,7 +3180,7 @@
       <w:lvlText w:val="-"/>
       <w:lvlJc w:val="left"/>
       <w:pPr>
-        <w:ind w:hanging="360" w:left="1440"/>
+        <w:ind w:left="1440" w:hanging="360"/>
       </w:pPr>
       <w:rPr>
         <w:u w:val="none"/>
@@ -2967,7 +3192,7 @@
       <w:lvlText w:val="-"/>
       <w:lvlJc w:val="left"/>
       <w:pPr>
-        <w:ind w:hanging="360" w:left="2160"/>
+        <w:ind w:left="2160" w:hanging="360"/>
       </w:pPr>
       <w:rPr>
         <w:u w:val="none"/>
@@ -2979,7 +3204,7 @@
       <w:lvlText w:val="-"/>
       <w:lvlJc w:val="left"/>
       <w:pPr>
-        <w:ind w:hanging="360" w:left="2880"/>
+        <w:ind w:left="2880" w:hanging="360"/>
       </w:pPr>
       <w:rPr>
         <w:u w:val="none"/>
@@ -2991,7 +3216,7 @@
       <w:lvlText w:val="-"/>
       <w:lvlJc w:val="left"/>
       <w:pPr>
-        <w:ind w:hanging="360" w:left="3600"/>
+        <w:ind w:left="3600" w:hanging="360"/>
       </w:pPr>
       <w:rPr>
         <w:u w:val="none"/>
@@ -3003,7 +3228,7 @@
       <w:lvlText w:val="-"/>
       <w:lvlJc w:val="left"/>
       <w:pPr>
-        <w:ind w:hanging="360" w:left="4320"/>
+        <w:ind w:left="4320" w:hanging="360"/>
       </w:pPr>
       <w:rPr>
         <w:u w:val="none"/>
@@ -3015,7 +3240,7 @@
       <w:lvlText w:val="-"/>
       <w:lvlJc w:val="left"/>
       <w:pPr>
-        <w:ind w:hanging="360" w:left="5040"/>
+        <w:ind w:left="5040" w:hanging="360"/>
       </w:pPr>
       <w:rPr>
         <w:u w:val="none"/>
@@ -3027,7 +3252,7 @@
       <w:lvlText w:val="-"/>
       <w:lvlJc w:val="left"/>
       <w:pPr>
-        <w:ind w:hanging="360" w:left="5760"/>
+        <w:ind w:left="5760" w:hanging="360"/>
       </w:pPr>
       <w:rPr>
         <w:u w:val="none"/>
@@ -3039,199 +3264,123 @@
       <w:lvlText w:val="-"/>
       <w:lvlJc w:val="left"/>
       <w:pPr>
-        <w:ind w:hanging="360" w:left="6480"/>
+        <w:ind w:left="6480" w:hanging="360"/>
       </w:pPr>
       <w:rPr>
         <w:u w:val="none"/>
       </w:rPr>
     </w:lvl>
   </w:abstractNum>
-  <w:abstractNum w:abstractNumId="990">
-    <w:nsid w:val="0000A990"/>
-    <w:multiLevelType w:val="multilevel"/>
-    <w:lvl w:ilvl="0">
-      <w:numFmt w:val="bullet"/>
-      <w:lvlText w:val=" "/>
-      <w:lvlJc w:val="left"/>
-      <w:pPr>
-        <w:ind w:left="720" w:hanging="360"/>
-      </w:pPr>
-    </w:lvl>
-    <w:lvl w:ilvl="1">
-      <w:numFmt w:val="bullet"/>
-      <w:lvlText w:val=" "/>
-      <w:lvlJc w:val="left"/>
-      <w:pPr>
-        <w:ind w:left="1440" w:hanging="360"/>
-      </w:pPr>
-    </w:lvl>
-    <w:lvl w:ilvl="2">
-      <w:numFmt w:val="bullet"/>
-      <w:lvlText w:val=" "/>
-      <w:lvlJc w:val="left"/>
-      <w:pPr>
-        <w:ind w:left="2160" w:hanging="360"/>
-      </w:pPr>
-    </w:lvl>
-    <w:lvl w:ilvl="3">
-      <w:numFmt w:val="bullet"/>
-      <w:lvlText w:val=" "/>
-      <w:lvlJc w:val="left"/>
-      <w:pPr>
-        <w:ind w:left="2880" w:hanging="360"/>
-      </w:pPr>
-    </w:lvl>
-    <w:lvl w:ilvl="4">
-      <w:numFmt w:val="bullet"/>
-      <w:lvlText w:val=" "/>
-      <w:lvlJc w:val="left"/>
-      <w:pPr>
-        <w:ind w:left="3600" w:hanging="360"/>
-      </w:pPr>
-    </w:lvl>
-    <w:lvl w:ilvl="5">
-      <w:numFmt w:val="bullet"/>
-      <w:lvlText w:val=" "/>
-      <w:lvlJc w:val="left"/>
-      <w:pPr>
-        <w:ind w:left="4320" w:hanging="360"/>
-      </w:pPr>
-    </w:lvl>
-    <w:lvl w:ilvl="6">
-      <w:numFmt w:val="bullet"/>
-      <w:lvlText w:val=" "/>
-      <w:lvlJc w:val="left"/>
-      <w:pPr>
-        <w:ind w:left="5040" w:hanging="360"/>
-      </w:pPr>
-    </w:lvl>
-    <w:lvl w:ilvl="7">
-      <w:numFmt w:val="bullet"/>
-      <w:lvlText w:val=" "/>
-      <w:lvlJc w:val="left"/>
-      <w:pPr>
-        <w:ind w:left="5760" w:hanging="360"/>
-      </w:pPr>
-    </w:lvl>
-    <w:lvl w:ilvl="8">
-      <w:numFmt w:val="bullet"/>
-      <w:lvlText w:val=" "/>
-      <w:lvlJc w:val="left"/>
-      <w:pPr>
-        <w:ind w:left="6480" w:hanging="360"/>
-      </w:pPr>
-    </w:lvl>
-  </w:abstractNum>
-  <w:num w16cid:durableId="1065760883" w:numId="1">
+  <w:num w:numId="1" w16cid:durableId="1065760883">
+    <w:abstractNumId w:val="13"/>
+  </w:num>
+  <w:num w:numId="2" w16cid:durableId="1229654886">
+    <w:abstractNumId w:val="5"/>
+  </w:num>
+  <w:num w:numId="3" w16cid:durableId="1780876995">
+    <w:abstractNumId w:val="15"/>
+  </w:num>
+  <w:num w:numId="4" w16cid:durableId="974025194">
+    <w:abstractNumId w:val="21"/>
+  </w:num>
+  <w:num w:numId="5" w16cid:durableId="559169265">
+    <w:abstractNumId w:val="4"/>
+  </w:num>
+  <w:num w:numId="6" w16cid:durableId="749277374">
+    <w:abstractNumId w:val="7"/>
+  </w:num>
+  <w:num w:numId="7" w16cid:durableId="1982688459">
+    <w:abstractNumId w:val="18"/>
+  </w:num>
+  <w:num w:numId="8" w16cid:durableId="777025906">
+    <w:abstractNumId w:val="8"/>
+  </w:num>
+  <w:num w:numId="9" w16cid:durableId="1683047266">
+    <w:abstractNumId w:val="25"/>
+  </w:num>
+  <w:num w:numId="10" w16cid:durableId="1989626730">
+    <w:abstractNumId w:val="1"/>
+  </w:num>
+  <w:num w:numId="11" w16cid:durableId="1157310178">
+    <w:abstractNumId w:val="14"/>
+  </w:num>
+  <w:num w:numId="12" w16cid:durableId="2135756243">
     <w:abstractNumId w:val="12"/>
   </w:num>
-  <w:num w16cid:durableId="1229654886" w:numId="2">
-    <w:abstractNumId w:val="4"/>
+  <w:num w:numId="13" w16cid:durableId="1483307824">
+    <w:abstractNumId w:val="23"/>
   </w:num>
-  <w:num w16cid:durableId="1780876995" w:numId="3">
-    <w:abstractNumId w:val="14"/>
+  <w:num w:numId="14" w16cid:durableId="666329526">
+    <w:abstractNumId w:val="2"/>
   </w:num>
-  <w:num w16cid:durableId="974025194" w:numId="4">
+  <w:num w:numId="15" w16cid:durableId="361440534">
+    <w:abstractNumId w:val="17"/>
+  </w:num>
+  <w:num w:numId="16" w16cid:durableId="760414313">
     <w:abstractNumId w:val="20"/>
   </w:num>
-  <w:num w16cid:durableId="559169265" w:numId="5">
+  <w:num w:numId="17" w16cid:durableId="2113938833">
+    <w:abstractNumId w:val="16"/>
+  </w:num>
+  <w:num w:numId="18" w16cid:durableId="196820457">
+    <w:abstractNumId w:val="10"/>
+  </w:num>
+  <w:num w:numId="19" w16cid:durableId="1028726134">
+    <w:abstractNumId w:val="19"/>
+  </w:num>
+  <w:num w:numId="20" w16cid:durableId="192043067">
+    <w:abstractNumId w:val="6"/>
+  </w:num>
+  <w:num w:numId="21" w16cid:durableId="910313393">
     <w:abstractNumId w:val="3"/>
   </w:num>
-  <w:num w16cid:durableId="749277374" w:numId="6">
-    <w:abstractNumId w:val="6"/>
+  <w:num w:numId="22" w16cid:durableId="329673323">
+    <w:abstractNumId w:val="11"/>
   </w:num>
-  <w:num w16cid:durableId="1982688459" w:numId="7">
-    <w:abstractNumId w:val="17"/>
+  <w:num w:numId="23" w16cid:durableId="569272857">
+    <w:abstractNumId w:val="9"/>
   </w:num>
-  <w:num w16cid:durableId="777025906" w:numId="8">
-    <w:abstractNumId w:val="7"/>
-  </w:num>
-  <w:num w16cid:durableId="1683047266" w:numId="9">
+  <w:num w:numId="24" w16cid:durableId="1467820160">
     <w:abstractNumId w:val="24"/>
   </w:num>
-  <w:num w16cid:durableId="1989626730" w:numId="10">
-    <w:abstractNumId w:val="0"/>
-  </w:num>
-  <w:num w16cid:durableId="1157310178" w:numId="11">
-    <w:abstractNumId w:val="13"/>
-  </w:num>
-  <w:num w16cid:durableId="2135756243" w:numId="12">
-    <w:abstractNumId w:val="11"/>
-  </w:num>
-  <w:num w16cid:durableId="1483307824" w:numId="13">
+  <w:num w:numId="25" w16cid:durableId="1134904917">
     <w:abstractNumId w:val="22"/>
   </w:num>
-  <w:num w16cid:durableId="666329526" w:numId="14">
-    <w:abstractNumId w:val="1"/>
-  </w:num>
-  <w:num w16cid:durableId="361440534" w:numId="15">
-    <w:abstractNumId w:val="16"/>
-  </w:num>
-  <w:num w16cid:durableId="760414313" w:numId="16">
-    <w:abstractNumId w:val="19"/>
-  </w:num>
-  <w:num w16cid:durableId="2113938833" w:numId="17">
-    <w:abstractNumId w:val="15"/>
-  </w:num>
-  <w:num w16cid:durableId="196820457" w:numId="18">
-    <w:abstractNumId w:val="9"/>
-  </w:num>
-  <w:num w16cid:durableId="1028726134" w:numId="19">
-    <w:abstractNumId w:val="18"/>
-  </w:num>
-  <w:num w16cid:durableId="192043067" w:numId="20">
-    <w:abstractNumId w:val="5"/>
-  </w:num>
-  <w:num w16cid:durableId="910313393" w:numId="21">
-    <w:abstractNumId w:val="2"/>
-  </w:num>
-  <w:num w16cid:durableId="329673323" w:numId="22">
-    <w:abstractNumId w:val="10"/>
-  </w:num>
-  <w:num w16cid:durableId="569272857" w:numId="23">
-    <w:abstractNumId w:val="8"/>
-  </w:num>
-  <w:num w16cid:durableId="1467820160" w:numId="24">
-    <w:abstractNumId w:val="23"/>
-  </w:num>
-  <w:num w16cid:durableId="1134904917" w:numId="25">
-    <w:abstractNumId w:val="21"/>
-  </w:num>
-  <w:num w:numId="1000">
-    <w:abstractNumId w:val="990"/>
+  <w:num w:numId="26" w16cid:durableId="795490556">
+    <w:abstractNumId w:val="0"/>
   </w:num>
 </w:numbering>
 </file>
 
 <file path=word/styles.xml><?xml version="1.0" encoding="utf-8"?>
-<w:styles xmlns:mc="http://schemas.openxmlformats.org/markup-compatibility/2006" xmlns:r="http://schemas.openxmlformats.org/officeDocument/2006/relationships" xmlns:w="http://schemas.openxmlformats.org/wordprocessingml/2006/main" xmlns:w14="http://schemas.microsoft.com/office/word/2010/wordml" xmlns:w15="http://schemas.microsoft.com/office/word/2012/wordml" xmlns:w16="http://schemas.microsoft.com/office/word/2018/wordml" xmlns:w16cex="http://schemas.microsoft.com/office/word/2018/wordml/cex" xmlns:w16cid="http://schemas.microsoft.com/office/word/2016/wordml/cid" xmlns:w16du="http://schemas.microsoft.com/office/word/2023/wordml/word16du" xmlns:w16sdtdh="http://schemas.microsoft.com/office/word/2020/wordml/sdtdatahash" xmlns:w16sdtfl="http://schemas.microsoft.com/office/word/2024/wordml/sdtformatlock" xmlns:w16se="http://schemas.microsoft.com/office/word/2015/wordml/symex" mc:Ignorable="w14 w15 w16se w16cid w16 w16cex w16sdtdh w16sdtfl w16du">
+<w:styles xmlns:mc="http://schemas.openxmlformats.org/markup-compatibility/2006" xmlns:r="http://schemas.openxmlformats.org/officeDocument/2006/relationships" xmlns:w="http://schemas.openxmlformats.org/wordprocessingml/2006/main" xmlns:w14="http://schemas.microsoft.com/office/word/2010/wordml" xmlns:w15="http://schemas.microsoft.com/office/word/2012/wordml" xmlns:w16cex="http://schemas.microsoft.com/office/word/2018/wordml/cex" xmlns:w16cid="http://schemas.microsoft.com/office/word/2016/wordml/cid" xmlns:w16="http://schemas.microsoft.com/office/word/2018/wordml" xmlns:w16sdtdh="http://schemas.microsoft.com/office/word/2020/wordml/sdtdatahash" xmlns:w16sdtfl="http://schemas.microsoft.com/office/word/2024/wordml/sdtformatlock" xmlns:w16se="http://schemas.microsoft.com/office/word/2015/wordml/symex" xmlns:w16du="http://schemas.microsoft.com/office/word/2023/wordml/word16du" mc:Ignorable="w14 w15 w16se w16cid w16 w16cex w16sdtdh w16sdtfl w16du">
   <w:docDefaults>
     <w:rPrDefault>
       <w:rPr>
-        <w:rFonts w:ascii="Times New Roman" w:cs="Times New Roman" w:eastAsia="Times New Roman" w:hAnsi="Times New Roman"/>
+        <w:rFonts w:ascii="Times New Roman" w:eastAsia="Times New Roman" w:hAnsi="Times New Roman" w:cs="Times New Roman"/>
         <w:sz w:val="22"/>
         <w:szCs w:val="22"/>
-        <w:lang w:bidi="ar-SA" w:eastAsia="en-US" w:val="en"/>
+        <w:lang w:val="en" w:eastAsia="en-US" w:bidi="ar-SA"/>
       </w:rPr>
     </w:rPrDefault>
     <w:pPrDefault>
       <w:pPr>
-        <w:spacing w:after="180" w:before="180"/>
+        <w:spacing w:before="180" w:after="180"/>
         <w:jc w:val="both"/>
       </w:pPr>
     </w:pPrDefault>
   </w:docDefaults>
-  <w:latentStyles w:count="376" w:defLockedState="0" w:defQFormat="0" w:defSemiHidden="0" w:defUIPriority="99" w:defUnhideWhenUsed="0">
-    <w:lsdException w:name="Normal" w:qFormat="1" w:uiPriority="0"/>
-    <w:lsdException w:name="heading 1" w:qFormat="1" w:uiPriority="9"/>
-    <w:lsdException w:name="heading 2" w:qFormat="1" w:semiHidden="1" w:uiPriority="9" w:unhideWhenUsed="1"/>
-    <w:lsdException w:name="heading 3" w:qFormat="1" w:semiHidden="1" w:uiPriority="9" w:unhideWhenUsed="1"/>
-    <w:lsdException w:name="heading 4" w:qFormat="1" w:semiHidden="1" w:uiPriority="9" w:unhideWhenUsed="1"/>
-    <w:lsdException w:name="heading 5" w:qFormat="1" w:semiHidden="1" w:uiPriority="9" w:unhideWhenUsed="1"/>
-    <w:lsdException w:name="heading 6" w:qFormat="1" w:semiHidden="1" w:uiPriority="9" w:unhideWhenUsed="1"/>
-    <w:lsdException w:name="heading 7" w:qFormat="1" w:semiHidden="1" w:uiPriority="9" w:unhideWhenUsed="1"/>
-    <w:lsdException w:name="heading 8" w:qFormat="1" w:semiHidden="1" w:uiPriority="9" w:unhideWhenUsed="1"/>
-    <w:lsdException w:name="heading 9" w:qFormat="1" w:semiHidden="1" w:uiPriority="9" w:unhideWhenUsed="1"/>
+  <w:latentStyles w:defLockedState="0" w:defUIPriority="99" w:defSemiHidden="0" w:defUnhideWhenUsed="0" w:defQFormat="0" w:count="376">
+    <w:lsdException w:name="Normal" w:uiPriority="0" w:qFormat="1"/>
+    <w:lsdException w:name="heading 1" w:uiPriority="9" w:qFormat="1"/>
+    <w:lsdException w:name="heading 2" w:semiHidden="1" w:uiPriority="9" w:unhideWhenUsed="1" w:qFormat="1"/>
+    <w:lsdException w:name="heading 3" w:semiHidden="1" w:uiPriority="9" w:unhideWhenUsed="1" w:qFormat="1"/>
+    <w:lsdException w:name="heading 4" w:semiHidden="1" w:uiPriority="9" w:unhideWhenUsed="1" w:qFormat="1"/>
+    <w:lsdException w:name="heading 5" w:semiHidden="1" w:uiPriority="9" w:unhideWhenUsed="1" w:qFormat="1"/>
+    <w:lsdException w:name="heading 6" w:semiHidden="1" w:uiPriority="9" w:unhideWhenUsed="1" w:qFormat="1"/>
+    <w:lsdException w:name="heading 7" w:semiHidden="1" w:uiPriority="9" w:unhideWhenUsed="1" w:qFormat="1"/>
+    <w:lsdException w:name="heading 8" w:semiHidden="1" w:uiPriority="9" w:unhideWhenUsed="1" w:qFormat="1"/>
+    <w:lsdException w:name="heading 9" w:semiHidden="1" w:uiPriority="9" w:unhideWhenUsed="1" w:qFormat="1"/>
     <w:lsdException w:name="index 1" w:semiHidden="1" w:unhideWhenUsed="1"/>
     <w:lsdException w:name="index 2" w:semiHidden="1" w:unhideWhenUsed="1"/>
     <w:lsdException w:name="index 3" w:semiHidden="1" w:unhideWhenUsed="1"/>
@@ -3256,7 +3405,7 @@
     <w:lsdException w:name="header" w:semiHidden="1" w:unhideWhenUsed="1"/>
     <w:lsdException w:name="footer" w:semiHidden="1" w:unhideWhenUsed="1"/>
     <w:lsdException w:name="index heading" w:semiHidden="1" w:unhideWhenUsed="1"/>
-    <w:lsdException w:name="caption" w:qFormat="1" w:semiHidden="1" w:uiPriority="35" w:unhideWhenUsed="1"/>
+    <w:lsdException w:name="caption" w:semiHidden="1" w:uiPriority="35" w:unhideWhenUsed="1" w:qFormat="1"/>
     <w:lsdException w:name="table of figures" w:semiHidden="1" w:unhideWhenUsed="1"/>
     <w:lsdException w:name="envelope address" w:semiHidden="1" w:unhideWhenUsed="1"/>
     <w:lsdException w:name="envelope return" w:semiHidden="1" w:unhideWhenUsed="1"/>
@@ -3284,7 +3433,7 @@
     <w:lsdException w:name="List Number 3" w:semiHidden="1" w:unhideWhenUsed="1"/>
     <w:lsdException w:name="List Number 4" w:semiHidden="1" w:unhideWhenUsed="1"/>
     <w:lsdException w:name="List Number 5" w:semiHidden="1" w:unhideWhenUsed="1"/>
-    <w:lsdException w:name="Title" w:qFormat="1" w:uiPriority="10"/>
+    <w:lsdException w:name="Title" w:uiPriority="10" w:qFormat="1"/>
     <w:lsdException w:name="Closing" w:semiHidden="1" w:unhideWhenUsed="1"/>
     <w:lsdException w:name="Signature" w:semiHidden="1" w:unhideWhenUsed="1"/>
     <w:lsdException w:name="Default Paragraph Font" w:semiHidden="1" w:uiPriority="1" w:unhideWhenUsed="1"/>
@@ -3296,7 +3445,7 @@
     <w:lsdException w:name="List Continue 4" w:semiHidden="1" w:unhideWhenUsed="1"/>
     <w:lsdException w:name="List Continue 5" w:semiHidden="1" w:unhideWhenUsed="1"/>
     <w:lsdException w:name="Message Header" w:semiHidden="1" w:unhideWhenUsed="1"/>
-    <w:lsdException w:name="Subtitle" w:qFormat="1" w:uiPriority="11"/>
+    <w:lsdException w:name="Subtitle" w:uiPriority="11" w:qFormat="1"/>
     <w:lsdException w:name="Salutation" w:semiHidden="1" w:unhideWhenUsed="1"/>
     <w:lsdException w:name="Date" w:semiHidden="1" w:unhideWhenUsed="1"/>
     <w:lsdException w:name="Body Text First Indent" w:semiHidden="1" w:unhideWhenUsed="1"/>
@@ -3309,8 +3458,8 @@
     <w:lsdException w:name="Block Text" w:semiHidden="1" w:unhideWhenUsed="1"/>
     <w:lsdException w:name="Hyperlink" w:semiHidden="1" w:unhideWhenUsed="1"/>
     <w:lsdException w:name="FollowedHyperlink" w:semiHidden="1" w:unhideWhenUsed="1"/>
-    <w:lsdException w:name="Strong" w:qFormat="1" w:uiPriority="22"/>
-    <w:lsdException w:name="Emphasis" w:qFormat="1" w:uiPriority="20"/>
+    <w:lsdException w:name="Strong" w:uiPriority="22" w:qFormat="1"/>
+    <w:lsdException w:name="Emphasis" w:uiPriority="20" w:qFormat="1"/>
     <w:lsdException w:name="Document Map" w:semiHidden="1" w:unhideWhenUsed="1"/>
     <w:lsdException w:name="Plain Text" w:semiHidden="1" w:unhideWhenUsed="1"/>
     <w:lsdException w:name="E-mail Signature" w:semiHidden="1" w:unhideWhenUsed="1"/>
@@ -3379,7 +3528,7 @@
     <w:lsdException w:name="Table Grid" w:uiPriority="39"/>
     <w:lsdException w:name="Table Theme" w:semiHidden="1" w:unhideWhenUsed="1"/>
     <w:lsdException w:name="Placeholder Text" w:semiHidden="1"/>
-    <w:lsdException w:name="No Spacing" w:qFormat="1" w:uiPriority="1"/>
+    <w:lsdException w:name="No Spacing" w:uiPriority="1" w:qFormat="1"/>
     <w:lsdException w:name="Light Shading" w:uiPriority="60"/>
     <w:lsdException w:name="Light List" w:uiPriority="61"/>
     <w:lsdException w:name="Light Grid" w:uiPriority="62"/>
@@ -3401,9 +3550,9 @@
     <w:lsdException w:name="Medium Shading 2 Accent 1" w:uiPriority="64"/>
     <w:lsdException w:name="Medium List 1 Accent 1" w:uiPriority="65"/>
     <w:lsdException w:name="Revision" w:semiHidden="1"/>
-    <w:lsdException w:name="List Paragraph" w:qFormat="1" w:uiPriority="34"/>
-    <w:lsdException w:name="Quote" w:qFormat="1" w:uiPriority="29"/>
-    <w:lsdException w:name="Intense Quote" w:qFormat="1" w:uiPriority="30"/>
+    <w:lsdException w:name="List Paragraph" w:uiPriority="34" w:qFormat="1"/>
+    <w:lsdException w:name="Quote" w:uiPriority="29" w:qFormat="1"/>
+    <w:lsdException w:name="Intense Quote" w:uiPriority="30" w:qFormat="1"/>
     <w:lsdException w:name="Medium List 2 Accent 1" w:uiPriority="66"/>
     <w:lsdException w:name="Medium Grid 1 Accent 1" w:uiPriority="67"/>
     <w:lsdException w:name="Medium Grid 2 Accent 1" w:uiPriority="68"/>
@@ -3482,13 +3631,13 @@
     <w:lsdException w:name="Colorful Shading Accent 6" w:uiPriority="71"/>
     <w:lsdException w:name="Colorful List Accent 6" w:uiPriority="72"/>
     <w:lsdException w:name="Colorful Grid Accent 6" w:uiPriority="73"/>
-    <w:lsdException w:name="Subtle Emphasis" w:qFormat="1" w:uiPriority="19"/>
-    <w:lsdException w:name="Intense Emphasis" w:qFormat="1" w:uiPriority="21"/>
-    <w:lsdException w:name="Subtle Reference" w:qFormat="1" w:uiPriority="31"/>
-    <w:lsdException w:name="Intense Reference" w:qFormat="1" w:uiPriority="32"/>
-    <w:lsdException w:name="Book Title" w:qFormat="1" w:uiPriority="33"/>
+    <w:lsdException w:name="Subtle Emphasis" w:uiPriority="19" w:qFormat="1"/>
+    <w:lsdException w:name="Intense Emphasis" w:uiPriority="21" w:qFormat="1"/>
+    <w:lsdException w:name="Subtle Reference" w:uiPriority="31" w:qFormat="1"/>
+    <w:lsdException w:name="Intense Reference" w:uiPriority="32" w:qFormat="1"/>
+    <w:lsdException w:name="Book Title" w:uiPriority="33" w:qFormat="1"/>
     <w:lsdException w:name="Bibliography" w:semiHidden="1" w:uiPriority="37" w:unhideWhenUsed="1"/>
-    <w:lsdException w:name="TOC Heading" w:qFormat="1" w:semiHidden="1" w:uiPriority="39" w:unhideWhenUsed="1"/>
+    <w:lsdException w:name="TOC Heading" w:semiHidden="1" w:uiPriority="39" w:unhideWhenUsed="1" w:qFormat="1"/>
     <w:lsdException w:name="Plain Table 1" w:uiPriority="41"/>
     <w:lsdException w:name="Plain Table 2" w:uiPriority="42"/>
     <w:lsdException w:name="Plain Table 3" w:uiPriority="43"/>
@@ -3599,7 +3748,7 @@
     <w:lsdException w:name="Unresolved Mention" w:semiHidden="1" w:unhideWhenUsed="1"/>
     <w:lsdException w:name="Smart Link" w:semiHidden="1" w:unhideWhenUsed="1"/>
   </w:latentStyles>
-  <w:style w:default="1" w:styleId="Normal" w:type="paragraph">
+  <w:style w:type="paragraph" w:default="1" w:styleId="Normal">
     <w:name w:val="Normal"/>
     <w:qFormat/>
     <w:rsid w:val="000729AC"/>
@@ -3610,7 +3759,7 @@
       <w:rFonts w:ascii="Arial" w:hAnsi="Arial"/>
     </w:rPr>
   </w:style>
-  <w:style w:styleId="Heading1" w:type="paragraph">
+  <w:style w:type="paragraph" w:styleId="Heading1">
     <w:name w:val="heading 1"/>
     <w:basedOn w:val="Normal"/>
     <w:next w:val="Normal"/>
@@ -3621,17 +3770,17 @@
     <w:pPr>
       <w:keepNext/>
       <w:keepLines/>
-      <w:spacing w:after="80" w:before="360"/>
+      <w:spacing w:before="360" w:after="80"/>
       <w:outlineLvl w:val="0"/>
     </w:pPr>
     <w:rPr>
-      <w:rFonts w:ascii="Play" w:cs="Play" w:eastAsia="Play" w:hAnsi="Play"/>
+      <w:rFonts w:ascii="Play" w:eastAsia="Play" w:hAnsi="Play" w:cs="Play"/>
       <w:b/>
       <w:sz w:val="28"/>
       <w:szCs w:val="40"/>
     </w:rPr>
   </w:style>
-  <w:style w:styleId="Heading2" w:type="paragraph">
+  <w:style w:type="paragraph" w:styleId="Heading2">
     <w:name w:val="heading 2"/>
     <w:basedOn w:val="Normal"/>
     <w:next w:val="Normal"/>
@@ -3643,17 +3792,17 @@
     <w:pPr>
       <w:keepNext/>
       <w:keepLines/>
-      <w:spacing w:after="80" w:before="160"/>
+      <w:spacing w:before="160" w:after="80"/>
       <w:outlineLvl w:val="1"/>
     </w:pPr>
     <w:rPr>
       <w:b/>
-      <w:color w:themeColor="text1" w:val="000000"/>
+      <w:color w:val="000000" w:themeColor="text1"/>
       <w:sz w:val="26"/>
       <w:szCs w:val="28"/>
     </w:rPr>
   </w:style>
-  <w:style w:styleId="Heading3" w:type="paragraph">
+  <w:style w:type="paragraph" w:styleId="Heading3">
     <w:name w:val="heading 3"/>
     <w:basedOn w:val="Normal"/>
     <w:next w:val="Normal"/>
@@ -3665,7 +3814,7 @@
     <w:pPr>
       <w:keepNext/>
       <w:keepLines/>
-      <w:spacing w:after="80" w:before="160"/>
+      <w:spacing w:before="160" w:after="80"/>
       <w:outlineLvl w:val="2"/>
     </w:pPr>
     <w:rPr>
@@ -3674,7 +3823,7 @@
       <w:szCs w:val="24"/>
     </w:rPr>
   </w:style>
-  <w:style w:styleId="Heading4" w:type="paragraph">
+  <w:style w:type="paragraph" w:styleId="Heading4">
     <w:name w:val="heading 4"/>
     <w:basedOn w:val="Normal"/>
     <w:next w:val="Normal"/>
@@ -3685,7 +3834,7 @@
     <w:pPr>
       <w:keepNext/>
       <w:keepLines/>
-      <w:spacing w:after="120" w:before="80"/>
+      <w:spacing w:before="80" w:after="120"/>
       <w:outlineLvl w:val="3"/>
     </w:pPr>
     <w:rPr>
@@ -3693,7 +3842,7 @@
       <w:color w:val="0F4761"/>
     </w:rPr>
   </w:style>
-  <w:style w:styleId="Heading5" w:type="paragraph">
+  <w:style w:type="paragraph" w:styleId="Heading5">
     <w:name w:val="heading 5"/>
     <w:basedOn w:val="Normal"/>
     <w:next w:val="Normal"/>
@@ -3704,14 +3853,14 @@
     <w:pPr>
       <w:keepNext/>
       <w:keepLines/>
-      <w:spacing w:after="40" w:before="80"/>
+      <w:spacing w:before="80" w:after="40"/>
       <w:outlineLvl w:val="4"/>
     </w:pPr>
     <w:rPr>
       <w:color w:val="0F4761"/>
     </w:rPr>
   </w:style>
-  <w:style w:styleId="Heading6" w:type="paragraph">
+  <w:style w:type="paragraph" w:styleId="Heading6">
     <w:name w:val="heading 6"/>
     <w:basedOn w:val="Normal"/>
     <w:next w:val="Normal"/>
@@ -3722,7 +3871,7 @@
     <w:pPr>
       <w:keepNext/>
       <w:keepLines/>
-      <w:spacing w:after="0" w:before="40"/>
+      <w:spacing w:before="40" w:after="0"/>
       <w:jc w:val="center"/>
       <w:outlineLvl w:val="5"/>
     </w:pPr>
@@ -3731,7 +3880,7 @@
       <w:color w:val="595959"/>
     </w:rPr>
   </w:style>
-  <w:style w:styleId="Heading7" w:type="paragraph">
+  <w:style w:type="paragraph" w:styleId="Heading7">
     <w:name w:val="heading 7"/>
     <w:basedOn w:val="Normal"/>
     <w:next w:val="BodyText"/>
@@ -3744,15 +3893,15 @@
     <w:pPr>
       <w:keepNext/>
       <w:keepLines/>
-      <w:spacing w:after="0" w:before="40"/>
+      <w:spacing w:before="40" w:after="0"/>
       <w:outlineLvl w:val="6"/>
     </w:pPr>
     <w:rPr>
-      <w:rFonts w:cstheme="majorBidi" w:eastAsiaTheme="majorEastAsia"/>
-      <w:color w:themeColor="text1" w:themeTint="A6" w:val="595959"/>
-    </w:rPr>
-  </w:style>
-  <w:style w:styleId="Heading8" w:type="paragraph">
+      <w:rFonts w:eastAsiaTheme="majorEastAsia" w:cstheme="majorBidi"/>
+      <w:color w:val="595959" w:themeColor="text1" w:themeTint="A6"/>
+    </w:rPr>
+  </w:style>
+  <w:style w:type="paragraph" w:styleId="Heading8">
     <w:name w:val="heading 8"/>
     <w:basedOn w:val="Normal"/>
     <w:next w:val="BodyText"/>
@@ -3769,13 +3918,13 @@
       <w:outlineLvl w:val="7"/>
     </w:pPr>
     <w:rPr>
-      <w:rFonts w:cstheme="majorBidi" w:eastAsiaTheme="majorEastAsia"/>
+      <w:rFonts w:eastAsiaTheme="majorEastAsia" w:cstheme="majorBidi"/>
       <w:i/>
       <w:iCs/>
-      <w:color w:themeColor="text1" w:themeTint="D8" w:val="272727"/>
-    </w:rPr>
-  </w:style>
-  <w:style w:styleId="Heading9" w:type="paragraph">
+      <w:color w:val="272727" w:themeColor="text1" w:themeTint="D8"/>
+    </w:rPr>
+  </w:style>
+  <w:style w:type="paragraph" w:styleId="Heading9">
     <w:name w:val="heading 9"/>
     <w:basedOn w:val="Normal"/>
     <w:next w:val="BodyText"/>
@@ -3792,49 +3941,49 @@
       <w:outlineLvl w:val="8"/>
     </w:pPr>
     <w:rPr>
-      <w:rFonts w:cstheme="majorBidi" w:eastAsiaTheme="majorEastAsia"/>
-      <w:color w:themeColor="text1" w:themeTint="D8" w:val="272727"/>
-    </w:rPr>
-  </w:style>
-  <w:style w:default="1" w:styleId="DefaultParagraphFont" w:type="character">
+      <w:rFonts w:eastAsiaTheme="majorEastAsia" w:cstheme="majorBidi"/>
+      <w:color w:val="272727" w:themeColor="text1" w:themeTint="D8"/>
+    </w:rPr>
+  </w:style>
+  <w:style w:type="character" w:default="1" w:styleId="DefaultParagraphFont">
     <w:name w:val="Default Paragraph Font"/>
     <w:uiPriority w:val="1"/>
     <w:semiHidden/>
     <w:unhideWhenUsed/>
   </w:style>
-  <w:style w:default="1" w:styleId="TableNormal" w:type="table">
+  <w:style w:type="table" w:default="1" w:styleId="TableNormal">
     <w:name w:val="Normal Table"/>
     <w:uiPriority w:val="99"/>
     <w:semiHidden/>
     <w:unhideWhenUsed/>
     <w:tblPr>
-      <w:tblInd w:type="dxa" w:w="0"/>
+      <w:tblInd w:w="0" w:type="dxa"/>
       <w:tblCellMar>
-        <w:top w:type="dxa" w:w="0"/>
-        <w:left w:type="dxa" w:w="108"/>
-        <w:bottom w:type="dxa" w:w="0"/>
-        <w:right w:type="dxa" w:w="108"/>
+        <w:top w:w="0" w:type="dxa"/>
+        <w:left w:w="108" w:type="dxa"/>
+        <w:bottom w:w="0" w:type="dxa"/>
+        <w:right w:w="108" w:type="dxa"/>
       </w:tblCellMar>
     </w:tblPr>
   </w:style>
-  <w:style w:default="1" w:styleId="NoList" w:type="numbering">
+  <w:style w:type="numbering" w:default="1" w:styleId="NoList">
     <w:name w:val="No List"/>
     <w:uiPriority w:val="99"/>
     <w:semiHidden/>
     <w:unhideWhenUsed/>
   </w:style>
-  <w:style w:customStyle="1" w:styleId="TableNormal0" w:type="table">
+  <w:style w:type="table" w:customStyle="1" w:styleId="TableNormal0">
     <w:name w:val="TableNormal"/>
     <w:tblPr>
       <w:tblCellMar>
-        <w:top w:type="dxa" w:w="0"/>
-        <w:left w:type="dxa" w:w="0"/>
-        <w:bottom w:type="dxa" w:w="0"/>
-        <w:right w:type="dxa" w:w="0"/>
+        <w:top w:w="0" w:type="dxa"/>
+        <w:left w:w="0" w:type="dxa"/>
+        <w:bottom w:w="0" w:type="dxa"/>
+        <w:right w:w="0" w:type="dxa"/>
       </w:tblCellMar>
     </w:tblPr>
   </w:style>
-  <w:style w:styleId="Title" w:type="paragraph">
+  <w:style w:type="paragraph" w:styleId="Title">
     <w:name w:val="Title"/>
     <w:basedOn w:val="Normal"/>
     <w:next w:val="Normal"/>
@@ -3847,71 +3996,75 @@
       <w:jc w:val="center"/>
     </w:pPr>
     <w:rPr>
-      <w:rFonts w:cs="Play" w:eastAsia="Play"/>
+      <w:rFonts w:eastAsia="Play" w:cs="Play"/>
       <w:b/>
       <w:sz w:val="28"/>
       <w:szCs w:val="56"/>
     </w:rPr>
   </w:style>
-  <w:style w:styleId="BodyText" w:type="paragraph">
+  <w:style w:type="paragraph" w:styleId="BodyText">
     <w:name w:val="Body Text"/>
     <w:basedOn w:val="Normal"/>
     <w:qFormat/>
-    <w:rsid w:val="00B92A44"/>
-  </w:style>
-  <w:style w:customStyle="1" w:styleId="FirstParagraph" w:type="paragraph">
+    <w:rsid w:val="00F06177"/>
+    <w:pPr>
+      <w:spacing w:before="0" w:after="120" w:line="276" w:lineRule="auto"/>
+      <w:ind w:firstLine="720"/>
+    </w:pPr>
+  </w:style>
+  <w:style w:type="paragraph" w:customStyle="1" w:styleId="FirstParagraph">
     <w:name w:val="First Paragraph"/>
     <w:basedOn w:val="BodyText"/>
     <w:next w:val="BodyText"/>
     <w:qFormat/>
   </w:style>
-  <w:style w:customStyle="1" w:styleId="Compact" w:type="paragraph">
+  <w:style w:type="paragraph" w:customStyle="1" w:styleId="Compact">
     <w:name w:val="Compact"/>
     <w:basedOn w:val="BodyText"/>
     <w:qFormat/>
     <w:rsid w:val="00B92A44"/>
     <w:pPr>
-      <w:spacing w:after="36" w:before="36" w:line="240" w:lineRule="auto"/>
+      <w:spacing w:before="36" w:after="36" w:line="240" w:lineRule="auto"/>
     </w:pPr>
     <w:rPr>
       <w:sz w:val="20"/>
     </w:rPr>
   </w:style>
-  <w:style w:customStyle="1" w:styleId="TitleChar" w:type="character">
+  <w:style w:type="character" w:customStyle="1" w:styleId="TitleChar">
     <w:name w:val="Title Char"/>
     <w:basedOn w:val="DefaultParagraphFont"/>
     <w:link w:val="Title"/>
     <w:uiPriority w:val="10"/>
     <w:rsid w:val="00242606"/>
     <w:rPr>
-      <w:rFonts w:ascii="Arial" w:cs="Play" w:eastAsia="Play" w:hAnsi="Arial"/>
+      <w:rFonts w:ascii="Arial" w:eastAsia="Play" w:hAnsi="Arial" w:cs="Play"/>
       <w:b/>
       <w:sz w:val="28"/>
       <w:szCs w:val="56"/>
     </w:rPr>
   </w:style>
-  <w:style w:customStyle="1" w:styleId="SubtitleChar" w:type="character">
+  <w:style w:type="character" w:customStyle="1" w:styleId="SubtitleChar">
     <w:name w:val="Subtitle Char"/>
     <w:basedOn w:val="DefaultParagraphFont"/>
     <w:link w:val="Subtitle"/>
     <w:uiPriority w:val="11"/>
     <w:rsid w:val="00A10FD9"/>
     <w:rPr>
-      <w:rFonts w:cstheme="majorBidi" w:eastAsiaTheme="majorEastAsia"/>
-      <w:color w:themeColor="text1" w:themeTint="A6" w:val="595959"/>
+      <w:rFonts w:eastAsiaTheme="majorEastAsia" w:cstheme="majorBidi"/>
+      <w:color w:val="595959" w:themeColor="text1" w:themeTint="A6"/>
       <w:spacing w:val="15"/>
       <w:sz w:val="28"/>
       <w:szCs w:val="28"/>
     </w:rPr>
   </w:style>
-  <w:style w:customStyle="1" w:styleId="Author" w:type="paragraph">
+  <w:style w:type="paragraph" w:customStyle="1" w:styleId="Author">
     <w:name w:val="Author"/>
     <w:basedOn w:val="Normal"/>
     <w:next w:val="BodyText"/>
     <w:qFormat/>
     <w:rsid w:val="000729AC"/>
     <w:pPr>
-      <w:spacing w:after="0" w:before="0"/>
+      <w:spacing w:before="0" w:after="0"/>
       <w:jc w:val="left"/>
     </w:pPr>
     <w:rPr>
@@ -3921,7 +4074,7 @@
       <w:szCs w:val="21"/>
     </w:rPr>
   </w:style>
-  <w:style w:styleId="Date" w:type="paragraph">
+  <w:style w:type="paragraph" w:styleId="Date">
     <w:name w:val="Date"/>
     <w:next w:val="BodyText"/>
     <w:qFormat/>
@@ -3936,7 +4089,7 @@
       <w:sz w:val="20"/>
     </w:rPr>
   </w:style>
-  <w:style w:customStyle="1" w:styleId="AbstractTitle" w:type="paragraph">
+  <w:style w:type="paragraph" w:customStyle="1" w:styleId="AbstractTitle">
     <w:name w:val="Abstract Title"/>
     <w:basedOn w:val="Normal"/>
     <w:next w:val="Abstract"/>
@@ -3945,7 +4098,7 @@
     <w:pPr>
       <w:keepNext/>
       <w:keepLines/>
-      <w:spacing w:after="0" w:before="0"/>
+      <w:spacing w:before="0" w:after="0"/>
       <w:jc w:val="left"/>
     </w:pPr>
     <w:rPr>
@@ -3954,7 +4107,7 @@
       <w:szCs w:val="20"/>
     </w:rPr>
   </w:style>
-  <w:style w:customStyle="1" w:styleId="Abstract" w:type="paragraph">
+  <w:style w:type="paragraph" w:customStyle="1" w:styleId="Abstract">
     <w:name w:val="Abstract"/>
     <w:basedOn w:val="Normal"/>
     <w:next w:val="BodyText"/>
@@ -3963,38 +4116,38 @@
     <w:pPr>
       <w:keepNext/>
       <w:keepLines/>
-      <w:spacing w:after="300" w:before="100"/>
+      <w:spacing w:before="100" w:after="300"/>
     </w:pPr>
     <w:rPr>
       <w:sz w:val="20"/>
       <w:szCs w:val="20"/>
     </w:rPr>
   </w:style>
-  <w:style w:styleId="Bibliography" w:type="paragraph">
+  <w:style w:type="paragraph" w:styleId="Bibliography">
     <w:name w:val="Bibliography"/>
     <w:basedOn w:val="Normal"/>
     <w:qFormat/>
     <w:rsid w:val="00201298"/>
     <w:pPr>
       <w:spacing w:line="240" w:lineRule="auto"/>
-      <w:ind w:hanging="720" w:left="720"/>
+      <w:ind w:left="720" w:hanging="720"/>
       <w:jc w:val="left"/>
     </w:pPr>
   </w:style>
-  <w:style w:customStyle="1" w:styleId="Heading1Char" w:type="character">
+  <w:style w:type="character" w:customStyle="1" w:styleId="Heading1Char">
     <w:name w:val="Heading 1 Char"/>
     <w:basedOn w:val="DefaultParagraphFont"/>
     <w:link w:val="Heading1"/>
     <w:uiPriority w:val="9"/>
     <w:rsid w:val="00242606"/>
     <w:rPr>
-      <w:rFonts w:ascii="Play" w:cs="Play" w:eastAsia="Play" w:hAnsi="Play"/>
+      <w:rFonts w:ascii="Play" w:eastAsia="Play" w:hAnsi="Play" w:cs="Play"/>
       <w:b/>
       <w:sz w:val="28"/>
       <w:szCs w:val="40"/>
     </w:rPr>
   </w:style>
-  <w:style w:customStyle="1" w:styleId="Heading2Char" w:type="character">
+  <w:style w:type="character" w:customStyle="1" w:styleId="Heading2Char">
     <w:name w:val="Heading 2 Char"/>
     <w:basedOn w:val="DefaultParagraphFont"/>
     <w:link w:val="Heading2"/>
@@ -4003,12 +4156,12 @@
     <w:rPr>
       <w:rFonts w:ascii="Arial" w:hAnsi="Arial"/>
       <w:b/>
-      <w:color w:themeColor="text1" w:val="000000"/>
+      <w:color w:val="000000" w:themeColor="text1"/>
       <w:sz w:val="26"/>
       <w:szCs w:val="28"/>
     </w:rPr>
   </w:style>
-  <w:style w:customStyle="1" w:styleId="Heading3Char" w:type="character">
+  <w:style w:type="character" w:customStyle="1" w:styleId="Heading3Char">
     <w:name w:val="Heading 3 Char"/>
     <w:basedOn w:val="DefaultParagraphFont"/>
     <w:link w:val="Heading3"/>
@@ -4021,7 +4174,7 @@
       <w:szCs w:val="24"/>
     </w:rPr>
   </w:style>
-  <w:style w:customStyle="1" w:styleId="Heading4Char" w:type="character">
+  <w:style w:type="character" w:customStyle="1" w:styleId="Heading4Char">
     <w:name w:val="Heading 4 Char"/>
     <w:basedOn w:val="DefaultParagraphFont"/>
     <w:link w:val="Heading4"/>
@@ -4029,13 +4182,13 @@
     <w:semiHidden/>
     <w:rsid w:val="00A10FD9"/>
     <w:rPr>
-      <w:rFonts w:cstheme="majorBidi" w:eastAsiaTheme="majorEastAsia"/>
+      <w:rFonts w:eastAsiaTheme="majorEastAsia" w:cstheme="majorBidi"/>
       <w:i/>
       <w:iCs/>
-      <w:color w:themeColor="accent1" w:themeShade="BF" w:val="0F4761"/>
-    </w:rPr>
-  </w:style>
-  <w:style w:customStyle="1" w:styleId="Heading5Char" w:type="character">
+      <w:color w:val="0F4761" w:themeColor="accent1" w:themeShade="BF"/>
+    </w:rPr>
+  </w:style>
+  <w:style w:type="character" w:customStyle="1" w:styleId="Heading5Char">
     <w:name w:val="Heading 5 Char"/>
     <w:basedOn w:val="DefaultParagraphFont"/>
     <w:link w:val="Heading5"/>
@@ -4043,11 +4196,11 @@
     <w:semiHidden/>
     <w:rsid w:val="00A10FD9"/>
     <w:rPr>
-      <w:rFonts w:cstheme="majorBidi" w:eastAsiaTheme="majorEastAsia"/>
-      <w:color w:themeColor="accent1" w:themeShade="BF" w:val="0F4761"/>
-    </w:rPr>
-  </w:style>
-  <w:style w:customStyle="1" w:styleId="Heading6Char" w:type="character">
+      <w:rFonts w:eastAsiaTheme="majorEastAsia" w:cstheme="majorBidi"/>
+      <w:color w:val="0F4761" w:themeColor="accent1" w:themeShade="BF"/>
+    </w:rPr>
+  </w:style>
+  <w:style w:type="character" w:customStyle="1" w:styleId="Heading6Char">
     <w:name w:val="Heading 6 Char"/>
     <w:basedOn w:val="DefaultParagraphFont"/>
     <w:link w:val="Heading6"/>
@@ -4055,13 +4208,13 @@
     <w:semiHidden/>
     <w:rsid w:val="00A10FD9"/>
     <w:rPr>
-      <w:rFonts w:cstheme="majorBidi" w:eastAsiaTheme="majorEastAsia"/>
+      <w:rFonts w:eastAsiaTheme="majorEastAsia" w:cstheme="majorBidi"/>
       <w:i/>
       <w:iCs/>
-      <w:color w:themeColor="text1" w:themeTint="A6" w:val="595959"/>
-    </w:rPr>
-  </w:style>
-  <w:style w:customStyle="1" w:styleId="Heading7Char" w:type="character">
+      <w:color w:val="595959" w:themeColor="text1" w:themeTint="A6"/>
+    </w:rPr>
+  </w:style>
+  <w:style w:type="character" w:customStyle="1" w:styleId="Heading7Char">
     <w:name w:val="Heading 7 Char"/>
     <w:basedOn w:val="DefaultParagraphFont"/>
     <w:link w:val="Heading7"/>
@@ -4069,11 +4222,11 @@
     <w:semiHidden/>
     <w:rsid w:val="00A10FD9"/>
     <w:rPr>
-      <w:rFonts w:cstheme="majorBidi" w:eastAsiaTheme="majorEastAsia"/>
-      <w:color w:themeColor="text1" w:themeTint="A6" w:val="595959"/>
-    </w:rPr>
-  </w:style>
-  <w:style w:customStyle="1" w:styleId="Heading8Char" w:type="character">
+      <w:rFonts w:eastAsiaTheme="majorEastAsia" w:cstheme="majorBidi"/>
+      <w:color w:val="595959" w:themeColor="text1" w:themeTint="A6"/>
+    </w:rPr>
+  </w:style>
+  <w:style w:type="character" w:customStyle="1" w:styleId="Heading8Char">
     <w:name w:val="Heading 8 Char"/>
     <w:basedOn w:val="DefaultParagraphFont"/>
     <w:link w:val="Heading8"/>
@@ -4081,13 +4234,13 @@
     <w:semiHidden/>
     <w:rsid w:val="00A10FD9"/>
     <w:rPr>
-      <w:rFonts w:cstheme="majorBidi" w:eastAsiaTheme="majorEastAsia"/>
+      <w:rFonts w:eastAsiaTheme="majorEastAsia" w:cstheme="majorBidi"/>
       <w:i/>
       <w:iCs/>
-      <w:color w:themeColor="text1" w:themeTint="D8" w:val="272727"/>
-    </w:rPr>
-  </w:style>
-  <w:style w:customStyle="1" w:styleId="Heading9Char" w:type="character">
+      <w:color w:val="272727" w:themeColor="text1" w:themeTint="D8"/>
+    </w:rPr>
+  </w:style>
+  <w:style w:type="character" w:customStyle="1" w:styleId="Heading9Char">
     <w:name w:val="Heading 9 Char"/>
     <w:basedOn w:val="DefaultParagraphFont"/>
     <w:link w:val="Heading9"/>
@@ -4095,11 +4248,11 @@
     <w:semiHidden/>
     <w:rsid w:val="00A10FD9"/>
     <w:rPr>
-      <w:rFonts w:cstheme="majorBidi" w:eastAsiaTheme="majorEastAsia"/>
-      <w:color w:themeColor="text1" w:themeTint="D8" w:val="272727"/>
-    </w:rPr>
-  </w:style>
-  <w:style w:styleId="BlockText" w:type="paragraph">
+      <w:rFonts w:eastAsiaTheme="majorEastAsia" w:cstheme="majorBidi"/>
+      <w:color w:val="272727" w:themeColor="text1" w:themeTint="D8"/>
+    </w:rPr>
+  </w:style>
+  <w:style w:type="paragraph" w:styleId="BlockText">
     <w:name w:val="Block Text"/>
     <w:basedOn w:val="BodyText"/>
     <w:next w:val="BodyText"/>
@@ -4107,18 +4260,18 @@
     <w:unhideWhenUsed/>
     <w:qFormat/>
     <w:pPr>
-      <w:spacing w:after="100" w:before="100"/>
+      <w:spacing w:before="100" w:after="100"/>
       <w:ind w:left="480" w:right="480"/>
     </w:pPr>
   </w:style>
-  <w:style w:styleId="FootnoteText" w:type="paragraph">
+  <w:style w:type="paragraph" w:styleId="FootnoteText">
     <w:name w:val="footnote text"/>
     <w:basedOn w:val="Normal"/>
     <w:uiPriority w:val="9"/>
     <w:unhideWhenUsed/>
     <w:qFormat/>
   </w:style>
-  <w:style w:customStyle="1" w:styleId="FootnoteBlockText" w:type="paragraph">
+  <w:style w:type="paragraph" w:customStyle="1" w:styleId="FootnoteBlockText">
     <w:name w:val="Footnote Block Text"/>
     <w:basedOn w:val="FootnoteText"/>
     <w:next w:val="FootnoteText"/>
@@ -4126,11 +4279,11 @@
     <w:unhideWhenUsed/>
     <w:qFormat/>
     <w:pPr>
-      <w:spacing w:after="100" w:before="100"/>
+      <w:spacing w:before="100" w:after="100"/>
       <w:ind w:left="480" w:right="480"/>
     </w:pPr>
   </w:style>
-  <w:style w:customStyle="1" w:styleId="Table" w:type="table">
+  <w:style w:type="table" w:customStyle="1" w:styleId="Table">
     <w:name w:val="Table"/>
     <w:semiHidden/>
     <w:unhideWhenUsed/>
@@ -4144,16 +4297,16 @@
       <w:lang w:val="en-CA"/>
     </w:rPr>
     <w:tblPr>
-      <w:tblInd w:type="dxa" w:w="0"/>
+      <w:tblInd w:w="0" w:type="dxa"/>
       <w:tblCellMar>
-        <w:top w:type="dxa" w:w="0"/>
-        <w:left w:type="dxa" w:w="108"/>
-        <w:bottom w:type="dxa" w:w="0"/>
-        <w:right w:type="dxa" w:w="108"/>
+        <w:top w:w="0" w:type="dxa"/>
+        <w:left w:w="108" w:type="dxa"/>
+        <w:bottom w:w="0" w:type="dxa"/>
+        <w:right w:w="108" w:type="dxa"/>
       </w:tblCellMar>
     </w:tblPr>
     <w:trPr>
-      <w:trHeight w:hRule="atLeast" w:val="340"/>
+      <w:trHeight w:val="340"/>
     </w:trPr>
     <w:tblStylePr w:type="firstRow">
       <w:pPr>
@@ -4162,18 +4315,19 @@
       <w:rPr>
         <w:b/>
       </w:rPr>
+      <w:tblPr/>
       <w:trPr>
-        <w:trHeight w:hRule="atLeast" w:val="397"/>
+        <w:trHeight w:val="397"/>
       </w:trPr>
       <w:tcPr>
         <w:tcBorders>
-          <w:bottom w:color="auto" w:space="0" w:sz="0" w:val="single"/>
+          <w:bottom w:val="single" w:sz="0" w:space="0" w:color="auto"/>
         </w:tcBorders>
         <w:vAlign w:val="center"/>
       </w:tcPr>
     </w:tblStylePr>
   </w:style>
-  <w:style w:customStyle="1" w:styleId="DefinitionTerm" w:type="paragraph">
+  <w:style w:type="paragraph" w:customStyle="1" w:styleId="DefinitionTerm">
     <w:name w:val="Definition Term"/>
     <w:basedOn w:val="Normal"/>
     <w:next w:val="Definition"/>
@@ -4186,11 +4340,11 @@
       <w:b/>
     </w:rPr>
   </w:style>
-  <w:style w:customStyle="1" w:styleId="Definition" w:type="paragraph">
+  <w:style w:type="paragraph" w:customStyle="1" w:styleId="Definition">
     <w:name w:val="Definition"/>
     <w:basedOn w:val="Normal"/>
   </w:style>
-  <w:style w:styleId="Caption" w:type="paragraph">
+  <w:style w:type="paragraph" w:styleId="Caption">
     <w:name w:val="caption"/>
     <w:basedOn w:val="Normal"/>
     <w:link w:val="CaptionChar"/>
@@ -4204,45 +4358,41 @@
       <w:sz w:val="20"/>
     </w:rPr>
   </w:style>
-  <w:style w:customStyle="1" w:styleId="TableCaption" w:type="paragraph">
+  <w:style w:type="paragraph" w:customStyle="1" w:styleId="TableCaption">
     <w:name w:val="Table Caption"/>
     <w:basedOn w:val="Caption"/>
     <w:rsid w:val="00B92A44"/>
     <w:pPr>
-      <w:jc w:val="left"/>
       <w:keepNext/>
     </w:pPr>
     <w:rPr>
-      <w:sz w:val="20"/>
       <w:szCs w:val="20"/>
     </w:rPr>
   </w:style>
-  <w:style w:customStyle="1" w:styleId="ImageCaption" w:type="paragraph">
+  <w:style w:type="paragraph" w:customStyle="1" w:styleId="ImageCaption">
     <w:name w:val="Image Caption"/>
     <w:basedOn w:val="Caption"/>
     <w:rsid w:val="00B92A44"/>
     <w:pPr>
-      <w:jc w:val="left"/>
-      <w:spacing w:after="0" w:before="60"/>
+      <w:spacing w:before="60" w:after="0"/>
     </w:pPr>
     <w:rPr>
-      <w:sz w:val="20"/>
       <w:szCs w:val="20"/>
     </w:rPr>
   </w:style>
-  <w:style w:customStyle="1" w:styleId="Figure" w:type="paragraph">
+  <w:style w:type="paragraph" w:customStyle="1" w:styleId="Figure">
     <w:name w:val="Figure"/>
     <w:basedOn w:val="Normal"/>
     <w:rsid w:val="00242606"/>
   </w:style>
-  <w:style w:customStyle="1" w:styleId="CaptionedFigure" w:type="paragraph">
+  <w:style w:type="paragraph" w:customStyle="1" w:styleId="CaptionedFigure">
     <w:name w:val="Captioned Figure"/>
     <w:basedOn w:val="Figure"/>
     <w:pPr>
       <w:keepNext/>
     </w:pPr>
   </w:style>
-  <w:style w:customStyle="1" w:styleId="CaptionChar" w:type="character">
+  <w:style w:type="character" w:customStyle="1" w:styleId="CaptionChar">
     <w:name w:val="Caption Char"/>
     <w:basedOn w:val="DefaultParagraphFont"/>
     <w:link w:val="Caption"/>
@@ -4253,7 +4403,7 @@
       <w:sz w:val="20"/>
     </w:rPr>
   </w:style>
-  <w:style w:customStyle="1" w:styleId="VerbatimChar" w:type="character">
+  <w:style w:type="character" w:customStyle="1" w:styleId="VerbatimChar">
     <w:name w:val="Verbatim Char"/>
     <w:basedOn w:val="CaptionChar"/>
     <w:link w:val="SourceCode"/>
@@ -4264,7 +4414,7 @@
       <w:szCs w:val="14"/>
     </w:rPr>
   </w:style>
-  <w:style w:customStyle="1" w:styleId="SectionNumber" w:type="character">
+  <w:style w:type="character" w:customStyle="1" w:styleId="SectionNumber">
     <w:name w:val="Section Number"/>
     <w:basedOn w:val="CaptionChar"/>
     <w:rPr>
@@ -4273,7 +4423,7 @@
       <w:sz w:val="18"/>
     </w:rPr>
   </w:style>
-  <w:style w:styleId="FootnoteReference" w:type="character">
+  <w:style w:type="character" w:styleId="FootnoteReference">
     <w:name w:val="footnote reference"/>
     <w:basedOn w:val="CaptionChar"/>
     <w:rsid w:val="00242606"/>
@@ -4284,18 +4434,18 @@
       <w:vertAlign w:val="superscript"/>
     </w:rPr>
   </w:style>
-  <w:style w:styleId="Hyperlink" w:type="character">
+  <w:style w:type="character" w:styleId="Hyperlink">
     <w:name w:val="Hyperlink"/>
     <w:basedOn w:val="CaptionChar"/>
     <w:uiPriority w:val="99"/>
     <w:rPr>
       <w:rFonts w:ascii="Arial" w:hAnsi="Arial"/>
       <w:i/>
-      <w:color w:themeColor="accent1" w:val="156082"/>
+      <w:color w:val="156082" w:themeColor="accent1"/>
       <w:sz w:val="18"/>
     </w:rPr>
   </w:style>
-  <w:style w:styleId="TOCHeading" w:type="paragraph">
+  <w:style w:type="paragraph" w:styleId="TOCHeading">
     <w:name w:val="TOC Heading"/>
     <w:basedOn w:val="Heading1"/>
     <w:next w:val="BodyText"/>
@@ -4307,14 +4457,14 @@
       <w:outlineLvl w:val="9"/>
     </w:pPr>
   </w:style>
-  <w:style w:customStyle="1" w:styleId="SourceCode" w:type="paragraph">
+  <w:style w:type="paragraph" w:customStyle="1" w:styleId="SourceCode">
     <w:name w:val="Source Code"/>
     <w:basedOn w:val="Normal"/>
     <w:link w:val="VerbatimChar"/>
     <w:pPr>
-      <w:shd w:color="auto" w:fill="F8F8F8" w:val="clear"/>
+      <w:shd w:val="clear" w:color="auto" w:fill="F8F8F8"/>
       <w:wordWrap w:val="0"/>
-      <w:spacing w:after="0" w:before="0" w:line="240" w:lineRule="auto"/>
+      <w:spacing w:before="0" w:after="0" w:line="240" w:lineRule="auto"/>
       <w:contextualSpacing/>
       <w:jc w:val="left"/>
     </w:pPr>
@@ -4323,7 +4473,7 @@
       <w:szCs w:val="14"/>
     </w:rPr>
   </w:style>
-  <w:style w:customStyle="1" w:styleId="KeywordTok" w:type="character">
+  <w:style w:type="character" w:customStyle="1" w:styleId="KeywordTok">
     <w:name w:val="KeywordTok"/>
     <w:basedOn w:val="VerbatimChar"/>
     <w:rPr>
@@ -4333,10 +4483,10 @@
       <w:color w:val="204A87"/>
       <w:sz w:val="14"/>
       <w:szCs w:val="14"/>
-      <w:shd w:color="auto" w:fill="F8F8F8" w:val="clear"/>
-    </w:rPr>
-  </w:style>
-  <w:style w:customStyle="1" w:styleId="DataTypeTok" w:type="character">
+      <w:shd w:val="clear" w:color="auto" w:fill="F8F8F8"/>
+    </w:rPr>
+  </w:style>
+  <w:style w:type="character" w:customStyle="1" w:styleId="DataTypeTok">
     <w:name w:val="DataTypeTok"/>
     <w:basedOn w:val="VerbatimChar"/>
     <w:rPr>
@@ -4345,10 +4495,10 @@
       <w:color w:val="204A87"/>
       <w:sz w:val="14"/>
       <w:szCs w:val="14"/>
-      <w:shd w:color="auto" w:fill="F8F8F8" w:val="clear"/>
-    </w:rPr>
-  </w:style>
-  <w:style w:customStyle="1" w:styleId="DecValTok" w:type="character">
+      <w:shd w:val="clear" w:color="auto" w:fill="F8F8F8"/>
+    </w:rPr>
+  </w:style>
+  <w:style w:type="character" w:customStyle="1" w:styleId="DecValTok">
     <w:name w:val="DecValTok"/>
     <w:basedOn w:val="VerbatimChar"/>
     <w:rPr>
@@ -4357,10 +4507,10 @@
       <w:color w:val="0000CF"/>
       <w:sz w:val="14"/>
       <w:szCs w:val="14"/>
-      <w:shd w:color="auto" w:fill="F8F8F8" w:val="clear"/>
-    </w:rPr>
-  </w:style>
-  <w:style w:customStyle="1" w:styleId="BaseNTok" w:type="character">
+      <w:shd w:val="clear" w:color="auto" w:fill="F8F8F8"/>
+    </w:rPr>
+  </w:style>
+  <w:style w:type="character" w:customStyle="1" w:styleId="BaseNTok">
     <w:name w:val="BaseNTok"/>
     <w:basedOn w:val="VerbatimChar"/>
     <w:rPr>
@@ -4369,10 +4519,10 @@
       <w:color w:val="0000CF"/>
       <w:sz w:val="14"/>
       <w:szCs w:val="14"/>
-      <w:shd w:color="auto" w:fill="F8F8F8" w:val="clear"/>
-    </w:rPr>
-  </w:style>
-  <w:style w:customStyle="1" w:styleId="FloatTok" w:type="character">
+      <w:shd w:val="clear" w:color="auto" w:fill="F8F8F8"/>
+    </w:rPr>
+  </w:style>
+  <w:style w:type="character" w:customStyle="1" w:styleId="FloatTok">
     <w:name w:val="FloatTok"/>
     <w:basedOn w:val="VerbatimChar"/>
     <w:rPr>
@@ -4381,10 +4531,10 @@
       <w:color w:val="0000CF"/>
       <w:sz w:val="14"/>
       <w:szCs w:val="14"/>
-      <w:shd w:color="auto" w:fill="F8F8F8" w:val="clear"/>
-    </w:rPr>
-  </w:style>
-  <w:style w:customStyle="1" w:styleId="ConstantTok" w:type="character">
+      <w:shd w:val="clear" w:color="auto" w:fill="F8F8F8"/>
+    </w:rPr>
+  </w:style>
+  <w:style w:type="character" w:customStyle="1" w:styleId="ConstantTok">
     <w:name w:val="ConstantTok"/>
     <w:basedOn w:val="VerbatimChar"/>
     <w:rPr>
@@ -4393,10 +4543,10 @@
       <w:color w:val="8F5902"/>
       <w:sz w:val="14"/>
       <w:szCs w:val="14"/>
-      <w:shd w:color="auto" w:fill="F8F8F8" w:val="clear"/>
-    </w:rPr>
-  </w:style>
-  <w:style w:customStyle="1" w:styleId="CharTok" w:type="character">
+      <w:shd w:val="clear" w:color="auto" w:fill="F8F8F8"/>
+    </w:rPr>
+  </w:style>
+  <w:style w:type="character" w:customStyle="1" w:styleId="CharTok">
     <w:name w:val="CharTok"/>
     <w:basedOn w:val="VerbatimChar"/>
     <w:rPr>
@@ -4405,10 +4555,10 @@
       <w:color w:val="4E9A06"/>
       <w:sz w:val="14"/>
       <w:szCs w:val="14"/>
-      <w:shd w:color="auto" w:fill="F8F8F8" w:val="clear"/>
-    </w:rPr>
-  </w:style>
-  <w:style w:customStyle="1" w:styleId="SpecialCharTok" w:type="character">
+      <w:shd w:val="clear" w:color="auto" w:fill="F8F8F8"/>
+    </w:rPr>
+  </w:style>
+  <w:style w:type="character" w:customStyle="1" w:styleId="SpecialCharTok">
     <w:name w:val="SpecialCharTok"/>
     <w:basedOn w:val="VerbatimChar"/>
     <w:rPr>
@@ -4418,10 +4568,10 @@
       <w:color w:val="CE5C00"/>
       <w:sz w:val="14"/>
       <w:szCs w:val="14"/>
-      <w:shd w:color="auto" w:fill="F8F8F8" w:val="clear"/>
-    </w:rPr>
-  </w:style>
-  <w:style w:customStyle="1" w:styleId="StringTok" w:type="character">
+      <w:shd w:val="clear" w:color="auto" w:fill="F8F8F8"/>
+    </w:rPr>
+  </w:style>
+  <w:style w:type="character" w:customStyle="1" w:styleId="StringTok">
     <w:name w:val="StringTok"/>
     <w:basedOn w:val="VerbatimChar"/>
     <w:rPr>
@@ -4430,10 +4580,10 @@
       <w:color w:val="4E9A06"/>
       <w:sz w:val="14"/>
       <w:szCs w:val="14"/>
-      <w:shd w:color="auto" w:fill="F8F8F8" w:val="clear"/>
-    </w:rPr>
-  </w:style>
-  <w:style w:customStyle="1" w:styleId="VerbatimStringTok" w:type="character">
+      <w:shd w:val="clear" w:color="auto" w:fill="F8F8F8"/>
+    </w:rPr>
+  </w:style>
+  <w:style w:type="character" w:customStyle="1" w:styleId="VerbatimStringTok">
     <w:name w:val="VerbatimStringTok"/>
     <w:basedOn w:val="VerbatimChar"/>
     <w:rPr>
@@ -4442,10 +4592,10 @@
       <w:color w:val="4E9A06"/>
       <w:sz w:val="14"/>
       <w:szCs w:val="14"/>
-      <w:shd w:color="auto" w:fill="F8F8F8" w:val="clear"/>
-    </w:rPr>
-  </w:style>
-  <w:style w:customStyle="1" w:styleId="SpecialStringTok" w:type="character">
+      <w:shd w:val="clear" w:color="auto" w:fill="F8F8F8"/>
+    </w:rPr>
+  </w:style>
+  <w:style w:type="character" w:customStyle="1" w:styleId="SpecialStringTok">
     <w:name w:val="SpecialStringTok"/>
     <w:basedOn w:val="VerbatimChar"/>
     <w:rPr>
@@ -4454,10 +4604,10 @@
       <w:color w:val="4E9A06"/>
       <w:sz w:val="14"/>
       <w:szCs w:val="14"/>
-      <w:shd w:color="auto" w:fill="F8F8F8" w:val="clear"/>
-    </w:rPr>
-  </w:style>
-  <w:style w:customStyle="1" w:styleId="ImportTok" w:type="character">
+      <w:shd w:val="clear" w:color="auto" w:fill="F8F8F8"/>
+    </w:rPr>
+  </w:style>
+  <w:style w:type="character" w:customStyle="1" w:styleId="ImportTok">
     <w:name w:val="ImportTok"/>
     <w:basedOn w:val="VerbatimChar"/>
     <w:rPr>
@@ -4465,10 +4615,10 @@
       <w:i/>
       <w:sz w:val="14"/>
       <w:szCs w:val="14"/>
-      <w:shd w:color="auto" w:fill="F8F8F8" w:val="clear"/>
-    </w:rPr>
-  </w:style>
-  <w:style w:customStyle="1" w:styleId="CommentTok" w:type="character">
+      <w:shd w:val="clear" w:color="auto" w:fill="F8F8F8"/>
+    </w:rPr>
+  </w:style>
+  <w:style w:type="character" w:customStyle="1" w:styleId="CommentTok">
     <w:name w:val="CommentTok"/>
     <w:basedOn w:val="VerbatimChar"/>
     <w:rPr>
@@ -4477,10 +4627,10 @@
       <w:color w:val="8F5902"/>
       <w:sz w:val="14"/>
       <w:szCs w:val="14"/>
-      <w:shd w:color="auto" w:fill="F8F8F8" w:val="clear"/>
-    </w:rPr>
-  </w:style>
-  <w:style w:customStyle="1" w:styleId="DocumentationTok" w:type="character">
+      <w:shd w:val="clear" w:color="auto" w:fill="F8F8F8"/>
+    </w:rPr>
+  </w:style>
+  <w:style w:type="character" w:customStyle="1" w:styleId="DocumentationTok">
     <w:name w:val="DocumentationTok"/>
     <w:basedOn w:val="VerbatimChar"/>
     <w:rPr>
@@ -4490,10 +4640,10 @@
       <w:color w:val="8F5902"/>
       <w:sz w:val="14"/>
       <w:szCs w:val="14"/>
-      <w:shd w:color="auto" w:fill="F8F8F8" w:val="clear"/>
-    </w:rPr>
-  </w:style>
-  <w:style w:customStyle="1" w:styleId="AnnotationTok" w:type="character">
+      <w:shd w:val="clear" w:color="auto" w:fill="F8F8F8"/>
+    </w:rPr>
+  </w:style>
+  <w:style w:type="character" w:customStyle="1" w:styleId="AnnotationTok">
     <w:name w:val="AnnotationTok"/>
     <w:basedOn w:val="VerbatimChar"/>
     <w:rPr>
@@ -4503,10 +4653,10 @@
       <w:color w:val="8F5902"/>
       <w:sz w:val="14"/>
       <w:szCs w:val="14"/>
-      <w:shd w:color="auto" w:fill="F8F8F8" w:val="clear"/>
-    </w:rPr>
-  </w:style>
-  <w:style w:customStyle="1" w:styleId="CommentVarTok" w:type="character">
+      <w:shd w:val="clear" w:color="auto" w:fill="F8F8F8"/>
+    </w:rPr>
+  </w:style>
+  <w:style w:type="character" w:customStyle="1" w:styleId="CommentVarTok">
     <w:name w:val="CommentVarTok"/>
     <w:basedOn w:val="VerbatimChar"/>
     <w:rPr>
@@ -4516,10 +4666,10 @@
       <w:color w:val="8F5902"/>
       <w:sz w:val="14"/>
       <w:szCs w:val="14"/>
-      <w:shd w:color="auto" w:fill="F8F8F8" w:val="clear"/>
-    </w:rPr>
-  </w:style>
-  <w:style w:customStyle="1" w:styleId="OtherTok" w:type="character">
+      <w:shd w:val="clear" w:color="auto" w:fill="F8F8F8"/>
+    </w:rPr>
+  </w:style>
+  <w:style w:type="character" w:customStyle="1" w:styleId="OtherTok">
     <w:name w:val="OtherTok"/>
     <w:basedOn w:val="VerbatimChar"/>
     <w:rPr>
@@ -4528,10 +4678,10 @@
       <w:color w:val="8F5902"/>
       <w:sz w:val="14"/>
       <w:szCs w:val="14"/>
-      <w:shd w:color="auto" w:fill="F8F8F8" w:val="clear"/>
-    </w:rPr>
-  </w:style>
-  <w:style w:customStyle="1" w:styleId="FunctionTok" w:type="character">
+      <w:shd w:val="clear" w:color="auto" w:fill="F8F8F8"/>
+    </w:rPr>
+  </w:style>
+  <w:style w:type="character" w:customStyle="1" w:styleId="FunctionTok">
     <w:name w:val="FunctionTok"/>
     <w:basedOn w:val="VerbatimChar"/>
     <w:rPr>
@@ -4541,10 +4691,10 @@
       <w:color w:val="204A87"/>
       <w:sz w:val="14"/>
       <w:szCs w:val="14"/>
-      <w:shd w:color="auto" w:fill="F8F8F8" w:val="clear"/>
-    </w:rPr>
-  </w:style>
-  <w:style w:customStyle="1" w:styleId="VariableTok" w:type="character">
+      <w:shd w:val="clear" w:color="auto" w:fill="F8F8F8"/>
+    </w:rPr>
+  </w:style>
+  <w:style w:type="character" w:customStyle="1" w:styleId="VariableTok">
     <w:name w:val="VariableTok"/>
     <w:basedOn w:val="VerbatimChar"/>
     <w:rPr>
@@ -4553,10 +4703,10 @@
       <w:color w:val="000000"/>
       <w:sz w:val="14"/>
       <w:szCs w:val="14"/>
-      <w:shd w:color="auto" w:fill="F8F8F8" w:val="clear"/>
-    </w:rPr>
-  </w:style>
-  <w:style w:customStyle="1" w:styleId="ControlFlowTok" w:type="character">
+      <w:shd w:val="clear" w:color="auto" w:fill="F8F8F8"/>
+    </w:rPr>
+  </w:style>
+  <w:style w:type="character" w:customStyle="1" w:styleId="ControlFlowTok">
     <w:name w:val="ControlFlowTok"/>
     <w:basedOn w:val="VerbatimChar"/>
     <w:rPr>
@@ -4566,10 +4716,10 @@
       <w:color w:val="204A87"/>
       <w:sz w:val="14"/>
       <w:szCs w:val="14"/>
-      <w:shd w:color="auto" w:fill="F8F8F8" w:val="clear"/>
-    </w:rPr>
-  </w:style>
-  <w:style w:customStyle="1" w:styleId="OperatorTok" w:type="character">
+      <w:shd w:val="clear" w:color="auto" w:fill="F8F8F8"/>
+    </w:rPr>
+  </w:style>
+  <w:style w:type="character" w:customStyle="1" w:styleId="OperatorTok">
     <w:name w:val="OperatorTok"/>
     <w:basedOn w:val="VerbatimChar"/>
     <w:rPr>
@@ -4579,10 +4729,10 @@
       <w:color w:val="CE5C00"/>
       <w:sz w:val="14"/>
       <w:szCs w:val="14"/>
-      <w:shd w:color="auto" w:fill="F8F8F8" w:val="clear"/>
-    </w:rPr>
-  </w:style>
-  <w:style w:customStyle="1" w:styleId="BuiltInTok" w:type="character">
+      <w:shd w:val="clear" w:color="auto" w:fill="F8F8F8"/>
+    </w:rPr>
+  </w:style>
+  <w:style w:type="character" w:customStyle="1" w:styleId="BuiltInTok">
     <w:name w:val="BuiltInTok"/>
     <w:basedOn w:val="VerbatimChar"/>
     <w:rPr>
@@ -4590,10 +4740,10 @@
       <w:i/>
       <w:sz w:val="14"/>
       <w:szCs w:val="14"/>
-      <w:shd w:color="auto" w:fill="F8F8F8" w:val="clear"/>
-    </w:rPr>
-  </w:style>
-  <w:style w:customStyle="1" w:styleId="ExtensionTok" w:type="character">
+      <w:shd w:val="clear" w:color="auto" w:fill="F8F8F8"/>
+    </w:rPr>
+  </w:style>
+  <w:style w:type="character" w:customStyle="1" w:styleId="ExtensionTok">
     <w:name w:val="ExtensionTok"/>
     <w:basedOn w:val="VerbatimChar"/>
     <w:rPr>
@@ -4601,10 +4751,10 @@
       <w:i/>
       <w:sz w:val="14"/>
       <w:szCs w:val="14"/>
-      <w:shd w:color="auto" w:fill="F8F8F8" w:val="clear"/>
-    </w:rPr>
-  </w:style>
-  <w:style w:customStyle="1" w:styleId="PreprocessorTok" w:type="character">
+      <w:shd w:val="clear" w:color="auto" w:fill="F8F8F8"/>
+    </w:rPr>
+  </w:style>
+  <w:style w:type="character" w:customStyle="1" w:styleId="PreprocessorTok">
     <w:name w:val="PreprocessorTok"/>
     <w:basedOn w:val="VerbatimChar"/>
     <w:rPr>
@@ -4613,10 +4763,10 @@
       <w:color w:val="8F5902"/>
       <w:sz w:val="14"/>
       <w:szCs w:val="14"/>
-      <w:shd w:color="auto" w:fill="F8F8F8" w:val="clear"/>
-    </w:rPr>
-  </w:style>
-  <w:style w:customStyle="1" w:styleId="AttributeTok" w:type="character">
+      <w:shd w:val="clear" w:color="auto" w:fill="F8F8F8"/>
+    </w:rPr>
+  </w:style>
+  <w:style w:type="character" w:customStyle="1" w:styleId="AttributeTok">
     <w:name w:val="AttributeTok"/>
     <w:basedOn w:val="VerbatimChar"/>
     <w:rPr>
@@ -4625,10 +4775,10 @@
       <w:color w:val="204A87"/>
       <w:sz w:val="14"/>
       <w:szCs w:val="14"/>
-      <w:shd w:color="auto" w:fill="F8F8F8" w:val="clear"/>
-    </w:rPr>
-  </w:style>
-  <w:style w:customStyle="1" w:styleId="RegionMarkerTok" w:type="character">
+      <w:shd w:val="clear" w:color="auto" w:fill="F8F8F8"/>
+    </w:rPr>
+  </w:style>
+  <w:style w:type="character" w:customStyle="1" w:styleId="RegionMarkerTok">
     <w:name w:val="RegionMarkerTok"/>
     <w:basedOn w:val="VerbatimChar"/>
     <w:rPr>
@@ -4636,10 +4786,10 @@
       <w:i/>
       <w:sz w:val="14"/>
       <w:szCs w:val="14"/>
-      <w:shd w:color="auto" w:fill="F8F8F8" w:val="clear"/>
-    </w:rPr>
-  </w:style>
-  <w:style w:customStyle="1" w:styleId="InformationTok" w:type="character">
+      <w:shd w:val="clear" w:color="auto" w:fill="F8F8F8"/>
+    </w:rPr>
+  </w:style>
+  <w:style w:type="character" w:customStyle="1" w:styleId="InformationTok">
     <w:name w:val="InformationTok"/>
     <w:basedOn w:val="VerbatimChar"/>
     <w:rPr>
@@ -4649,10 +4799,10 @@
       <w:color w:val="8F5902"/>
       <w:sz w:val="14"/>
       <w:szCs w:val="14"/>
-      <w:shd w:color="auto" w:fill="F8F8F8" w:val="clear"/>
-    </w:rPr>
-  </w:style>
-  <w:style w:customStyle="1" w:styleId="WarningTok" w:type="character">
+      <w:shd w:val="clear" w:color="auto" w:fill="F8F8F8"/>
+    </w:rPr>
+  </w:style>
+  <w:style w:type="character" w:customStyle="1" w:styleId="WarningTok">
     <w:name w:val="WarningTok"/>
     <w:basedOn w:val="VerbatimChar"/>
     <w:rPr>
@@ -4662,10 +4812,10 @@
       <w:color w:val="8F5902"/>
       <w:sz w:val="14"/>
       <w:szCs w:val="14"/>
-      <w:shd w:color="auto" w:fill="F8F8F8" w:val="clear"/>
-    </w:rPr>
-  </w:style>
-  <w:style w:customStyle="1" w:styleId="AlertTok" w:type="character">
+      <w:shd w:val="clear" w:color="auto" w:fill="F8F8F8"/>
+    </w:rPr>
+  </w:style>
+  <w:style w:type="character" w:customStyle="1" w:styleId="AlertTok">
     <w:name w:val="AlertTok"/>
     <w:basedOn w:val="VerbatimChar"/>
     <w:rPr>
@@ -4674,10 +4824,10 @@
       <w:color w:val="EF2929"/>
       <w:sz w:val="14"/>
       <w:szCs w:val="14"/>
-      <w:shd w:color="auto" w:fill="F8F8F8" w:val="clear"/>
-    </w:rPr>
-  </w:style>
-  <w:style w:customStyle="1" w:styleId="ErrorTok" w:type="character">
+      <w:shd w:val="clear" w:color="auto" w:fill="F8F8F8"/>
+    </w:rPr>
+  </w:style>
+  <w:style w:type="character" w:customStyle="1" w:styleId="ErrorTok">
     <w:name w:val="ErrorTok"/>
     <w:basedOn w:val="VerbatimChar"/>
     <w:rPr>
@@ -4687,10 +4837,10 @@
       <w:color w:val="A40000"/>
       <w:sz w:val="14"/>
       <w:szCs w:val="14"/>
-      <w:shd w:color="auto" w:fill="F8F8F8" w:val="clear"/>
-    </w:rPr>
-  </w:style>
-  <w:style w:customStyle="1" w:styleId="NormalTok" w:type="character">
+      <w:shd w:val="clear" w:color="auto" w:fill="F8F8F8"/>
+    </w:rPr>
+  </w:style>
+  <w:style w:type="character" w:customStyle="1" w:styleId="NormalTok">
     <w:name w:val="NormalTok"/>
     <w:basedOn w:val="VerbatimChar"/>
     <w:rPr>
@@ -4698,10 +4848,10 @@
       <w:i/>
       <w:sz w:val="14"/>
       <w:szCs w:val="14"/>
-      <w:shd w:color="auto" w:fill="F8F8F8" w:val="clear"/>
-    </w:rPr>
-  </w:style>
-  <w:style w:styleId="TOC2" w:type="paragraph">
+      <w:shd w:val="clear" w:color="auto" w:fill="F8F8F8"/>
+    </w:rPr>
+  </w:style>
+  <w:style w:type="paragraph" w:styleId="TOC2">
     <w:name w:val="toc 2"/>
     <w:basedOn w:val="Normal"/>
     <w:next w:val="Normal"/>
@@ -4717,7 +4867,7 @@
       <w:smallCaps/>
     </w:rPr>
   </w:style>
-  <w:style w:styleId="TOC3" w:type="paragraph">
+  <w:style w:type="paragraph" w:styleId="TOC3">
     <w:name w:val="toc 3"/>
     <w:basedOn w:val="Normal"/>
     <w:next w:val="Normal"/>
@@ -4731,14 +4881,14 @@
       <w:smallCaps/>
     </w:rPr>
   </w:style>
-  <w:style w:styleId="TOC1" w:type="paragraph">
+  <w:style w:type="paragraph" w:styleId="TOC1">
     <w:name w:val="toc 1"/>
     <w:basedOn w:val="Normal"/>
     <w:next w:val="Normal"/>
     <w:autoRedefine/>
     <w:rsid w:val="001D239F"/>
     <w:pPr>
-      <w:spacing w:after="360" w:before="360"/>
+      <w:spacing w:before="360" w:after="360"/>
     </w:pPr>
     <w:rPr>
       <w:b/>
@@ -4747,7 +4897,7 @@
       <w:u w:val="single"/>
     </w:rPr>
   </w:style>
-  <w:style w:styleId="TOC4" w:type="paragraph">
+  <w:style w:type="paragraph" w:styleId="TOC4">
     <w:name w:val="toc 4"/>
     <w:basedOn w:val="Normal"/>
     <w:next w:val="Normal"/>
@@ -4758,7 +4908,7 @@
       <w:spacing w:after="0"/>
     </w:pPr>
   </w:style>
-  <w:style w:styleId="TOC5" w:type="paragraph">
+  <w:style w:type="paragraph" w:styleId="TOC5">
     <w:name w:val="toc 5"/>
     <w:basedOn w:val="Normal"/>
     <w:next w:val="Normal"/>
@@ -4769,7 +4919,7 @@
       <w:spacing w:after="0"/>
     </w:pPr>
   </w:style>
-  <w:style w:styleId="TOC6" w:type="paragraph">
+  <w:style w:type="paragraph" w:styleId="TOC6">
     <w:name w:val="toc 6"/>
     <w:basedOn w:val="Normal"/>
     <w:next w:val="Normal"/>
@@ -4779,7 +4929,7 @@
       <w:spacing w:after="0"/>
     </w:pPr>
   </w:style>
-  <w:style w:styleId="TOC7" w:type="paragraph">
+  <w:style w:type="paragraph" w:styleId="TOC7">
     <w:name w:val="toc 7"/>
     <w:basedOn w:val="Normal"/>
     <w:next w:val="Normal"/>
@@ -4789,7 +4939,7 @@
       <w:spacing w:after="0"/>
     </w:pPr>
   </w:style>
-  <w:style w:styleId="TOC8" w:type="paragraph">
+  <w:style w:type="paragraph" w:styleId="TOC8">
     <w:name w:val="toc 8"/>
     <w:basedOn w:val="Normal"/>
     <w:next w:val="Normal"/>
@@ -4799,7 +4949,7 @@
       <w:spacing w:after="0"/>
     </w:pPr>
   </w:style>
-  <w:style w:styleId="TOC9" w:type="paragraph">
+  <w:style w:type="paragraph" w:styleId="TOC9">
     <w:name w:val="toc 9"/>
     <w:basedOn w:val="Normal"/>
     <w:next w:val="Normal"/>
@@ -4809,7 +4959,7 @@
       <w:spacing w:after="0"/>
     </w:pPr>
   </w:style>
-  <w:style w:styleId="Subtitle" w:type="paragraph">
+  <w:style w:type="paragraph" w:styleId="Subtitle">
     <w:name w:val="Subtitle"/>
     <w:basedOn w:val="Normal"/>
     <w:next w:val="Normal"/>
@@ -4821,12 +4971,12 @@
       <w:jc w:val="center"/>
     </w:pPr>
     <w:rPr>
-      <w:rFonts w:ascii="Play" w:cs="Play" w:eastAsia="Play" w:hAnsi="Play"/>
+      <w:rFonts w:ascii="Play" w:eastAsia="Play" w:hAnsi="Play" w:cs="Play"/>
       <w:sz w:val="28"/>
       <w:szCs w:val="28"/>
     </w:rPr>
   </w:style>
-  <w:style w:customStyle="1" w:styleId="a" w:type="table">
+  <w:style w:type="table" w:customStyle="1" w:styleId="a">
     <w:basedOn w:val="TableNormal"/>
     <w:tblPr>
       <w:tblStyleRowBandSize w:val="1"/>
@@ -4842,7 +4992,7 @@
       </w:tcPr>
     </w:tblStylePr>
   </w:style>
-  <w:style w:customStyle="1" w:styleId="a0" w:type="table">
+  <w:style w:type="table" w:customStyle="1" w:styleId="a0">
     <w:basedOn w:val="TableNormal"/>
     <w:tblPr>
       <w:tblStyleRowBandSize w:val="1"/>
@@ -4858,7 +5008,7 @@
       </w:tcPr>
     </w:tblStylePr>
   </w:style>
-  <w:style w:customStyle="1" w:styleId="a1" w:type="table">
+  <w:style w:type="table" w:customStyle="1" w:styleId="a1">
     <w:basedOn w:val="TableNormal"/>
     <w:tblPr>
       <w:tblStyleRowBandSize w:val="1"/>
@@ -4874,90 +5024,90 @@
       </w:tcPr>
     </w:tblStylePr>
   </w:style>
-  <w:style w:customStyle="1" w:styleId="a2" w:type="table">
+  <w:style w:type="table" w:customStyle="1" w:styleId="a2">
     <w:basedOn w:val="TableNormal"/>
     <w:tblPr>
       <w:tblStyleRowBandSize w:val="1"/>
       <w:tblStyleColBandSize w:val="1"/>
       <w:tblCellMar>
-        <w:top w:type="dxa" w:w="100"/>
-        <w:left w:type="dxa" w:w="100"/>
-        <w:bottom w:type="dxa" w:w="100"/>
-        <w:right w:type="dxa" w:w="100"/>
+        <w:top w:w="100" w:type="dxa"/>
+        <w:left w:w="100" w:type="dxa"/>
+        <w:bottom w:w="100" w:type="dxa"/>
+        <w:right w:w="100" w:type="dxa"/>
       </w:tblCellMar>
     </w:tblPr>
   </w:style>
-  <w:style w:customStyle="1" w:styleId="a3" w:type="table">
+  <w:style w:type="table" w:customStyle="1" w:styleId="a3">
     <w:basedOn w:val="TableNormal"/>
     <w:tblPr>
       <w:tblStyleRowBandSize w:val="1"/>
       <w:tblStyleColBandSize w:val="1"/>
       <w:tblCellMar>
-        <w:top w:type="dxa" w:w="100"/>
-        <w:left w:type="dxa" w:w="100"/>
-        <w:bottom w:type="dxa" w:w="100"/>
-        <w:right w:type="dxa" w:w="100"/>
+        <w:top w:w="100" w:type="dxa"/>
+        <w:left w:w="100" w:type="dxa"/>
+        <w:bottom w:w="100" w:type="dxa"/>
+        <w:right w:w="100" w:type="dxa"/>
       </w:tblCellMar>
     </w:tblPr>
   </w:style>
-  <w:style w:customStyle="1" w:styleId="a4" w:type="table">
+  <w:style w:type="table" w:customStyle="1" w:styleId="a4">
     <w:basedOn w:val="TableNormal"/>
     <w:tblPr>
       <w:tblStyleRowBandSize w:val="1"/>
       <w:tblStyleColBandSize w:val="1"/>
       <w:tblCellMar>
-        <w:top w:type="dxa" w:w="100"/>
-        <w:left w:type="dxa" w:w="100"/>
-        <w:bottom w:type="dxa" w:w="100"/>
-        <w:right w:type="dxa" w:w="100"/>
+        <w:top w:w="100" w:type="dxa"/>
+        <w:left w:w="100" w:type="dxa"/>
+        <w:bottom w:w="100" w:type="dxa"/>
+        <w:right w:w="100" w:type="dxa"/>
       </w:tblCellMar>
     </w:tblPr>
   </w:style>
-  <w:style w:customStyle="1" w:styleId="a5" w:type="table">
+  <w:style w:type="table" w:customStyle="1" w:styleId="a5">
     <w:basedOn w:val="TableNormal"/>
     <w:tblPr>
       <w:tblStyleRowBandSize w:val="1"/>
       <w:tblStyleColBandSize w:val="1"/>
       <w:tblCellMar>
-        <w:top w:type="dxa" w:w="100"/>
-        <w:left w:type="dxa" w:w="100"/>
-        <w:bottom w:type="dxa" w:w="100"/>
-        <w:right w:type="dxa" w:w="100"/>
+        <w:top w:w="100" w:type="dxa"/>
+        <w:left w:w="100" w:type="dxa"/>
+        <w:bottom w:w="100" w:type="dxa"/>
+        <w:right w:w="100" w:type="dxa"/>
       </w:tblCellMar>
     </w:tblPr>
   </w:style>
-  <w:style w:customStyle="1" w:styleId="a6" w:type="table">
+  <w:style w:type="table" w:customStyle="1" w:styleId="a6">
     <w:basedOn w:val="TableNormal"/>
     <w:tblPr>
       <w:tblStyleRowBandSize w:val="1"/>
       <w:tblStyleColBandSize w:val="1"/>
       <w:tblCellMar>
-        <w:top w:type="dxa" w:w="100"/>
-        <w:left w:type="dxa" w:w="100"/>
-        <w:bottom w:type="dxa" w:w="100"/>
-        <w:right w:type="dxa" w:w="100"/>
+        <w:top w:w="100" w:type="dxa"/>
+        <w:left w:w="100" w:type="dxa"/>
+        <w:bottom w:w="100" w:type="dxa"/>
+        <w:right w:w="100" w:type="dxa"/>
       </w:tblCellMar>
     </w:tblPr>
   </w:style>
-  <w:style w:styleId="TOAHeading" w:type="paragraph">
+  <w:style w:type="paragraph" w:styleId="TOAHeading">
     <w:name w:val="toa heading"/>
     <w:basedOn w:val="Normal"/>
     <w:next w:val="Normal"/>
     <w:rsid w:val="00AD6A50"/>
     <w:pPr>
-      <w:spacing w:after="60" w:before="60"/>
+      <w:spacing w:before="60" w:after="60"/>
       <w:jc w:val="center"/>
     </w:pPr>
     <w:rPr>
-      <w:rFonts w:asciiTheme="majorHAnsi" w:cstheme="majorBidi" w:eastAsiaTheme="majorEastAsia" w:hAnsiTheme="majorHAnsi"/>
+      <w:rFonts w:asciiTheme="majorHAnsi" w:eastAsiaTheme="majorEastAsia" w:hAnsiTheme="majorHAnsi" w:cstheme="majorBidi"/>
       <w:b/>
       <w:bCs/>
       <w:sz w:val="21"/>
       <w:szCs w:val="24"/>
-      <w:lang w:eastAsia="zh-CN" w:val="en-US"/>
-    </w:rPr>
-  </w:style>
-  <w:style w:styleId="Strong" w:type="character">
+      <w:lang w:val="en-US" w:eastAsia="zh-CN"/>
+    </w:rPr>
+  </w:style>
+  <w:style w:type="character" w:styleId="Strong">
     <w:name w:val="Strong"/>
     <w:basedOn w:val="DefaultParagraphFont"/>
     <w:uiPriority w:val="22"/>
@@ -4968,7 +5118,7 @@
       <w:bCs/>
     </w:rPr>
   </w:style>
-  <w:style w:styleId="ListParagraph" w:type="paragraph">
+  <w:style w:type="paragraph" w:styleId="ListParagraph">
     <w:name w:val="List Paragraph"/>
     <w:basedOn w:val="Normal"/>
     <w:uiPriority w:val="34"/>
@@ -4979,7 +5129,7 @@
       <w:contextualSpacing/>
     </w:pPr>
   </w:style>
-  <w:style w:styleId="Quote" w:type="paragraph">
+  <w:style w:type="paragraph" w:styleId="Quote">
     <w:name w:val="Quote"/>
     <w:basedOn w:val="Normal"/>
     <w:next w:val="Normal"/>
@@ -4988,17 +5138,17 @@
     <w:qFormat/>
     <w:rsid w:val="00201ADC"/>
     <w:pPr>
-      <w:spacing w:after="160" w:before="200"/>
+      <w:spacing w:before="200" w:after="160"/>
       <w:ind w:left="864" w:right="864"/>
       <w:jc w:val="center"/>
     </w:pPr>
     <w:rPr>
       <w:i/>
       <w:iCs/>
-      <w:color w:themeColor="text1" w:themeTint="BF" w:val="404040"/>
-    </w:rPr>
-  </w:style>
-  <w:style w:customStyle="1" w:styleId="QuoteChar" w:type="character">
+      <w:color w:val="404040" w:themeColor="text1" w:themeTint="BF"/>
+    </w:rPr>
+  </w:style>
+  <w:style w:type="character" w:customStyle="1" w:styleId="QuoteChar">
     <w:name w:val="Quote Char"/>
     <w:basedOn w:val="DefaultParagraphFont"/>
     <w:link w:val="Quote"/>
@@ -5007,29 +5157,29 @@
     <w:rPr>
       <w:i/>
       <w:iCs/>
-      <w:color w:themeColor="text1" w:themeTint="BF" w:val="404040"/>
-    </w:rPr>
-  </w:style>
-  <w:style w:styleId="NoSpacing" w:type="paragraph">
+      <w:color w:val="404040" w:themeColor="text1" w:themeTint="BF"/>
+    </w:rPr>
+  </w:style>
+  <w:style w:type="paragraph" w:styleId="NoSpacing">
     <w:name w:val="No Spacing"/>
     <w:uiPriority w:val="1"/>
     <w:qFormat/>
     <w:rsid w:val="00201ADC"/>
     <w:pPr>
-      <w:spacing w:after="0" w:before="0" w:line="360" w:lineRule="auto"/>
+      <w:spacing w:before="0" w:after="0" w:line="360" w:lineRule="auto"/>
     </w:pPr>
     <w:rPr>
       <w:rFonts w:ascii="Arial" w:hAnsi="Arial"/>
     </w:rPr>
   </w:style>
-  <w:style w:styleId="NormalWeb" w:type="paragraph">
+  <w:style w:type="paragraph" w:styleId="NormalWeb">
     <w:name w:val="Normal (Web)"/>
     <w:basedOn w:val="Normal"/>
     <w:uiPriority w:val="99"/>
     <w:unhideWhenUsed/>
     <w:rsid w:val="00D84195"/>
     <w:pPr>
-      <w:spacing w:after="100" w:afterAutospacing="1" w:before="100" w:beforeAutospacing="1"/>
+      <w:spacing w:before="100" w:beforeAutospacing="1" w:after="100" w:afterAutospacing="1"/>
       <w:jc w:val="left"/>
     </w:pPr>
     <w:rPr>
@@ -5038,7 +5188,7 @@
       <w:lang w:val="en-CA"/>
     </w:rPr>
   </w:style>
-  <w:style w:styleId="Emphasis" w:type="character">
+  <w:style w:type="character" w:styleId="Emphasis">
     <w:name w:val="Emphasis"/>
     <w:basedOn w:val="DefaultParagraphFont"/>
     <w:uiPriority w:val="20"/>
@@ -5049,7 +5199,7 @@
       <w:iCs/>
     </w:rPr>
   </w:style>
-  <w:style w:styleId="LineNumber" w:type="character">
+  <w:style w:type="character" w:styleId="LineNumber">
     <w:name w:val="line number"/>
     <w:basedOn w:val="DefaultParagraphFont"/>
     <w:uiPriority w:val="99"/>
@@ -5057,7 +5207,7 @@
     <w:unhideWhenUsed/>
     <w:rsid w:val="00B13028"/>
   </w:style>
-  <w:style w:styleId="BookTitle" w:type="character">
+  <w:style w:type="character" w:styleId="BookTitle">
     <w:name w:val="Book Title"/>
     <w:basedOn w:val="DefaultParagraphFont"/>
     <w:uiPriority w:val="33"/>
@@ -5069,6 +5219,58 @@
       <w:i/>
       <w:iCs/>
       <w:spacing w:val="5"/>
+    </w:rPr>
+  </w:style>
+  <w:style w:type="character" w:styleId="FollowedHyperlink">
+    <w:name w:val="FollowedHyperlink"/>
+    <w:basedOn w:val="DefaultParagraphFont"/>
+    <w:uiPriority w:val="99"/>
+    <w:semiHidden/>
+    <w:unhideWhenUsed/>
+    <w:rsid w:val="00117731"/>
+    <w:rPr>
+      <w:color w:val="96607D" w:themeColor="followedHyperlink"/>
+      <w:u w:val="single"/>
+    </w:rPr>
+  </w:style>
+  <w:style w:type="paragraph" w:styleId="EndnoteText">
+    <w:name w:val="endnote text"/>
+    <w:basedOn w:val="Normal"/>
+    <w:link w:val="EndnoteTextChar"/>
+    <w:uiPriority w:val="99"/>
+    <w:semiHidden/>
+    <w:unhideWhenUsed/>
+    <w:rsid w:val="001F209D"/>
+    <w:pPr>
+      <w:spacing w:before="0" w:after="0" w:line="240" w:lineRule="auto"/>
+    </w:pPr>
+    <w:rPr>
+      <w:sz w:val="20"/>
+      <w:szCs w:val="20"/>
+    </w:rPr>
+  </w:style>
+  <w:style w:type="character" w:customStyle="1" w:styleId="EndnoteTextChar">
+    <w:name w:val="Endnote Text Char"/>
+    <w:basedOn w:val="DefaultParagraphFont"/>
+    <w:link w:val="EndnoteText"/>
+    <w:uiPriority w:val="99"/>
+    <w:semiHidden/>
+    <w:rsid w:val="001F209D"/>
+    <w:rPr>
+      <w:rFonts w:ascii="Arial" w:hAnsi="Arial"/>
+      <w:sz w:val="20"/>
+      <w:szCs w:val="20"/>
+    </w:rPr>
+  </w:style>
+  <w:style w:type="character" w:styleId="EndnoteReference">
+    <w:name w:val="endnote reference"/>
+    <w:basedOn w:val="DefaultParagraphFont"/>
+    <w:uiPriority w:val="99"/>
+    <w:semiHidden/>
+    <w:unhideWhenUsed/>
+    <w:rsid w:val="001F209D"/>
+    <w:rPr>
+      <w:vertAlign w:val="superscript"/>
     </w:rPr>
   </w:style>
 </w:styles>
@@ -5367,4 +5569,10 @@
     </a:ext>
   </a:extLst>
 </a:theme>
+</file>
+
+<file path=docMetadata/LabelInfo.xml><?xml version="1.0" encoding="utf-8"?>
+<clbl:labelList xmlns:clbl="http://schemas.microsoft.com/office/2020/mipLabelMetadata">
+  <clbl:label id="{948094c8-480e-400b-91c4-c984b7e20814}" enabled="1" method="Standard" siteId="{a1109567-0815-4e1f-88af-e23555482aaa}" contentBits="0" removed="0"/>
+</clbl:labelList>
 </file>
--- a/01.manuscript/Cover Letter.docx
+++ b/01.manuscript/Cover Letter.docx
@@ -1,104 +1,108 @@
 
 <file path=word/document.xml><?xml version="1.0" encoding="utf-8"?>
-<w:document xmlns:wpc="http://schemas.microsoft.com/office/word/2010/wordprocessingCanvas" xmlns:cx="http://schemas.microsoft.com/office/drawing/2014/chartex" xmlns:cx1="http://schemas.microsoft.com/office/drawing/2015/9/8/chartex" xmlns:cx2="http://schemas.microsoft.com/office/drawing/2015/10/21/chartex" xmlns:cx3="http://schemas.microsoft.com/office/drawing/2016/5/9/chartex" xmlns:cx4="http://schemas.microsoft.com/office/drawing/2016/5/10/chartex" xmlns:cx5="http://schemas.microsoft.com/office/drawing/2016/5/11/chartex" xmlns:cx6="http://schemas.microsoft.com/office/drawing/2016/5/12/chartex" xmlns:cx7="http://schemas.microsoft.com/office/drawing/2016/5/13/chartex" xmlns:cx8="http://schemas.microsoft.com/office/drawing/2016/5/14/chartex" xmlns:mc="http://schemas.openxmlformats.org/markup-compatibility/2006" xmlns:m="http://schemas.openxmlformats.org/officeDocument/2006/math" xmlns:aink="http://schemas.microsoft.com/office/drawing/2016/ink" xmlns:am3d="http://schemas.microsoft.com/office/drawing/2017/model3d" xmlns:oel="http://schemas.microsoft.com/office/2019/extlst" xmlns:r="http://schemas.openxmlformats.org/officeDocument/2006/relationships" xmlns:wp14="http://schemas.microsoft.com/office/word/2010/wordprocessingDrawing" xmlns:wp="http://schemas.openxmlformats.org/drawingml/2006/wordprocessingDrawing" xmlns:wpg="http://schemas.microsoft.com/office/word/2010/wordprocessingGroup" xmlns:wpi="http://schemas.microsoft.com/office/word/2010/wordprocessingInk" xmlns:wps="http://schemas.microsoft.com/office/word/2010/wordprocessingShape" xmlns:o="urn:schemas-microsoft-com:office:office" xmlns:v="urn:schemas-microsoft-com:vml" xmlns:w10="urn:schemas-microsoft-com:office:word" xmlns:w="http://schemas.openxmlformats.org/wordprocessingml/2006/main" xmlns:w14="http://schemas.microsoft.com/office/word/2010/wordml" xmlns:w15="http://schemas.microsoft.com/office/word/2012/wordml" xmlns:w16cex="http://schemas.microsoft.com/office/word/2018/wordml/cex" xmlns:w16cid="http://schemas.microsoft.com/office/word/2016/wordml/cid" xmlns:w16="http://schemas.microsoft.com/office/word/2018/wordml" xmlns:w16sdtdh="http://schemas.microsoft.com/office/word/2020/wordml/sdtdatahash" xmlns:w16sdtfl="http://schemas.microsoft.com/office/word/2024/wordml/sdtformatlock" xmlns:w16se="http://schemas.microsoft.com/office/word/2015/wordml/symex" xmlns:w16du="http://schemas.microsoft.com/office/word/2023/wordml/word16du" xmlns:wne="http://schemas.microsoft.com/office/word/2006/wordml" mc:Ignorable="w14 w15 w16se w16cid w16 w16cex w16sdtdh w16sdtfl w16du wp14">
+<w:document xmlns:w="http://schemas.openxmlformats.org/wordprocessingml/2006/main" xmlns:m="http://schemas.openxmlformats.org/officeDocument/2006/math" xmlns:r="http://schemas.openxmlformats.org/officeDocument/2006/relationships" xmlns:o="urn:schemas-microsoft-com:office:office" xmlns:v="urn:schemas-microsoft-com:vml" xmlns:w10="urn:schemas-microsoft-com:office:word" xmlns:a="http://schemas.openxmlformats.org/drawingml/2006/main" xmlns:pic="http://schemas.openxmlformats.org/drawingml/2006/picture" xmlns:wp="http://schemas.openxmlformats.org/drawingml/2006/wordprocessingDrawing">
   <w:body>
     <w:p>
       <w:pPr>
         <w:pStyle w:val="FirstParagraph"/>
-        <w:spacing w:after="0"/>
-        <w:ind w:firstLine="0"/>
-        <w:jc w:val="left"/>
       </w:pPr>
       <w:r>
-        <w:t>Dr Seamus Murphy</w:t>
+        <w:t xml:space="preserve">Dr Seamus Murphy</w:t>
+      </w:r>
+      <w:r>
+        <w:br/>
+      </w:r>
+      <w:r>
+        <w:t xml:space="preserve">TÜV SÜD, 2187 Comox Ave, Comox, British Columbia V9M 1P5, Canada</w:t>
+      </w:r>
+      <w:r>
+        <w:br/>
+      </w:r>
+      <w:r>
+        <w:t xml:space="preserve">seamusrobertmurphy@gmail.com</w:t>
+      </w:r>
+      <w:r>
+        <w:br/>
+      </w:r>
+      <w:r>
+        <w:t xml:space="preserve">ORCID 0000-0002-1792-0351</w:t>
       </w:r>
     </w:p>
     <w:p>
       <w:pPr>
-        <w:pStyle w:val="FirstParagraph"/>
-        <w:spacing w:after="0"/>
-        <w:ind w:firstLine="0"/>
-        <w:jc w:val="left"/>
+        <w:pStyle w:val="BodyText"/>
       </w:pPr>
       <w:r>
-        <w:t xml:space="preserve">2187 Comox Ave, Comox, </w:t>
+        <w:t xml:space="preserve">23 September 2026</w:t>
       </w:r>
     </w:p>
     <w:p>
       <w:pPr>
-        <w:pStyle w:val="FirstParagraph"/>
-        <w:spacing w:after="0"/>
-        <w:ind w:firstLine="0"/>
-        <w:jc w:val="left"/>
+        <w:pStyle w:val="BodyText"/>
       </w:pPr>
       <w:r>
-        <w:t xml:space="preserve">BC </w:t>
+        <w:t xml:space="preserve">Dr Christopher Ranger</w:t>
       </w:r>
       <w:r>
-        <w:t xml:space="preserve">V9M 1P5, </w:t>
+        <w:br/>
       </w:r>
       <w:r>
-        <w:t>Canada</w:t>
+        <w:t xml:space="preserve">Editor-in-Chief</w:t>
+      </w:r>
+      <w:r>
+        <w:br/>
+      </w:r>
+      <w:r>
+        <w:t xml:space="preserve">Agricultural and Forest Entomology</w:t>
+      </w:r>
+      <w:r>
+        <w:br/>
+      </w:r>
+      <w:r>
+        <w:t xml:space="preserve">Royal Entomological Society</w:t>
       </w:r>
     </w:p>
     <w:p>
       <w:pPr>
-        <w:pStyle w:val="FirstParagraph"/>
-        <w:spacing w:after="0"/>
-        <w:ind w:firstLine="0"/>
-        <w:jc w:val="left"/>
+        <w:pStyle w:val="BodyText"/>
       </w:pPr>
       <w:r>
-        <w:t>16 September 2026</w:t>
+        <w:t xml:space="preserve">RE: Resubmission of AFE(2026)5804 as a new manuscript</w:t>
       </w:r>
     </w:p>
     <w:p>
       <w:pPr>
-        <w:pStyle w:val="FirstParagraph"/>
-        <w:jc w:val="left"/>
+        <w:pStyle w:val="BodyText"/>
       </w:pPr>
       <w:r>
-        <w:br/>
-        <w:t>Agricultural and Forest Entomology</w:t>
-      </w:r>
-      <w:r>
-        <w:br/>
-        <w:t>Royal Entomological Society</w:t>
+        <w:t xml:space="preserve">Dear Dr Ranger,</w:t>
       </w:r>
     </w:p>
     <w:p>
       <w:pPr>
         <w:pStyle w:val="BodyText"/>
-        <w:ind w:firstLine="0"/>
       </w:pPr>
       <w:r>
-        <w:rPr>
-          <w:b/>
-          <w:bCs/>
-        </w:rPr>
-        <w:t>RE:</w:t>
-      </w:r>
-      <w:r>
-        <w:t xml:space="preserve"> Submission of a Research Article to Agricultural and Forest Entomology</w:t>
-      </w:r>
-    </w:p>
-    <w:p>
-      <w:pPr>
-        <w:pStyle w:val="BodyText"/>
-      </w:pPr>
-      <w:r>
-        <w:t>Dear Editors,</w:t>
+        <w:t xml:space="preserve">Thank you for your decision of 22 September 2026 on manuscript AFE(2026)5804,</w:t>
       </w:r>
       <w:r>
         <w:t xml:space="preserve"> </w:t>
       </w:r>
-    </w:p>
-    <w:p>
-      <w:pPr>
-        <w:pStyle w:val="BodyText"/>
-      </w:pPr>
       <w:r>
-        <w:t>I submit the attached manuscript, "Testing the wind disruption and disturbance refugia hypothesis for mountain pine beetle outbreaks (Dendroctonus ponderosae). Terrain, stand density and flight-period wind as controls on attack in the Selkirk Mountains of British Columbia", to Agricultural and Forest Entomology as a Research Article.</w:t>
+        <w:t xml:space="preserve">“Testing the wind disruption and disturbance refugia hypothesis for mountain pine beetle outbreaks (</w:t>
+      </w:r>
+      <w:r>
+        <w:rPr>
+          <w:i/>
+          <w:iCs/>
+        </w:rPr>
+        <w:t xml:space="preserve">Dendroctonus ponderosae</w:t>
+      </w:r>
+      <w:r>
+        <w:t xml:space="preserve">)”</w:t>
+      </w:r>
+      <w:r>
+        <w:t xml:space="preserve">, and for the invitation to resubmit it as a new manuscript. You asked that the Introduction and Discussion be thoroughly revised to include the existing literature, that the novelty of the study be stated explicitly, and that I write to you explaining what was done. The Associate Editor, Dr MacQuarrie, found the arguments in the Introduction and Discussion not well supported or linked to the literature on this beetle, found that the Discussion reiterated the Results, and asked that the revised Discussion link the findings to the biology, ecology or management of the system. I have taken each of those points in turn.</w:t>
       </w:r>
     </w:p>
     <w:p>
@@ -106,10 +110,7 @@
         <w:pStyle w:val="BodyText"/>
       </w:pPr>
       <w:r>
-        <w:t>Krawchuk et al. (2020) proposed that stands escape mountain pine beetle outbreaks where shade, low host density and few large hosts make them refugia, and that wind breaks up the aggregation pheromone in thin stands. This paper tests those mechanisms across 5,573 ha over eight outbreak years, with terrain-resolved sixteen-day wind and previous-year attack in every model</w:t>
-      </w:r>
-      <w:r>
-        <w:t>.</w:t>
+        <w:t xml:space="preserve">The literature. The submitted manuscript cited 30 works and introduced its central mechanism, wind in a thin stand disrupting attack, through a refugia paper rather than through the studies that established it. For the resubmission I ran a structured search of Semantic Scholar, Crossref and my own reading store on 23 September 2026 under a written protocol, with one review question for each of the paper’s three questions and a fourth on precedent, screened 1,257 unique records and read 26 papers in full, with the rest of the retained set read by abstract. The Introduction now sets the study inside the landscape modelling of the outbreak from Aukema et al. (2006, 2008), Robertson et al. (2007), Chen and Walton (2011), Chapman et al. (2012), Preisler et al. (2012), Simard et al. (2011), Walter and Platt (2013), Wulder et al. (2006) and Kunegel-Lion and Lewis (2020), grounds the density and wind mechanism in the thinning trials and microclimate measurements of Mitchell et al. (1983), Waring and Pitman (1985), Amman et al. (1988), Bartos and Amman (1989), Schmid et al. (1992) and Preisler and Mitchell (1993) and in the plume measurements of Thistle et al. (2004), and sets the aspect and elevation expectations against Amman (1973), Kaiser et al. (2012) and Nelson et al. (2007). The reference list has grown from 30 to about 80 works, and the Methods now report the search, its criteria and its counts in three sentences.</w:t>
       </w:r>
     </w:p>
     <w:p>
@@ -117,22 +118,7 @@
         <w:pStyle w:val="BodyText"/>
       </w:pPr>
       <w:r>
-        <w:t xml:space="preserve">It grew from </w:t>
-      </w:r>
-      <w:r>
-        <w:t xml:space="preserve">our previous </w:t>
-      </w:r>
-      <w:r>
-        <w:t>regeneration study on the same ground (Murphy et al. 2026)</w:t>
-      </w:r>
-      <w:r>
-        <w:rPr>
-          <w:rStyle w:val="EndnoteReference"/>
-        </w:rPr>
-        <w:endnoteReference w:id="1"/>
-      </w:r>
-      <w:r>
-        <w:t>, which found that ruggedness shaped regeneration but not which terrain property the beetle answered to. It reuses those ground plots to map attack and separates ruggedness into the components the beetle's biology names.</w:t>
+        <w:t xml:space="preserve">The Discussion. It is rewritten in five sections, wind and density, terrain and landing, host size, measurement lessons, and limits and management, and each opens with the finding in one clause, sets it against the prior estimate or claim by name, says whether they agree, and closes with what that means for the beetle. The density by wind interaction is compared with the stand-scale measurements of Bartos and Amman (1989) and the plume dilution of Thistle et al. (2004), and set against Preisler and Mitchell (1993), who found that wide spacing did not stop attacks switching between trees. The aspect result is read against Kaiser et al. (2012) and Nelson et al. (2007), who found the beetle reached warm and dry ground first, so that shaded ground appears as the ground the outbreak reached last rather than as the refugium the hypothesis named. The host size threshold is read against Boone et al. (2011) and the susceptibility rating of Shore et al. (2000). The management paragraph now rests on Fettig et al. (2007), Shore et al. (2000) and Six et al. (2014). No coefficient is repeated in the Discussion except beside the number it is compared with.</w:t>
       </w:r>
     </w:p>
     <w:p>
@@ -140,7 +126,7 @@
         <w:pStyle w:val="BodyText"/>
       </w:pPr>
       <w:r>
-        <w:t>Flight-period wind weakens the advantage a dense canopy gives the beetle, the plume mechanism the hypothesis anticipated, while sheltered open ground receives more wind-borne beetles whatever the stand, which it did not. For managers, refugia cannot be mapped from terrain alone, and thinning should lower attack on windward ground in windy flight periods but not on lee slopes.</w:t>
+        <w:t xml:space="preserve">The novelty. It is stated in the same words in the abstract, at the end of the Introduction and at the opening of the Discussion, as what the study did rather than as a claim about what no one else has done. The landscape models cited above entered terrain as elevation, slope and aspect and weather as temperature and precipitation, one machine-learning model of the Alberta outbreak entered a seasonal mean station wind, and the transport models of the beetle’s flight above the canopy resolved the wind over terrain without the stand beneath it. This study entered a terrain-resolved wind field at the sixteen-day interval of the response together with stand density, so that a terrain main effect could be told apart from a density by wind interaction, which are the two signatures that deposition of wind-borne beetles and disruption of the pheromone plume predict.</w:t>
       </w:r>
     </w:p>
     <w:p>
@@ -148,36 +134,30 @@
         <w:pStyle w:val="BodyText"/>
       </w:pPr>
       <w:r>
-        <w:t>The manuscript is within the 8,000-word limit, with the MicroMet equations, three descriptive tables and a wind-window sensitivity analysis in Supporting Information. The work is original, unfunded and not under consideration elsewhere. I am the sole author, declare no conflict of interest or dispute over the data, have acknowledged every contribution, and have made the derived data and full code public on GitHub.</w:t>
+        <w:t xml:space="preserve">The study’s origin is my companion study of forest regeneration on the same ground, Murphy, Leslie, Wilson and Banks (2026), Forest Ecology and Management 618, 123985, whose ground plots of beetle-killed pine are the ground truth for the attack maps and whose co-authors are acknowledged on the title page. The work is original, is not published or under consideration elsewhere, and received no external funding. I am the sole author, I declare no conflict of interest, there is no dispute over the ownership of the data presented, and every contribution has been attributed by authorship or acknowledgement. The derived data and the complete analysis code are public on GitHub and will be deposited in Dryad with the revised manuscript.</w:t>
       </w:r>
     </w:p>
     <w:p>
       <w:pPr>
         <w:pStyle w:val="BodyText"/>
       </w:pPr>
-    </w:p>
-    <w:p>
-      <w:pPr>
-        <w:pStyle w:val="BodyText"/>
-      </w:pPr>
       <w:r>
-        <w:t>Yours sincerely,</w:t>
+        <w:t xml:space="preserve">Yours sincerely,</w:t>
       </w:r>
     </w:p>
     <w:p>
       <w:pPr>
         <w:pStyle w:val="BodyText"/>
-        <w:ind w:left="720"/>
       </w:pPr>
       <w:r>
-        <w:t>Dr Seamus Murphy</w:t>
+        <w:t xml:space="preserve">Dr Seamus Murphy</w:t>
       </w:r>
     </w:p>
     <w:sectPr>
-      <w:footerReference w:type="default" r:id="rId7"/>
-      <w:footerReference w:type="first" r:id="rId8"/>
-      <w:pgSz w:w="12240" w:h="15840"/>
-      <w:pgMar w:top="1440" w:right="1440" w:bottom="1440" w:left="1440" w:header="720" w:footer="720" w:gutter="0"/>
+      <w:footerReference r:id="rId10" w:type="default"/>
+      <w:footerReference r:id="rId9" w:type="first"/>
+      <w:pgSz w:h="15840" w:w="12240"/>
+      <w:pgMar w:bottom="1440" w:footer="720" w:gutter="0" w:header="720" w:left="1440" w:right="1440" w:top="1440"/>
       <w:lnNumType w:countBy="1" w:restart="continuous"/>
       <w:pgNumType w:start="1"/>
       <w:cols w:space="720"/>
@@ -188,128 +168,12 @@
 </w:document>
 </file>
 
-<file path=word/endnotes.xml><?xml version="1.0" encoding="utf-8"?>
-<w:endnotes xmlns:wpc="http://schemas.microsoft.com/office/word/2010/wordprocessingCanvas" xmlns:cx="http://schemas.microsoft.com/office/drawing/2014/chartex" xmlns:cx1="http://schemas.microsoft.com/office/drawing/2015/9/8/chartex" xmlns:cx2="http://schemas.microsoft.com/office/drawing/2015/10/21/chartex" xmlns:cx3="http://schemas.microsoft.com/office/drawing/2016/5/9/chartex" xmlns:cx4="http://schemas.microsoft.com/office/drawing/2016/5/10/chartex" xmlns:cx5="http://schemas.microsoft.com/office/drawing/2016/5/11/chartex" xmlns:cx6="http://schemas.microsoft.com/office/drawing/2016/5/12/chartex" xmlns:cx7="http://schemas.microsoft.com/office/drawing/2016/5/13/chartex" xmlns:cx8="http://schemas.microsoft.com/office/drawing/2016/5/14/chartex" xmlns:mc="http://schemas.openxmlformats.org/markup-compatibility/2006" xmlns:m="http://schemas.openxmlformats.org/officeDocument/2006/math" xmlns:aink="http://schemas.microsoft.com/office/drawing/2016/ink" xmlns:am3d="http://schemas.microsoft.com/office/drawing/2017/model3d" xmlns:oel="http://schemas.microsoft.com/office/2019/extlst" xmlns:r="http://schemas.openxmlformats.org/officeDocument/2006/relationships" xmlns:wp14="http://schemas.microsoft.com/office/word/2010/wordprocessingDrawing" xmlns:wp="http://schemas.openxmlformats.org/drawingml/2006/wordprocessingDrawing" xmlns:wpg="http://schemas.microsoft.com/office/word/2010/wordprocessingGroup" xmlns:wpi="http://schemas.microsoft.com/office/word/2010/wordprocessingInk" xmlns:wps="http://schemas.microsoft.com/office/word/2010/wordprocessingShape" xmlns:o="urn:schemas-microsoft-com:office:office" xmlns:v="urn:schemas-microsoft-com:vml" xmlns:w10="urn:schemas-microsoft-com:office:word" xmlns:w="http://schemas.openxmlformats.org/wordprocessingml/2006/main" xmlns:w14="http://schemas.microsoft.com/office/word/2010/wordml" xmlns:w15="http://schemas.microsoft.com/office/word/2012/wordml" xmlns:w16cex="http://schemas.microsoft.com/office/word/2018/wordml/cex" xmlns:w16cid="http://schemas.microsoft.com/office/word/2016/wordml/cid" xmlns:w16="http://schemas.microsoft.com/office/word/2018/wordml" xmlns:w16sdtdh="http://schemas.microsoft.com/office/word/2020/wordml/sdtdatahash" xmlns:w16sdtfl="http://schemas.microsoft.com/office/word/2024/wordml/sdtformatlock" xmlns:w16se="http://schemas.microsoft.com/office/word/2015/wordml/symex" xmlns:w16du="http://schemas.microsoft.com/office/word/2023/wordml/word16du" xmlns:wne="http://schemas.microsoft.com/office/word/2006/wordml" mc:Ignorable="w14 w15 w16se w16cid w16 w16cex w16sdtdh w16sdtfl w16du wp14">
-  <w:endnote w:type="separator" w:id="-1">
-    <w:p>
-      <w:pPr>
-        <w:spacing w:before="0" w:after="0" w:line="240" w:lineRule="auto"/>
-      </w:pPr>
-      <w:r>
-        <w:separator/>
-      </w:r>
-    </w:p>
-  </w:endnote>
-  <w:endnote w:type="continuationSeparator" w:id="0">
-    <w:p>
-      <w:pPr>
-        <w:spacing w:before="0" w:after="0" w:line="240" w:lineRule="auto"/>
-      </w:pPr>
-      <w:r>
-        <w:continuationSeparator/>
-      </w:r>
-    </w:p>
-  </w:endnote>
-  <w:endnote w:id="1">
-    <w:p>
-      <w:pPr>
-        <w:pStyle w:val="Bibliography"/>
-        <w:spacing w:before="0" w:after="0" w:line="276" w:lineRule="auto"/>
-        <w:ind w:left="0" w:firstLine="0"/>
-        <w:rPr>
-          <w:sz w:val="20"/>
-          <w:szCs w:val="20"/>
-        </w:rPr>
-      </w:pPr>
-      <w:r>
-        <w:rPr>
-          <w:rStyle w:val="EndnoteReference"/>
-        </w:rPr>
-        <w:endnoteRef/>
-      </w:r>
-      <w:r>
-        <w:t xml:space="preserve"> </w:t>
-      </w:r>
-      <w:r>
-        <w:rPr>
-          <w:sz w:val="20"/>
-          <w:szCs w:val="20"/>
-        </w:rPr>
-        <w:t>Murphy, S., Leslie, A., Wilson, J., &amp; Banks, L. K. (2026). Spatial patterns of conifer regeneration following mountain pine beetle outbreak (</w:t>
-      </w:r>
-      <w:r>
-        <w:rPr>
-          <w:i/>
-          <w:iCs/>
-          <w:sz w:val="20"/>
-          <w:szCs w:val="20"/>
-        </w:rPr>
-        <w:t>Dendroctonus ponderosae</w:t>
-      </w:r>
-      <w:r>
-        <w:rPr>
-          <w:sz w:val="20"/>
-          <w:szCs w:val="20"/>
-        </w:rPr>
-        <w:t xml:space="preserve">) and mixed-severity wildfire: A point process model of disturbance interactions in the southern Selkirk Mountains, British Columbia. </w:t>
-      </w:r>
-      <w:r>
-        <w:rPr>
-          <w:i/>
-          <w:iCs/>
-          <w:sz w:val="20"/>
-          <w:szCs w:val="20"/>
-        </w:rPr>
-        <w:t>Forest Ecology and Management</w:t>
-      </w:r>
-      <w:r>
-        <w:rPr>
-          <w:sz w:val="20"/>
-          <w:szCs w:val="20"/>
-        </w:rPr>
-        <w:t xml:space="preserve">, </w:t>
-      </w:r>
-      <w:r>
-        <w:rPr>
-          <w:i/>
-          <w:iCs/>
-          <w:sz w:val="20"/>
-          <w:szCs w:val="20"/>
-        </w:rPr>
-        <w:t>618</w:t>
-      </w:r>
-      <w:r>
-        <w:rPr>
-          <w:sz w:val="20"/>
-          <w:szCs w:val="20"/>
-        </w:rPr>
-        <w:t xml:space="preserve">, 123985. </w:t>
-      </w:r>
-      <w:hyperlink r:id="rId1">
-        <w:r>
-          <w:rPr>
-            <w:rStyle w:val="Hyperlink"/>
-            <w:sz w:val="15"/>
-            <w:szCs w:val="20"/>
-          </w:rPr>
-          <w:t>https://doi.org/10.1016/j.foreco.2026.123985</w:t>
-        </w:r>
-      </w:hyperlink>
-    </w:p>
-    <w:p>
-      <w:pPr>
-        <w:pStyle w:val="EndnoteText"/>
-        <w:rPr>
-          <w:lang w:val="en-CA"/>
-        </w:rPr>
-      </w:pPr>
-    </w:p>
-  </w:endnote>
-</w:endnotes>
+<file path=word/comments.xml><?xml version="1.0" encoding="utf-8"?>
+<w:comments xmlns:w="http://schemas.openxmlformats.org/wordprocessingml/2006/main" xmlns:m="http://schemas.openxmlformats.org/officeDocument/2006/math" xmlns:r="http://schemas.openxmlformats.org/officeDocument/2006/relationships" xmlns:o="urn:schemas-microsoft-com:office:office" xmlns:v="urn:schemas-microsoft-com:vml" xmlns:w10="urn:schemas-microsoft-com:office:word" xmlns:a="http://schemas.openxmlformats.org/drawingml/2006/main" xmlns:pic="http://schemas.openxmlformats.org/drawingml/2006/picture" xmlns:wp="http://schemas.openxmlformats.org/drawingml/2006/wordprocessingDrawing"/>
 </file>
 
 <file path=word/footer1.xml><?xml version="1.0" encoding="utf-8"?>
-<w:ftr xmlns:wpc="http://schemas.microsoft.com/office/word/2010/wordprocessingCanvas" xmlns:cx="http://schemas.microsoft.com/office/drawing/2014/chartex" xmlns:cx1="http://schemas.microsoft.com/office/drawing/2015/9/8/chartex" xmlns:cx2="http://schemas.microsoft.com/office/drawing/2015/10/21/chartex" xmlns:cx3="http://schemas.microsoft.com/office/drawing/2016/5/9/chartex" xmlns:cx4="http://schemas.microsoft.com/office/drawing/2016/5/10/chartex" xmlns:cx5="http://schemas.microsoft.com/office/drawing/2016/5/11/chartex" xmlns:cx6="http://schemas.microsoft.com/office/drawing/2016/5/12/chartex" xmlns:cx7="http://schemas.microsoft.com/office/drawing/2016/5/13/chartex" xmlns:cx8="http://schemas.microsoft.com/office/drawing/2016/5/14/chartex" xmlns:mc="http://schemas.openxmlformats.org/markup-compatibility/2006" xmlns:m="http://schemas.openxmlformats.org/officeDocument/2006/math" xmlns:aink="http://schemas.microsoft.com/office/drawing/2016/ink" xmlns:am3d="http://schemas.microsoft.com/office/drawing/2017/model3d" xmlns:oel="http://schemas.microsoft.com/office/2019/extlst" xmlns:r="http://schemas.openxmlformats.org/officeDocument/2006/relationships" xmlns:wp14="http://schemas.microsoft.com/office/word/2010/wordprocessingDrawing" xmlns:wp="http://schemas.openxmlformats.org/drawingml/2006/wordprocessingDrawing" xmlns:wpg="http://schemas.microsoft.com/office/word/2010/wordprocessingGroup" xmlns:wpi="http://schemas.microsoft.com/office/word/2010/wordprocessingInk" xmlns:wps="http://schemas.microsoft.com/office/word/2010/wordprocessingShape" xmlns:o="urn:schemas-microsoft-com:office:office" xmlns:v="urn:schemas-microsoft-com:vml" xmlns:w10="urn:schemas-microsoft-com:office:word" xmlns:w="http://schemas.openxmlformats.org/wordprocessingml/2006/main" xmlns:w14="http://schemas.microsoft.com/office/word/2010/wordml" xmlns:w15="http://schemas.microsoft.com/office/word/2012/wordml" xmlns:w16cex="http://schemas.microsoft.com/office/word/2018/wordml/cex" xmlns:w16cid="http://schemas.microsoft.com/office/word/2016/wordml/cid" xmlns:w16="http://schemas.microsoft.com/office/word/2018/wordml" xmlns:w16sdtdh="http://schemas.microsoft.com/office/word/2020/wordml/sdtdatahash" xmlns:w16sdtfl="http://schemas.microsoft.com/office/word/2024/wordml/sdtformatlock" xmlns:w16se="http://schemas.microsoft.com/office/word/2015/wordml/symex" xmlns:w16du="http://schemas.microsoft.com/office/word/2023/wordml/word16du" xmlns:wne="http://schemas.microsoft.com/office/word/2006/wordml" mc:Ignorable="w14 w15 w16se w16cid w16 w16cex w16sdtdh w16sdtfl w16du wp14">
+<w:ftr xmlns:wpc="http://schemas.microsoft.com/office/word/2010/wordprocessingCanvas" xmlns:cx="http://schemas.microsoft.com/office/drawing/2014/chartex" xmlns:cx1="http://schemas.microsoft.com/office/drawing/2015/9/8/chartex" xmlns:cx2="http://schemas.microsoft.com/office/drawing/2015/10/21/chartex" xmlns:cx3="http://schemas.microsoft.com/office/drawing/2016/5/9/chartex" xmlns:cx4="http://schemas.microsoft.com/office/drawing/2016/5/10/chartex" xmlns:cx5="http://schemas.microsoft.com/office/drawing/2016/5/11/chartex" xmlns:cx6="http://schemas.microsoft.com/office/drawing/2016/5/12/chartex" xmlns:cx7="http://schemas.microsoft.com/office/drawing/2016/5/13/chartex" xmlns:cx8="http://schemas.microsoft.com/office/drawing/2016/5/14/chartex" xmlns:mc="http://schemas.openxmlformats.org/markup-compatibility/2006" xmlns:m="http://schemas.openxmlformats.org/officeDocument/2006/math" xmlns:aink="http://schemas.microsoft.com/office/drawing/2016/ink" xmlns:am3d="http://schemas.microsoft.com/office/drawing/2017/model3d" xmlns:oel="http://schemas.microsoft.com/office/2019/extlst" xmlns:r="http://schemas.openxmlformats.org/officeDocument/2006/relationships" xmlns:wp14="http://schemas.microsoft.com/office/word/2010/wordprocessingDrawing" xmlns:wp="http://schemas.openxmlformats.org/drawingml/2006/wordprocessingDrawing" xmlns:wpg="http://schemas.microsoft.com/office/word/2010/wordprocessingGroup" xmlns:wpi="http://schemas.microsoft.com/office/word/2010/wordprocessingInk" xmlns:wps="http://schemas.microsoft.com/office/word/2010/wordprocessingShape" xmlns:o="urn:schemas-microsoft-com:office:office" xmlns:v="urn:schemas-microsoft-com:vml" xmlns:w10="urn:schemas-microsoft-com:office:word" xmlns:w="http://schemas.openxmlformats.org/wordprocessingml/2006/main" xmlns:w14="http://schemas.microsoft.com/office/word/2010/wordml" xmlns:w15="http://schemas.microsoft.com/office/word/2012/wordml" xmlns:w16cei="http://schemas.microsoft.com/office/word/2026/wordml/cei" xmlns:w16cex="http://schemas.microsoft.com/office/word/2018/wordml/cex" xmlns:w16cid="http://schemas.microsoft.com/office/word/2016/wordml/cid" xmlns:w16="http://schemas.microsoft.com/office/word/2018/wordml" xmlns:w16sdtdh="http://schemas.microsoft.com/office/word/2020/wordml/sdtdatahash" xmlns:w16sdtfl="http://schemas.microsoft.com/office/word/2024/wordml/sdtformatlock" xmlns:w16se="http://schemas.microsoft.com/office/word/2015/wordml/symex" xmlns:w16du="http://schemas.microsoft.com/office/word/2023/wordml/word16du" xmlns:wne="http://schemas.microsoft.com/office/word/2006/wordml" mc:Ignorable="w14 w15 w16se w16cid w16 w16cex w16sdtdh w16sdtfl w16du wp14">
   <w:p>
     <w:pPr>
       <w:jc w:val="right"/>
@@ -337,30 +201,24 @@
 </file>
 
 <file path=word/footer2.xml><?xml version="1.0" encoding="utf-8"?>
-<w:ftr xmlns:wpc="http://schemas.microsoft.com/office/word/2010/wordprocessingCanvas" xmlns:cx="http://schemas.microsoft.com/office/drawing/2014/chartex" xmlns:cx1="http://schemas.microsoft.com/office/drawing/2015/9/8/chartex" xmlns:cx2="http://schemas.microsoft.com/office/drawing/2015/10/21/chartex" xmlns:cx3="http://schemas.microsoft.com/office/drawing/2016/5/9/chartex" xmlns:cx4="http://schemas.microsoft.com/office/drawing/2016/5/10/chartex" xmlns:cx5="http://schemas.microsoft.com/office/drawing/2016/5/11/chartex" xmlns:cx6="http://schemas.microsoft.com/office/drawing/2016/5/12/chartex" xmlns:cx7="http://schemas.microsoft.com/office/drawing/2016/5/13/chartex" xmlns:cx8="http://schemas.microsoft.com/office/drawing/2016/5/14/chartex" xmlns:mc="http://schemas.openxmlformats.org/markup-compatibility/2006" xmlns:m="http://schemas.openxmlformats.org/officeDocument/2006/math" xmlns:aink="http://schemas.microsoft.com/office/drawing/2016/ink" xmlns:am3d="http://schemas.microsoft.com/office/drawing/2017/model3d" xmlns:oel="http://schemas.microsoft.com/office/2019/extlst" xmlns:r="http://schemas.openxmlformats.org/officeDocument/2006/relationships" xmlns:wp14="http://schemas.microsoft.com/office/word/2010/wordprocessingDrawing" xmlns:wp="http://schemas.openxmlformats.org/drawingml/2006/wordprocessingDrawing" xmlns:wpg="http://schemas.microsoft.com/office/word/2010/wordprocessingGroup" xmlns:wpi="http://schemas.microsoft.com/office/word/2010/wordprocessingInk" xmlns:wps="http://schemas.microsoft.com/office/word/2010/wordprocessingShape" xmlns:o="urn:schemas-microsoft-com:office:office" xmlns:v="urn:schemas-microsoft-com:vml" xmlns:w10="urn:schemas-microsoft-com:office:word" xmlns:w="http://schemas.openxmlformats.org/wordprocessingml/2006/main" xmlns:w14="http://schemas.microsoft.com/office/word/2010/wordml" xmlns:w15="http://schemas.microsoft.com/office/word/2012/wordml" xmlns:w16cex="http://schemas.microsoft.com/office/word/2018/wordml/cex" xmlns:w16cid="http://schemas.microsoft.com/office/word/2016/wordml/cid" xmlns:w16="http://schemas.microsoft.com/office/word/2018/wordml" xmlns:w16sdtdh="http://schemas.microsoft.com/office/word/2020/wordml/sdtdatahash" xmlns:w16sdtfl="http://schemas.microsoft.com/office/word/2024/wordml/sdtformatlock" xmlns:w16se="http://schemas.microsoft.com/office/word/2015/wordml/symex" xmlns:w16du="http://schemas.microsoft.com/office/word/2023/wordml/word16du" xmlns:wne="http://schemas.microsoft.com/office/word/2006/wordml" mc:Ignorable="w14 w15 w16se w16cid w16 w16cex w16sdtdh w16sdtfl w16du wp14">
+<w:ftr xmlns:wpc="http://schemas.microsoft.com/office/word/2010/wordprocessingCanvas" xmlns:cx="http://schemas.microsoft.com/office/drawing/2014/chartex" xmlns:cx1="http://schemas.microsoft.com/office/drawing/2015/9/8/chartex" xmlns:cx2="http://schemas.microsoft.com/office/drawing/2015/10/21/chartex" xmlns:cx3="http://schemas.microsoft.com/office/drawing/2016/5/9/chartex" xmlns:cx4="http://schemas.microsoft.com/office/drawing/2016/5/10/chartex" xmlns:cx5="http://schemas.microsoft.com/office/drawing/2016/5/11/chartex" xmlns:cx6="http://schemas.microsoft.com/office/drawing/2016/5/12/chartex" xmlns:cx7="http://schemas.microsoft.com/office/drawing/2016/5/13/chartex" xmlns:cx8="http://schemas.microsoft.com/office/drawing/2016/5/14/chartex" xmlns:mc="http://schemas.openxmlformats.org/markup-compatibility/2006" xmlns:m="http://schemas.openxmlformats.org/officeDocument/2006/math" xmlns:aink="http://schemas.microsoft.com/office/drawing/2016/ink" xmlns:am3d="http://schemas.microsoft.com/office/drawing/2017/model3d" xmlns:oel="http://schemas.microsoft.com/office/2019/extlst" xmlns:r="http://schemas.openxmlformats.org/officeDocument/2006/relationships" xmlns:wp14="http://schemas.microsoft.com/office/word/2010/wordprocessingDrawing" xmlns:wp="http://schemas.openxmlformats.org/drawingml/2006/wordprocessingDrawing" xmlns:wpg="http://schemas.microsoft.com/office/word/2010/wordprocessingGroup" xmlns:wpi="http://schemas.microsoft.com/office/word/2010/wordprocessingInk" xmlns:wps="http://schemas.microsoft.com/office/word/2010/wordprocessingShape" xmlns:o="urn:schemas-microsoft-com:office:office" xmlns:v="urn:schemas-microsoft-com:vml" xmlns:w10="urn:schemas-microsoft-com:office:word" xmlns:w="http://schemas.openxmlformats.org/wordprocessingml/2006/main" xmlns:w14="http://schemas.microsoft.com/office/word/2010/wordml" xmlns:w15="http://schemas.microsoft.com/office/word/2012/wordml" xmlns:w16cei="http://schemas.microsoft.com/office/word/2026/wordml/cei" xmlns:w16cex="http://schemas.microsoft.com/office/word/2018/wordml/cex" xmlns:w16cid="http://schemas.microsoft.com/office/word/2016/wordml/cid" xmlns:w16="http://schemas.microsoft.com/office/word/2018/wordml" xmlns:w16sdtdh="http://schemas.microsoft.com/office/word/2020/wordml/sdtdatahash" xmlns:w16sdtfl="http://schemas.microsoft.com/office/word/2024/wordml/sdtformatlock" xmlns:w16se="http://schemas.microsoft.com/office/word/2015/wordml/symex" xmlns:w16du="http://schemas.microsoft.com/office/word/2023/wordml/word16du" xmlns:wne="http://schemas.microsoft.com/office/word/2006/wordml" mc:Ignorable="w14 w15 w16se w16cid w16 w16cex w16sdtdh w16sdtfl w16du wp14">
   <w:p/>
 </w:ftr>
 </file>
 
 <file path=word/footnotes.xml><?xml version="1.0" encoding="utf-8"?>
-<w:footnotes xmlns:wpc="http://schemas.microsoft.com/office/word/2010/wordprocessingCanvas" xmlns:cx="http://schemas.microsoft.com/office/drawing/2014/chartex" xmlns:cx1="http://schemas.microsoft.com/office/drawing/2015/9/8/chartex" xmlns:cx2="http://schemas.microsoft.com/office/drawing/2015/10/21/chartex" xmlns:cx3="http://schemas.microsoft.com/office/drawing/2016/5/9/chartex" xmlns:cx4="http://schemas.microsoft.com/office/drawing/2016/5/10/chartex" xmlns:cx5="http://schemas.microsoft.com/office/drawing/2016/5/11/chartex" xmlns:cx6="http://schemas.microsoft.com/office/drawing/2016/5/12/chartex" xmlns:cx7="http://schemas.microsoft.com/office/drawing/2016/5/13/chartex" xmlns:cx8="http://schemas.microsoft.com/office/drawing/2016/5/14/chartex" xmlns:mc="http://schemas.openxmlformats.org/markup-compatibility/2006" xmlns:m="http://schemas.openxmlformats.org/officeDocument/2006/math" xmlns:aink="http://schemas.microsoft.com/office/drawing/2016/ink" xmlns:am3d="http://schemas.microsoft.com/office/drawing/2017/model3d" xmlns:oel="http://schemas.microsoft.com/office/2019/extlst" xmlns:r="http://schemas.openxmlformats.org/officeDocument/2006/relationships" xmlns:wp14="http://schemas.microsoft.com/office/word/2010/wordprocessingDrawing" xmlns:wp="http://schemas.openxmlformats.org/drawingml/2006/wordprocessingDrawing" xmlns:wpg="http://schemas.microsoft.com/office/word/2010/wordprocessingGroup" xmlns:wpi="http://schemas.microsoft.com/office/word/2010/wordprocessingInk" xmlns:wps="http://schemas.microsoft.com/office/word/2010/wordprocessingShape" xmlns:o="urn:schemas-microsoft-com:office:office" xmlns:v="urn:schemas-microsoft-com:vml" xmlns:w10="urn:schemas-microsoft-com:office:word" xmlns:w="http://schemas.openxmlformats.org/wordprocessingml/2006/main" xmlns:w14="http://schemas.microsoft.com/office/word/2010/wordml" xmlns:w15="http://schemas.microsoft.com/office/word/2012/wordml" xmlns:w16cex="http://schemas.microsoft.com/office/word/2018/wordml/cex" xmlns:w16cid="http://schemas.microsoft.com/office/word/2016/wordml/cid" xmlns:w16="http://schemas.microsoft.com/office/word/2018/wordml" xmlns:w16sdtdh="http://schemas.microsoft.com/office/word/2020/wordml/sdtdatahash" xmlns:w16sdtfl="http://schemas.microsoft.com/office/word/2024/wordml/sdtformatlock" xmlns:w16se="http://schemas.microsoft.com/office/word/2015/wordml/symex" xmlns:w16du="http://schemas.microsoft.com/office/word/2023/wordml/word16du" xmlns:wne="http://schemas.microsoft.com/office/word/2006/wordml" mc:Ignorable="w14 w15 w16se w16cid w16 w16cex w16sdtdh w16sdtfl w16du wp14">
-  <w:footnote w:type="separator" w:id="-1">
+<w:footnotes xmlns:w="http://schemas.openxmlformats.org/wordprocessingml/2006/main" xmlns:m="http://schemas.openxmlformats.org/officeDocument/2006/math" xmlns:r="http://schemas.openxmlformats.org/officeDocument/2006/relationships" xmlns:o="urn:schemas-microsoft-com:office:office" xmlns:v="urn:schemas-microsoft-com:vml" xmlns:w10="urn:schemas-microsoft-com:office:word" xmlns:a="http://schemas.openxmlformats.org/drawingml/2006/main" xmlns:pic="http://schemas.openxmlformats.org/drawingml/2006/picture" xmlns:wp="http://schemas.openxmlformats.org/drawingml/2006/wordprocessingDrawing">
+  <w:footnote w:type="continuationSeparator" w:id="0">
     <w:p>
-      <w:pPr>
-        <w:spacing w:before="0" w:after="0" w:line="240" w:lineRule="auto"/>
-      </w:pPr>
       <w:r>
-        <w:separator/>
+        <w:continuationSeparator/>
       </w:r>
     </w:p>
   </w:footnote>
-  <w:footnote w:type="continuationSeparator" w:id="0">
+  <w:footnote w:type="separator" w:id="-1">
     <w:p>
-      <w:pPr>
-        <w:spacing w:before="0" w:after="0" w:line="240" w:lineRule="auto"/>
-      </w:pPr>
       <w:r>
-        <w:continuationSeparator/>
+        <w:separator/>
       </w:r>
     </w:p>
   </w:footnote>
@@ -368,85 +226,8 @@
 </file>
 
 <file path=word/numbering.xml><?xml version="1.0" encoding="utf-8"?>
-<w:numbering xmlns:wpc="http://schemas.microsoft.com/office/word/2010/wordprocessingCanvas" xmlns:cx="http://schemas.microsoft.com/office/drawing/2014/chartex" xmlns:cx1="http://schemas.microsoft.com/office/drawing/2015/9/8/chartex" xmlns:cx2="http://schemas.microsoft.com/office/drawing/2015/10/21/chartex" xmlns:cx3="http://schemas.microsoft.com/office/drawing/2016/5/9/chartex" xmlns:cx4="http://schemas.microsoft.com/office/drawing/2016/5/10/chartex" xmlns:cx5="http://schemas.microsoft.com/office/drawing/2016/5/11/chartex" xmlns:cx6="http://schemas.microsoft.com/office/drawing/2016/5/12/chartex" xmlns:cx7="http://schemas.microsoft.com/office/drawing/2016/5/13/chartex" xmlns:cx8="http://schemas.microsoft.com/office/drawing/2016/5/14/chartex" xmlns:mc="http://schemas.openxmlformats.org/markup-compatibility/2006" xmlns:m="http://schemas.openxmlformats.org/officeDocument/2006/math" xmlns:aink="http://schemas.microsoft.com/office/drawing/2016/ink" xmlns:am3d="http://schemas.microsoft.com/office/drawing/2017/model3d" xmlns:oel="http://schemas.microsoft.com/office/2019/extlst" xmlns:r="http://schemas.openxmlformats.org/officeDocument/2006/relationships" xmlns:wp14="http://schemas.microsoft.com/office/word/2010/wordprocessingDrawing" xmlns:wp="http://schemas.openxmlformats.org/drawingml/2006/wordprocessingDrawing" xmlns:wpg="http://schemas.microsoft.com/office/word/2010/wordprocessingGroup" xmlns:wpi="http://schemas.microsoft.com/office/word/2010/wordprocessingInk" xmlns:wps="http://schemas.microsoft.com/office/word/2010/wordprocessingShape" xmlns:o="urn:schemas-microsoft-com:office:office" xmlns:v="urn:schemas-microsoft-com:vml" xmlns:w10="urn:schemas-microsoft-com:office:word" xmlns:w="http://schemas.openxmlformats.org/wordprocessingml/2006/main" xmlns:w14="http://schemas.microsoft.com/office/word/2010/wordml" xmlns:w15="http://schemas.microsoft.com/office/word/2012/wordml" xmlns:w16cex="http://schemas.microsoft.com/office/word/2018/wordml/cex" xmlns:w16cid="http://schemas.microsoft.com/office/word/2016/wordml/cid" xmlns:w16="http://schemas.microsoft.com/office/word/2018/wordml" xmlns:w16sdtdh="http://schemas.microsoft.com/office/word/2020/wordml/sdtdatahash" xmlns:w16sdtfl="http://schemas.microsoft.com/office/word/2024/wordml/sdtformatlock" xmlns:w16se="http://schemas.microsoft.com/office/word/2015/wordml/symex" xmlns:w16du="http://schemas.microsoft.com/office/word/2023/wordml/word16du" xmlns:wne="http://schemas.microsoft.com/office/word/2006/wordml" mc:Ignorable="w14 w15 w16se w16cid w16 w16cex w16sdtdh w16sdtfl w16du wp14">
-  <w:abstractNum w:abstractNumId="0" w15:restartNumberingAfterBreak="0">
-    <w:nsid w:val="0000A990"/>
-    <w:multiLevelType w:val="multilevel"/>
-    <w:tmpl w:val="DF0A1B94"/>
-    <w:lvl w:ilvl="0">
-      <w:numFmt w:val="bullet"/>
-      <w:lvlText w:val=" "/>
-      <w:lvlJc w:val="left"/>
-      <w:pPr>
-        <w:ind w:left="720" w:hanging="360"/>
-      </w:pPr>
-    </w:lvl>
-    <w:lvl w:ilvl="1">
-      <w:numFmt w:val="bullet"/>
-      <w:lvlText w:val=" "/>
-      <w:lvlJc w:val="left"/>
-      <w:pPr>
-        <w:ind w:left="1440" w:hanging="360"/>
-      </w:pPr>
-    </w:lvl>
-    <w:lvl w:ilvl="2">
-      <w:numFmt w:val="bullet"/>
-      <w:lvlText w:val=" "/>
-      <w:lvlJc w:val="left"/>
-      <w:pPr>
-        <w:ind w:left="2160" w:hanging="360"/>
-      </w:pPr>
-    </w:lvl>
-    <w:lvl w:ilvl="3">
-      <w:numFmt w:val="bullet"/>
-      <w:lvlText w:val=" "/>
-      <w:lvlJc w:val="left"/>
-      <w:pPr>
-        <w:ind w:left="2880" w:hanging="360"/>
-      </w:pPr>
-    </w:lvl>
-    <w:lvl w:ilvl="4">
-      <w:numFmt w:val="bullet"/>
-      <w:lvlText w:val=" "/>
-      <w:lvlJc w:val="left"/>
-      <w:pPr>
-        <w:ind w:left="3600" w:hanging="360"/>
-      </w:pPr>
-    </w:lvl>
-    <w:lvl w:ilvl="5">
-      <w:numFmt w:val="bullet"/>
-      <w:lvlText w:val=" "/>
-      <w:lvlJc w:val="left"/>
-      <w:pPr>
-        <w:ind w:left="4320" w:hanging="360"/>
-      </w:pPr>
-    </w:lvl>
-    <w:lvl w:ilvl="6">
-      <w:numFmt w:val="bullet"/>
-      <w:lvlText w:val=" "/>
-      <w:lvlJc w:val="left"/>
-      <w:pPr>
-        <w:ind w:left="5040" w:hanging="360"/>
-      </w:pPr>
-    </w:lvl>
-    <w:lvl w:ilvl="7">
-      <w:numFmt w:val="bullet"/>
-      <w:lvlText w:val=" "/>
-      <w:lvlJc w:val="left"/>
-      <w:pPr>
-        <w:ind w:left="5760" w:hanging="360"/>
-      </w:pPr>
-    </w:lvl>
-    <w:lvl w:ilvl="8">
-      <w:numFmt w:val="bullet"/>
-      <w:lvlText w:val=" "/>
-      <w:lvlJc w:val="left"/>
-      <w:pPr>
-        <w:ind w:left="6480" w:hanging="360"/>
-      </w:pPr>
-    </w:lvl>
-  </w:abstractNum>
-  <w:abstractNum w:abstractNumId="1" w15:restartNumberingAfterBreak="0">
+<w:numbering xmlns:aink="http://schemas.microsoft.com/office/drawing/2016/ink" xmlns:am3d="http://schemas.microsoft.com/office/drawing/2017/model3d" xmlns:cx="http://schemas.microsoft.com/office/drawing/2014/chartex" xmlns:cx1="http://schemas.microsoft.com/office/drawing/2015/9/8/chartex" xmlns:cx2="http://schemas.microsoft.com/office/drawing/2015/10/21/chartex" xmlns:cx3="http://schemas.microsoft.com/office/drawing/2016/5/9/chartex" xmlns:cx4="http://schemas.microsoft.com/office/drawing/2016/5/10/chartex" xmlns:cx5="http://schemas.microsoft.com/office/drawing/2016/5/11/chartex" xmlns:cx6="http://schemas.microsoft.com/office/drawing/2016/5/12/chartex" xmlns:cx7="http://schemas.microsoft.com/office/drawing/2016/5/13/chartex" xmlns:cx8="http://schemas.microsoft.com/office/drawing/2016/5/14/chartex" xmlns:m="http://schemas.openxmlformats.org/officeDocument/2006/math" xmlns:mc="http://schemas.openxmlformats.org/markup-compatibility/2006" xmlns:o="urn:schemas-microsoft-com:office:office" xmlns:oel="http://schemas.microsoft.com/office/2019/extlst" xmlns:r="http://schemas.openxmlformats.org/officeDocument/2006/relationships" xmlns:v="urn:schemas-microsoft-com:vml" xmlns:w="http://schemas.openxmlformats.org/wordprocessingml/2006/main" xmlns:w10="urn:schemas-microsoft-com:office:word" xmlns:w14="http://schemas.microsoft.com/office/word/2010/wordml" xmlns:w15="http://schemas.microsoft.com/office/word/2012/wordml" xmlns:w16="http://schemas.microsoft.com/office/word/2018/wordml" xmlns:w16cei="http://schemas.microsoft.com/office/word/2026/wordml/cei" xmlns:w16cex="http://schemas.microsoft.com/office/word/2018/wordml/cex" xmlns:w16cid="http://schemas.microsoft.com/office/word/2016/wordml/cid" xmlns:w16du="http://schemas.microsoft.com/office/word/2023/wordml/word16du" xmlns:w16sdtdh="http://schemas.microsoft.com/office/word/2020/wordml/sdtdatahash" xmlns:w16sdtfl="http://schemas.microsoft.com/office/word/2024/wordml/sdtformatlock" xmlns:w16se="http://schemas.microsoft.com/office/word/2015/wordml/symex" xmlns:wne="http://schemas.microsoft.com/office/word/2006/wordml" xmlns:wp="http://schemas.openxmlformats.org/drawingml/2006/wordprocessingDrawing" xmlns:wp14="http://schemas.microsoft.com/office/word/2010/wordprocessingDrawing" xmlns:wpc="http://schemas.microsoft.com/office/word/2010/wordprocessingCanvas" xmlns:wpg="http://schemas.microsoft.com/office/word/2010/wordprocessingGroup" xmlns:wpi="http://schemas.microsoft.com/office/word/2010/wordprocessingInk" xmlns:wps="http://schemas.microsoft.com/office/word/2010/wordprocessingShape" mc:Ignorable="w14 w15 w16se w16cid w16 w16cex w16sdtdh w16sdtfl w16du wp14">
+  <w:abstractNum w15:restartNumberingAfterBreak="0" w:abstractNumId="0">
     <w:nsid w:val="02536786"/>
     <w:multiLevelType w:val="multilevel"/>
     <w:tmpl w:val="81A64DDC"/>
@@ -456,7 +237,7 @@
       <w:lvlText w:val="-"/>
       <w:lvlJc w:val="left"/>
       <w:pPr>
-        <w:ind w:left="720" w:hanging="360"/>
+        <w:ind w:hanging="360" w:left="720"/>
       </w:pPr>
       <w:rPr>
         <w:u w:val="none"/>
@@ -468,7 +249,7 @@
       <w:lvlText w:val="-"/>
       <w:lvlJc w:val="left"/>
       <w:pPr>
-        <w:ind w:left="1440" w:hanging="360"/>
+        <w:ind w:hanging="360" w:left="1440"/>
       </w:pPr>
       <w:rPr>
         <w:u w:val="none"/>
@@ -480,7 +261,7 @@
       <w:lvlText w:val="-"/>
       <w:lvlJc w:val="left"/>
       <w:pPr>
-        <w:ind w:left="2160" w:hanging="360"/>
+        <w:ind w:hanging="360" w:left="2160"/>
       </w:pPr>
       <w:rPr>
         <w:u w:val="none"/>
@@ -492,7 +273,7 @@
       <w:lvlText w:val="-"/>
       <w:lvlJc w:val="left"/>
       <w:pPr>
-        <w:ind w:left="2880" w:hanging="360"/>
+        <w:ind w:hanging="360" w:left="2880"/>
       </w:pPr>
       <w:rPr>
         <w:u w:val="none"/>
@@ -504,7 +285,7 @@
       <w:lvlText w:val="-"/>
       <w:lvlJc w:val="left"/>
       <w:pPr>
-        <w:ind w:left="3600" w:hanging="360"/>
+        <w:ind w:hanging="360" w:left="3600"/>
       </w:pPr>
       <w:rPr>
         <w:u w:val="none"/>
@@ -516,7 +297,7 @@
       <w:lvlText w:val="-"/>
       <w:lvlJc w:val="left"/>
       <w:pPr>
-        <w:ind w:left="4320" w:hanging="360"/>
+        <w:ind w:hanging="360" w:left="4320"/>
       </w:pPr>
       <w:rPr>
         <w:u w:val="none"/>
@@ -528,7 +309,7 @@
       <w:lvlText w:val="-"/>
       <w:lvlJc w:val="left"/>
       <w:pPr>
-        <w:ind w:left="5040" w:hanging="360"/>
+        <w:ind w:hanging="360" w:left="5040"/>
       </w:pPr>
       <w:rPr>
         <w:u w:val="none"/>
@@ -540,7 +321,7 @@
       <w:lvlText w:val="-"/>
       <w:lvlJc w:val="left"/>
       <w:pPr>
-        <w:ind w:left="5760" w:hanging="360"/>
+        <w:ind w:hanging="360" w:left="5760"/>
       </w:pPr>
       <w:rPr>
         <w:u w:val="none"/>
@@ -552,14 +333,14 @@
       <w:lvlText w:val="-"/>
       <w:lvlJc w:val="left"/>
       <w:pPr>
-        <w:ind w:left="6480" w:hanging="360"/>
+        <w:ind w:hanging="360" w:left="6480"/>
       </w:pPr>
       <w:rPr>
         <w:u w:val="none"/>
       </w:rPr>
     </w:lvl>
   </w:abstractNum>
-  <w:abstractNum w:abstractNumId="2" w15:restartNumberingAfterBreak="0">
+  <w:abstractNum w15:restartNumberingAfterBreak="0" w:abstractNumId="1">
     <w:nsid w:val="036851CF"/>
     <w:multiLevelType w:val="hybridMultilevel"/>
     <w:tmpl w:val="AF2A710C"/>
@@ -569,110 +350,110 @@
       <w:lvlText w:val="%1."/>
       <w:lvlJc w:val="left"/>
       <w:pPr>
-        <w:ind w:left="360" w:hanging="360"/>
+        <w:ind w:hanging="360" w:left="360"/>
       </w:pPr>
       <w:rPr>
         <w:rFonts w:hint="default"/>
       </w:rPr>
     </w:lvl>
-    <w:lvl w:ilvl="1" w:tplc="FFFFFFFF" w:tentative="1">
+    <w:lvl w:ilvl="1" w:tentative="1" w:tplc="FFFFFFFF">
       <w:start w:val="1"/>
       <w:numFmt w:val="bullet"/>
       <w:lvlText w:val="o"/>
       <w:lvlJc w:val="left"/>
       <w:pPr>
-        <w:ind w:left="1080" w:hanging="360"/>
+        <w:ind w:hanging="360" w:left="1080"/>
       </w:pPr>
       <w:rPr>
         <w:rFonts w:ascii="Courier New" w:hAnsi="Courier New" w:hint="default"/>
       </w:rPr>
     </w:lvl>
-    <w:lvl w:ilvl="2" w:tplc="FFFFFFFF" w:tentative="1">
+    <w:lvl w:ilvl="2" w:tentative="1" w:tplc="FFFFFFFF">
       <w:start w:val="1"/>
       <w:numFmt w:val="bullet"/>
       <w:lvlText w:val=""/>
       <w:lvlJc w:val="left"/>
       <w:pPr>
-        <w:ind w:left="1800" w:hanging="360"/>
+        <w:ind w:hanging="360" w:left="1800"/>
       </w:pPr>
       <w:rPr>
         <w:rFonts w:ascii="Wingdings" w:hAnsi="Wingdings" w:hint="default"/>
       </w:rPr>
     </w:lvl>
-    <w:lvl w:ilvl="3" w:tplc="FFFFFFFF" w:tentative="1">
+    <w:lvl w:ilvl="3" w:tentative="1" w:tplc="FFFFFFFF">
       <w:start w:val="1"/>
       <w:numFmt w:val="bullet"/>
       <w:lvlText w:val=""/>
       <w:lvlJc w:val="left"/>
       <w:pPr>
-        <w:ind w:left="2520" w:hanging="360"/>
+        <w:ind w:hanging="360" w:left="2520"/>
       </w:pPr>
       <w:rPr>
         <w:rFonts w:ascii="Symbol" w:hAnsi="Symbol" w:hint="default"/>
       </w:rPr>
     </w:lvl>
-    <w:lvl w:ilvl="4" w:tplc="FFFFFFFF" w:tentative="1">
+    <w:lvl w:ilvl="4" w:tentative="1" w:tplc="FFFFFFFF">
       <w:start w:val="1"/>
       <w:numFmt w:val="bullet"/>
       <w:lvlText w:val="o"/>
       <w:lvlJc w:val="left"/>
       <w:pPr>
-        <w:ind w:left="3240" w:hanging="360"/>
+        <w:ind w:hanging="360" w:left="3240"/>
       </w:pPr>
       <w:rPr>
         <w:rFonts w:ascii="Courier New" w:hAnsi="Courier New" w:hint="default"/>
       </w:rPr>
     </w:lvl>
-    <w:lvl w:ilvl="5" w:tplc="FFFFFFFF" w:tentative="1">
+    <w:lvl w:ilvl="5" w:tentative="1" w:tplc="FFFFFFFF">
       <w:start w:val="1"/>
       <w:numFmt w:val="bullet"/>
       <w:lvlText w:val=""/>
       <w:lvlJc w:val="left"/>
       <w:pPr>
-        <w:ind w:left="3960" w:hanging="360"/>
+        <w:ind w:hanging="360" w:left="3960"/>
       </w:pPr>
       <w:rPr>
         <w:rFonts w:ascii="Wingdings" w:hAnsi="Wingdings" w:hint="default"/>
       </w:rPr>
     </w:lvl>
-    <w:lvl w:ilvl="6" w:tplc="FFFFFFFF" w:tentative="1">
+    <w:lvl w:ilvl="6" w:tentative="1" w:tplc="FFFFFFFF">
       <w:start w:val="1"/>
       <w:numFmt w:val="bullet"/>
       <w:lvlText w:val=""/>
       <w:lvlJc w:val="left"/>
       <w:pPr>
-        <w:ind w:left="4680" w:hanging="360"/>
+        <w:ind w:hanging="360" w:left="4680"/>
       </w:pPr>
       <w:rPr>
         <w:rFonts w:ascii="Symbol" w:hAnsi="Symbol" w:hint="default"/>
       </w:rPr>
     </w:lvl>
-    <w:lvl w:ilvl="7" w:tplc="FFFFFFFF" w:tentative="1">
+    <w:lvl w:ilvl="7" w:tentative="1" w:tplc="FFFFFFFF">
       <w:start w:val="1"/>
       <w:numFmt w:val="bullet"/>
       <w:lvlText w:val="o"/>
       <w:lvlJc w:val="left"/>
       <w:pPr>
-        <w:ind w:left="5400" w:hanging="360"/>
+        <w:ind w:hanging="360" w:left="5400"/>
       </w:pPr>
       <w:rPr>
         <w:rFonts w:ascii="Courier New" w:hAnsi="Courier New" w:hint="default"/>
       </w:rPr>
     </w:lvl>
-    <w:lvl w:ilvl="8" w:tplc="FFFFFFFF" w:tentative="1">
+    <w:lvl w:ilvl="8" w:tentative="1" w:tplc="FFFFFFFF">
       <w:start w:val="1"/>
       <w:numFmt w:val="bullet"/>
       <w:lvlText w:val=""/>
       <w:lvlJc w:val="left"/>
       <w:pPr>
-        <w:ind w:left="6120" w:hanging="360"/>
+        <w:ind w:hanging="360" w:left="6120"/>
       </w:pPr>
       <w:rPr>
         <w:rFonts w:ascii="Wingdings" w:hAnsi="Wingdings" w:hint="default"/>
       </w:rPr>
     </w:lvl>
   </w:abstractNum>
-  <w:abstractNum w:abstractNumId="3" w15:restartNumberingAfterBreak="0">
+  <w:abstractNum w15:restartNumberingAfterBreak="0" w:abstractNumId="2">
     <w:nsid w:val="171A0667"/>
     <w:multiLevelType w:val="hybridMultilevel"/>
     <w:tmpl w:val="AB988C60"/>
@@ -682,110 +463,110 @@
       <w:lvlText w:val=""/>
       <w:lvlJc w:val="left"/>
       <w:pPr>
-        <w:ind w:left="720" w:hanging="360"/>
+        <w:ind w:hanging="360" w:left="720"/>
       </w:pPr>
       <w:rPr>
         <w:rFonts w:ascii="Symbol" w:hAnsi="Symbol" w:hint="default"/>
       </w:rPr>
     </w:lvl>
-    <w:lvl w:ilvl="1" w:tplc="04090003" w:tentative="1">
+    <w:lvl w:ilvl="1" w:tentative="1" w:tplc="04090003">
       <w:start w:val="1"/>
       <w:numFmt w:val="bullet"/>
       <w:lvlText w:val="o"/>
       <w:lvlJc w:val="left"/>
       <w:pPr>
-        <w:ind w:left="1440" w:hanging="360"/>
+        <w:ind w:hanging="360" w:left="1440"/>
       </w:pPr>
       <w:rPr>
         <w:rFonts w:ascii="Courier New" w:hAnsi="Courier New" w:hint="default"/>
       </w:rPr>
     </w:lvl>
-    <w:lvl w:ilvl="2" w:tplc="04090005" w:tentative="1">
+    <w:lvl w:ilvl="2" w:tentative="1" w:tplc="04090005">
       <w:start w:val="1"/>
       <w:numFmt w:val="bullet"/>
       <w:lvlText w:val=""/>
       <w:lvlJc w:val="left"/>
       <w:pPr>
-        <w:ind w:left="2160" w:hanging="360"/>
+        <w:ind w:hanging="360" w:left="2160"/>
       </w:pPr>
       <w:rPr>
         <w:rFonts w:ascii="Wingdings" w:hAnsi="Wingdings" w:hint="default"/>
       </w:rPr>
     </w:lvl>
-    <w:lvl w:ilvl="3" w:tplc="04090001" w:tentative="1">
+    <w:lvl w:ilvl="3" w:tentative="1" w:tplc="04090001">
       <w:start w:val="1"/>
       <w:numFmt w:val="bullet"/>
       <w:lvlText w:val=""/>
       <w:lvlJc w:val="left"/>
       <w:pPr>
-        <w:ind w:left="2880" w:hanging="360"/>
+        <w:ind w:hanging="360" w:left="2880"/>
       </w:pPr>
       <w:rPr>
         <w:rFonts w:ascii="Symbol" w:hAnsi="Symbol" w:hint="default"/>
       </w:rPr>
     </w:lvl>
-    <w:lvl w:ilvl="4" w:tplc="04090003" w:tentative="1">
+    <w:lvl w:ilvl="4" w:tentative="1" w:tplc="04090003">
       <w:start w:val="1"/>
       <w:numFmt w:val="bullet"/>
       <w:lvlText w:val="o"/>
       <w:lvlJc w:val="left"/>
       <w:pPr>
-        <w:ind w:left="3600" w:hanging="360"/>
+        <w:ind w:hanging="360" w:left="3600"/>
       </w:pPr>
       <w:rPr>
         <w:rFonts w:ascii="Courier New" w:hAnsi="Courier New" w:hint="default"/>
       </w:rPr>
     </w:lvl>
-    <w:lvl w:ilvl="5" w:tplc="04090005" w:tentative="1">
+    <w:lvl w:ilvl="5" w:tentative="1" w:tplc="04090005">
       <w:start w:val="1"/>
       <w:numFmt w:val="bullet"/>
       <w:lvlText w:val=""/>
       <w:lvlJc w:val="left"/>
       <w:pPr>
-        <w:ind w:left="4320" w:hanging="360"/>
+        <w:ind w:hanging="360" w:left="4320"/>
       </w:pPr>
       <w:rPr>
         <w:rFonts w:ascii="Wingdings" w:hAnsi="Wingdings" w:hint="default"/>
       </w:rPr>
     </w:lvl>
-    <w:lvl w:ilvl="6" w:tplc="04090001" w:tentative="1">
+    <w:lvl w:ilvl="6" w:tentative="1" w:tplc="04090001">
       <w:start w:val="1"/>
       <w:numFmt w:val="bullet"/>
       <w:lvlText w:val=""/>
       <w:lvlJc w:val="left"/>
       <w:pPr>
-        <w:ind w:left="5040" w:hanging="360"/>
+        <w:ind w:hanging="360" w:left="5040"/>
       </w:pPr>
       <w:rPr>
         <w:rFonts w:ascii="Symbol" w:hAnsi="Symbol" w:hint="default"/>
       </w:rPr>
     </w:lvl>
-    <w:lvl w:ilvl="7" w:tplc="04090003" w:tentative="1">
+    <w:lvl w:ilvl="7" w:tentative="1" w:tplc="04090003">
       <w:start w:val="1"/>
       <w:numFmt w:val="bullet"/>
       <w:lvlText w:val="o"/>
       <w:lvlJc w:val="left"/>
       <w:pPr>
-        <w:ind w:left="5760" w:hanging="360"/>
+        <w:ind w:hanging="360" w:left="5760"/>
       </w:pPr>
       <w:rPr>
         <w:rFonts w:ascii="Courier New" w:hAnsi="Courier New" w:hint="default"/>
       </w:rPr>
     </w:lvl>
-    <w:lvl w:ilvl="8" w:tplc="04090005" w:tentative="1">
+    <w:lvl w:ilvl="8" w:tentative="1" w:tplc="04090005">
       <w:start w:val="1"/>
       <w:numFmt w:val="bullet"/>
       <w:lvlText w:val=""/>
       <w:lvlJc w:val="left"/>
       <w:pPr>
-        <w:ind w:left="6480" w:hanging="360"/>
+        <w:ind w:hanging="360" w:left="6480"/>
       </w:pPr>
       <w:rPr>
         <w:rFonts w:ascii="Wingdings" w:hAnsi="Wingdings" w:hint="default"/>
       </w:rPr>
     </w:lvl>
   </w:abstractNum>
-  <w:abstractNum w:abstractNumId="4" w15:restartNumberingAfterBreak="0">
+  <w:abstractNum w15:restartNumberingAfterBreak="0" w:abstractNumId="3">
     <w:nsid w:val="1744454D"/>
     <w:multiLevelType w:val="multilevel"/>
     <w:tmpl w:val="BEA2E0AA"/>
@@ -795,7 +576,7 @@
       <w:lvlText w:val="-"/>
       <w:lvlJc w:val="left"/>
       <w:pPr>
-        <w:ind w:left="720" w:hanging="360"/>
+        <w:ind w:hanging="360" w:left="720"/>
       </w:pPr>
       <w:rPr>
         <w:u w:val="none"/>
@@ -807,7 +588,7 @@
       <w:lvlText w:val="-"/>
       <w:lvlJc w:val="left"/>
       <w:pPr>
-        <w:ind w:left="1440" w:hanging="360"/>
+        <w:ind w:hanging="360" w:left="1440"/>
       </w:pPr>
       <w:rPr>
         <w:u w:val="none"/>
@@ -819,7 +600,7 @@
       <w:lvlText w:val="-"/>
       <w:lvlJc w:val="left"/>
       <w:pPr>
-        <w:ind w:left="2160" w:hanging="360"/>
+        <w:ind w:hanging="360" w:left="2160"/>
       </w:pPr>
       <w:rPr>
         <w:u w:val="none"/>
@@ -831,7 +612,7 @@
       <w:lvlText w:val="-"/>
       <w:lvlJc w:val="left"/>
       <w:pPr>
-        <w:ind w:left="2880" w:hanging="360"/>
+        <w:ind w:hanging="360" w:left="2880"/>
       </w:pPr>
       <w:rPr>
         <w:u w:val="none"/>
@@ -843,7 +624,7 @@
       <w:lvlText w:val="-"/>
       <w:lvlJc w:val="left"/>
       <w:pPr>
-        <w:ind w:left="3600" w:hanging="360"/>
+        <w:ind w:hanging="360" w:left="3600"/>
       </w:pPr>
       <w:rPr>
         <w:u w:val="none"/>
@@ -855,7 +636,7 @@
       <w:lvlText w:val="-"/>
       <w:lvlJc w:val="left"/>
       <w:pPr>
-        <w:ind w:left="4320" w:hanging="360"/>
+        <w:ind w:hanging="360" w:left="4320"/>
       </w:pPr>
       <w:rPr>
         <w:u w:val="none"/>
@@ -867,7 +648,7 @@
       <w:lvlText w:val="-"/>
       <w:lvlJc w:val="left"/>
       <w:pPr>
-        <w:ind w:left="5040" w:hanging="360"/>
+        <w:ind w:hanging="360" w:left="5040"/>
       </w:pPr>
       <w:rPr>
         <w:u w:val="none"/>
@@ -879,7 +660,7 @@
       <w:lvlText w:val="-"/>
       <w:lvlJc w:val="left"/>
       <w:pPr>
-        <w:ind w:left="5760" w:hanging="360"/>
+        <w:ind w:hanging="360" w:left="5760"/>
       </w:pPr>
       <w:rPr>
         <w:u w:val="none"/>
@@ -891,14 +672,14 @@
       <w:lvlText w:val="-"/>
       <w:lvlJc w:val="left"/>
       <w:pPr>
-        <w:ind w:left="6480" w:hanging="360"/>
+        <w:ind w:hanging="360" w:left="6480"/>
       </w:pPr>
       <w:rPr>
         <w:u w:val="none"/>
       </w:rPr>
     </w:lvl>
   </w:abstractNum>
-  <w:abstractNum w:abstractNumId="5" w15:restartNumberingAfterBreak="0">
+  <w:abstractNum w15:restartNumberingAfterBreak="0" w:abstractNumId="4">
     <w:nsid w:val="1D5040A3"/>
     <w:multiLevelType w:val="multilevel"/>
     <w:tmpl w:val="E8DC0374"/>
@@ -908,7 +689,7 @@
       <w:lvlText w:val="-"/>
       <w:lvlJc w:val="left"/>
       <w:pPr>
-        <w:ind w:left="720" w:hanging="360"/>
+        <w:ind w:hanging="360" w:left="720"/>
       </w:pPr>
       <w:rPr>
         <w:u w:val="none"/>
@@ -920,7 +701,7 @@
       <w:lvlText w:val="-"/>
       <w:lvlJc w:val="left"/>
       <w:pPr>
-        <w:ind w:left="1440" w:hanging="360"/>
+        <w:ind w:hanging="360" w:left="1440"/>
       </w:pPr>
       <w:rPr>
         <w:u w:val="none"/>
@@ -932,7 +713,7 @@
       <w:lvlText w:val="-"/>
       <w:lvlJc w:val="left"/>
       <w:pPr>
-        <w:ind w:left="2160" w:hanging="360"/>
+        <w:ind w:hanging="360" w:left="2160"/>
       </w:pPr>
       <w:rPr>
         <w:u w:val="none"/>
@@ -944,7 +725,7 @@
       <w:lvlText w:val="-"/>
       <w:lvlJc w:val="left"/>
       <w:pPr>
-        <w:ind w:left="2880" w:hanging="360"/>
+        <w:ind w:hanging="360" w:left="2880"/>
       </w:pPr>
       <w:rPr>
         <w:u w:val="none"/>
@@ -956,7 +737,7 @@
       <w:lvlText w:val="-"/>
       <w:lvlJc w:val="left"/>
       <w:pPr>
-        <w:ind w:left="3600" w:hanging="360"/>
+        <w:ind w:hanging="360" w:left="3600"/>
       </w:pPr>
       <w:rPr>
         <w:u w:val="none"/>
@@ -968,7 +749,7 @@
       <w:lvlText w:val="-"/>
       <w:lvlJc w:val="left"/>
       <w:pPr>
-        <w:ind w:left="4320" w:hanging="360"/>
+        <w:ind w:hanging="360" w:left="4320"/>
       </w:pPr>
       <w:rPr>
         <w:u w:val="none"/>
@@ -980,7 +761,7 @@
       <w:lvlText w:val="-"/>
       <w:lvlJc w:val="left"/>
       <w:pPr>
-        <w:ind w:left="5040" w:hanging="360"/>
+        <w:ind w:hanging="360" w:left="5040"/>
       </w:pPr>
       <w:rPr>
         <w:u w:val="none"/>
@@ -992,7 +773,7 @@
       <w:lvlText w:val="-"/>
       <w:lvlJc w:val="left"/>
       <w:pPr>
-        <w:ind w:left="5760" w:hanging="360"/>
+        <w:ind w:hanging="360" w:left="5760"/>
       </w:pPr>
       <w:rPr>
         <w:u w:val="none"/>
@@ -1004,14 +785,14 @@
       <w:lvlText w:val="-"/>
       <w:lvlJc w:val="left"/>
       <w:pPr>
-        <w:ind w:left="6480" w:hanging="360"/>
+        <w:ind w:hanging="360" w:left="6480"/>
       </w:pPr>
       <w:rPr>
         <w:u w:val="none"/>
       </w:rPr>
     </w:lvl>
   </w:abstractNum>
-  <w:abstractNum w:abstractNumId="6" w15:restartNumberingAfterBreak="0">
+  <w:abstractNum w15:restartNumberingAfterBreak="0" w:abstractNumId="5">
     <w:nsid w:val="29EA41D8"/>
     <w:multiLevelType w:val="multilevel"/>
     <w:tmpl w:val="267245EE"/>
@@ -1022,9 +803,9 @@
       <w:lvlJc w:val="left"/>
       <w:pPr>
         <w:tabs>
-          <w:tab w:val="num" w:pos="720"/>
-        </w:tabs>
-        <w:ind w:left="720" w:hanging="360"/>
+          <w:tab w:pos="720" w:val="num"/>
+        </w:tabs>
+        <w:ind w:hanging="360" w:left="720"/>
       </w:pPr>
     </w:lvl>
     <w:lvl w:ilvl="1" w:tentative="1">
@@ -1034,9 +815,9 @@
       <w:lvlJc w:val="left"/>
       <w:pPr>
         <w:tabs>
-          <w:tab w:val="num" w:pos="1440"/>
-        </w:tabs>
-        <w:ind w:left="1440" w:hanging="360"/>
+          <w:tab w:pos="1440" w:val="num"/>
+        </w:tabs>
+        <w:ind w:hanging="360" w:left="1440"/>
       </w:pPr>
     </w:lvl>
     <w:lvl w:ilvl="2" w:tentative="1">
@@ -1046,9 +827,9 @@
       <w:lvlJc w:val="left"/>
       <w:pPr>
         <w:tabs>
-          <w:tab w:val="num" w:pos="2160"/>
-        </w:tabs>
-        <w:ind w:left="2160" w:hanging="360"/>
+          <w:tab w:pos="2160" w:val="num"/>
+        </w:tabs>
+        <w:ind w:hanging="360" w:left="2160"/>
       </w:pPr>
     </w:lvl>
     <w:lvl w:ilvl="3" w:tentative="1">
@@ -1058,9 +839,9 @@
       <w:lvlJc w:val="left"/>
       <w:pPr>
         <w:tabs>
-          <w:tab w:val="num" w:pos="2880"/>
-        </w:tabs>
-        <w:ind w:left="2880" w:hanging="360"/>
+          <w:tab w:pos="2880" w:val="num"/>
+        </w:tabs>
+        <w:ind w:hanging="360" w:left="2880"/>
       </w:pPr>
     </w:lvl>
     <w:lvl w:ilvl="4" w:tentative="1">
@@ -1070,9 +851,9 @@
       <w:lvlJc w:val="left"/>
       <w:pPr>
         <w:tabs>
-          <w:tab w:val="num" w:pos="3600"/>
-        </w:tabs>
-        <w:ind w:left="3600" w:hanging="360"/>
+          <w:tab w:pos="3600" w:val="num"/>
+        </w:tabs>
+        <w:ind w:hanging="360" w:left="3600"/>
       </w:pPr>
     </w:lvl>
     <w:lvl w:ilvl="5" w:tentative="1">
@@ -1082,9 +863,9 @@
       <w:lvlJc w:val="left"/>
       <w:pPr>
         <w:tabs>
-          <w:tab w:val="num" w:pos="4320"/>
-        </w:tabs>
-        <w:ind w:left="4320" w:hanging="360"/>
+          <w:tab w:pos="4320" w:val="num"/>
+        </w:tabs>
+        <w:ind w:hanging="360" w:left="4320"/>
       </w:pPr>
     </w:lvl>
     <w:lvl w:ilvl="6" w:tentative="1">
@@ -1094,9 +875,9 @@
       <w:lvlJc w:val="left"/>
       <w:pPr>
         <w:tabs>
-          <w:tab w:val="num" w:pos="5040"/>
-        </w:tabs>
-        <w:ind w:left="5040" w:hanging="360"/>
+          <w:tab w:pos="5040" w:val="num"/>
+        </w:tabs>
+        <w:ind w:hanging="360" w:left="5040"/>
       </w:pPr>
     </w:lvl>
     <w:lvl w:ilvl="7" w:tentative="1">
@@ -1106,9 +887,9 @@
       <w:lvlJc w:val="left"/>
       <w:pPr>
         <w:tabs>
-          <w:tab w:val="num" w:pos="5760"/>
-        </w:tabs>
-        <w:ind w:left="5760" w:hanging="360"/>
+          <w:tab w:pos="5760" w:val="num"/>
+        </w:tabs>
+        <w:ind w:hanging="360" w:left="5760"/>
       </w:pPr>
     </w:lvl>
     <w:lvl w:ilvl="8" w:tentative="1">
@@ -1118,13 +899,13 @@
       <w:lvlJc w:val="left"/>
       <w:pPr>
         <w:tabs>
-          <w:tab w:val="num" w:pos="6480"/>
-        </w:tabs>
-        <w:ind w:left="6480" w:hanging="360"/>
+          <w:tab w:pos="6480" w:val="num"/>
+        </w:tabs>
+        <w:ind w:hanging="360" w:left="6480"/>
       </w:pPr>
     </w:lvl>
   </w:abstractNum>
-  <w:abstractNum w:abstractNumId="7" w15:restartNumberingAfterBreak="0">
+  <w:abstractNum w15:restartNumberingAfterBreak="0" w:abstractNumId="6">
     <w:nsid w:val="2D7802DA"/>
     <w:multiLevelType w:val="multilevel"/>
     <w:tmpl w:val="0CC420B2"/>
@@ -1134,7 +915,7 @@
       <w:lvlText w:val="-"/>
       <w:lvlJc w:val="left"/>
       <w:pPr>
-        <w:ind w:left="720" w:hanging="360"/>
+        <w:ind w:hanging="360" w:left="720"/>
       </w:pPr>
       <w:rPr>
         <w:u w:val="none"/>
@@ -1146,7 +927,7 @@
       <w:lvlText w:val="-"/>
       <w:lvlJc w:val="left"/>
       <w:pPr>
-        <w:ind w:left="1440" w:hanging="360"/>
+        <w:ind w:hanging="360" w:left="1440"/>
       </w:pPr>
       <w:rPr>
         <w:u w:val="none"/>
@@ -1158,7 +939,7 @@
       <w:lvlText w:val="-"/>
       <w:lvlJc w:val="left"/>
       <w:pPr>
-        <w:ind w:left="2160" w:hanging="360"/>
+        <w:ind w:hanging="360" w:left="2160"/>
       </w:pPr>
       <w:rPr>
         <w:u w:val="none"/>
@@ -1170,7 +951,7 @@
       <w:lvlText w:val="-"/>
       <w:lvlJc w:val="left"/>
       <w:pPr>
-        <w:ind w:left="2880" w:hanging="360"/>
+        <w:ind w:hanging="360" w:left="2880"/>
       </w:pPr>
       <w:rPr>
         <w:u w:val="none"/>
@@ -1182,7 +963,7 @@
       <w:lvlText w:val="-"/>
       <w:lvlJc w:val="left"/>
       <w:pPr>
-        <w:ind w:left="3600" w:hanging="360"/>
+        <w:ind w:hanging="360" w:left="3600"/>
       </w:pPr>
       <w:rPr>
         <w:u w:val="none"/>
@@ -1194,7 +975,7 @@
       <w:lvlText w:val="-"/>
       <w:lvlJc w:val="left"/>
       <w:pPr>
-        <w:ind w:left="4320" w:hanging="360"/>
+        <w:ind w:hanging="360" w:left="4320"/>
       </w:pPr>
       <w:rPr>
         <w:u w:val="none"/>
@@ -1206,7 +987,7 @@
       <w:lvlText w:val="-"/>
       <w:lvlJc w:val="left"/>
       <w:pPr>
-        <w:ind w:left="5040" w:hanging="360"/>
+        <w:ind w:hanging="360" w:left="5040"/>
       </w:pPr>
       <w:rPr>
         <w:u w:val="none"/>
@@ -1218,7 +999,7 @@
       <w:lvlText w:val="-"/>
       <w:lvlJc w:val="left"/>
       <w:pPr>
-        <w:ind w:left="5760" w:hanging="360"/>
+        <w:ind w:hanging="360" w:left="5760"/>
       </w:pPr>
       <w:rPr>
         <w:u w:val="none"/>
@@ -1230,14 +1011,14 @@
       <w:lvlText w:val="-"/>
       <w:lvlJc w:val="left"/>
       <w:pPr>
-        <w:ind w:left="6480" w:hanging="360"/>
+        <w:ind w:hanging="360" w:left="6480"/>
       </w:pPr>
       <w:rPr>
         <w:u w:val="none"/>
       </w:rPr>
     </w:lvl>
   </w:abstractNum>
-  <w:abstractNum w:abstractNumId="8" w15:restartNumberingAfterBreak="0">
+  <w:abstractNum w15:restartNumberingAfterBreak="0" w:abstractNumId="7">
     <w:nsid w:val="2E5524F5"/>
     <w:multiLevelType w:val="multilevel"/>
     <w:tmpl w:val="244E3E70"/>
@@ -1247,7 +1028,7 @@
       <w:lvlText w:val="-"/>
       <w:lvlJc w:val="left"/>
       <w:pPr>
-        <w:ind w:left="720" w:hanging="360"/>
+        <w:ind w:hanging="360" w:left="720"/>
       </w:pPr>
       <w:rPr>
         <w:u w:val="none"/>
@@ -1259,7 +1040,7 @@
       <w:lvlText w:val="-"/>
       <w:lvlJc w:val="left"/>
       <w:pPr>
-        <w:ind w:left="1440" w:hanging="360"/>
+        <w:ind w:hanging="360" w:left="1440"/>
       </w:pPr>
       <w:rPr>
         <w:u w:val="none"/>
@@ -1271,7 +1052,7 @@
       <w:lvlText w:val="-"/>
       <w:lvlJc w:val="left"/>
       <w:pPr>
-        <w:ind w:left="2160" w:hanging="360"/>
+        <w:ind w:hanging="360" w:left="2160"/>
       </w:pPr>
       <w:rPr>
         <w:u w:val="none"/>
@@ -1283,7 +1064,7 @@
       <w:lvlText w:val="-"/>
       <w:lvlJc w:val="left"/>
       <w:pPr>
-        <w:ind w:left="2880" w:hanging="360"/>
+        <w:ind w:hanging="360" w:left="2880"/>
       </w:pPr>
       <w:rPr>
         <w:u w:val="none"/>
@@ -1295,7 +1076,7 @@
       <w:lvlText w:val="-"/>
       <w:lvlJc w:val="left"/>
       <w:pPr>
-        <w:ind w:left="3600" w:hanging="360"/>
+        <w:ind w:hanging="360" w:left="3600"/>
       </w:pPr>
       <w:rPr>
         <w:u w:val="none"/>
@@ -1307,7 +1088,7 @@
       <w:lvlText w:val="-"/>
       <w:lvlJc w:val="left"/>
       <w:pPr>
-        <w:ind w:left="4320" w:hanging="360"/>
+        <w:ind w:hanging="360" w:left="4320"/>
       </w:pPr>
       <w:rPr>
         <w:u w:val="none"/>
@@ -1319,7 +1100,7 @@
       <w:lvlText w:val="-"/>
       <w:lvlJc w:val="left"/>
       <w:pPr>
-        <w:ind w:left="5040" w:hanging="360"/>
+        <w:ind w:hanging="360" w:left="5040"/>
       </w:pPr>
       <w:rPr>
         <w:u w:val="none"/>
@@ -1331,7 +1112,7 @@
       <w:lvlText w:val="-"/>
       <w:lvlJc w:val="left"/>
       <w:pPr>
-        <w:ind w:left="5760" w:hanging="360"/>
+        <w:ind w:hanging="360" w:left="5760"/>
       </w:pPr>
       <w:rPr>
         <w:u w:val="none"/>
@@ -1343,14 +1124,14 @@
       <w:lvlText w:val="-"/>
       <w:lvlJc w:val="left"/>
       <w:pPr>
-        <w:ind w:left="6480" w:hanging="360"/>
+        <w:ind w:hanging="360" w:left="6480"/>
       </w:pPr>
       <w:rPr>
         <w:u w:val="none"/>
       </w:rPr>
     </w:lvl>
   </w:abstractNum>
-  <w:abstractNum w:abstractNumId="9" w15:restartNumberingAfterBreak="0">
+  <w:abstractNum w15:restartNumberingAfterBreak="0" w:abstractNumId="8">
     <w:nsid w:val="30FC0002"/>
     <w:multiLevelType w:val="hybridMultilevel"/>
     <w:tmpl w:val="007AAE82"/>
@@ -1360,86 +1141,86 @@
       <w:lvlText w:val="%1."/>
       <w:lvlJc w:val="left"/>
       <w:pPr>
-        <w:ind w:left="360" w:hanging="360"/>
+        <w:ind w:hanging="360" w:left="360"/>
       </w:pPr>
       <w:rPr>
         <w:rFonts w:hint="default"/>
       </w:rPr>
     </w:lvl>
-    <w:lvl w:ilvl="1" w:tplc="04090019" w:tentative="1">
+    <w:lvl w:ilvl="1" w:tentative="1" w:tplc="04090019">
       <w:start w:val="1"/>
       <w:numFmt w:val="lowerLetter"/>
       <w:lvlText w:val="%2."/>
       <w:lvlJc w:val="left"/>
       <w:pPr>
-        <w:ind w:left="1080" w:hanging="360"/>
-      </w:pPr>
-    </w:lvl>
-    <w:lvl w:ilvl="2" w:tplc="0409001B" w:tentative="1">
+        <w:ind w:hanging="360" w:left="1080"/>
+      </w:pPr>
+    </w:lvl>
+    <w:lvl w:ilvl="2" w:tentative="1" w:tplc="0409001B">
       <w:start w:val="1"/>
       <w:numFmt w:val="lowerRoman"/>
       <w:lvlText w:val="%3."/>
       <w:lvlJc w:val="right"/>
       <w:pPr>
-        <w:ind w:left="1800" w:hanging="180"/>
-      </w:pPr>
-    </w:lvl>
-    <w:lvl w:ilvl="3" w:tplc="0409000F" w:tentative="1">
+        <w:ind w:hanging="180" w:left="1800"/>
+      </w:pPr>
+    </w:lvl>
+    <w:lvl w:ilvl="3" w:tentative="1" w:tplc="0409000F">
       <w:start w:val="1"/>
       <w:numFmt w:val="decimal"/>
       <w:lvlText w:val="%4."/>
       <w:lvlJc w:val="left"/>
       <w:pPr>
-        <w:ind w:left="2520" w:hanging="360"/>
-      </w:pPr>
-    </w:lvl>
-    <w:lvl w:ilvl="4" w:tplc="04090019" w:tentative="1">
+        <w:ind w:hanging="360" w:left="2520"/>
+      </w:pPr>
+    </w:lvl>
+    <w:lvl w:ilvl="4" w:tentative="1" w:tplc="04090019">
       <w:start w:val="1"/>
       <w:numFmt w:val="lowerLetter"/>
       <w:lvlText w:val="%5."/>
       <w:lvlJc w:val="left"/>
       <w:pPr>
-        <w:ind w:left="3240" w:hanging="360"/>
-      </w:pPr>
-    </w:lvl>
-    <w:lvl w:ilvl="5" w:tplc="0409001B" w:tentative="1">
+        <w:ind w:hanging="360" w:left="3240"/>
+      </w:pPr>
+    </w:lvl>
+    <w:lvl w:ilvl="5" w:tentative="1" w:tplc="0409001B">
       <w:start w:val="1"/>
       <w:numFmt w:val="lowerRoman"/>
       <w:lvlText w:val="%6."/>
       <w:lvlJc w:val="right"/>
       <w:pPr>
-        <w:ind w:left="3960" w:hanging="180"/>
-      </w:pPr>
-    </w:lvl>
-    <w:lvl w:ilvl="6" w:tplc="0409000F" w:tentative="1">
+        <w:ind w:hanging="180" w:left="3960"/>
+      </w:pPr>
+    </w:lvl>
+    <w:lvl w:ilvl="6" w:tentative="1" w:tplc="0409000F">
       <w:start w:val="1"/>
       <w:numFmt w:val="decimal"/>
       <w:lvlText w:val="%7."/>
       <w:lvlJc w:val="left"/>
       <w:pPr>
-        <w:ind w:left="4680" w:hanging="360"/>
-      </w:pPr>
-    </w:lvl>
-    <w:lvl w:ilvl="7" w:tplc="04090019" w:tentative="1">
+        <w:ind w:hanging="360" w:left="4680"/>
+      </w:pPr>
+    </w:lvl>
+    <w:lvl w:ilvl="7" w:tentative="1" w:tplc="04090019">
       <w:start w:val="1"/>
       <w:numFmt w:val="lowerLetter"/>
       <w:lvlText w:val="%8."/>
       <w:lvlJc w:val="left"/>
       <w:pPr>
-        <w:ind w:left="5400" w:hanging="360"/>
-      </w:pPr>
-    </w:lvl>
-    <w:lvl w:ilvl="8" w:tplc="0409001B" w:tentative="1">
+        <w:ind w:hanging="360" w:left="5400"/>
+      </w:pPr>
+    </w:lvl>
+    <w:lvl w:ilvl="8" w:tentative="1" w:tplc="0409001B">
       <w:start w:val="1"/>
       <w:numFmt w:val="lowerRoman"/>
       <w:lvlText w:val="%9."/>
       <w:lvlJc w:val="right"/>
       <w:pPr>
-        <w:ind w:left="6120" w:hanging="180"/>
+        <w:ind w:hanging="180" w:left="6120"/>
       </w:pPr>
     </w:lvl>
   </w:abstractNum>
-  <w:abstractNum w:abstractNumId="10" w15:restartNumberingAfterBreak="0">
+  <w:abstractNum w15:restartNumberingAfterBreak="0" w:abstractNumId="9">
     <w:nsid w:val="44E96C8B"/>
     <w:multiLevelType w:val="multilevel"/>
     <w:tmpl w:val="267245EE"/>
@@ -1450,9 +1231,9 @@
       <w:lvlJc w:val="left"/>
       <w:pPr>
         <w:tabs>
-          <w:tab w:val="num" w:pos="720"/>
-        </w:tabs>
-        <w:ind w:left="720" w:hanging="360"/>
+          <w:tab w:pos="720" w:val="num"/>
+        </w:tabs>
+        <w:ind w:hanging="360" w:left="720"/>
       </w:pPr>
     </w:lvl>
     <w:lvl w:ilvl="1" w:tentative="1">
@@ -1462,9 +1243,9 @@
       <w:lvlJc w:val="left"/>
       <w:pPr>
         <w:tabs>
-          <w:tab w:val="num" w:pos="1440"/>
-        </w:tabs>
-        <w:ind w:left="1440" w:hanging="360"/>
+          <w:tab w:pos="1440" w:val="num"/>
+        </w:tabs>
+        <w:ind w:hanging="360" w:left="1440"/>
       </w:pPr>
     </w:lvl>
     <w:lvl w:ilvl="2" w:tentative="1">
@@ -1474,9 +1255,9 @@
       <w:lvlJc w:val="left"/>
       <w:pPr>
         <w:tabs>
-          <w:tab w:val="num" w:pos="2160"/>
-        </w:tabs>
-        <w:ind w:left="2160" w:hanging="360"/>
+          <w:tab w:pos="2160" w:val="num"/>
+        </w:tabs>
+        <w:ind w:hanging="360" w:left="2160"/>
       </w:pPr>
     </w:lvl>
     <w:lvl w:ilvl="3" w:tentative="1">
@@ -1486,9 +1267,9 @@
       <w:lvlJc w:val="left"/>
       <w:pPr>
         <w:tabs>
-          <w:tab w:val="num" w:pos="2880"/>
-        </w:tabs>
-        <w:ind w:left="2880" w:hanging="360"/>
+          <w:tab w:pos="2880" w:val="num"/>
+        </w:tabs>
+        <w:ind w:hanging="360" w:left="2880"/>
       </w:pPr>
     </w:lvl>
     <w:lvl w:ilvl="4" w:tentative="1">
@@ -1498,9 +1279,9 @@
       <w:lvlJc w:val="left"/>
       <w:pPr>
         <w:tabs>
-          <w:tab w:val="num" w:pos="3600"/>
-        </w:tabs>
-        <w:ind w:left="3600" w:hanging="360"/>
+          <w:tab w:pos="3600" w:val="num"/>
+        </w:tabs>
+        <w:ind w:hanging="360" w:left="3600"/>
       </w:pPr>
     </w:lvl>
     <w:lvl w:ilvl="5" w:tentative="1">
@@ -1510,9 +1291,9 @@
       <w:lvlJc w:val="left"/>
       <w:pPr>
         <w:tabs>
-          <w:tab w:val="num" w:pos="4320"/>
-        </w:tabs>
-        <w:ind w:left="4320" w:hanging="360"/>
+          <w:tab w:pos="4320" w:val="num"/>
+        </w:tabs>
+        <w:ind w:hanging="360" w:left="4320"/>
       </w:pPr>
     </w:lvl>
     <w:lvl w:ilvl="6" w:tentative="1">
@@ -1522,9 +1303,9 @@
       <w:lvlJc w:val="left"/>
       <w:pPr>
         <w:tabs>
-          <w:tab w:val="num" w:pos="5040"/>
-        </w:tabs>
-        <w:ind w:left="5040" w:hanging="360"/>
+          <w:tab w:pos="5040" w:val="num"/>
+        </w:tabs>
+        <w:ind w:hanging="360" w:left="5040"/>
       </w:pPr>
     </w:lvl>
     <w:lvl w:ilvl="7" w:tentative="1">
@@ -1534,9 +1315,9 @@
       <w:lvlJc w:val="left"/>
       <w:pPr>
         <w:tabs>
-          <w:tab w:val="num" w:pos="5760"/>
-        </w:tabs>
-        <w:ind w:left="5760" w:hanging="360"/>
+          <w:tab w:pos="5760" w:val="num"/>
+        </w:tabs>
+        <w:ind w:hanging="360" w:left="5760"/>
       </w:pPr>
     </w:lvl>
     <w:lvl w:ilvl="8" w:tentative="1">
@@ -1546,13 +1327,13 @@
       <w:lvlJc w:val="left"/>
       <w:pPr>
         <w:tabs>
-          <w:tab w:val="num" w:pos="6480"/>
-        </w:tabs>
-        <w:ind w:left="6480" w:hanging="360"/>
+          <w:tab w:pos="6480" w:val="num"/>
+        </w:tabs>
+        <w:ind w:hanging="360" w:left="6480"/>
       </w:pPr>
     </w:lvl>
   </w:abstractNum>
-  <w:abstractNum w:abstractNumId="11" w15:restartNumberingAfterBreak="0">
+  <w:abstractNum w15:restartNumberingAfterBreak="0" w:abstractNumId="10">
     <w:nsid w:val="485A5F5D"/>
     <w:multiLevelType w:val="multilevel"/>
     <w:tmpl w:val="267245EE"/>
@@ -1563,9 +1344,9 @@
       <w:lvlJc w:val="left"/>
       <w:pPr>
         <w:tabs>
-          <w:tab w:val="num" w:pos="720"/>
-        </w:tabs>
-        <w:ind w:left="720" w:hanging="360"/>
+          <w:tab w:pos="720" w:val="num"/>
+        </w:tabs>
+        <w:ind w:hanging="360" w:left="720"/>
       </w:pPr>
     </w:lvl>
     <w:lvl w:ilvl="1" w:tentative="1">
@@ -1575,9 +1356,9 @@
       <w:lvlJc w:val="left"/>
       <w:pPr>
         <w:tabs>
-          <w:tab w:val="num" w:pos="1440"/>
-        </w:tabs>
-        <w:ind w:left="1440" w:hanging="360"/>
+          <w:tab w:pos="1440" w:val="num"/>
+        </w:tabs>
+        <w:ind w:hanging="360" w:left="1440"/>
       </w:pPr>
     </w:lvl>
     <w:lvl w:ilvl="2" w:tentative="1">
@@ -1587,9 +1368,9 @@
       <w:lvlJc w:val="left"/>
       <w:pPr>
         <w:tabs>
-          <w:tab w:val="num" w:pos="2160"/>
-        </w:tabs>
-        <w:ind w:left="2160" w:hanging="360"/>
+          <w:tab w:pos="2160" w:val="num"/>
+        </w:tabs>
+        <w:ind w:hanging="360" w:left="2160"/>
       </w:pPr>
     </w:lvl>
     <w:lvl w:ilvl="3" w:tentative="1">
@@ -1599,9 +1380,9 @@
       <w:lvlJc w:val="left"/>
       <w:pPr>
         <w:tabs>
-          <w:tab w:val="num" w:pos="2880"/>
-        </w:tabs>
-        <w:ind w:left="2880" w:hanging="360"/>
+          <w:tab w:pos="2880" w:val="num"/>
+        </w:tabs>
+        <w:ind w:hanging="360" w:left="2880"/>
       </w:pPr>
     </w:lvl>
     <w:lvl w:ilvl="4" w:tentative="1">
@@ -1611,9 +1392,9 @@
       <w:lvlJc w:val="left"/>
       <w:pPr>
         <w:tabs>
-          <w:tab w:val="num" w:pos="3600"/>
-        </w:tabs>
-        <w:ind w:left="3600" w:hanging="360"/>
+          <w:tab w:pos="3600" w:val="num"/>
+        </w:tabs>
+        <w:ind w:hanging="360" w:left="3600"/>
       </w:pPr>
     </w:lvl>
     <w:lvl w:ilvl="5" w:tentative="1">
@@ -1623,9 +1404,9 @@
       <w:lvlJc w:val="left"/>
       <w:pPr>
         <w:tabs>
-          <w:tab w:val="num" w:pos="4320"/>
-        </w:tabs>
-        <w:ind w:left="4320" w:hanging="360"/>
+          <w:tab w:pos="4320" w:val="num"/>
+        </w:tabs>
+        <w:ind w:hanging="360" w:left="4320"/>
       </w:pPr>
     </w:lvl>
     <w:lvl w:ilvl="6" w:tentative="1">
@@ -1635,9 +1416,9 @@
       <w:lvlJc w:val="left"/>
       <w:pPr>
         <w:tabs>
-          <w:tab w:val="num" w:pos="5040"/>
-        </w:tabs>
-        <w:ind w:left="5040" w:hanging="360"/>
+          <w:tab w:pos="5040" w:val="num"/>
+        </w:tabs>
+        <w:ind w:hanging="360" w:left="5040"/>
       </w:pPr>
     </w:lvl>
     <w:lvl w:ilvl="7" w:tentative="1">
@@ -1647,9 +1428,9 @@
       <w:lvlJc w:val="left"/>
       <w:pPr>
         <w:tabs>
-          <w:tab w:val="num" w:pos="5760"/>
-        </w:tabs>
-        <w:ind w:left="5760" w:hanging="360"/>
+          <w:tab w:pos="5760" w:val="num"/>
+        </w:tabs>
+        <w:ind w:hanging="360" w:left="5760"/>
       </w:pPr>
     </w:lvl>
     <w:lvl w:ilvl="8" w:tentative="1">
@@ -1659,13 +1440,13 @@
       <w:lvlJc w:val="left"/>
       <w:pPr>
         <w:tabs>
-          <w:tab w:val="num" w:pos="6480"/>
-        </w:tabs>
-        <w:ind w:left="6480" w:hanging="360"/>
+          <w:tab w:pos="6480" w:val="num"/>
+        </w:tabs>
+        <w:ind w:hanging="360" w:left="6480"/>
       </w:pPr>
     </w:lvl>
   </w:abstractNum>
-  <w:abstractNum w:abstractNumId="12" w15:restartNumberingAfterBreak="0">
+  <w:abstractNum w15:restartNumberingAfterBreak="0" w:abstractNumId="11">
     <w:nsid w:val="49127D73"/>
     <w:multiLevelType w:val="multilevel"/>
     <w:tmpl w:val="1736CE22"/>
@@ -1675,7 +1456,7 @@
       <w:lvlText w:val=""/>
       <w:lvlJc w:val="left"/>
       <w:pPr>
-        <w:ind w:left="720" w:hanging="360"/>
+        <w:ind w:hanging="360" w:left="720"/>
       </w:pPr>
       <w:rPr>
         <w:rFonts w:ascii="Symbol" w:hAnsi="Symbol" w:hint="default"/>
@@ -1688,7 +1469,7 @@
       <w:lvlText w:val="%1.%2"/>
       <w:lvlJc w:val="left"/>
       <w:pPr>
-        <w:ind w:left="720" w:hanging="360"/>
+        <w:ind w:hanging="360" w:left="720"/>
       </w:pPr>
       <w:rPr>
         <w:rFonts w:hint="default"/>
@@ -1701,7 +1482,7 @@
       <w:lvlText w:val="%1.%2.%3"/>
       <w:lvlJc w:val="left"/>
       <w:pPr>
-        <w:ind w:left="1080" w:hanging="720"/>
+        <w:ind w:hanging="720" w:left="1080"/>
       </w:pPr>
       <w:rPr>
         <w:rFonts w:hint="default"/>
@@ -1714,7 +1495,7 @@
       <w:lvlText w:val="%1.%2.%3.%4"/>
       <w:lvlJc w:val="left"/>
       <w:pPr>
-        <w:ind w:left="1080" w:hanging="720"/>
+        <w:ind w:hanging="720" w:left="1080"/>
       </w:pPr>
       <w:rPr>
         <w:rFonts w:hint="default"/>
@@ -1727,7 +1508,7 @@
       <w:lvlText w:val="%1.%2.%3.%4.%5"/>
       <w:lvlJc w:val="left"/>
       <w:pPr>
-        <w:ind w:left="1440" w:hanging="1080"/>
+        <w:ind w:hanging="1080" w:left="1440"/>
       </w:pPr>
       <w:rPr>
         <w:rFonts w:hint="default"/>
@@ -1740,7 +1521,7 @@
       <w:lvlText w:val="%1.%2.%3.%4.%5.%6"/>
       <w:lvlJc w:val="left"/>
       <w:pPr>
-        <w:ind w:left="1440" w:hanging="1080"/>
+        <w:ind w:hanging="1080" w:left="1440"/>
       </w:pPr>
       <w:rPr>
         <w:rFonts w:hint="default"/>
@@ -1753,7 +1534,7 @@
       <w:lvlText w:val="%1.%2.%3.%4.%5.%6.%7"/>
       <w:lvlJc w:val="left"/>
       <w:pPr>
-        <w:ind w:left="1800" w:hanging="1440"/>
+        <w:ind w:hanging="1440" w:left="1800"/>
       </w:pPr>
       <w:rPr>
         <w:rFonts w:hint="default"/>
@@ -1766,7 +1547,7 @@
       <w:lvlText w:val="%1.%2.%3.%4.%5.%6.%7.%8"/>
       <w:lvlJc w:val="left"/>
       <w:pPr>
-        <w:ind w:left="1800" w:hanging="1440"/>
+        <w:ind w:hanging="1440" w:left="1800"/>
       </w:pPr>
       <w:rPr>
         <w:rFonts w:hint="default"/>
@@ -1779,14 +1560,14 @@
       <w:lvlText w:val="%1.%2.%3.%4.%5.%6.%7.%8.%9"/>
       <w:lvlJc w:val="left"/>
       <w:pPr>
-        <w:ind w:left="2160" w:hanging="1800"/>
+        <w:ind w:hanging="1800" w:left="2160"/>
       </w:pPr>
       <w:rPr>
         <w:rFonts w:hint="default"/>
       </w:rPr>
     </w:lvl>
   </w:abstractNum>
-  <w:abstractNum w:abstractNumId="13" w15:restartNumberingAfterBreak="0">
+  <w:abstractNum w15:restartNumberingAfterBreak="0" w:abstractNumId="12">
     <w:nsid w:val="4D0460AB"/>
     <w:multiLevelType w:val="multilevel"/>
     <w:tmpl w:val="8638B9EE"/>
@@ -1796,7 +1577,7 @@
       <w:lvlText w:val="%1."/>
       <w:lvlJc w:val="left"/>
       <w:pPr>
-        <w:ind w:left="720" w:hanging="360"/>
+        <w:ind w:hanging="360" w:left="720"/>
       </w:pPr>
       <w:rPr>
         <w:u w:val="none"/>
@@ -1808,7 +1589,7 @@
       <w:lvlText w:val="%2."/>
       <w:lvlJc w:val="left"/>
       <w:pPr>
-        <w:ind w:left="1440" w:hanging="360"/>
+        <w:ind w:hanging="360" w:left="1440"/>
       </w:pPr>
       <w:rPr>
         <w:u w:val="none"/>
@@ -1820,7 +1601,7 @@
       <w:lvlText w:val="%3."/>
       <w:lvlJc w:val="right"/>
       <w:pPr>
-        <w:ind w:left="2160" w:hanging="360"/>
+        <w:ind w:hanging="360" w:left="2160"/>
       </w:pPr>
       <w:rPr>
         <w:u w:val="none"/>
@@ -1832,7 +1613,7 @@
       <w:lvlText w:val="%4."/>
       <w:lvlJc w:val="left"/>
       <w:pPr>
-        <w:ind w:left="2880" w:hanging="360"/>
+        <w:ind w:hanging="360" w:left="2880"/>
       </w:pPr>
       <w:rPr>
         <w:u w:val="none"/>
@@ -1844,7 +1625,7 @@
       <w:lvlText w:val="%5."/>
       <w:lvlJc w:val="left"/>
       <w:pPr>
-        <w:ind w:left="3600" w:hanging="360"/>
+        <w:ind w:hanging="360" w:left="3600"/>
       </w:pPr>
       <w:rPr>
         <w:u w:val="none"/>
@@ -1856,7 +1637,7 @@
       <w:lvlText w:val="%6."/>
       <w:lvlJc w:val="right"/>
       <w:pPr>
-        <w:ind w:left="4320" w:hanging="360"/>
+        <w:ind w:hanging="360" w:left="4320"/>
       </w:pPr>
       <w:rPr>
         <w:u w:val="none"/>
@@ -1868,7 +1649,7 @@
       <w:lvlText w:val="%7."/>
       <w:lvlJc w:val="left"/>
       <w:pPr>
-        <w:ind w:left="5040" w:hanging="360"/>
+        <w:ind w:hanging="360" w:left="5040"/>
       </w:pPr>
       <w:rPr>
         <w:u w:val="none"/>
@@ -1880,7 +1661,7 @@
       <w:lvlText w:val="%8."/>
       <w:lvlJc w:val="left"/>
       <w:pPr>
-        <w:ind w:left="5760" w:hanging="360"/>
+        <w:ind w:hanging="360" w:left="5760"/>
       </w:pPr>
       <w:rPr>
         <w:u w:val="none"/>
@@ -1892,14 +1673,14 @@
       <w:lvlText w:val="%9."/>
       <w:lvlJc w:val="right"/>
       <w:pPr>
-        <w:ind w:left="6480" w:hanging="360"/>
+        <w:ind w:hanging="360" w:left="6480"/>
       </w:pPr>
       <w:rPr>
         <w:u w:val="none"/>
       </w:rPr>
     </w:lvl>
   </w:abstractNum>
-  <w:abstractNum w:abstractNumId="14" w15:restartNumberingAfterBreak="0">
+  <w:abstractNum w15:restartNumberingAfterBreak="0" w:abstractNumId="13">
     <w:nsid w:val="5583452F"/>
     <w:multiLevelType w:val="hybridMultilevel"/>
     <w:tmpl w:val="099ABA20"/>
@@ -1909,86 +1690,86 @@
       <w:lvlText w:val="%1."/>
       <w:lvlJc w:val="left"/>
       <w:pPr>
-        <w:ind w:left="420" w:hanging="360"/>
-      </w:pPr>
-      <w:rPr>
-        <w:rFonts w:ascii="Times New Roman" w:hAnsi="Times New Roman" w:cs="Times New Roman" w:hint="default"/>
-      </w:rPr>
-    </w:lvl>
-    <w:lvl w:ilvl="1" w:tplc="04090019" w:tentative="1">
+        <w:ind w:hanging="360" w:left="420"/>
+      </w:pPr>
+      <w:rPr>
+        <w:rFonts w:ascii="Times New Roman" w:cs="Times New Roman" w:hAnsi="Times New Roman" w:hint="default"/>
+      </w:rPr>
+    </w:lvl>
+    <w:lvl w:ilvl="1" w:tentative="1" w:tplc="04090019">
       <w:start w:val="1"/>
       <w:numFmt w:val="lowerLetter"/>
       <w:lvlText w:val="%2."/>
       <w:lvlJc w:val="left"/>
       <w:pPr>
-        <w:ind w:left="1140" w:hanging="360"/>
-      </w:pPr>
-    </w:lvl>
-    <w:lvl w:ilvl="2" w:tplc="0409001B" w:tentative="1">
+        <w:ind w:hanging="360" w:left="1140"/>
+      </w:pPr>
+    </w:lvl>
+    <w:lvl w:ilvl="2" w:tentative="1" w:tplc="0409001B">
       <w:start w:val="1"/>
       <w:numFmt w:val="lowerRoman"/>
       <w:lvlText w:val="%3."/>
       <w:lvlJc w:val="right"/>
       <w:pPr>
-        <w:ind w:left="1860" w:hanging="180"/>
-      </w:pPr>
-    </w:lvl>
-    <w:lvl w:ilvl="3" w:tplc="0409000F" w:tentative="1">
+        <w:ind w:hanging="180" w:left="1860"/>
+      </w:pPr>
+    </w:lvl>
+    <w:lvl w:ilvl="3" w:tentative="1" w:tplc="0409000F">
       <w:start w:val="1"/>
       <w:numFmt w:val="decimal"/>
       <w:lvlText w:val="%4."/>
       <w:lvlJc w:val="left"/>
       <w:pPr>
-        <w:ind w:left="2580" w:hanging="360"/>
-      </w:pPr>
-    </w:lvl>
-    <w:lvl w:ilvl="4" w:tplc="04090019" w:tentative="1">
+        <w:ind w:hanging="360" w:left="2580"/>
+      </w:pPr>
+    </w:lvl>
+    <w:lvl w:ilvl="4" w:tentative="1" w:tplc="04090019">
       <w:start w:val="1"/>
       <w:numFmt w:val="lowerLetter"/>
       <w:lvlText w:val="%5."/>
       <w:lvlJc w:val="left"/>
       <w:pPr>
-        <w:ind w:left="3300" w:hanging="360"/>
-      </w:pPr>
-    </w:lvl>
-    <w:lvl w:ilvl="5" w:tplc="0409001B" w:tentative="1">
+        <w:ind w:hanging="360" w:left="3300"/>
+      </w:pPr>
+    </w:lvl>
+    <w:lvl w:ilvl="5" w:tentative="1" w:tplc="0409001B">
       <w:start w:val="1"/>
       <w:numFmt w:val="lowerRoman"/>
       <w:lvlText w:val="%6."/>
       <w:lvlJc w:val="right"/>
       <w:pPr>
-        <w:ind w:left="4020" w:hanging="180"/>
-      </w:pPr>
-    </w:lvl>
-    <w:lvl w:ilvl="6" w:tplc="0409000F" w:tentative="1">
+        <w:ind w:hanging="180" w:left="4020"/>
+      </w:pPr>
+    </w:lvl>
+    <w:lvl w:ilvl="6" w:tentative="1" w:tplc="0409000F">
       <w:start w:val="1"/>
       <w:numFmt w:val="decimal"/>
       <w:lvlText w:val="%7."/>
       <w:lvlJc w:val="left"/>
       <w:pPr>
-        <w:ind w:left="4740" w:hanging="360"/>
-      </w:pPr>
-    </w:lvl>
-    <w:lvl w:ilvl="7" w:tplc="04090019" w:tentative="1">
+        <w:ind w:hanging="360" w:left="4740"/>
+      </w:pPr>
+    </w:lvl>
+    <w:lvl w:ilvl="7" w:tentative="1" w:tplc="04090019">
       <w:start w:val="1"/>
       <w:numFmt w:val="lowerLetter"/>
       <w:lvlText w:val="%8."/>
       <w:lvlJc w:val="left"/>
       <w:pPr>
-        <w:ind w:left="5460" w:hanging="360"/>
-      </w:pPr>
-    </w:lvl>
-    <w:lvl w:ilvl="8" w:tplc="0409001B" w:tentative="1">
+        <w:ind w:hanging="360" w:left="5460"/>
+      </w:pPr>
+    </w:lvl>
+    <w:lvl w:ilvl="8" w:tentative="1" w:tplc="0409001B">
       <w:start w:val="1"/>
       <w:numFmt w:val="lowerRoman"/>
       <w:lvlText w:val="%9."/>
       <w:lvlJc w:val="right"/>
       <w:pPr>
-        <w:ind w:left="6180" w:hanging="180"/>
+        <w:ind w:hanging="180" w:left="6180"/>
       </w:pPr>
     </w:lvl>
   </w:abstractNum>
-  <w:abstractNum w:abstractNumId="15" w15:restartNumberingAfterBreak="0">
+  <w:abstractNum w15:restartNumberingAfterBreak="0" w:abstractNumId="14">
     <w:nsid w:val="56942631"/>
     <w:multiLevelType w:val="multilevel"/>
     <w:tmpl w:val="D4041BCE"/>
@@ -1998,7 +1779,7 @@
       <w:lvlText w:val="-"/>
       <w:lvlJc w:val="left"/>
       <w:pPr>
-        <w:ind w:left="720" w:hanging="360"/>
+        <w:ind w:hanging="360" w:left="720"/>
       </w:pPr>
       <w:rPr>
         <w:u w:val="none"/>
@@ -2010,7 +1791,7 @@
       <w:lvlText w:val="-"/>
       <w:lvlJc w:val="left"/>
       <w:pPr>
-        <w:ind w:left="1440" w:hanging="360"/>
+        <w:ind w:hanging="360" w:left="1440"/>
       </w:pPr>
       <w:rPr>
         <w:u w:val="none"/>
@@ -2022,7 +1803,7 @@
       <w:lvlText w:val="-"/>
       <w:lvlJc w:val="left"/>
       <w:pPr>
-        <w:ind w:left="2160" w:hanging="360"/>
+        <w:ind w:hanging="360" w:left="2160"/>
       </w:pPr>
       <w:rPr>
         <w:u w:val="none"/>
@@ -2034,7 +1815,7 @@
       <w:lvlText w:val="-"/>
       <w:lvlJc w:val="left"/>
       <w:pPr>
-        <w:ind w:left="2880" w:hanging="360"/>
+        <w:ind w:hanging="360" w:left="2880"/>
       </w:pPr>
       <w:rPr>
         <w:u w:val="none"/>
@@ -2046,7 +1827,7 @@
       <w:lvlText w:val="-"/>
       <w:lvlJc w:val="left"/>
       <w:pPr>
-        <w:ind w:left="3600" w:hanging="360"/>
+        <w:ind w:hanging="360" w:left="3600"/>
       </w:pPr>
       <w:rPr>
         <w:u w:val="none"/>
@@ -2058,7 +1839,7 @@
       <w:lvlText w:val="-"/>
       <w:lvlJc w:val="left"/>
       <w:pPr>
-        <w:ind w:left="4320" w:hanging="360"/>
+        <w:ind w:hanging="360" w:left="4320"/>
       </w:pPr>
       <w:rPr>
         <w:u w:val="none"/>
@@ -2070,7 +1851,7 @@
       <w:lvlText w:val="-"/>
       <w:lvlJc w:val="left"/>
       <w:pPr>
-        <w:ind w:left="5040" w:hanging="360"/>
+        <w:ind w:hanging="360" w:left="5040"/>
       </w:pPr>
       <w:rPr>
         <w:u w:val="none"/>
@@ -2082,7 +1863,7 @@
       <w:lvlText w:val="-"/>
       <w:lvlJc w:val="left"/>
       <w:pPr>
-        <w:ind w:left="5760" w:hanging="360"/>
+        <w:ind w:hanging="360" w:left="5760"/>
       </w:pPr>
       <w:rPr>
         <w:u w:val="none"/>
@@ -2094,14 +1875,14 @@
       <w:lvlText w:val="-"/>
       <w:lvlJc w:val="left"/>
       <w:pPr>
-        <w:ind w:left="6480" w:hanging="360"/>
+        <w:ind w:hanging="360" w:left="6480"/>
       </w:pPr>
       <w:rPr>
         <w:u w:val="none"/>
       </w:rPr>
     </w:lvl>
   </w:abstractNum>
-  <w:abstractNum w:abstractNumId="16" w15:restartNumberingAfterBreak="0">
+  <w:abstractNum w15:restartNumberingAfterBreak="0" w:abstractNumId="15">
     <w:nsid w:val="59CB1727"/>
     <w:multiLevelType w:val="multilevel"/>
     <w:tmpl w:val="267245EE"/>
@@ -2112,9 +1893,9 @@
       <w:lvlJc w:val="left"/>
       <w:pPr>
         <w:tabs>
-          <w:tab w:val="num" w:pos="720"/>
-        </w:tabs>
-        <w:ind w:left="720" w:hanging="360"/>
+          <w:tab w:pos="720" w:val="num"/>
+        </w:tabs>
+        <w:ind w:hanging="360" w:left="720"/>
       </w:pPr>
     </w:lvl>
     <w:lvl w:ilvl="1" w:tentative="1">
@@ -2124,9 +1905,9 @@
       <w:lvlJc w:val="left"/>
       <w:pPr>
         <w:tabs>
-          <w:tab w:val="num" w:pos="1440"/>
-        </w:tabs>
-        <w:ind w:left="1440" w:hanging="360"/>
+          <w:tab w:pos="1440" w:val="num"/>
+        </w:tabs>
+        <w:ind w:hanging="360" w:left="1440"/>
       </w:pPr>
     </w:lvl>
     <w:lvl w:ilvl="2" w:tentative="1">
@@ -2136,9 +1917,9 @@
       <w:lvlJc w:val="left"/>
       <w:pPr>
         <w:tabs>
-          <w:tab w:val="num" w:pos="2160"/>
-        </w:tabs>
-        <w:ind w:left="2160" w:hanging="360"/>
+          <w:tab w:pos="2160" w:val="num"/>
+        </w:tabs>
+        <w:ind w:hanging="360" w:left="2160"/>
       </w:pPr>
     </w:lvl>
     <w:lvl w:ilvl="3" w:tentative="1">
@@ -2148,9 +1929,9 @@
       <w:lvlJc w:val="left"/>
       <w:pPr>
         <w:tabs>
-          <w:tab w:val="num" w:pos="2880"/>
-        </w:tabs>
-        <w:ind w:left="2880" w:hanging="360"/>
+          <w:tab w:pos="2880" w:val="num"/>
+        </w:tabs>
+        <w:ind w:hanging="360" w:left="2880"/>
       </w:pPr>
     </w:lvl>
     <w:lvl w:ilvl="4" w:tentative="1">
@@ -2160,9 +1941,9 @@
       <w:lvlJc w:val="left"/>
       <w:pPr>
         <w:tabs>
-          <w:tab w:val="num" w:pos="3600"/>
-        </w:tabs>
-        <w:ind w:left="3600" w:hanging="360"/>
+          <w:tab w:pos="3600" w:val="num"/>
+        </w:tabs>
+        <w:ind w:hanging="360" w:left="3600"/>
       </w:pPr>
     </w:lvl>
     <w:lvl w:ilvl="5" w:tentative="1">
@@ -2172,9 +1953,9 @@
       <w:lvlJc w:val="left"/>
       <w:pPr>
         <w:tabs>
-          <w:tab w:val="num" w:pos="4320"/>
-        </w:tabs>
-        <w:ind w:left="4320" w:hanging="360"/>
+          <w:tab w:pos="4320" w:val="num"/>
+        </w:tabs>
+        <w:ind w:hanging="360" w:left="4320"/>
       </w:pPr>
     </w:lvl>
     <w:lvl w:ilvl="6" w:tentative="1">
@@ -2184,9 +1965,9 @@
       <w:lvlJc w:val="left"/>
       <w:pPr>
         <w:tabs>
-          <w:tab w:val="num" w:pos="5040"/>
-        </w:tabs>
-        <w:ind w:left="5040" w:hanging="360"/>
+          <w:tab w:pos="5040" w:val="num"/>
+        </w:tabs>
+        <w:ind w:hanging="360" w:left="5040"/>
       </w:pPr>
     </w:lvl>
     <w:lvl w:ilvl="7" w:tentative="1">
@@ -2196,9 +1977,9 @@
       <w:lvlJc w:val="left"/>
       <w:pPr>
         <w:tabs>
-          <w:tab w:val="num" w:pos="5760"/>
-        </w:tabs>
-        <w:ind w:left="5760" w:hanging="360"/>
+          <w:tab w:pos="5760" w:val="num"/>
+        </w:tabs>
+        <w:ind w:hanging="360" w:left="5760"/>
       </w:pPr>
     </w:lvl>
     <w:lvl w:ilvl="8" w:tentative="1">
@@ -2208,13 +1989,13 @@
       <w:lvlJc w:val="left"/>
       <w:pPr>
         <w:tabs>
-          <w:tab w:val="num" w:pos="6480"/>
-        </w:tabs>
-        <w:ind w:left="6480" w:hanging="360"/>
+          <w:tab w:pos="6480" w:val="num"/>
+        </w:tabs>
+        <w:ind w:hanging="360" w:left="6480"/>
       </w:pPr>
     </w:lvl>
   </w:abstractNum>
-  <w:abstractNum w:abstractNumId="17" w15:restartNumberingAfterBreak="0">
+  <w:abstractNum w15:restartNumberingAfterBreak="0" w:abstractNumId="16">
     <w:nsid w:val="5AF76DFB"/>
     <w:multiLevelType w:val="multilevel"/>
     <w:tmpl w:val="267245EE"/>
@@ -2225,9 +2006,9 @@
       <w:lvlJc w:val="left"/>
       <w:pPr>
         <w:tabs>
-          <w:tab w:val="num" w:pos="720"/>
-        </w:tabs>
-        <w:ind w:left="720" w:hanging="360"/>
+          <w:tab w:pos="720" w:val="num"/>
+        </w:tabs>
+        <w:ind w:hanging="360" w:left="720"/>
       </w:pPr>
     </w:lvl>
     <w:lvl w:ilvl="1" w:tentative="1">
@@ -2237,9 +2018,9 @@
       <w:lvlJc w:val="left"/>
       <w:pPr>
         <w:tabs>
-          <w:tab w:val="num" w:pos="1440"/>
-        </w:tabs>
-        <w:ind w:left="1440" w:hanging="360"/>
+          <w:tab w:pos="1440" w:val="num"/>
+        </w:tabs>
+        <w:ind w:hanging="360" w:left="1440"/>
       </w:pPr>
     </w:lvl>
     <w:lvl w:ilvl="2" w:tentative="1">
@@ -2249,9 +2030,9 @@
       <w:lvlJc w:val="left"/>
       <w:pPr>
         <w:tabs>
-          <w:tab w:val="num" w:pos="2160"/>
-        </w:tabs>
-        <w:ind w:left="2160" w:hanging="360"/>
+          <w:tab w:pos="2160" w:val="num"/>
+        </w:tabs>
+        <w:ind w:hanging="360" w:left="2160"/>
       </w:pPr>
     </w:lvl>
     <w:lvl w:ilvl="3" w:tentative="1">
@@ -2261,9 +2042,9 @@
       <w:lvlJc w:val="left"/>
       <w:pPr>
         <w:tabs>
-          <w:tab w:val="num" w:pos="2880"/>
-        </w:tabs>
-        <w:ind w:left="2880" w:hanging="360"/>
+          <w:tab w:pos="2880" w:val="num"/>
+        </w:tabs>
+        <w:ind w:hanging="360" w:left="2880"/>
       </w:pPr>
     </w:lvl>
     <w:lvl w:ilvl="4" w:tentative="1">
@@ -2273,9 +2054,9 @@
       <w:lvlJc w:val="left"/>
       <w:pPr>
         <w:tabs>
-          <w:tab w:val="num" w:pos="3600"/>
-        </w:tabs>
-        <w:ind w:left="3600" w:hanging="360"/>
+          <w:tab w:pos="3600" w:val="num"/>
+        </w:tabs>
+        <w:ind w:hanging="360" w:left="3600"/>
       </w:pPr>
     </w:lvl>
     <w:lvl w:ilvl="5" w:tentative="1">
@@ -2285,9 +2066,9 @@
       <w:lvlJc w:val="left"/>
       <w:pPr>
         <w:tabs>
-          <w:tab w:val="num" w:pos="4320"/>
-        </w:tabs>
-        <w:ind w:left="4320" w:hanging="360"/>
+          <w:tab w:pos="4320" w:val="num"/>
+        </w:tabs>
+        <w:ind w:hanging="360" w:left="4320"/>
       </w:pPr>
     </w:lvl>
     <w:lvl w:ilvl="6" w:tentative="1">
@@ -2297,9 +2078,9 @@
       <w:lvlJc w:val="left"/>
       <w:pPr>
         <w:tabs>
-          <w:tab w:val="num" w:pos="5040"/>
-        </w:tabs>
-        <w:ind w:left="5040" w:hanging="360"/>
+          <w:tab w:pos="5040" w:val="num"/>
+        </w:tabs>
+        <w:ind w:hanging="360" w:left="5040"/>
       </w:pPr>
     </w:lvl>
     <w:lvl w:ilvl="7" w:tentative="1">
@@ -2309,9 +2090,9 @@
       <w:lvlJc w:val="left"/>
       <w:pPr>
         <w:tabs>
-          <w:tab w:val="num" w:pos="5760"/>
-        </w:tabs>
-        <w:ind w:left="5760" w:hanging="360"/>
+          <w:tab w:pos="5760" w:val="num"/>
+        </w:tabs>
+        <w:ind w:hanging="360" w:left="5760"/>
       </w:pPr>
     </w:lvl>
     <w:lvl w:ilvl="8" w:tentative="1">
@@ -2321,13 +2102,13 @@
       <w:lvlJc w:val="left"/>
       <w:pPr>
         <w:tabs>
-          <w:tab w:val="num" w:pos="6480"/>
-        </w:tabs>
-        <w:ind w:left="6480" w:hanging="360"/>
+          <w:tab w:pos="6480" w:val="num"/>
+        </w:tabs>
+        <w:ind w:hanging="360" w:left="6480"/>
       </w:pPr>
     </w:lvl>
   </w:abstractNum>
-  <w:abstractNum w:abstractNumId="18" w15:restartNumberingAfterBreak="0">
+  <w:abstractNum w15:restartNumberingAfterBreak="0" w:abstractNumId="17">
     <w:nsid w:val="5CAE3D11"/>
     <w:multiLevelType w:val="multilevel"/>
     <w:tmpl w:val="D038AA8E"/>
@@ -2337,10 +2118,10 @@
       <w:lvlText w:val="%1."/>
       <w:lvlJc w:val="left"/>
       <w:pPr>
-        <w:ind w:left="720" w:hanging="360"/>
-      </w:pPr>
-      <w:rPr>
-        <w:rFonts w:ascii="Ubuntu" w:eastAsia="Ubuntu" w:hAnsi="Ubuntu" w:cs="Ubuntu"/>
+        <w:ind w:hanging="360" w:left="720"/>
+      </w:pPr>
+      <w:rPr>
+        <w:rFonts w:ascii="Ubuntu" w:cs="Ubuntu" w:eastAsia="Ubuntu" w:hAnsi="Ubuntu"/>
         <w:color w:val="465360"/>
         <w:sz w:val="21"/>
         <w:szCs w:val="21"/>
@@ -2353,7 +2134,7 @@
       <w:lvlText w:val="%2."/>
       <w:lvlJc w:val="left"/>
       <w:pPr>
-        <w:ind w:left="1440" w:hanging="360"/>
+        <w:ind w:hanging="360" w:left="1440"/>
       </w:pPr>
       <w:rPr>
         <w:u w:val="none"/>
@@ -2365,7 +2146,7 @@
       <w:lvlText w:val="%3."/>
       <w:lvlJc w:val="left"/>
       <w:pPr>
-        <w:ind w:left="2160" w:hanging="360"/>
+        <w:ind w:hanging="360" w:left="2160"/>
       </w:pPr>
       <w:rPr>
         <w:u w:val="none"/>
@@ -2377,7 +2158,7 @@
       <w:lvlText w:val="%4."/>
       <w:lvlJc w:val="left"/>
       <w:pPr>
-        <w:ind w:left="2880" w:hanging="360"/>
+        <w:ind w:hanging="360" w:left="2880"/>
       </w:pPr>
       <w:rPr>
         <w:u w:val="none"/>
@@ -2389,7 +2170,7 @@
       <w:lvlText w:val="%5."/>
       <w:lvlJc w:val="left"/>
       <w:pPr>
-        <w:ind w:left="3600" w:hanging="360"/>
+        <w:ind w:hanging="360" w:left="3600"/>
       </w:pPr>
       <w:rPr>
         <w:u w:val="none"/>
@@ -2401,7 +2182,7 @@
       <w:lvlText w:val="%6."/>
       <w:lvlJc w:val="left"/>
       <w:pPr>
-        <w:ind w:left="4320" w:hanging="360"/>
+        <w:ind w:hanging="360" w:left="4320"/>
       </w:pPr>
       <w:rPr>
         <w:u w:val="none"/>
@@ -2413,7 +2194,7 @@
       <w:lvlText w:val="%7."/>
       <w:lvlJc w:val="left"/>
       <w:pPr>
-        <w:ind w:left="5040" w:hanging="360"/>
+        <w:ind w:hanging="360" w:left="5040"/>
       </w:pPr>
       <w:rPr>
         <w:u w:val="none"/>
@@ -2425,7 +2206,7 @@
       <w:lvlText w:val="%8."/>
       <w:lvlJc w:val="left"/>
       <w:pPr>
-        <w:ind w:left="5760" w:hanging="360"/>
+        <w:ind w:hanging="360" w:left="5760"/>
       </w:pPr>
       <w:rPr>
         <w:u w:val="none"/>
@@ -2437,14 +2218,14 @@
       <w:lvlText w:val="%9."/>
       <w:lvlJc w:val="left"/>
       <w:pPr>
-        <w:ind w:left="6480" w:hanging="360"/>
+        <w:ind w:hanging="360" w:left="6480"/>
       </w:pPr>
       <w:rPr>
         <w:u w:val="none"/>
       </w:rPr>
     </w:lvl>
   </w:abstractNum>
-  <w:abstractNum w:abstractNumId="19" w15:restartNumberingAfterBreak="0">
+  <w:abstractNum w15:restartNumberingAfterBreak="0" w:abstractNumId="18">
     <w:nsid w:val="613D3456"/>
     <w:multiLevelType w:val="hybridMultilevel"/>
     <w:tmpl w:val="0E88C840"/>
@@ -2454,110 +2235,110 @@
       <w:lvlText w:val=""/>
       <w:lvlJc w:val="left"/>
       <w:pPr>
-        <w:ind w:left="360" w:hanging="360"/>
+        <w:ind w:hanging="360" w:left="360"/>
       </w:pPr>
       <w:rPr>
         <w:rFonts w:ascii="Symbol" w:hAnsi="Symbol" w:hint="default"/>
       </w:rPr>
     </w:lvl>
-    <w:lvl w:ilvl="1" w:tplc="04090003" w:tentative="1">
+    <w:lvl w:ilvl="1" w:tentative="1" w:tplc="04090003">
       <w:start w:val="1"/>
       <w:numFmt w:val="bullet"/>
       <w:lvlText w:val="o"/>
       <w:lvlJc w:val="left"/>
       <w:pPr>
-        <w:ind w:left="1080" w:hanging="360"/>
+        <w:ind w:hanging="360" w:left="1080"/>
       </w:pPr>
       <w:rPr>
         <w:rFonts w:ascii="Courier New" w:hAnsi="Courier New" w:hint="default"/>
       </w:rPr>
     </w:lvl>
-    <w:lvl w:ilvl="2" w:tplc="04090005" w:tentative="1">
+    <w:lvl w:ilvl="2" w:tentative="1" w:tplc="04090005">
       <w:start w:val="1"/>
       <w:numFmt w:val="bullet"/>
       <w:lvlText w:val=""/>
       <w:lvlJc w:val="left"/>
       <w:pPr>
-        <w:ind w:left="1800" w:hanging="360"/>
+        <w:ind w:hanging="360" w:left="1800"/>
       </w:pPr>
       <w:rPr>
         <w:rFonts w:ascii="Wingdings" w:hAnsi="Wingdings" w:hint="default"/>
       </w:rPr>
     </w:lvl>
-    <w:lvl w:ilvl="3" w:tplc="04090001" w:tentative="1">
+    <w:lvl w:ilvl="3" w:tentative="1" w:tplc="04090001">
       <w:start w:val="1"/>
       <w:numFmt w:val="bullet"/>
       <w:lvlText w:val=""/>
       <w:lvlJc w:val="left"/>
       <w:pPr>
-        <w:ind w:left="2520" w:hanging="360"/>
+        <w:ind w:hanging="360" w:left="2520"/>
       </w:pPr>
       <w:rPr>
         <w:rFonts w:ascii="Symbol" w:hAnsi="Symbol" w:hint="default"/>
       </w:rPr>
     </w:lvl>
-    <w:lvl w:ilvl="4" w:tplc="04090003" w:tentative="1">
+    <w:lvl w:ilvl="4" w:tentative="1" w:tplc="04090003">
       <w:start w:val="1"/>
       <w:numFmt w:val="bullet"/>
       <w:lvlText w:val="o"/>
       <w:lvlJc w:val="left"/>
       <w:pPr>
-        <w:ind w:left="3240" w:hanging="360"/>
+        <w:ind w:hanging="360" w:left="3240"/>
       </w:pPr>
       <w:rPr>
         <w:rFonts w:ascii="Courier New" w:hAnsi="Courier New" w:hint="default"/>
       </w:rPr>
     </w:lvl>
-    <w:lvl w:ilvl="5" w:tplc="04090005" w:tentative="1">
+    <w:lvl w:ilvl="5" w:tentative="1" w:tplc="04090005">
       <w:start w:val="1"/>
       <w:numFmt w:val="bullet"/>
       <w:lvlText w:val=""/>
       <w:lvlJc w:val="left"/>
       <w:pPr>
-        <w:ind w:left="3960" w:hanging="360"/>
+        <w:ind w:hanging="360" w:left="3960"/>
       </w:pPr>
       <w:rPr>
         <w:rFonts w:ascii="Wingdings" w:hAnsi="Wingdings" w:hint="default"/>
       </w:rPr>
     </w:lvl>
-    <w:lvl w:ilvl="6" w:tplc="04090001" w:tentative="1">
+    <w:lvl w:ilvl="6" w:tentative="1" w:tplc="04090001">
       <w:start w:val="1"/>
       <w:numFmt w:val="bullet"/>
       <w:lvlText w:val=""/>
       <w:lvlJc w:val="left"/>
       <w:pPr>
-        <w:ind w:left="4680" w:hanging="360"/>
+        <w:ind w:hanging="360" w:left="4680"/>
       </w:pPr>
       <w:rPr>
         <w:rFonts w:ascii="Symbol" w:hAnsi="Symbol" w:hint="default"/>
       </w:rPr>
     </w:lvl>
-    <w:lvl w:ilvl="7" w:tplc="04090003" w:tentative="1">
+    <w:lvl w:ilvl="7" w:tentative="1" w:tplc="04090003">
       <w:start w:val="1"/>
       <w:numFmt w:val="bullet"/>
       <w:lvlText w:val="o"/>
       <w:lvlJc w:val="left"/>
       <w:pPr>
-        <w:ind w:left="5400" w:hanging="360"/>
+        <w:ind w:hanging="360" w:left="5400"/>
       </w:pPr>
       <w:rPr>
         <w:rFonts w:ascii="Courier New" w:hAnsi="Courier New" w:hint="default"/>
       </w:rPr>
     </w:lvl>
-    <w:lvl w:ilvl="8" w:tplc="04090005" w:tentative="1">
+    <w:lvl w:ilvl="8" w:tentative="1" w:tplc="04090005">
       <w:start w:val="1"/>
       <w:numFmt w:val="bullet"/>
       <w:lvlText w:val=""/>
       <w:lvlJc w:val="left"/>
       <w:pPr>
-        <w:ind w:left="6120" w:hanging="360"/>
+        <w:ind w:hanging="360" w:left="6120"/>
       </w:pPr>
       <w:rPr>
         <w:rFonts w:ascii="Wingdings" w:hAnsi="Wingdings" w:hint="default"/>
       </w:rPr>
     </w:lvl>
   </w:abstractNum>
-  <w:abstractNum w:abstractNumId="20" w15:restartNumberingAfterBreak="0">
+  <w:abstractNum w15:restartNumberingAfterBreak="0" w:abstractNumId="19">
     <w:nsid w:val="63F157A6"/>
     <w:multiLevelType w:val="multilevel"/>
     <w:tmpl w:val="90C45528"/>
@@ -2568,9 +2349,9 @@
       <w:lvlJc w:val="left"/>
       <w:pPr>
         <w:tabs>
-          <w:tab w:val="num" w:pos="720"/>
-        </w:tabs>
-        <w:ind w:left="720" w:hanging="360"/>
+          <w:tab w:pos="720" w:val="num"/>
+        </w:tabs>
+        <w:ind w:hanging="360" w:left="720"/>
       </w:pPr>
       <w:rPr>
         <w:rFonts w:ascii="Symbol" w:hAnsi="Symbol" w:hint="default"/>
@@ -2584,9 +2365,9 @@
       <w:lvlJc w:val="left"/>
       <w:pPr>
         <w:tabs>
-          <w:tab w:val="num" w:pos="1440"/>
-        </w:tabs>
-        <w:ind w:left="1440" w:hanging="360"/>
+          <w:tab w:pos="1440" w:val="num"/>
+        </w:tabs>
+        <w:ind w:hanging="360" w:left="1440"/>
       </w:pPr>
       <w:rPr>
         <w:rFonts w:ascii="Courier New" w:hAnsi="Courier New" w:hint="default"/>
@@ -2600,9 +2381,9 @@
       <w:lvlJc w:val="left"/>
       <w:pPr>
         <w:tabs>
-          <w:tab w:val="num" w:pos="2160"/>
-        </w:tabs>
-        <w:ind w:left="2160" w:hanging="360"/>
+          <w:tab w:pos="2160" w:val="num"/>
+        </w:tabs>
+        <w:ind w:hanging="360" w:left="2160"/>
       </w:pPr>
       <w:rPr>
         <w:rFonts w:ascii="Wingdings" w:hAnsi="Wingdings" w:hint="default"/>
@@ -2616,9 +2397,9 @@
       <w:lvlJc w:val="left"/>
       <w:pPr>
         <w:tabs>
-          <w:tab w:val="num" w:pos="2880"/>
-        </w:tabs>
-        <w:ind w:left="2880" w:hanging="360"/>
+          <w:tab w:pos="2880" w:val="num"/>
+        </w:tabs>
+        <w:ind w:hanging="360" w:left="2880"/>
       </w:pPr>
       <w:rPr>
         <w:rFonts w:ascii="Wingdings" w:hAnsi="Wingdings" w:hint="default"/>
@@ -2632,9 +2413,9 @@
       <w:lvlJc w:val="left"/>
       <w:pPr>
         <w:tabs>
-          <w:tab w:val="num" w:pos="3600"/>
-        </w:tabs>
-        <w:ind w:left="3600" w:hanging="360"/>
+          <w:tab w:pos="3600" w:val="num"/>
+        </w:tabs>
+        <w:ind w:hanging="360" w:left="3600"/>
       </w:pPr>
       <w:rPr>
         <w:rFonts w:ascii="Wingdings" w:hAnsi="Wingdings" w:hint="default"/>
@@ -2648,9 +2429,9 @@
       <w:lvlJc w:val="left"/>
       <w:pPr>
         <w:tabs>
-          <w:tab w:val="num" w:pos="4320"/>
-        </w:tabs>
-        <w:ind w:left="4320" w:hanging="360"/>
+          <w:tab w:pos="4320" w:val="num"/>
+        </w:tabs>
+        <w:ind w:hanging="360" w:left="4320"/>
       </w:pPr>
       <w:rPr>
         <w:rFonts w:ascii="Wingdings" w:hAnsi="Wingdings" w:hint="default"/>
@@ -2664,9 +2445,9 @@
       <w:lvlJc w:val="left"/>
       <w:pPr>
         <w:tabs>
-          <w:tab w:val="num" w:pos="5040"/>
-        </w:tabs>
-        <w:ind w:left="5040" w:hanging="360"/>
+          <w:tab w:pos="5040" w:val="num"/>
+        </w:tabs>
+        <w:ind w:hanging="360" w:left="5040"/>
       </w:pPr>
       <w:rPr>
         <w:rFonts w:ascii="Wingdings" w:hAnsi="Wingdings" w:hint="default"/>
@@ -2680,9 +2461,9 @@
       <w:lvlJc w:val="left"/>
       <w:pPr>
         <w:tabs>
-          <w:tab w:val="num" w:pos="5760"/>
-        </w:tabs>
-        <w:ind w:left="5760" w:hanging="360"/>
+          <w:tab w:pos="5760" w:val="num"/>
+        </w:tabs>
+        <w:ind w:hanging="360" w:left="5760"/>
       </w:pPr>
       <w:rPr>
         <w:rFonts w:ascii="Wingdings" w:hAnsi="Wingdings" w:hint="default"/>
@@ -2696,9 +2477,9 @@
       <w:lvlJc w:val="left"/>
       <w:pPr>
         <w:tabs>
-          <w:tab w:val="num" w:pos="6480"/>
-        </w:tabs>
-        <w:ind w:left="6480" w:hanging="360"/>
+          <w:tab w:pos="6480" w:val="num"/>
+        </w:tabs>
+        <w:ind w:hanging="360" w:left="6480"/>
       </w:pPr>
       <w:rPr>
         <w:rFonts w:ascii="Wingdings" w:hAnsi="Wingdings" w:hint="default"/>
@@ -2706,7 +2487,7 @@
       </w:rPr>
     </w:lvl>
   </w:abstractNum>
-  <w:abstractNum w:abstractNumId="21" w15:restartNumberingAfterBreak="0">
+  <w:abstractNum w15:restartNumberingAfterBreak="0" w:abstractNumId="20">
     <w:nsid w:val="66CD1B99"/>
     <w:multiLevelType w:val="multilevel"/>
     <w:tmpl w:val="D2DCC01C"/>
@@ -2716,7 +2497,7 @@
       <w:lvlText w:val="-"/>
       <w:lvlJc w:val="left"/>
       <w:pPr>
-        <w:ind w:left="720" w:hanging="360"/>
+        <w:ind w:hanging="360" w:left="720"/>
       </w:pPr>
       <w:rPr>
         <w:u w:val="none"/>
@@ -2728,7 +2509,7 @@
       <w:lvlText w:val="-"/>
       <w:lvlJc w:val="left"/>
       <w:pPr>
-        <w:ind w:left="1440" w:hanging="360"/>
+        <w:ind w:hanging="360" w:left="1440"/>
       </w:pPr>
       <w:rPr>
         <w:u w:val="none"/>
@@ -2740,7 +2521,7 @@
       <w:lvlText w:val="-"/>
       <w:lvlJc w:val="left"/>
       <w:pPr>
-        <w:ind w:left="2160" w:hanging="360"/>
+        <w:ind w:hanging="360" w:left="2160"/>
       </w:pPr>
       <w:rPr>
         <w:u w:val="none"/>
@@ -2752,7 +2533,7 @@
       <w:lvlText w:val="-"/>
       <w:lvlJc w:val="left"/>
       <w:pPr>
-        <w:ind w:left="2880" w:hanging="360"/>
+        <w:ind w:hanging="360" w:left="2880"/>
       </w:pPr>
       <w:rPr>
         <w:u w:val="none"/>
@@ -2764,7 +2545,7 @@
       <w:lvlText w:val="-"/>
       <w:lvlJc w:val="left"/>
       <w:pPr>
-        <w:ind w:left="3600" w:hanging="360"/>
+        <w:ind w:hanging="360" w:left="3600"/>
       </w:pPr>
       <w:rPr>
         <w:u w:val="none"/>
@@ -2776,7 +2557,7 @@
       <w:lvlText w:val="-"/>
       <w:lvlJc w:val="left"/>
       <w:pPr>
-        <w:ind w:left="4320" w:hanging="360"/>
+        <w:ind w:hanging="360" w:left="4320"/>
       </w:pPr>
       <w:rPr>
         <w:u w:val="none"/>
@@ -2788,7 +2569,7 @@
       <w:lvlText w:val="-"/>
       <w:lvlJc w:val="left"/>
       <w:pPr>
-        <w:ind w:left="5040" w:hanging="360"/>
+        <w:ind w:hanging="360" w:left="5040"/>
       </w:pPr>
       <w:rPr>
         <w:u w:val="none"/>
@@ -2800,7 +2581,7 @@
       <w:lvlText w:val="-"/>
       <w:lvlJc w:val="left"/>
       <w:pPr>
-        <w:ind w:left="5760" w:hanging="360"/>
+        <w:ind w:hanging="360" w:left="5760"/>
       </w:pPr>
       <w:rPr>
         <w:u w:val="none"/>
@@ -2812,14 +2593,14 @@
       <w:lvlText w:val="-"/>
       <w:lvlJc w:val="left"/>
       <w:pPr>
-        <w:ind w:left="6480" w:hanging="360"/>
+        <w:ind w:hanging="360" w:left="6480"/>
       </w:pPr>
       <w:rPr>
         <w:u w:val="none"/>
       </w:rPr>
     </w:lvl>
   </w:abstractNum>
-  <w:abstractNum w:abstractNumId="22" w15:restartNumberingAfterBreak="0">
+  <w:abstractNum w15:restartNumberingAfterBreak="0" w:abstractNumId="21">
     <w:nsid w:val="6A0B63B6"/>
     <w:multiLevelType w:val="multilevel"/>
     <w:tmpl w:val="267245EE"/>
@@ -2830,9 +2611,9 @@
       <w:lvlJc w:val="left"/>
       <w:pPr>
         <w:tabs>
-          <w:tab w:val="num" w:pos="720"/>
-        </w:tabs>
-        <w:ind w:left="720" w:hanging="360"/>
+          <w:tab w:pos="720" w:val="num"/>
+        </w:tabs>
+        <w:ind w:hanging="360" w:left="720"/>
       </w:pPr>
     </w:lvl>
     <w:lvl w:ilvl="1" w:tentative="1">
@@ -2842,9 +2623,9 @@
       <w:lvlJc w:val="left"/>
       <w:pPr>
         <w:tabs>
-          <w:tab w:val="num" w:pos="1440"/>
-        </w:tabs>
-        <w:ind w:left="1440" w:hanging="360"/>
+          <w:tab w:pos="1440" w:val="num"/>
+        </w:tabs>
+        <w:ind w:hanging="360" w:left="1440"/>
       </w:pPr>
     </w:lvl>
     <w:lvl w:ilvl="2" w:tentative="1">
@@ -2854,9 +2635,9 @@
       <w:lvlJc w:val="left"/>
       <w:pPr>
         <w:tabs>
-          <w:tab w:val="num" w:pos="2160"/>
-        </w:tabs>
-        <w:ind w:left="2160" w:hanging="360"/>
+          <w:tab w:pos="2160" w:val="num"/>
+        </w:tabs>
+        <w:ind w:hanging="360" w:left="2160"/>
       </w:pPr>
     </w:lvl>
     <w:lvl w:ilvl="3" w:tentative="1">
@@ -2866,9 +2647,9 @@
       <w:lvlJc w:val="left"/>
       <w:pPr>
         <w:tabs>
-          <w:tab w:val="num" w:pos="2880"/>
-        </w:tabs>
-        <w:ind w:left="2880" w:hanging="360"/>
+          <w:tab w:pos="2880" w:val="num"/>
+        </w:tabs>
+        <w:ind w:hanging="360" w:left="2880"/>
       </w:pPr>
     </w:lvl>
     <w:lvl w:ilvl="4" w:tentative="1">
@@ -2878,9 +2659,9 @@
       <w:lvlJc w:val="left"/>
       <w:pPr>
         <w:tabs>
-          <w:tab w:val="num" w:pos="3600"/>
-        </w:tabs>
-        <w:ind w:left="3600" w:hanging="360"/>
+          <w:tab w:pos="3600" w:val="num"/>
+        </w:tabs>
+        <w:ind w:hanging="360" w:left="3600"/>
       </w:pPr>
     </w:lvl>
     <w:lvl w:ilvl="5" w:tentative="1">
@@ -2890,9 +2671,9 @@
       <w:lvlJc w:val="left"/>
       <w:pPr>
         <w:tabs>
-          <w:tab w:val="num" w:pos="4320"/>
-        </w:tabs>
-        <w:ind w:left="4320" w:hanging="360"/>
+          <w:tab w:pos="4320" w:val="num"/>
+        </w:tabs>
+        <w:ind w:hanging="360" w:left="4320"/>
       </w:pPr>
     </w:lvl>
     <w:lvl w:ilvl="6" w:tentative="1">
@@ -2902,9 +2683,9 @@
       <w:lvlJc w:val="left"/>
       <w:pPr>
         <w:tabs>
-          <w:tab w:val="num" w:pos="5040"/>
-        </w:tabs>
-        <w:ind w:left="5040" w:hanging="360"/>
+          <w:tab w:pos="5040" w:val="num"/>
+        </w:tabs>
+        <w:ind w:hanging="360" w:left="5040"/>
       </w:pPr>
     </w:lvl>
     <w:lvl w:ilvl="7" w:tentative="1">
@@ -2914,9 +2695,9 @@
       <w:lvlJc w:val="left"/>
       <w:pPr>
         <w:tabs>
-          <w:tab w:val="num" w:pos="5760"/>
-        </w:tabs>
-        <w:ind w:left="5760" w:hanging="360"/>
+          <w:tab w:pos="5760" w:val="num"/>
+        </w:tabs>
+        <w:ind w:hanging="360" w:left="5760"/>
       </w:pPr>
     </w:lvl>
     <w:lvl w:ilvl="8" w:tentative="1">
@@ -2926,13 +2707,13 @@
       <w:lvlJc w:val="left"/>
       <w:pPr>
         <w:tabs>
-          <w:tab w:val="num" w:pos="6480"/>
-        </w:tabs>
-        <w:ind w:left="6480" w:hanging="360"/>
+          <w:tab w:pos="6480" w:val="num"/>
+        </w:tabs>
+        <w:ind w:hanging="360" w:left="6480"/>
       </w:pPr>
     </w:lvl>
   </w:abstractNum>
-  <w:abstractNum w:abstractNumId="23" w15:restartNumberingAfterBreak="0">
+  <w:abstractNum w15:restartNumberingAfterBreak="0" w:abstractNumId="22">
     <w:nsid w:val="718F48A8"/>
     <w:multiLevelType w:val="hybridMultilevel"/>
     <w:tmpl w:val="F718D7FE"/>
@@ -2942,110 +2723,110 @@
       <w:lvlText w:val="-"/>
       <w:lvlJc w:val="left"/>
       <w:pPr>
-        <w:ind w:left="720" w:hanging="360"/>
-      </w:pPr>
-      <w:rPr>
-        <w:rFonts w:ascii="Arial" w:eastAsia="Times New Roman" w:hAnsi="Arial" w:cs="Arial" w:hint="default"/>
-      </w:rPr>
-    </w:lvl>
-    <w:lvl w:ilvl="1" w:tplc="04090003" w:tentative="1">
+        <w:ind w:hanging="360" w:left="720"/>
+      </w:pPr>
+      <w:rPr>
+        <w:rFonts w:ascii="Arial" w:cs="Arial" w:eastAsia="Times New Roman" w:hAnsi="Arial" w:hint="default"/>
+      </w:rPr>
+    </w:lvl>
+    <w:lvl w:ilvl="1" w:tentative="1" w:tplc="04090003">
       <w:start w:val="1"/>
       <w:numFmt w:val="bullet"/>
       <w:lvlText w:val="o"/>
       <w:lvlJc w:val="left"/>
       <w:pPr>
-        <w:ind w:left="1440" w:hanging="360"/>
+        <w:ind w:hanging="360" w:left="1440"/>
       </w:pPr>
       <w:rPr>
         <w:rFonts w:ascii="Courier New" w:hAnsi="Courier New" w:hint="default"/>
       </w:rPr>
     </w:lvl>
-    <w:lvl w:ilvl="2" w:tplc="04090005" w:tentative="1">
+    <w:lvl w:ilvl="2" w:tentative="1" w:tplc="04090005">
       <w:start w:val="1"/>
       <w:numFmt w:val="bullet"/>
       <w:lvlText w:val=""/>
       <w:lvlJc w:val="left"/>
       <w:pPr>
-        <w:ind w:left="2160" w:hanging="360"/>
+        <w:ind w:hanging="360" w:left="2160"/>
       </w:pPr>
       <w:rPr>
         <w:rFonts w:ascii="Wingdings" w:hAnsi="Wingdings" w:hint="default"/>
       </w:rPr>
     </w:lvl>
-    <w:lvl w:ilvl="3" w:tplc="04090001" w:tentative="1">
+    <w:lvl w:ilvl="3" w:tentative="1" w:tplc="04090001">
       <w:start w:val="1"/>
       <w:numFmt w:val="bullet"/>
       <w:lvlText w:val=""/>
       <w:lvlJc w:val="left"/>
       <w:pPr>
-        <w:ind w:left="2880" w:hanging="360"/>
+        <w:ind w:hanging="360" w:left="2880"/>
       </w:pPr>
       <w:rPr>
         <w:rFonts w:ascii="Symbol" w:hAnsi="Symbol" w:hint="default"/>
       </w:rPr>
     </w:lvl>
-    <w:lvl w:ilvl="4" w:tplc="04090003" w:tentative="1">
+    <w:lvl w:ilvl="4" w:tentative="1" w:tplc="04090003">
       <w:start w:val="1"/>
       <w:numFmt w:val="bullet"/>
       <w:lvlText w:val="o"/>
       <w:lvlJc w:val="left"/>
       <w:pPr>
-        <w:ind w:left="3600" w:hanging="360"/>
+        <w:ind w:hanging="360" w:left="3600"/>
       </w:pPr>
       <w:rPr>
         <w:rFonts w:ascii="Courier New" w:hAnsi="Courier New" w:hint="default"/>
       </w:rPr>
     </w:lvl>
-    <w:lvl w:ilvl="5" w:tplc="04090005" w:tentative="1">
+    <w:lvl w:ilvl="5" w:tentative="1" w:tplc="04090005">
       <w:start w:val="1"/>
       <w:numFmt w:val="bullet"/>
       <w:lvlText w:val=""/>
       <w:lvlJc w:val="left"/>
       <w:pPr>
-        <w:ind w:left="4320" w:hanging="360"/>
+        <w:ind w:hanging="360" w:left="4320"/>
       </w:pPr>
       <w:rPr>
         <w:rFonts w:ascii="Wingdings" w:hAnsi="Wingdings" w:hint="default"/>
       </w:rPr>
     </w:lvl>
-    <w:lvl w:ilvl="6" w:tplc="04090001" w:tentative="1">
+    <w:lvl w:ilvl="6" w:tentative="1" w:tplc="04090001">
       <w:start w:val="1"/>
       <w:numFmt w:val="bullet"/>
       <w:lvlText w:val=""/>
       <w:lvlJc w:val="left"/>
       <w:pPr>
-        <w:ind w:left="5040" w:hanging="360"/>
+        <w:ind w:hanging="360" w:left="5040"/>
       </w:pPr>
       <w:rPr>
         <w:rFonts w:ascii="Symbol" w:hAnsi="Symbol" w:hint="default"/>
       </w:rPr>
     </w:lvl>
-    <w:lvl w:ilvl="7" w:tplc="04090003" w:tentative="1">
+    <w:lvl w:ilvl="7" w:tentative="1" w:tplc="04090003">
       <w:start w:val="1"/>
       <w:numFmt w:val="bullet"/>
       <w:lvlText w:val="o"/>
       <w:lvlJc w:val="left"/>
       <w:pPr>
-        <w:ind w:left="5760" w:hanging="360"/>
+        <w:ind w:hanging="360" w:left="5760"/>
       </w:pPr>
       <w:rPr>
         <w:rFonts w:ascii="Courier New" w:hAnsi="Courier New" w:hint="default"/>
       </w:rPr>
     </w:lvl>
-    <w:lvl w:ilvl="8" w:tplc="04090005" w:tentative="1">
+    <w:lvl w:ilvl="8" w:tentative="1" w:tplc="04090005">
       <w:start w:val="1"/>
       <w:numFmt w:val="bullet"/>
       <w:lvlText w:val=""/>
       <w:lvlJc w:val="left"/>
       <w:pPr>
-        <w:ind w:left="6480" w:hanging="360"/>
+        <w:ind w:hanging="360" w:left="6480"/>
       </w:pPr>
       <w:rPr>
         <w:rFonts w:ascii="Wingdings" w:hAnsi="Wingdings" w:hint="default"/>
       </w:rPr>
     </w:lvl>
   </w:abstractNum>
-  <w:abstractNum w:abstractNumId="24" w15:restartNumberingAfterBreak="0">
+  <w:abstractNum w15:restartNumberingAfterBreak="0" w:abstractNumId="23">
     <w:nsid w:val="73FC48F6"/>
     <w:multiLevelType w:val="multilevel"/>
     <w:tmpl w:val="7C6CC4BA"/>
@@ -3056,9 +2837,9 @@
       <w:lvlJc w:val="left"/>
       <w:pPr>
         <w:tabs>
-          <w:tab w:val="num" w:pos="720"/>
-        </w:tabs>
-        <w:ind w:left="720" w:hanging="360"/>
+          <w:tab w:pos="720" w:val="num"/>
+        </w:tabs>
+        <w:ind w:hanging="360" w:left="720"/>
       </w:pPr>
     </w:lvl>
     <w:lvl w:ilvl="1" w:tentative="1">
@@ -3068,9 +2849,9 @@
       <w:lvlJc w:val="left"/>
       <w:pPr>
         <w:tabs>
-          <w:tab w:val="num" w:pos="1440"/>
-        </w:tabs>
-        <w:ind w:left="1440" w:hanging="360"/>
+          <w:tab w:pos="1440" w:val="num"/>
+        </w:tabs>
+        <w:ind w:hanging="360" w:left="1440"/>
       </w:pPr>
     </w:lvl>
     <w:lvl w:ilvl="2" w:tentative="1">
@@ -3080,9 +2861,9 @@
       <w:lvlJc w:val="left"/>
       <w:pPr>
         <w:tabs>
-          <w:tab w:val="num" w:pos="2160"/>
-        </w:tabs>
-        <w:ind w:left="2160" w:hanging="360"/>
+          <w:tab w:pos="2160" w:val="num"/>
+        </w:tabs>
+        <w:ind w:hanging="360" w:left="2160"/>
       </w:pPr>
     </w:lvl>
     <w:lvl w:ilvl="3" w:tentative="1">
@@ -3092,9 +2873,9 @@
       <w:lvlJc w:val="left"/>
       <w:pPr>
         <w:tabs>
-          <w:tab w:val="num" w:pos="2880"/>
-        </w:tabs>
-        <w:ind w:left="2880" w:hanging="360"/>
+          <w:tab w:pos="2880" w:val="num"/>
+        </w:tabs>
+        <w:ind w:hanging="360" w:left="2880"/>
       </w:pPr>
     </w:lvl>
     <w:lvl w:ilvl="4" w:tentative="1">
@@ -3104,9 +2885,9 @@
       <w:lvlJc w:val="left"/>
       <w:pPr>
         <w:tabs>
-          <w:tab w:val="num" w:pos="3600"/>
-        </w:tabs>
-        <w:ind w:left="3600" w:hanging="360"/>
+          <w:tab w:pos="3600" w:val="num"/>
+        </w:tabs>
+        <w:ind w:hanging="360" w:left="3600"/>
       </w:pPr>
     </w:lvl>
     <w:lvl w:ilvl="5" w:tentative="1">
@@ -3116,9 +2897,9 @@
       <w:lvlJc w:val="left"/>
       <w:pPr>
         <w:tabs>
-          <w:tab w:val="num" w:pos="4320"/>
-        </w:tabs>
-        <w:ind w:left="4320" w:hanging="360"/>
+          <w:tab w:pos="4320" w:val="num"/>
+        </w:tabs>
+        <w:ind w:hanging="360" w:left="4320"/>
       </w:pPr>
     </w:lvl>
     <w:lvl w:ilvl="6" w:tentative="1">
@@ -3128,9 +2909,9 @@
       <w:lvlJc w:val="left"/>
       <w:pPr>
         <w:tabs>
-          <w:tab w:val="num" w:pos="5040"/>
-        </w:tabs>
-        <w:ind w:left="5040" w:hanging="360"/>
+          <w:tab w:pos="5040" w:val="num"/>
+        </w:tabs>
+        <w:ind w:hanging="360" w:left="5040"/>
       </w:pPr>
     </w:lvl>
     <w:lvl w:ilvl="7" w:tentative="1">
@@ -3140,9 +2921,9 @@
       <w:lvlJc w:val="left"/>
       <w:pPr>
         <w:tabs>
-          <w:tab w:val="num" w:pos="5760"/>
-        </w:tabs>
-        <w:ind w:left="5760" w:hanging="360"/>
+          <w:tab w:pos="5760" w:val="num"/>
+        </w:tabs>
+        <w:ind w:hanging="360" w:left="5760"/>
       </w:pPr>
     </w:lvl>
     <w:lvl w:ilvl="8" w:tentative="1">
@@ -3152,13 +2933,13 @@
       <w:lvlJc w:val="left"/>
       <w:pPr>
         <w:tabs>
-          <w:tab w:val="num" w:pos="6480"/>
-        </w:tabs>
-        <w:ind w:left="6480" w:hanging="360"/>
+          <w:tab w:pos="6480" w:val="num"/>
+        </w:tabs>
+        <w:ind w:hanging="360" w:left="6480"/>
       </w:pPr>
     </w:lvl>
   </w:abstractNum>
-  <w:abstractNum w:abstractNumId="25" w15:restartNumberingAfterBreak="0">
+  <w:abstractNum w15:restartNumberingAfterBreak="0" w:abstractNumId="24">
     <w:nsid w:val="7D980FE5"/>
     <w:multiLevelType w:val="multilevel"/>
     <w:tmpl w:val="EDDA6E46"/>
@@ -3168,219 +2949,295 @@
       <w:lvlText w:val="-"/>
       <w:lvlJc w:val="left"/>
       <w:pPr>
+        <w:ind w:hanging="360" w:left="720"/>
+      </w:pPr>
+      <w:rPr>
+        <w:u w:val="none"/>
+      </w:rPr>
+    </w:lvl>
+    <w:lvl w:ilvl="1">
+      <w:start w:val="1"/>
+      <w:numFmt w:val="bullet"/>
+      <w:lvlText w:val="-"/>
+      <w:lvlJc w:val="left"/>
+      <w:pPr>
+        <w:ind w:hanging="360" w:left="1440"/>
+      </w:pPr>
+      <w:rPr>
+        <w:u w:val="none"/>
+      </w:rPr>
+    </w:lvl>
+    <w:lvl w:ilvl="2">
+      <w:start w:val="1"/>
+      <w:numFmt w:val="bullet"/>
+      <w:lvlText w:val="-"/>
+      <w:lvlJc w:val="left"/>
+      <w:pPr>
+        <w:ind w:hanging="360" w:left="2160"/>
+      </w:pPr>
+      <w:rPr>
+        <w:u w:val="none"/>
+      </w:rPr>
+    </w:lvl>
+    <w:lvl w:ilvl="3">
+      <w:start w:val="1"/>
+      <w:numFmt w:val="bullet"/>
+      <w:lvlText w:val="-"/>
+      <w:lvlJc w:val="left"/>
+      <w:pPr>
+        <w:ind w:hanging="360" w:left="2880"/>
+      </w:pPr>
+      <w:rPr>
+        <w:u w:val="none"/>
+      </w:rPr>
+    </w:lvl>
+    <w:lvl w:ilvl="4">
+      <w:start w:val="1"/>
+      <w:numFmt w:val="bullet"/>
+      <w:lvlText w:val="-"/>
+      <w:lvlJc w:val="left"/>
+      <w:pPr>
+        <w:ind w:hanging="360" w:left="3600"/>
+      </w:pPr>
+      <w:rPr>
+        <w:u w:val="none"/>
+      </w:rPr>
+    </w:lvl>
+    <w:lvl w:ilvl="5">
+      <w:start w:val="1"/>
+      <w:numFmt w:val="bullet"/>
+      <w:lvlText w:val="-"/>
+      <w:lvlJc w:val="left"/>
+      <w:pPr>
+        <w:ind w:hanging="360" w:left="4320"/>
+      </w:pPr>
+      <w:rPr>
+        <w:u w:val="none"/>
+      </w:rPr>
+    </w:lvl>
+    <w:lvl w:ilvl="6">
+      <w:start w:val="1"/>
+      <w:numFmt w:val="bullet"/>
+      <w:lvlText w:val="-"/>
+      <w:lvlJc w:val="left"/>
+      <w:pPr>
+        <w:ind w:hanging="360" w:left="5040"/>
+      </w:pPr>
+      <w:rPr>
+        <w:u w:val="none"/>
+      </w:rPr>
+    </w:lvl>
+    <w:lvl w:ilvl="7">
+      <w:start w:val="1"/>
+      <w:numFmt w:val="bullet"/>
+      <w:lvlText w:val="-"/>
+      <w:lvlJc w:val="left"/>
+      <w:pPr>
+        <w:ind w:hanging="360" w:left="5760"/>
+      </w:pPr>
+      <w:rPr>
+        <w:u w:val="none"/>
+      </w:rPr>
+    </w:lvl>
+    <w:lvl w:ilvl="8">
+      <w:start w:val="1"/>
+      <w:numFmt w:val="bullet"/>
+      <w:lvlText w:val="-"/>
+      <w:lvlJc w:val="left"/>
+      <w:pPr>
+        <w:ind w:hanging="360" w:left="6480"/>
+      </w:pPr>
+      <w:rPr>
+        <w:u w:val="none"/>
+      </w:rPr>
+    </w:lvl>
+  </w:abstractNum>
+  <w:abstractNum w:abstractNumId="990">
+    <w:nsid w:val="0000A990"/>
+    <w:multiLevelType w:val="multilevel"/>
+    <w:lvl w:ilvl="0">
+      <w:numFmt w:val="bullet"/>
+      <w:lvlText w:val=" "/>
+      <w:lvlJc w:val="left"/>
+      <w:pPr>
         <w:ind w:left="720" w:hanging="360"/>
       </w:pPr>
-      <w:rPr>
-        <w:u w:val="none"/>
-      </w:rPr>
     </w:lvl>
     <w:lvl w:ilvl="1">
-      <w:start w:val="1"/>
-      <w:numFmt w:val="bullet"/>
-      <w:lvlText w:val="-"/>
+      <w:numFmt w:val="bullet"/>
+      <w:lvlText w:val=" "/>
       <w:lvlJc w:val="left"/>
       <w:pPr>
         <w:ind w:left="1440" w:hanging="360"/>
       </w:pPr>
-      <w:rPr>
-        <w:u w:val="none"/>
-      </w:rPr>
     </w:lvl>
     <w:lvl w:ilvl="2">
-      <w:start w:val="1"/>
-      <w:numFmt w:val="bullet"/>
-      <w:lvlText w:val="-"/>
+      <w:numFmt w:val="bullet"/>
+      <w:lvlText w:val=" "/>
       <w:lvlJc w:val="left"/>
       <w:pPr>
         <w:ind w:left="2160" w:hanging="360"/>
       </w:pPr>
-      <w:rPr>
-        <w:u w:val="none"/>
-      </w:rPr>
     </w:lvl>
     <w:lvl w:ilvl="3">
-      <w:start w:val="1"/>
-      <w:numFmt w:val="bullet"/>
-      <w:lvlText w:val="-"/>
+      <w:numFmt w:val="bullet"/>
+      <w:lvlText w:val=" "/>
       <w:lvlJc w:val="left"/>
       <w:pPr>
         <w:ind w:left="2880" w:hanging="360"/>
       </w:pPr>
-      <w:rPr>
-        <w:u w:val="none"/>
-      </w:rPr>
     </w:lvl>
     <w:lvl w:ilvl="4">
-      <w:start w:val="1"/>
-      <w:numFmt w:val="bullet"/>
-      <w:lvlText w:val="-"/>
+      <w:numFmt w:val="bullet"/>
+      <w:lvlText w:val=" "/>
       <w:lvlJc w:val="left"/>
       <w:pPr>
         <w:ind w:left="3600" w:hanging="360"/>
       </w:pPr>
-      <w:rPr>
-        <w:u w:val="none"/>
-      </w:rPr>
     </w:lvl>
     <w:lvl w:ilvl="5">
-      <w:start w:val="1"/>
-      <w:numFmt w:val="bullet"/>
-      <w:lvlText w:val="-"/>
+      <w:numFmt w:val="bullet"/>
+      <w:lvlText w:val=" "/>
       <w:lvlJc w:val="left"/>
       <w:pPr>
         <w:ind w:left="4320" w:hanging="360"/>
       </w:pPr>
-      <w:rPr>
-        <w:u w:val="none"/>
-      </w:rPr>
     </w:lvl>
     <w:lvl w:ilvl="6">
-      <w:start w:val="1"/>
-      <w:numFmt w:val="bullet"/>
-      <w:lvlText w:val="-"/>
+      <w:numFmt w:val="bullet"/>
+      <w:lvlText w:val=" "/>
       <w:lvlJc w:val="left"/>
       <w:pPr>
         <w:ind w:left="5040" w:hanging="360"/>
       </w:pPr>
-      <w:rPr>
-        <w:u w:val="none"/>
-      </w:rPr>
     </w:lvl>
     <w:lvl w:ilvl="7">
-      <w:start w:val="1"/>
-      <w:numFmt w:val="bullet"/>
-      <w:lvlText w:val="-"/>
+      <w:numFmt w:val="bullet"/>
+      <w:lvlText w:val=" "/>
       <w:lvlJc w:val="left"/>
       <w:pPr>
         <w:ind w:left="5760" w:hanging="360"/>
       </w:pPr>
-      <w:rPr>
-        <w:u w:val="none"/>
-      </w:rPr>
     </w:lvl>
     <w:lvl w:ilvl="8">
-      <w:start w:val="1"/>
-      <w:numFmt w:val="bullet"/>
-      <w:lvlText w:val="-"/>
+      <w:numFmt w:val="bullet"/>
+      <w:lvlText w:val=" "/>
       <w:lvlJc w:val="left"/>
       <w:pPr>
         <w:ind w:left="6480" w:hanging="360"/>
       </w:pPr>
-      <w:rPr>
-        <w:u w:val="none"/>
-      </w:rPr>
     </w:lvl>
   </w:abstractNum>
-  <w:num w:numId="1" w16cid:durableId="1065760883">
+  <w:num w16cid:durableId="1065760883" w:numId="1">
+    <w:abstractNumId w:val="12"/>
+  </w:num>
+  <w:num w16cid:durableId="1229654886" w:numId="2">
+    <w:abstractNumId w:val="4"/>
+  </w:num>
+  <w:num w16cid:durableId="1780876995" w:numId="3">
+    <w:abstractNumId w:val="14"/>
+  </w:num>
+  <w:num w16cid:durableId="974025194" w:numId="4">
+    <w:abstractNumId w:val="20"/>
+  </w:num>
+  <w:num w16cid:durableId="559169265" w:numId="5">
+    <w:abstractNumId w:val="3"/>
+  </w:num>
+  <w:num w16cid:durableId="749277374" w:numId="6">
+    <w:abstractNumId w:val="6"/>
+  </w:num>
+  <w:num w16cid:durableId="1982688459" w:numId="7">
+    <w:abstractNumId w:val="17"/>
+  </w:num>
+  <w:num w16cid:durableId="777025906" w:numId="8">
+    <w:abstractNumId w:val="7"/>
+  </w:num>
+  <w:num w16cid:durableId="1683047266" w:numId="9">
+    <w:abstractNumId w:val="24"/>
+  </w:num>
+  <w:num w16cid:durableId="1989626730" w:numId="10">
+    <w:abstractNumId w:val="0"/>
+  </w:num>
+  <w:num w16cid:durableId="1157310178" w:numId="11">
     <w:abstractNumId w:val="13"/>
   </w:num>
-  <w:num w:numId="2" w16cid:durableId="1229654886">
+  <w:num w16cid:durableId="2135756243" w:numId="12">
+    <w:abstractNumId w:val="11"/>
+  </w:num>
+  <w:num w16cid:durableId="1483307824" w:numId="13">
+    <w:abstractNumId w:val="22"/>
+  </w:num>
+  <w:num w16cid:durableId="666329526" w:numId="14">
+    <w:abstractNumId w:val="1"/>
+  </w:num>
+  <w:num w16cid:durableId="361440534" w:numId="15">
+    <w:abstractNumId w:val="16"/>
+  </w:num>
+  <w:num w16cid:durableId="760414313" w:numId="16">
+    <w:abstractNumId w:val="19"/>
+  </w:num>
+  <w:num w16cid:durableId="2113938833" w:numId="17">
+    <w:abstractNumId w:val="15"/>
+  </w:num>
+  <w:num w16cid:durableId="196820457" w:numId="18">
+    <w:abstractNumId w:val="9"/>
+  </w:num>
+  <w:num w16cid:durableId="1028726134" w:numId="19">
+    <w:abstractNumId w:val="18"/>
+  </w:num>
+  <w:num w16cid:durableId="192043067" w:numId="20">
     <w:abstractNumId w:val="5"/>
   </w:num>
-  <w:num w:numId="3" w16cid:durableId="1780876995">
-    <w:abstractNumId w:val="15"/>
+  <w:num w16cid:durableId="910313393" w:numId="21">
+    <w:abstractNumId w:val="2"/>
   </w:num>
-  <w:num w:numId="4" w16cid:durableId="974025194">
+  <w:num w16cid:durableId="329673323" w:numId="22">
+    <w:abstractNumId w:val="10"/>
+  </w:num>
+  <w:num w16cid:durableId="569272857" w:numId="23">
+    <w:abstractNumId w:val="8"/>
+  </w:num>
+  <w:num w16cid:durableId="1467820160" w:numId="24">
+    <w:abstractNumId w:val="23"/>
+  </w:num>
+  <w:num w16cid:durableId="1134904917" w:numId="25">
     <w:abstractNumId w:val="21"/>
   </w:num>
-  <w:num w:numId="5" w16cid:durableId="559169265">
-    <w:abstractNumId w:val="4"/>
-  </w:num>
-  <w:num w:numId="6" w16cid:durableId="749277374">
-    <w:abstractNumId w:val="7"/>
-  </w:num>
-  <w:num w:numId="7" w16cid:durableId="1982688459">
-    <w:abstractNumId w:val="18"/>
-  </w:num>
-  <w:num w:numId="8" w16cid:durableId="777025906">
-    <w:abstractNumId w:val="8"/>
-  </w:num>
-  <w:num w:numId="9" w16cid:durableId="1683047266">
-    <w:abstractNumId w:val="25"/>
-  </w:num>
-  <w:num w:numId="10" w16cid:durableId="1989626730">
-    <w:abstractNumId w:val="1"/>
-  </w:num>
-  <w:num w:numId="11" w16cid:durableId="1157310178">
-    <w:abstractNumId w:val="14"/>
-  </w:num>
-  <w:num w:numId="12" w16cid:durableId="2135756243">
-    <w:abstractNumId w:val="12"/>
-  </w:num>
-  <w:num w:numId="13" w16cid:durableId="1483307824">
-    <w:abstractNumId w:val="23"/>
-  </w:num>
-  <w:num w:numId="14" w16cid:durableId="666329526">
-    <w:abstractNumId w:val="2"/>
-  </w:num>
-  <w:num w:numId="15" w16cid:durableId="361440534">
-    <w:abstractNumId w:val="17"/>
-  </w:num>
-  <w:num w:numId="16" w16cid:durableId="760414313">
-    <w:abstractNumId w:val="20"/>
-  </w:num>
-  <w:num w:numId="17" w16cid:durableId="2113938833">
-    <w:abstractNumId w:val="16"/>
-  </w:num>
-  <w:num w:numId="18" w16cid:durableId="196820457">
-    <w:abstractNumId w:val="10"/>
-  </w:num>
-  <w:num w:numId="19" w16cid:durableId="1028726134">
-    <w:abstractNumId w:val="19"/>
-  </w:num>
-  <w:num w:numId="20" w16cid:durableId="192043067">
-    <w:abstractNumId w:val="6"/>
-  </w:num>
-  <w:num w:numId="21" w16cid:durableId="910313393">
-    <w:abstractNumId w:val="3"/>
-  </w:num>
-  <w:num w:numId="22" w16cid:durableId="329673323">
-    <w:abstractNumId w:val="11"/>
-  </w:num>
-  <w:num w:numId="23" w16cid:durableId="569272857">
-    <w:abstractNumId w:val="9"/>
-  </w:num>
-  <w:num w:numId="24" w16cid:durableId="1467820160">
-    <w:abstractNumId w:val="24"/>
-  </w:num>
-  <w:num w:numId="25" w16cid:durableId="1134904917">
-    <w:abstractNumId w:val="22"/>
-  </w:num>
-  <w:num w:numId="26" w16cid:durableId="795490556">
-    <w:abstractNumId w:val="0"/>
+  <w:num w:numId="1000">
+    <w:abstractNumId w:val="990"/>
   </w:num>
 </w:numbering>
 </file>
 
 <file path=word/styles.xml><?xml version="1.0" encoding="utf-8"?>
-<w:styles xmlns:mc="http://schemas.openxmlformats.org/markup-compatibility/2006" xmlns:r="http://schemas.openxmlformats.org/officeDocument/2006/relationships" xmlns:w="http://schemas.openxmlformats.org/wordprocessingml/2006/main" xmlns:w14="http://schemas.microsoft.com/office/word/2010/wordml" xmlns:w15="http://schemas.microsoft.com/office/word/2012/wordml" xmlns:w16cex="http://schemas.microsoft.com/office/word/2018/wordml/cex" xmlns:w16cid="http://schemas.microsoft.com/office/word/2016/wordml/cid" xmlns:w16="http://schemas.microsoft.com/office/word/2018/wordml" xmlns:w16sdtdh="http://schemas.microsoft.com/office/word/2020/wordml/sdtdatahash" xmlns:w16sdtfl="http://schemas.microsoft.com/office/word/2024/wordml/sdtformatlock" xmlns:w16se="http://schemas.microsoft.com/office/word/2015/wordml/symex" xmlns:w16du="http://schemas.microsoft.com/office/word/2023/wordml/word16du" mc:Ignorable="w14 w15 w16se w16cid w16 w16cex w16sdtdh w16sdtfl w16du">
+<w:styles xmlns:mc="http://schemas.openxmlformats.org/markup-compatibility/2006" xmlns:r="http://schemas.openxmlformats.org/officeDocument/2006/relationships" xmlns:w="http://schemas.openxmlformats.org/wordprocessingml/2006/main" xmlns:w14="http://schemas.microsoft.com/office/word/2010/wordml" xmlns:w15="http://schemas.microsoft.com/office/word/2012/wordml" xmlns:w16="http://schemas.microsoft.com/office/word/2018/wordml" xmlns:w16cex="http://schemas.microsoft.com/office/word/2018/wordml/cex" xmlns:w16cid="http://schemas.microsoft.com/office/word/2016/wordml/cid" xmlns:w16du="http://schemas.microsoft.com/office/word/2023/wordml/word16du" xmlns:w16sdtdh="http://schemas.microsoft.com/office/word/2020/wordml/sdtdatahash" xmlns:w16sdtfl="http://schemas.microsoft.com/office/word/2024/wordml/sdtformatlock" xmlns:w16se="http://schemas.microsoft.com/office/word/2015/wordml/symex" mc:Ignorable="w14 w15 w16se w16cid w16 w16cex w16sdtdh w16sdtfl w16du">
   <w:docDefaults>
     <w:rPrDefault>
       <w:rPr>
-        <w:rFonts w:ascii="Times New Roman" w:eastAsia="Times New Roman" w:hAnsi="Times New Roman" w:cs="Times New Roman"/>
+        <w:rFonts w:ascii="Times New Roman" w:cs="Times New Roman" w:eastAsia="Times New Roman" w:hAnsi="Times New Roman"/>
         <w:sz w:val="22"/>
         <w:szCs w:val="22"/>
-        <w:lang w:val="en" w:eastAsia="en-US" w:bidi="ar-SA"/>
+        <w:lang w:bidi="ar-SA" w:eastAsia="en-US" w:val="en"/>
       </w:rPr>
     </w:rPrDefault>
     <w:pPrDefault>
       <w:pPr>
-        <w:spacing w:before="180" w:after="180"/>
+        <w:spacing w:after="180" w:before="180"/>
         <w:jc w:val="both"/>
       </w:pPr>
     </w:pPrDefault>
   </w:docDefaults>
-  <w:latentStyles w:defLockedState="0" w:defUIPriority="99" w:defSemiHidden="0" w:defUnhideWhenUsed="0" w:defQFormat="0" w:count="376">
-    <w:lsdException w:name="Normal" w:uiPriority="0" w:qFormat="1"/>
-    <w:lsdException w:name="heading 1" w:uiPriority="9" w:qFormat="1"/>
-    <w:lsdException w:name="heading 2" w:semiHidden="1" w:uiPriority="9" w:unhideWhenUsed="1" w:qFormat="1"/>
-    <w:lsdException w:name="heading 3" w:semiHidden="1" w:uiPriority="9" w:unhideWhenUsed="1" w:qFormat="1"/>
-    <w:lsdException w:name="heading 4" w:semiHidden="1" w:uiPriority="9" w:unhideWhenUsed="1" w:qFormat="1"/>
-    <w:lsdException w:name="heading 5" w:semiHidden="1" w:uiPriority="9" w:unhideWhenUsed="1" w:qFormat="1"/>
-    <w:lsdException w:name="heading 6" w:semiHidden="1" w:uiPriority="9" w:unhideWhenUsed="1" w:qFormat="1"/>
-    <w:lsdException w:name="heading 7" w:semiHidden="1" w:uiPriority="9" w:unhideWhenUsed="1" w:qFormat="1"/>
-    <w:lsdException w:name="heading 8" w:semiHidden="1" w:uiPriority="9" w:unhideWhenUsed="1" w:qFormat="1"/>
-    <w:lsdException w:name="heading 9" w:semiHidden="1" w:uiPriority="9" w:unhideWhenUsed="1" w:qFormat="1"/>
+  <w:latentStyles w:count="376" w:defLockedState="0" w:defQFormat="0" w:defSemiHidden="0" w:defUIPriority="99" w:defUnhideWhenUsed="0">
+    <w:lsdException w:name="Normal" w:qFormat="1" w:uiPriority="0"/>
+    <w:lsdException w:name="heading 1" w:qFormat="1" w:uiPriority="9"/>
+    <w:lsdException w:name="heading 2" w:qFormat="1" w:semiHidden="1" w:uiPriority="9" w:unhideWhenUsed="1"/>
+    <w:lsdException w:name="heading 3" w:qFormat="1" w:semiHidden="1" w:uiPriority="9" w:unhideWhenUsed="1"/>
+    <w:lsdException w:name="heading 4" w:qFormat="1" w:semiHidden="1" w:uiPriority="9" w:unhideWhenUsed="1"/>
+    <w:lsdException w:name="heading 5" w:qFormat="1" w:semiHidden="1" w:uiPriority="9" w:unhideWhenUsed="1"/>
+    <w:lsdException w:name="heading 6" w:qFormat="1" w:semiHidden="1" w:uiPriority="9" w:unhideWhenUsed="1"/>
+    <w:lsdException w:name="heading 7" w:qFormat="1" w:semiHidden="1" w:uiPriority="9" w:unhideWhenUsed="1"/>
+    <w:lsdException w:name="heading 8" w:qFormat="1" w:semiHidden="1" w:uiPriority="9" w:unhideWhenUsed="1"/>
+    <w:lsdException w:name="heading 9" w:qFormat="1" w:semiHidden="1" w:uiPriority="9" w:unhideWhenUsed="1"/>
     <w:lsdException w:name="index 1" w:semiHidden="1" w:unhideWhenUsed="1"/>
     <w:lsdException w:name="index 2" w:semiHidden="1" w:unhideWhenUsed="1"/>
     <w:lsdException w:name="index 3" w:semiHidden="1" w:unhideWhenUsed="1"/>
@@ -3405,7 +3262,7 @@
     <w:lsdException w:name="header" w:semiHidden="1" w:unhideWhenUsed="1"/>
     <w:lsdException w:name="footer" w:semiHidden="1" w:unhideWhenUsed="1"/>
     <w:lsdException w:name="index heading" w:semiHidden="1" w:unhideWhenUsed="1"/>
-    <w:lsdException w:name="caption" w:semiHidden="1" w:uiPriority="35" w:unhideWhenUsed="1" w:qFormat="1"/>
+    <w:lsdException w:name="caption" w:qFormat="1" w:semiHidden="1" w:uiPriority="35" w:unhideWhenUsed="1"/>
     <w:lsdException w:name="table of figures" w:semiHidden="1" w:unhideWhenUsed="1"/>
     <w:lsdException w:name="envelope address" w:semiHidden="1" w:unhideWhenUsed="1"/>
     <w:lsdException w:name="envelope return" w:semiHidden="1" w:unhideWhenUsed="1"/>
@@ -3433,7 +3290,7 @@
     <w:lsdException w:name="List Number 3" w:semiHidden="1" w:unhideWhenUsed="1"/>
     <w:lsdException w:name="List Number 4" w:semiHidden="1" w:unhideWhenUsed="1"/>
     <w:lsdException w:name="List Number 5" w:semiHidden="1" w:unhideWhenUsed="1"/>
-    <w:lsdException w:name="Title" w:uiPriority="10" w:qFormat="1"/>
+    <w:lsdException w:name="Title" w:qFormat="1" w:uiPriority="10"/>
     <w:lsdException w:name="Closing" w:semiHidden="1" w:unhideWhenUsed="1"/>
     <w:lsdException w:name="Signature" w:semiHidden="1" w:unhideWhenUsed="1"/>
     <w:lsdException w:name="Default Paragraph Font" w:semiHidden="1" w:uiPriority="1" w:unhideWhenUsed="1"/>
@@ -3445,7 +3302,7 @@
     <w:lsdException w:name="List Continue 4" w:semiHidden="1" w:unhideWhenUsed="1"/>
     <w:lsdException w:name="List Continue 5" w:semiHidden="1" w:unhideWhenUsed="1"/>
     <w:lsdException w:name="Message Header" w:semiHidden="1" w:unhideWhenUsed="1"/>
-    <w:lsdException w:name="Subtitle" w:uiPriority="11" w:qFormat="1"/>
+    <w:lsdException w:name="Subtitle" w:qFormat="1" w:uiPriority="11"/>
     <w:lsdException w:name="Salutation" w:semiHidden="1" w:unhideWhenUsed="1"/>
     <w:lsdException w:name="Date" w:semiHidden="1" w:unhideWhenUsed="1"/>
     <w:lsdException w:name="Body Text First Indent" w:semiHidden="1" w:unhideWhenUsed="1"/>
@@ -3458,8 +3315,8 @@
     <w:lsdException w:name="Block Text" w:semiHidden="1" w:unhideWhenUsed="1"/>
     <w:lsdException w:name="Hyperlink" w:semiHidden="1" w:unhideWhenUsed="1"/>
     <w:lsdException w:name="FollowedHyperlink" w:semiHidden="1" w:unhideWhenUsed="1"/>
-    <w:lsdException w:name="Strong" w:uiPriority="22" w:qFormat="1"/>
-    <w:lsdException w:name="Emphasis" w:uiPriority="20" w:qFormat="1"/>
+    <w:lsdException w:name="Strong" w:qFormat="1" w:uiPriority="22"/>
+    <w:lsdException w:name="Emphasis" w:qFormat="1" w:uiPriority="20"/>
     <w:lsdException w:name="Document Map" w:semiHidden="1" w:unhideWhenUsed="1"/>
     <w:lsdException w:name="Plain Text" w:semiHidden="1" w:unhideWhenUsed="1"/>
     <w:lsdException w:name="E-mail Signature" w:semiHidden="1" w:unhideWhenUsed="1"/>
@@ -3528,7 +3385,7 @@
     <w:lsdException w:name="Table Grid" w:uiPriority="39"/>
     <w:lsdException w:name="Table Theme" w:semiHidden="1" w:unhideWhenUsed="1"/>
     <w:lsdException w:name="Placeholder Text" w:semiHidden="1"/>
-    <w:lsdException w:name="No Spacing" w:uiPriority="1" w:qFormat="1"/>
+    <w:lsdException w:name="No Spacing" w:qFormat="1" w:uiPriority="1"/>
     <w:lsdException w:name="Light Shading" w:uiPriority="60"/>
     <w:lsdException w:name="Light List" w:uiPriority="61"/>
     <w:lsdException w:name="Light Grid" w:uiPriority="62"/>
@@ -3550,9 +3407,9 @@
     <w:lsdException w:name="Medium Shading 2 Accent 1" w:uiPriority="64"/>
     <w:lsdException w:name="Medium List 1 Accent 1" w:uiPriority="65"/>
     <w:lsdException w:name="Revision" w:semiHidden="1"/>
-    <w:lsdException w:name="List Paragraph" w:uiPriority="34" w:qFormat="1"/>
-    <w:lsdException w:name="Quote" w:uiPriority="29" w:qFormat="1"/>
-    <w:lsdException w:name="Intense Quote" w:uiPriority="30" w:qFormat="1"/>
+    <w:lsdException w:name="List Paragraph" w:qFormat="1" w:uiPriority="34"/>
+    <w:lsdException w:name="Quote" w:qFormat="1" w:uiPriority="29"/>
+    <w:lsdException w:name="Intense Quote" w:qFormat="1" w:uiPriority="30"/>
     <w:lsdException w:name="Medium List 2 Accent 1" w:uiPriority="66"/>
     <w:lsdException w:name="Medium Grid 1 Accent 1" w:uiPriority="67"/>
     <w:lsdException w:name="Medium Grid 2 Accent 1" w:uiPriority="68"/>
@@ -3631,13 +3488,13 @@
     <w:lsdException w:name="Colorful Shading Accent 6" w:uiPriority="71"/>
     <w:lsdException w:name="Colorful List Accent 6" w:uiPriority="72"/>
     <w:lsdException w:name="Colorful Grid Accent 6" w:uiPriority="73"/>
-    <w:lsdException w:name="Subtle Emphasis" w:uiPriority="19" w:qFormat="1"/>
-    <w:lsdException w:name="Intense Emphasis" w:uiPriority="21" w:qFormat="1"/>
-    <w:lsdException w:name="Subtle Reference" w:uiPriority="31" w:qFormat="1"/>
-    <w:lsdException w:name="Intense Reference" w:uiPriority="32" w:qFormat="1"/>
-    <w:lsdException w:name="Book Title" w:uiPriority="33" w:qFormat="1"/>
+    <w:lsdException w:name="Subtle Emphasis" w:qFormat="1" w:uiPriority="19"/>
+    <w:lsdException w:name="Intense Emphasis" w:qFormat="1" w:uiPriority="21"/>
+    <w:lsdException w:name="Subtle Reference" w:qFormat="1" w:uiPriority="31"/>
+    <w:lsdException w:name="Intense Reference" w:qFormat="1" w:uiPriority="32"/>
+    <w:lsdException w:name="Book Title" w:qFormat="1" w:uiPriority="33"/>
     <w:lsdException w:name="Bibliography" w:semiHidden="1" w:uiPriority="37" w:unhideWhenUsed="1"/>
-    <w:lsdException w:name="TOC Heading" w:semiHidden="1" w:uiPriority="39" w:unhideWhenUsed="1" w:qFormat="1"/>
+    <w:lsdException w:name="TOC Heading" w:qFormat="1" w:semiHidden="1" w:uiPriority="39" w:unhideWhenUsed="1"/>
     <w:lsdException w:name="Plain Table 1" w:uiPriority="41"/>
     <w:lsdException w:name="Plain Table 2" w:uiPriority="42"/>
     <w:lsdException w:name="Plain Table 3" w:uiPriority="43"/>
@@ -3748,7 +3605,7 @@
     <w:lsdException w:name="Unresolved Mention" w:semiHidden="1" w:unhideWhenUsed="1"/>
     <w:lsdException w:name="Smart Link" w:semiHidden="1" w:unhideWhenUsed="1"/>
   </w:latentStyles>
-  <w:style w:type="paragraph" w:default="1" w:styleId="Normal">
+  <w:style w:default="1" w:styleId="Normal" w:type="paragraph">
     <w:name w:val="Normal"/>
     <w:qFormat/>
     <w:rsid w:val="000729AC"/>
@@ -3759,7 +3616,7 @@
       <w:rFonts w:ascii="Arial" w:hAnsi="Arial"/>
     </w:rPr>
   </w:style>
-  <w:style w:type="paragraph" w:styleId="Heading1">
+  <w:style w:styleId="Heading1" w:type="paragraph">
     <w:name w:val="heading 1"/>
     <w:basedOn w:val="Normal"/>
     <w:next w:val="Normal"/>
@@ -3770,17 +3627,17 @@
     <w:pPr>
       <w:keepNext/>
       <w:keepLines/>
-      <w:spacing w:before="360" w:after="80"/>
+      <w:spacing w:after="80" w:before="360"/>
       <w:outlineLvl w:val="0"/>
     </w:pPr>
     <w:rPr>
-      <w:rFonts w:ascii="Play" w:eastAsia="Play" w:hAnsi="Play" w:cs="Play"/>
+      <w:rFonts w:ascii="Play" w:cs="Play" w:eastAsia="Play" w:hAnsi="Play"/>
       <w:b/>
       <w:sz w:val="28"/>
       <w:szCs w:val="40"/>
     </w:rPr>
   </w:style>
-  <w:style w:type="paragraph" w:styleId="Heading2">
+  <w:style w:styleId="Heading2" w:type="paragraph">
     <w:name w:val="heading 2"/>
     <w:basedOn w:val="Normal"/>
     <w:next w:val="Normal"/>
@@ -3792,17 +3649,17 @@
     <w:pPr>
       <w:keepNext/>
       <w:keepLines/>
-      <w:spacing w:before="160" w:after="80"/>
+      <w:spacing w:after="80" w:before="160"/>
       <w:outlineLvl w:val="1"/>
     </w:pPr>
     <w:rPr>
       <w:b/>
-      <w:color w:val="000000" w:themeColor="text1"/>
+      <w:color w:themeColor="text1" w:val="000000"/>
       <w:sz w:val="26"/>
       <w:szCs w:val="28"/>
     </w:rPr>
   </w:style>
-  <w:style w:type="paragraph" w:styleId="Heading3">
+  <w:style w:styleId="Heading3" w:type="paragraph">
     <w:name w:val="heading 3"/>
     <w:basedOn w:val="Normal"/>
     <w:next w:val="Normal"/>
@@ -3814,7 +3671,7 @@
     <w:pPr>
       <w:keepNext/>
       <w:keepLines/>
-      <w:spacing w:before="160" w:after="80"/>
+      <w:spacing w:after="80" w:before="160"/>
       <w:outlineLvl w:val="2"/>
     </w:pPr>
     <w:rPr>
@@ -3823,7 +3680,7 @@
       <w:szCs w:val="24"/>
     </w:rPr>
   </w:style>
-  <w:style w:type="paragraph" w:styleId="Heading4">
+  <w:style w:styleId="Heading4" w:type="paragraph">
     <w:name w:val="heading 4"/>
     <w:basedOn w:val="Normal"/>
     <w:next w:val="Normal"/>
@@ -3834,7 +3691,7 @@
     <w:pPr>
       <w:keepNext/>
       <w:keepLines/>
-      <w:spacing w:before="80" w:after="120"/>
+      <w:spacing w:after="120" w:before="80"/>
       <w:outlineLvl w:val="3"/>
     </w:pPr>
     <w:rPr>
@@ -3842,7 +3699,7 @@
       <w:color w:val="0F4761"/>
     </w:rPr>
   </w:style>
-  <w:style w:type="paragraph" w:styleId="Heading5">
+  <w:style w:styleId="Heading5" w:type="paragraph">
     <w:name w:val="heading 5"/>
     <w:basedOn w:val="Normal"/>
     <w:next w:val="Normal"/>
@@ -3853,14 +3710,14 @@
     <w:pPr>
       <w:keepNext/>
       <w:keepLines/>
-      <w:spacing w:before="80" w:after="40"/>
+      <w:spacing w:after="40" w:before="80"/>
       <w:outlineLvl w:val="4"/>
     </w:pPr>
     <w:rPr>
       <w:color w:val="0F4761"/>
     </w:rPr>
   </w:style>
-  <w:style w:type="paragraph" w:styleId="Heading6">
+  <w:style w:styleId="Heading6" w:type="paragraph">
     <w:name w:val="heading 6"/>
     <w:basedOn w:val="Normal"/>
     <w:next w:val="Normal"/>
@@ -3871,7 +3728,7 @@
     <w:pPr>
       <w:keepNext/>
       <w:keepLines/>
-      <w:spacing w:before="40" w:after="0"/>
+      <w:spacing w:after="0" w:before="40"/>
       <w:jc w:val="center"/>
       <w:outlineLvl w:val="5"/>
     </w:pPr>
@@ -3880,7 +3737,7 @@
       <w:color w:val="595959"/>
     </w:rPr>
   </w:style>
-  <w:style w:type="paragraph" w:styleId="Heading7">
+  <w:style w:styleId="Heading7" w:type="paragraph">
     <w:name w:val="heading 7"/>
     <w:basedOn w:val="Normal"/>
     <w:next w:val="BodyText"/>
@@ -3893,15 +3750,15 @@
     <w:pPr>
       <w:keepNext/>
       <w:keepLines/>
-      <w:spacing w:before="40" w:after="0"/>
+      <w:spacing w:after="0" w:before="40"/>
       <w:outlineLvl w:val="6"/>
     </w:pPr>
     <w:rPr>
-      <w:rFonts w:eastAsiaTheme="majorEastAsia" w:cstheme="majorBidi"/>
-      <w:color w:val="595959" w:themeColor="text1" w:themeTint="A6"/>
-    </w:rPr>
-  </w:style>
-  <w:style w:type="paragraph" w:styleId="Heading8">
+      <w:rFonts w:cstheme="majorBidi" w:eastAsiaTheme="majorEastAsia"/>
+      <w:color w:themeColor="text1" w:themeTint="A6" w:val="595959"/>
+    </w:rPr>
+  </w:style>
+  <w:style w:styleId="Heading8" w:type="paragraph">
     <w:name w:val="heading 8"/>
     <w:basedOn w:val="Normal"/>
     <w:next w:val="BodyText"/>
@@ -3918,13 +3775,13 @@
       <w:outlineLvl w:val="7"/>
     </w:pPr>
     <w:rPr>
-      <w:rFonts w:eastAsiaTheme="majorEastAsia" w:cstheme="majorBidi"/>
+      <w:rFonts w:cstheme="majorBidi" w:eastAsiaTheme="majorEastAsia"/>
       <w:i/>
       <w:iCs/>
-      <w:color w:val="272727" w:themeColor="text1" w:themeTint="D8"/>
-    </w:rPr>
-  </w:style>
-  <w:style w:type="paragraph" w:styleId="Heading9">
+      <w:color w:themeColor="text1" w:themeTint="D8" w:val="272727"/>
+    </w:rPr>
+  </w:style>
+  <w:style w:styleId="Heading9" w:type="paragraph">
     <w:name w:val="heading 9"/>
     <w:basedOn w:val="Normal"/>
     <w:next w:val="BodyText"/>
@@ -3941,49 +3798,49 @@
       <w:outlineLvl w:val="8"/>
     </w:pPr>
     <w:rPr>
-      <w:rFonts w:eastAsiaTheme="majorEastAsia" w:cstheme="majorBidi"/>
-      <w:color w:val="272727" w:themeColor="text1" w:themeTint="D8"/>
-    </w:rPr>
-  </w:style>
-  <w:style w:type="character" w:default="1" w:styleId="DefaultParagraphFont">
+      <w:rFonts w:cstheme="majorBidi" w:eastAsiaTheme="majorEastAsia"/>
+      <w:color w:themeColor="text1" w:themeTint="D8" w:val="272727"/>
+    </w:rPr>
+  </w:style>
+  <w:style w:default="1" w:styleId="DefaultParagraphFont" w:type="character">
     <w:name w:val="Default Paragraph Font"/>
     <w:uiPriority w:val="1"/>
     <w:semiHidden/>
     <w:unhideWhenUsed/>
   </w:style>
-  <w:style w:type="table" w:default="1" w:styleId="TableNormal">
+  <w:style w:default="1" w:styleId="TableNormal" w:type="table">
     <w:name w:val="Normal Table"/>
     <w:uiPriority w:val="99"/>
     <w:semiHidden/>
     <w:unhideWhenUsed/>
     <w:tblPr>
-      <w:tblInd w:w="0" w:type="dxa"/>
+      <w:tblInd w:type="dxa" w:w="0"/>
       <w:tblCellMar>
-        <w:top w:w="0" w:type="dxa"/>
-        <w:left w:w="108" w:type="dxa"/>
-        <w:bottom w:w="0" w:type="dxa"/>
-        <w:right w:w="108" w:type="dxa"/>
+        <w:top w:type="dxa" w:w="0"/>
+        <w:left w:type="dxa" w:w="108"/>
+        <w:bottom w:type="dxa" w:w="0"/>
+        <w:right w:type="dxa" w:w="108"/>
       </w:tblCellMar>
     </w:tblPr>
   </w:style>
-  <w:style w:type="numbering" w:default="1" w:styleId="NoList">
+  <w:style w:default="1" w:styleId="NoList" w:type="numbering">
     <w:name w:val="No List"/>
     <w:uiPriority w:val="99"/>
     <w:semiHidden/>
     <w:unhideWhenUsed/>
   </w:style>
-  <w:style w:type="table" w:customStyle="1" w:styleId="TableNormal0">
+  <w:style w:customStyle="1" w:styleId="TableNormal0" w:type="table">
     <w:name w:val="TableNormal"/>
     <w:tblPr>
       <w:tblCellMar>
-        <w:top w:w="0" w:type="dxa"/>
-        <w:left w:w="0" w:type="dxa"/>
-        <w:bottom w:w="0" w:type="dxa"/>
-        <w:right w:w="0" w:type="dxa"/>
+        <w:top w:type="dxa" w:w="0"/>
+        <w:left w:type="dxa" w:w="0"/>
+        <w:bottom w:type="dxa" w:w="0"/>
+        <w:right w:type="dxa" w:w="0"/>
       </w:tblCellMar>
     </w:tblPr>
   </w:style>
-  <w:style w:type="paragraph" w:styleId="Title">
+  <w:style w:styleId="Title" w:type="paragraph">
     <w:name w:val="Title"/>
     <w:basedOn w:val="Normal"/>
     <w:next w:val="Normal"/>
@@ -3996,75 +3853,71 @@
       <w:jc w:val="center"/>
     </w:pPr>
     <w:rPr>
-      <w:rFonts w:eastAsia="Play" w:cs="Play"/>
+      <w:rFonts w:cs="Play" w:eastAsia="Play"/>
       <w:b/>
       <w:sz w:val="28"/>
       <w:szCs w:val="56"/>
     </w:rPr>
   </w:style>
-  <w:style w:type="paragraph" w:styleId="BodyText">
+  <w:style w:styleId="BodyText" w:type="paragraph">
     <w:name w:val="Body Text"/>
     <w:basedOn w:val="Normal"/>
     <w:qFormat/>
-    <w:rsid w:val="00F06177"/>
-    <w:pPr>
-      <w:spacing w:before="0" w:after="120" w:line="276" w:lineRule="auto"/>
-      <w:ind w:firstLine="720"/>
-    </w:pPr>
-  </w:style>
-  <w:style w:type="paragraph" w:customStyle="1" w:styleId="FirstParagraph">
+    <w:rsid w:val="00B92A44"/>
+  </w:style>
+  <w:style w:customStyle="1" w:styleId="FirstParagraph" w:type="paragraph">
     <w:name w:val="First Paragraph"/>
     <w:basedOn w:val="BodyText"/>
     <w:next w:val="BodyText"/>
     <w:qFormat/>
   </w:style>
-  <w:style w:type="paragraph" w:customStyle="1" w:styleId="Compact">
+  <w:style w:customStyle="1" w:styleId="Compact" w:type="paragraph">
     <w:name w:val="Compact"/>
     <w:basedOn w:val="BodyText"/>
     <w:qFormat/>
     <w:rsid w:val="00B92A44"/>
     <w:pPr>
-      <w:spacing w:before="36" w:after="36" w:line="240" w:lineRule="auto"/>
+      <w:spacing w:after="36" w:before="36" w:line="240" w:lineRule="auto"/>
     </w:pPr>
     <w:rPr>
       <w:sz w:val="20"/>
     </w:rPr>
   </w:style>
-  <w:style w:type="character" w:customStyle="1" w:styleId="TitleChar">
+  <w:style w:customStyle="1" w:styleId="TitleChar" w:type="character">
     <w:name w:val="Title Char"/>
     <w:basedOn w:val="DefaultParagraphFont"/>
     <w:link w:val="Title"/>
     <w:uiPriority w:val="10"/>
     <w:rsid w:val="00242606"/>
     <w:rPr>
-      <w:rFonts w:ascii="Arial" w:eastAsia="Play" w:hAnsi="Arial" w:cs="Play"/>
+      <w:rFonts w:ascii="Arial" w:cs="Play" w:eastAsia="Play" w:hAnsi="Arial"/>
       <w:b/>
       <w:sz w:val="28"/>
       <w:szCs w:val="56"/>
     </w:rPr>
   </w:style>
-  <w:style w:type="character" w:customStyle="1" w:styleId="SubtitleChar">
+  <w:style w:customStyle="1" w:styleId="SubtitleChar" w:type="character">
     <w:name w:val="Subtitle Char"/>
     <w:basedOn w:val="DefaultParagraphFont"/>
     <w:link w:val="Subtitle"/>
     <w:uiPriority w:val="11"/>
     <w:rsid w:val="00A10FD9"/>
     <w:rPr>
-      <w:rFonts w:eastAsiaTheme="majorEastAsia" w:cstheme="majorBidi"/>
-      <w:color w:val="595959" w:themeColor="text1" w:themeTint="A6"/>
+      <w:rFonts w:cstheme="majorBidi" w:eastAsiaTheme="majorEastAsia"/>
+      <w:color w:themeColor="text1" w:themeTint="A6" w:val="595959"/>
       <w:spacing w:val="15"/>
       <w:sz w:val="28"/>
       <w:szCs w:val="28"/>
     </w:rPr>
   </w:style>
-  <w:style w:type="paragraph" w:customStyle="1" w:styleId="Author">
+  <w:style w:customStyle="1" w:styleId="Author" w:type="paragraph">
     <w:name w:val="Author"/>
     <w:basedOn w:val="Normal"/>
     <w:next w:val="BodyText"/>
     <w:qFormat/>
     <w:rsid w:val="000729AC"/>
     <w:pPr>
-      <w:spacing w:before="0" w:after="0"/>
+      <w:spacing w:after="0" w:before="0"/>
       <w:jc w:val="left"/>
     </w:pPr>
     <w:rPr>
@@ -4074,7 +3927,7 @@
       <w:szCs w:val="21"/>
     </w:rPr>
   </w:style>
-  <w:style w:type="paragraph" w:styleId="Date">
+  <w:style w:styleId="Date" w:type="paragraph">
     <w:name w:val="Date"/>
     <w:next w:val="BodyText"/>
     <w:qFormat/>
@@ -4089,7 +3942,7 @@
       <w:sz w:val="20"/>
     </w:rPr>
   </w:style>
-  <w:style w:type="paragraph" w:customStyle="1" w:styleId="AbstractTitle">
+  <w:style w:customStyle="1" w:styleId="AbstractTitle" w:type="paragraph">
     <w:name w:val="Abstract Title"/>
     <w:basedOn w:val="Normal"/>
     <w:next w:val="Abstract"/>
@@ -4098,7 +3951,7 @@
     <w:pPr>
       <w:keepNext/>
       <w:keepLines/>
-      <w:spacing w:before="0" w:after="0"/>
+      <w:spacing w:after="0" w:before="0"/>
       <w:jc w:val="left"/>
     </w:pPr>
     <w:rPr>
@@ -4107,7 +3960,7 @@
       <w:szCs w:val="20"/>
     </w:rPr>
   </w:style>
-  <w:style w:type="paragraph" w:customStyle="1" w:styleId="Abstract">
+  <w:style w:customStyle="1" w:styleId="Abstract" w:type="paragraph">
     <w:name w:val="Abstract"/>
     <w:basedOn w:val="Normal"/>
     <w:next w:val="BodyText"/>
@@ -4116,38 +3969,38 @@
     <w:pPr>
       <w:keepNext/>
       <w:keepLines/>
-      <w:spacing w:before="100" w:after="300"/>
+      <w:spacing w:after="300" w:before="100"/>
     </w:pPr>
     <w:rPr>
       <w:sz w:val="20"/>
       <w:szCs w:val="20"/>
     </w:rPr>
   </w:style>
-  <w:style w:type="paragraph" w:styleId="Bibliography">
+  <w:style w:styleId="Bibliography" w:type="paragraph">
     <w:name w:val="Bibliography"/>
     <w:basedOn w:val="Normal"/>
     <w:qFormat/>
     <w:rsid w:val="00201298"/>
     <w:pPr>
       <w:spacing w:line="240" w:lineRule="auto"/>
-      <w:ind w:left="720" w:hanging="720"/>
+      <w:ind w:hanging="720" w:left="720"/>
       <w:jc w:val="left"/>
     </w:pPr>
   </w:style>
-  <w:style w:type="character" w:customStyle="1" w:styleId="Heading1Char">
+  <w:style w:customStyle="1" w:styleId="Heading1Char" w:type="character">
     <w:name w:val="Heading 1 Char"/>
     <w:basedOn w:val="DefaultParagraphFont"/>
     <w:link w:val="Heading1"/>
     <w:uiPriority w:val="9"/>
     <w:rsid w:val="00242606"/>
     <w:rPr>
-      <w:rFonts w:ascii="Play" w:eastAsia="Play" w:hAnsi="Play" w:cs="Play"/>
+      <w:rFonts w:ascii="Play" w:cs="Play" w:eastAsia="Play" w:hAnsi="Play"/>
       <w:b/>
       <w:sz w:val="28"/>
       <w:szCs w:val="40"/>
     </w:rPr>
   </w:style>
-  <w:style w:type="character" w:customStyle="1" w:styleId="Heading2Char">
+  <w:style w:customStyle="1" w:styleId="Heading2Char" w:type="character">
     <w:name w:val="Heading 2 Char"/>
     <w:basedOn w:val="DefaultParagraphFont"/>
     <w:link w:val="Heading2"/>
@@ -4156,12 +4009,12 @@
     <w:rPr>
       <w:rFonts w:ascii="Arial" w:hAnsi="Arial"/>
       <w:b/>
-      <w:color w:val="000000" w:themeColor="text1"/>
+      <w:color w:themeColor="text1" w:val="000000"/>
       <w:sz w:val="26"/>
       <w:szCs w:val="28"/>
     </w:rPr>
   </w:style>
-  <w:style w:type="character" w:customStyle="1" w:styleId="Heading3Char">
+  <w:style w:customStyle="1" w:styleId="Heading3Char" w:type="character">
     <w:name w:val="Heading 3 Char"/>
     <w:basedOn w:val="DefaultParagraphFont"/>
     <w:link w:val="Heading3"/>
@@ -4174,7 +4027,7 @@
       <w:szCs w:val="24"/>
     </w:rPr>
   </w:style>
-  <w:style w:type="character" w:customStyle="1" w:styleId="Heading4Char">
+  <w:style w:customStyle="1" w:styleId="Heading4Char" w:type="character">
     <w:name w:val="Heading 4 Char"/>
     <w:basedOn w:val="DefaultParagraphFont"/>
     <w:link w:val="Heading4"/>
@@ -4182,13 +4035,13 @@
     <w:semiHidden/>
     <w:rsid w:val="00A10FD9"/>
     <w:rPr>
-      <w:rFonts w:eastAsiaTheme="majorEastAsia" w:cstheme="majorBidi"/>
+      <w:rFonts w:cstheme="majorBidi" w:eastAsiaTheme="majorEastAsia"/>
       <w:i/>
       <w:iCs/>
-      <w:color w:val="0F4761" w:themeColor="accent1" w:themeShade="BF"/>
-    </w:rPr>
-  </w:style>
-  <w:style w:type="character" w:customStyle="1" w:styleId="Heading5Char">
+      <w:color w:themeColor="accent1" w:themeShade="BF" w:val="0F4761"/>
+    </w:rPr>
+  </w:style>
+  <w:style w:customStyle="1" w:styleId="Heading5Char" w:type="character">
     <w:name w:val="Heading 5 Char"/>
     <w:basedOn w:val="DefaultParagraphFont"/>
     <w:link w:val="Heading5"/>
@@ -4196,11 +4049,11 @@
     <w:semiHidden/>
     <w:rsid w:val="00A10FD9"/>
     <w:rPr>
-      <w:rFonts w:eastAsiaTheme="majorEastAsia" w:cstheme="majorBidi"/>
-      <w:color w:val="0F4761" w:themeColor="accent1" w:themeShade="BF"/>
-    </w:rPr>
-  </w:style>
-  <w:style w:type="character" w:customStyle="1" w:styleId="Heading6Char">
+      <w:rFonts w:cstheme="majorBidi" w:eastAsiaTheme="majorEastAsia"/>
+      <w:color w:themeColor="accent1" w:themeShade="BF" w:val="0F4761"/>
+    </w:rPr>
+  </w:style>
+  <w:style w:customStyle="1" w:styleId="Heading6Char" w:type="character">
     <w:name w:val="Heading 6 Char"/>
     <w:basedOn w:val="DefaultParagraphFont"/>
     <w:link w:val="Heading6"/>
@@ -4208,13 +4061,13 @@
     <w:semiHidden/>
     <w:rsid w:val="00A10FD9"/>
     <w:rPr>
-      <w:rFonts w:eastAsiaTheme="majorEastAsia" w:cstheme="majorBidi"/>
+      <w:rFonts w:cstheme="majorBidi" w:eastAsiaTheme="majorEastAsia"/>
       <w:i/>
       <w:iCs/>
-      <w:color w:val="595959" w:themeColor="text1" w:themeTint="A6"/>
-    </w:rPr>
-  </w:style>
-  <w:style w:type="character" w:customStyle="1" w:styleId="Heading7Char">
+      <w:color w:themeColor="text1" w:themeTint="A6" w:val="595959"/>
+    </w:rPr>
+  </w:style>
+  <w:style w:customStyle="1" w:styleId="Heading7Char" w:type="character">
     <w:name w:val="Heading 7 Char"/>
     <w:basedOn w:val="DefaultParagraphFont"/>
     <w:link w:val="Heading7"/>
@@ -4222,11 +4075,11 @@
     <w:semiHidden/>
     <w:rsid w:val="00A10FD9"/>
     <w:rPr>
-      <w:rFonts w:eastAsiaTheme="majorEastAsia" w:cstheme="majorBidi"/>
-      <w:color w:val="595959" w:themeColor="text1" w:themeTint="A6"/>
-    </w:rPr>
-  </w:style>
-  <w:style w:type="character" w:customStyle="1" w:styleId="Heading8Char">
+      <w:rFonts w:cstheme="majorBidi" w:eastAsiaTheme="majorEastAsia"/>
+      <w:color w:themeColor="text1" w:themeTint="A6" w:val="595959"/>
+    </w:rPr>
+  </w:style>
+  <w:style w:customStyle="1" w:styleId="Heading8Char" w:type="character">
     <w:name w:val="Heading 8 Char"/>
     <w:basedOn w:val="DefaultParagraphFont"/>
     <w:link w:val="Heading8"/>
@@ -4234,13 +4087,13 @@
     <w:semiHidden/>
     <w:rsid w:val="00A10FD9"/>
     <w:rPr>
-      <w:rFonts w:eastAsiaTheme="majorEastAsia" w:cstheme="majorBidi"/>
+      <w:rFonts w:cstheme="majorBidi" w:eastAsiaTheme="majorEastAsia"/>
       <w:i/>
       <w:iCs/>
-      <w:color w:val="272727" w:themeColor="text1" w:themeTint="D8"/>
-    </w:rPr>
-  </w:style>
-  <w:style w:type="character" w:customStyle="1" w:styleId="Heading9Char">
+      <w:color w:themeColor="text1" w:themeTint="D8" w:val="272727"/>
+    </w:rPr>
+  </w:style>
+  <w:style w:customStyle="1" w:styleId="Heading9Char" w:type="character">
     <w:name w:val="Heading 9 Char"/>
     <w:basedOn w:val="DefaultParagraphFont"/>
     <w:link w:val="Heading9"/>
@@ -4248,11 +4101,11 @@
     <w:semiHidden/>
     <w:rsid w:val="00A10FD9"/>
     <w:rPr>
-      <w:rFonts w:eastAsiaTheme="majorEastAsia" w:cstheme="majorBidi"/>
-      <w:color w:val="272727" w:themeColor="text1" w:themeTint="D8"/>
-    </w:rPr>
-  </w:style>
-  <w:style w:type="paragraph" w:styleId="BlockText">
+      <w:rFonts w:cstheme="majorBidi" w:eastAsiaTheme="majorEastAsia"/>
+      <w:color w:themeColor="text1" w:themeTint="D8" w:val="272727"/>
+    </w:rPr>
+  </w:style>
+  <w:style w:styleId="BlockText" w:type="paragraph">
     <w:name w:val="Block Text"/>
     <w:basedOn w:val="BodyText"/>
     <w:next w:val="BodyText"/>
@@ -4260,18 +4113,18 @@
     <w:unhideWhenUsed/>
     <w:qFormat/>
     <w:pPr>
-      <w:spacing w:before="100" w:after="100"/>
+      <w:spacing w:after="100" w:before="100"/>
       <w:ind w:left="480" w:right="480"/>
     </w:pPr>
   </w:style>
-  <w:style w:type="paragraph" w:styleId="FootnoteText">
+  <w:style w:styleId="FootnoteText" w:type="paragraph">
     <w:name w:val="footnote text"/>
     <w:basedOn w:val="Normal"/>
     <w:uiPriority w:val="9"/>
     <w:unhideWhenUsed/>
     <w:qFormat/>
   </w:style>
-  <w:style w:type="paragraph" w:customStyle="1" w:styleId="FootnoteBlockText">
+  <w:style w:customStyle="1" w:styleId="FootnoteBlockText" w:type="paragraph">
     <w:name w:val="Footnote Block Text"/>
     <w:basedOn w:val="FootnoteText"/>
     <w:next w:val="FootnoteText"/>
@@ -4279,11 +4132,11 @@
     <w:unhideWhenUsed/>
     <w:qFormat/>
     <w:pPr>
-      <w:spacing w:before="100" w:after="100"/>
+      <w:spacing w:after="100" w:before="100"/>
       <w:ind w:left="480" w:right="480"/>
     </w:pPr>
   </w:style>
-  <w:style w:type="table" w:customStyle="1" w:styleId="Table">
+  <w:style w:customStyle="1" w:styleId="Table" w:type="table">
     <w:name w:val="Table"/>
     <w:semiHidden/>
     <w:unhideWhenUsed/>
@@ -4297,16 +4150,16 @@
       <w:lang w:val="en-CA"/>
     </w:rPr>
     <w:tblPr>
-      <w:tblInd w:w="0" w:type="dxa"/>
+      <w:tblInd w:type="dxa" w:w="0"/>
       <w:tblCellMar>
-        <w:top w:w="0" w:type="dxa"/>
-        <w:left w:w="108" w:type="dxa"/>
-        <w:bottom w:w="0" w:type="dxa"/>
-        <w:right w:w="108" w:type="dxa"/>
+        <w:top w:type="dxa" w:w="0"/>
+        <w:left w:type="dxa" w:w="108"/>
+        <w:bottom w:type="dxa" w:w="0"/>
+        <w:right w:type="dxa" w:w="108"/>
       </w:tblCellMar>
     </w:tblPr>
     <w:trPr>
-      <w:trHeight w:val="340"/>
+      <w:trHeight w:hRule="atLeast" w:val="340"/>
     </w:trPr>
     <w:tblStylePr w:type="firstRow">
       <w:pPr>
@@ -4315,19 +4168,18 @@
       <w:rPr>
         <w:b/>
       </w:rPr>
-      <w:tblPr/>
       <w:trPr>
-        <w:trHeight w:val="397"/>
+        <w:trHeight w:hRule="atLeast" w:val="397"/>
       </w:trPr>
       <w:tcPr>
         <w:tcBorders>
-          <w:bottom w:val="single" w:sz="0" w:space="0" w:color="auto"/>
+          <w:bottom w:color="auto" w:space="0" w:sz="0" w:val="single"/>
         </w:tcBorders>
         <w:vAlign w:val="center"/>
       </w:tcPr>
     </w:tblStylePr>
   </w:style>
-  <w:style w:type="paragraph" w:customStyle="1" w:styleId="DefinitionTerm">
+  <w:style w:customStyle="1" w:styleId="DefinitionTerm" w:type="paragraph">
     <w:name w:val="Definition Term"/>
     <w:basedOn w:val="Normal"/>
     <w:next w:val="Definition"/>
@@ -4340,11 +4192,11 @@
       <w:b/>
     </w:rPr>
   </w:style>
-  <w:style w:type="paragraph" w:customStyle="1" w:styleId="Definition">
+  <w:style w:customStyle="1" w:styleId="Definition" w:type="paragraph">
     <w:name w:val="Definition"/>
     <w:basedOn w:val="Normal"/>
   </w:style>
-  <w:style w:type="paragraph" w:styleId="Caption">
+  <w:style w:styleId="Caption" w:type="paragraph">
     <w:name w:val="caption"/>
     <w:basedOn w:val="Normal"/>
     <w:link w:val="CaptionChar"/>
@@ -4358,41 +4210,45 @@
       <w:sz w:val="20"/>
     </w:rPr>
   </w:style>
-  <w:style w:type="paragraph" w:customStyle="1" w:styleId="TableCaption">
+  <w:style w:customStyle="1" w:styleId="TableCaption" w:type="paragraph">
     <w:name w:val="Table Caption"/>
     <w:basedOn w:val="Caption"/>
     <w:rsid w:val="00B92A44"/>
     <w:pPr>
+      <w:jc w:val="left"/>
       <w:keepNext/>
     </w:pPr>
     <w:rPr>
+      <w:sz w:val="20"/>
       <w:szCs w:val="20"/>
     </w:rPr>
   </w:style>
-  <w:style w:type="paragraph" w:customStyle="1" w:styleId="ImageCaption">
+  <w:style w:customStyle="1" w:styleId="ImageCaption" w:type="paragraph">
     <w:name w:val="Image Caption"/>
     <w:basedOn w:val="Caption"/>
     <w:rsid w:val="00B92A44"/>
     <w:pPr>
-      <w:spacing w:before="60" w:after="0"/>
+      <w:jc w:val="left"/>
+      <w:spacing w:after="0" w:before="60"/>
     </w:pPr>
     <w:rPr>
+      <w:sz w:val="20"/>
       <w:szCs w:val="20"/>
     </w:rPr>
   </w:style>
-  <w:style w:type="paragraph" w:customStyle="1" w:styleId="Figure">
+  <w:style w:customStyle="1" w:styleId="Figure" w:type="paragraph">
     <w:name w:val="Figure"/>
     <w:basedOn w:val="Normal"/>
     <w:rsid w:val="00242606"/>
   </w:style>
-  <w:style w:type="paragraph" w:customStyle="1" w:styleId="CaptionedFigure">
+  <w:style w:customStyle="1" w:styleId="CaptionedFigure" w:type="paragraph">
     <w:name w:val="Captioned Figure"/>
     <w:basedOn w:val="Figure"/>
     <w:pPr>
       <w:keepNext/>
     </w:pPr>
   </w:style>
-  <w:style w:type="character" w:customStyle="1" w:styleId="CaptionChar">
+  <w:style w:customStyle="1" w:styleId="CaptionChar" w:type="character">
     <w:name w:val="Caption Char"/>
     <w:basedOn w:val="DefaultParagraphFont"/>
     <w:link w:val="Caption"/>
@@ -4403,7 +4259,7 @@
       <w:sz w:val="20"/>
     </w:rPr>
   </w:style>
-  <w:style w:type="character" w:customStyle="1" w:styleId="VerbatimChar">
+  <w:style w:customStyle="1" w:styleId="VerbatimChar" w:type="character">
     <w:name w:val="Verbatim Char"/>
     <w:basedOn w:val="CaptionChar"/>
     <w:link w:val="SourceCode"/>
@@ -4414,7 +4270,7 @@
       <w:szCs w:val="14"/>
     </w:rPr>
   </w:style>
-  <w:style w:type="character" w:customStyle="1" w:styleId="SectionNumber">
+  <w:style w:customStyle="1" w:styleId="SectionNumber" w:type="character">
     <w:name w:val="Section Number"/>
     <w:basedOn w:val="CaptionChar"/>
     <w:rPr>
@@ -4423,7 +4279,7 @@
       <w:sz w:val="18"/>
     </w:rPr>
   </w:style>
-  <w:style w:type="character" w:styleId="FootnoteReference">
+  <w:style w:styleId="FootnoteReference" w:type="character">
     <w:name w:val="footnote reference"/>
     <w:basedOn w:val="CaptionChar"/>
     <w:rsid w:val="00242606"/>
@@ -4434,18 +4290,18 @@
       <w:vertAlign w:val="superscript"/>
     </w:rPr>
   </w:style>
-  <w:style w:type="character" w:styleId="Hyperlink">
+  <w:style w:styleId="Hyperlink" w:type="character">
     <w:name w:val="Hyperlink"/>
     <w:basedOn w:val="CaptionChar"/>
     <w:uiPriority w:val="99"/>
     <w:rPr>
       <w:rFonts w:ascii="Arial" w:hAnsi="Arial"/>
       <w:i/>
-      <w:color w:val="156082" w:themeColor="accent1"/>
+      <w:color w:themeColor="accent1" w:val="156082"/>
       <w:sz w:val="18"/>
     </w:rPr>
   </w:style>
-  <w:style w:type="paragraph" w:styleId="TOCHeading">
+  <w:style w:styleId="TOCHeading" w:type="paragraph">
     <w:name w:val="TOC Heading"/>
     <w:basedOn w:val="Heading1"/>
     <w:next w:val="BodyText"/>
@@ -4457,14 +4313,14 @@
       <w:outlineLvl w:val="9"/>
     </w:pPr>
   </w:style>
-  <w:style w:type="paragraph" w:customStyle="1" w:styleId="SourceCode">
+  <w:style w:customStyle="1" w:styleId="SourceCode" w:type="paragraph">
     <w:name w:val="Source Code"/>
     <w:basedOn w:val="Normal"/>
     <w:link w:val="VerbatimChar"/>
     <w:pPr>
-      <w:shd w:val="clear" w:color="auto" w:fill="F8F8F8"/>
+      <w:shd w:color="auto" w:fill="F8F8F8" w:val="clear"/>
       <w:wordWrap w:val="0"/>
-      <w:spacing w:before="0" w:after="0" w:line="240" w:lineRule="auto"/>
+      <w:spacing w:after="0" w:before="0" w:line="240" w:lineRule="auto"/>
       <w:contextualSpacing/>
       <w:jc w:val="left"/>
     </w:pPr>
@@ -4473,7 +4329,7 @@
       <w:szCs w:val="14"/>
     </w:rPr>
   </w:style>
-  <w:style w:type="character" w:customStyle="1" w:styleId="KeywordTok">
+  <w:style w:customStyle="1" w:styleId="KeywordTok" w:type="character">
     <w:name w:val="KeywordTok"/>
     <w:basedOn w:val="VerbatimChar"/>
     <w:rPr>
@@ -4483,10 +4339,10 @@
       <w:color w:val="204A87"/>
       <w:sz w:val="14"/>
       <w:szCs w:val="14"/>
-      <w:shd w:val="clear" w:color="auto" w:fill="F8F8F8"/>
-    </w:rPr>
-  </w:style>
-  <w:style w:type="character" w:customStyle="1" w:styleId="DataTypeTok">
+      <w:shd w:color="auto" w:fill="F8F8F8" w:val="clear"/>
+    </w:rPr>
+  </w:style>
+  <w:style w:customStyle="1" w:styleId="DataTypeTok" w:type="character">
     <w:name w:val="DataTypeTok"/>
     <w:basedOn w:val="VerbatimChar"/>
     <w:rPr>
@@ -4495,10 +4351,10 @@
       <w:color w:val="204A87"/>
       <w:sz w:val="14"/>
       <w:szCs w:val="14"/>
-      <w:shd w:val="clear" w:color="auto" w:fill="F8F8F8"/>
-    </w:rPr>
-  </w:style>
-  <w:style w:type="character" w:customStyle="1" w:styleId="DecValTok">
+      <w:shd w:color="auto" w:fill="F8F8F8" w:val="clear"/>
+    </w:rPr>
+  </w:style>
+  <w:style w:customStyle="1" w:styleId="DecValTok" w:type="character">
     <w:name w:val="DecValTok"/>
     <w:basedOn w:val="VerbatimChar"/>
     <w:rPr>
@@ -4507,10 +4363,10 @@
       <w:color w:val="0000CF"/>
       <w:sz w:val="14"/>
       <w:szCs w:val="14"/>
-      <w:shd w:val="clear" w:color="auto" w:fill="F8F8F8"/>
-    </w:rPr>
-  </w:style>
-  <w:style w:type="character" w:customStyle="1" w:styleId="BaseNTok">
+      <w:shd w:color="auto" w:fill="F8F8F8" w:val="clear"/>
+    </w:rPr>
+  </w:style>
+  <w:style w:customStyle="1" w:styleId="BaseNTok" w:type="character">
     <w:name w:val="BaseNTok"/>
     <w:basedOn w:val="VerbatimChar"/>
     <w:rPr>
@@ -4519,10 +4375,10 @@
       <w:color w:val="0000CF"/>
       <w:sz w:val="14"/>
       <w:szCs w:val="14"/>
-      <w:shd w:val="clear" w:color="auto" w:fill="F8F8F8"/>
-    </w:rPr>
-  </w:style>
-  <w:style w:type="character" w:customStyle="1" w:styleId="FloatTok">
+      <w:shd w:color="auto" w:fill="F8F8F8" w:val="clear"/>
+    </w:rPr>
+  </w:style>
+  <w:style w:customStyle="1" w:styleId="FloatTok" w:type="character">
     <w:name w:val="FloatTok"/>
     <w:basedOn w:val="VerbatimChar"/>
     <w:rPr>
@@ -4531,10 +4387,10 @@
       <w:color w:val="0000CF"/>
       <w:sz w:val="14"/>
       <w:szCs w:val="14"/>
-      <w:shd w:val="clear" w:color="auto" w:fill="F8F8F8"/>
-    </w:rPr>
-  </w:style>
-  <w:style w:type="character" w:customStyle="1" w:styleId="ConstantTok">
+      <w:shd w:color="auto" w:fill="F8F8F8" w:val="clear"/>
+    </w:rPr>
+  </w:style>
+  <w:style w:customStyle="1" w:styleId="ConstantTok" w:type="character">
     <w:name w:val="ConstantTok"/>
     <w:basedOn w:val="VerbatimChar"/>
     <w:rPr>
@@ -4543,10 +4399,10 @@
       <w:color w:val="8F5902"/>
       <w:sz w:val="14"/>
       <w:szCs w:val="14"/>
-      <w:shd w:val="clear" w:color="auto" w:fill="F8F8F8"/>
-    </w:rPr>
-  </w:style>
-  <w:style w:type="character" w:customStyle="1" w:styleId="CharTok">
+      <w:shd w:color="auto" w:fill="F8F8F8" w:val="clear"/>
+    </w:rPr>
+  </w:style>
+  <w:style w:customStyle="1" w:styleId="CharTok" w:type="character">
     <w:name w:val="CharTok"/>
     <w:basedOn w:val="VerbatimChar"/>
     <w:rPr>
@@ -4555,10 +4411,10 @@
       <w:color w:val="4E9A06"/>
       <w:sz w:val="14"/>
       <w:szCs w:val="14"/>
-      <w:shd w:val="clear" w:color="auto" w:fill="F8F8F8"/>
-    </w:rPr>
-  </w:style>
-  <w:style w:type="character" w:customStyle="1" w:styleId="SpecialCharTok">
+      <w:shd w:color="auto" w:fill="F8F8F8" w:val="clear"/>
+    </w:rPr>
+  </w:style>
+  <w:style w:customStyle="1" w:styleId="SpecialCharTok" w:type="character">
     <w:name w:val="SpecialCharTok"/>
     <w:basedOn w:val="VerbatimChar"/>
     <w:rPr>
@@ -4568,10 +4424,10 @@
       <w:color w:val="CE5C00"/>
       <w:sz w:val="14"/>
       <w:szCs w:val="14"/>
-      <w:shd w:val="clear" w:color="auto" w:fill="F8F8F8"/>
-    </w:rPr>
-  </w:style>
-  <w:style w:type="character" w:customStyle="1" w:styleId="StringTok">
+      <w:shd w:color="auto" w:fill="F8F8F8" w:val="clear"/>
+    </w:rPr>
+  </w:style>
+  <w:style w:customStyle="1" w:styleId="StringTok" w:type="character">
     <w:name w:val="StringTok"/>
     <w:basedOn w:val="VerbatimChar"/>
     <w:rPr>
@@ -4580,10 +4436,10 @@
       <w:color w:val="4E9A06"/>
       <w:sz w:val="14"/>
       <w:szCs w:val="14"/>
-      <w:shd w:val="clear" w:color="auto" w:fill="F8F8F8"/>
-    </w:rPr>
-  </w:style>
-  <w:style w:type="character" w:customStyle="1" w:styleId="VerbatimStringTok">
+      <w:shd w:color="auto" w:fill="F8F8F8" w:val="clear"/>
+    </w:rPr>
+  </w:style>
+  <w:style w:customStyle="1" w:styleId="VerbatimStringTok" w:type="character">
     <w:name w:val="VerbatimStringTok"/>
     <w:basedOn w:val="VerbatimChar"/>
     <w:rPr>
@@ -4592,10 +4448,10 @@
       <w:color w:val="4E9A06"/>
       <w:sz w:val="14"/>
       <w:szCs w:val="14"/>
-      <w:shd w:val="clear" w:color="auto" w:fill="F8F8F8"/>
-    </w:rPr>
-  </w:style>
-  <w:style w:type="character" w:customStyle="1" w:styleId="SpecialStringTok">
+      <w:shd w:color="auto" w:fill="F8F8F8" w:val="clear"/>
+    </w:rPr>
+  </w:style>
+  <w:style w:customStyle="1" w:styleId="SpecialStringTok" w:type="character">
     <w:name w:val="SpecialStringTok"/>
     <w:basedOn w:val="VerbatimChar"/>
     <w:rPr>
@@ -4604,10 +4460,10 @@
       <w:color w:val="4E9A06"/>
       <w:sz w:val="14"/>
       <w:szCs w:val="14"/>
-      <w:shd w:val="clear" w:color="auto" w:fill="F8F8F8"/>
-    </w:rPr>
-  </w:style>
-  <w:style w:type="character" w:customStyle="1" w:styleId="ImportTok">
+      <w:shd w:color="auto" w:fill="F8F8F8" w:val="clear"/>
+    </w:rPr>
+  </w:style>
+  <w:style w:customStyle="1" w:styleId="ImportTok" w:type="character">
     <w:name w:val="ImportTok"/>
     <w:basedOn w:val="VerbatimChar"/>
     <w:rPr>
@@ -4615,10 +4471,10 @@
       <w:i/>
       <w:sz w:val="14"/>
       <w:szCs w:val="14"/>
-      <w:shd w:val="clear" w:color="auto" w:fill="F8F8F8"/>
-    </w:rPr>
-  </w:style>
-  <w:style w:type="character" w:customStyle="1" w:styleId="CommentTok">
+      <w:shd w:color="auto" w:fill="F8F8F8" w:val="clear"/>
+    </w:rPr>
+  </w:style>
+  <w:style w:customStyle="1" w:styleId="CommentTok" w:type="character">
     <w:name w:val="CommentTok"/>
     <w:basedOn w:val="VerbatimChar"/>
     <w:rPr>
@@ -4627,10 +4483,10 @@
       <w:color w:val="8F5902"/>
       <w:sz w:val="14"/>
       <w:szCs w:val="14"/>
-      <w:shd w:val="clear" w:color="auto" w:fill="F8F8F8"/>
-    </w:rPr>
-  </w:style>
-  <w:style w:type="character" w:customStyle="1" w:styleId="DocumentationTok">
+      <w:shd w:color="auto" w:fill="F8F8F8" w:val="clear"/>
+    </w:rPr>
+  </w:style>
+  <w:style w:customStyle="1" w:styleId="DocumentationTok" w:type="character">
     <w:name w:val="DocumentationTok"/>
     <w:basedOn w:val="VerbatimChar"/>
     <w:rPr>
@@ -4640,10 +4496,10 @@
       <w:color w:val="8F5902"/>
       <w:sz w:val="14"/>
       <w:szCs w:val="14"/>
-      <w:shd w:val="clear" w:color="auto" w:fill="F8F8F8"/>
-    </w:rPr>
-  </w:style>
-  <w:style w:type="character" w:customStyle="1" w:styleId="AnnotationTok">
+      <w:shd w:color="auto" w:fill="F8F8F8" w:val="clear"/>
+    </w:rPr>
+  </w:style>
+  <w:style w:customStyle="1" w:styleId="AnnotationTok" w:type="character">
     <w:name w:val="AnnotationTok"/>
     <w:basedOn w:val="VerbatimChar"/>
     <w:rPr>
@@ -4653,10 +4509,10 @@
       <w:color w:val="8F5902"/>
       <w:sz w:val="14"/>
       <w:szCs w:val="14"/>
-      <w:shd w:val="clear" w:color="auto" w:fill="F8F8F8"/>
-    </w:rPr>
-  </w:style>
-  <w:style w:type="character" w:customStyle="1" w:styleId="CommentVarTok">
+      <w:shd w:color="auto" w:fill="F8F8F8" w:val="clear"/>
+    </w:rPr>
+  </w:style>
+  <w:style w:customStyle="1" w:styleId="CommentVarTok" w:type="character">
     <w:name w:val="CommentVarTok"/>
     <w:basedOn w:val="VerbatimChar"/>
     <w:rPr>
@@ -4666,10 +4522,10 @@
       <w:color w:val="8F5902"/>
       <w:sz w:val="14"/>
       <w:szCs w:val="14"/>
-      <w:shd w:val="clear" w:color="auto" w:fill="F8F8F8"/>
-    </w:rPr>
-  </w:style>
-  <w:style w:type="character" w:customStyle="1" w:styleId="OtherTok">
+      <w:shd w:color="auto" w:fill="F8F8F8" w:val="clear"/>
+    </w:rPr>
+  </w:style>
+  <w:style w:customStyle="1" w:styleId="OtherTok" w:type="character">
     <w:name w:val="OtherTok"/>
     <w:basedOn w:val="VerbatimChar"/>
     <w:rPr>
@@ -4678,10 +4534,10 @@
       <w:color w:val="8F5902"/>
       <w:sz w:val="14"/>
       <w:szCs w:val="14"/>
-      <w:shd w:val="clear" w:color="auto" w:fill="F8F8F8"/>
-    </w:rPr>
-  </w:style>
-  <w:style w:type="character" w:customStyle="1" w:styleId="FunctionTok">
+      <w:shd w:color="auto" w:fill="F8F8F8" w:val="clear"/>
+    </w:rPr>
+  </w:style>
+  <w:style w:customStyle="1" w:styleId="FunctionTok" w:type="character">
     <w:name w:val="FunctionTok"/>
     <w:basedOn w:val="VerbatimChar"/>
     <w:rPr>
@@ -4691,10 +4547,10 @@
       <w:color w:val="204A87"/>
       <w:sz w:val="14"/>
       <w:szCs w:val="14"/>
-      <w:shd w:val="clear" w:color="auto" w:fill="F8F8F8"/>
-    </w:rPr>
-  </w:style>
-  <w:style w:type="character" w:customStyle="1" w:styleId="VariableTok">
+      <w:shd w:color="auto" w:fill="F8F8F8" w:val="clear"/>
+    </w:rPr>
+  </w:style>
+  <w:style w:customStyle="1" w:styleId="VariableTok" w:type="character">
     <w:name w:val="VariableTok"/>
     <w:basedOn w:val="VerbatimChar"/>
     <w:rPr>
@@ -4703,10 +4559,10 @@
       <w:color w:val="000000"/>
       <w:sz w:val="14"/>
       <w:szCs w:val="14"/>
-      <w:shd w:val="clear" w:color="auto" w:fill="F8F8F8"/>
-    </w:rPr>
-  </w:style>
-  <w:style w:type="character" w:customStyle="1" w:styleId="ControlFlowTok">
+      <w:shd w:color="auto" w:fill="F8F8F8" w:val="clear"/>
+    </w:rPr>
+  </w:style>
+  <w:style w:customStyle="1" w:styleId="ControlFlowTok" w:type="character">
     <w:name w:val="ControlFlowTok"/>
     <w:basedOn w:val="VerbatimChar"/>
     <w:rPr>
@@ -4716,10 +4572,10 @@
       <w:color w:val="204A87"/>
       <w:sz w:val="14"/>
       <w:szCs w:val="14"/>
-      <w:shd w:val="clear" w:color="auto" w:fill="F8F8F8"/>
-    </w:rPr>
-  </w:style>
-  <w:style w:type="character" w:customStyle="1" w:styleId="OperatorTok">
+      <w:shd w:color="auto" w:fill="F8F8F8" w:val="clear"/>
+    </w:rPr>
+  </w:style>
+  <w:style w:customStyle="1" w:styleId="OperatorTok" w:type="character">
     <w:name w:val="OperatorTok"/>
     <w:basedOn w:val="VerbatimChar"/>
     <w:rPr>
@@ -4729,10 +4585,10 @@
       <w:color w:val="CE5C00"/>
       <w:sz w:val="14"/>
       <w:szCs w:val="14"/>
-      <w:shd w:val="clear" w:color="auto" w:fill="F8F8F8"/>
-    </w:rPr>
-  </w:style>
-  <w:style w:type="character" w:customStyle="1" w:styleId="BuiltInTok">
+      <w:shd w:color="auto" w:fill="F8F8F8" w:val="clear"/>
+    </w:rPr>
+  </w:style>
+  <w:style w:customStyle="1" w:styleId="BuiltInTok" w:type="character">
     <w:name w:val="BuiltInTok"/>
     <w:basedOn w:val="VerbatimChar"/>
     <w:rPr>
@@ -4740,10 +4596,10 @@
       <w:i/>
       <w:sz w:val="14"/>
       <w:szCs w:val="14"/>
-      <w:shd w:val="clear" w:color="auto" w:fill="F8F8F8"/>
-    </w:rPr>
-  </w:style>
-  <w:style w:type="character" w:customStyle="1" w:styleId="ExtensionTok">
+      <w:shd w:color="auto" w:fill="F8F8F8" w:val="clear"/>
+    </w:rPr>
+  </w:style>
+  <w:style w:customStyle="1" w:styleId="ExtensionTok" w:type="character">
     <w:name w:val="ExtensionTok"/>
     <w:basedOn w:val="VerbatimChar"/>
     <w:rPr>
@@ -4751,10 +4607,10 @@
       <w:i/>
       <w:sz w:val="14"/>
       <w:szCs w:val="14"/>
-      <w:shd w:val="clear" w:color="auto" w:fill="F8F8F8"/>
-    </w:rPr>
-  </w:style>
-  <w:style w:type="character" w:customStyle="1" w:styleId="PreprocessorTok">
+      <w:shd w:color="auto" w:fill="F8F8F8" w:val="clear"/>
+    </w:rPr>
+  </w:style>
+  <w:style w:customStyle="1" w:styleId="PreprocessorTok" w:type="character">
     <w:name w:val="PreprocessorTok"/>
     <w:basedOn w:val="VerbatimChar"/>
     <w:rPr>
@@ -4763,10 +4619,10 @@
       <w:color w:val="8F5902"/>
       <w:sz w:val="14"/>
       <w:szCs w:val="14"/>
-      <w:shd w:val="clear" w:color="auto" w:fill="F8F8F8"/>
-    </w:rPr>
-  </w:style>
-  <w:style w:type="character" w:customStyle="1" w:styleId="AttributeTok">
+      <w:shd w:color="auto" w:fill="F8F8F8" w:val="clear"/>
+    </w:rPr>
+  </w:style>
+  <w:style w:customStyle="1" w:styleId="AttributeTok" w:type="character">
     <w:name w:val="AttributeTok"/>
     <w:basedOn w:val="VerbatimChar"/>
     <w:rPr>
@@ -4775,10 +4631,10 @@
       <w:color w:val="204A87"/>
       <w:sz w:val="14"/>
       <w:szCs w:val="14"/>
-      <w:shd w:val="clear" w:color="auto" w:fill="F8F8F8"/>
-    </w:rPr>
-  </w:style>
-  <w:style w:type="character" w:customStyle="1" w:styleId="RegionMarkerTok">
+      <w:shd w:color="auto" w:fill="F8F8F8" w:val="clear"/>
+    </w:rPr>
+  </w:style>
+  <w:style w:customStyle="1" w:styleId="RegionMarkerTok" w:type="character">
     <w:name w:val="RegionMarkerTok"/>
     <w:basedOn w:val="VerbatimChar"/>
     <w:rPr>
@@ -4786,10 +4642,10 @@
       <w:i/>
       <w:sz w:val="14"/>
       <w:szCs w:val="14"/>
-      <w:shd w:val="clear" w:color="auto" w:fill="F8F8F8"/>
-    </w:rPr>
-  </w:style>
-  <w:style w:type="character" w:customStyle="1" w:styleId="InformationTok">
+      <w:shd w:color="auto" w:fill="F8F8F8" w:val="clear"/>
+    </w:rPr>
+  </w:style>
+  <w:style w:customStyle="1" w:styleId="InformationTok" w:type="character">
     <w:name w:val="InformationTok"/>
     <w:basedOn w:val="VerbatimChar"/>
     <w:rPr>
@@ -4799,10 +4655,10 @@
       <w:color w:val="8F5902"/>
       <w:sz w:val="14"/>
       <w:szCs w:val="14"/>
-      <w:shd w:val="clear" w:color="auto" w:fill="F8F8F8"/>
-    </w:rPr>
-  </w:style>
-  <w:style w:type="character" w:customStyle="1" w:styleId="WarningTok">
+      <w:shd w:color="auto" w:fill="F8F8F8" w:val="clear"/>
+    </w:rPr>
+  </w:style>
+  <w:style w:customStyle="1" w:styleId="WarningTok" w:type="character">
     <w:name w:val="WarningTok"/>
     <w:basedOn w:val="VerbatimChar"/>
     <w:rPr>
@@ -4812,10 +4668,10 @@
       <w:color w:val="8F5902"/>
       <w:sz w:val="14"/>
       <w:szCs w:val="14"/>
-      <w:shd w:val="clear" w:color="auto" w:fill="F8F8F8"/>
-    </w:rPr>
-  </w:style>
-  <w:style w:type="character" w:customStyle="1" w:styleId="AlertTok">
+      <w:shd w:color="auto" w:fill="F8F8F8" w:val="clear"/>
+    </w:rPr>
+  </w:style>
+  <w:style w:customStyle="1" w:styleId="AlertTok" w:type="character">
     <w:name w:val="AlertTok"/>
     <w:basedOn w:val="VerbatimChar"/>
     <w:rPr>
@@ -4824,10 +4680,10 @@
       <w:color w:val="EF2929"/>
       <w:sz w:val="14"/>
       <w:szCs w:val="14"/>
-      <w:shd w:val="clear" w:color="auto" w:fill="F8F8F8"/>
-    </w:rPr>
-  </w:style>
-  <w:style w:type="character" w:customStyle="1" w:styleId="ErrorTok">
+      <w:shd w:color="auto" w:fill="F8F8F8" w:val="clear"/>
+    </w:rPr>
+  </w:style>
+  <w:style w:customStyle="1" w:styleId="ErrorTok" w:type="character">
     <w:name w:val="ErrorTok"/>
     <w:basedOn w:val="VerbatimChar"/>
     <w:rPr>
@@ -4837,10 +4693,10 @@
       <w:color w:val="A40000"/>
       <w:sz w:val="14"/>
       <w:szCs w:val="14"/>
-      <w:shd w:val="clear" w:color="auto" w:fill="F8F8F8"/>
-    </w:rPr>
-  </w:style>
-  <w:style w:type="character" w:customStyle="1" w:styleId="NormalTok">
+      <w:shd w:color="auto" w:fill="F8F8F8" w:val="clear"/>
+    </w:rPr>
+  </w:style>
+  <w:style w:customStyle="1" w:styleId="NormalTok" w:type="character">
     <w:name w:val="NormalTok"/>
     <w:basedOn w:val="VerbatimChar"/>
     <w:rPr>
@@ -4848,10 +4704,10 @@
       <w:i/>
       <w:sz w:val="14"/>
       <w:szCs w:val="14"/>
-      <w:shd w:val="clear" w:color="auto" w:fill="F8F8F8"/>
-    </w:rPr>
-  </w:style>
-  <w:style w:type="paragraph" w:styleId="TOC2">
+      <w:shd w:color="auto" w:fill="F8F8F8" w:val="clear"/>
+    </w:rPr>
+  </w:style>
+  <w:style w:styleId="TOC2" w:type="paragraph">
     <w:name w:val="toc 2"/>
     <w:basedOn w:val="Normal"/>
     <w:next w:val="Normal"/>
@@ -4867,7 +4723,7 @@
       <w:smallCaps/>
     </w:rPr>
   </w:style>
-  <w:style w:type="paragraph" w:styleId="TOC3">
+  <w:style w:styleId="TOC3" w:type="paragraph">
     <w:name w:val="toc 3"/>
     <w:basedOn w:val="Normal"/>
     <w:next w:val="Normal"/>
@@ -4881,14 +4737,14 @@
       <w:smallCaps/>
     </w:rPr>
   </w:style>
-  <w:style w:type="paragraph" w:styleId="TOC1">
+  <w:style w:styleId="TOC1" w:type="paragraph">
     <w:name w:val="toc 1"/>
     <w:basedOn w:val="Normal"/>
     <w:next w:val="Normal"/>
     <w:autoRedefine/>
     <w:rsid w:val="001D239F"/>
     <w:pPr>
-      <w:spacing w:before="360" w:after="360"/>
+      <w:spacing w:after="360" w:before="360"/>
     </w:pPr>
     <w:rPr>
       <w:b/>
@@ -4897,7 +4753,7 @@
       <w:u w:val="single"/>
     </w:rPr>
   </w:style>
-  <w:style w:type="paragraph" w:styleId="TOC4">
+  <w:style w:styleId="TOC4" w:type="paragraph">
     <w:name w:val="toc 4"/>
     <w:basedOn w:val="Normal"/>
     <w:next w:val="Normal"/>
@@ -4908,7 +4764,7 @@
       <w:spacing w:after="0"/>
     </w:pPr>
   </w:style>
-  <w:style w:type="paragraph" w:styleId="TOC5">
+  <w:style w:styleId="TOC5" w:type="paragraph">
     <w:name w:val="toc 5"/>
     <w:basedOn w:val="Normal"/>
     <w:next w:val="Normal"/>
@@ -4919,7 +4775,7 @@
       <w:spacing w:after="0"/>
     </w:pPr>
   </w:style>
-  <w:style w:type="paragraph" w:styleId="TOC6">
+  <w:style w:styleId="TOC6" w:type="paragraph">
     <w:name w:val="toc 6"/>
     <w:basedOn w:val="Normal"/>
     <w:next w:val="Normal"/>
@@ -4929,7 +4785,7 @@
       <w:spacing w:after="0"/>
     </w:pPr>
   </w:style>
-  <w:style w:type="paragraph" w:styleId="TOC7">
+  <w:style w:styleId="TOC7" w:type="paragraph">
     <w:name w:val="toc 7"/>
     <w:basedOn w:val="Normal"/>
     <w:next w:val="Normal"/>
@@ -4939,7 +4795,7 @@
       <w:spacing w:after="0"/>
     </w:pPr>
   </w:style>
-  <w:style w:type="paragraph" w:styleId="TOC8">
+  <w:style w:styleId="TOC8" w:type="paragraph">
     <w:name w:val="toc 8"/>
     <w:basedOn w:val="Normal"/>
     <w:next w:val="Normal"/>
@@ -4949,7 +4805,7 @@
       <w:spacing w:after="0"/>
     </w:pPr>
   </w:style>
-  <w:style w:type="paragraph" w:styleId="TOC9">
+  <w:style w:styleId="TOC9" w:type="paragraph">
     <w:name w:val="toc 9"/>
     <w:basedOn w:val="Normal"/>
     <w:next w:val="Normal"/>
@@ -4959,7 +4815,7 @@
       <w:spacing w:after="0"/>
     </w:pPr>
   </w:style>
-  <w:style w:type="paragraph" w:styleId="Subtitle">
+  <w:style w:styleId="Subtitle" w:type="paragraph">
     <w:name w:val="Subtitle"/>
     <w:basedOn w:val="Normal"/>
     <w:next w:val="Normal"/>
@@ -4971,12 +4827,12 @@
       <w:jc w:val="center"/>
     </w:pPr>
     <w:rPr>
-      <w:rFonts w:ascii="Play" w:eastAsia="Play" w:hAnsi="Play" w:cs="Play"/>
+      <w:rFonts w:ascii="Play" w:cs="Play" w:eastAsia="Play" w:hAnsi="Play"/>
       <w:sz w:val="28"/>
       <w:szCs w:val="28"/>
     </w:rPr>
   </w:style>
-  <w:style w:type="table" w:customStyle="1" w:styleId="a">
+  <w:style w:customStyle="1" w:styleId="a" w:type="table">
     <w:basedOn w:val="TableNormal"/>
     <w:tblPr>
       <w:tblStyleRowBandSize w:val="1"/>
@@ -4992,7 +4848,7 @@
       </w:tcPr>
     </w:tblStylePr>
   </w:style>
-  <w:style w:type="table" w:customStyle="1" w:styleId="a0">
+  <w:style w:customStyle="1" w:styleId="a0" w:type="table">
     <w:basedOn w:val="TableNormal"/>
     <w:tblPr>
       <w:tblStyleRowBandSize w:val="1"/>
@@ -5008,7 +4864,7 @@
       </w:tcPr>
     </w:tblStylePr>
   </w:style>
-  <w:style w:type="table" w:customStyle="1" w:styleId="a1">
+  <w:style w:customStyle="1" w:styleId="a1" w:type="table">
     <w:basedOn w:val="TableNormal"/>
     <w:tblPr>
       <w:tblStyleRowBandSize w:val="1"/>
@@ -5024,90 +4880,90 @@
       </w:tcPr>
     </w:tblStylePr>
   </w:style>
-  <w:style w:type="table" w:customStyle="1" w:styleId="a2">
+  <w:style w:customStyle="1" w:styleId="a2" w:type="table">
     <w:basedOn w:val="TableNormal"/>
     <w:tblPr>
       <w:tblStyleRowBandSize w:val="1"/>
       <w:tblStyleColBandSize w:val="1"/>
       <w:tblCellMar>
-        <w:top w:w="100" w:type="dxa"/>
-        <w:left w:w="100" w:type="dxa"/>
-        <w:bottom w:w="100" w:type="dxa"/>
-        <w:right w:w="100" w:type="dxa"/>
+        <w:top w:type="dxa" w:w="100"/>
+        <w:left w:type="dxa" w:w="100"/>
+        <w:bottom w:type="dxa" w:w="100"/>
+        <w:right w:type="dxa" w:w="100"/>
       </w:tblCellMar>
     </w:tblPr>
   </w:style>
-  <w:style w:type="table" w:customStyle="1" w:styleId="a3">
+  <w:style w:customStyle="1" w:styleId="a3" w:type="table">
     <w:basedOn w:val="TableNormal"/>
     <w:tblPr>
       <w:tblStyleRowBandSize w:val="1"/>
       <w:tblStyleColBandSize w:val="1"/>
       <w:tblCellMar>
-        <w:top w:w="100" w:type="dxa"/>
-        <w:left w:w="100" w:type="dxa"/>
-        <w:bottom w:w="100" w:type="dxa"/>
-        <w:right w:w="100" w:type="dxa"/>
+        <w:top w:type="dxa" w:w="100"/>
+        <w:left w:type="dxa" w:w="100"/>
+        <w:bottom w:type="dxa" w:w="100"/>
+        <w:right w:type="dxa" w:w="100"/>
       </w:tblCellMar>
     </w:tblPr>
   </w:style>
-  <w:style w:type="table" w:customStyle="1" w:styleId="a4">
+  <w:style w:customStyle="1" w:styleId="a4" w:type="table">
     <w:basedOn w:val="TableNormal"/>
     <w:tblPr>
       <w:tblStyleRowBandSize w:val="1"/>
       <w:tblStyleColBandSize w:val="1"/>
       <w:tblCellMar>
-        <w:top w:w="100" w:type="dxa"/>
-        <w:left w:w="100" w:type="dxa"/>
-        <w:bottom w:w="100" w:type="dxa"/>
-        <w:right w:w="100" w:type="dxa"/>
+        <w:top w:type="dxa" w:w="100"/>
+        <w:left w:type="dxa" w:w="100"/>
+        <w:bottom w:type="dxa" w:w="100"/>
+        <w:right w:type="dxa" w:w="100"/>
       </w:tblCellMar>
     </w:tblPr>
   </w:style>
-  <w:style w:type="table" w:customStyle="1" w:styleId="a5">
+  <w:style w:customStyle="1" w:styleId="a5" w:type="table">
     <w:basedOn w:val="TableNormal"/>
     <w:tblPr>
       <w:tblStyleRowBandSize w:val="1"/>
       <w:tblStyleColBandSize w:val="1"/>
       <w:tblCellMar>
-        <w:top w:w="100" w:type="dxa"/>
-        <w:left w:w="100" w:type="dxa"/>
-        <w:bottom w:w="100" w:type="dxa"/>
-        <w:right w:w="100" w:type="dxa"/>
+        <w:top w:type="dxa" w:w="100"/>
+        <w:left w:type="dxa" w:w="100"/>
+        <w:bottom w:type="dxa" w:w="100"/>
+        <w:right w:type="dxa" w:w="100"/>
       </w:tblCellMar>
     </w:tblPr>
   </w:style>
-  <w:style w:type="table" w:customStyle="1" w:styleId="a6">
+  <w:style w:customStyle="1" w:styleId="a6" w:type="table">
     <w:basedOn w:val="TableNormal"/>
     <w:tblPr>
       <w:tblStyleRowBandSize w:val="1"/>
       <w:tblStyleColBandSize w:val="1"/>
       <w:tblCellMar>
-        <w:top w:w="100" w:type="dxa"/>
-        <w:left w:w="100" w:type="dxa"/>
-        <w:bottom w:w="100" w:type="dxa"/>
-        <w:right w:w="100" w:type="dxa"/>
+        <w:top w:type="dxa" w:w="100"/>
+        <w:left w:type="dxa" w:w="100"/>
+        <w:bottom w:type="dxa" w:w="100"/>
+        <w:right w:type="dxa" w:w="100"/>
       </w:tblCellMar>
     </w:tblPr>
   </w:style>
-  <w:style w:type="paragraph" w:styleId="TOAHeading">
+  <w:style w:styleId="TOAHeading" w:type="paragraph">
     <w:name w:val="toa heading"/>
     <w:basedOn w:val="Normal"/>
     <w:next w:val="Normal"/>
     <w:rsid w:val="00AD6A50"/>
     <w:pPr>
-      <w:spacing w:before="60" w:after="60"/>
+      <w:spacing w:after="60" w:before="60"/>
       <w:jc w:val="center"/>
     </w:pPr>
     <w:rPr>
-      <w:rFonts w:asciiTheme="majorHAnsi" w:eastAsiaTheme="majorEastAsia" w:hAnsiTheme="majorHAnsi" w:cstheme="majorBidi"/>
+      <w:rFonts w:asciiTheme="majorHAnsi" w:cstheme="majorBidi" w:eastAsiaTheme="majorEastAsia" w:hAnsiTheme="majorHAnsi"/>
       <w:b/>
       <w:bCs/>
       <w:sz w:val="21"/>
       <w:szCs w:val="24"/>
-      <w:lang w:val="en-US" w:eastAsia="zh-CN"/>
-    </w:rPr>
-  </w:style>
-  <w:style w:type="character" w:styleId="Strong">
+      <w:lang w:eastAsia="zh-CN" w:val="en-US"/>
+    </w:rPr>
+  </w:style>
+  <w:style w:styleId="Strong" w:type="character">
     <w:name w:val="Strong"/>
     <w:basedOn w:val="DefaultParagraphFont"/>
     <w:uiPriority w:val="22"/>
@@ -5118,7 +4974,7 @@
       <w:bCs/>
     </w:rPr>
   </w:style>
-  <w:style w:type="paragraph" w:styleId="ListParagraph">
+  <w:style w:styleId="ListParagraph" w:type="paragraph">
     <w:name w:val="List Paragraph"/>
     <w:basedOn w:val="Normal"/>
     <w:uiPriority w:val="34"/>
@@ -5129,7 +4985,7 @@
       <w:contextualSpacing/>
     </w:pPr>
   </w:style>
-  <w:style w:type="paragraph" w:styleId="Quote">
+  <w:style w:styleId="Quote" w:type="paragraph">
     <w:name w:val="Quote"/>
     <w:basedOn w:val="Normal"/>
     <w:next w:val="Normal"/>
@@ -5138,17 +4994,17 @@
     <w:qFormat/>
     <w:rsid w:val="00201ADC"/>
     <w:pPr>
-      <w:spacing w:before="200" w:after="160"/>
+      <w:spacing w:after="160" w:before="200"/>
       <w:ind w:left="864" w:right="864"/>
       <w:jc w:val="center"/>
     </w:pPr>
     <w:rPr>
       <w:i/>
       <w:iCs/>
-      <w:color w:val="404040" w:themeColor="text1" w:themeTint="BF"/>
-    </w:rPr>
-  </w:style>
-  <w:style w:type="character" w:customStyle="1" w:styleId="QuoteChar">
+      <w:color w:themeColor="text1" w:themeTint="BF" w:val="404040"/>
+    </w:rPr>
+  </w:style>
+  <w:style w:customStyle="1" w:styleId="QuoteChar" w:type="character">
     <w:name w:val="Quote Char"/>
     <w:basedOn w:val="DefaultParagraphFont"/>
     <w:link w:val="Quote"/>
@@ -5157,29 +5013,29 @@
     <w:rPr>
       <w:i/>
       <w:iCs/>
-      <w:color w:val="404040" w:themeColor="text1" w:themeTint="BF"/>
-    </w:rPr>
-  </w:style>
-  <w:style w:type="paragraph" w:styleId="NoSpacing">
+      <w:color w:themeColor="text1" w:themeTint="BF" w:val="404040"/>
+    </w:rPr>
+  </w:style>
+  <w:style w:styleId="NoSpacing" w:type="paragraph">
     <w:name w:val="No Spacing"/>
     <w:uiPriority w:val="1"/>
     <w:qFormat/>
     <w:rsid w:val="00201ADC"/>
     <w:pPr>
-      <w:spacing w:before="0" w:after="0" w:line="360" w:lineRule="auto"/>
+      <w:spacing w:after="0" w:before="0" w:line="360" w:lineRule="auto"/>
     </w:pPr>
     <w:rPr>
       <w:rFonts w:ascii="Arial" w:hAnsi="Arial"/>
     </w:rPr>
   </w:style>
-  <w:style w:type="paragraph" w:styleId="NormalWeb">
+  <w:style w:styleId="NormalWeb" w:type="paragraph">
     <w:name w:val="Normal (Web)"/>
     <w:basedOn w:val="Normal"/>
     <w:uiPriority w:val="99"/>
     <w:unhideWhenUsed/>
     <w:rsid w:val="00D84195"/>
     <w:pPr>
-      <w:spacing w:before="100" w:beforeAutospacing="1" w:after="100" w:afterAutospacing="1"/>
+      <w:spacing w:after="100" w:afterAutospacing="1" w:before="100" w:beforeAutospacing="1"/>
       <w:jc w:val="left"/>
     </w:pPr>
     <w:rPr>
@@ -5188,7 +5044,7 @@
       <w:lang w:val="en-CA"/>
     </w:rPr>
   </w:style>
-  <w:style w:type="character" w:styleId="Emphasis">
+  <w:style w:styleId="Emphasis" w:type="character">
     <w:name w:val="Emphasis"/>
     <w:basedOn w:val="DefaultParagraphFont"/>
     <w:uiPriority w:val="20"/>
@@ -5199,7 +5055,7 @@
       <w:iCs/>
     </w:rPr>
   </w:style>
-  <w:style w:type="character" w:styleId="LineNumber">
+  <w:style w:styleId="LineNumber" w:type="character">
     <w:name w:val="line number"/>
     <w:basedOn w:val="DefaultParagraphFont"/>
     <w:uiPriority w:val="99"/>
@@ -5207,7 +5063,7 @@
     <w:unhideWhenUsed/>
     <w:rsid w:val="00B13028"/>
   </w:style>
-  <w:style w:type="character" w:styleId="BookTitle">
+  <w:style w:styleId="BookTitle" w:type="character">
     <w:name w:val="Book Title"/>
     <w:basedOn w:val="DefaultParagraphFont"/>
     <w:uiPriority w:val="33"/>
@@ -5219,58 +5075,6 @@
       <w:i/>
       <w:iCs/>
       <w:spacing w:val="5"/>
-    </w:rPr>
-  </w:style>
-  <w:style w:type="character" w:styleId="FollowedHyperlink">
-    <w:name w:val="FollowedHyperlink"/>
-    <w:basedOn w:val="DefaultParagraphFont"/>
-    <w:uiPriority w:val="99"/>
-    <w:semiHidden/>
-    <w:unhideWhenUsed/>
-    <w:rsid w:val="00117731"/>
-    <w:rPr>
-      <w:color w:val="96607D" w:themeColor="followedHyperlink"/>
-      <w:u w:val="single"/>
-    </w:rPr>
-  </w:style>
-  <w:style w:type="paragraph" w:styleId="EndnoteText">
-    <w:name w:val="endnote text"/>
-    <w:basedOn w:val="Normal"/>
-    <w:link w:val="EndnoteTextChar"/>
-    <w:uiPriority w:val="99"/>
-    <w:semiHidden/>
-    <w:unhideWhenUsed/>
-    <w:rsid w:val="001F209D"/>
-    <w:pPr>
-      <w:spacing w:before="0" w:after="0" w:line="240" w:lineRule="auto"/>
-    </w:pPr>
-    <w:rPr>
-      <w:sz w:val="20"/>
-      <w:szCs w:val="20"/>
-    </w:rPr>
-  </w:style>
-  <w:style w:type="character" w:customStyle="1" w:styleId="EndnoteTextChar">
-    <w:name w:val="Endnote Text Char"/>
-    <w:basedOn w:val="DefaultParagraphFont"/>
-    <w:link w:val="EndnoteText"/>
-    <w:uiPriority w:val="99"/>
-    <w:semiHidden/>
-    <w:rsid w:val="001F209D"/>
-    <w:rPr>
-      <w:rFonts w:ascii="Arial" w:hAnsi="Arial"/>
-      <w:sz w:val="20"/>
-      <w:szCs w:val="20"/>
-    </w:rPr>
-  </w:style>
-  <w:style w:type="character" w:styleId="EndnoteReference">
-    <w:name w:val="endnote reference"/>
-    <w:basedOn w:val="DefaultParagraphFont"/>
-    <w:uiPriority w:val="99"/>
-    <w:semiHidden/>
-    <w:unhideWhenUsed/>
-    <w:rsid w:val="001F209D"/>
-    <w:rPr>
-      <w:vertAlign w:val="superscript"/>
     </w:rPr>
   </w:style>
 </w:styles>
@@ -5569,10 +5373,4 @@
     </a:ext>
   </a:extLst>
 </a:theme>
-</file>
-
-<file path=docMetadata/LabelInfo.xml><?xml version="1.0" encoding="utf-8"?>
-<clbl:labelList xmlns:clbl="http://schemas.microsoft.com/office/2020/mipLabelMetadata">
-  <clbl:label id="{948094c8-480e-400b-91c4-c984b7e20814}" enabled="1" method="Standard" siteId="{a1109567-0815-4e1f-88af-e23555482aaa}" contentBits="0" removed="0"/>
-</clbl:labelList>
 </file>
--- a/01.manuscript/Cover Letter.docx
+++ b/01.manuscript/Cover Letter.docx
@@ -33,7 +33,7 @@
         <w:pStyle w:val="BodyText"/>
       </w:pPr>
       <w:r>
-        <w:t xml:space="preserve">23 September 2026</w:t>
+        <w:t xml:space="preserve">29 September 2026</w:t>
       </w:r>
     </w:p>
     <w:p>
@@ -83,7 +83,7 @@
         <w:pStyle w:val="BodyText"/>
       </w:pPr>
       <w:r>
-        <w:t xml:space="preserve">Thank you for your decision of 22 September 2026 on manuscript AFE(2026)5804,</w:t>
+        <w:t xml:space="preserve">Thank you for the decision of 22 September 2026 on manuscript AFE(2026)5804,</w:t>
       </w:r>
       <w:r>
         <w:t xml:space="preserve"> </w:t>
@@ -102,7 +102,7 @@
         <w:t xml:space="preserve">)”</w:t>
       </w:r>
       <w:r>
-        <w:t xml:space="preserve">, and for the invitation to resubmit it as a new manuscript. You asked that the Introduction and Discussion be thoroughly revised to include the existing literature, that the novelty of the study be stated explicitly, and that I write to you explaining what was done. The Associate Editor, Dr MacQuarrie, found the arguments in the Introduction and Discussion not well supported or linked to the literature on this beetle, found that the Discussion reiterated the Results, and asked that the revised Discussion link the findings to the biology, ecology or management of the system. I have taken each of those points in turn.</w:t>
+        <w:t xml:space="preserve">, and for the invitation to resubmit it as a new manuscript. You asked that the Introduction and Discussion be revised to include the existing literature and that the novelty of the study be stated explicitly, and Dr MacQuarrie asked that the Discussion link the findings to the biology, ecology or management of the beetle rather than restate the Results. The attached author response quotes each comment and gives the section of the revised manuscript where it is addressed. In brief, the literature was assembled under a written protocol that screened 1,257 unique records, the reference list grew from 30 to 71 works, the Introduction was rewritten on that literature, and the Discussion was rewritten from the start around dispersal, host defence, crown fade, landing and management.</w:t>
       </w:r>
     </w:p>
     <w:p>
@@ -110,7 +110,7 @@
         <w:pStyle w:val="BodyText"/>
       </w:pPr>
       <w:r>
-        <w:t xml:space="preserve">The literature. The submitted manuscript cited 30 works and introduced its central mechanism, wind in a thin stand disrupting attack, through a refugia paper rather than through the studies that established it. For the resubmission I ran a structured search of Semantic Scholar, Crossref and my own reading store on 23 September 2026 under a written protocol, with one review question for each of the paper’s three questions and a fourth on precedent, screened 1,257 unique records and read 26 papers in full, with the rest of the retained set read by abstract. The Introduction now sets the study inside the landscape modelling of the outbreak from Aukema et al. (2006, 2008), Robertson et al. (2007), Chen and Walton (2011), Chapman et al. (2012), Preisler et al. (2012), Simard et al. (2011), Walter and Platt (2013), Wulder et al. (2006) and Kunegel-Lion and Lewis (2020), grounds the density and wind mechanism in the thinning trials and microclimate measurements of Mitchell et al. (1983), Waring and Pitman (1985), Amman et al. (1988), Bartos and Amman (1989), Schmid et al. (1992) and Preisler and Mitchell (1993) and in the plume measurements of Thistle et al. (2004), and sets the aspect and elevation expectations against Amman (1973), Kaiser et al. (2012) and Nelson et al. (2007). The reference list has grown from 30 to about 80 works, and the Methods now report the search, its criteria and its counts in three sentences.</w:t>
+        <w:t xml:space="preserve">The analysis was also rebuilt during the revision, and I want you to know before the manuscript is read that several findings changed. Attack is now mapped in 47 sixteen-day Landsat periods with a classifier tested on field plots held out whole, the models are built in the order of Aukema et al. (2008) with attack nearby and earlier entered first, and the result is checked under a latent spatial field and at four grains. In the revised analysis refugia were stands with little host. The wind interaction took the direction plume disruption predicts but was too weak to establish it, and open ground had more attack, the pattern deposition of wind-borne beetles predicts. The author response lists every change of this kind.</w:t>
       </w:r>
     </w:p>
     <w:p>
@@ -118,7 +118,7 @@
         <w:pStyle w:val="BodyText"/>
       </w:pPr>
       <w:r>
-        <w:t xml:space="preserve">The Discussion. It is rewritten in five sections, wind and density, terrain and landing, host size, measurement lessons, and limits and management, and each opens with the finding in one clause, sets it against the prior estimate or claim by name, says whether they agree, and closes with what that means for the beetle. The density by wind interaction is compared with the stand-scale measurements of Bartos and Amman (1989) and the plume dilution of Thistle et al. (2004), and set against Preisler and Mitchell (1993), who found that wide spacing did not stop attacks switching between trees. The aspect result is read against Kaiser et al. (2012) and Nelson et al. (2007), who found the beetle reached warm and dry ground first, so that shaded ground appears as the ground the outbreak reached last rather than as the refugium the hypothesis named. The host size threshold is read against Boone et al. (2011) and the susceptibility rating of Shore et al. (2000). The management paragraph now rests on Fettig et al. (2007), Shore et al. (2000) and Six et al. (2014). No coefficient is repeated in the Discussion except beside the number it is compared with.</w:t>
+        <w:t xml:space="preserve">The novelty of the study is what it did. It entered a terrain-resolved wind field at the sixteen-day interval of the response together with stand density and explicit terms for nearby and earlier attack, so that the terrain main effect deposition predicts could be told apart from the density by wind interaction plume disruption predicts, and it tested the three refugia mechanisms of Krawchuk et al. (2020) beside that contagion.</w:t>
       </w:r>
     </w:p>
     <w:p>
@@ -126,15 +126,7 @@
         <w:pStyle w:val="BodyText"/>
       </w:pPr>
       <w:r>
-        <w:t xml:space="preserve">The novelty. It is stated in the same words in the abstract, at the end of the Introduction and at the opening of the Discussion, as what the study did rather than as a claim about what no one else has done. The landscape models cited above entered terrain as elevation, slope and aspect and weather as temperature and precipitation, one machine-learning model of the Alberta outbreak entered a seasonal mean station wind, and the transport models of the beetle’s flight above the canopy resolved the wind over terrain without the stand beneath it. This study entered a terrain-resolved wind field at the sixteen-day interval of the response together with stand density, so that a terrain main effect could be told apart from a density by wind interaction, which are the two signatures that deposition of wind-borne beetles and disruption of the pheromone plume predict.</w:t>
-      </w:r>
-    </w:p>
-    <w:p>
-      <w:pPr>
-        <w:pStyle w:val="BodyText"/>
-      </w:pPr>
-      <w:r>
-        <w:t xml:space="preserve">The study’s origin is my companion study of forest regeneration on the same ground, Murphy, Leslie, Wilson and Banks (2026), Forest Ecology and Management 618, 123985, whose ground plots of beetle-killed pine are the ground truth for the attack maps and whose co-authors are acknowledged on the title page. The work is original, is not published or under consideration elsewhere, and received no external funding. I am the sole author, I declare no conflict of interest, there is no dispute over the ownership of the data presented, and every contribution has been attributed by authorship or acknowledgement. The derived data and the complete analysis code are public on GitHub and will be deposited in Dryad with the revised manuscript.</w:t>
+        <w:t xml:space="preserve">The study grew out of my companion study of forest regeneration on the same ground, Murphy, Leslie, Wilson and Banks (2026), Forest Ecology and Management 618, 123985, whose field plots of beetle-killed pine are the ground truth for the attack maps and whose co-authors are acknowledged on the title page. The work is original, is not published or under consideration elsewhere, and received no external funding. I am the sole author, I declare no conflict of interest, there is no dispute over the ownership of the data presented, and every contribution has been attributed by authorship or acknowledgement. The derived data and the complete analysis code are public on GitHub.</w:t>
       </w:r>
     </w:p>
     <w:p>

--- a/01.manuscript/Cover Letter.docx
+++ b/01.manuscript/Cover Letter.docx
@@ -33,7 +33,7 @@
         <w:pStyle w:val="BodyText"/>
       </w:pPr>
       <w:r>
-        <w:t xml:space="preserve">29 September 2026</w:t>
+        <w:t xml:space="preserve">30 September 2026</w:t>
       </w:r>
     </w:p>
     <w:p>
@@ -102,7 +102,7 @@
         <w:t xml:space="preserve">)”</w:t>
       </w:r>
       <w:r>
-        <w:t xml:space="preserve">, and for the invitation to resubmit it as a new manuscript. You asked that the Introduction and Discussion be revised to include the existing literature and that the novelty of the study be stated explicitly, and Dr MacQuarrie asked that the Discussion link the findings to the biology, ecology or management of the beetle rather than restate the Results. The attached author response quotes each comment and gives the section of the revised manuscript where it is addressed. In brief, the literature was assembled under a written protocol that screened 1,257 unique records, the reference list grew from 30 to 71 works, the Introduction was rewritten on that literature, and the Discussion was rewritten from the start around dispersal, host defence, crown fade, landing and management.</w:t>
+        <w:t xml:space="preserve">, and for the invitation to resubmit it as a new manuscript. You asked that the Introduction and Discussion be revised to include the existing literature and that the novelty of the study be stated explicitly, and Dr MacQuarrie asked that the Discussion link the findings to the biology, ecology or management of the beetle rather than restate the Results. The attached author response quotes each comment and gives the section of the revised manuscript where it is addressed. In brief, the literature was assembled under a written protocol that screened 1,257 unique records, the reference list grew from 30 to 84 works, the Introduction was rewritten on that literature, and the Discussion was rewritten from the start around dispersal, host defence, crown fade, landing and management.</w:t>
       </w:r>
     </w:p>
     <w:p>

--- a/01.manuscript/Cover Letter.docx
+++ b/01.manuscript/Cover Letter.docx
@@ -33,7 +33,7 @@
         <w:pStyle w:val="BodyText"/>
       </w:pPr>
       <w:r>
-        <w:t xml:space="preserve">30 September 2026</w:t>
+        <w:t xml:space="preserve">1 October 2026</w:t>
       </w:r>
     </w:p>
     <w:p>
@@ -67,7 +67,7 @@
         <w:pStyle w:val="BodyText"/>
       </w:pPr>
       <w:r>
-        <w:t xml:space="preserve">RE: Resubmission of AFE(2026)5804 as a new manuscript</w:t>
+        <w:t xml:space="preserve">Resubmission of AFE(2026)5804 as a new manuscript</w:t>
       </w:r>
     </w:p>
     <w:p>
@@ -102,7 +102,7 @@
         <w:t xml:space="preserve">)”</w:t>
       </w:r>
       <w:r>
-        <w:t xml:space="preserve">, and for the invitation to resubmit it as a new manuscript. You asked that the Introduction and Discussion be revised to include the existing literature and that the novelty of the study be stated explicitly, and Dr MacQuarrie asked that the Discussion link the findings to the biology, ecology or management of the beetle rather than restate the Results. The attached author response quotes each comment and gives the section of the revised manuscript where it is addressed. In brief, the literature was assembled under a written protocol that screened 1,257 unique records, the reference list grew from 30 to 84 works, the Introduction was rewritten on that literature, and the Discussion was rewritten from the start around dispersal, host defence, crown fade, landing and management.</w:t>
+        <w:t xml:space="preserve">, and for the invitation to resubmit it as a new manuscript. You asked that the Introduction and Discussion be revised to include the existing literature and that the novelty of the study be stated explicitly, and Dr MacQuarrie asked that the Discussion link the findings to the biology, ecology or management of the beetle rather than restate the Results. The attached response quotes each comment and gives the section of the revised manuscript where it is addressed.</w:t>
       </w:r>
     </w:p>
     <w:p>
@@ -110,7 +110,7 @@
         <w:pStyle w:val="BodyText"/>
       </w:pPr>
       <w:r>
-        <w:t xml:space="preserve">The analysis was also rebuilt during the revision, and I want you to know before the manuscript is read that several findings changed. Attack is now mapped in 47 sixteen-day Landsat periods with a classifier tested on field plots held out whole, the models are built in the order of Aukema et al. (2008) with attack nearby and earlier entered first, and the result is checked under a latent spatial field and at four grains. In the revised analysis refugia were stands with little host. The wind interaction took the direction plume disruption predicts but was too weak to establish it, and open ground had more attack, the pattern deposition of wind-borne beetles predicts. The author response lists every change of this kind.</w:t>
+        <w:t xml:space="preserve">The literature was gathered in two searches under written protocols, and the reference list grew from 30 to 84 works. The Introduction now opens with the beetle as a native disturbance agent of pine forests and the history of its outbreaks, and it builds each of the three questions from studies of how the beetle lands on, attacks and kills a tree, survives the winter, flies and spreads. The Discussion sets each result against that literature and closes on what it means for managing stands.</w:t>
       </w:r>
     </w:p>
     <w:p>
@@ -118,7 +118,7 @@
         <w:pStyle w:val="BodyText"/>
       </w:pPr>
       <w:r>
-        <w:t xml:space="preserve">The novelty of the study is what it did. It entered a terrain-resolved wind field at the sixteen-day interval of the response together with stand density and explicit terms for nearby and earlier attack, so that the terrain main effect deposition predicts could be told apart from the density by wind interaction plume disruption predicts, and it tested the three refugia mechanisms of Krawchuk et al. (2020) beside that contagion.</w:t>
+        <w:t xml:space="preserve">One correction concerns the submitted manuscript’s main claim, and I want to state it plainly before the manuscript is read. The submitted Results reported the interaction of live stems with flight-period wind, -0.049, as attack falling where a thin stand and strong wind coincided, and on that reading the abstract said that wind disruption was supported. The reading was wrong. With standardised terms a negative interaction means that the effect of wind weakens as stems increase, so in the submitted model itself wind raised attack in thin stands and not in dense ones, which is the reverse of what plume disruption predicts. The error was mine, in reading the coefficient, and not in the model. The revised manuscript reads every interaction as the slope of one term at one standard deviation either side of the mean of the other, so that the direction is stated rather than inferred, and it reports that flight-hour wind did not lower attack in thin stands. The author response gives the figures.</w:t>
       </w:r>
     </w:p>
     <w:p>
@@ -126,7 +126,23 @@
         <w:pStyle w:val="BodyText"/>
       </w:pPr>
       <w:r>
-        <w:t xml:space="preserve">The study grew out of my companion study of forest regeneration on the same ground, Murphy, Leslie, Wilson and Banks (2026), Forest Ecology and Management 618, 123985, whose field plots of beetle-killed pine are the ground truth for the attack maps and whose co-authors are acknowledged on the title page. The work is original, is not published or under consideration elsewhere, and received no external funding. I am the sole author, I declare no conflict of interest, there is no dispute over the ownership of the data presented, and every contribution has been attributed by authorship or acknowledgement. The derived data and the complete analysis code are public on GitHub.</w:t>
+        <w:t xml:space="preserve">Two defects in the submitted data were also repaired. The attack maps were rebuilt with a classifier validated on field plots held out whole, and the terrain-adjusted wind field, which had covered less than a third of the study area, now covers all of it. The design is unchanged, with attack mapped once a year for the refugia questions and every sixteen days for the wind test. The spatial pattern of attack is now described with join counts and a Moran’s I correlogram before any model is fitted, the models follow the order of Aukema et al. (2008) in choosing the terms for attack in and around each cell the year before ahead of any environmental term, and the results are checked under a latent spatial field and at three coarser grains. In the revised analysis the refugia on this landscape were stands with little host, and ground sheltered from the wind had slightly more attack, an effect that depended on the grain and place at which it was read. The response states which findings held and which changed.</w:t>
+      </w:r>
+    </w:p>
+    <w:p>
+      <w:pPr>
+        <w:pStyle w:val="BodyText"/>
+      </w:pPr>
+      <w:r>
+        <w:t xml:space="preserve">The novelty of the study is what it did. It tested the three refugia mechanisms of Krawchuk et al. (2020) together on one landscape, beside explicit terms for attack nearby and in the previous year, and it tested the two ways wind could act, breaking up the pheromone plume, with a terrain-adjusted wind field over the afternoon flight hours of each sixteen-day period, and depositing beetles on sheltered ground, with a wind shelter index computed from the terrain.</w:t>
+      </w:r>
+    </w:p>
+    <w:p>
+      <w:pPr>
+        <w:pStyle w:val="BodyText"/>
+      </w:pPr>
+      <w:r>
+        <w:t xml:space="preserve">The study grew out of my companion study of forest regeneration on the same ground, Murphy, Leslie, Wilson and Banks (2026), Forest Ecology and Management 618, 123985, whose field plots of beetle-killed pine trained the classifier here and are used with the agreement of its co-authors, as the title page states. The work is original, is not published or under consideration elsewhere, and received no external funding. I am the sole author, I declare no conflict of interest, there is no dispute over the ownership of the data presented, and every contribution has been attributed by authorship or acknowledgement. The derived data and the complete analysis code are public on GitHub.</w:t>
       </w:r>
     </w:p>
     <w:p>

--- a/01.manuscript/Cover Letter.docx
+++ b/01.manuscript/Cover Letter.docx
@@ -33,7 +33,7 @@
         <w:pStyle w:val="BodyText"/>
       </w:pPr>
       <w:r>
-        <w:t xml:space="preserve">1 October 2026</w:t>
+        <w:t xml:space="preserve">6 October 2026</w:t>
       </w:r>
     </w:p>
     <w:p>
@@ -110,7 +110,7 @@
         <w:pStyle w:val="BodyText"/>
       </w:pPr>
       <w:r>
-        <w:t xml:space="preserve">The literature was gathered in two searches under written protocols, and the reference list grew from 30 to 84 works. The Introduction now opens with the beetle as a native disturbance agent of pine forests and the history of its outbreaks, and it builds each of the three questions from studies of how the beetle lands on, attacks and kills a tree, survives the winter, flies and spreads. The Discussion sets each result against that literature and closes on what it means for managing stands.</w:t>
+        <w:t xml:space="preserve">The literature was gathered in two searches under written protocols, and the reference list grew from 30 to 99 works. The Introduction now opens with the beetle as a native disturbance agent of pine forests and the history of its outbreaks, and it builds each of the three questions from studies of how the beetle lands on, attacks and kills a tree, survives the winter, flies and spreads. The Discussion sets each result against that literature and closes on what it means for managing stands.</w:t>
       </w:r>
     </w:p>
     <w:p>
@@ -118,7 +118,7 @@
         <w:pStyle w:val="BodyText"/>
       </w:pPr>
       <w:r>
-        <w:t xml:space="preserve">One correction concerns the submitted manuscript’s main claim, and I want to state it plainly before the manuscript is read. The submitted Results reported the interaction of live stems with flight-period wind, -0.049, as attack falling where a thin stand and strong wind coincided, and on that reading the abstract said that wind disruption was supported. The reading was wrong. With standardised terms a negative interaction means that the effect of wind weakens as stems increase, so in the submitted model itself wind raised attack in thin stands and not in dense ones, which is the reverse of what plume disruption predicts. The error was mine, in reading the coefficient, and not in the model. The revised manuscript reads every interaction as the slope of one term at one standard deviation either side of the mean of the other, so that the direction is stated rather than inferred, and it reports that flight-hour wind did not lower attack in thin stands. The author response gives the figures.</w:t>
+        <w:t xml:space="preserve">The wind terms were rebuilt. The station wind of the submitted manuscript, one value for the whole site in each period, was replaced by a terrain wind model run over the site, the surrounding valley and the whole Purcell Trench from the reanalysis, checked hour by hour against four valley stations, corrected for the constant share of speed the model removes, and used with its direction limit stated; the lift of rising air over each slope was added beside it. Read that way, wind at the site acted as a term of arrival and not of refuge, and the revised manuscript reports that flight-hour wind did not lower attack in any stand structure the inventory describes.</w:t>
       </w:r>
     </w:p>
     <w:p>

--- a/01.manuscript/Cover Letter.docx
+++ b/01.manuscript/Cover Letter.docx
@@ -33,7 +33,7 @@
         <w:pStyle w:val="BodyText"/>
       </w:pPr>
       <w:r>
-        <w:t xml:space="preserve">6 October 2026</w:t>
+        <w:t xml:space="preserve">12 October 2026</w:t>
       </w:r>
     </w:p>
     <w:p>
@@ -110,7 +110,7 @@
         <w:pStyle w:val="BodyText"/>
       </w:pPr>
       <w:r>
-        <w:t xml:space="preserve">The literature was gathered in two searches under written protocols, and the reference list grew from 30 to 99 works. The Introduction now opens with the beetle as a native disturbance agent of pine forests and the history of its outbreaks, and it builds each of the three questions from studies of how the beetle lands on, attacks and kills a tree, survives the winter, flies and spreads. The Discussion sets each result against that literature and closes on what it means for managing stands.</w:t>
+        <w:t xml:space="preserve">The literature was gathered in two searches under written protocols, and the reference list grew from 30 to 61 works. The Introduction now opens with the beetle as a native disturbance agent of pine forests and the history of its outbreaks, and it builds each of the three questions from studies of how the beetle lands on, attacks and kills a tree, survives the winter, flies and spreads. The Discussion sets each result against that literature and closes on what it means for managing stands.</w:t>
       </w:r>
     </w:p>
     <w:p>
@@ -118,7 +118,7 @@
         <w:pStyle w:val="BodyText"/>
       </w:pPr>
       <w:r>
-        <w:t xml:space="preserve">The wind terms were rebuilt. The station wind of the submitted manuscript, one value for the whole site in each period, was replaced by a terrain wind model run over the site, the surrounding valley and the whole Purcell Trench from the reanalysis, checked hour by hour against four valley stations, corrected for the constant share of speed the model removes, and used with its direction limit stated; the lift of rising air over each slope was added beside it. Read that way, wind at the site acted as a term of arrival and not of refuge, and the revised manuscript reports that flight-hour wind did not lower attack in any stand structure the inventory describes.</w:t>
+        <w:t xml:space="preserve">The wind terms were rebuilt. The station wind of the submitted manuscript, one value for the whole site in each period, was joined by a terrain wind model run over the site, the surrounding valley and the whole Purcell Trench from the reanalysis, checked hour by hour against four valley stations, corrected for the constant share of speed the model removes, and used with its direction limit stated. With that wind, and crown closure as the measure of openness, wind lowered attack where the canopy was open and raised it where it was closed, which is the plume disruption the second question asked about, and the revised manuscript reports it as such.</w:t>
       </w:r>
     </w:p>
     <w:p>
@@ -126,7 +126,7 @@
         <w:pStyle w:val="BodyText"/>
       </w:pPr>
       <w:r>
-        <w:t xml:space="preserve">Two defects in the submitted data were also repaired. The attack maps were rebuilt with a classifier validated on field plots held out whole, and the terrain-adjusted wind field, which had covered less than a third of the study area, now covers all of it. The design is unchanged, with attack mapped once a year for the refugia questions and every sixteen days for the wind test. The spatial pattern of attack is now described with join counts and a Moran’s I correlogram before any model is fitted, the models follow the order of Aukema et al. (2008) in choosing the terms for attack in and around each cell the year before ahead of any environmental term, and the results are checked under a latent spatial field and at three coarser grains. In the revised analysis the refugia on this landscape were stands with little host, and ground sheltered from the wind had slightly more attack, an effect that depended on the grain and place at which it was read. The response states which findings held and which changed.</w:t>
+        <w:t xml:space="preserve">Two defects in the submitted data were also repaired. The attack maps were rebuilt with a classifier validated on field plots held out whole, and the terrain-adjusted wind field, which had covered less than a third of the study area, now covers all of it. The design is unchanged, with attack mapped once a year for the refugia questions and every sixteen days for the wind test. The spatial pattern of attack is now described with join counts and a Moran’s I correlogram before any model is fitted, the models follow the order of Aukema et al. (2008) in choosing the terms for attack in and around each cell the year before ahead of any environmental term, and the results are checked under a latent spatial field and at three coarser grains. In the revised analysis the refugia on this landscape were thin stands with little host and ground shaded by terrain, wind lowered attack only in open stands, and ground facing the afternoon wind had the least attack, an effect that depended on the grain and place at which it was read. The Results answer the three questions in turn and the Discussion sets each answer against the literature in the same order. The response states which findings held and which changed.</w:t>
       </w:r>
     </w:p>
     <w:p>

--- a/01.manuscript/Cover Letter.docx
+++ b/01.manuscript/Cover Letter.docx
@@ -1,108 +1,129 @@
 
 <file path=word/document.xml><?xml version="1.0" encoding="utf-8"?>
-<w:document xmlns:w="http://schemas.openxmlformats.org/wordprocessingml/2006/main" xmlns:m="http://schemas.openxmlformats.org/officeDocument/2006/math" xmlns:r="http://schemas.openxmlformats.org/officeDocument/2006/relationships" xmlns:o="urn:schemas-microsoft-com:office:office" xmlns:v="urn:schemas-microsoft-com:vml" xmlns:w10="urn:schemas-microsoft-com:office:word" xmlns:a="http://schemas.openxmlformats.org/drawingml/2006/main" xmlns:pic="http://schemas.openxmlformats.org/drawingml/2006/picture" xmlns:wp="http://schemas.openxmlformats.org/drawingml/2006/wordprocessingDrawing">
+<w:document xmlns:wpc="http://schemas.microsoft.com/office/word/2010/wordprocessingCanvas" xmlns:cx="http://schemas.microsoft.com/office/drawing/2014/chartex" xmlns:cx1="http://schemas.microsoft.com/office/drawing/2015/9/8/chartex" xmlns:cx2="http://schemas.microsoft.com/office/drawing/2015/10/21/chartex" xmlns:cx3="http://schemas.microsoft.com/office/drawing/2016/5/9/chartex" xmlns:cx4="http://schemas.microsoft.com/office/drawing/2016/5/10/chartex" xmlns:cx5="http://schemas.microsoft.com/office/drawing/2016/5/11/chartex" xmlns:cx6="http://schemas.microsoft.com/office/drawing/2016/5/12/chartex" xmlns:cx7="http://schemas.microsoft.com/office/drawing/2016/5/13/chartex" xmlns:cx8="http://schemas.microsoft.com/office/drawing/2016/5/14/chartex" xmlns:mc="http://schemas.openxmlformats.org/markup-compatibility/2006" xmlns:m="http://schemas.openxmlformats.org/officeDocument/2006/math" xmlns:aink="http://schemas.microsoft.com/office/drawing/2016/ink" xmlns:am3d="http://schemas.microsoft.com/office/drawing/2017/model3d" xmlns:oel="http://schemas.microsoft.com/office/2019/extlst" xmlns:r="http://schemas.openxmlformats.org/officeDocument/2006/relationships" xmlns:wp14="http://schemas.microsoft.com/office/word/2010/wordprocessingDrawing" xmlns:wp="http://schemas.openxmlformats.org/drawingml/2006/wordprocessingDrawing" xmlns:wpg="http://schemas.microsoft.com/office/word/2010/wordprocessingGroup" xmlns:wpi="http://schemas.microsoft.com/office/word/2010/wordprocessingInk" xmlns:wps="http://schemas.microsoft.com/office/word/2010/wordprocessingShape" xmlns:o="urn:schemas-microsoft-com:office:office" xmlns:v="urn:schemas-microsoft-com:vml" xmlns:w10="urn:schemas-microsoft-com:office:word" xmlns:w="http://schemas.openxmlformats.org/wordprocessingml/2006/main" xmlns:w14="http://schemas.microsoft.com/office/word/2010/wordml" xmlns:w15="http://schemas.microsoft.com/office/word/2012/wordml" xmlns:w16cex="http://schemas.microsoft.com/office/word/2018/wordml/cex" xmlns:w16cid="http://schemas.microsoft.com/office/word/2016/wordml/cid" xmlns:w16="http://schemas.microsoft.com/office/word/2018/wordml" xmlns:w16sdtdh="http://schemas.microsoft.com/office/word/2020/wordml/sdtdatahash" xmlns:w16sdtfl="http://schemas.microsoft.com/office/word/2024/wordml/sdtformatlock" xmlns:w16se="http://schemas.microsoft.com/office/word/2015/wordml/symex" xmlns:w16du="http://schemas.microsoft.com/office/word/2023/wordml/word16du" xmlns:wne="http://schemas.microsoft.com/office/word/2006/wordml" mc:Ignorable="w14 w15 w16se w16cid w16 w16cex w16sdtdh w16sdtfl w16du wp14">
   <w:body>
     <w:p>
       <w:pPr>
         <w:pStyle w:val="FirstParagraph"/>
+        <w:spacing w:before="0" w:after="0" w:line="240" w:lineRule="auto"/>
+        <w:jc w:val="left"/>
       </w:pPr>
       <w:r>
-        <w:t xml:space="preserve">Dr Seamus Murphy</w:t>
+        <w:t>Dr Seamus Murphy</w:t>
+      </w:r>
+      <w:r>
+        <w:br/>
+        <w:t xml:space="preserve">TÜV SÜD, 2187 Comox Ave, </w:t>
+      </w:r>
+    </w:p>
+    <w:p>
+      <w:pPr>
+        <w:pStyle w:val="FirstParagraph"/>
+        <w:spacing w:before="0" w:after="0" w:line="240" w:lineRule="auto"/>
+        <w:jc w:val="left"/>
+      </w:pPr>
+      <w:r>
+        <w:t>Comox, British Columbia V9M 1P5, Canada</w:t>
       </w:r>
       <w:r>
         <w:br/>
       </w:r>
-      <w:r>
-        <w:t xml:space="preserve">TÜV SÜD, 2187 Comox Ave, Comox, British Columbia V9M 1P5, Canada</w:t>
-      </w:r>
-      <w:r>
-        <w:br/>
-      </w:r>
-      <w:r>
-        <w:t xml:space="preserve">seamusrobertmurphy@gmail.com</w:t>
-      </w:r>
-      <w:r>
-        <w:br/>
-      </w:r>
-      <w:r>
-        <w:t xml:space="preserve">ORCID 0000-0002-1792-0351</w:t>
-      </w:r>
-    </w:p>
-    <w:p>
-      <w:pPr>
-        <w:pStyle w:val="BodyText"/>
-      </w:pPr>
-      <w:r>
-        <w:t xml:space="preserve">12 October 2026</w:t>
-      </w:r>
-    </w:p>
-    <w:p>
-      <w:pPr>
-        <w:pStyle w:val="BodyText"/>
-      </w:pPr>
-      <w:r>
-        <w:t xml:space="preserve">Dr Christopher Ranger</w:t>
-      </w:r>
-      <w:r>
-        <w:br/>
-      </w:r>
-      <w:r>
-        <w:t xml:space="preserve">Editor-in-Chief</w:t>
-      </w:r>
-      <w:r>
-        <w:br/>
-      </w:r>
-      <w:r>
-        <w:t xml:space="preserve">Agricultural and Forest Entomology</w:t>
-      </w:r>
-      <w:r>
-        <w:br/>
-      </w:r>
-      <w:r>
-        <w:t xml:space="preserve">Royal Entomological Society</w:t>
-      </w:r>
-    </w:p>
-    <w:p>
-      <w:pPr>
-        <w:pStyle w:val="BodyText"/>
-      </w:pPr>
-      <w:r>
-        <w:t xml:space="preserve">Resubmission of AFE(2026)5804 as a new manuscript</w:t>
-      </w:r>
-    </w:p>
-    <w:p>
-      <w:pPr>
-        <w:pStyle w:val="BodyText"/>
-      </w:pPr>
-      <w:r>
-        <w:t xml:space="preserve">Dear Dr Ranger,</w:t>
-      </w:r>
-    </w:p>
-    <w:p>
-      <w:pPr>
-        <w:pStyle w:val="BodyText"/>
-      </w:pPr>
-      <w:r>
-        <w:t xml:space="preserve">Thank you for the decision of 22 September 2026 on manuscript AFE(2026)5804,</w:t>
-      </w:r>
+      <w:hyperlink r:id="rId7" w:history="1">
+        <w:r>
+          <w:rPr>
+            <w:rStyle w:val="Hyperlink"/>
+            <w:sz w:val="22"/>
+          </w:rPr>
+          <w:t>seamusrobertmurphy@gmail.com</w:t>
+        </w:r>
+      </w:hyperlink>
       <w:r>
         <w:t xml:space="preserve"> </w:t>
       </w:r>
       <w:r>
-        <w:t xml:space="preserve">“Testing the wind disruption and disturbance refugia hypothesis for mountain pine beetle outbreaks (</w:t>
+        <w:br/>
+        <w:t>ORCID 0000-0002-1792-0351</w:t>
+      </w:r>
+    </w:p>
+    <w:p>
+      <w:pPr>
+        <w:pStyle w:val="BodyText"/>
+        <w:spacing w:before="0" w:after="0"/>
+        <w:jc w:val="left"/>
+      </w:pPr>
+    </w:p>
+    <w:p>
+      <w:pPr>
+        <w:pStyle w:val="BodyText"/>
+        <w:spacing w:before="0" w:after="0" w:line="240" w:lineRule="auto"/>
+        <w:jc w:val="left"/>
+      </w:pPr>
+      <w:r>
+        <w:t>12 October 2026</w:t>
+      </w:r>
+    </w:p>
+    <w:p>
+      <w:pPr>
+        <w:pStyle w:val="BodyText"/>
+        <w:spacing w:before="0" w:after="0" w:line="240" w:lineRule="auto"/>
+        <w:jc w:val="left"/>
+      </w:pPr>
+      <w:r>
+        <w:t>Dr Christopher Ranger</w:t>
+      </w:r>
+      <w:r>
+        <w:br/>
+        <w:t>Editor-in-Chief</w:t>
+      </w:r>
+      <w:r>
+        <w:br/>
+        <w:t>Agricultural and Forest Entomology</w:t>
+      </w:r>
+      <w:r>
+        <w:br/>
+        <w:t>Royal Entomological Society</w:t>
+      </w:r>
+    </w:p>
+    <w:p>
+      <w:pPr>
+        <w:pStyle w:val="BodyText"/>
+      </w:pPr>
+      <w:r>
+        <w:rPr>
+          <w:b/>
+          <w:bCs/>
+        </w:rPr>
+        <w:t xml:space="preserve">RE: </w:t>
+      </w:r>
+      <w:r>
+        <w:t>Resubmission of AFE(2026)5804 as a new manuscript</w:t>
+      </w:r>
+    </w:p>
+    <w:p>
+      <w:pPr>
+        <w:pStyle w:val="BodyText"/>
+      </w:pPr>
+      <w:r>
+        <w:t>Dear Dr Ranger,</w:t>
+      </w:r>
+    </w:p>
+    <w:p>
+      <w:pPr>
+        <w:pStyle w:val="BodyText"/>
+        <w:ind w:firstLine="720"/>
+      </w:pPr>
+      <w:r>
+        <w:t>Thank you for the decision of 22 September 2026 on manuscript AFE(2026)5804, “Testing the wind disruption and disturbance refugia hypothesis for mountain pine beetle outbreaks (</w:t>
       </w:r>
       <w:r>
         <w:rPr>
           <w:i/>
           <w:iCs/>
         </w:rPr>
-        <w:t xml:space="preserve">Dendroctonus ponderosae</w:t>
+        <w:t>Dendroctonus ponderosae</w:t>
       </w:r>
       <w:r>
-        <w:t xml:space="preserve">)”</w:t>
-      </w:r>
-      <w:r>
-        <w:t xml:space="preserve">, and for the invitation to resubmit it as a new manuscript. You asked that the Introduction and Discussion be revised to include the existing literature and that the novelty of the study be stated explicitly, and Dr MacQuarrie asked that the Discussion link the findings to the biology, ecology or management of the beetle rather than restate the Results. The attached response quotes each comment and gives the section of the revised manuscript where it is addressed.</w:t>
+        <w:t>)”, and for the invitation to resubmit it as a new manuscript. You asked that the Introduction and Discussion be revised to include the existing literature and that the novelty of the study be stated explicitly, and Dr MacQuarrie asked that the Discussion link the findings to the biology, ecology or management of the beetle rather than restate the Results. The attached response quotes each comment and gives the section of the revised manuscript where it is addressed.</w:t>
       </w:r>
     </w:p>
     <w:p>
@@ -110,7 +131,7 @@
         <w:pStyle w:val="BodyText"/>
       </w:pPr>
       <w:r>
-        <w:t xml:space="preserve">The literature was gathered in two searches under written protocols, and the reference list grew from 30 to 61 works. The Introduction now opens with the beetle as a native disturbance agent of pine forests and the history of its outbreaks, and it builds each of the three questions from studies of how the beetle lands on, attacks and kills a tree, survives the winter, flies and spreads. The Discussion sets each result against that literature and closes on what it means for managing stands.</w:t>
+        <w:t>The literature was gathered in two searches under written protocols, and the reference list grew from 30 to 61 works. The Introduction now opens with the beetle as a native disturbance agent of pine forests and the history of its outbreaks, and it builds each of the three questions from studies of how the beetle lands on, attacks and kills a tree, survives the winter, flies and spreads. The Discussion sets each result against that literature and closes on what it means for managing stands.</w:t>
       </w:r>
     </w:p>
     <w:p>
@@ -118,7 +139,7 @@
         <w:pStyle w:val="BodyText"/>
       </w:pPr>
       <w:r>
-        <w:t xml:space="preserve">The wind terms were rebuilt. The station wind of the submitted manuscript, one value for the whole site in each period, was joined by a terrain wind model run over the site, the surrounding valley and the whole Purcell Trench from the reanalysis, checked hour by hour against four valley stations, corrected for the constant share of speed the model removes, and used with its direction limit stated. With that wind, and crown closure as the measure of openness, wind lowered attack where the canopy was open and raised it where it was closed, which is the plume disruption the second question asked about, and the revised manuscript reports it as such.</w:t>
+        <w:t>The wind terms were rebuilt. The station wind of the submitted manuscript, one value for the whole site in each period, was joined by a terrain wind model run over the site, the surrounding valley and the whole Purcell Trench from the reanalysis, checked hour by hour against four valley stations, corrected for the constant share of speed the model removes, and used with its direction limit stated. With that wind, and crown closure as the measure of openness, wind lowered attack where the canopy was open and raised it where it was closed, which is the plume disruption the second question asked about, and the revised manuscript reports it as such.</w:t>
       </w:r>
     </w:p>
     <w:p>
@@ -126,7 +147,8 @@
         <w:pStyle w:val="BodyText"/>
       </w:pPr>
       <w:r>
-        <w:t xml:space="preserve">Two defects in the submitted data were also repaired. The attack maps were rebuilt with a classifier validated on field plots held out whole, and the terrain-adjusted wind field, which had covered less than a third of the study area, now covers all of it. The design is unchanged, with attack mapped once a year for the refugia questions and every sixteen days for the wind test. The spatial pattern of attack is now described with join counts and a Moran’s I correlogram before any model is fitted, the models follow the order of Aukema et al. (2008) in choosing the terms for attack in and around each cell the year before ahead of any environmental term, and the results are checked under a latent spatial field and at three coarser grains. In the revised analysis the refugia on this landscape were thin stands with little host and ground shaded by terrain, wind lowered attack only in open stands, and ground facing the afternoon wind had the least attack, an effect that depended on the grain and place at which it was read. The Results answer the three questions in turn and the Discussion sets each answer against the literature in the same order. The response states which findings held and which changed.</w:t>
+        <w:lastRenderedPageBreak/>
+        <w:t>Two defects in the submitted data were also repaired. The attack maps were rebuilt with a classifier validated on field plots held out whole, and the terrain-adjusted wind field, which had covered less than a third of the study area, now covers all of it. The design is unchanged, with attack mapped once a year for the refugia questions and every sixteen days for the wind test. The spatial pattern of attack is now described with join counts and a Moran’s I correlogram before any model is fitted, the models follow the order of Aukema et al. (2008) in choosing the terms for attack in and around each cell the year before ahead of any environmental term, and the results are checked under a latent spatial field and at three coarser grains. In the revised analysis the refugia on this landscape were thin stands with little host and ground shaded by terrain, wind lowered attack only in open stands, and ground facing the afternoon wind had the least attack, an effect that depended on the grain and place at which it was read. The Results answer the three questions in turn and the Discussion sets each answer against the literature in the same order. The response states which findings held and which changed.</w:t>
       </w:r>
     </w:p>
     <w:p>
@@ -134,7 +156,7 @@
         <w:pStyle w:val="BodyText"/>
       </w:pPr>
       <w:r>
-        <w:t xml:space="preserve">The novelty of the study is what it did. It tested the three refugia mechanisms of Krawchuk et al. (2020) together on one landscape, beside explicit terms for attack nearby and in the previous year, and it tested the two ways wind could act, breaking up the pheromone plume, with a terrain-adjusted wind field over the afternoon flight hours of each sixteen-day period, and depositing beetles on sheltered ground, with a wind shelter index computed from the terrain.</w:t>
+        <w:t>The novelty of the study is what it did. It tested the three refugia mechanisms of Krawchuk et al. (2020) together on one landscape, beside explicit terms for attack nearby and in the previous year, and it tested the two ways wind could act, breaking up the pheromone plume, with a terrain-adjusted wind field over the afternoon flight hours of each sixteen-day period, and depositing beetles on sheltered ground, with a wind shelter index computed from the terrain.</w:t>
       </w:r>
     </w:p>
     <w:p>
@@ -142,30 +164,38 @@
         <w:pStyle w:val="BodyText"/>
       </w:pPr>
       <w:r>
-        <w:t xml:space="preserve">The study grew out of my companion study of forest regeneration on the same ground, Murphy, Leslie, Wilson and Banks (2026), Forest Ecology and Management 618, 123985, whose field plots of beetle-killed pine trained the classifier here and are used with the agreement of its co-authors, as the title page states. The work is original, is not published or under consideration elsewhere, and received no external funding. I am the sole author, I declare no conflict of interest, there is no dispute over the ownership of the data presented, and every contribution has been attributed by authorship or acknowledgement. The derived data and the complete analysis code are public on GitHub.</w:t>
+        <w:t xml:space="preserve">The study grew out of </w:t>
+      </w:r>
+      <w:r>
+        <w:t>a</w:t>
+      </w:r>
+      <w:r>
+        <w:t xml:space="preserve"> companion study of forest regeneration on the same ground, Murphy, Leslie, Wilson and Banks (2026), Forest Ecology and Management 618, 123985, whose field plots of beetle-killed pine trained the classifier here and are used with the agreement of its co-authors, as the title page states. The work is original, is not published or under consideration elsewhere, and received no external funding. I am the sole author, I declare no conflict of interest, there is no dispute over the ownership of the data presented, and every contribution has been attributed by authorship or acknowledgement. The derived data and the complete analysis code are public on GitHub.</w:t>
       </w:r>
     </w:p>
     <w:p>
       <w:pPr>
         <w:pStyle w:val="BodyText"/>
+        <w:ind w:firstLine="720"/>
       </w:pPr>
       <w:r>
-        <w:t xml:space="preserve">Yours sincerely,</w:t>
+        <w:t>Yours sincerely,</w:t>
       </w:r>
     </w:p>
     <w:p>
       <w:pPr>
         <w:pStyle w:val="BodyText"/>
+        <w:ind w:left="720" w:firstLine="720"/>
       </w:pPr>
       <w:r>
-        <w:t xml:space="preserve">Dr Seamus Murphy</w:t>
+        <w:t>Dr Seamus Murphy</w:t>
       </w:r>
     </w:p>
     <w:sectPr>
-      <w:footerReference r:id="rId10" w:type="default"/>
-      <w:footerReference r:id="rId9" w:type="first"/>
-      <w:pgSz w:h="15840" w:w="12240"/>
-      <w:pgMar w:bottom="1440" w:footer="720" w:gutter="0" w:header="720" w:left="1440" w:right="1440" w:top="1440"/>
+      <w:footerReference w:type="default" r:id="rId8"/>
+      <w:footerReference w:type="first" r:id="rId9"/>
+      <w:pgSz w:w="12240" w:h="15840"/>
+      <w:pgMar w:top="1440" w:right="1440" w:bottom="1440" w:left="1440" w:header="720" w:footer="720" w:gutter="0"/>
       <w:lnNumType w:countBy="1" w:restart="continuous"/>
       <w:pgNumType w:start="1"/>
       <w:cols w:space="720"/>
@@ -176,12 +206,33 @@
 </w:document>
 </file>
 
-<file path=word/comments.xml><?xml version="1.0" encoding="utf-8"?>
-<w:comments xmlns:w="http://schemas.openxmlformats.org/wordprocessingml/2006/main" xmlns:m="http://schemas.openxmlformats.org/officeDocument/2006/math" xmlns:r="http://schemas.openxmlformats.org/officeDocument/2006/relationships" xmlns:o="urn:schemas-microsoft-com:office:office" xmlns:v="urn:schemas-microsoft-com:vml" xmlns:w10="urn:schemas-microsoft-com:office:word" xmlns:a="http://schemas.openxmlformats.org/drawingml/2006/main" xmlns:pic="http://schemas.openxmlformats.org/drawingml/2006/picture" xmlns:wp="http://schemas.openxmlformats.org/drawingml/2006/wordprocessingDrawing"/>
+<file path=word/endnotes.xml><?xml version="1.0" encoding="utf-8"?>
+<w:endnotes xmlns:wpc="http://schemas.microsoft.com/office/word/2010/wordprocessingCanvas" xmlns:cx="http://schemas.microsoft.com/office/drawing/2014/chartex" xmlns:cx1="http://schemas.microsoft.com/office/drawing/2015/9/8/chartex" xmlns:cx2="http://schemas.microsoft.com/office/drawing/2015/10/21/chartex" xmlns:cx3="http://schemas.microsoft.com/office/drawing/2016/5/9/chartex" xmlns:cx4="http://schemas.microsoft.com/office/drawing/2016/5/10/chartex" xmlns:cx5="http://schemas.microsoft.com/office/drawing/2016/5/11/chartex" xmlns:cx6="http://schemas.microsoft.com/office/drawing/2016/5/12/chartex" xmlns:cx7="http://schemas.microsoft.com/office/drawing/2016/5/13/chartex" xmlns:cx8="http://schemas.microsoft.com/office/drawing/2016/5/14/chartex" xmlns:mc="http://schemas.openxmlformats.org/markup-compatibility/2006" xmlns:m="http://schemas.openxmlformats.org/officeDocument/2006/math" xmlns:aink="http://schemas.microsoft.com/office/drawing/2016/ink" xmlns:am3d="http://schemas.microsoft.com/office/drawing/2017/model3d" xmlns:oel="http://schemas.microsoft.com/office/2019/extlst" xmlns:r="http://schemas.openxmlformats.org/officeDocument/2006/relationships" xmlns:wp14="http://schemas.microsoft.com/office/word/2010/wordprocessingDrawing" xmlns:wp="http://schemas.openxmlformats.org/drawingml/2006/wordprocessingDrawing" xmlns:wpg="http://schemas.microsoft.com/office/word/2010/wordprocessingGroup" xmlns:wpi="http://schemas.microsoft.com/office/word/2010/wordprocessingInk" xmlns:wps="http://schemas.microsoft.com/office/word/2010/wordprocessingShape" xmlns:o="urn:schemas-microsoft-com:office:office" xmlns:v="urn:schemas-microsoft-com:vml" xmlns:w10="urn:schemas-microsoft-com:office:word" xmlns:w="http://schemas.openxmlformats.org/wordprocessingml/2006/main" xmlns:w14="http://schemas.microsoft.com/office/word/2010/wordml" xmlns:w15="http://schemas.microsoft.com/office/word/2012/wordml" xmlns:w16cex="http://schemas.microsoft.com/office/word/2018/wordml/cex" xmlns:w16cid="http://schemas.microsoft.com/office/word/2016/wordml/cid" xmlns:w16="http://schemas.microsoft.com/office/word/2018/wordml" xmlns:w16sdtdh="http://schemas.microsoft.com/office/word/2020/wordml/sdtdatahash" xmlns:w16sdtfl="http://schemas.microsoft.com/office/word/2024/wordml/sdtformatlock" xmlns:w16se="http://schemas.microsoft.com/office/word/2015/wordml/symex" xmlns:w16du="http://schemas.microsoft.com/office/word/2023/wordml/word16du" xmlns:wne="http://schemas.microsoft.com/office/word/2006/wordml" mc:Ignorable="w14 w15 w16se w16cid w16 w16cex w16sdtdh w16sdtfl w16du wp14">
+  <w:endnote w:type="separator" w:id="-1">
+    <w:p>
+      <w:pPr>
+        <w:spacing w:before="0" w:after="0" w:line="240" w:lineRule="auto"/>
+      </w:pPr>
+      <w:r>
+        <w:separator/>
+      </w:r>
+    </w:p>
+  </w:endnote>
+  <w:endnote w:type="continuationSeparator" w:id="0">
+    <w:p>
+      <w:pPr>
+        <w:spacing w:before="0" w:after="0" w:line="240" w:lineRule="auto"/>
+      </w:pPr>
+      <w:r>
+        <w:continuationSeparator/>
+      </w:r>
+    </w:p>
+  </w:endnote>
+</w:endnotes>
 </file>
 
 <file path=word/footer1.xml><?xml version="1.0" encoding="utf-8"?>
-<w:ftr xmlns:wpc="http://schemas.microsoft.com/office/word/2010/wordprocessingCanvas" xmlns:cx="http://schemas.microsoft.com/office/drawing/2014/chartex" xmlns:cx1="http://schemas.microsoft.com/office/drawing/2015/9/8/chartex" xmlns:cx2="http://schemas.microsoft.com/office/drawing/2015/10/21/chartex" xmlns:cx3="http://schemas.microsoft.com/office/drawing/2016/5/9/chartex" xmlns:cx4="http://schemas.microsoft.com/office/drawing/2016/5/10/chartex" xmlns:cx5="http://schemas.microsoft.com/office/drawing/2016/5/11/chartex" xmlns:cx6="http://schemas.microsoft.com/office/drawing/2016/5/12/chartex" xmlns:cx7="http://schemas.microsoft.com/office/drawing/2016/5/13/chartex" xmlns:cx8="http://schemas.microsoft.com/office/drawing/2016/5/14/chartex" xmlns:mc="http://schemas.openxmlformats.org/markup-compatibility/2006" xmlns:m="http://schemas.openxmlformats.org/officeDocument/2006/math" xmlns:aink="http://schemas.microsoft.com/office/drawing/2016/ink" xmlns:am3d="http://schemas.microsoft.com/office/drawing/2017/model3d" xmlns:oel="http://schemas.microsoft.com/office/2019/extlst" xmlns:r="http://schemas.openxmlformats.org/officeDocument/2006/relationships" xmlns:wp14="http://schemas.microsoft.com/office/word/2010/wordprocessingDrawing" xmlns:wp="http://schemas.openxmlformats.org/drawingml/2006/wordprocessingDrawing" xmlns:wpg="http://schemas.microsoft.com/office/word/2010/wordprocessingGroup" xmlns:wpi="http://schemas.microsoft.com/office/word/2010/wordprocessingInk" xmlns:wps="http://schemas.microsoft.com/office/word/2010/wordprocessingShape" xmlns:o="urn:schemas-microsoft-com:office:office" xmlns:v="urn:schemas-microsoft-com:vml" xmlns:w10="urn:schemas-microsoft-com:office:word" xmlns:w="http://schemas.openxmlformats.org/wordprocessingml/2006/main" xmlns:w14="http://schemas.microsoft.com/office/word/2010/wordml" xmlns:w15="http://schemas.microsoft.com/office/word/2012/wordml" xmlns:w16cei="http://schemas.microsoft.com/office/word/2026/wordml/cei" xmlns:w16cex="http://schemas.microsoft.com/office/word/2018/wordml/cex" xmlns:w16cid="http://schemas.microsoft.com/office/word/2016/wordml/cid" xmlns:w16="http://schemas.microsoft.com/office/word/2018/wordml" xmlns:w16sdtdh="http://schemas.microsoft.com/office/word/2020/wordml/sdtdatahash" xmlns:w16sdtfl="http://schemas.microsoft.com/office/word/2024/wordml/sdtformatlock" xmlns:w16se="http://schemas.microsoft.com/office/word/2015/wordml/symex" xmlns:w16du="http://schemas.microsoft.com/office/word/2023/wordml/word16du" xmlns:wne="http://schemas.microsoft.com/office/word/2006/wordml" mc:Ignorable="w14 w15 w16se w16cid w16 w16cex w16sdtdh w16sdtfl w16du wp14">
+<w:ftr xmlns:wpc="http://schemas.microsoft.com/office/word/2010/wordprocessingCanvas" xmlns:cx="http://schemas.microsoft.com/office/drawing/2014/chartex" xmlns:cx1="http://schemas.microsoft.com/office/drawing/2015/9/8/chartex" xmlns:cx2="http://schemas.microsoft.com/office/drawing/2015/10/21/chartex" xmlns:cx3="http://schemas.microsoft.com/office/drawing/2016/5/9/chartex" xmlns:cx4="http://schemas.microsoft.com/office/drawing/2016/5/10/chartex" xmlns:cx5="http://schemas.microsoft.com/office/drawing/2016/5/11/chartex" xmlns:cx6="http://schemas.microsoft.com/office/drawing/2016/5/12/chartex" xmlns:cx7="http://schemas.microsoft.com/office/drawing/2016/5/13/chartex" xmlns:cx8="http://schemas.microsoft.com/office/drawing/2016/5/14/chartex" xmlns:mc="http://schemas.openxmlformats.org/markup-compatibility/2006" xmlns:m="http://schemas.openxmlformats.org/officeDocument/2006/math" xmlns:aink="http://schemas.microsoft.com/office/drawing/2016/ink" xmlns:am3d="http://schemas.microsoft.com/office/drawing/2017/model3d" xmlns:oel="http://schemas.microsoft.com/office/2019/extlst" xmlns:r="http://schemas.openxmlformats.org/officeDocument/2006/relationships" xmlns:wp14="http://schemas.microsoft.com/office/word/2010/wordprocessingDrawing" xmlns:wp="http://schemas.openxmlformats.org/drawingml/2006/wordprocessingDrawing" xmlns:wpg="http://schemas.microsoft.com/office/word/2010/wordprocessingGroup" xmlns:wpi="http://schemas.microsoft.com/office/word/2010/wordprocessingInk" xmlns:wps="http://schemas.microsoft.com/office/word/2010/wordprocessingShape" xmlns:o="urn:schemas-microsoft-com:office:office" xmlns:v="urn:schemas-microsoft-com:vml" xmlns:w10="urn:schemas-microsoft-com:office:word" xmlns:w="http://schemas.openxmlformats.org/wordprocessingml/2006/main" xmlns:w14="http://schemas.microsoft.com/office/word/2010/wordml" xmlns:w15="http://schemas.microsoft.com/office/word/2012/wordml" xmlns:w16cex="http://schemas.microsoft.com/office/word/2018/wordml/cex" xmlns:w16cid="http://schemas.microsoft.com/office/word/2016/wordml/cid" xmlns:w16="http://schemas.microsoft.com/office/word/2018/wordml" xmlns:w16sdtdh="http://schemas.microsoft.com/office/word/2020/wordml/sdtdatahash" xmlns:w16sdtfl="http://schemas.microsoft.com/office/word/2024/wordml/sdtformatlock" xmlns:w16se="http://schemas.microsoft.com/office/word/2015/wordml/symex" xmlns:w16du="http://schemas.microsoft.com/office/word/2023/wordml/word16du" xmlns:wne="http://schemas.microsoft.com/office/word/2006/wordml" mc:Ignorable="w14 w15 w16se w16cid w16 w16cex w16sdtdh w16sdtfl w16du wp14">
   <w:p>
     <w:pPr>
       <w:jc w:val="right"/>
@@ -209,24 +260,30 @@
 </file>
 
 <file path=word/footer2.xml><?xml version="1.0" encoding="utf-8"?>
-<w:ftr xmlns:wpc="http://schemas.microsoft.com/office/word/2010/wordprocessingCanvas" xmlns:cx="http://schemas.microsoft.com/office/drawing/2014/chartex" xmlns:cx1="http://schemas.microsoft.com/office/drawing/2015/9/8/chartex" xmlns:cx2="http://schemas.microsoft.com/office/drawing/2015/10/21/chartex" xmlns:cx3="http://schemas.microsoft.com/office/drawing/2016/5/9/chartex" xmlns:cx4="http://schemas.microsoft.com/office/drawing/2016/5/10/chartex" xmlns:cx5="http://schemas.microsoft.com/office/drawing/2016/5/11/chartex" xmlns:cx6="http://schemas.microsoft.com/office/drawing/2016/5/12/chartex" xmlns:cx7="http://schemas.microsoft.com/office/drawing/2016/5/13/chartex" xmlns:cx8="http://schemas.microsoft.com/office/drawing/2016/5/14/chartex" xmlns:mc="http://schemas.openxmlformats.org/markup-compatibility/2006" xmlns:m="http://schemas.openxmlformats.org/officeDocument/2006/math" xmlns:aink="http://schemas.microsoft.com/office/drawing/2016/ink" xmlns:am3d="http://schemas.microsoft.com/office/drawing/2017/model3d" xmlns:oel="http://schemas.microsoft.com/office/2019/extlst" xmlns:r="http://schemas.openxmlformats.org/officeDocument/2006/relationships" xmlns:wp14="http://schemas.microsoft.com/office/word/2010/wordprocessingDrawing" xmlns:wp="http://schemas.openxmlformats.org/drawingml/2006/wordprocessingDrawing" xmlns:wpg="http://schemas.microsoft.com/office/word/2010/wordprocessingGroup" xmlns:wpi="http://schemas.microsoft.com/office/word/2010/wordprocessingInk" xmlns:wps="http://schemas.microsoft.com/office/word/2010/wordprocessingShape" xmlns:o="urn:schemas-microsoft-com:office:office" xmlns:v="urn:schemas-microsoft-com:vml" xmlns:w10="urn:schemas-microsoft-com:office:word" xmlns:w="http://schemas.openxmlformats.org/wordprocessingml/2006/main" xmlns:w14="http://schemas.microsoft.com/office/word/2010/wordml" xmlns:w15="http://schemas.microsoft.com/office/word/2012/wordml" xmlns:w16cei="http://schemas.microsoft.com/office/word/2026/wordml/cei" xmlns:w16cex="http://schemas.microsoft.com/office/word/2018/wordml/cex" xmlns:w16cid="http://schemas.microsoft.com/office/word/2016/wordml/cid" xmlns:w16="http://schemas.microsoft.com/office/word/2018/wordml" xmlns:w16sdtdh="http://schemas.microsoft.com/office/word/2020/wordml/sdtdatahash" xmlns:w16sdtfl="http://schemas.microsoft.com/office/word/2024/wordml/sdtformatlock" xmlns:w16se="http://schemas.microsoft.com/office/word/2015/wordml/symex" xmlns:w16du="http://schemas.microsoft.com/office/word/2023/wordml/word16du" xmlns:wne="http://schemas.microsoft.com/office/word/2006/wordml" mc:Ignorable="w14 w15 w16se w16cid w16 w16cex w16sdtdh w16sdtfl w16du wp14">
+<w:ftr xmlns:wpc="http://schemas.microsoft.com/office/word/2010/wordprocessingCanvas" xmlns:cx="http://schemas.microsoft.com/office/drawing/2014/chartex" xmlns:cx1="http://schemas.microsoft.com/office/drawing/2015/9/8/chartex" xmlns:cx2="http://schemas.microsoft.com/office/drawing/2015/10/21/chartex" xmlns:cx3="http://schemas.microsoft.com/office/drawing/2016/5/9/chartex" xmlns:cx4="http://schemas.microsoft.com/office/drawing/2016/5/10/chartex" xmlns:cx5="http://schemas.microsoft.com/office/drawing/2016/5/11/chartex" xmlns:cx6="http://schemas.microsoft.com/office/drawing/2016/5/12/chartex" xmlns:cx7="http://schemas.microsoft.com/office/drawing/2016/5/13/chartex" xmlns:cx8="http://schemas.microsoft.com/office/drawing/2016/5/14/chartex" xmlns:mc="http://schemas.openxmlformats.org/markup-compatibility/2006" xmlns:m="http://schemas.openxmlformats.org/officeDocument/2006/math" xmlns:aink="http://schemas.microsoft.com/office/drawing/2016/ink" xmlns:am3d="http://schemas.microsoft.com/office/drawing/2017/model3d" xmlns:oel="http://schemas.microsoft.com/office/2019/extlst" xmlns:r="http://schemas.openxmlformats.org/officeDocument/2006/relationships" xmlns:wp14="http://schemas.microsoft.com/office/word/2010/wordprocessingDrawing" xmlns:wp="http://schemas.openxmlformats.org/drawingml/2006/wordprocessingDrawing" xmlns:wpg="http://schemas.microsoft.com/office/word/2010/wordprocessingGroup" xmlns:wpi="http://schemas.microsoft.com/office/word/2010/wordprocessingInk" xmlns:wps="http://schemas.microsoft.com/office/word/2010/wordprocessingShape" xmlns:o="urn:schemas-microsoft-com:office:office" xmlns:v="urn:schemas-microsoft-com:vml" xmlns:w10="urn:schemas-microsoft-com:office:word" xmlns:w="http://schemas.openxmlformats.org/wordprocessingml/2006/main" xmlns:w14="http://schemas.microsoft.com/office/word/2010/wordml" xmlns:w15="http://schemas.microsoft.com/office/word/2012/wordml" xmlns:w16cex="http://schemas.microsoft.com/office/word/2018/wordml/cex" xmlns:w16cid="http://schemas.microsoft.com/office/word/2016/wordml/cid" xmlns:w16="http://schemas.microsoft.com/office/word/2018/wordml" xmlns:w16sdtdh="http://schemas.microsoft.com/office/word/2020/wordml/sdtdatahash" xmlns:w16sdtfl="http://schemas.microsoft.com/office/word/2024/wordml/sdtformatlock" xmlns:w16se="http://schemas.microsoft.com/office/word/2015/wordml/symex" xmlns:w16du="http://schemas.microsoft.com/office/word/2023/wordml/word16du" xmlns:wne="http://schemas.microsoft.com/office/word/2006/wordml" mc:Ignorable="w14 w15 w16se w16cid w16 w16cex w16sdtdh w16sdtfl w16du wp14">
   <w:p/>
 </w:ftr>
 </file>
 
 <file path=word/footnotes.xml><?xml version="1.0" encoding="utf-8"?>
-<w:footnotes xmlns:w="http://schemas.openxmlformats.org/wordprocessingml/2006/main" xmlns:m="http://schemas.openxmlformats.org/officeDocument/2006/math" xmlns:r="http://schemas.openxmlformats.org/officeDocument/2006/relationships" xmlns:o="urn:schemas-microsoft-com:office:office" xmlns:v="urn:schemas-microsoft-com:vml" xmlns:w10="urn:schemas-microsoft-com:office:word" xmlns:a="http://schemas.openxmlformats.org/drawingml/2006/main" xmlns:pic="http://schemas.openxmlformats.org/drawingml/2006/picture" xmlns:wp="http://schemas.openxmlformats.org/drawingml/2006/wordprocessingDrawing">
-  <w:footnote w:type="continuationSeparator" w:id="0">
+<w:footnotes xmlns:wpc="http://schemas.microsoft.com/office/word/2010/wordprocessingCanvas" xmlns:cx="http://schemas.microsoft.com/office/drawing/2014/chartex" xmlns:cx1="http://schemas.microsoft.com/office/drawing/2015/9/8/chartex" xmlns:cx2="http://schemas.microsoft.com/office/drawing/2015/10/21/chartex" xmlns:cx3="http://schemas.microsoft.com/office/drawing/2016/5/9/chartex" xmlns:cx4="http://schemas.microsoft.com/office/drawing/2016/5/10/chartex" xmlns:cx5="http://schemas.microsoft.com/office/drawing/2016/5/11/chartex" xmlns:cx6="http://schemas.microsoft.com/office/drawing/2016/5/12/chartex" xmlns:cx7="http://schemas.microsoft.com/office/drawing/2016/5/13/chartex" xmlns:cx8="http://schemas.microsoft.com/office/drawing/2016/5/14/chartex" xmlns:mc="http://schemas.openxmlformats.org/markup-compatibility/2006" xmlns:m="http://schemas.openxmlformats.org/officeDocument/2006/math" xmlns:aink="http://schemas.microsoft.com/office/drawing/2016/ink" xmlns:am3d="http://schemas.microsoft.com/office/drawing/2017/model3d" xmlns:oel="http://schemas.microsoft.com/office/2019/extlst" xmlns:r="http://schemas.openxmlformats.org/officeDocument/2006/relationships" xmlns:wp14="http://schemas.microsoft.com/office/word/2010/wordprocessingDrawing" xmlns:wp="http://schemas.openxmlformats.org/drawingml/2006/wordprocessingDrawing" xmlns:wpg="http://schemas.microsoft.com/office/word/2010/wordprocessingGroup" xmlns:wpi="http://schemas.microsoft.com/office/word/2010/wordprocessingInk" xmlns:wps="http://schemas.microsoft.com/office/word/2010/wordprocessingShape" xmlns:o="urn:schemas-microsoft-com:office:office" xmlns:v="urn:schemas-microsoft-com:vml" xmlns:w10="urn:schemas-microsoft-com:office:word" xmlns:w="http://schemas.openxmlformats.org/wordprocessingml/2006/main" xmlns:w14="http://schemas.microsoft.com/office/word/2010/wordml" xmlns:w15="http://schemas.microsoft.com/office/word/2012/wordml" xmlns:w16cex="http://schemas.microsoft.com/office/word/2018/wordml/cex" xmlns:w16cid="http://schemas.microsoft.com/office/word/2016/wordml/cid" xmlns:w16="http://schemas.microsoft.com/office/word/2018/wordml" xmlns:w16sdtdh="http://schemas.microsoft.com/office/word/2020/wordml/sdtdatahash" xmlns:w16sdtfl="http://schemas.microsoft.com/office/word/2024/wordml/sdtformatlock" xmlns:w16se="http://schemas.microsoft.com/office/word/2015/wordml/symex" xmlns:w16du="http://schemas.microsoft.com/office/word/2023/wordml/word16du" xmlns:wne="http://schemas.microsoft.com/office/word/2006/wordml" mc:Ignorable="w14 w15 w16se w16cid w16 w16cex w16sdtdh w16sdtfl w16du wp14">
+  <w:footnote w:type="separator" w:id="-1">
     <w:p>
+      <w:pPr>
+        <w:spacing w:before="0" w:after="0" w:line="240" w:lineRule="auto"/>
+      </w:pPr>
       <w:r>
-        <w:continuationSeparator/>
+        <w:separator/>
       </w:r>
     </w:p>
   </w:footnote>
-  <w:footnote w:type="separator" w:id="-1">
+  <w:footnote w:type="continuationSeparator" w:id="0">
     <w:p>
+      <w:pPr>
+        <w:spacing w:before="0" w:after="0" w:line="240" w:lineRule="auto"/>
+      </w:pPr>
       <w:r>
-        <w:separator/>
+        <w:continuationSeparator/>
       </w:r>
     </w:p>
   </w:footnote>
@@ -234,8 +291,85 @@
 </file>
 
 <file path=word/numbering.xml><?xml version="1.0" encoding="utf-8"?>
-<w:numbering xmlns:aink="http://schemas.microsoft.com/office/drawing/2016/ink" xmlns:am3d="http://schemas.microsoft.com/office/drawing/2017/model3d" xmlns:cx="http://schemas.microsoft.com/office/drawing/2014/chartex" xmlns:cx1="http://schemas.microsoft.com/office/drawing/2015/9/8/chartex" xmlns:cx2="http://schemas.microsoft.com/office/drawing/2015/10/21/chartex" xmlns:cx3="http://schemas.microsoft.com/office/drawing/2016/5/9/chartex" xmlns:cx4="http://schemas.microsoft.com/office/drawing/2016/5/10/chartex" xmlns:cx5="http://schemas.microsoft.com/office/drawing/2016/5/11/chartex" xmlns:cx6="http://schemas.microsoft.com/office/drawing/2016/5/12/chartex" xmlns:cx7="http://schemas.microsoft.com/office/drawing/2016/5/13/chartex" xmlns:cx8="http://schemas.microsoft.com/office/drawing/2016/5/14/chartex" xmlns:m="http://schemas.openxmlformats.org/officeDocument/2006/math" xmlns:mc="http://schemas.openxmlformats.org/markup-compatibility/2006" xmlns:o="urn:schemas-microsoft-com:office:office" xmlns:oel="http://schemas.microsoft.com/office/2019/extlst" xmlns:r="http://schemas.openxmlformats.org/officeDocument/2006/relationships" xmlns:v="urn:schemas-microsoft-com:vml" xmlns:w="http://schemas.openxmlformats.org/wordprocessingml/2006/main" xmlns:w10="urn:schemas-microsoft-com:office:word" xmlns:w14="http://schemas.microsoft.com/office/word/2010/wordml" xmlns:w15="http://schemas.microsoft.com/office/word/2012/wordml" xmlns:w16="http://schemas.microsoft.com/office/word/2018/wordml" xmlns:w16cei="http://schemas.microsoft.com/office/word/2026/wordml/cei" xmlns:w16cex="http://schemas.microsoft.com/office/word/2018/wordml/cex" xmlns:w16cid="http://schemas.microsoft.com/office/word/2016/wordml/cid" xmlns:w16du="http://schemas.microsoft.com/office/word/2023/wordml/word16du" xmlns:w16sdtdh="http://schemas.microsoft.com/office/word/2020/wordml/sdtdatahash" xmlns:w16sdtfl="http://schemas.microsoft.com/office/word/2024/wordml/sdtformatlock" xmlns:w16se="http://schemas.microsoft.com/office/word/2015/wordml/symex" xmlns:wne="http://schemas.microsoft.com/office/word/2006/wordml" xmlns:wp="http://schemas.openxmlformats.org/drawingml/2006/wordprocessingDrawing" xmlns:wp14="http://schemas.microsoft.com/office/word/2010/wordprocessingDrawing" xmlns:wpc="http://schemas.microsoft.com/office/word/2010/wordprocessingCanvas" xmlns:wpg="http://schemas.microsoft.com/office/word/2010/wordprocessingGroup" xmlns:wpi="http://schemas.microsoft.com/office/word/2010/wordprocessingInk" xmlns:wps="http://schemas.microsoft.com/office/word/2010/wordprocessingShape" mc:Ignorable="w14 w15 w16se w16cid w16 w16cex w16sdtdh w16sdtfl w16du wp14">
-  <w:abstractNum w15:restartNumberingAfterBreak="0" w:abstractNumId="0">
+<w:numbering xmlns:wpc="http://schemas.microsoft.com/office/word/2010/wordprocessingCanvas" xmlns:cx="http://schemas.microsoft.com/office/drawing/2014/chartex" xmlns:cx1="http://schemas.microsoft.com/office/drawing/2015/9/8/chartex" xmlns:cx2="http://schemas.microsoft.com/office/drawing/2015/10/21/chartex" xmlns:cx3="http://schemas.microsoft.com/office/drawing/2016/5/9/chartex" xmlns:cx4="http://schemas.microsoft.com/office/drawing/2016/5/10/chartex" xmlns:cx5="http://schemas.microsoft.com/office/drawing/2016/5/11/chartex" xmlns:cx6="http://schemas.microsoft.com/office/drawing/2016/5/12/chartex" xmlns:cx7="http://schemas.microsoft.com/office/drawing/2016/5/13/chartex" xmlns:cx8="http://schemas.microsoft.com/office/drawing/2016/5/14/chartex" xmlns:mc="http://schemas.openxmlformats.org/markup-compatibility/2006" xmlns:m="http://schemas.openxmlformats.org/officeDocument/2006/math" xmlns:aink="http://schemas.microsoft.com/office/drawing/2016/ink" xmlns:am3d="http://schemas.microsoft.com/office/drawing/2017/model3d" xmlns:oel="http://schemas.microsoft.com/office/2019/extlst" xmlns:r="http://schemas.openxmlformats.org/officeDocument/2006/relationships" xmlns:wp14="http://schemas.microsoft.com/office/word/2010/wordprocessingDrawing" xmlns:wp="http://schemas.openxmlformats.org/drawingml/2006/wordprocessingDrawing" xmlns:wpg="http://schemas.microsoft.com/office/word/2010/wordprocessingGroup" xmlns:wpi="http://schemas.microsoft.com/office/word/2010/wordprocessingInk" xmlns:wps="http://schemas.microsoft.com/office/word/2010/wordprocessingShape" xmlns:o="urn:schemas-microsoft-com:office:office" xmlns:v="urn:schemas-microsoft-com:vml" xmlns:w10="urn:schemas-microsoft-com:office:word" xmlns:w="http://schemas.openxmlformats.org/wordprocessingml/2006/main" xmlns:w14="http://schemas.microsoft.com/office/word/2010/wordml" xmlns:w15="http://schemas.microsoft.com/office/word/2012/wordml" xmlns:w16cex="http://schemas.microsoft.com/office/word/2018/wordml/cex" xmlns:w16cid="http://schemas.microsoft.com/office/word/2016/wordml/cid" xmlns:w16="http://schemas.microsoft.com/office/word/2018/wordml" xmlns:w16sdtdh="http://schemas.microsoft.com/office/word/2020/wordml/sdtdatahash" xmlns:w16sdtfl="http://schemas.microsoft.com/office/word/2024/wordml/sdtformatlock" xmlns:w16se="http://schemas.microsoft.com/office/word/2015/wordml/symex" xmlns:w16du="http://schemas.microsoft.com/office/word/2023/wordml/word16du" xmlns:wne="http://schemas.microsoft.com/office/word/2006/wordml" mc:Ignorable="w14 w15 w16se w16cid w16 w16cex w16sdtdh w16sdtfl w16du wp14">
+  <w:abstractNum w:abstractNumId="0" w15:restartNumberingAfterBreak="0">
+    <w:nsid w:val="0000A990"/>
+    <w:multiLevelType w:val="multilevel"/>
+    <w:tmpl w:val="9474AFF6"/>
+    <w:lvl w:ilvl="0">
+      <w:numFmt w:val="bullet"/>
+      <w:lvlText w:val=" "/>
+      <w:lvlJc w:val="left"/>
+      <w:pPr>
+        <w:ind w:left="720" w:hanging="360"/>
+      </w:pPr>
+    </w:lvl>
+    <w:lvl w:ilvl="1">
+      <w:numFmt w:val="bullet"/>
+      <w:lvlText w:val=" "/>
+      <w:lvlJc w:val="left"/>
+      <w:pPr>
+        <w:ind w:left="1440" w:hanging="360"/>
+      </w:pPr>
+    </w:lvl>
+    <w:lvl w:ilvl="2">
+      <w:numFmt w:val="bullet"/>
+      <w:lvlText w:val=" "/>
+      <w:lvlJc w:val="left"/>
+      <w:pPr>
+        <w:ind w:left="2160" w:hanging="360"/>
+      </w:pPr>
+    </w:lvl>
+    <w:lvl w:ilvl="3">
+      <w:numFmt w:val="bullet"/>
+      <w:lvlText w:val=" "/>
+      <w:lvlJc w:val="left"/>
+      <w:pPr>
+        <w:ind w:left="2880" w:hanging="360"/>
+      </w:pPr>
+    </w:lvl>
+    <w:lvl w:ilvl="4">
+      <w:numFmt w:val="bullet"/>
+      <w:lvlText w:val=" "/>
+      <w:lvlJc w:val="left"/>
+      <w:pPr>
+        <w:ind w:left="3600" w:hanging="360"/>
+      </w:pPr>
+    </w:lvl>
+    <w:lvl w:ilvl="5">
+      <w:numFmt w:val="bullet"/>
+      <w:lvlText w:val=" "/>
+      <w:lvlJc w:val="left"/>
+      <w:pPr>
+        <w:ind w:left="4320" w:hanging="360"/>
+      </w:pPr>
+    </w:lvl>
+    <w:lvl w:ilvl="6">
+      <w:numFmt w:val="bullet"/>
+      <w:lvlText w:val=" "/>
+      <w:lvlJc w:val="left"/>
+      <w:pPr>
+        <w:ind w:left="5040" w:hanging="360"/>
+      </w:pPr>
+    </w:lvl>
+    <w:lvl w:ilvl="7">
+      <w:numFmt w:val="bullet"/>
+      <w:lvlText w:val=" "/>
+      <w:lvlJc w:val="left"/>
+      <w:pPr>
+        <w:ind w:left="5760" w:hanging="360"/>
+      </w:pPr>
+    </w:lvl>
+    <w:lvl w:ilvl="8">
+      <w:numFmt w:val="bullet"/>
+      <w:lvlText w:val=" "/>
+      <w:lvlJc w:val="left"/>
+      <w:pPr>
+        <w:ind w:left="6480" w:hanging="360"/>
+      </w:pPr>
+    </w:lvl>
+  </w:abstractNum>
+  <w:abstractNum w:abstractNumId="1" w15:restartNumberingAfterBreak="0">
     <w:nsid w:val="02536786"/>
     <w:multiLevelType w:val="multilevel"/>
     <w:tmpl w:val="81A64DDC"/>
@@ -245,7 +379,7 @@
       <w:lvlText w:val="-"/>
       <w:lvlJc w:val="left"/>
       <w:pPr>
-        <w:ind w:hanging="360" w:left="720"/>
+        <w:ind w:left="720" w:hanging="360"/>
       </w:pPr>
       <w:rPr>
         <w:u w:val="none"/>
@@ -257,7 +391,7 @@
       <w:lvlText w:val="-"/>
       <w:lvlJc w:val="left"/>
       <w:pPr>
-        <w:ind w:hanging="360" w:left="1440"/>
+        <w:ind w:left="1440" w:hanging="360"/>
       </w:pPr>
       <w:rPr>
         <w:u w:val="none"/>
@@ -269,7 +403,7 @@
       <w:lvlText w:val="-"/>
       <w:lvlJc w:val="left"/>
       <w:pPr>
-        <w:ind w:hanging="360" w:left="2160"/>
+        <w:ind w:left="2160" w:hanging="360"/>
       </w:pPr>
       <w:rPr>
         <w:u w:val="none"/>
@@ -281,7 +415,7 @@
       <w:lvlText w:val="-"/>
       <w:lvlJc w:val="left"/>
       <w:pPr>
-        <w:ind w:hanging="360" w:left="2880"/>
+        <w:ind w:left="2880" w:hanging="360"/>
       </w:pPr>
       <w:rPr>
         <w:u w:val="none"/>
@@ -293,7 +427,7 @@
       <w:lvlText w:val="-"/>
       <w:lvlJc w:val="left"/>
       <w:pPr>
-        <w:ind w:hanging="360" w:left="3600"/>
+        <w:ind w:left="3600" w:hanging="360"/>
       </w:pPr>
       <w:rPr>
         <w:u w:val="none"/>
@@ -305,7 +439,7 @@
       <w:lvlText w:val="-"/>
       <w:lvlJc w:val="left"/>
       <w:pPr>
-        <w:ind w:hanging="360" w:left="4320"/>
+        <w:ind w:left="4320" w:hanging="360"/>
       </w:pPr>
       <w:rPr>
         <w:u w:val="none"/>
@@ -317,7 +451,7 @@
       <w:lvlText w:val="-"/>
       <w:lvlJc w:val="left"/>
       <w:pPr>
-        <w:ind w:hanging="360" w:left="5040"/>
+        <w:ind w:left="5040" w:hanging="360"/>
       </w:pPr>
       <w:rPr>
         <w:u w:val="none"/>
@@ -329,7 +463,7 @@
       <w:lvlText w:val="-"/>
       <w:lvlJc w:val="left"/>
       <w:pPr>
-        <w:ind w:hanging="360" w:left="5760"/>
+        <w:ind w:left="5760" w:hanging="360"/>
       </w:pPr>
       <w:rPr>
         <w:u w:val="none"/>
@@ -341,14 +475,14 @@
       <w:lvlText w:val="-"/>
       <w:lvlJc w:val="left"/>
       <w:pPr>
-        <w:ind w:hanging="360" w:left="6480"/>
+        <w:ind w:left="6480" w:hanging="360"/>
       </w:pPr>
       <w:rPr>
         <w:u w:val="none"/>
       </w:rPr>
     </w:lvl>
   </w:abstractNum>
-  <w:abstractNum w15:restartNumberingAfterBreak="0" w:abstractNumId="1">
+  <w:abstractNum w:abstractNumId="2" w15:restartNumberingAfterBreak="0">
     <w:nsid w:val="036851CF"/>
     <w:multiLevelType w:val="hybridMultilevel"/>
     <w:tmpl w:val="AF2A710C"/>
@@ -358,110 +492,110 @@
       <w:lvlText w:val="%1."/>
       <w:lvlJc w:val="left"/>
       <w:pPr>
-        <w:ind w:hanging="360" w:left="360"/>
+        <w:ind w:left="360" w:hanging="360"/>
       </w:pPr>
       <w:rPr>
         <w:rFonts w:hint="default"/>
       </w:rPr>
     </w:lvl>
-    <w:lvl w:ilvl="1" w:tentative="1" w:tplc="FFFFFFFF">
+    <w:lvl w:ilvl="1" w:tplc="FFFFFFFF" w:tentative="1">
       <w:start w:val="1"/>
       <w:numFmt w:val="bullet"/>
       <w:lvlText w:val="o"/>
       <w:lvlJc w:val="left"/>
       <w:pPr>
-        <w:ind w:hanging="360" w:left="1080"/>
+        <w:ind w:left="1080" w:hanging="360"/>
       </w:pPr>
       <w:rPr>
         <w:rFonts w:ascii="Courier New" w:hAnsi="Courier New" w:hint="default"/>
       </w:rPr>
     </w:lvl>
-    <w:lvl w:ilvl="2" w:tentative="1" w:tplc="FFFFFFFF">
+    <w:lvl w:ilvl="2" w:tplc="FFFFFFFF" w:tentative="1">
       <w:start w:val="1"/>
       <w:numFmt w:val="bullet"/>
       <w:lvlText w:val=""/>
       <w:lvlJc w:val="left"/>
       <w:pPr>
-        <w:ind w:hanging="360" w:left="1800"/>
+        <w:ind w:left="1800" w:hanging="360"/>
       </w:pPr>
       <w:rPr>
         <w:rFonts w:ascii="Wingdings" w:hAnsi="Wingdings" w:hint="default"/>
       </w:rPr>
     </w:lvl>
-    <w:lvl w:ilvl="3" w:tentative="1" w:tplc="FFFFFFFF">
+    <w:lvl w:ilvl="3" w:tplc="FFFFFFFF" w:tentative="1">
       <w:start w:val="1"/>
       <w:numFmt w:val="bullet"/>
       <w:lvlText w:val=""/>
       <w:lvlJc w:val="left"/>
       <w:pPr>
-        <w:ind w:hanging="360" w:left="2520"/>
+        <w:ind w:left="2520" w:hanging="360"/>
       </w:pPr>
       <w:rPr>
         <w:rFonts w:ascii="Symbol" w:hAnsi="Symbol" w:hint="default"/>
       </w:rPr>
     </w:lvl>
-    <w:lvl w:ilvl="4" w:tentative="1" w:tplc="FFFFFFFF">
+    <w:lvl w:ilvl="4" w:tplc="FFFFFFFF" w:tentative="1">
       <w:start w:val="1"/>
       <w:numFmt w:val="bullet"/>
       <w:lvlText w:val="o"/>
       <w:lvlJc w:val="left"/>
       <w:pPr>
-        <w:ind w:hanging="360" w:left="3240"/>
+        <w:ind w:left="3240" w:hanging="360"/>
       </w:pPr>
       <w:rPr>
         <w:rFonts w:ascii="Courier New" w:hAnsi="Courier New" w:hint="default"/>
       </w:rPr>
     </w:lvl>
-    <w:lvl w:ilvl="5" w:tentative="1" w:tplc="FFFFFFFF">
+    <w:lvl w:ilvl="5" w:tplc="FFFFFFFF" w:tentative="1">
       <w:start w:val="1"/>
       <w:numFmt w:val="bullet"/>
       <w:lvlText w:val=""/>
       <w:lvlJc w:val="left"/>
       <w:pPr>
-        <w:ind w:hanging="360" w:left="3960"/>
+        <w:ind w:left="3960" w:hanging="360"/>
       </w:pPr>
       <w:rPr>
         <w:rFonts w:ascii="Wingdings" w:hAnsi="Wingdings" w:hint="default"/>
       </w:rPr>
     </w:lvl>
-    <w:lvl w:ilvl="6" w:tentative="1" w:tplc="FFFFFFFF">
+    <w:lvl w:ilvl="6" w:tplc="FFFFFFFF" w:tentative="1">
       <w:start w:val="1"/>
       <w:numFmt w:val="bullet"/>
       <w:lvlText w:val=""/>
       <w:lvlJc w:val="left"/>
       <w:pPr>
-        <w:ind w:hanging="360" w:left="4680"/>
+        <w:ind w:left="4680" w:hanging="360"/>
       </w:pPr>
       <w:rPr>
         <w:rFonts w:ascii="Symbol" w:hAnsi="Symbol" w:hint="default"/>
       </w:rPr>
     </w:lvl>
-    <w:lvl w:ilvl="7" w:tentative="1" w:tplc="FFFFFFFF">
+    <w:lvl w:ilvl="7" w:tplc="FFFFFFFF" w:tentative="1">
       <w:start w:val="1"/>
       <w:numFmt w:val="bullet"/>
       <w:lvlText w:val="o"/>
       <w:lvlJc w:val="left"/>
       <w:pPr>
-        <w:ind w:hanging="360" w:left="5400"/>
+        <w:ind w:left="5400" w:hanging="360"/>
       </w:pPr>
       <w:rPr>
         <w:rFonts w:ascii="Courier New" w:hAnsi="Courier New" w:hint="default"/>
       </w:rPr>
     </w:lvl>
-    <w:lvl w:ilvl="8" w:tentative="1" w:tplc="FFFFFFFF">
+    <w:lvl w:ilvl="8" w:tplc="FFFFFFFF" w:tentative="1">
       <w:start w:val="1"/>
       <w:numFmt w:val="bullet"/>
       <w:lvlText w:val=""/>
       <w:lvlJc w:val="left"/>
       <w:pPr>
-        <w:ind w:hanging="360" w:left="6120"/>
+        <w:ind w:left="6120" w:hanging="360"/>
       </w:pPr>
       <w:rPr>
         <w:rFonts w:ascii="Wingdings" w:hAnsi="Wingdings" w:hint="default"/>
       </w:rPr>
     </w:lvl>
   </w:abstractNum>
-  <w:abstractNum w15:restartNumberingAfterBreak="0" w:abstractNumId="2">
+  <w:abstractNum w:abstractNumId="3" w15:restartNumberingAfterBreak="0">
     <w:nsid w:val="171A0667"/>
     <w:multiLevelType w:val="hybridMultilevel"/>
     <w:tmpl w:val="AB988C60"/>
@@ -471,110 +605,110 @@
       <w:lvlText w:val=""/>
       <w:lvlJc w:val="left"/>
       <w:pPr>
-        <w:ind w:hanging="360" w:left="720"/>
+        <w:ind w:left="720" w:hanging="360"/>
       </w:pPr>
       <w:rPr>
         <w:rFonts w:ascii="Symbol" w:hAnsi="Symbol" w:hint="default"/>
       </w:rPr>
     </w:lvl>
-    <w:lvl w:ilvl="1" w:tentative="1" w:tplc="04090003">
+    <w:lvl w:ilvl="1" w:tplc="04090003" w:tentative="1">
       <w:start w:val="1"/>
       <w:numFmt w:val="bullet"/>
       <w:lvlText w:val="o"/>
       <w:lvlJc w:val="left"/>
       <w:pPr>
-        <w:ind w:hanging="360" w:left="1440"/>
+        <w:ind w:left="1440" w:hanging="360"/>
       </w:pPr>
       <w:rPr>
         <w:rFonts w:ascii="Courier New" w:hAnsi="Courier New" w:hint="default"/>
       </w:rPr>
     </w:lvl>
-    <w:lvl w:ilvl="2" w:tentative="1" w:tplc="04090005">
+    <w:lvl w:ilvl="2" w:tplc="04090005" w:tentative="1">
       <w:start w:val="1"/>
       <w:numFmt w:val="bullet"/>
       <w:lvlText w:val=""/>
       <w:lvlJc w:val="left"/>
       <w:pPr>
-        <w:ind w:hanging="360" w:left="2160"/>
+        <w:ind w:left="2160" w:hanging="360"/>
       </w:pPr>
       <w:rPr>
         <w:rFonts w:ascii="Wingdings" w:hAnsi="Wingdings" w:hint="default"/>
       </w:rPr>
     </w:lvl>
-    <w:lvl w:ilvl="3" w:tentative="1" w:tplc="04090001">
+    <w:lvl w:ilvl="3" w:tplc="04090001" w:tentative="1">
       <w:start w:val="1"/>
       <w:numFmt w:val="bullet"/>
       <w:lvlText w:val=""/>
       <w:lvlJc w:val="left"/>
       <w:pPr>
-        <w:ind w:hanging="360" w:left="2880"/>
+        <w:ind w:left="2880" w:hanging="360"/>
       </w:pPr>
       <w:rPr>
         <w:rFonts w:ascii="Symbol" w:hAnsi="Symbol" w:hint="default"/>
       </w:rPr>
     </w:lvl>
-    <w:lvl w:ilvl="4" w:tentative="1" w:tplc="04090003">
+    <w:lvl w:ilvl="4" w:tplc="04090003" w:tentative="1">
       <w:start w:val="1"/>
       <w:numFmt w:val="bullet"/>
       <w:lvlText w:val="o"/>
       <w:lvlJc w:val="left"/>
       <w:pPr>
-        <w:ind w:hanging="360" w:left="3600"/>
+        <w:ind w:left="3600" w:hanging="360"/>
       </w:pPr>
       <w:rPr>
         <w:rFonts w:ascii="Courier New" w:hAnsi="Courier New" w:hint="default"/>
       </w:rPr>
     </w:lvl>
-    <w:lvl w:ilvl="5" w:tentative="1" w:tplc="04090005">
+    <w:lvl w:ilvl="5" w:tplc="04090005" w:tentative="1">
       <w:start w:val="1"/>
       <w:numFmt w:val="bullet"/>
       <w:lvlText w:val=""/>
       <w:lvlJc w:val="left"/>
       <w:pPr>
-        <w:ind w:hanging="360" w:left="4320"/>
+        <w:ind w:left="4320" w:hanging="360"/>
       </w:pPr>
       <w:rPr>
         <w:rFonts w:ascii="Wingdings" w:hAnsi="Wingdings" w:hint="default"/>
       </w:rPr>
     </w:lvl>
-    <w:lvl w:ilvl="6" w:tentative="1" w:tplc="04090001">
+    <w:lvl w:ilvl="6" w:tplc="04090001" w:tentative="1">
       <w:start w:val="1"/>
       <w:numFmt w:val="bullet"/>
       <w:lvlText w:val=""/>
       <w:lvlJc w:val="left"/>
       <w:pPr>
-        <w:ind w:hanging="360" w:left="5040"/>
+        <w:ind w:left="5040" w:hanging="360"/>
       </w:pPr>
       <w:rPr>
         <w:rFonts w:ascii="Symbol" w:hAnsi="Symbol" w:hint="default"/>
       </w:rPr>
     </w:lvl>
-    <w:lvl w:ilvl="7" w:tentative="1" w:tplc="04090003">
+    <w:lvl w:ilvl="7" w:tplc="04090003" w:tentative="1">
       <w:start w:val="1"/>
       <w:numFmt w:val="bullet"/>
       <w:lvlText w:val="o"/>
       <w:lvlJc w:val="left"/>
       <w:pPr>
-        <w:ind w:hanging="360" w:left="5760"/>
+        <w:ind w:left="5760" w:hanging="360"/>
       </w:pPr>
       <w:rPr>
         <w:rFonts w:ascii="Courier New" w:hAnsi="Courier New" w:hint="default"/>
       </w:rPr>
     </w:lvl>
-    <w:lvl w:ilvl="8" w:tentative="1" w:tplc="04090005">
+    <w:lvl w:ilvl="8" w:tplc="04090005" w:tentative="1">
       <w:start w:val="1"/>
       <w:numFmt w:val="bullet"/>
       <w:lvlText w:val=""/>
       <w:lvlJc w:val="left"/>
       <w:pPr>
-        <w:ind w:hanging="360" w:left="6480"/>
+        <w:ind w:left="6480" w:hanging="360"/>
       </w:pPr>
       <w:rPr>
         <w:rFonts w:ascii="Wingdings" w:hAnsi="Wingdings" w:hint="default"/>
       </w:rPr>
     </w:lvl>
   </w:abstractNum>
-  <w:abstractNum w15:restartNumberingAfterBreak="0" w:abstractNumId="3">
+  <w:abstractNum w:abstractNumId="4" w15:restartNumberingAfterBreak="0">
     <w:nsid w:val="1744454D"/>
     <w:multiLevelType w:val="multilevel"/>
     <w:tmpl w:val="BEA2E0AA"/>
@@ -584,7 +718,7 @@
       <w:lvlText w:val="-"/>
       <w:lvlJc w:val="left"/>
       <w:pPr>
-        <w:ind w:hanging="360" w:left="720"/>
+        <w:ind w:left="720" w:hanging="360"/>
       </w:pPr>
       <w:rPr>
         <w:u w:val="none"/>
@@ -596,7 +730,7 @@
       <w:lvlText w:val="-"/>
       <w:lvlJc w:val="left"/>
       <w:pPr>
-        <w:ind w:hanging="360" w:left="1440"/>
+        <w:ind w:left="1440" w:hanging="360"/>
       </w:pPr>
       <w:rPr>
         <w:u w:val="none"/>
@@ -608,7 +742,7 @@
       <w:lvlText w:val="-"/>
       <w:lvlJc w:val="left"/>
       <w:pPr>
-        <w:ind w:hanging="360" w:left="2160"/>
+        <w:ind w:left="2160" w:hanging="360"/>
       </w:pPr>
       <w:rPr>
         <w:u w:val="none"/>
@@ -620,7 +754,7 @@
       <w:lvlText w:val="-"/>
       <w:lvlJc w:val="left"/>
       <w:pPr>
-        <w:ind w:hanging="360" w:left="2880"/>
+        <w:ind w:left="2880" w:hanging="360"/>
       </w:pPr>
       <w:rPr>
         <w:u w:val="none"/>
@@ -632,7 +766,7 @@
       <w:lvlText w:val="-"/>
       <w:lvlJc w:val="left"/>
       <w:pPr>
-        <w:ind w:hanging="360" w:left="3600"/>
+        <w:ind w:left="3600" w:hanging="360"/>
       </w:pPr>
       <w:rPr>
         <w:u w:val="none"/>
@@ -644,7 +778,7 @@
       <w:lvlText w:val="-"/>
       <w:lvlJc w:val="left"/>
       <w:pPr>
-        <w:ind w:hanging="360" w:left="4320"/>
+        <w:ind w:left="4320" w:hanging="360"/>
       </w:pPr>
       <w:rPr>
         <w:u w:val="none"/>
@@ -656,7 +790,7 @@
       <w:lvlText w:val="-"/>
       <w:lvlJc w:val="left"/>
       <w:pPr>
-        <w:ind w:hanging="360" w:left="5040"/>
+        <w:ind w:left="5040" w:hanging="360"/>
       </w:pPr>
       <w:rPr>
         <w:u w:val="none"/>
@@ -668,7 +802,7 @@
       <w:lvlText w:val="-"/>
       <w:lvlJc w:val="left"/>
       <w:pPr>
-        <w:ind w:hanging="360" w:left="5760"/>
+        <w:ind w:left="5760" w:hanging="360"/>
       </w:pPr>
       <w:rPr>
         <w:u w:val="none"/>
@@ -680,14 +814,14 @@
       <w:lvlText w:val="-"/>
       <w:lvlJc w:val="left"/>
       <w:pPr>
-        <w:ind w:hanging="360" w:left="6480"/>
+        <w:ind w:left="6480" w:hanging="360"/>
       </w:pPr>
       <w:rPr>
         <w:u w:val="none"/>
       </w:rPr>
     </w:lvl>
   </w:abstractNum>
-  <w:abstractNum w15:restartNumberingAfterBreak="0" w:abstractNumId="4">
+  <w:abstractNum w:abstractNumId="5" w15:restartNumberingAfterBreak="0">
     <w:nsid w:val="1D5040A3"/>
     <w:multiLevelType w:val="multilevel"/>
     <w:tmpl w:val="E8DC0374"/>
@@ -697,7 +831,7 @@
       <w:lvlText w:val="-"/>
       <w:lvlJc w:val="left"/>
       <w:pPr>
-        <w:ind w:hanging="360" w:left="720"/>
+        <w:ind w:left="720" w:hanging="360"/>
       </w:pPr>
       <w:rPr>
         <w:u w:val="none"/>
@@ -709,7 +843,7 @@
       <w:lvlText w:val="-"/>
       <w:lvlJc w:val="left"/>
       <w:pPr>
-        <w:ind w:hanging="360" w:left="1440"/>
+        <w:ind w:left="1440" w:hanging="360"/>
       </w:pPr>
       <w:rPr>
         <w:u w:val="none"/>
@@ -721,7 +855,7 @@
       <w:lvlText w:val="-"/>
       <w:lvlJc w:val="left"/>
       <w:pPr>
-        <w:ind w:hanging="360" w:left="2160"/>
+        <w:ind w:left="2160" w:hanging="360"/>
       </w:pPr>
       <w:rPr>
         <w:u w:val="none"/>
@@ -733,7 +867,7 @@
       <w:lvlText w:val="-"/>
       <w:lvlJc w:val="left"/>
       <w:pPr>
-        <w:ind w:hanging="360" w:left="2880"/>
+        <w:ind w:left="2880" w:hanging="360"/>
       </w:pPr>
       <w:rPr>
         <w:u w:val="none"/>
@@ -745,7 +879,7 @@
       <w:lvlText w:val="-"/>
       <w:lvlJc w:val="left"/>
       <w:pPr>
-        <w:ind w:hanging="360" w:left="3600"/>
+        <w:ind w:left="3600" w:hanging="360"/>
       </w:pPr>
       <w:rPr>
         <w:u w:val="none"/>
@@ -757,7 +891,7 @@
       <w:lvlText w:val="-"/>
       <w:lvlJc w:val="left"/>
       <w:pPr>
-        <w:ind w:hanging="360" w:left="4320"/>
+        <w:ind w:left="4320" w:hanging="360"/>
       </w:pPr>
       <w:rPr>
         <w:u w:val="none"/>
@@ -769,7 +903,7 @@
       <w:lvlText w:val="-"/>
       <w:lvlJc w:val="left"/>
       <w:pPr>
-        <w:ind w:hanging="360" w:left="5040"/>
+        <w:ind w:left="5040" w:hanging="360"/>
       </w:pPr>
       <w:rPr>
         <w:u w:val="none"/>
@@ -781,7 +915,7 @@
       <w:lvlText w:val="-"/>
       <w:lvlJc w:val="left"/>
       <w:pPr>
-        <w:ind w:hanging="360" w:left="5760"/>
+        <w:ind w:left="5760" w:hanging="360"/>
       </w:pPr>
       <w:rPr>
         <w:u w:val="none"/>
@@ -793,14 +927,14 @@
       <w:lvlText w:val="-"/>
       <w:lvlJc w:val="left"/>
       <w:pPr>
-        <w:ind w:hanging="360" w:left="6480"/>
+        <w:ind w:left="6480" w:hanging="360"/>
       </w:pPr>
       <w:rPr>
         <w:u w:val="none"/>
       </w:rPr>
     </w:lvl>
   </w:abstractNum>
-  <w:abstractNum w15:restartNumberingAfterBreak="0" w:abstractNumId="5">
+  <w:abstractNum w:abstractNumId="6" w15:restartNumberingAfterBreak="0">
     <w:nsid w:val="29EA41D8"/>
     <w:multiLevelType w:val="multilevel"/>
     <w:tmpl w:val="267245EE"/>
@@ -811,9 +945,9 @@
       <w:lvlJc w:val="left"/>
       <w:pPr>
         <w:tabs>
-          <w:tab w:pos="720" w:val="num"/>
-        </w:tabs>
-        <w:ind w:hanging="360" w:left="720"/>
+          <w:tab w:val="num" w:pos="720"/>
+        </w:tabs>
+        <w:ind w:left="720" w:hanging="360"/>
       </w:pPr>
     </w:lvl>
     <w:lvl w:ilvl="1" w:tentative="1">
@@ -823,9 +957,9 @@
       <w:lvlJc w:val="left"/>
       <w:pPr>
         <w:tabs>
-          <w:tab w:pos="1440" w:val="num"/>
-        </w:tabs>
-        <w:ind w:hanging="360" w:left="1440"/>
+          <w:tab w:val="num" w:pos="1440"/>
+        </w:tabs>
+        <w:ind w:left="1440" w:hanging="360"/>
       </w:pPr>
     </w:lvl>
     <w:lvl w:ilvl="2" w:tentative="1">
@@ -835,9 +969,9 @@
       <w:lvlJc w:val="left"/>
       <w:pPr>
         <w:tabs>
-          <w:tab w:pos="2160" w:val="num"/>
-        </w:tabs>
-        <w:ind w:hanging="360" w:left="2160"/>
+          <w:tab w:val="num" w:pos="2160"/>
+        </w:tabs>
+        <w:ind w:left="2160" w:hanging="360"/>
       </w:pPr>
     </w:lvl>
     <w:lvl w:ilvl="3" w:tentative="1">
@@ -847,9 +981,9 @@
       <w:lvlJc w:val="left"/>
       <w:pPr>
         <w:tabs>
-          <w:tab w:pos="2880" w:val="num"/>
-        </w:tabs>
-        <w:ind w:hanging="360" w:left="2880"/>
+          <w:tab w:val="num" w:pos="2880"/>
+        </w:tabs>
+        <w:ind w:left="2880" w:hanging="360"/>
       </w:pPr>
     </w:lvl>
     <w:lvl w:ilvl="4" w:tentative="1">
@@ -859,9 +993,9 @@
       <w:lvlJc w:val="left"/>
       <w:pPr>
         <w:tabs>
-          <w:tab w:pos="3600" w:val="num"/>
-        </w:tabs>
-        <w:ind w:hanging="360" w:left="3600"/>
+          <w:tab w:val="num" w:pos="3600"/>
+        </w:tabs>
+        <w:ind w:left="3600" w:hanging="360"/>
       </w:pPr>
     </w:lvl>
     <w:lvl w:ilvl="5" w:tentative="1">
@@ -871,9 +1005,9 @@
       <w:lvlJc w:val="left"/>
       <w:pPr>
         <w:tabs>
-          <w:tab w:pos="4320" w:val="num"/>
-        </w:tabs>
-        <w:ind w:hanging="360" w:left="4320"/>
+          <w:tab w:val="num" w:pos="4320"/>
+        </w:tabs>
+        <w:ind w:left="4320" w:hanging="360"/>
       </w:pPr>
     </w:lvl>
     <w:lvl w:ilvl="6" w:tentative="1">
@@ -883,9 +1017,9 @@
       <w:lvlJc w:val="left"/>
       <w:pPr>
         <w:tabs>
-          <w:tab w:pos="5040" w:val="num"/>
-        </w:tabs>
-        <w:ind w:hanging="360" w:left="5040"/>
+          <w:tab w:val="num" w:pos="5040"/>
+        </w:tabs>
+        <w:ind w:left="5040" w:hanging="360"/>
       </w:pPr>
     </w:lvl>
     <w:lvl w:ilvl="7" w:tentative="1">
@@ -895,9 +1029,9 @@
       <w:lvlJc w:val="left"/>
       <w:pPr>
         <w:tabs>
-          <w:tab w:pos="5760" w:val="num"/>
-        </w:tabs>
-        <w:ind w:hanging="360" w:left="5760"/>
+          <w:tab w:val="num" w:pos="5760"/>
+        </w:tabs>
+        <w:ind w:left="5760" w:hanging="360"/>
       </w:pPr>
     </w:lvl>
     <w:lvl w:ilvl="8" w:tentative="1">
@@ -907,13 +1041,13 @@
       <w:lvlJc w:val="left"/>
       <w:pPr>
         <w:tabs>
-          <w:tab w:pos="6480" w:val="num"/>
-        </w:tabs>
-        <w:ind w:hanging="360" w:left="6480"/>
+          <w:tab w:val="num" w:pos="6480"/>
+        </w:tabs>
+        <w:ind w:left="6480" w:hanging="360"/>
       </w:pPr>
     </w:lvl>
   </w:abstractNum>
-  <w:abstractNum w15:restartNumberingAfterBreak="0" w:abstractNumId="6">
+  <w:abstractNum w:abstractNumId="7" w15:restartNumberingAfterBreak="0">
     <w:nsid w:val="2D7802DA"/>
     <w:multiLevelType w:val="multilevel"/>
     <w:tmpl w:val="0CC420B2"/>
@@ -923,7 +1057,7 @@
       <w:lvlText w:val="-"/>
       <w:lvlJc w:val="left"/>
       <w:pPr>
-        <w:ind w:hanging="360" w:left="720"/>
+        <w:ind w:left="720" w:hanging="360"/>
       </w:pPr>
       <w:rPr>
         <w:u w:val="none"/>
@@ -935,7 +1069,7 @@
       <w:lvlText w:val="-"/>
       <w:lvlJc w:val="left"/>
       <w:pPr>
-        <w:ind w:hanging="360" w:left="1440"/>
+        <w:ind w:left="1440" w:hanging="360"/>
       </w:pPr>
       <w:rPr>
         <w:u w:val="none"/>
@@ -947,7 +1081,7 @@
       <w:lvlText w:val="-"/>
       <w:lvlJc w:val="left"/>
       <w:pPr>
-        <w:ind w:hanging="360" w:left="2160"/>
+        <w:ind w:left="2160" w:hanging="360"/>
       </w:pPr>
       <w:rPr>
         <w:u w:val="none"/>
@@ -959,7 +1093,7 @@
       <w:lvlText w:val="-"/>
       <w:lvlJc w:val="left"/>
       <w:pPr>
-        <w:ind w:hanging="360" w:left="2880"/>
+        <w:ind w:left="2880" w:hanging="360"/>
       </w:pPr>
       <w:rPr>
         <w:u w:val="none"/>
@@ -971,7 +1105,7 @@
       <w:lvlText w:val="-"/>
       <w:lvlJc w:val="left"/>
       <w:pPr>
-        <w:ind w:hanging="360" w:left="3600"/>
+        <w:ind w:left="3600" w:hanging="360"/>
       </w:pPr>
       <w:rPr>
         <w:u w:val="none"/>
@@ -983,7 +1117,7 @@
       <w:lvlText w:val="-"/>
       <w:lvlJc w:val="left"/>
       <w:pPr>
-        <w:ind w:hanging="360" w:left="4320"/>
+        <w:ind w:left="4320" w:hanging="360"/>
       </w:pPr>
       <w:rPr>
         <w:u w:val="none"/>
@@ -995,7 +1129,7 @@
       <w:lvlText w:val="-"/>
       <w:lvlJc w:val="left"/>
       <w:pPr>
-        <w:ind w:hanging="360" w:left="5040"/>
+        <w:ind w:left="5040" w:hanging="360"/>
       </w:pPr>
       <w:rPr>
         <w:u w:val="none"/>
@@ -1007,7 +1141,7 @@
       <w:lvlText w:val="-"/>
       <w:lvlJc w:val="left"/>
       <w:pPr>
-        <w:ind w:hanging="360" w:left="5760"/>
+        <w:ind w:left="5760" w:hanging="360"/>
       </w:pPr>
       <w:rPr>
         <w:u w:val="none"/>
@@ -1019,14 +1153,14 @@
       <w:lvlText w:val="-"/>
       <w:lvlJc w:val="left"/>
       <w:pPr>
-        <w:ind w:hanging="360" w:left="6480"/>
+        <w:ind w:left="6480" w:hanging="360"/>
       </w:pPr>
       <w:rPr>
         <w:u w:val="none"/>
       </w:rPr>
     </w:lvl>
   </w:abstractNum>
-  <w:abstractNum w15:restartNumberingAfterBreak="0" w:abstractNumId="7">
+  <w:abstractNum w:abstractNumId="8" w15:restartNumberingAfterBreak="0">
     <w:nsid w:val="2E5524F5"/>
     <w:multiLevelType w:val="multilevel"/>
     <w:tmpl w:val="244E3E70"/>
@@ -1036,7 +1170,7 @@
       <w:lvlText w:val="-"/>
       <w:lvlJc w:val="left"/>
       <w:pPr>
-        <w:ind w:hanging="360" w:left="720"/>
+        <w:ind w:left="720" w:hanging="360"/>
       </w:pPr>
       <w:rPr>
         <w:u w:val="none"/>
@@ -1048,7 +1182,7 @@
       <w:lvlText w:val="-"/>
       <w:lvlJc w:val="left"/>
       <w:pPr>
-        <w:ind w:hanging="360" w:left="1440"/>
+        <w:ind w:left="1440" w:hanging="360"/>
       </w:pPr>
       <w:rPr>
         <w:u w:val="none"/>
@@ -1060,7 +1194,7 @@
       <w:lvlText w:val="-"/>
       <w:lvlJc w:val="left"/>
       <w:pPr>
-        <w:ind w:hanging="360" w:left="2160"/>
+        <w:ind w:left="2160" w:hanging="360"/>
       </w:pPr>
       <w:rPr>
         <w:u w:val="none"/>
@@ -1072,7 +1206,7 @@
       <w:lvlText w:val="-"/>
       <w:lvlJc w:val="left"/>
       <w:pPr>
-        <w:ind w:hanging="360" w:left="2880"/>
+        <w:ind w:left="2880" w:hanging="360"/>
       </w:pPr>
       <w:rPr>
         <w:u w:val="none"/>
@@ -1084,7 +1218,7 @@
       <w:lvlText w:val="-"/>
       <w:lvlJc w:val="left"/>
       <w:pPr>
-        <w:ind w:hanging="360" w:left="3600"/>
+        <w:ind w:left="3600" w:hanging="360"/>
       </w:pPr>
       <w:rPr>
         <w:u w:val="none"/>
@@ -1096,7 +1230,7 @@
       <w:lvlText w:val="-"/>
       <w:lvlJc w:val="left"/>
       <w:pPr>
-        <w:ind w:hanging="360" w:left="4320"/>
+        <w:ind w:left="4320" w:hanging="360"/>
       </w:pPr>
       <w:rPr>
         <w:u w:val="none"/>
@@ -1108,7 +1242,7 @@
       <w:lvlText w:val="-"/>
       <w:lvlJc w:val="left"/>
       <w:pPr>
-        <w:ind w:hanging="360" w:left="5040"/>
+        <w:ind w:left="5040" w:hanging="360"/>
       </w:pPr>
       <w:rPr>
         <w:u w:val="none"/>
@@ -1120,7 +1254,7 @@
       <w:lvlText w:val="-"/>
       <w:lvlJc w:val="left"/>
       <w:pPr>
-        <w:ind w:hanging="360" w:left="5760"/>
+        <w:ind w:left="5760" w:hanging="360"/>
       </w:pPr>
       <w:rPr>
         <w:u w:val="none"/>
@@ -1132,14 +1266,14 @@
       <w:lvlText w:val="-"/>
       <w:lvlJc w:val="left"/>
       <w:pPr>
-        <w:ind w:hanging="360" w:left="6480"/>
+        <w:ind w:left="6480" w:hanging="360"/>
       </w:pPr>
       <w:rPr>
         <w:u w:val="none"/>
       </w:rPr>
     </w:lvl>
   </w:abstractNum>
-  <w:abstractNum w15:restartNumberingAfterBreak="0" w:abstractNumId="8">
+  <w:abstractNum w:abstractNumId="9" w15:restartNumberingAfterBreak="0">
     <w:nsid w:val="30FC0002"/>
     <w:multiLevelType w:val="hybridMultilevel"/>
     <w:tmpl w:val="007AAE82"/>
@@ -1149,86 +1283,86 @@
       <w:lvlText w:val="%1."/>
       <w:lvlJc w:val="left"/>
       <w:pPr>
-        <w:ind w:hanging="360" w:left="360"/>
+        <w:ind w:left="360" w:hanging="360"/>
       </w:pPr>
       <w:rPr>
         <w:rFonts w:hint="default"/>
       </w:rPr>
     </w:lvl>
-    <w:lvl w:ilvl="1" w:tentative="1" w:tplc="04090019">
+    <w:lvl w:ilvl="1" w:tplc="04090019" w:tentative="1">
       <w:start w:val="1"/>
       <w:numFmt w:val="lowerLetter"/>
       <w:lvlText w:val="%2."/>
       <w:lvlJc w:val="left"/>
       <w:pPr>
-        <w:ind w:hanging="360" w:left="1080"/>
-      </w:pPr>
-    </w:lvl>
-    <w:lvl w:ilvl="2" w:tentative="1" w:tplc="0409001B">
+        <w:ind w:left="1080" w:hanging="360"/>
+      </w:pPr>
+    </w:lvl>
+    <w:lvl w:ilvl="2" w:tplc="0409001B" w:tentative="1">
       <w:start w:val="1"/>
       <w:numFmt w:val="lowerRoman"/>
       <w:lvlText w:val="%3."/>
       <w:lvlJc w:val="right"/>
       <w:pPr>
-        <w:ind w:hanging="180" w:left="1800"/>
-      </w:pPr>
-    </w:lvl>
-    <w:lvl w:ilvl="3" w:tentative="1" w:tplc="0409000F">
+        <w:ind w:left="1800" w:hanging="180"/>
+      </w:pPr>
+    </w:lvl>
+    <w:lvl w:ilvl="3" w:tplc="0409000F" w:tentative="1">
       <w:start w:val="1"/>
       <w:numFmt w:val="decimal"/>
       <w:lvlText w:val="%4."/>
       <w:lvlJc w:val="left"/>
       <w:pPr>
-        <w:ind w:hanging="360" w:left="2520"/>
-      </w:pPr>
-    </w:lvl>
-    <w:lvl w:ilvl="4" w:tentative="1" w:tplc="04090019">
+        <w:ind w:left="2520" w:hanging="360"/>
+      </w:pPr>
+    </w:lvl>
+    <w:lvl w:ilvl="4" w:tplc="04090019" w:tentative="1">
       <w:start w:val="1"/>
       <w:numFmt w:val="lowerLetter"/>
       <w:lvlText w:val="%5."/>
       <w:lvlJc w:val="left"/>
       <w:pPr>
-        <w:ind w:hanging="360" w:left="3240"/>
-      </w:pPr>
-    </w:lvl>
-    <w:lvl w:ilvl="5" w:tentative="1" w:tplc="0409001B">
+        <w:ind w:left="3240" w:hanging="360"/>
+      </w:pPr>
+    </w:lvl>
+    <w:lvl w:ilvl="5" w:tplc="0409001B" w:tentative="1">
       <w:start w:val="1"/>
       <w:numFmt w:val="lowerRoman"/>
       <w:lvlText w:val="%6."/>
       <w:lvlJc w:val="right"/>
       <w:pPr>
-        <w:ind w:hanging="180" w:left="3960"/>
-      </w:pPr>
-    </w:lvl>
-    <w:lvl w:ilvl="6" w:tentative="1" w:tplc="0409000F">
+        <w:ind w:left="3960" w:hanging="180"/>
+      </w:pPr>
+    </w:lvl>
+    <w:lvl w:ilvl="6" w:tplc="0409000F" w:tentative="1">
       <w:start w:val="1"/>
       <w:numFmt w:val="decimal"/>
       <w:lvlText w:val="%7."/>
       <w:lvlJc w:val="left"/>
       <w:pPr>
-        <w:ind w:hanging="360" w:left="4680"/>
-      </w:pPr>
-    </w:lvl>
-    <w:lvl w:ilvl="7" w:tentative="1" w:tplc="04090019">
+        <w:ind w:left="4680" w:hanging="360"/>
+      </w:pPr>
+    </w:lvl>
+    <w:lvl w:ilvl="7" w:tplc="04090019" w:tentative="1">
       <w:start w:val="1"/>
       <w:numFmt w:val="lowerLetter"/>
       <w:lvlText w:val="%8."/>
       <w:lvlJc w:val="left"/>
       <w:pPr>
-        <w:ind w:hanging="360" w:left="5400"/>
-      </w:pPr>
-    </w:lvl>
-    <w:lvl w:ilvl="8" w:tentative="1" w:tplc="0409001B">
+        <w:ind w:left="5400" w:hanging="360"/>
+      </w:pPr>
+    </w:lvl>
+    <w:lvl w:ilvl="8" w:tplc="0409001B" w:tentative="1">
       <w:start w:val="1"/>
       <w:numFmt w:val="lowerRoman"/>
       <w:lvlText w:val="%9."/>
       <w:lvlJc w:val="right"/>
       <w:pPr>
-        <w:ind w:hanging="180" w:left="6120"/>
+        <w:ind w:left="6120" w:hanging="180"/>
       </w:pPr>
     </w:lvl>
   </w:abstractNum>
-  <w:abstractNum w15:restartNumberingAfterBreak="0" w:abstractNumId="9">
+  <w:abstractNum w:abstractNumId="10" w15:restartNumberingAfterBreak="0">
     <w:nsid w:val="44E96C8B"/>
     <w:multiLevelType w:val="multilevel"/>
     <w:tmpl w:val="267245EE"/>
@@ -1239,9 +1373,9 @@
       <w:lvlJc w:val="left"/>
       <w:pPr>
         <w:tabs>
-          <w:tab w:pos="720" w:val="num"/>
-        </w:tabs>
-        <w:ind w:hanging="360" w:left="720"/>
+          <w:tab w:val="num" w:pos="720"/>
+        </w:tabs>
+        <w:ind w:left="720" w:hanging="360"/>
       </w:pPr>
     </w:lvl>
     <w:lvl w:ilvl="1" w:tentative="1">
@@ -1251,9 +1385,9 @@
       <w:lvlJc w:val="left"/>
       <w:pPr>
         <w:tabs>
-          <w:tab w:pos="1440" w:val="num"/>
-        </w:tabs>
-        <w:ind w:hanging="360" w:left="1440"/>
+          <w:tab w:val="num" w:pos="1440"/>
+        </w:tabs>
+        <w:ind w:left="1440" w:hanging="360"/>
       </w:pPr>
     </w:lvl>
     <w:lvl w:ilvl="2" w:tentative="1">
@@ -1263,9 +1397,9 @@
       <w:lvlJc w:val="left"/>
       <w:pPr>
         <w:tabs>
-          <w:tab w:pos="2160" w:val="num"/>
-        </w:tabs>
-        <w:ind w:hanging="360" w:left="2160"/>
+          <w:tab w:val="num" w:pos="2160"/>
+        </w:tabs>
+        <w:ind w:left="2160" w:hanging="360"/>
       </w:pPr>
     </w:lvl>
     <w:lvl w:ilvl="3" w:tentative="1">
@@ -1275,9 +1409,9 @@
       <w:lvlJc w:val="left"/>
       <w:pPr>
         <w:tabs>
-          <w:tab w:pos="2880" w:val="num"/>
-        </w:tabs>
-        <w:ind w:hanging="360" w:left="2880"/>
+          <w:tab w:val="num" w:pos="2880"/>
+        </w:tabs>
+        <w:ind w:left="2880" w:hanging="360"/>
       </w:pPr>
     </w:lvl>
     <w:lvl w:ilvl="4" w:tentative="1">
@@ -1287,9 +1421,9 @@
       <w:lvlJc w:val="left"/>
       <w:pPr>
         <w:tabs>
-          <w:tab w:pos="3600" w:val="num"/>
-        </w:tabs>
-        <w:ind w:hanging="360" w:left="3600"/>
+          <w:tab w:val="num" w:pos="3600"/>
+        </w:tabs>
+        <w:ind w:left="3600" w:hanging="360"/>
       </w:pPr>
     </w:lvl>
     <w:lvl w:ilvl="5" w:tentative="1">
@@ -1299,9 +1433,9 @@
       <w:lvlJc w:val="left"/>
       <w:pPr>
         <w:tabs>
-          <w:tab w:pos="4320" w:val="num"/>
-        </w:tabs>
-        <w:ind w:hanging="360" w:left="4320"/>
+          <w:tab w:val="num" w:pos="4320"/>
+        </w:tabs>
+        <w:ind w:left="4320" w:hanging="360"/>
       </w:pPr>
     </w:lvl>
     <w:lvl w:ilvl="6" w:tentative="1">
@@ -1311,9 +1445,9 @@
       <w:lvlJc w:val="left"/>
       <w:pPr>
         <w:tabs>
-          <w:tab w:pos="5040" w:val="num"/>
-        </w:tabs>
-        <w:ind w:hanging="360" w:left="5040"/>
+          <w:tab w:val="num" w:pos="5040"/>
+        </w:tabs>
+        <w:ind w:left="5040" w:hanging="360"/>
       </w:pPr>
     </w:lvl>
     <w:lvl w:ilvl="7" w:tentative="1">
@@ -1323,9 +1457,9 @@
       <w:lvlJc w:val="left"/>
       <w:pPr>
         <w:tabs>
-          <w:tab w:pos="5760" w:val="num"/>
-        </w:tabs>
-        <w:ind w:hanging="360" w:left="5760"/>
+          <w:tab w:val="num" w:pos="5760"/>
+        </w:tabs>
+        <w:ind w:left="5760" w:hanging="360"/>
       </w:pPr>
     </w:lvl>
     <w:lvl w:ilvl="8" w:tentative="1">
@@ -1335,13 +1469,13 @@
       <w:lvlJc w:val="left"/>
       <w:pPr>
         <w:tabs>
-          <w:tab w:pos="6480" w:val="num"/>
-        </w:tabs>
-        <w:ind w:hanging="360" w:left="6480"/>
+          <w:tab w:val="num" w:pos="6480"/>
+        </w:tabs>
+        <w:ind w:left="6480" w:hanging="360"/>
       </w:pPr>
     </w:lvl>
   </w:abstractNum>
-  <w:abstractNum w15:restartNumberingAfterBreak="0" w:abstractNumId="10">
+  <w:abstractNum w:abstractNumId="11" w15:restartNumberingAfterBreak="0">
     <w:nsid w:val="485A5F5D"/>
     <w:multiLevelType w:val="multilevel"/>
     <w:tmpl w:val="267245EE"/>
@@ -1352,9 +1486,9 @@
       <w:lvlJc w:val="left"/>
       <w:pPr>
         <w:tabs>
-          <w:tab w:pos="720" w:val="num"/>
-        </w:tabs>
-        <w:ind w:hanging="360" w:left="720"/>
+          <w:tab w:val="num" w:pos="720"/>
+        </w:tabs>
+        <w:ind w:left="720" w:hanging="360"/>
       </w:pPr>
     </w:lvl>
     <w:lvl w:ilvl="1" w:tentative="1">
@@ -1364,9 +1498,9 @@
       <w:lvlJc w:val="left"/>
       <w:pPr>
         <w:tabs>
-          <w:tab w:pos="1440" w:val="num"/>
-        </w:tabs>
-        <w:ind w:hanging="360" w:left="1440"/>
+          <w:tab w:val="num" w:pos="1440"/>
+        </w:tabs>
+        <w:ind w:left="1440" w:hanging="360"/>
       </w:pPr>
     </w:lvl>
     <w:lvl w:ilvl="2" w:tentative="1">
@@ -1376,9 +1510,9 @@
       <w:lvlJc w:val="left"/>
       <w:pPr>
         <w:tabs>
-          <w:tab w:pos="2160" w:val="num"/>
-        </w:tabs>
-        <w:ind w:hanging="360" w:left="2160"/>
+          <w:tab w:val="num" w:pos="2160"/>
+        </w:tabs>
+        <w:ind w:left="2160" w:hanging="360"/>
       </w:pPr>
     </w:lvl>
     <w:lvl w:ilvl="3" w:tentative="1">
@@ -1388,9 +1522,9 @@
       <w:lvlJc w:val="left"/>
       <w:pPr>
         <w:tabs>
-          <w:tab w:pos="2880" w:val="num"/>
-        </w:tabs>
-        <w:ind w:hanging="360" w:left="2880"/>
+          <w:tab w:val="num" w:pos="2880"/>
+        </w:tabs>
+        <w:ind w:left="2880" w:hanging="360"/>
       </w:pPr>
     </w:lvl>
     <w:lvl w:ilvl="4" w:tentative="1">
@@ -1400,9 +1534,9 @@
       <w:lvlJc w:val="left"/>
       <w:pPr>
         <w:tabs>
-          <w:tab w:pos="3600" w:val="num"/>
-        </w:tabs>
-        <w:ind w:hanging="360" w:left="3600"/>
+          <w:tab w:val="num" w:pos="3600"/>
+        </w:tabs>
+        <w:ind w:left="3600" w:hanging="360"/>
       </w:pPr>
     </w:lvl>
     <w:lvl w:ilvl="5" w:tentative="1">
@@ -1412,9 +1546,9 @@
       <w:lvlJc w:val="left"/>
       <w:pPr>
         <w:tabs>
-          <w:tab w:pos="4320" w:val="num"/>
-        </w:tabs>
-        <w:ind w:hanging="360" w:left="4320"/>
+          <w:tab w:val="num" w:pos="4320"/>
+        </w:tabs>
+        <w:ind w:left="4320" w:hanging="360"/>
       </w:pPr>
     </w:lvl>
     <w:lvl w:ilvl="6" w:tentative="1">
@@ -1424,9 +1558,9 @@
       <w:lvlJc w:val="left"/>
       <w:pPr>
         <w:tabs>
-          <w:tab w:pos="5040" w:val="num"/>
-        </w:tabs>
-        <w:ind w:hanging="360" w:left="5040"/>
+          <w:tab w:val="num" w:pos="5040"/>
+        </w:tabs>
+        <w:ind w:left="5040" w:hanging="360"/>
       </w:pPr>
     </w:lvl>
     <w:lvl w:ilvl="7" w:tentative="1">
@@ -1436,9 +1570,9 @@
       <w:lvlJc w:val="left"/>
       <w:pPr>
         <w:tabs>
-          <w:tab w:pos="5760" w:val="num"/>
-        </w:tabs>
-        <w:ind w:hanging="360" w:left="5760"/>
+          <w:tab w:val="num" w:pos="5760"/>
+        </w:tabs>
+        <w:ind w:left="5760" w:hanging="360"/>
       </w:pPr>
     </w:lvl>
     <w:lvl w:ilvl="8" w:tentative="1">
@@ -1448,13 +1582,13 @@
       <w:lvlJc w:val="left"/>
       <w:pPr>
         <w:tabs>
-          <w:tab w:pos="6480" w:val="num"/>
-        </w:tabs>
-        <w:ind w:hanging="360" w:left="6480"/>
+          <w:tab w:val="num" w:pos="6480"/>
+        </w:tabs>
+        <w:ind w:left="6480" w:hanging="360"/>
       </w:pPr>
     </w:lvl>
   </w:abstractNum>
-  <w:abstractNum w15:restartNumberingAfterBreak="0" w:abstractNumId="11">
+  <w:abstractNum w:abstractNumId="12" w15:restartNumberingAfterBreak="0">
     <w:nsid w:val="49127D73"/>
     <w:multiLevelType w:val="multilevel"/>
     <w:tmpl w:val="1736CE22"/>
@@ -1464,7 +1598,7 @@
       <w:lvlText w:val=""/>
       <w:lvlJc w:val="left"/>
       <w:pPr>
-        <w:ind w:hanging="360" w:left="720"/>
+        <w:ind w:left="720" w:hanging="360"/>
       </w:pPr>
       <w:rPr>
         <w:rFonts w:ascii="Symbol" w:hAnsi="Symbol" w:hint="default"/>
@@ -1477,7 +1611,7 @@
       <w:lvlText w:val="%1.%2"/>
       <w:lvlJc w:val="left"/>
       <w:pPr>
-        <w:ind w:hanging="360" w:left="720"/>
+        <w:ind w:left="720" w:hanging="360"/>
       </w:pPr>
       <w:rPr>
         <w:rFonts w:hint="default"/>
@@ -1490,7 +1624,7 @@
       <w:lvlText w:val="%1.%2.%3"/>
       <w:lvlJc w:val="left"/>
       <w:pPr>
-        <w:ind w:hanging="720" w:left="1080"/>
+        <w:ind w:left="1080" w:hanging="720"/>
       </w:pPr>
       <w:rPr>
         <w:rFonts w:hint="default"/>
@@ -1503,7 +1637,7 @@
       <w:lvlText w:val="%1.%2.%3.%4"/>
       <w:lvlJc w:val="left"/>
       <w:pPr>
-        <w:ind w:hanging="720" w:left="1080"/>
+        <w:ind w:left="1080" w:hanging="720"/>
       </w:pPr>
       <w:rPr>
         <w:rFonts w:hint="default"/>
@@ -1516,7 +1650,7 @@
       <w:lvlText w:val="%1.%2.%3.%4.%5"/>
       <w:lvlJc w:val="left"/>
       <w:pPr>
-        <w:ind w:hanging="1080" w:left="1440"/>
+        <w:ind w:left="1440" w:hanging="1080"/>
       </w:pPr>
       <w:rPr>
         <w:rFonts w:hint="default"/>
@@ -1529,7 +1663,7 @@
       <w:lvlText w:val="%1.%2.%3.%4.%5.%6"/>
       <w:lvlJc w:val="left"/>
       <w:pPr>
-        <w:ind w:hanging="1080" w:left="1440"/>
+        <w:ind w:left="1440" w:hanging="1080"/>
       </w:pPr>
       <w:rPr>
         <w:rFonts w:hint="default"/>
@@ -1542,7 +1676,7 @@
       <w:lvlText w:val="%1.%2.%3.%4.%5.%6.%7"/>
       <w:lvlJc w:val="left"/>
       <w:pPr>
-        <w:ind w:hanging="1440" w:left="1800"/>
+        <w:ind w:left="1800" w:hanging="1440"/>
       </w:pPr>
       <w:rPr>
         <w:rFonts w:hint="default"/>
@@ -1555,7 +1689,7 @@
       <w:lvlText w:val="%1.%2.%3.%4.%5.%6.%7.%8"/>
       <w:lvlJc w:val="left"/>
       <w:pPr>
-        <w:ind w:hanging="1440" w:left="1800"/>
+        <w:ind w:left="1800" w:hanging="1440"/>
       </w:pPr>
       <w:rPr>
         <w:rFonts w:hint="default"/>
@@ -1568,14 +1702,14 @@
       <w:lvlText w:val="%1.%2.%3.%4.%5.%6.%7.%8.%9"/>
       <w:lvlJc w:val="left"/>
       <w:pPr>
-        <w:ind w:hanging="1800" w:left="2160"/>
+        <w:ind w:left="2160" w:hanging="1800"/>
       </w:pPr>
       <w:rPr>
         <w:rFonts w:hint="default"/>
       </w:rPr>
     </w:lvl>
   </w:abstractNum>
-  <w:abstractNum w15:restartNumberingAfterBreak="0" w:abstractNumId="12">
+  <w:abstractNum w:abstractNumId="13" w15:restartNumberingAfterBreak="0">
     <w:nsid w:val="4D0460AB"/>
     <w:multiLevelType w:val="multilevel"/>
     <w:tmpl w:val="8638B9EE"/>
@@ -1585,7 +1719,7 @@
       <w:lvlText w:val="%1."/>
       <w:lvlJc w:val="left"/>
       <w:pPr>
-        <w:ind w:hanging="360" w:left="720"/>
+        <w:ind w:left="720" w:hanging="360"/>
       </w:pPr>
       <w:rPr>
         <w:u w:val="none"/>
@@ -1597,7 +1731,7 @@
       <w:lvlText w:val="%2."/>
       <w:lvlJc w:val="left"/>
       <w:pPr>
-        <w:ind w:hanging="360" w:left="1440"/>
+        <w:ind w:left="1440" w:hanging="360"/>
       </w:pPr>
       <w:rPr>
         <w:u w:val="none"/>
@@ -1609,7 +1743,7 @@
       <w:lvlText w:val="%3."/>
       <w:lvlJc w:val="right"/>
       <w:pPr>
-        <w:ind w:hanging="360" w:left="2160"/>
+        <w:ind w:left="2160" w:hanging="360"/>
       </w:pPr>
       <w:rPr>
         <w:u w:val="none"/>
@@ -1621,7 +1755,7 @@
       <w:lvlText w:val="%4."/>
       <w:lvlJc w:val="left"/>
       <w:pPr>
-        <w:ind w:hanging="360" w:left="2880"/>
+        <w:ind w:left="2880" w:hanging="360"/>
       </w:pPr>
       <w:rPr>
         <w:u w:val="none"/>
@@ -1633,7 +1767,7 @@
       <w:lvlText w:val="%5."/>
       <w:lvlJc w:val="left"/>
       <w:pPr>
-        <w:ind w:hanging="360" w:left="3600"/>
+        <w:ind w:left="3600" w:hanging="360"/>
       </w:pPr>
       <w:rPr>
         <w:u w:val="none"/>
@@ -1645,7 +1779,7 @@
       <w:lvlText w:val="%6."/>
       <w:lvlJc w:val="right"/>
       <w:pPr>
-        <w:ind w:hanging="360" w:left="4320"/>
+        <w:ind w:left="4320" w:hanging="360"/>
       </w:pPr>
       <w:rPr>
         <w:u w:val="none"/>
@@ -1657,7 +1791,7 @@
       <w:lvlText w:val="%7."/>
       <w:lvlJc w:val="left"/>
       <w:pPr>
-        <w:ind w:hanging="360" w:left="5040"/>
+        <w:ind w:left="5040" w:hanging="360"/>
       </w:pPr>
       <w:rPr>
         <w:u w:val="none"/>
@@ -1669,7 +1803,7 @@
       <w:lvlText w:val="%8."/>
       <w:lvlJc w:val="left"/>
       <w:pPr>
-        <w:ind w:hanging="360" w:left="5760"/>
+        <w:ind w:left="5760" w:hanging="360"/>
       </w:pPr>
       <w:rPr>
         <w:u w:val="none"/>
@@ -1681,14 +1815,14 @@
       <w:lvlText w:val="%9."/>
       <w:lvlJc w:val="right"/>
       <w:pPr>
-        <w:ind w:hanging="360" w:left="6480"/>
+        <w:ind w:left="6480" w:hanging="360"/>
       </w:pPr>
       <w:rPr>
         <w:u w:val="none"/>
       </w:rPr>
     </w:lvl>
   </w:abstractNum>
-  <w:abstractNum w15:restartNumberingAfterBreak="0" w:abstractNumId="13">
+  <w:abstractNum w:abstractNumId="14" w15:restartNumberingAfterBreak="0">
     <w:nsid w:val="5583452F"/>
     <w:multiLevelType w:val="hybridMultilevel"/>
     <w:tmpl w:val="099ABA20"/>
@@ -1698,86 +1832,86 @@
       <w:lvlText w:val="%1."/>
       <w:lvlJc w:val="left"/>
       <w:pPr>
-        <w:ind w:hanging="360" w:left="420"/>
-      </w:pPr>
-      <w:rPr>
-        <w:rFonts w:ascii="Times New Roman" w:cs="Times New Roman" w:hAnsi="Times New Roman" w:hint="default"/>
-      </w:rPr>
-    </w:lvl>
-    <w:lvl w:ilvl="1" w:tentative="1" w:tplc="04090019">
+        <w:ind w:left="420" w:hanging="360"/>
+      </w:pPr>
+      <w:rPr>
+        <w:rFonts w:ascii="Times New Roman" w:hAnsi="Times New Roman" w:cs="Times New Roman" w:hint="default"/>
+      </w:rPr>
+    </w:lvl>
+    <w:lvl w:ilvl="1" w:tplc="04090019" w:tentative="1">
       <w:start w:val="1"/>
       <w:numFmt w:val="lowerLetter"/>
       <w:lvlText w:val="%2."/>
       <w:lvlJc w:val="left"/>
       <w:pPr>
-        <w:ind w:hanging="360" w:left="1140"/>
-      </w:pPr>
-    </w:lvl>
-    <w:lvl w:ilvl="2" w:tentative="1" w:tplc="0409001B">
+        <w:ind w:left="1140" w:hanging="360"/>
+      </w:pPr>
+    </w:lvl>
+    <w:lvl w:ilvl="2" w:tplc="0409001B" w:tentative="1">
       <w:start w:val="1"/>
       <w:numFmt w:val="lowerRoman"/>
       <w:lvlText w:val="%3."/>
       <w:lvlJc w:val="right"/>
       <w:pPr>
-        <w:ind w:hanging="180" w:left="1860"/>
-      </w:pPr>
-    </w:lvl>
-    <w:lvl w:ilvl="3" w:tentative="1" w:tplc="0409000F">
+        <w:ind w:left="1860" w:hanging="180"/>
+      </w:pPr>
+    </w:lvl>
+    <w:lvl w:ilvl="3" w:tplc="0409000F" w:tentative="1">
       <w:start w:val="1"/>
       <w:numFmt w:val="decimal"/>
       <w:lvlText w:val="%4."/>
       <w:lvlJc w:val="left"/>
       <w:pPr>
-        <w:ind w:hanging="360" w:left="2580"/>
-      </w:pPr>
-    </w:lvl>
-    <w:lvl w:ilvl="4" w:tentative="1" w:tplc="04090019">
+        <w:ind w:left="2580" w:hanging="360"/>
+      </w:pPr>
+    </w:lvl>
+    <w:lvl w:ilvl="4" w:tplc="04090019" w:tentative="1">
       <w:start w:val="1"/>
       <w:numFmt w:val="lowerLetter"/>
       <w:lvlText w:val="%5."/>
       <w:lvlJc w:val="left"/>
       <w:pPr>
-        <w:ind w:hanging="360" w:left="3300"/>
-      </w:pPr>
-    </w:lvl>
-    <w:lvl w:ilvl="5" w:tentative="1" w:tplc="0409001B">
+        <w:ind w:left="3300" w:hanging="360"/>
+      </w:pPr>
+    </w:lvl>
+    <w:lvl w:ilvl="5" w:tplc="0409001B" w:tentative="1">
       <w:start w:val="1"/>
       <w:numFmt w:val="lowerRoman"/>
       <w:lvlText w:val="%6."/>
       <w:lvlJc w:val="right"/>
       <w:pPr>
-        <w:ind w:hanging="180" w:left="4020"/>
-      </w:pPr>
-    </w:lvl>
-    <w:lvl w:ilvl="6" w:tentative="1" w:tplc="0409000F">
+        <w:ind w:left="4020" w:hanging="180"/>
+      </w:pPr>
+    </w:lvl>
+    <w:lvl w:ilvl="6" w:tplc="0409000F" w:tentative="1">
       <w:start w:val="1"/>
       <w:numFmt w:val="decimal"/>
       <w:lvlText w:val="%7."/>
       <w:lvlJc w:val="left"/>
       <w:pPr>
-        <w:ind w:hanging="360" w:left="4740"/>
-      </w:pPr>
-    </w:lvl>
-    <w:lvl w:ilvl="7" w:tentative="1" w:tplc="04090019">
+        <w:ind w:left="4740" w:hanging="360"/>
+      </w:pPr>
+    </w:lvl>
+    <w:lvl w:ilvl="7" w:tplc="04090019" w:tentative="1">
       <w:start w:val="1"/>
       <w:numFmt w:val="lowerLetter"/>
       <w:lvlText w:val="%8."/>
       <w:lvlJc w:val="left"/>
       <w:pPr>
-        <w:ind w:hanging="360" w:left="5460"/>
-      </w:pPr>
-    </w:lvl>
-    <w:lvl w:ilvl="8" w:tentative="1" w:tplc="0409001B">
+        <w:ind w:left="5460" w:hanging="360"/>
+      </w:pPr>
+    </w:lvl>
+    <w:lvl w:ilvl="8" w:tplc="0409001B" w:tentative="1">
       <w:start w:val="1"/>
       <w:numFmt w:val="lowerRoman"/>
       <w:lvlText w:val="%9."/>
       <w:lvlJc w:val="right"/>
       <w:pPr>
-        <w:ind w:hanging="180" w:left="6180"/>
+        <w:ind w:left="6180" w:hanging="180"/>
       </w:pPr>
     </w:lvl>
   </w:abstractNum>
-  <w:abstractNum w15:restartNumberingAfterBreak="0" w:abstractNumId="14">
+  <w:abstractNum w:abstractNumId="15" w15:restartNumberingAfterBreak="0">
     <w:nsid w:val="56942631"/>
     <w:multiLevelType w:val="multilevel"/>
     <w:tmpl w:val="D4041BCE"/>
@@ -1787,7 +1921,7 @@
       <w:lvlText w:val="-"/>
       <w:lvlJc w:val="left"/>
       <w:pPr>
-        <w:ind w:hanging="360" w:left="720"/>
+        <w:ind w:left="720" w:hanging="360"/>
       </w:pPr>
       <w:rPr>
         <w:u w:val="none"/>
@@ -1799,7 +1933,7 @@
       <w:lvlText w:val="-"/>
       <w:lvlJc w:val="left"/>
       <w:pPr>
-        <w:ind w:hanging="360" w:left="1440"/>
+        <w:ind w:left="1440" w:hanging="360"/>
       </w:pPr>
       <w:rPr>
         <w:u w:val="none"/>
@@ -1811,7 +1945,7 @@
       <w:lvlText w:val="-"/>
       <w:lvlJc w:val="left"/>
       <w:pPr>
-        <w:ind w:hanging="360" w:left="2160"/>
+        <w:ind w:left="2160" w:hanging="360"/>
       </w:pPr>
       <w:rPr>
         <w:u w:val="none"/>
@@ -1823,7 +1957,7 @@
       <w:lvlText w:val="-"/>
       <w:lvlJc w:val="left"/>
       <w:pPr>
-        <w:ind w:hanging="360" w:left="2880"/>
+        <w:ind w:left="2880" w:hanging="360"/>
       </w:pPr>
       <w:rPr>
         <w:u w:val="none"/>
@@ -1835,7 +1969,7 @@
       <w:lvlText w:val="-"/>
       <w:lvlJc w:val="left"/>
       <w:pPr>
-        <w:ind w:hanging="360" w:left="3600"/>
+        <w:ind w:left="3600" w:hanging="360"/>
       </w:pPr>
       <w:rPr>
         <w:u w:val="none"/>
@@ -1847,7 +1981,7 @@
       <w:lvlText w:val="-"/>
       <w:lvlJc w:val="left"/>
       <w:pPr>
-        <w:ind w:hanging="360" w:left="4320"/>
+        <w:ind w:left="4320" w:hanging="360"/>
       </w:pPr>
       <w:rPr>
         <w:u w:val="none"/>
@@ -1859,7 +1993,7 @@
       <w:lvlText w:val="-"/>
       <w:lvlJc w:val="left"/>
       <w:pPr>
-        <w:ind w:hanging="360" w:left="5040"/>
+        <w:ind w:left="5040" w:hanging="360"/>
       </w:pPr>
       <w:rPr>
         <w:u w:val="none"/>
@@ -1871,7 +2005,7 @@
       <w:lvlText w:val="-"/>
       <w:lvlJc w:val="left"/>
       <w:pPr>
-        <w:ind w:hanging="360" w:left="5760"/>
+        <w:ind w:left="5760" w:hanging="360"/>
       </w:pPr>
       <w:rPr>
         <w:u w:val="none"/>
@@ -1883,14 +2017,14 @@
       <w:lvlText w:val="-"/>
       <w:lvlJc w:val="left"/>
       <w:pPr>
-        <w:ind w:hanging="360" w:left="6480"/>
+        <w:ind w:left="6480" w:hanging="360"/>
       </w:pPr>
       <w:rPr>
         <w:u w:val="none"/>
       </w:rPr>
     </w:lvl>
   </w:abstractNum>
-  <w:abstractNum w15:restartNumberingAfterBreak="0" w:abstractNumId="15">
+  <w:abstractNum w:abstractNumId="16" w15:restartNumberingAfterBreak="0">
     <w:nsid w:val="59CB1727"/>
     <w:multiLevelType w:val="multilevel"/>
     <w:tmpl w:val="267245EE"/>
@@ -1901,9 +2035,9 @@
       <w:lvlJc w:val="left"/>
       <w:pPr>
         <w:tabs>
-          <w:tab w:pos="720" w:val="num"/>
-        </w:tabs>
-        <w:ind w:hanging="360" w:left="720"/>
+          <w:tab w:val="num" w:pos="720"/>
+        </w:tabs>
+        <w:ind w:left="720" w:hanging="360"/>
       </w:pPr>
     </w:lvl>
     <w:lvl w:ilvl="1" w:tentative="1">
@@ -1913,9 +2047,9 @@
       <w:lvlJc w:val="left"/>
       <w:pPr>
         <w:tabs>
-          <w:tab w:pos="1440" w:val="num"/>
-        </w:tabs>
-        <w:ind w:hanging="360" w:left="1440"/>
+          <w:tab w:val="num" w:pos="1440"/>
+        </w:tabs>
+        <w:ind w:left="1440" w:hanging="360"/>
       </w:pPr>
     </w:lvl>
     <w:lvl w:ilvl="2" w:tentative="1">
@@ -1925,9 +2059,9 @@
       <w:lvlJc w:val="left"/>
       <w:pPr>
         <w:tabs>
-          <w:tab w:pos="2160" w:val="num"/>
-        </w:tabs>
-        <w:ind w:hanging="360" w:left="2160"/>
+          <w:tab w:val="num" w:pos="2160"/>
+        </w:tabs>
+        <w:ind w:left="2160" w:hanging="360"/>
       </w:pPr>
     </w:lvl>
     <w:lvl w:ilvl="3" w:tentative="1">
@@ -1937,9 +2071,9 @@
       <w:lvlJc w:val="left"/>
       <w:pPr>
         <w:tabs>
-          <w:tab w:pos="2880" w:val="num"/>
-        </w:tabs>
-        <w:ind w:hanging="360" w:left="2880"/>
+          <w:tab w:val="num" w:pos="2880"/>
+        </w:tabs>
+        <w:ind w:left="2880" w:hanging="360"/>
       </w:pPr>
     </w:lvl>
     <w:lvl w:ilvl="4" w:tentative="1">
@@ -1949,9 +2083,9 @@
       <w:lvlJc w:val="left"/>
       <w:pPr>
         <w:tabs>
-          <w:tab w:pos="3600" w:val="num"/>
-        </w:tabs>
-        <w:ind w:hanging="360" w:left="3600"/>
+          <w:tab w:val="num" w:pos="3600"/>
+        </w:tabs>
+        <w:ind w:left="3600" w:hanging="360"/>
       </w:pPr>
     </w:lvl>
     <w:lvl w:ilvl="5" w:tentative="1">
@@ -1961,9 +2095,9 @@
       <w:lvlJc w:val="left"/>
       <w:pPr>
         <w:tabs>
-          <w:tab w:pos="4320" w:val="num"/>
-        </w:tabs>
-        <w:ind w:hanging="360" w:left="4320"/>
+          <w:tab w:val="num" w:pos="4320"/>
+        </w:tabs>
+        <w:ind w:left="4320" w:hanging="360"/>
       </w:pPr>
     </w:lvl>
     <w:lvl w:ilvl="6" w:tentative="1">
@@ -1973,9 +2107,9 @@
       <w:lvlJc w:val="left"/>
       <w:pPr>
         <w:tabs>
-          <w:tab w:pos="5040" w:val="num"/>
-        </w:tabs>
-        <w:ind w:hanging="360" w:left="5040"/>
+          <w:tab w:val="num" w:pos="5040"/>
+        </w:tabs>
+        <w:ind w:left="5040" w:hanging="360"/>
       </w:pPr>
     </w:lvl>
     <w:lvl w:ilvl="7" w:tentative="1">
@@ -1985,9 +2119,9 @@
       <w:lvlJc w:val="left"/>
       <w:pPr>
         <w:tabs>
-          <w:tab w:pos="5760" w:val="num"/>
-        </w:tabs>
-        <w:ind w:hanging="360" w:left="5760"/>
+          <w:tab w:val="num" w:pos="5760"/>
+        </w:tabs>
+        <w:ind w:left="5760" w:hanging="360"/>
       </w:pPr>
     </w:lvl>
     <w:lvl w:ilvl="8" w:tentative="1">
@@ -1997,13 +2131,13 @@
       <w:lvlJc w:val="left"/>
       <w:pPr>
         <w:tabs>
-          <w:tab w:pos="6480" w:val="num"/>
-        </w:tabs>
-        <w:ind w:hanging="360" w:left="6480"/>
+          <w:tab w:val="num" w:pos="6480"/>
+        </w:tabs>
+        <w:ind w:left="6480" w:hanging="360"/>
       </w:pPr>
     </w:lvl>
   </w:abstractNum>
-  <w:abstractNum w15:restartNumberingAfterBreak="0" w:abstractNumId="16">
+  <w:abstractNum w:abstractNumId="17" w15:restartNumberingAfterBreak="0">
     <w:nsid w:val="5AF76DFB"/>
     <w:multiLevelType w:val="multilevel"/>
     <w:tmpl w:val="267245EE"/>
@@ -2014,9 +2148,9 @@
       <w:lvlJc w:val="left"/>
       <w:pPr>
         <w:tabs>
-          <w:tab w:pos="720" w:val="num"/>
-        </w:tabs>
-        <w:ind w:hanging="360" w:left="720"/>
+          <w:tab w:val="num" w:pos="720"/>
+        </w:tabs>
+        <w:ind w:left="720" w:hanging="360"/>
       </w:pPr>
     </w:lvl>
     <w:lvl w:ilvl="1" w:tentative="1">
@@ -2026,9 +2160,9 @@
       <w:lvlJc w:val="left"/>
       <w:pPr>
         <w:tabs>
-          <w:tab w:pos="1440" w:val="num"/>
-        </w:tabs>
-        <w:ind w:hanging="360" w:left="1440"/>
+          <w:tab w:val="num" w:pos="1440"/>
+        </w:tabs>
+        <w:ind w:left="1440" w:hanging="360"/>
       </w:pPr>
     </w:lvl>
     <w:lvl w:ilvl="2" w:tentative="1">
@@ -2038,9 +2172,9 @@
       <w:lvlJc w:val="left"/>
       <w:pPr>
         <w:tabs>
-          <w:tab w:pos="2160" w:val="num"/>
-        </w:tabs>
-        <w:ind w:hanging="360" w:left="2160"/>
+          <w:tab w:val="num" w:pos="2160"/>
+        </w:tabs>
+        <w:ind w:left="2160" w:hanging="360"/>
       </w:pPr>
     </w:lvl>
     <w:lvl w:ilvl="3" w:tentative="1">
@@ -2050,9 +2184,9 @@
       <w:lvlJc w:val="left"/>
       <w:pPr>
         <w:tabs>
-          <w:tab w:pos="2880" w:val="num"/>
-        </w:tabs>
-        <w:ind w:hanging="360" w:left="2880"/>
+          <w:tab w:val="num" w:pos="2880"/>
+        </w:tabs>
+        <w:ind w:left="2880" w:hanging="360"/>
       </w:pPr>
     </w:lvl>
     <w:lvl w:ilvl="4" w:tentative="1">
@@ -2062,9 +2196,9 @@
       <w:lvlJc w:val="left"/>
       <w:pPr>
         <w:tabs>
-          <w:tab w:pos="3600" w:val="num"/>
-        </w:tabs>
-        <w:ind w:hanging="360" w:left="3600"/>
+          <w:tab w:val="num" w:pos="3600"/>
+        </w:tabs>
+        <w:ind w:left="3600" w:hanging="360"/>
       </w:pPr>
     </w:lvl>
     <w:lvl w:ilvl="5" w:tentative="1">
@@ -2074,9 +2208,9 @@
       <w:lvlJc w:val="left"/>
       <w:pPr>
         <w:tabs>
-          <w:tab w:pos="4320" w:val="num"/>
-        </w:tabs>
-        <w:ind w:hanging="360" w:left="4320"/>
+          <w:tab w:val="num" w:pos="4320"/>
+        </w:tabs>
+        <w:ind w:left="4320" w:hanging="360"/>
       </w:pPr>
     </w:lvl>
     <w:lvl w:ilvl="6" w:tentative="1">
@@ -2086,9 +2220,9 @@
       <w:lvlJc w:val="left"/>
       <w:pPr>
         <w:tabs>
-          <w:tab w:pos="5040" w:val="num"/>
-        </w:tabs>
-        <w:ind w:hanging="360" w:left="5040"/>
+          <w:tab w:val="num" w:pos="5040"/>
+        </w:tabs>
+        <w:ind w:left="5040" w:hanging="360"/>
       </w:pPr>
     </w:lvl>
     <w:lvl w:ilvl="7" w:tentative="1">
@@ -2098,9 +2232,9 @@
       <w:lvlJc w:val="left"/>
       <w:pPr>
         <w:tabs>
-          <w:tab w:pos="5760" w:val="num"/>
-        </w:tabs>
-        <w:ind w:hanging="360" w:left="5760"/>
+          <w:tab w:val="num" w:pos="5760"/>
+        </w:tabs>
+        <w:ind w:left="5760" w:hanging="360"/>
       </w:pPr>
     </w:lvl>
     <w:lvl w:ilvl="8" w:tentative="1">
@@ -2110,13 +2244,13 @@
       <w:lvlJc w:val="left"/>
       <w:pPr>
         <w:tabs>
-          <w:tab w:pos="6480" w:val="num"/>
-        </w:tabs>
-        <w:ind w:hanging="360" w:left="6480"/>
+          <w:tab w:val="num" w:pos="6480"/>
+        </w:tabs>
+        <w:ind w:left="6480" w:hanging="360"/>
       </w:pPr>
     </w:lvl>
   </w:abstractNum>
-  <w:abstractNum w15:restartNumberingAfterBreak="0" w:abstractNumId="17">
+  <w:abstractNum w:abstractNumId="18" w15:restartNumberingAfterBreak="0">
     <w:nsid w:val="5CAE3D11"/>
     <w:multiLevelType w:val="multilevel"/>
     <w:tmpl w:val="D038AA8E"/>
@@ -2126,10 +2260,10 @@
       <w:lvlText w:val="%1."/>
       <w:lvlJc w:val="left"/>
       <w:pPr>
-        <w:ind w:hanging="360" w:left="720"/>
-      </w:pPr>
-      <w:rPr>
-        <w:rFonts w:ascii="Ubuntu" w:cs="Ubuntu" w:eastAsia="Ubuntu" w:hAnsi="Ubuntu"/>
+        <w:ind w:left="720" w:hanging="360"/>
+      </w:pPr>
+      <w:rPr>
+        <w:rFonts w:ascii="Ubuntu" w:eastAsia="Ubuntu" w:hAnsi="Ubuntu" w:cs="Ubuntu"/>
         <w:color w:val="465360"/>
         <w:sz w:val="21"/>
         <w:szCs w:val="21"/>
@@ -2142,7 +2276,7 @@
       <w:lvlText w:val="%2."/>
       <w:lvlJc w:val="left"/>
       <w:pPr>
-        <w:ind w:hanging="360" w:left="1440"/>
+        <w:ind w:left="1440" w:hanging="360"/>
       </w:pPr>
       <w:rPr>
         <w:u w:val="none"/>
@@ -2154,7 +2288,7 @@
       <w:lvlText w:val="%3."/>
       <w:lvlJc w:val="left"/>
       <w:pPr>
-        <w:ind w:hanging="360" w:left="2160"/>
+        <w:ind w:left="2160" w:hanging="360"/>
       </w:pPr>
       <w:rPr>
         <w:u w:val="none"/>
@@ -2166,7 +2300,7 @@
       <w:lvlText w:val="%4."/>
       <w:lvlJc w:val="left"/>
       <w:pPr>
-        <w:ind w:hanging="360" w:left="2880"/>
+        <w:ind w:left="2880" w:hanging="360"/>
       </w:pPr>
       <w:rPr>
         <w:u w:val="none"/>
@@ -2178,7 +2312,7 @@
       <w:lvlText w:val="%5."/>
       <w:lvlJc w:val="left"/>
       <w:pPr>
-        <w:ind w:hanging="360" w:left="3600"/>
+        <w:ind w:left="3600" w:hanging="360"/>
       </w:pPr>
       <w:rPr>
         <w:u w:val="none"/>
@@ -2190,7 +2324,7 @@
       <w:lvlText w:val="%6."/>
       <w:lvlJc w:val="left"/>
       <w:pPr>
-        <w:ind w:hanging="360" w:left="4320"/>
+        <w:ind w:left="4320" w:hanging="360"/>
       </w:pPr>
       <w:rPr>
         <w:u w:val="none"/>
@@ -2202,7 +2336,7 @@
       <w:lvlText w:val="%7."/>
       <w:lvlJc w:val="left"/>
       <w:pPr>
-        <w:ind w:hanging="360" w:left="5040"/>
+        <w:ind w:left="5040" w:hanging="360"/>
       </w:pPr>
       <w:rPr>
         <w:u w:val="none"/>
@@ -2214,7 +2348,7 @@
       <w:lvlText w:val="%8."/>
       <w:lvlJc w:val="left"/>
       <w:pPr>
-        <w:ind w:hanging="360" w:left="5760"/>
+        <w:ind w:left="5760" w:hanging="360"/>
       </w:pPr>
       <w:rPr>
         <w:u w:val="none"/>
@@ -2226,14 +2360,14 @@
       <w:lvlText w:val="%9."/>
       <w:lvlJc w:val="left"/>
       <w:pPr>
-        <w:ind w:hanging="360" w:left="6480"/>
+        <w:ind w:left="6480" w:hanging="360"/>
       </w:pPr>
       <w:rPr>
         <w:u w:val="none"/>
       </w:rPr>
     </w:lvl>
   </w:abstractNum>
-  <w:abstractNum w15:restartNumberingAfterBreak="0" w:abstractNumId="18">
+  <w:abstractNum w:abstractNumId="19" w15:restartNumberingAfterBreak="0">
     <w:nsid w:val="613D3456"/>
     <w:multiLevelType w:val="hybridMultilevel"/>
     <w:tmpl w:val="0E88C840"/>
@@ -2243,110 +2377,110 @@
       <w:lvlText w:val=""/>
       <w:lvlJc w:val="left"/>
       <w:pPr>
-        <w:ind w:hanging="360" w:left="360"/>
+        <w:ind w:left="360" w:hanging="360"/>
       </w:pPr>
       <w:rPr>
         <w:rFonts w:ascii="Symbol" w:hAnsi="Symbol" w:hint="default"/>
       </w:rPr>
     </w:lvl>
-    <w:lvl w:ilvl="1" w:tentative="1" w:tplc="04090003">
+    <w:lvl w:ilvl="1" w:tplc="04090003" w:tentative="1">
       <w:start w:val="1"/>
       <w:numFmt w:val="bullet"/>
       <w:lvlText w:val="o"/>
       <w:lvlJc w:val="left"/>
       <w:pPr>
-        <w:ind w:hanging="360" w:left="1080"/>
+        <w:ind w:left="1080" w:hanging="360"/>
       </w:pPr>
       <w:rPr>
         <w:rFonts w:ascii="Courier New" w:hAnsi="Courier New" w:hint="default"/>
       </w:rPr>
     </w:lvl>
-    <w:lvl w:ilvl="2" w:tentative="1" w:tplc="04090005">
+    <w:lvl w:ilvl="2" w:tplc="04090005" w:tentative="1">
       <w:start w:val="1"/>
       <w:numFmt w:val="bullet"/>
       <w:lvlText w:val=""/>
       <w:lvlJc w:val="left"/>
       <w:pPr>
-        <w:ind w:hanging="360" w:left="1800"/>
+        <w:ind w:left="1800" w:hanging="360"/>
       </w:pPr>
       <w:rPr>
         <w:rFonts w:ascii="Wingdings" w:hAnsi="Wingdings" w:hint="default"/>
       </w:rPr>
     </w:lvl>
-    <w:lvl w:ilvl="3" w:tentative="1" w:tplc="04090001">
+    <w:lvl w:ilvl="3" w:tplc="04090001" w:tentative="1">
       <w:start w:val="1"/>
       <w:numFmt w:val="bullet"/>
       <w:lvlText w:val=""/>
       <w:lvlJc w:val="left"/>
       <w:pPr>
-        <w:ind w:hanging="360" w:left="2520"/>
+        <w:ind w:left="2520" w:hanging="360"/>
       </w:pPr>
       <w:rPr>
         <w:rFonts w:ascii="Symbol" w:hAnsi="Symbol" w:hint="default"/>
       </w:rPr>
     </w:lvl>
-    <w:lvl w:ilvl="4" w:tentative="1" w:tplc="04090003">
+    <w:lvl w:ilvl="4" w:tplc="04090003" w:tentative="1">
       <w:start w:val="1"/>
       <w:numFmt w:val="bullet"/>
       <w:lvlText w:val="o"/>
       <w:lvlJc w:val="left"/>
       <w:pPr>
-        <w:ind w:hanging="360" w:left="3240"/>
+        <w:ind w:left="3240" w:hanging="360"/>
       </w:pPr>
       <w:rPr>
         <w:rFonts w:ascii="Courier New" w:hAnsi="Courier New" w:hint="default"/>
       </w:rPr>
     </w:lvl>
-    <w:lvl w:ilvl="5" w:tentative="1" w:tplc="04090005">
+    <w:lvl w:ilvl="5" w:tplc="04090005" w:tentative="1">
       <w:start w:val="1"/>
       <w:numFmt w:val="bullet"/>
       <w:lvlText w:val=""/>
       <w:lvlJc w:val="left"/>
       <w:pPr>
-        <w:ind w:hanging="360" w:left="3960"/>
+        <w:ind w:left="3960" w:hanging="360"/>
       </w:pPr>
       <w:rPr>
         <w:rFonts w:ascii="Wingdings" w:hAnsi="Wingdings" w:hint="default"/>
       </w:rPr>
     </w:lvl>
-    <w:lvl w:ilvl="6" w:tentative="1" w:tplc="04090001">
+    <w:lvl w:ilvl="6" w:tplc="04090001" w:tentative="1">
       <w:start w:val="1"/>
       <w:numFmt w:val="bullet"/>
       <w:lvlText w:val=""/>
       <w:lvlJc w:val="left"/>
       <w:pPr>
-        <w:ind w:hanging="360" w:left="4680"/>
+        <w:ind w:left="4680" w:hanging="360"/>
       </w:pPr>
       <w:rPr>
         <w:rFonts w:ascii="Symbol" w:hAnsi="Symbol" w:hint="default"/>
       </w:rPr>
     </w:lvl>
-    <w:lvl w:ilvl="7" w:tentative="1" w:tplc="04090003">
+    <w:lvl w:ilvl="7" w:tplc="04090003" w:tentative="1">
       <w:start w:val="1"/>
       <w:numFmt w:val="bullet"/>
       <w:lvlText w:val="o"/>
       <w:lvlJc w:val="left"/>
       <w:pPr>
-        <w:ind w:hanging="360" w:left="5400"/>
+        <w:ind w:left="5400" w:hanging="360"/>
       </w:pPr>
       <w:rPr>
         <w:rFonts w:ascii="Courier New" w:hAnsi="Courier New" w:hint="default"/>
       </w:rPr>
     </w:lvl>
-    <w:lvl w:ilvl="8" w:tentative="1" w:tplc="04090005">
+    <w:lvl w:ilvl="8" w:tplc="04090005" w:tentative="1">
       <w:start w:val="1"/>
       <w:numFmt w:val="bullet"/>
       <w:lvlText w:val=""/>
       <w:lvlJc w:val="left"/>
       <w:pPr>
-        <w:ind w:hanging="360" w:left="6120"/>
+        <w:ind w:left="6120" w:hanging="360"/>
       </w:pPr>
       <w:rPr>
         <w:rFonts w:ascii="Wingdings" w:hAnsi="Wingdings" w:hint="default"/>
       </w:rPr>
     </w:lvl>
   </w:abstractNum>
-  <w:abstractNum w15:restartNumberingAfterBreak="0" w:abstractNumId="19">
+  <w:abstractNum w:abstractNumId="20" w15:restartNumberingAfterBreak="0">
     <w:nsid w:val="63F157A6"/>
     <w:multiLevelType w:val="multilevel"/>
     <w:tmpl w:val="90C45528"/>
@@ -2357,9 +2491,9 @@
       <w:lvlJc w:val="left"/>
       <w:pPr>
         <w:tabs>
-          <w:tab w:pos="720" w:val="num"/>
-        </w:tabs>
-        <w:ind w:hanging="360" w:left="720"/>
+          <w:tab w:val="num" w:pos="720"/>
+        </w:tabs>
+        <w:ind w:left="720" w:hanging="360"/>
       </w:pPr>
       <w:rPr>
         <w:rFonts w:ascii="Symbol" w:hAnsi="Symbol" w:hint="default"/>
@@ -2373,9 +2507,9 @@
       <w:lvlJc w:val="left"/>
       <w:pPr>
         <w:tabs>
-          <w:tab w:pos="1440" w:val="num"/>
-        </w:tabs>
-        <w:ind w:hanging="360" w:left="1440"/>
+          <w:tab w:val="num" w:pos="1440"/>
+        </w:tabs>
+        <w:ind w:left="1440" w:hanging="360"/>
       </w:pPr>
       <w:rPr>
         <w:rFonts w:ascii="Courier New" w:hAnsi="Courier New" w:hint="default"/>
@@ -2389,9 +2523,9 @@
       <w:lvlJc w:val="left"/>
       <w:pPr>
         <w:tabs>
-          <w:tab w:pos="2160" w:val="num"/>
-        </w:tabs>
-        <w:ind w:hanging="360" w:left="2160"/>
+          <w:tab w:val="num" w:pos="2160"/>
+        </w:tabs>
+        <w:ind w:left="2160" w:hanging="360"/>
       </w:pPr>
       <w:rPr>
         <w:rFonts w:ascii="Wingdings" w:hAnsi="Wingdings" w:hint="default"/>
@@ -2405,9 +2539,9 @@
       <w:lvlJc w:val="left"/>
       <w:pPr>
         <w:tabs>
-          <w:tab w:pos="2880" w:val="num"/>
-        </w:tabs>
-        <w:ind w:hanging="360" w:left="2880"/>
+          <w:tab w:val="num" w:pos="2880"/>
+        </w:tabs>
+        <w:ind w:left="2880" w:hanging="360"/>
       </w:pPr>
       <w:rPr>
         <w:rFonts w:ascii="Wingdings" w:hAnsi="Wingdings" w:hint="default"/>
@@ -2421,9 +2555,9 @@
       <w:lvlJc w:val="left"/>
       <w:pPr>
         <w:tabs>
-          <w:tab w:pos="3600" w:val="num"/>
-        </w:tabs>
-        <w:ind w:hanging="360" w:left="3600"/>
+          <w:tab w:val="num" w:pos="3600"/>
+        </w:tabs>
+        <w:ind w:left="3600" w:hanging="360"/>
       </w:pPr>
       <w:rPr>
         <w:rFonts w:ascii="Wingdings" w:hAnsi="Wingdings" w:hint="default"/>
@@ -2437,9 +2571,9 @@
       <w:lvlJc w:val="left"/>
       <w:pPr>
         <w:tabs>
-          <w:tab w:pos="4320" w:val="num"/>
-        </w:tabs>
-        <w:ind w:hanging="360" w:left="4320"/>
+          <w:tab w:val="num" w:pos="4320"/>
+        </w:tabs>
+        <w:ind w:left="4320" w:hanging="360"/>
       </w:pPr>
       <w:rPr>
         <w:rFonts w:ascii="Wingdings" w:hAnsi="Wingdings" w:hint="default"/>
@@ -2453,9 +2587,9 @@
       <w:lvlJc w:val="left"/>
       <w:pPr>
         <w:tabs>
-          <w:tab w:pos="5040" w:val="num"/>
-        </w:tabs>
-        <w:ind w:hanging="360" w:left="5040"/>
+          <w:tab w:val="num" w:pos="5040"/>
+        </w:tabs>
+        <w:ind w:left="5040" w:hanging="360"/>
       </w:pPr>
       <w:rPr>
         <w:rFonts w:ascii="Wingdings" w:hAnsi="Wingdings" w:hint="default"/>
@@ -2469,9 +2603,9 @@
       <w:lvlJc w:val="left"/>
       <w:pPr>
         <w:tabs>
-          <w:tab w:pos="5760" w:val="num"/>
-        </w:tabs>
-        <w:ind w:hanging="360" w:left="5760"/>
+          <w:tab w:val="num" w:pos="5760"/>
+        </w:tabs>
+        <w:ind w:left="5760" w:hanging="360"/>
       </w:pPr>
       <w:rPr>
         <w:rFonts w:ascii="Wingdings" w:hAnsi="Wingdings" w:hint="default"/>
@@ -2485,9 +2619,9 @@
       <w:lvlJc w:val="left"/>
       <w:pPr>
         <w:tabs>
-          <w:tab w:pos="6480" w:val="num"/>
-        </w:tabs>
-        <w:ind w:hanging="360" w:left="6480"/>
+          <w:tab w:val="num" w:pos="6480"/>
+        </w:tabs>
+        <w:ind w:left="6480" w:hanging="360"/>
       </w:pPr>
       <w:rPr>
         <w:rFonts w:ascii="Wingdings" w:hAnsi="Wingdings" w:hint="default"/>
@@ -2495,7 +2629,7 @@
       </w:rPr>
     </w:lvl>
   </w:abstractNum>
-  <w:abstractNum w15:restartNumberingAfterBreak="0" w:abstractNumId="20">
+  <w:abstractNum w:abstractNumId="21" w15:restartNumberingAfterBreak="0">
     <w:nsid w:val="66CD1B99"/>
     <w:multiLevelType w:val="multilevel"/>
     <w:tmpl w:val="D2DCC01C"/>
@@ -2505,7 +2639,7 @@
       <w:lvlText w:val="-"/>
       <w:lvlJc w:val="left"/>
       <w:pPr>
-        <w:ind w:hanging="360" w:left="720"/>
+        <w:ind w:left="720" w:hanging="360"/>
       </w:pPr>
       <w:rPr>
         <w:u w:val="none"/>
@@ -2517,7 +2651,7 @@
       <w:lvlText w:val="-"/>
       <w:lvlJc w:val="left"/>
       <w:pPr>
-        <w:ind w:hanging="360" w:left="1440"/>
+        <w:ind w:left="1440" w:hanging="360"/>
       </w:pPr>
       <w:rPr>
         <w:u w:val="none"/>
@@ -2529,7 +2663,7 @@
       <w:lvlText w:val="-"/>
       <w:lvlJc w:val="left"/>
       <w:pPr>
-        <w:ind w:hanging="360" w:left="2160"/>
+        <w:ind w:left="2160" w:hanging="360"/>
       </w:pPr>
       <w:rPr>
         <w:u w:val="none"/>
@@ -2541,7 +2675,7 @@
       <w:lvlText w:val="-"/>
       <w:lvlJc w:val="left"/>
       <w:pPr>
-        <w:ind w:hanging="360" w:left="2880"/>
+        <w:ind w:left="2880" w:hanging="360"/>
       </w:pPr>
       <w:rPr>
         <w:u w:val="none"/>
@@ -2553,7 +2687,7 @@
       <w:lvlText w:val="-"/>
       <w:lvlJc w:val="left"/>
       <w:pPr>
-        <w:ind w:hanging="360" w:left="3600"/>
+        <w:ind w:left="3600" w:hanging="360"/>
       </w:pPr>
       <w:rPr>
         <w:u w:val="none"/>
@@ -2565,7 +2699,7 @@
       <w:lvlText w:val="-"/>
       <w:lvlJc w:val="left"/>
       <w:pPr>
-        <w:ind w:hanging="360" w:left="4320"/>
+        <w:ind w:left="4320" w:hanging="360"/>
       </w:pPr>
       <w:rPr>
         <w:u w:val="none"/>
@@ -2577,7 +2711,7 @@
       <w:lvlText w:val="-"/>
       <w:lvlJc w:val="left"/>
       <w:pPr>
-        <w:ind w:hanging="360" w:left="5040"/>
+        <w:ind w:left="5040" w:hanging="360"/>
       </w:pPr>
       <w:rPr>
         <w:u w:val="none"/>
@@ -2589,7 +2723,7 @@
       <w:lvlText w:val="-"/>
       <w:lvlJc w:val="left"/>
       <w:pPr>
-        <w:ind w:hanging="360" w:left="5760"/>
+        <w:ind w:left="5760" w:hanging="360"/>
       </w:pPr>
       <w:rPr>
         <w:u w:val="none"/>
@@ -2601,14 +2735,14 @@
       <w:lvlText w:val="-"/>
       <w:lvlJc w:val="left"/>
       <w:pPr>
-        <w:ind w:hanging="360" w:left="6480"/>
+        <w:ind w:left="6480" w:hanging="360"/>
       </w:pPr>
       <w:rPr>
         <w:u w:val="none"/>
       </w:rPr>
     </w:lvl>
   </w:abstractNum>
-  <w:abstractNum w15:restartNumberingAfterBreak="0" w:abstractNumId="21">
+  <w:abstractNum w:abstractNumId="22" w15:restartNumberingAfterBreak="0">
     <w:nsid w:val="6A0B63B6"/>
     <w:multiLevelType w:val="multilevel"/>
     <w:tmpl w:val="267245EE"/>
@@ -2619,9 +2753,9 @@
       <w:lvlJc w:val="left"/>
       <w:pPr>
         <w:tabs>
-          <w:tab w:pos="720" w:val="num"/>
-        </w:tabs>
-        <w:ind w:hanging="360" w:left="720"/>
+          <w:tab w:val="num" w:pos="720"/>
+        </w:tabs>
+        <w:ind w:left="720" w:hanging="360"/>
       </w:pPr>
     </w:lvl>
     <w:lvl w:ilvl="1" w:tentative="1">
@@ -2631,9 +2765,9 @@
       <w:lvlJc w:val="left"/>
       <w:pPr>
         <w:tabs>
-          <w:tab w:pos="1440" w:val="num"/>
-        </w:tabs>
-        <w:ind w:hanging="360" w:left="1440"/>
+          <w:tab w:val="num" w:pos="1440"/>
+        </w:tabs>
+        <w:ind w:left="1440" w:hanging="360"/>
       </w:pPr>
     </w:lvl>
     <w:lvl w:ilvl="2" w:tentative="1">
@@ -2643,9 +2777,9 @@
       <w:lvlJc w:val="left"/>
       <w:pPr>
         <w:tabs>
-          <w:tab w:pos="2160" w:val="num"/>
-        </w:tabs>
-        <w:ind w:hanging="360" w:left="2160"/>
+          <w:tab w:val="num" w:pos="2160"/>
+        </w:tabs>
+        <w:ind w:left="2160" w:hanging="360"/>
       </w:pPr>
     </w:lvl>
     <w:lvl w:ilvl="3" w:tentative="1">
@@ -2655,9 +2789,9 @@
       <w:lvlJc w:val="left"/>
       <w:pPr>
         <w:tabs>
-          <w:tab w:pos="2880" w:val="num"/>
-        </w:tabs>
-        <w:ind w:hanging="360" w:left="2880"/>
+          <w:tab w:val="num" w:pos="2880"/>
+        </w:tabs>
+        <w:ind w:left="2880" w:hanging="360"/>
       </w:pPr>
     </w:lvl>
     <w:lvl w:ilvl="4" w:tentative="1">
@@ -2667,9 +2801,9 @@
       <w:lvlJc w:val="left"/>
       <w:pPr>
         <w:tabs>
-          <w:tab w:pos="3600" w:val="num"/>
-        </w:tabs>
-        <w:ind w:hanging="360" w:left="3600"/>
+          <w:tab w:val="num" w:pos="3600"/>
+        </w:tabs>
+        <w:ind w:left="3600" w:hanging="360"/>
       </w:pPr>
     </w:lvl>
     <w:lvl w:ilvl="5" w:tentative="1">
@@ -2679,9 +2813,9 @@
       <w:lvlJc w:val="left"/>
       <w:pPr>
         <w:tabs>
-          <w:tab w:pos="4320" w:val="num"/>
-        </w:tabs>
-        <w:ind w:hanging="360" w:left="4320"/>
+          <w:tab w:val="num" w:pos="4320"/>
+        </w:tabs>
+        <w:ind w:left="4320" w:hanging="360"/>
       </w:pPr>
     </w:lvl>
     <w:lvl w:ilvl="6" w:tentative="1">
@@ -2691,9 +2825,9 @@
       <w:lvlJc w:val="left"/>
       <w:pPr>
         <w:tabs>
-          <w:tab w:pos="5040" w:val="num"/>
-        </w:tabs>
-        <w:ind w:hanging="360" w:left="5040"/>
+          <w:tab w:val="num" w:pos="5040"/>
+        </w:tabs>
+        <w:ind w:left="5040" w:hanging="360"/>
       </w:pPr>
     </w:lvl>
     <w:lvl w:ilvl="7" w:tentative="1">
@@ -2703,9 +2837,9 @@
       <w:lvlJc w:val="left"/>
       <w:pPr>
         <w:tabs>
-          <w:tab w:pos="5760" w:val="num"/>
-        </w:tabs>
-        <w:ind w:hanging="360" w:left="5760"/>
+          <w:tab w:val="num" w:pos="5760"/>
+        </w:tabs>
+        <w:ind w:left="5760" w:hanging="360"/>
       </w:pPr>
     </w:lvl>
     <w:lvl w:ilvl="8" w:tentative="1">
@@ -2715,13 +2849,13 @@
       <w:lvlJc w:val="left"/>
       <w:pPr>
         <w:tabs>
-          <w:tab w:pos="6480" w:val="num"/>
-        </w:tabs>
-        <w:ind w:hanging="360" w:left="6480"/>
+          <w:tab w:val="num" w:pos="6480"/>
+        </w:tabs>
+        <w:ind w:left="6480" w:hanging="360"/>
       </w:pPr>
     </w:lvl>
   </w:abstractNum>
-  <w:abstractNum w15:restartNumberingAfterBreak="0" w:abstractNumId="22">
+  <w:abstractNum w:abstractNumId="23" w15:restartNumberingAfterBreak="0">
     <w:nsid w:val="718F48A8"/>
     <w:multiLevelType w:val="hybridMultilevel"/>
     <w:tmpl w:val="F718D7FE"/>
@@ -2731,110 +2865,110 @@
       <w:lvlText w:val="-"/>
       <w:lvlJc w:val="left"/>
       <w:pPr>
-        <w:ind w:hanging="360" w:left="720"/>
-      </w:pPr>
-      <w:rPr>
-        <w:rFonts w:ascii="Arial" w:cs="Arial" w:eastAsia="Times New Roman" w:hAnsi="Arial" w:hint="default"/>
-      </w:rPr>
-    </w:lvl>
-    <w:lvl w:ilvl="1" w:tentative="1" w:tplc="04090003">
+        <w:ind w:left="720" w:hanging="360"/>
+      </w:pPr>
+      <w:rPr>
+        <w:rFonts w:ascii="Arial" w:eastAsia="Times New Roman" w:hAnsi="Arial" w:cs="Arial" w:hint="default"/>
+      </w:rPr>
+    </w:lvl>
+    <w:lvl w:ilvl="1" w:tplc="04090003" w:tentative="1">
       <w:start w:val="1"/>
       <w:numFmt w:val="bullet"/>
       <w:lvlText w:val="o"/>
       <w:lvlJc w:val="left"/>
       <w:pPr>
-        <w:ind w:hanging="360" w:left="1440"/>
+        <w:ind w:left="1440" w:hanging="360"/>
       </w:pPr>
       <w:rPr>
         <w:rFonts w:ascii="Courier New" w:hAnsi="Courier New" w:hint="default"/>
       </w:rPr>
     </w:lvl>
-    <w:lvl w:ilvl="2" w:tentative="1" w:tplc="04090005">
+    <w:lvl w:ilvl="2" w:tplc="04090005" w:tentative="1">
       <w:start w:val="1"/>
       <w:numFmt w:val="bullet"/>
       <w:lvlText w:val=""/>
       <w:lvlJc w:val="left"/>
       <w:pPr>
-        <w:ind w:hanging="360" w:left="2160"/>
+        <w:ind w:left="2160" w:hanging="360"/>
       </w:pPr>
       <w:rPr>
         <w:rFonts w:ascii="Wingdings" w:hAnsi="Wingdings" w:hint="default"/>
       </w:rPr>
     </w:lvl>
-    <w:lvl w:ilvl="3" w:tentative="1" w:tplc="04090001">
+    <w:lvl w:ilvl="3" w:tplc="04090001" w:tentative="1">
       <w:start w:val="1"/>
       <w:numFmt w:val="bullet"/>
       <w:lvlText w:val=""/>
       <w:lvlJc w:val="left"/>
       <w:pPr>
-        <w:ind w:hanging="360" w:left="2880"/>
+        <w:ind w:left="2880" w:hanging="360"/>
       </w:pPr>
       <w:rPr>
         <w:rFonts w:ascii="Symbol" w:hAnsi="Symbol" w:hint="default"/>
       </w:rPr>
     </w:lvl>
-    <w:lvl w:ilvl="4" w:tentative="1" w:tplc="04090003">
+    <w:lvl w:ilvl="4" w:tplc="04090003" w:tentative="1">
       <w:start w:val="1"/>
       <w:numFmt w:val="bullet"/>
       <w:lvlText w:val="o"/>
       <w:lvlJc w:val="left"/>
       <w:pPr>
-        <w:ind w:hanging="360" w:left="3600"/>
+        <w:ind w:left="3600" w:hanging="360"/>
       </w:pPr>
       <w:rPr>
         <w:rFonts w:ascii="Courier New" w:hAnsi="Courier New" w:hint="default"/>
       </w:rPr>
     </w:lvl>
-    <w:lvl w:ilvl="5" w:tentative="1" w:tplc="04090005">
+    <w:lvl w:ilvl="5" w:tplc="04090005" w:tentative="1">
       <w:start w:val="1"/>
       <w:numFmt w:val="bullet"/>
       <w:lvlText w:val=""/>
       <w:lvlJc w:val="left"/>
       <w:pPr>
-        <w:ind w:hanging="360" w:left="4320"/>
+        <w:ind w:left="4320" w:hanging="360"/>
       </w:pPr>
       <w:rPr>
         <w:rFonts w:ascii="Wingdings" w:hAnsi="Wingdings" w:hint="default"/>
       </w:rPr>
     </w:lvl>
-    <w:lvl w:ilvl="6" w:tentative="1" w:tplc="04090001">
+    <w:lvl w:ilvl="6" w:tplc="04090001" w:tentative="1">
       <w:start w:val="1"/>
       <w:numFmt w:val="bullet"/>
       <w:lvlText w:val=""/>
       <w:lvlJc w:val="left"/>
       <w:pPr>
-        <w:ind w:hanging="360" w:left="5040"/>
+        <w:ind w:left="5040" w:hanging="360"/>
       </w:pPr>
       <w:rPr>
         <w:rFonts w:ascii="Symbol" w:hAnsi="Symbol" w:hint="default"/>
       </w:rPr>
     </w:lvl>
-    <w:lvl w:ilvl="7" w:tentative="1" w:tplc="04090003">
+    <w:lvl w:ilvl="7" w:tplc="04090003" w:tentative="1">
       <w:start w:val="1"/>
       <w:numFmt w:val="bullet"/>
       <w:lvlText w:val="o"/>
       <w:lvlJc w:val="left"/>
       <w:pPr>
-        <w:ind w:hanging="360" w:left="5760"/>
+        <w:ind w:left="5760" w:hanging="360"/>
       </w:pPr>
       <w:rPr>
         <w:rFonts w:ascii="Courier New" w:hAnsi="Courier New" w:hint="default"/>
       </w:rPr>
     </w:lvl>
-    <w:lvl w:ilvl="8" w:tentative="1" w:tplc="04090005">
+    <w:lvl w:ilvl="8" w:tplc="04090005" w:tentative="1">
       <w:start w:val="1"/>
       <w:numFmt w:val="bullet"/>
       <w:lvlText w:val=""/>
       <w:lvlJc w:val="left"/>
       <w:pPr>
-        <w:ind w:hanging="360" w:left="6480"/>
+        <w:ind w:left="6480" w:hanging="360"/>
       </w:pPr>
       <w:rPr>
         <w:rFonts w:ascii="Wingdings" w:hAnsi="Wingdings" w:hint="default"/>
       </w:rPr>
     </w:lvl>
   </w:abstractNum>
-  <w:abstractNum w15:restartNumberingAfterBreak="0" w:abstractNumId="23">
+  <w:abstractNum w:abstractNumId="24" w15:restartNumberingAfterBreak="0">
     <w:nsid w:val="73FC48F6"/>
     <w:multiLevelType w:val="multilevel"/>
     <w:tmpl w:val="7C6CC4BA"/>
@@ -2845,9 +2979,9 @@
       <w:lvlJc w:val="left"/>
       <w:pPr>
         <w:tabs>
-          <w:tab w:pos="720" w:val="num"/>
-        </w:tabs>
-        <w:ind w:hanging="360" w:left="720"/>
+          <w:tab w:val="num" w:pos="720"/>
+        </w:tabs>
+        <w:ind w:left="720" w:hanging="360"/>
       </w:pPr>
     </w:lvl>
     <w:lvl w:ilvl="1" w:tentative="1">
@@ -2857,9 +2991,9 @@
       <w:lvlJc w:val="left"/>
       <w:pPr>
         <w:tabs>
-          <w:tab w:pos="1440" w:val="num"/>
-        </w:tabs>
-        <w:ind w:hanging="360" w:left="1440"/>
+          <w:tab w:val="num" w:pos="1440"/>
+        </w:tabs>
+        <w:ind w:left="1440" w:hanging="360"/>
       </w:pPr>
     </w:lvl>
     <w:lvl w:ilvl="2" w:tentative="1">
@@ -2869,9 +3003,9 @@
       <w:lvlJc w:val="left"/>
       <w:pPr>
         <w:tabs>
-          <w:tab w:pos="2160" w:val="num"/>
-        </w:tabs>
-        <w:ind w:hanging="360" w:left="2160"/>
+          <w:tab w:val="num" w:pos="2160"/>
+        </w:tabs>
+        <w:ind w:left="2160" w:hanging="360"/>
       </w:pPr>
     </w:lvl>
     <w:lvl w:ilvl="3" w:tentative="1">
@@ -2881,9 +3015,9 @@
       <w:lvlJc w:val="left"/>
       <w:pPr>
         <w:tabs>
-          <w:tab w:pos="2880" w:val="num"/>
-        </w:tabs>
-        <w:ind w:hanging="360" w:left="2880"/>
+          <w:tab w:val="num" w:pos="2880"/>
+        </w:tabs>
+        <w:ind w:left="2880" w:hanging="360"/>
       </w:pPr>
     </w:lvl>
     <w:lvl w:ilvl="4" w:tentative="1">
@@ -2893,9 +3027,9 @@
       <w:lvlJc w:val="left"/>
       <w:pPr>
         <w:tabs>
-          <w:tab w:pos="3600" w:val="num"/>
-        </w:tabs>
-        <w:ind w:hanging="360" w:left="3600"/>
+          <w:tab w:val="num" w:pos="3600"/>
+        </w:tabs>
+        <w:ind w:left="3600" w:hanging="360"/>
       </w:pPr>
     </w:lvl>
     <w:lvl w:ilvl="5" w:tentative="1">
@@ -2905,9 +3039,9 @@
       <w:lvlJc w:val="left"/>
       <w:pPr>
         <w:tabs>
-          <w:tab w:pos="4320" w:val="num"/>
-        </w:tabs>
-        <w:ind w:hanging="360" w:left="4320"/>
+          <w:tab w:val="num" w:pos="4320"/>
+        </w:tabs>
+        <w:ind w:left="4320" w:hanging="360"/>
       </w:pPr>
     </w:lvl>
     <w:lvl w:ilvl="6" w:tentative="1">
@@ -2917,9 +3051,9 @@
       <w:lvlJc w:val="left"/>
       <w:pPr>
         <w:tabs>
-          <w:tab w:pos="5040" w:val="num"/>
-        </w:tabs>
-        <w:ind w:hanging="360" w:left="5040"/>
+          <w:tab w:val="num" w:pos="5040"/>
+        </w:tabs>
+        <w:ind w:left="5040" w:hanging="360"/>
       </w:pPr>
     </w:lvl>
     <w:lvl w:ilvl="7" w:tentative="1">
@@ -2929,9 +3063,9 @@
       <w:lvlJc w:val="left"/>
       <w:pPr>
         <w:tabs>
-          <w:tab w:pos="5760" w:val="num"/>
-        </w:tabs>
-        <w:ind w:hanging="360" w:left="5760"/>
+          <w:tab w:val="num" w:pos="5760"/>
+        </w:tabs>
+        <w:ind w:left="5760" w:hanging="360"/>
       </w:pPr>
     </w:lvl>
     <w:lvl w:ilvl="8" w:tentative="1">
@@ -2941,13 +3075,13 @@
       <w:lvlJc w:val="left"/>
       <w:pPr>
         <w:tabs>
-          <w:tab w:pos="6480" w:val="num"/>
-        </w:tabs>
-        <w:ind w:hanging="360" w:left="6480"/>
+          <w:tab w:val="num" w:pos="6480"/>
+        </w:tabs>
+        <w:ind w:left="6480" w:hanging="360"/>
       </w:pPr>
     </w:lvl>
   </w:abstractNum>
-  <w:abstractNum w15:restartNumberingAfterBreak="0" w:abstractNumId="24">
+  <w:abstractNum w:abstractNumId="25" w15:restartNumberingAfterBreak="0">
     <w:nsid w:val="7D980FE5"/>
     <w:multiLevelType w:val="multilevel"/>
     <w:tmpl w:val="EDDA6E46"/>
@@ -2957,7 +3091,7 @@
       <w:lvlText w:val="-"/>
       <w:lvlJc w:val="left"/>
       <w:pPr>
-        <w:ind w:hanging="360" w:left="720"/>
+        <w:ind w:left="720" w:hanging="360"/>
       </w:pPr>
       <w:rPr>
         <w:u w:val="none"/>
@@ -2969,7 +3103,7 @@
       <w:lvlText w:val="-"/>
       <w:lvlJc w:val="left"/>
       <w:pPr>
-        <w:ind w:hanging="360" w:left="1440"/>
+        <w:ind w:left="1440" w:hanging="360"/>
       </w:pPr>
       <w:rPr>
         <w:u w:val="none"/>
@@ -2981,7 +3115,7 @@
       <w:lvlText w:val="-"/>
       <w:lvlJc w:val="left"/>
       <w:pPr>
-        <w:ind w:hanging="360" w:left="2160"/>
+        <w:ind w:left="2160" w:hanging="360"/>
       </w:pPr>
       <w:rPr>
         <w:u w:val="none"/>
@@ -2993,7 +3127,7 @@
       <w:lvlText w:val="-"/>
       <w:lvlJc w:val="left"/>
       <w:pPr>
-        <w:ind w:hanging="360" w:left="2880"/>
+        <w:ind w:left="2880" w:hanging="360"/>
       </w:pPr>
       <w:rPr>
         <w:u w:val="none"/>
@@ -3005,7 +3139,7 @@
       <w:lvlText w:val="-"/>
       <w:lvlJc w:val="left"/>
       <w:pPr>
-        <w:ind w:hanging="360" w:left="3600"/>
+        <w:ind w:left="3600" w:hanging="360"/>
       </w:pPr>
       <w:rPr>
         <w:u w:val="none"/>
@@ -3017,7 +3151,7 @@
       <w:lvlText w:val="-"/>
       <w:lvlJc w:val="left"/>
       <w:pPr>
-        <w:ind w:hanging="360" w:left="4320"/>
+        <w:ind w:left="4320" w:hanging="360"/>
       </w:pPr>
       <w:rPr>
         <w:u w:val="none"/>
@@ -3029,7 +3163,7 @@
       <w:lvlText w:val="-"/>
       <w:lvlJc w:val="left"/>
       <w:pPr>
-        <w:ind w:hanging="360" w:left="5040"/>
+        <w:ind w:left="5040" w:hanging="360"/>
       </w:pPr>
       <w:rPr>
         <w:u w:val="none"/>
@@ -3041,7 +3175,7 @@
       <w:lvlText w:val="-"/>
       <w:lvlJc w:val="left"/>
       <w:pPr>
-        <w:ind w:hanging="360" w:left="5760"/>
+        <w:ind w:left="5760" w:hanging="360"/>
       </w:pPr>
       <w:rPr>
         <w:u w:val="none"/>
@@ -3053,199 +3187,123 @@
       <w:lvlText w:val="-"/>
       <w:lvlJc w:val="left"/>
       <w:pPr>
-        <w:ind w:hanging="360" w:left="6480"/>
+        <w:ind w:left="6480" w:hanging="360"/>
       </w:pPr>
       <w:rPr>
         <w:u w:val="none"/>
       </w:rPr>
     </w:lvl>
   </w:abstractNum>
-  <w:abstractNum w:abstractNumId="990">
-    <w:nsid w:val="0000A990"/>
-    <w:multiLevelType w:val="multilevel"/>
-    <w:lvl w:ilvl="0">
-      <w:numFmt w:val="bullet"/>
-      <w:lvlText w:val=" "/>
-      <w:lvlJc w:val="left"/>
-      <w:pPr>
-        <w:ind w:left="720" w:hanging="360"/>
-      </w:pPr>
-    </w:lvl>
-    <w:lvl w:ilvl="1">
-      <w:numFmt w:val="bullet"/>
-      <w:lvlText w:val=" "/>
-      <w:lvlJc w:val="left"/>
-      <w:pPr>
-        <w:ind w:left="1440" w:hanging="360"/>
-      </w:pPr>
-    </w:lvl>
-    <w:lvl w:ilvl="2">
-      <w:numFmt w:val="bullet"/>
-      <w:lvlText w:val=" "/>
-      <w:lvlJc w:val="left"/>
-      <w:pPr>
-        <w:ind w:left="2160" w:hanging="360"/>
-      </w:pPr>
-    </w:lvl>
-    <w:lvl w:ilvl="3">
-      <w:numFmt w:val="bullet"/>
-      <w:lvlText w:val=" "/>
-      <w:lvlJc w:val="left"/>
-      <w:pPr>
-        <w:ind w:left="2880" w:hanging="360"/>
-      </w:pPr>
-    </w:lvl>
-    <w:lvl w:ilvl="4">
-      <w:numFmt w:val="bullet"/>
-      <w:lvlText w:val=" "/>
-      <w:lvlJc w:val="left"/>
-      <w:pPr>
-        <w:ind w:left="3600" w:hanging="360"/>
-      </w:pPr>
-    </w:lvl>
-    <w:lvl w:ilvl="5">
-      <w:numFmt w:val="bullet"/>
-      <w:lvlText w:val=" "/>
-      <w:lvlJc w:val="left"/>
-      <w:pPr>
-        <w:ind w:left="4320" w:hanging="360"/>
-      </w:pPr>
-    </w:lvl>
-    <w:lvl w:ilvl="6">
-      <w:numFmt w:val="bullet"/>
-      <w:lvlText w:val=" "/>
-      <w:lvlJc w:val="left"/>
-      <w:pPr>
-        <w:ind w:left="5040" w:hanging="360"/>
-      </w:pPr>
-    </w:lvl>
-    <w:lvl w:ilvl="7">
-      <w:numFmt w:val="bullet"/>
-      <w:lvlText w:val=" "/>
-      <w:lvlJc w:val="left"/>
-      <w:pPr>
-        <w:ind w:left="5760" w:hanging="360"/>
-      </w:pPr>
-    </w:lvl>
-    <w:lvl w:ilvl="8">
-      <w:numFmt w:val="bullet"/>
-      <w:lvlText w:val=" "/>
-      <w:lvlJc w:val="left"/>
-      <w:pPr>
-        <w:ind w:left="6480" w:hanging="360"/>
-      </w:pPr>
-    </w:lvl>
-  </w:abstractNum>
-  <w:num w16cid:durableId="1065760883" w:numId="1">
+  <w:num w:numId="1" w16cid:durableId="1065760883">
+    <w:abstractNumId w:val="13"/>
+  </w:num>
+  <w:num w:numId="2" w16cid:durableId="1229654886">
+    <w:abstractNumId w:val="5"/>
+  </w:num>
+  <w:num w:numId="3" w16cid:durableId="1780876995">
+    <w:abstractNumId w:val="15"/>
+  </w:num>
+  <w:num w:numId="4" w16cid:durableId="974025194">
+    <w:abstractNumId w:val="21"/>
+  </w:num>
+  <w:num w:numId="5" w16cid:durableId="559169265">
+    <w:abstractNumId w:val="4"/>
+  </w:num>
+  <w:num w:numId="6" w16cid:durableId="749277374">
+    <w:abstractNumId w:val="7"/>
+  </w:num>
+  <w:num w:numId="7" w16cid:durableId="1982688459">
+    <w:abstractNumId w:val="18"/>
+  </w:num>
+  <w:num w:numId="8" w16cid:durableId="777025906">
+    <w:abstractNumId w:val="8"/>
+  </w:num>
+  <w:num w:numId="9" w16cid:durableId="1683047266">
+    <w:abstractNumId w:val="25"/>
+  </w:num>
+  <w:num w:numId="10" w16cid:durableId="1989626730">
+    <w:abstractNumId w:val="1"/>
+  </w:num>
+  <w:num w:numId="11" w16cid:durableId="1157310178">
+    <w:abstractNumId w:val="14"/>
+  </w:num>
+  <w:num w:numId="12" w16cid:durableId="2135756243">
     <w:abstractNumId w:val="12"/>
   </w:num>
-  <w:num w16cid:durableId="1229654886" w:numId="2">
-    <w:abstractNumId w:val="4"/>
+  <w:num w:numId="13" w16cid:durableId="1483307824">
+    <w:abstractNumId w:val="23"/>
   </w:num>
-  <w:num w16cid:durableId="1780876995" w:numId="3">
-    <w:abstractNumId w:val="14"/>
+  <w:num w:numId="14" w16cid:durableId="666329526">
+    <w:abstractNumId w:val="2"/>
   </w:num>
-  <w:num w16cid:durableId="974025194" w:numId="4">
+  <w:num w:numId="15" w16cid:durableId="361440534">
+    <w:abstractNumId w:val="17"/>
+  </w:num>
+  <w:num w:numId="16" w16cid:durableId="760414313">
     <w:abstractNumId w:val="20"/>
   </w:num>
-  <w:num w16cid:durableId="559169265" w:numId="5">
+  <w:num w:numId="17" w16cid:durableId="2113938833">
+    <w:abstractNumId w:val="16"/>
+  </w:num>
+  <w:num w:numId="18" w16cid:durableId="196820457">
+    <w:abstractNumId w:val="10"/>
+  </w:num>
+  <w:num w:numId="19" w16cid:durableId="1028726134">
+    <w:abstractNumId w:val="19"/>
+  </w:num>
+  <w:num w:numId="20" w16cid:durableId="192043067">
+    <w:abstractNumId w:val="6"/>
+  </w:num>
+  <w:num w:numId="21" w16cid:durableId="910313393">
     <w:abstractNumId w:val="3"/>
   </w:num>
-  <w:num w16cid:durableId="749277374" w:numId="6">
-    <w:abstractNumId w:val="6"/>
+  <w:num w:numId="22" w16cid:durableId="329673323">
+    <w:abstractNumId w:val="11"/>
   </w:num>
-  <w:num w16cid:durableId="1982688459" w:numId="7">
-    <w:abstractNumId w:val="17"/>
+  <w:num w:numId="23" w16cid:durableId="569272857">
+    <w:abstractNumId w:val="9"/>
   </w:num>
-  <w:num w16cid:durableId="777025906" w:numId="8">
-    <w:abstractNumId w:val="7"/>
-  </w:num>
-  <w:num w16cid:durableId="1683047266" w:numId="9">
+  <w:num w:numId="24" w16cid:durableId="1467820160">
     <w:abstractNumId w:val="24"/>
   </w:num>
-  <w:num w16cid:durableId="1989626730" w:numId="10">
-    <w:abstractNumId w:val="0"/>
-  </w:num>
-  <w:num w16cid:durableId="1157310178" w:numId="11">
-    <w:abstractNumId w:val="13"/>
-  </w:num>
-  <w:num w16cid:durableId="2135756243" w:numId="12">
-    <w:abstractNumId w:val="11"/>
-  </w:num>
-  <w:num w16cid:durableId="1483307824" w:numId="13">
+  <w:num w:numId="25" w16cid:durableId="1134904917">
     <w:abstractNumId w:val="22"/>
   </w:num>
-  <w:num w16cid:durableId="666329526" w:numId="14">
-    <w:abstractNumId w:val="1"/>
-  </w:num>
-  <w:num w16cid:durableId="361440534" w:numId="15">
-    <w:abstractNumId w:val="16"/>
-  </w:num>
-  <w:num w16cid:durableId="760414313" w:numId="16">
-    <w:abstractNumId w:val="19"/>
-  </w:num>
-  <w:num w16cid:durableId="2113938833" w:numId="17">
-    <w:abstractNumId w:val="15"/>
-  </w:num>
-  <w:num w16cid:durableId="196820457" w:numId="18">
-    <w:abstractNumId w:val="9"/>
-  </w:num>
-  <w:num w16cid:durableId="1028726134" w:numId="19">
-    <w:abstractNumId w:val="18"/>
-  </w:num>
-  <w:num w16cid:durableId="192043067" w:numId="20">
-    <w:abstractNumId w:val="5"/>
-  </w:num>
-  <w:num w16cid:durableId="910313393" w:numId="21">
-    <w:abstractNumId w:val="2"/>
-  </w:num>
-  <w:num w16cid:durableId="329673323" w:numId="22">
-    <w:abstractNumId w:val="10"/>
-  </w:num>
-  <w:num w16cid:durableId="569272857" w:numId="23">
-    <w:abstractNumId w:val="8"/>
-  </w:num>
-  <w:num w16cid:durableId="1467820160" w:numId="24">
-    <w:abstractNumId w:val="23"/>
-  </w:num>
-  <w:num w16cid:durableId="1134904917" w:numId="25">
-    <w:abstractNumId w:val="21"/>
-  </w:num>
-  <w:num w:numId="1000">
-    <w:abstractNumId w:val="990"/>
+  <w:num w:numId="26" w16cid:durableId="1751924929">
+    <w:abstractNumId w:val="0"/>
   </w:num>
 </w:numbering>
 </file>
 
 <file path=word/styles.xml><?xml version="1.0" encoding="utf-8"?>
-<w:styles xmlns:mc="http://schemas.openxmlformats.org/markup-compatibility/2006" xmlns:r="http://schemas.openxmlformats.org/officeDocument/2006/relationships" xmlns:w="http://schemas.openxmlformats.org/wordprocessingml/2006/main" xmlns:w14="http://schemas.microsoft.com/office/word/2010/wordml" xmlns:w15="http://schemas.microsoft.com/office/word/2012/wordml" xmlns:w16="http://schemas.microsoft.com/office/word/2018/wordml" xmlns:w16cex="http://schemas.microsoft.com/office/word/2018/wordml/cex" xmlns:w16cid="http://schemas.microsoft.com/office/word/2016/wordml/cid" xmlns:w16du="http://schemas.microsoft.com/office/word/2023/wordml/word16du" xmlns:w16sdtdh="http://schemas.microsoft.com/office/word/2020/wordml/sdtdatahash" xmlns:w16sdtfl="http://schemas.microsoft.com/office/word/2024/wordml/sdtformatlock" xmlns:w16se="http://schemas.microsoft.com/office/word/2015/wordml/symex" mc:Ignorable="w14 w15 w16se w16cid w16 w16cex w16sdtdh w16sdtfl w16du">
+<w:styles xmlns:mc="http://schemas.openxmlformats.org/markup-compatibility/2006" xmlns:r="http://schemas.openxmlformats.org/officeDocument/2006/relationships" xmlns:w="http://schemas.openxmlformats.org/wordprocessingml/2006/main" xmlns:w14="http://schemas.microsoft.com/office/word/2010/wordml" xmlns:w15="http://schemas.microsoft.com/office/word/2012/wordml" xmlns:w16cex="http://schemas.microsoft.com/office/word/2018/wordml/cex" xmlns:w16cid="http://schemas.microsoft.com/office/word/2016/wordml/cid" xmlns:w16="http://schemas.microsoft.com/office/word/2018/wordml" xmlns:w16sdtdh="http://schemas.microsoft.com/office/word/2020/wordml/sdtdatahash" xmlns:w16sdtfl="http://schemas.microsoft.com/office/word/2024/wordml/sdtformatlock" xmlns:w16se="http://schemas.microsoft.com/office/word/2015/wordml/symex" xmlns:w16du="http://schemas.microsoft.com/office/word/2023/wordml/word16du" mc:Ignorable="w14 w15 w16se w16cid w16 w16cex w16sdtdh w16sdtfl w16du">
   <w:docDefaults>
     <w:rPrDefault>
       <w:rPr>
-        <w:rFonts w:ascii="Times New Roman" w:cs="Times New Roman" w:eastAsia="Times New Roman" w:hAnsi="Times New Roman"/>
+        <w:rFonts w:ascii="Times New Roman" w:eastAsia="Times New Roman" w:hAnsi="Times New Roman" w:cs="Times New Roman"/>
         <w:sz w:val="22"/>
         <w:szCs w:val="22"/>
-        <w:lang w:bidi="ar-SA" w:eastAsia="en-US" w:val="en"/>
+        <w:lang w:val="en" w:eastAsia="en-US" w:bidi="ar-SA"/>
       </w:rPr>
     </w:rPrDefault>
     <w:pPrDefault>
       <w:pPr>
-        <w:spacing w:after="180" w:before="180"/>
+        <w:spacing w:before="180" w:after="180"/>
         <w:jc w:val="both"/>
       </w:pPr>
     </w:pPrDefault>
   </w:docDefaults>
-  <w:latentStyles w:count="376" w:defLockedState="0" w:defQFormat="0" w:defSemiHidden="0" w:defUIPriority="99" w:defUnhideWhenUsed="0">
-    <w:lsdException w:name="Normal" w:qFormat="1" w:uiPriority="0"/>
-    <w:lsdException w:name="heading 1" w:qFormat="1" w:uiPriority="9"/>
-    <w:lsdException w:name="heading 2" w:qFormat="1" w:semiHidden="1" w:uiPriority="9" w:unhideWhenUsed="1"/>
-    <w:lsdException w:name="heading 3" w:qFormat="1" w:semiHidden="1" w:uiPriority="9" w:unhideWhenUsed="1"/>
-    <w:lsdException w:name="heading 4" w:qFormat="1" w:semiHidden="1" w:uiPriority="9" w:unhideWhenUsed="1"/>
-    <w:lsdException w:name="heading 5" w:qFormat="1" w:semiHidden="1" w:uiPriority="9" w:unhideWhenUsed="1"/>
-    <w:lsdException w:name="heading 6" w:qFormat="1" w:semiHidden="1" w:uiPriority="9" w:unhideWhenUsed="1"/>
-    <w:lsdException w:name="heading 7" w:qFormat="1" w:semiHidden="1" w:uiPriority="9" w:unhideWhenUsed="1"/>
-    <w:lsdException w:name="heading 8" w:qFormat="1" w:semiHidden="1" w:uiPriority="9" w:unhideWhenUsed="1"/>
-    <w:lsdException w:name="heading 9" w:qFormat="1" w:semiHidden="1" w:uiPriority="9" w:unhideWhenUsed="1"/>
+  <w:latentStyles w:defLockedState="0" w:defUIPriority="99" w:defSemiHidden="0" w:defUnhideWhenUsed="0" w:defQFormat="0" w:count="376">
+    <w:lsdException w:name="Normal" w:uiPriority="0" w:qFormat="1"/>
+    <w:lsdException w:name="heading 1" w:uiPriority="9" w:qFormat="1"/>
+    <w:lsdException w:name="heading 2" w:semiHidden="1" w:uiPriority="9" w:unhideWhenUsed="1" w:qFormat="1"/>
+    <w:lsdException w:name="heading 3" w:semiHidden="1" w:uiPriority="9" w:unhideWhenUsed="1" w:qFormat="1"/>
+    <w:lsdException w:name="heading 4" w:semiHidden="1" w:uiPriority="9" w:unhideWhenUsed="1" w:qFormat="1"/>
+    <w:lsdException w:name="heading 5" w:semiHidden="1" w:uiPriority="9" w:unhideWhenUsed="1" w:qFormat="1"/>
+    <w:lsdException w:name="heading 6" w:semiHidden="1" w:uiPriority="9" w:unhideWhenUsed="1" w:qFormat="1"/>
+    <w:lsdException w:name="heading 7" w:semiHidden="1" w:uiPriority="9" w:unhideWhenUsed="1" w:qFormat="1"/>
+    <w:lsdException w:name="heading 8" w:semiHidden="1" w:uiPriority="9" w:unhideWhenUsed="1" w:qFormat="1"/>
+    <w:lsdException w:name="heading 9" w:semiHidden="1" w:uiPriority="9" w:unhideWhenUsed="1" w:qFormat="1"/>
     <w:lsdException w:name="index 1" w:semiHidden="1" w:unhideWhenUsed="1"/>
     <w:lsdException w:name="index 2" w:semiHidden="1" w:unhideWhenUsed="1"/>
     <w:lsdException w:name="index 3" w:semiHidden="1" w:unhideWhenUsed="1"/>
@@ -3270,7 +3328,7 @@
     <w:lsdException w:name="header" w:semiHidden="1" w:unhideWhenUsed="1"/>
     <w:lsdException w:name="footer" w:semiHidden="1" w:unhideWhenUsed="1"/>
     <w:lsdException w:name="index heading" w:semiHidden="1" w:unhideWhenUsed="1"/>
-    <w:lsdException w:name="caption" w:qFormat="1" w:semiHidden="1" w:uiPriority="35" w:unhideWhenUsed="1"/>
+    <w:lsdException w:name="caption" w:semiHidden="1" w:uiPriority="35" w:unhideWhenUsed="1" w:qFormat="1"/>
     <w:lsdException w:name="table of figures" w:semiHidden="1" w:unhideWhenUsed="1"/>
     <w:lsdException w:name="envelope address" w:semiHidden="1" w:unhideWhenUsed="1"/>
     <w:lsdException w:name="envelope return" w:semiHidden="1" w:unhideWhenUsed="1"/>
@@ -3298,7 +3356,7 @@
     <w:lsdException w:name="List Number 3" w:semiHidden="1" w:unhideWhenUsed="1"/>
     <w:lsdException w:name="List Number 4" w:semiHidden="1" w:unhideWhenUsed="1"/>
     <w:lsdException w:name="List Number 5" w:semiHidden="1" w:unhideWhenUsed="1"/>
-    <w:lsdException w:name="Title" w:qFormat="1" w:uiPriority="10"/>
+    <w:lsdException w:name="Title" w:uiPriority="10" w:qFormat="1"/>
     <w:lsdException w:name="Closing" w:semiHidden="1" w:unhideWhenUsed="1"/>
     <w:lsdException w:name="Signature" w:semiHidden="1" w:unhideWhenUsed="1"/>
     <w:lsdException w:name="Default Paragraph Font" w:semiHidden="1" w:uiPriority="1" w:unhideWhenUsed="1"/>
@@ -3310,7 +3368,7 @@
     <w:lsdException w:name="List Continue 4" w:semiHidden="1" w:unhideWhenUsed="1"/>
     <w:lsdException w:name="List Continue 5" w:semiHidden="1" w:unhideWhenUsed="1"/>
     <w:lsdException w:name="Message Header" w:semiHidden="1" w:unhideWhenUsed="1"/>
-    <w:lsdException w:name="Subtitle" w:qFormat="1" w:uiPriority="11"/>
+    <w:lsdException w:name="Subtitle" w:uiPriority="11" w:qFormat="1"/>
     <w:lsdException w:name="Salutation" w:semiHidden="1" w:unhideWhenUsed="1"/>
     <w:lsdException w:name="Date" w:semiHidden="1" w:unhideWhenUsed="1"/>
     <w:lsdException w:name="Body Text First Indent" w:semiHidden="1" w:unhideWhenUsed="1"/>
@@ -3323,8 +3381,8 @@
     <w:lsdException w:name="Block Text" w:semiHidden="1" w:unhideWhenUsed="1"/>
     <w:lsdException w:name="Hyperlink" w:semiHidden="1" w:unhideWhenUsed="1"/>
     <w:lsdException w:name="FollowedHyperlink" w:semiHidden="1" w:unhideWhenUsed="1"/>
-    <w:lsdException w:name="Strong" w:qFormat="1" w:uiPriority="22"/>
-    <w:lsdException w:name="Emphasis" w:qFormat="1" w:uiPriority="20"/>
+    <w:lsdException w:name="Strong" w:uiPriority="22" w:qFormat="1"/>
+    <w:lsdException w:name="Emphasis" w:uiPriority="20" w:qFormat="1"/>
     <w:lsdException w:name="Document Map" w:semiHidden="1" w:unhideWhenUsed="1"/>
     <w:lsdException w:name="Plain Text" w:semiHidden="1" w:unhideWhenUsed="1"/>
     <w:lsdException w:name="E-mail Signature" w:semiHidden="1" w:unhideWhenUsed="1"/>
@@ -3393,7 +3451,7 @@
     <w:lsdException w:name="Table Grid" w:uiPriority="39"/>
     <w:lsdException w:name="Table Theme" w:semiHidden="1" w:unhideWhenUsed="1"/>
     <w:lsdException w:name="Placeholder Text" w:semiHidden="1"/>
-    <w:lsdException w:name="No Spacing" w:qFormat="1" w:uiPriority="1"/>
+    <w:lsdException w:name="No Spacing" w:uiPriority="1" w:qFormat="1"/>
     <w:lsdException w:name="Light Shading" w:uiPriority="60"/>
     <w:lsdException w:name="Light List" w:uiPriority="61"/>
     <w:lsdException w:name="Light Grid" w:uiPriority="62"/>
@@ -3415,9 +3473,9 @@
     <w:lsdException w:name="Medium Shading 2 Accent 1" w:uiPriority="64"/>
     <w:lsdException w:name="Medium List 1 Accent 1" w:uiPriority="65"/>
     <w:lsdException w:name="Revision" w:semiHidden="1"/>
-    <w:lsdException w:name="List Paragraph" w:qFormat="1" w:uiPriority="34"/>
-    <w:lsdException w:name="Quote" w:qFormat="1" w:uiPriority="29"/>
-    <w:lsdException w:name="Intense Quote" w:qFormat="1" w:uiPriority="30"/>
+    <w:lsdException w:name="List Paragraph" w:uiPriority="34" w:qFormat="1"/>
+    <w:lsdException w:name="Quote" w:uiPriority="29" w:qFormat="1"/>
+    <w:lsdException w:name="Intense Quote" w:uiPriority="30" w:qFormat="1"/>
     <w:lsdException w:name="Medium List 2 Accent 1" w:uiPriority="66"/>
     <w:lsdException w:name="Medium Grid 1 Accent 1" w:uiPriority="67"/>
     <w:lsdException w:name="Medium Grid 2 Accent 1" w:uiPriority="68"/>
@@ -3496,13 +3554,13 @@
     <w:lsdException w:name="Colorful Shading Accent 6" w:uiPriority="71"/>
     <w:lsdException w:name="Colorful List Accent 6" w:uiPriority="72"/>
     <w:lsdException w:name="Colorful Grid Accent 6" w:uiPriority="73"/>
-    <w:lsdException w:name="Subtle Emphasis" w:qFormat="1" w:uiPriority="19"/>
-    <w:lsdException w:name="Intense Emphasis" w:qFormat="1" w:uiPriority="21"/>
-    <w:lsdException w:name="Subtle Reference" w:qFormat="1" w:uiPriority="31"/>
-    <w:lsdException w:name="Intense Reference" w:qFormat="1" w:uiPriority="32"/>
-    <w:lsdException w:name="Book Title" w:qFormat="1" w:uiPriority="33"/>
+    <w:lsdException w:name="Subtle Emphasis" w:uiPriority="19" w:qFormat="1"/>
+    <w:lsdException w:name="Intense Emphasis" w:uiPriority="21" w:qFormat="1"/>
+    <w:lsdException w:name="Subtle Reference" w:uiPriority="31" w:qFormat="1"/>
+    <w:lsdException w:name="Intense Reference" w:uiPriority="32" w:qFormat="1"/>
+    <w:lsdException w:name="Book Title" w:uiPriority="33" w:qFormat="1"/>
     <w:lsdException w:name="Bibliography" w:semiHidden="1" w:uiPriority="37" w:unhideWhenUsed="1"/>
-    <w:lsdException w:name="TOC Heading" w:qFormat="1" w:semiHidden="1" w:uiPriority="39" w:unhideWhenUsed="1"/>
+    <w:lsdException w:name="TOC Heading" w:semiHidden="1" w:uiPriority="39" w:unhideWhenUsed="1" w:qFormat="1"/>
     <w:lsdException w:name="Plain Table 1" w:uiPriority="41"/>
     <w:lsdException w:name="Plain Table 2" w:uiPriority="42"/>
     <w:lsdException w:name="Plain Table 3" w:uiPriority="43"/>
@@ -3613,7 +3671,7 @@
     <w:lsdException w:name="Unresolved Mention" w:semiHidden="1" w:unhideWhenUsed="1"/>
     <w:lsdException w:name="Smart Link" w:semiHidden="1" w:unhideWhenUsed="1"/>
   </w:latentStyles>
-  <w:style w:default="1" w:styleId="Normal" w:type="paragraph">
+  <w:style w:type="paragraph" w:default="1" w:styleId="Normal">
     <w:name w:val="Normal"/>
     <w:qFormat/>
     <w:rsid w:val="000729AC"/>
@@ -3624,7 +3682,7 @@
       <w:rFonts w:ascii="Arial" w:hAnsi="Arial"/>
     </w:rPr>
   </w:style>
-  <w:style w:styleId="Heading1" w:type="paragraph">
+  <w:style w:type="paragraph" w:styleId="Heading1">
     <w:name w:val="heading 1"/>
     <w:basedOn w:val="Normal"/>
     <w:next w:val="Normal"/>
@@ -3635,17 +3693,17 @@
     <w:pPr>
       <w:keepNext/>
       <w:keepLines/>
-      <w:spacing w:after="80" w:before="360"/>
+      <w:spacing w:before="360" w:after="80"/>
       <w:outlineLvl w:val="0"/>
     </w:pPr>
     <w:rPr>
-      <w:rFonts w:ascii="Play" w:cs="Play" w:eastAsia="Play" w:hAnsi="Play"/>
+      <w:rFonts w:ascii="Play" w:eastAsia="Play" w:hAnsi="Play" w:cs="Play"/>
       <w:b/>
       <w:sz w:val="28"/>
       <w:szCs w:val="40"/>
     </w:rPr>
   </w:style>
-  <w:style w:styleId="Heading2" w:type="paragraph">
+  <w:style w:type="paragraph" w:styleId="Heading2">
     <w:name w:val="heading 2"/>
     <w:basedOn w:val="Normal"/>
     <w:next w:val="Normal"/>
@@ -3657,17 +3715,17 @@
     <w:pPr>
       <w:keepNext/>
       <w:keepLines/>
-      <w:spacing w:after="80" w:before="160"/>
+      <w:spacing w:before="160" w:after="80"/>
       <w:outlineLvl w:val="1"/>
     </w:pPr>
     <w:rPr>
       <w:b/>
-      <w:color w:themeColor="text1" w:val="000000"/>
+      <w:color w:val="000000" w:themeColor="text1"/>
       <w:sz w:val="26"/>
       <w:szCs w:val="28"/>
     </w:rPr>
   </w:style>
-  <w:style w:styleId="Heading3" w:type="paragraph">
+  <w:style w:type="paragraph" w:styleId="Heading3">
     <w:name w:val="heading 3"/>
     <w:basedOn w:val="Normal"/>
     <w:next w:val="Normal"/>
@@ -3679,7 +3737,7 @@
     <w:pPr>
       <w:keepNext/>
       <w:keepLines/>
-      <w:spacing w:after="80" w:before="160"/>
+      <w:spacing w:before="160" w:after="80"/>
       <w:outlineLvl w:val="2"/>
     </w:pPr>
     <w:rPr>
@@ -3688,7 +3746,7 @@
       <w:szCs w:val="24"/>
     </w:rPr>
   </w:style>
-  <w:style w:styleId="Heading4" w:type="paragraph">
+  <w:style w:type="paragraph" w:styleId="Heading4">
     <w:name w:val="heading 4"/>
     <w:basedOn w:val="Normal"/>
     <w:next w:val="Normal"/>
@@ -3699,7 +3757,7 @@
     <w:pPr>
       <w:keepNext/>
       <w:keepLines/>
-      <w:spacing w:after="120" w:before="80"/>
+      <w:spacing w:before="80" w:after="120"/>
       <w:outlineLvl w:val="3"/>
     </w:pPr>
     <w:rPr>
@@ -3707,7 +3765,7 @@
       <w:color w:val="0F4761"/>
     </w:rPr>
   </w:style>
-  <w:style w:styleId="Heading5" w:type="paragraph">
+  <w:style w:type="paragraph" w:styleId="Heading5">
     <w:name w:val="heading 5"/>
     <w:basedOn w:val="Normal"/>
     <w:next w:val="Normal"/>
@@ -3718,14 +3776,14 @@
     <w:pPr>
       <w:keepNext/>
       <w:keepLines/>
-      <w:spacing w:after="40" w:before="80"/>
+      <w:spacing w:before="80" w:after="40"/>
       <w:outlineLvl w:val="4"/>
     </w:pPr>
     <w:rPr>
       <w:color w:val="0F4761"/>
     </w:rPr>
   </w:style>
-  <w:style w:styleId="Heading6" w:type="paragraph">
+  <w:style w:type="paragraph" w:styleId="Heading6">
     <w:name w:val="heading 6"/>
     <w:basedOn w:val="Normal"/>
     <w:next w:val="Normal"/>
@@ -3736,7 +3794,7 @@
     <w:pPr>
       <w:keepNext/>
       <w:keepLines/>
-      <w:spacing w:after="0" w:before="40"/>
+      <w:spacing w:before="40" w:after="0"/>
       <w:jc w:val="center"/>
       <w:outlineLvl w:val="5"/>
     </w:pPr>
@@ -3745,7 +3803,7 @@
       <w:color w:val="595959"/>
     </w:rPr>
   </w:style>
-  <w:style w:styleId="Heading7" w:type="paragraph">
+  <w:style w:type="paragraph" w:styleId="Heading7">
     <w:name w:val="heading 7"/>
     <w:basedOn w:val="Normal"/>
     <w:next w:val="BodyText"/>
@@ -3758,15 +3816,15 @@
     <w:pPr>
       <w:keepNext/>
       <w:keepLines/>
-      <w:spacing w:after="0" w:before="40"/>
+      <w:spacing w:before="40" w:after="0"/>
       <w:outlineLvl w:val="6"/>
     </w:pPr>
     <w:rPr>
-      <w:rFonts w:cstheme="majorBidi" w:eastAsiaTheme="majorEastAsia"/>
-      <w:color w:themeColor="text1" w:themeTint="A6" w:val="595959"/>
-    </w:rPr>
-  </w:style>
-  <w:style w:styleId="Heading8" w:type="paragraph">
+      <w:rFonts w:eastAsiaTheme="majorEastAsia" w:cstheme="majorBidi"/>
+      <w:color w:val="595959" w:themeColor="text1" w:themeTint="A6"/>
+    </w:rPr>
+  </w:style>
+  <w:style w:type="paragraph" w:styleId="Heading8">
     <w:name w:val="heading 8"/>
     <w:basedOn w:val="Normal"/>
     <w:next w:val="BodyText"/>
@@ -3783,13 +3841,13 @@
       <w:outlineLvl w:val="7"/>
     </w:pPr>
     <w:rPr>
-      <w:rFonts w:cstheme="majorBidi" w:eastAsiaTheme="majorEastAsia"/>
+      <w:rFonts w:eastAsiaTheme="majorEastAsia" w:cstheme="majorBidi"/>
       <w:i/>
       <w:iCs/>
-      <w:color w:themeColor="text1" w:themeTint="D8" w:val="272727"/>
-    </w:rPr>
-  </w:style>
-  <w:style w:styleId="Heading9" w:type="paragraph">
+      <w:color w:val="272727" w:themeColor="text1" w:themeTint="D8"/>
+    </w:rPr>
+  </w:style>
+  <w:style w:type="paragraph" w:styleId="Heading9">
     <w:name w:val="heading 9"/>
     <w:basedOn w:val="Normal"/>
     <w:next w:val="BodyText"/>
@@ -3806,49 +3864,49 @@
       <w:outlineLvl w:val="8"/>
     </w:pPr>
     <w:rPr>
-      <w:rFonts w:cstheme="majorBidi" w:eastAsiaTheme="majorEastAsia"/>
-      <w:color w:themeColor="text1" w:themeTint="D8" w:val="272727"/>
-    </w:rPr>
-  </w:style>
-  <w:style w:default="1" w:styleId="DefaultParagraphFont" w:type="character">
+      <w:rFonts w:eastAsiaTheme="majorEastAsia" w:cstheme="majorBidi"/>
+      <w:color w:val="272727" w:themeColor="text1" w:themeTint="D8"/>
+    </w:rPr>
+  </w:style>
+  <w:style w:type="character" w:default="1" w:styleId="DefaultParagraphFont">
     <w:name w:val="Default Paragraph Font"/>
     <w:uiPriority w:val="1"/>
     <w:semiHidden/>
     <w:unhideWhenUsed/>
   </w:style>
-  <w:style w:default="1" w:styleId="TableNormal" w:type="table">
+  <w:style w:type="table" w:default="1" w:styleId="TableNormal">
     <w:name w:val="Normal Table"/>
     <w:uiPriority w:val="99"/>
     <w:semiHidden/>
     <w:unhideWhenUsed/>
     <w:tblPr>
-      <w:tblInd w:type="dxa" w:w="0"/>
+      <w:tblInd w:w="0" w:type="dxa"/>
       <w:tblCellMar>
-        <w:top w:type="dxa" w:w="0"/>
-        <w:left w:type="dxa" w:w="108"/>
-        <w:bottom w:type="dxa" w:w="0"/>
-        <w:right w:type="dxa" w:w="108"/>
+        <w:top w:w="0" w:type="dxa"/>
+        <w:left w:w="108" w:type="dxa"/>
+        <w:bottom w:w="0" w:type="dxa"/>
+        <w:right w:w="108" w:type="dxa"/>
       </w:tblCellMar>
     </w:tblPr>
   </w:style>
-  <w:style w:default="1" w:styleId="NoList" w:type="numbering">
+  <w:style w:type="numbering" w:default="1" w:styleId="NoList">
     <w:name w:val="No List"/>
     <w:uiPriority w:val="99"/>
     <w:semiHidden/>
     <w:unhideWhenUsed/>
   </w:style>
-  <w:style w:customStyle="1" w:styleId="TableNormal0" w:type="table">
+  <w:style w:type="table" w:customStyle="1" w:styleId="TableNormal0">
     <w:name w:val="TableNormal"/>
     <w:tblPr>
       <w:tblCellMar>
-        <w:top w:type="dxa" w:w="0"/>
-        <w:left w:type="dxa" w:w="0"/>
-        <w:bottom w:type="dxa" w:w="0"/>
-        <w:right w:type="dxa" w:w="0"/>
+        <w:top w:w="0" w:type="dxa"/>
+        <w:left w:w="0" w:type="dxa"/>
+        <w:bottom w:w="0" w:type="dxa"/>
+        <w:right w:w="0" w:type="dxa"/>
       </w:tblCellMar>
     </w:tblPr>
   </w:style>
-  <w:style w:styleId="Title" w:type="paragraph">
+  <w:style w:type="paragraph" w:styleId="Title">
     <w:name w:val="Title"/>
     <w:basedOn w:val="Normal"/>
     <w:next w:val="Normal"/>
@@ -3861,71 +3919,71 @@
       <w:jc w:val="center"/>
     </w:pPr>
     <w:rPr>
-      <w:rFonts w:cs="Play" w:eastAsia="Play"/>
+      <w:rFonts w:eastAsia="Play" w:cs="Play"/>
       <w:b/>
       <w:sz w:val="28"/>
       <w:szCs w:val="56"/>
     </w:rPr>
   </w:style>
-  <w:style w:styleId="BodyText" w:type="paragraph">
+  <w:style w:type="paragraph" w:styleId="BodyText">
     <w:name w:val="Body Text"/>
     <w:basedOn w:val="Normal"/>
     <w:qFormat/>
     <w:rsid w:val="00B92A44"/>
   </w:style>
-  <w:style w:customStyle="1" w:styleId="FirstParagraph" w:type="paragraph">
+  <w:style w:type="paragraph" w:customStyle="1" w:styleId="FirstParagraph">
     <w:name w:val="First Paragraph"/>
     <w:basedOn w:val="BodyText"/>
     <w:next w:val="BodyText"/>
     <w:qFormat/>
   </w:style>
-  <w:style w:customStyle="1" w:styleId="Compact" w:type="paragraph">
+  <w:style w:type="paragraph" w:customStyle="1" w:styleId="Compact">
     <w:name w:val="Compact"/>
     <w:basedOn w:val="BodyText"/>
     <w:qFormat/>
     <w:rsid w:val="00B92A44"/>
     <w:pPr>
-      <w:spacing w:after="36" w:before="36" w:line="240" w:lineRule="auto"/>
+      <w:spacing w:before="36" w:after="36" w:line="240" w:lineRule="auto"/>
     </w:pPr>
     <w:rPr>
       <w:sz w:val="20"/>
     </w:rPr>
   </w:style>
-  <w:style w:customStyle="1" w:styleId="TitleChar" w:type="character">
+  <w:style w:type="character" w:customStyle="1" w:styleId="TitleChar">
     <w:name w:val="Title Char"/>
     <w:basedOn w:val="DefaultParagraphFont"/>
     <w:link w:val="Title"/>
     <w:uiPriority w:val="10"/>
     <w:rsid w:val="00242606"/>
     <w:rPr>
-      <w:rFonts w:ascii="Arial" w:cs="Play" w:eastAsia="Play" w:hAnsi="Arial"/>
+      <w:rFonts w:ascii="Arial" w:eastAsia="Play" w:hAnsi="Arial" w:cs="Play"/>
       <w:b/>
       <w:sz w:val="28"/>
       <w:szCs w:val="56"/>
     </w:rPr>
   </w:style>
-  <w:style w:customStyle="1" w:styleId="SubtitleChar" w:type="character">
+  <w:style w:type="character" w:customStyle="1" w:styleId="SubtitleChar">
     <w:name w:val="Subtitle Char"/>
     <w:basedOn w:val="DefaultParagraphFont"/>
     <w:link w:val="Subtitle"/>
     <w:uiPriority w:val="11"/>
     <w:rsid w:val="00A10FD9"/>
     <w:rPr>
-      <w:rFonts w:cstheme="majorBidi" w:eastAsiaTheme="majorEastAsia"/>
-      <w:color w:themeColor="text1" w:themeTint="A6" w:val="595959"/>
+      <w:rFonts w:eastAsiaTheme="majorEastAsia" w:cstheme="majorBidi"/>
+      <w:color w:val="595959" w:themeColor="text1" w:themeTint="A6"/>
       <w:spacing w:val="15"/>
       <w:sz w:val="28"/>
       <w:szCs w:val="28"/>
     </w:rPr>
   </w:style>
-  <w:style w:customStyle="1" w:styleId="Author" w:type="paragraph">
+  <w:style w:type="paragraph" w:customStyle="1" w:styleId="Author">
     <w:name w:val="Author"/>
     <w:basedOn w:val="Normal"/>
     <w:next w:val="BodyText"/>
     <w:qFormat/>
     <w:rsid w:val="000729AC"/>
     <w:pPr>
-      <w:spacing w:after="0" w:before="0"/>
+      <w:spacing w:before="0" w:after="0"/>
       <w:jc w:val="left"/>
     </w:pPr>
     <w:rPr>
@@ -3935,7 +3993,7 @@
       <w:szCs w:val="21"/>
     </w:rPr>
   </w:style>
-  <w:style w:styleId="Date" w:type="paragraph">
+  <w:style w:type="paragraph" w:styleId="Date">
     <w:name w:val="Date"/>
     <w:next w:val="BodyText"/>
     <w:qFormat/>
@@ -3950,7 +4008,7 @@
       <w:sz w:val="20"/>
     </w:rPr>
   </w:style>
-  <w:style w:customStyle="1" w:styleId="AbstractTitle" w:type="paragraph">
+  <w:style w:type="paragraph" w:customStyle="1" w:styleId="AbstractTitle">
     <w:name w:val="Abstract Title"/>
     <w:basedOn w:val="Normal"/>
     <w:next w:val="Abstract"/>
@@ -3959,7 +4017,7 @@
     <w:pPr>
       <w:keepNext/>
       <w:keepLines/>
-      <w:spacing w:after="0" w:before="0"/>
+      <w:spacing w:before="0" w:after="0"/>
       <w:jc w:val="left"/>
     </w:pPr>
     <w:rPr>
@@ -3968,7 +4026,7 @@
       <w:szCs w:val="20"/>
     </w:rPr>
   </w:style>
-  <w:style w:customStyle="1" w:styleId="Abstract" w:type="paragraph">
+  <w:style w:type="paragraph" w:customStyle="1" w:styleId="Abstract">
     <w:name w:val="Abstract"/>
     <w:basedOn w:val="Normal"/>
     <w:next w:val="BodyText"/>
@@ -3977,38 +4035,38 @@
     <w:pPr>
       <w:keepNext/>
       <w:keepLines/>
-      <w:spacing w:after="300" w:before="100"/>
+      <w:spacing w:before="100" w:after="300"/>
     </w:pPr>
     <w:rPr>
       <w:sz w:val="20"/>
       <w:szCs w:val="20"/>
     </w:rPr>
   </w:style>
-  <w:style w:styleId="Bibliography" w:type="paragraph">
+  <w:style w:type="paragraph" w:styleId="Bibliography">
     <w:name w:val="Bibliography"/>
     <w:basedOn w:val="Normal"/>
     <w:qFormat/>
     <w:rsid w:val="00201298"/>
     <w:pPr>
       <w:spacing w:line="240" w:lineRule="auto"/>
-      <w:ind w:hanging="720" w:left="720"/>
+      <w:ind w:left="720" w:hanging="720"/>
       <w:jc w:val="left"/>
     </w:pPr>
   </w:style>
-  <w:style w:customStyle="1" w:styleId="Heading1Char" w:type="character">
+  <w:style w:type="character" w:customStyle="1" w:styleId="Heading1Char">
     <w:name w:val="Heading 1 Char"/>
     <w:basedOn w:val="DefaultParagraphFont"/>
     <w:link w:val="Heading1"/>
     <w:uiPriority w:val="9"/>
     <w:rsid w:val="00242606"/>
     <w:rPr>
-      <w:rFonts w:ascii="Play" w:cs="Play" w:eastAsia="Play" w:hAnsi="Play"/>
+      <w:rFonts w:ascii="Play" w:eastAsia="Play" w:hAnsi="Play" w:cs="Play"/>
       <w:b/>
       <w:sz w:val="28"/>
       <w:szCs w:val="40"/>
     </w:rPr>
   </w:style>
-  <w:style w:customStyle="1" w:styleId="Heading2Char" w:type="character">
+  <w:style w:type="character" w:customStyle="1" w:styleId="Heading2Char">
     <w:name w:val="Heading 2 Char"/>
     <w:basedOn w:val="DefaultParagraphFont"/>
     <w:link w:val="Heading2"/>
@@ -4017,12 +4075,12 @@
     <w:rPr>
       <w:rFonts w:ascii="Arial" w:hAnsi="Arial"/>
       <w:b/>
-      <w:color w:themeColor="text1" w:val="000000"/>
+      <w:color w:val="000000" w:themeColor="text1"/>
       <w:sz w:val="26"/>
       <w:szCs w:val="28"/>
     </w:rPr>
   </w:style>
-  <w:style w:customStyle="1" w:styleId="Heading3Char" w:type="character">
+  <w:style w:type="character" w:customStyle="1" w:styleId="Heading3Char">
     <w:name w:val="Heading 3 Char"/>
     <w:basedOn w:val="DefaultParagraphFont"/>
     <w:link w:val="Heading3"/>
@@ -4035,7 +4093,7 @@
       <w:szCs w:val="24"/>
     </w:rPr>
   </w:style>
-  <w:style w:customStyle="1" w:styleId="Heading4Char" w:type="character">
+  <w:style w:type="character" w:customStyle="1" w:styleId="Heading4Char">
     <w:name w:val="Heading 4 Char"/>
     <w:basedOn w:val="DefaultParagraphFont"/>
     <w:link w:val="Heading4"/>
@@ -4043,13 +4101,13 @@
     <w:semiHidden/>
     <w:rsid w:val="00A10FD9"/>
     <w:rPr>
-      <w:rFonts w:cstheme="majorBidi" w:eastAsiaTheme="majorEastAsia"/>
+      <w:rFonts w:eastAsiaTheme="majorEastAsia" w:cstheme="majorBidi"/>
       <w:i/>
       <w:iCs/>
-      <w:color w:themeColor="accent1" w:themeShade="BF" w:val="0F4761"/>
-    </w:rPr>
-  </w:style>
-  <w:style w:customStyle="1" w:styleId="Heading5Char" w:type="character">
+      <w:color w:val="0F4761" w:themeColor="accent1" w:themeShade="BF"/>
+    </w:rPr>
+  </w:style>
+  <w:style w:type="character" w:customStyle="1" w:styleId="Heading5Char">
     <w:name w:val="Heading 5 Char"/>
     <w:basedOn w:val="DefaultParagraphFont"/>
     <w:link w:val="Heading5"/>
@@ -4057,11 +4115,11 @@
     <w:semiHidden/>
     <w:rsid w:val="00A10FD9"/>
     <w:rPr>
-      <w:rFonts w:cstheme="majorBidi" w:eastAsiaTheme="majorEastAsia"/>
-      <w:color w:themeColor="accent1" w:themeShade="BF" w:val="0F4761"/>
-    </w:rPr>
-  </w:style>
-  <w:style w:customStyle="1" w:styleId="Heading6Char" w:type="character">
+      <w:rFonts w:eastAsiaTheme="majorEastAsia" w:cstheme="majorBidi"/>
+      <w:color w:val="0F4761" w:themeColor="accent1" w:themeShade="BF"/>
+    </w:rPr>
+  </w:style>
+  <w:style w:type="character" w:customStyle="1" w:styleId="Heading6Char">
     <w:name w:val="Heading 6 Char"/>
     <w:basedOn w:val="DefaultParagraphFont"/>
     <w:link w:val="Heading6"/>
@@ -4069,13 +4127,13 @@
     <w:semiHidden/>
     <w:rsid w:val="00A10FD9"/>
     <w:rPr>
-      <w:rFonts w:cstheme="majorBidi" w:eastAsiaTheme="majorEastAsia"/>
+      <w:rFonts w:eastAsiaTheme="majorEastAsia" w:cstheme="majorBidi"/>
       <w:i/>
       <w:iCs/>
-      <w:color w:themeColor="text1" w:themeTint="A6" w:val="595959"/>
-    </w:rPr>
-  </w:style>
-  <w:style w:customStyle="1" w:styleId="Heading7Char" w:type="character">
+      <w:color w:val="595959" w:themeColor="text1" w:themeTint="A6"/>
+    </w:rPr>
+  </w:style>
+  <w:style w:type="character" w:customStyle="1" w:styleId="Heading7Char">
     <w:name w:val="Heading 7 Char"/>
     <w:basedOn w:val="DefaultParagraphFont"/>
     <w:link w:val="Heading7"/>
@@ -4083,11 +4141,11 @@
     <w:semiHidden/>
     <w:rsid w:val="00A10FD9"/>
     <w:rPr>
-      <w:rFonts w:cstheme="majorBidi" w:eastAsiaTheme="majorEastAsia"/>
-      <w:color w:themeColor="text1" w:themeTint="A6" w:val="595959"/>
-    </w:rPr>
-  </w:style>
-  <w:style w:customStyle="1" w:styleId="Heading8Char" w:type="character">
+      <w:rFonts w:eastAsiaTheme="majorEastAsia" w:cstheme="majorBidi"/>
+      <w:color w:val="595959" w:themeColor="text1" w:themeTint="A6"/>
+    </w:rPr>
+  </w:style>
+  <w:style w:type="character" w:customStyle="1" w:styleId="Heading8Char">
     <w:name w:val="Heading 8 Char"/>
     <w:basedOn w:val="DefaultParagraphFont"/>
     <w:link w:val="Heading8"/>
@@ -4095,13 +4153,13 @@
     <w:semiHidden/>
     <w:rsid w:val="00A10FD9"/>
     <w:rPr>
-      <w:rFonts w:cstheme="majorBidi" w:eastAsiaTheme="majorEastAsia"/>
+      <w:rFonts w:eastAsiaTheme="majorEastAsia" w:cstheme="majorBidi"/>
       <w:i/>
       <w:iCs/>
-      <w:color w:themeColor="text1" w:themeTint="D8" w:val="272727"/>
-    </w:rPr>
-  </w:style>
-  <w:style w:customStyle="1" w:styleId="Heading9Char" w:type="character">
+      <w:color w:val="272727" w:themeColor="text1" w:themeTint="D8"/>
+    </w:rPr>
+  </w:style>
+  <w:style w:type="character" w:customStyle="1" w:styleId="Heading9Char">
     <w:name w:val="Heading 9 Char"/>
     <w:basedOn w:val="DefaultParagraphFont"/>
     <w:link w:val="Heading9"/>
@@ -4109,11 +4167,11 @@
     <w:semiHidden/>
     <w:rsid w:val="00A10FD9"/>
     <w:rPr>
-      <w:rFonts w:cstheme="majorBidi" w:eastAsiaTheme="majorEastAsia"/>
-      <w:color w:themeColor="text1" w:themeTint="D8" w:val="272727"/>
-    </w:rPr>
-  </w:style>
-  <w:style w:styleId="BlockText" w:type="paragraph">
+      <w:rFonts w:eastAsiaTheme="majorEastAsia" w:cstheme="majorBidi"/>
+      <w:color w:val="272727" w:themeColor="text1" w:themeTint="D8"/>
+    </w:rPr>
+  </w:style>
+  <w:style w:type="paragraph" w:styleId="BlockText">
     <w:name w:val="Block Text"/>
     <w:basedOn w:val="BodyText"/>
     <w:next w:val="BodyText"/>
@@ -4121,18 +4179,18 @@
     <w:unhideWhenUsed/>
     <w:qFormat/>
     <w:pPr>
-      <w:spacing w:after="100" w:before="100"/>
+      <w:spacing w:before="100" w:after="100"/>
       <w:ind w:left="480" w:right="480"/>
     </w:pPr>
   </w:style>
-  <w:style w:styleId="FootnoteText" w:type="paragraph">
+  <w:style w:type="paragraph" w:styleId="FootnoteText">
     <w:name w:val="footnote text"/>
     <w:basedOn w:val="Normal"/>
     <w:uiPriority w:val="9"/>
     <w:unhideWhenUsed/>
     <w:qFormat/>
   </w:style>
-  <w:style w:customStyle="1" w:styleId="FootnoteBlockText" w:type="paragraph">
+  <w:style w:type="paragraph" w:customStyle="1" w:styleId="FootnoteBlockText">
     <w:name w:val="Footnote Block Text"/>
     <w:basedOn w:val="FootnoteText"/>
     <w:next w:val="FootnoteText"/>
@@ -4140,11 +4198,11 @@
     <w:unhideWhenUsed/>
     <w:qFormat/>
     <w:pPr>
-      <w:spacing w:after="100" w:before="100"/>
+      <w:spacing w:before="100" w:after="100"/>
       <w:ind w:left="480" w:right="480"/>
     </w:pPr>
   </w:style>
-  <w:style w:customStyle="1" w:styleId="Table" w:type="table">
+  <w:style w:type="table" w:customStyle="1" w:styleId="Table">
     <w:name w:val="Table"/>
     <w:semiHidden/>
     <w:unhideWhenUsed/>
@@ -4158,16 +4216,16 @@
       <w:lang w:val="en-CA"/>
     </w:rPr>
     <w:tblPr>
-      <w:tblInd w:type="dxa" w:w="0"/>
+      <w:tblInd w:w="0" w:type="dxa"/>
       <w:tblCellMar>
-        <w:top w:type="dxa" w:w="0"/>
-        <w:left w:type="dxa" w:w="108"/>
-        <w:bottom w:type="dxa" w:w="0"/>
-        <w:right w:type="dxa" w:w="108"/>
+        <w:top w:w="0" w:type="dxa"/>
+        <w:left w:w="108" w:type="dxa"/>
+        <w:bottom w:w="0" w:type="dxa"/>
+        <w:right w:w="108" w:type="dxa"/>
       </w:tblCellMar>
     </w:tblPr>
     <w:trPr>
-      <w:trHeight w:hRule="atLeast" w:val="340"/>
+      <w:trHeight w:val="340"/>
     </w:trPr>
     <w:tblStylePr w:type="firstRow">
       <w:pPr>
@@ -4176,18 +4234,19 @@
       <w:rPr>
         <w:b/>
       </w:rPr>
+      <w:tblPr/>
       <w:trPr>
-        <w:trHeight w:hRule="atLeast" w:val="397"/>
+        <w:trHeight w:val="397"/>
       </w:trPr>
       <w:tcPr>
         <w:tcBorders>
-          <w:bottom w:color="auto" w:space="0" w:sz="0" w:val="single"/>
+          <w:bottom w:val="single" w:sz="0" w:space="0" w:color="auto"/>
         </w:tcBorders>
         <w:vAlign w:val="center"/>
       </w:tcPr>
     </w:tblStylePr>
   </w:style>
-  <w:style w:customStyle="1" w:styleId="DefinitionTerm" w:type="paragraph">
+  <w:style w:type="paragraph" w:customStyle="1" w:styleId="DefinitionTerm">
     <w:name w:val="Definition Term"/>
     <w:basedOn w:val="Normal"/>
     <w:next w:val="Definition"/>
@@ -4200,11 +4259,11 @@
       <w:b/>
     </w:rPr>
   </w:style>
-  <w:style w:customStyle="1" w:styleId="Definition" w:type="paragraph">
+  <w:style w:type="paragraph" w:customStyle="1" w:styleId="Definition">
     <w:name w:val="Definition"/>
     <w:basedOn w:val="Normal"/>
   </w:style>
-  <w:style w:styleId="Caption" w:type="paragraph">
+  <w:style w:type="paragraph" w:styleId="Caption">
     <w:name w:val="caption"/>
     <w:basedOn w:val="Normal"/>
     <w:link w:val="CaptionChar"/>
@@ -4218,45 +4277,41 @@
       <w:sz w:val="20"/>
     </w:rPr>
   </w:style>
-  <w:style w:customStyle="1" w:styleId="TableCaption" w:type="paragraph">
+  <w:style w:type="paragraph" w:customStyle="1" w:styleId="TableCaption">
     <w:name w:val="Table Caption"/>
     <w:basedOn w:val="Caption"/>
     <w:rsid w:val="00B92A44"/>
     <w:pPr>
-      <w:jc w:val="left"/>
       <w:keepNext/>
     </w:pPr>
     <w:rPr>
-      <w:sz w:val="20"/>
       <w:szCs w:val="20"/>
     </w:rPr>
   </w:style>
-  <w:style w:customStyle="1" w:styleId="ImageCaption" w:type="paragraph">
+  <w:style w:type="paragraph" w:customStyle="1" w:styleId="ImageCaption">
     <w:name w:val="Image Caption"/>
     <w:basedOn w:val="Caption"/>
     <w:rsid w:val="00B92A44"/>
     <w:pPr>
-      <w:jc w:val="left"/>
-      <w:spacing w:after="0" w:before="60"/>
+      <w:spacing w:before="60" w:after="0"/>
     </w:pPr>
     <w:rPr>
-      <w:sz w:val="20"/>
       <w:szCs w:val="20"/>
     </w:rPr>
   </w:style>
-  <w:style w:customStyle="1" w:styleId="Figure" w:type="paragraph">
+  <w:style w:type="paragraph" w:customStyle="1" w:styleId="Figure">
     <w:name w:val="Figure"/>
     <w:basedOn w:val="Normal"/>
     <w:rsid w:val="00242606"/>
   </w:style>
-  <w:style w:customStyle="1" w:styleId="CaptionedFigure" w:type="paragraph">
+  <w:style w:type="paragraph" w:customStyle="1" w:styleId="CaptionedFigure">
     <w:name w:val="Captioned Figure"/>
     <w:basedOn w:val="Figure"/>
     <w:pPr>
       <w:keepNext/>
     </w:pPr>
   </w:style>
-  <w:style w:customStyle="1" w:styleId="CaptionChar" w:type="character">
+  <w:style w:type="character" w:customStyle="1" w:styleId="CaptionChar">
     <w:name w:val="Caption Char"/>
     <w:basedOn w:val="DefaultParagraphFont"/>
     <w:link w:val="Caption"/>
@@ -4267,7 +4322,7 @@
       <w:sz w:val="20"/>
     </w:rPr>
   </w:style>
-  <w:style w:customStyle="1" w:styleId="VerbatimChar" w:type="character">
+  <w:style w:type="character" w:customStyle="1" w:styleId="VerbatimChar">
     <w:name w:val="Verbatim Char"/>
     <w:basedOn w:val="CaptionChar"/>
     <w:link w:val="SourceCode"/>
@@ -4278,7 +4333,7 @@
       <w:szCs w:val="14"/>
     </w:rPr>
   </w:style>
-  <w:style w:customStyle="1" w:styleId="SectionNumber" w:type="character">
+  <w:style w:type="character" w:customStyle="1" w:styleId="SectionNumber">
     <w:name w:val="Section Number"/>
     <w:basedOn w:val="CaptionChar"/>
     <w:rPr>
@@ -4287,7 +4342,7 @@
       <w:sz w:val="18"/>
     </w:rPr>
   </w:style>
-  <w:style w:styleId="FootnoteReference" w:type="character">
+  <w:style w:type="character" w:styleId="FootnoteReference">
     <w:name w:val="footnote reference"/>
     <w:basedOn w:val="CaptionChar"/>
     <w:rsid w:val="00242606"/>
@@ -4298,18 +4353,18 @@
       <w:vertAlign w:val="superscript"/>
     </w:rPr>
   </w:style>
-  <w:style w:styleId="Hyperlink" w:type="character">
+  <w:style w:type="character" w:styleId="Hyperlink">
     <w:name w:val="Hyperlink"/>
     <w:basedOn w:val="CaptionChar"/>
     <w:uiPriority w:val="99"/>
     <w:rPr>
       <w:rFonts w:ascii="Arial" w:hAnsi="Arial"/>
       <w:i/>
-      <w:color w:themeColor="accent1" w:val="156082"/>
+      <w:color w:val="156082" w:themeColor="accent1"/>
       <w:sz w:val="18"/>
     </w:rPr>
   </w:style>
-  <w:style w:styleId="TOCHeading" w:type="paragraph">
+  <w:style w:type="paragraph" w:styleId="TOCHeading">
     <w:name w:val="TOC Heading"/>
     <w:basedOn w:val="Heading1"/>
     <w:next w:val="BodyText"/>
@@ -4321,14 +4376,14 @@
       <w:outlineLvl w:val="9"/>
     </w:pPr>
   </w:style>
-  <w:style w:customStyle="1" w:styleId="SourceCode" w:type="paragraph">
+  <w:style w:type="paragraph" w:customStyle="1" w:styleId="SourceCode">
     <w:name w:val="Source Code"/>
     <w:basedOn w:val="Normal"/>
     <w:link w:val="VerbatimChar"/>
     <w:pPr>
-      <w:shd w:color="auto" w:fill="F8F8F8" w:val="clear"/>
+      <w:shd w:val="clear" w:color="auto" w:fill="F8F8F8"/>
       <w:wordWrap w:val="0"/>
-      <w:spacing w:after="0" w:before="0" w:line="240" w:lineRule="auto"/>
+      <w:spacing w:before="0" w:after="0" w:line="240" w:lineRule="auto"/>
       <w:contextualSpacing/>
       <w:jc w:val="left"/>
     </w:pPr>
@@ -4337,7 +4392,7 @@
       <w:szCs w:val="14"/>
     </w:rPr>
   </w:style>
-  <w:style w:customStyle="1" w:styleId="KeywordTok" w:type="character">
+  <w:style w:type="character" w:customStyle="1" w:styleId="KeywordTok">
     <w:name w:val="KeywordTok"/>
     <w:basedOn w:val="VerbatimChar"/>
     <w:rPr>
@@ -4347,10 +4402,10 @@
       <w:color w:val="204A87"/>
       <w:sz w:val="14"/>
       <w:szCs w:val="14"/>
-      <w:shd w:color="auto" w:fill="F8F8F8" w:val="clear"/>
-    </w:rPr>
-  </w:style>
-  <w:style w:customStyle="1" w:styleId="DataTypeTok" w:type="character">
+      <w:shd w:val="clear" w:color="auto" w:fill="F8F8F8"/>
+    </w:rPr>
+  </w:style>
+  <w:style w:type="character" w:customStyle="1" w:styleId="DataTypeTok">
     <w:name w:val="DataTypeTok"/>
     <w:basedOn w:val="VerbatimChar"/>
     <w:rPr>
@@ -4359,10 +4414,10 @@
       <w:color w:val="204A87"/>
       <w:sz w:val="14"/>
       <w:szCs w:val="14"/>
-      <w:shd w:color="auto" w:fill="F8F8F8" w:val="clear"/>
-    </w:rPr>
-  </w:style>
-  <w:style w:customStyle="1" w:styleId="DecValTok" w:type="character">
+      <w:shd w:val="clear" w:color="auto" w:fill="F8F8F8"/>
+    </w:rPr>
+  </w:style>
+  <w:style w:type="character" w:customStyle="1" w:styleId="DecValTok">
     <w:name w:val="DecValTok"/>
     <w:basedOn w:val="VerbatimChar"/>
     <w:rPr>
@@ -4371,10 +4426,10 @@
       <w:color w:val="0000CF"/>
       <w:sz w:val="14"/>
       <w:szCs w:val="14"/>
-      <w:shd w:color="auto" w:fill="F8F8F8" w:val="clear"/>
-    </w:rPr>
-  </w:style>
-  <w:style w:customStyle="1" w:styleId="BaseNTok" w:type="character">
+      <w:shd w:val="clear" w:color="auto" w:fill="F8F8F8"/>
+    </w:rPr>
+  </w:style>
+  <w:style w:type="character" w:customStyle="1" w:styleId="BaseNTok">
     <w:name w:val="BaseNTok"/>
     <w:basedOn w:val="VerbatimChar"/>
     <w:rPr>
@@ -4383,10 +4438,10 @@
       <w:color w:val="0000CF"/>
       <w:sz w:val="14"/>
       <w:szCs w:val="14"/>
-      <w:shd w:color="auto" w:fill="F8F8F8" w:val="clear"/>
-    </w:rPr>
-  </w:style>
-  <w:style w:customStyle="1" w:styleId="FloatTok" w:type="character">
+      <w:shd w:val="clear" w:color="auto" w:fill="F8F8F8"/>
+    </w:rPr>
+  </w:style>
+  <w:style w:type="character" w:customStyle="1" w:styleId="FloatTok">
     <w:name w:val="FloatTok"/>
     <w:basedOn w:val="VerbatimChar"/>
     <w:rPr>
@@ -4395,10 +4450,10 @@
       <w:color w:val="0000CF"/>
       <w:sz w:val="14"/>
       <w:szCs w:val="14"/>
-      <w:shd w:color="auto" w:fill="F8F8F8" w:val="clear"/>
-    </w:rPr>
-  </w:style>
-  <w:style w:customStyle="1" w:styleId="ConstantTok" w:type="character">
+      <w:shd w:val="clear" w:color="auto" w:fill="F8F8F8"/>
+    </w:rPr>
+  </w:style>
+  <w:style w:type="character" w:customStyle="1" w:styleId="ConstantTok">
     <w:name w:val="ConstantTok"/>
     <w:basedOn w:val="VerbatimChar"/>
     <w:rPr>
@@ -4407,10 +4462,10 @@
       <w:color w:val="8F5902"/>
       <w:sz w:val="14"/>
       <w:szCs w:val="14"/>
-      <w:shd w:color="auto" w:fill="F8F8F8" w:val="clear"/>
-    </w:rPr>
-  </w:style>
-  <w:style w:customStyle="1" w:styleId="CharTok" w:type="character">
+      <w:shd w:val="clear" w:color="auto" w:fill="F8F8F8"/>
+    </w:rPr>
+  </w:style>
+  <w:style w:type="character" w:customStyle="1" w:styleId="CharTok">
     <w:name w:val="CharTok"/>
     <w:basedOn w:val="VerbatimChar"/>
     <w:rPr>
@@ -4419,10 +4474,10 @@
       <w:color w:val="4E9A06"/>
       <w:sz w:val="14"/>
       <w:szCs w:val="14"/>
-      <w:shd w:color="auto" w:fill="F8F8F8" w:val="clear"/>
-    </w:rPr>
-  </w:style>
-  <w:style w:customStyle="1" w:styleId="SpecialCharTok" w:type="character">
+      <w:shd w:val="clear" w:color="auto" w:fill="F8F8F8"/>
+    </w:rPr>
+  </w:style>
+  <w:style w:type="character" w:customStyle="1" w:styleId="SpecialCharTok">
     <w:name w:val="SpecialCharTok"/>
     <w:basedOn w:val="VerbatimChar"/>
     <w:rPr>
@@ -4432,10 +4487,10 @@
       <w:color w:val="CE5C00"/>
       <w:sz w:val="14"/>
       <w:szCs w:val="14"/>
-      <w:shd w:color="auto" w:fill="F8F8F8" w:val="clear"/>
-    </w:rPr>
-  </w:style>
-  <w:style w:customStyle="1" w:styleId="StringTok" w:type="character">
+      <w:shd w:val="clear" w:color="auto" w:fill="F8F8F8"/>
+    </w:rPr>
+  </w:style>
+  <w:style w:type="character" w:customStyle="1" w:styleId="StringTok">
     <w:name w:val="StringTok"/>
     <w:basedOn w:val="VerbatimChar"/>
     <w:rPr>
@@ -4444,10 +4499,10 @@
       <w:color w:val="4E9A06"/>
       <w:sz w:val="14"/>
       <w:szCs w:val="14"/>
-      <w:shd w:color="auto" w:fill="F8F8F8" w:val="clear"/>
-    </w:rPr>
-  </w:style>
-  <w:style w:customStyle="1" w:styleId="VerbatimStringTok" w:type="character">
+      <w:shd w:val="clear" w:color="auto" w:fill="F8F8F8"/>
+    </w:rPr>
+  </w:style>
+  <w:style w:type="character" w:customStyle="1" w:styleId="VerbatimStringTok">
     <w:name w:val="VerbatimStringTok"/>
     <w:basedOn w:val="VerbatimChar"/>
     <w:rPr>
@@ -4456,10 +4511,10 @@
       <w:color w:val="4E9A06"/>
       <w:sz w:val="14"/>
       <w:szCs w:val="14"/>
-      <w:shd w:color="auto" w:fill="F8F8F8" w:val="clear"/>
-    </w:rPr>
-  </w:style>
-  <w:style w:customStyle="1" w:styleId="SpecialStringTok" w:type="character">
+      <w:shd w:val="clear" w:color="auto" w:fill="F8F8F8"/>
+    </w:rPr>
+  </w:style>
+  <w:style w:type="character" w:customStyle="1" w:styleId="SpecialStringTok">
     <w:name w:val="SpecialStringTok"/>
     <w:basedOn w:val="VerbatimChar"/>
     <w:rPr>
@@ -4468,10 +4523,10 @@
       <w:color w:val="4E9A06"/>
       <w:sz w:val="14"/>
       <w:szCs w:val="14"/>
-      <w:shd w:color="auto" w:fill="F8F8F8" w:val="clear"/>
-    </w:rPr>
-  </w:style>
-  <w:style w:customStyle="1" w:styleId="ImportTok" w:type="character">
+      <w:shd w:val="clear" w:color="auto" w:fill="F8F8F8"/>
+    </w:rPr>
+  </w:style>
+  <w:style w:type="character" w:customStyle="1" w:styleId="ImportTok">
     <w:name w:val="ImportTok"/>
     <w:basedOn w:val="VerbatimChar"/>
     <w:rPr>
@@ -4479,10 +4534,10 @@
       <w:i/>
       <w:sz w:val="14"/>
       <w:szCs w:val="14"/>
-      <w:shd w:color="auto" w:fill="F8F8F8" w:val="clear"/>
-    </w:rPr>
-  </w:style>
-  <w:style w:customStyle="1" w:styleId="CommentTok" w:type="character">
+      <w:shd w:val="clear" w:color="auto" w:fill="F8F8F8"/>
+    </w:rPr>
+  </w:style>
+  <w:style w:type="character" w:customStyle="1" w:styleId="CommentTok">
     <w:name w:val="CommentTok"/>
     <w:basedOn w:val="VerbatimChar"/>
     <w:rPr>
@@ -4491,10 +4546,10 @@
       <w:color w:val="8F5902"/>
       <w:sz w:val="14"/>
       <w:szCs w:val="14"/>
-      <w:shd w:color="auto" w:fill="F8F8F8" w:val="clear"/>
-    </w:rPr>
-  </w:style>
-  <w:style w:customStyle="1" w:styleId="DocumentationTok" w:type="character">
+      <w:shd w:val="clear" w:color="auto" w:fill="F8F8F8"/>
+    </w:rPr>
+  </w:style>
+  <w:style w:type="character" w:customStyle="1" w:styleId="DocumentationTok">
     <w:name w:val="DocumentationTok"/>
     <w:basedOn w:val="VerbatimChar"/>
     <w:rPr>
@@ -4504,10 +4559,10 @@
       <w:color w:val="8F5902"/>
       <w:sz w:val="14"/>
       <w:szCs w:val="14"/>
-      <w:shd w:color="auto" w:fill="F8F8F8" w:val="clear"/>
-    </w:rPr>
-  </w:style>
-  <w:style w:customStyle="1" w:styleId="AnnotationTok" w:type="character">
+      <w:shd w:val="clear" w:color="auto" w:fill="F8F8F8"/>
+    </w:rPr>
+  </w:style>
+  <w:style w:type="character" w:customStyle="1" w:styleId="AnnotationTok">
     <w:name w:val="AnnotationTok"/>
     <w:basedOn w:val="VerbatimChar"/>
     <w:rPr>
@@ -4517,10 +4572,10 @@
       <w:color w:val="8F5902"/>
       <w:sz w:val="14"/>
       <w:szCs w:val="14"/>
-      <w:shd w:color="auto" w:fill="F8F8F8" w:val="clear"/>
-    </w:rPr>
-  </w:style>
-  <w:style w:customStyle="1" w:styleId="CommentVarTok" w:type="character">
+      <w:shd w:val="clear" w:color="auto" w:fill="F8F8F8"/>
+    </w:rPr>
+  </w:style>
+  <w:style w:type="character" w:customStyle="1" w:styleId="CommentVarTok">
     <w:name w:val="CommentVarTok"/>
     <w:basedOn w:val="VerbatimChar"/>
     <w:rPr>
@@ -4530,10 +4585,10 @@
       <w:color w:val="8F5902"/>
       <w:sz w:val="14"/>
       <w:szCs w:val="14"/>
-      <w:shd w:color="auto" w:fill="F8F8F8" w:val="clear"/>
-    </w:rPr>
-  </w:style>
-  <w:style w:customStyle="1" w:styleId="OtherTok" w:type="character">
+      <w:shd w:val="clear" w:color="auto" w:fill="F8F8F8"/>
+    </w:rPr>
+  </w:style>
+  <w:style w:type="character" w:customStyle="1" w:styleId="OtherTok">
     <w:name w:val="OtherTok"/>
     <w:basedOn w:val="VerbatimChar"/>
     <w:rPr>
@@ -4542,10 +4597,10 @@
       <w:color w:val="8F5902"/>
       <w:sz w:val="14"/>
       <w:szCs w:val="14"/>
-      <w:shd w:color="auto" w:fill="F8F8F8" w:val="clear"/>
-    </w:rPr>
-  </w:style>
-  <w:style w:customStyle="1" w:styleId="FunctionTok" w:type="character">
+      <w:shd w:val="clear" w:color="auto" w:fill="F8F8F8"/>
+    </w:rPr>
+  </w:style>
+  <w:style w:type="character" w:customStyle="1" w:styleId="FunctionTok">
     <w:name w:val="FunctionTok"/>
     <w:basedOn w:val="VerbatimChar"/>
     <w:rPr>
@@ -4555,10 +4610,10 @@
       <w:color w:val="204A87"/>
       <w:sz w:val="14"/>
       <w:szCs w:val="14"/>
-      <w:shd w:color="auto" w:fill="F8F8F8" w:val="clear"/>
-    </w:rPr>
-  </w:style>
-  <w:style w:customStyle="1" w:styleId="VariableTok" w:type="character">
+      <w:shd w:val="clear" w:color="auto" w:fill="F8F8F8"/>
+    </w:rPr>
+  </w:style>
+  <w:style w:type="character" w:customStyle="1" w:styleId="VariableTok">
     <w:name w:val="VariableTok"/>
     <w:basedOn w:val="VerbatimChar"/>
     <w:rPr>
@@ -4567,10 +4622,10 @@
       <w:color w:val="000000"/>
       <w:sz w:val="14"/>
       <w:szCs w:val="14"/>
-      <w:shd w:color="auto" w:fill="F8F8F8" w:val="clear"/>
-    </w:rPr>
-  </w:style>
-  <w:style w:customStyle="1" w:styleId="ControlFlowTok" w:type="character">
+      <w:shd w:val="clear" w:color="auto" w:fill="F8F8F8"/>
+    </w:rPr>
+  </w:style>
+  <w:style w:type="character" w:customStyle="1" w:styleId="ControlFlowTok">
     <w:name w:val="ControlFlowTok"/>
     <w:basedOn w:val="VerbatimChar"/>
     <w:rPr>
@@ -4580,10 +4635,10 @@
       <w:color w:val="204A87"/>
       <w:sz w:val="14"/>
       <w:szCs w:val="14"/>
-      <w:shd w:color="auto" w:fill="F8F8F8" w:val="clear"/>
-    </w:rPr>
-  </w:style>
-  <w:style w:customStyle="1" w:styleId="OperatorTok" w:type="character">
+      <w:shd w:val="clear" w:color="auto" w:fill="F8F8F8"/>
+    </w:rPr>
+  </w:style>
+  <w:style w:type="character" w:customStyle="1" w:styleId="OperatorTok">
     <w:name w:val="OperatorTok"/>
     <w:basedOn w:val="VerbatimChar"/>
     <w:rPr>
@@ -4593,10 +4648,10 @@
       <w:color w:val="CE5C00"/>
       <w:sz w:val="14"/>
       <w:szCs w:val="14"/>
-      <w:shd w:color="auto" w:fill="F8F8F8" w:val="clear"/>
-    </w:rPr>
-  </w:style>
-  <w:style w:customStyle="1" w:styleId="BuiltInTok" w:type="character">
+      <w:shd w:val="clear" w:color="auto" w:fill="F8F8F8"/>
+    </w:rPr>
+  </w:style>
+  <w:style w:type="character" w:customStyle="1" w:styleId="BuiltInTok">
     <w:name w:val="BuiltInTok"/>
     <w:basedOn w:val="VerbatimChar"/>
     <w:rPr>
@@ -4604,10 +4659,10 @@
       <w:i/>
       <w:sz w:val="14"/>
       <w:szCs w:val="14"/>
-      <w:shd w:color="auto" w:fill="F8F8F8" w:val="clear"/>
-    </w:rPr>
-  </w:style>
-  <w:style w:customStyle="1" w:styleId="ExtensionTok" w:type="character">
+      <w:shd w:val="clear" w:color="auto" w:fill="F8F8F8"/>
+    </w:rPr>
+  </w:style>
+  <w:style w:type="character" w:customStyle="1" w:styleId="ExtensionTok">
     <w:name w:val="ExtensionTok"/>
     <w:basedOn w:val="VerbatimChar"/>
     <w:rPr>
@@ -4615,10 +4670,10 @@
       <w:i/>
       <w:sz w:val="14"/>
       <w:szCs w:val="14"/>
-      <w:shd w:color="auto" w:fill="F8F8F8" w:val="clear"/>
-    </w:rPr>
-  </w:style>
-  <w:style w:customStyle="1" w:styleId="PreprocessorTok" w:type="character">
+      <w:shd w:val="clear" w:color="auto" w:fill="F8F8F8"/>
+    </w:rPr>
+  </w:style>
+  <w:style w:type="character" w:customStyle="1" w:styleId="PreprocessorTok">
     <w:name w:val="PreprocessorTok"/>
     <w:basedOn w:val="VerbatimChar"/>
     <w:rPr>
@@ -4627,10 +4682,10 @@
       <w:color w:val="8F5902"/>
       <w:sz w:val="14"/>
       <w:szCs w:val="14"/>
-      <w:shd w:color="auto" w:fill="F8F8F8" w:val="clear"/>
-    </w:rPr>
-  </w:style>
-  <w:style w:customStyle="1" w:styleId="AttributeTok" w:type="character">
+      <w:shd w:val="clear" w:color="auto" w:fill="F8F8F8"/>
+    </w:rPr>
+  </w:style>
+  <w:style w:type="character" w:customStyle="1" w:styleId="AttributeTok">
     <w:name w:val="AttributeTok"/>
     <w:basedOn w:val="VerbatimChar"/>
     <w:rPr>
@@ -4639,10 +4694,10 @@
       <w:color w:val="204A87"/>
       <w:sz w:val="14"/>
       <w:szCs w:val="14"/>
-      <w:shd w:color="auto" w:fill="F8F8F8" w:val="clear"/>
-    </w:rPr>
-  </w:style>
-  <w:style w:customStyle="1" w:styleId="RegionMarkerTok" w:type="character">
+      <w:shd w:val="clear" w:color="auto" w:fill="F8F8F8"/>
+    </w:rPr>
+  </w:style>
+  <w:style w:type="character" w:customStyle="1" w:styleId="RegionMarkerTok">
     <w:name w:val="RegionMarkerTok"/>
     <w:basedOn w:val="VerbatimChar"/>
     <w:rPr>
@@ -4650,10 +4705,10 @@
       <w:i/>
       <w:sz w:val="14"/>
       <w:szCs w:val="14"/>
-      <w:shd w:color="auto" w:fill="F8F8F8" w:val="clear"/>
-    </w:rPr>
-  </w:style>
-  <w:style w:customStyle="1" w:styleId="InformationTok" w:type="character">
+      <w:shd w:val="clear" w:color="auto" w:fill="F8F8F8"/>
+    </w:rPr>
+  </w:style>
+  <w:style w:type="character" w:customStyle="1" w:styleId="InformationTok">
     <w:name w:val="InformationTok"/>
     <w:basedOn w:val="VerbatimChar"/>
     <w:rPr>
@@ -4663,10 +4718,10 @@
       <w:color w:val="8F5902"/>
       <w:sz w:val="14"/>
       <w:szCs w:val="14"/>
-      <w:shd w:color="auto" w:fill="F8F8F8" w:val="clear"/>
-    </w:rPr>
-  </w:style>
-  <w:style w:customStyle="1" w:styleId="WarningTok" w:type="character">
+      <w:shd w:val="clear" w:color="auto" w:fill="F8F8F8"/>
+    </w:rPr>
+  </w:style>
+  <w:style w:type="character" w:customStyle="1" w:styleId="WarningTok">
     <w:name w:val="WarningTok"/>
     <w:basedOn w:val="VerbatimChar"/>
     <w:rPr>
@@ -4676,10 +4731,10 @@
       <w:color w:val="8F5902"/>
       <w:sz w:val="14"/>
       <w:szCs w:val="14"/>
-      <w:shd w:color="auto" w:fill="F8F8F8" w:val="clear"/>
-    </w:rPr>
-  </w:style>
-  <w:style w:customStyle="1" w:styleId="AlertTok" w:type="character">
+      <w:shd w:val="clear" w:color="auto" w:fill="F8F8F8"/>
+    </w:rPr>
+  </w:style>
+  <w:style w:type="character" w:customStyle="1" w:styleId="AlertTok">
     <w:name w:val="AlertTok"/>
     <w:basedOn w:val="VerbatimChar"/>
     <w:rPr>
@@ -4688,10 +4743,10 @@
       <w:color w:val="EF2929"/>
       <w:sz w:val="14"/>
       <w:szCs w:val="14"/>
-      <w:shd w:color="auto" w:fill="F8F8F8" w:val="clear"/>
-    </w:rPr>
-  </w:style>
-  <w:style w:customStyle="1" w:styleId="ErrorTok" w:type="character">
+      <w:shd w:val="clear" w:color="auto" w:fill="F8F8F8"/>
+    </w:rPr>
+  </w:style>
+  <w:style w:type="character" w:customStyle="1" w:styleId="ErrorTok">
     <w:name w:val="ErrorTok"/>
     <w:basedOn w:val="VerbatimChar"/>
     <w:rPr>
@@ -4701,10 +4756,10 @@
       <w:color w:val="A40000"/>
       <w:sz w:val="14"/>
       <w:szCs w:val="14"/>
-      <w:shd w:color="auto" w:fill="F8F8F8" w:val="clear"/>
-    </w:rPr>
-  </w:style>
-  <w:style w:customStyle="1" w:styleId="NormalTok" w:type="character">
+      <w:shd w:val="clear" w:color="auto" w:fill="F8F8F8"/>
+    </w:rPr>
+  </w:style>
+  <w:style w:type="character" w:customStyle="1" w:styleId="NormalTok">
     <w:name w:val="NormalTok"/>
     <w:basedOn w:val="VerbatimChar"/>
     <w:rPr>
@@ -4712,10 +4767,10 @@
       <w:i/>
       <w:sz w:val="14"/>
       <w:szCs w:val="14"/>
-      <w:shd w:color="auto" w:fill="F8F8F8" w:val="clear"/>
-    </w:rPr>
-  </w:style>
-  <w:style w:styleId="TOC2" w:type="paragraph">
+      <w:shd w:val="clear" w:color="auto" w:fill="F8F8F8"/>
+    </w:rPr>
+  </w:style>
+  <w:style w:type="paragraph" w:styleId="TOC2">
     <w:name w:val="toc 2"/>
     <w:basedOn w:val="Normal"/>
     <w:next w:val="Normal"/>
@@ -4731,7 +4786,7 @@
       <w:smallCaps/>
     </w:rPr>
   </w:style>
-  <w:style w:styleId="TOC3" w:type="paragraph">
+  <w:style w:type="paragraph" w:styleId="TOC3">
     <w:name w:val="toc 3"/>
     <w:basedOn w:val="Normal"/>
     <w:next w:val="Normal"/>
@@ -4745,14 +4800,14 @@
       <w:smallCaps/>
     </w:rPr>
   </w:style>
-  <w:style w:styleId="TOC1" w:type="paragraph">
+  <w:style w:type="paragraph" w:styleId="TOC1">
     <w:name w:val="toc 1"/>
     <w:basedOn w:val="Normal"/>
     <w:next w:val="Normal"/>
     <w:autoRedefine/>
     <w:rsid w:val="001D239F"/>
     <w:pPr>
-      <w:spacing w:after="360" w:before="360"/>
+      <w:spacing w:before="360" w:after="360"/>
     </w:pPr>
     <w:rPr>
       <w:b/>
@@ -4761,7 +4816,7 @@
       <w:u w:val="single"/>
     </w:rPr>
   </w:style>
-  <w:style w:styleId="TOC4" w:type="paragraph">
+  <w:style w:type="paragraph" w:styleId="TOC4">
     <w:name w:val="toc 4"/>
     <w:basedOn w:val="Normal"/>
     <w:next w:val="Normal"/>
@@ -4772,7 +4827,7 @@
       <w:spacing w:after="0"/>
     </w:pPr>
   </w:style>
-  <w:style w:styleId="TOC5" w:type="paragraph">
+  <w:style w:type="paragraph" w:styleId="TOC5">
     <w:name w:val="toc 5"/>
     <w:basedOn w:val="Normal"/>
     <w:next w:val="Normal"/>
@@ -4783,7 +4838,7 @@
       <w:spacing w:after="0"/>
     </w:pPr>
   </w:style>
-  <w:style w:styleId="TOC6" w:type="paragraph">
+  <w:style w:type="paragraph" w:styleId="TOC6">
     <w:name w:val="toc 6"/>
     <w:basedOn w:val="Normal"/>
     <w:next w:val="Normal"/>
@@ -4793,7 +4848,7 @@
       <w:spacing w:after="0"/>
     </w:pPr>
   </w:style>
-  <w:style w:styleId="TOC7" w:type="paragraph">
+  <w:style w:type="paragraph" w:styleId="TOC7">
     <w:name w:val="toc 7"/>
     <w:basedOn w:val="Normal"/>
     <w:next w:val="Normal"/>
@@ -4803,7 +4858,7 @@
       <w:spacing w:after="0"/>
     </w:pPr>
   </w:style>
-  <w:style w:styleId="TOC8" w:type="paragraph">
+  <w:style w:type="paragraph" w:styleId="TOC8">
     <w:name w:val="toc 8"/>
     <w:basedOn w:val="Normal"/>
     <w:next w:val="Normal"/>
@@ -4813,7 +4868,7 @@
       <w:spacing w:after="0"/>
     </w:pPr>
   </w:style>
-  <w:style w:styleId="TOC9" w:type="paragraph">
+  <w:style w:type="paragraph" w:styleId="TOC9">
     <w:name w:val="toc 9"/>
     <w:basedOn w:val="Normal"/>
     <w:next w:val="Normal"/>
@@ -4823,7 +4878,7 @@
       <w:spacing w:after="0"/>
     </w:pPr>
   </w:style>
-  <w:style w:styleId="Subtitle" w:type="paragraph">
+  <w:style w:type="paragraph" w:styleId="Subtitle">
     <w:name w:val="Subtitle"/>
     <w:basedOn w:val="Normal"/>
     <w:next w:val="Normal"/>
@@ -4835,12 +4890,12 @@
       <w:jc w:val="center"/>
     </w:pPr>
     <w:rPr>
-      <w:rFonts w:ascii="Play" w:cs="Play" w:eastAsia="Play" w:hAnsi="Play"/>
+      <w:rFonts w:ascii="Play" w:eastAsia="Play" w:hAnsi="Play" w:cs="Play"/>
       <w:sz w:val="28"/>
       <w:szCs w:val="28"/>
     </w:rPr>
   </w:style>
-  <w:style w:customStyle="1" w:styleId="a" w:type="table">
+  <w:style w:type="table" w:customStyle="1" w:styleId="a">
     <w:basedOn w:val="TableNormal"/>
     <w:tblPr>
       <w:tblStyleRowBandSize w:val="1"/>
@@ -4856,7 +4911,7 @@
       </w:tcPr>
     </w:tblStylePr>
   </w:style>
-  <w:style w:customStyle="1" w:styleId="a0" w:type="table">
+  <w:style w:type="table" w:customStyle="1" w:styleId="a0">
     <w:basedOn w:val="TableNormal"/>
     <w:tblPr>
       <w:tblStyleRowBandSize w:val="1"/>
@@ -4872,7 +4927,7 @@
       </w:tcPr>
     </w:tblStylePr>
   </w:style>
-  <w:style w:customStyle="1" w:styleId="a1" w:type="table">
+  <w:style w:type="table" w:customStyle="1" w:styleId="a1">
     <w:basedOn w:val="TableNormal"/>
     <w:tblPr>
       <w:tblStyleRowBandSize w:val="1"/>
@@ -4888,90 +4943,90 @@
       </w:tcPr>
     </w:tblStylePr>
   </w:style>
-  <w:style w:customStyle="1" w:styleId="a2" w:type="table">
+  <w:style w:type="table" w:customStyle="1" w:styleId="a2">
     <w:basedOn w:val="TableNormal"/>
     <w:tblPr>
       <w:tblStyleRowBandSize w:val="1"/>
       <w:tblStyleColBandSize w:val="1"/>
       <w:tblCellMar>
-        <w:top w:type="dxa" w:w="100"/>
-        <w:left w:type="dxa" w:w="100"/>
-        <w:bottom w:type="dxa" w:w="100"/>
-        <w:right w:type="dxa" w:w="100"/>
+        <w:top w:w="100" w:type="dxa"/>
+        <w:left w:w="100" w:type="dxa"/>
+        <w:bottom w:w="100" w:type="dxa"/>
+        <w:right w:w="100" w:type="dxa"/>
       </w:tblCellMar>
     </w:tblPr>
   </w:style>
-  <w:style w:customStyle="1" w:styleId="a3" w:type="table">
+  <w:style w:type="table" w:customStyle="1" w:styleId="a3">
     <w:basedOn w:val="TableNormal"/>
     <w:tblPr>
       <w:tblStyleRowBandSize w:val="1"/>
       <w:tblStyleColBandSize w:val="1"/>
       <w:tblCellMar>
-        <w:top w:type="dxa" w:w="100"/>
-        <w:left w:type="dxa" w:w="100"/>
-        <w:bottom w:type="dxa" w:w="100"/>
-        <w:right w:type="dxa" w:w="100"/>
+        <w:top w:w="100" w:type="dxa"/>
+        <w:left w:w="100" w:type="dxa"/>
+        <w:bottom w:w="100" w:type="dxa"/>
+        <w:right w:w="100" w:type="dxa"/>
       </w:tblCellMar>
     </w:tblPr>
   </w:style>
-  <w:style w:customStyle="1" w:styleId="a4" w:type="table">
+  <w:style w:type="table" w:customStyle="1" w:styleId="a4">
     <w:basedOn w:val="TableNormal"/>
     <w:tblPr>
       <w:tblStyleRowBandSize w:val="1"/>
       <w:tblStyleColBandSize w:val="1"/>
       <w:tblCellMar>
-        <w:top w:type="dxa" w:w="100"/>
-        <w:left w:type="dxa" w:w="100"/>
-        <w:bottom w:type="dxa" w:w="100"/>
-        <w:right w:type="dxa" w:w="100"/>
+        <w:top w:w="100" w:type="dxa"/>
+        <w:left w:w="100" w:type="dxa"/>
+        <w:bottom w:w="100" w:type="dxa"/>
+        <w:right w:w="100" w:type="dxa"/>
       </w:tblCellMar>
     </w:tblPr>
   </w:style>
-  <w:style w:customStyle="1" w:styleId="a5" w:type="table">
+  <w:style w:type="table" w:customStyle="1" w:styleId="a5">
     <w:basedOn w:val="TableNormal"/>
     <w:tblPr>
       <w:tblStyleRowBandSize w:val="1"/>
       <w:tblStyleColBandSize w:val="1"/>
       <w:tblCellMar>
-        <w:top w:type="dxa" w:w="100"/>
-        <w:left w:type="dxa" w:w="100"/>
-        <w:bottom w:type="dxa" w:w="100"/>
-        <w:right w:type="dxa" w:w="100"/>
+        <w:top w:w="100" w:type="dxa"/>
+        <w:left w:w="100" w:type="dxa"/>
+        <w:bottom w:w="100" w:type="dxa"/>
+        <w:right w:w="100" w:type="dxa"/>
       </w:tblCellMar>
     </w:tblPr>
   </w:style>
-  <w:style w:customStyle="1" w:styleId="a6" w:type="table">
+  <w:style w:type="table" w:customStyle="1" w:styleId="a6">
     <w:basedOn w:val="TableNormal"/>
     <w:tblPr>
       <w:tblStyleRowBandSize w:val="1"/>
       <w:tblStyleColBandSize w:val="1"/>
       <w:tblCellMar>
-        <w:top w:type="dxa" w:w="100"/>
-        <w:left w:type="dxa" w:w="100"/>
-        <w:bottom w:type="dxa" w:w="100"/>
-        <w:right w:type="dxa" w:w="100"/>
+        <w:top w:w="100" w:type="dxa"/>
+        <w:left w:w="100" w:type="dxa"/>
+        <w:bottom w:w="100" w:type="dxa"/>
+        <w:right w:w="100" w:type="dxa"/>
       </w:tblCellMar>
     </w:tblPr>
   </w:style>
-  <w:style w:styleId="TOAHeading" w:type="paragraph">
+  <w:style w:type="paragraph" w:styleId="TOAHeading">
     <w:name w:val="toa heading"/>
     <w:basedOn w:val="Normal"/>
     <w:next w:val="Normal"/>
     <w:rsid w:val="00AD6A50"/>
     <w:pPr>
-      <w:spacing w:after="60" w:before="60"/>
+      <w:spacing w:before="60" w:after="60"/>
       <w:jc w:val="center"/>
     </w:pPr>
     <w:rPr>
-      <w:rFonts w:asciiTheme="majorHAnsi" w:cstheme="majorBidi" w:eastAsiaTheme="majorEastAsia" w:hAnsiTheme="majorHAnsi"/>
+      <w:rFonts w:asciiTheme="majorHAnsi" w:eastAsiaTheme="majorEastAsia" w:hAnsiTheme="majorHAnsi" w:cstheme="majorBidi"/>
       <w:b/>
       <w:bCs/>
       <w:sz w:val="21"/>
       <w:szCs w:val="24"/>
-      <w:lang w:eastAsia="zh-CN" w:val="en-US"/>
-    </w:rPr>
-  </w:style>
-  <w:style w:styleId="Strong" w:type="character">
+      <w:lang w:val="en-US" w:eastAsia="zh-CN"/>
+    </w:rPr>
+  </w:style>
+  <w:style w:type="character" w:styleId="Strong">
     <w:name w:val="Strong"/>
     <w:basedOn w:val="DefaultParagraphFont"/>
     <w:uiPriority w:val="22"/>
@@ -4982,7 +5037,7 @@
       <w:bCs/>
     </w:rPr>
   </w:style>
-  <w:style w:styleId="ListParagraph" w:type="paragraph">
+  <w:style w:type="paragraph" w:styleId="ListParagraph">
     <w:name w:val="List Paragraph"/>
     <w:basedOn w:val="Normal"/>
     <w:uiPriority w:val="34"/>
@@ -4993,7 +5048,7 @@
       <w:contextualSpacing/>
     </w:pPr>
   </w:style>
-  <w:style w:styleId="Quote" w:type="paragraph">
+  <w:style w:type="paragraph" w:styleId="Quote">
     <w:name w:val="Quote"/>
     <w:basedOn w:val="Normal"/>
     <w:next w:val="Normal"/>
@@ -5002,17 +5057,17 @@
     <w:qFormat/>
     <w:rsid w:val="00201ADC"/>
     <w:pPr>
-      <w:spacing w:after="160" w:before="200"/>
+      <w:spacing w:before="200" w:after="160"/>
       <w:ind w:left="864" w:right="864"/>
       <w:jc w:val="center"/>
     </w:pPr>
     <w:rPr>
       <w:i/>
       <w:iCs/>
-      <w:color w:themeColor="text1" w:themeTint="BF" w:val="404040"/>
-    </w:rPr>
-  </w:style>
-  <w:style w:customStyle="1" w:styleId="QuoteChar" w:type="character">
+      <w:color w:val="404040" w:themeColor="text1" w:themeTint="BF"/>
+    </w:rPr>
+  </w:style>
+  <w:style w:type="character" w:customStyle="1" w:styleId="QuoteChar">
     <w:name w:val="Quote Char"/>
     <w:basedOn w:val="DefaultParagraphFont"/>
     <w:link w:val="Quote"/>
@@ -5021,29 +5076,29 @@
     <w:rPr>
       <w:i/>
       <w:iCs/>
-      <w:color w:themeColor="text1" w:themeTint="BF" w:val="404040"/>
-    </w:rPr>
-  </w:style>
-  <w:style w:styleId="NoSpacing" w:type="paragraph">
+      <w:color w:val="404040" w:themeColor="text1" w:themeTint="BF"/>
+    </w:rPr>
+  </w:style>
+  <w:style w:type="paragraph" w:styleId="NoSpacing">
     <w:name w:val="No Spacing"/>
     <w:uiPriority w:val="1"/>
     <w:qFormat/>
     <w:rsid w:val="00201ADC"/>
     <w:pPr>
-      <w:spacing w:after="0" w:before="0" w:line="360" w:lineRule="auto"/>
+      <w:spacing w:before="0" w:after="0" w:line="360" w:lineRule="auto"/>
     </w:pPr>
     <w:rPr>
       <w:rFonts w:ascii="Arial" w:hAnsi="Arial"/>
     </w:rPr>
   </w:style>
-  <w:style w:styleId="NormalWeb" w:type="paragraph">
+  <w:style w:type="paragraph" w:styleId="NormalWeb">
     <w:name w:val="Normal (Web)"/>
     <w:basedOn w:val="Normal"/>
     <w:uiPriority w:val="99"/>
     <w:unhideWhenUsed/>
     <w:rsid w:val="00D84195"/>
     <w:pPr>
-      <w:spacing w:after="100" w:afterAutospacing="1" w:before="100" w:beforeAutospacing="1"/>
+      <w:spacing w:before="100" w:beforeAutospacing="1" w:after="100" w:afterAutospacing="1"/>
       <w:jc w:val="left"/>
     </w:pPr>
     <w:rPr>
@@ -5052,7 +5107,7 @@
       <w:lang w:val="en-CA"/>
     </w:rPr>
   </w:style>
-  <w:style w:styleId="Emphasis" w:type="character">
+  <w:style w:type="character" w:styleId="Emphasis">
     <w:name w:val="Emphasis"/>
     <w:basedOn w:val="DefaultParagraphFont"/>
     <w:uiPriority w:val="20"/>
@@ -5063,7 +5118,7 @@
       <w:iCs/>
     </w:rPr>
   </w:style>
-  <w:style w:styleId="LineNumber" w:type="character">
+  <w:style w:type="character" w:styleId="LineNumber">
     <w:name w:val="line number"/>
     <w:basedOn w:val="DefaultParagraphFont"/>
     <w:uiPriority w:val="99"/>
@@ -5071,7 +5126,7 @@
     <w:unhideWhenUsed/>
     <w:rsid w:val="00B13028"/>
   </w:style>
-  <w:style w:styleId="BookTitle" w:type="character">
+  <w:style w:type="character" w:styleId="BookTitle">
     <w:name w:val="Book Title"/>
     <w:basedOn w:val="DefaultParagraphFont"/>
     <w:uiPriority w:val="33"/>
@@ -5083,6 +5138,18 @@
       <w:i/>
       <w:iCs/>
       <w:spacing w:val="5"/>
+    </w:rPr>
+  </w:style>
+  <w:style w:type="character" w:styleId="UnresolvedMention">
+    <w:name w:val="Unresolved Mention"/>
+    <w:basedOn w:val="DefaultParagraphFont"/>
+    <w:uiPriority w:val="99"/>
+    <w:semiHidden/>
+    <w:unhideWhenUsed/>
+    <w:rsid w:val="002F6F1A"/>
+    <w:rPr>
+      <w:color w:val="605E5C"/>
+      <w:shd w:val="clear" w:color="auto" w:fill="E1DFDD"/>
     </w:rPr>
   </w:style>
 </w:styles>
@@ -5381,4 +5448,10 @@
     </a:ext>
   </a:extLst>
 </a:theme>
+</file>
+
+<file path=docMetadata/LabelInfo.xml><?xml version="1.0" encoding="utf-8"?>
+<clbl:labelList xmlns:clbl="http://schemas.microsoft.com/office/2020/mipLabelMetadata">
+  <clbl:label id="{948094c8-480e-400b-91c4-c984b7e20814}" enabled="1" method="Standard" siteId="{a1109567-0815-4e1f-88af-e23555482aaa}" contentBits="0" removed="0"/>
+</clbl:labelList>
 </file>